--- a/gestion de proyecto de software.docx
+++ b/gestion de proyecto de software.docx
@@ -228,9 +228,17 @@
     <w:p>
       <w:pPr>
         <w:pStyle w:val="Ttulo1"/>
+        <w:rPr>
+          <w:rFonts w:ascii="Arial" w:hAnsi="Arial" w:cs="Arial"/>
+          <w:color w:val="000000" w:themeColor="text1"/>
+        </w:rPr>
       </w:pPr>
       <w:r>
-        <w:t>Acta de Constitución</w:t>
+        <w:rPr>
+          <w:rFonts w:ascii="Arial" w:hAnsi="Arial" w:cs="Arial"/>
+          <w:color w:val="000000" w:themeColor="text1"/>
+        </w:rPr>
+        <w:t>ACTA DE CONSTITUCIÓN</w:t>
       </w:r>
     </w:p>
     <w:p>
@@ -262,12 +270,16 @@
     <w:p>
       <w:pPr>
         <w:pStyle w:val="Ttulo1"/>
+        <w:spacing w:line="360" w:lineRule="auto"/>
+        <w:jc w:val="both"/>
         <w:rPr>
+          <w:rFonts w:ascii="Arial" w:hAnsi="Arial" w:cs="Arial"/>
           <w:color w:val="000000" w:themeColor="text1"/>
         </w:rPr>
       </w:pPr>
       <w:r>
         <w:rPr>
+          <w:rFonts w:ascii="Arial" w:hAnsi="Arial" w:cs="Arial"/>
           <w:color w:val="000000" w:themeColor="text1"/>
         </w:rPr>
         <w:lastRenderedPageBreak/>
@@ -276,7 +288,7 @@
     </w:p>
     <w:p>
       <w:pPr>
-        <w:spacing w:after="480"/>
+        <w:spacing w:after="480" w:line="360" w:lineRule="auto"/>
         <w:jc w:val="both"/>
         <w:rPr>
           <w:rFonts w:ascii="Arial" w:hAnsi="Arial" w:cs="Arial"/>
@@ -288,18 +300,31 @@
     <w:p>
       <w:pPr>
         <w:pStyle w:val="Ttulo2"/>
+        <w:spacing w:line="360" w:lineRule="auto"/>
+        <w:jc w:val="both"/>
         <w:rPr>
+          <w:rFonts w:ascii="Arial" w:hAnsi="Arial" w:cs="Arial"/>
           <w:color w:val="000000" w:themeColor="text1"/>
+          <w:sz w:val="24"/>
+          <w:szCs w:val="24"/>
         </w:rPr>
       </w:pPr>
       <w:r>
         <w:rPr>
+          <w:rFonts w:ascii="Arial" w:hAnsi="Arial" w:cs="Arial"/>
           <w:color w:val="000000" w:themeColor="text1"/>
+          <w:sz w:val="24"/>
+          <w:szCs w:val="24"/>
         </w:rPr>
         <w:t xml:space="preserve"> Introducción y Selección del Enfoque</w:t>
       </w:r>
     </w:p>
-    <w:p/>
+    <w:p>
+      <w:pPr>
+        <w:spacing w:line="360" w:lineRule="auto"/>
+        <w:jc w:val="both"/>
+      </w:pPr>
+    </w:p>
     <w:p>
       <w:pPr>
         <w:spacing w:line="360" w:lineRule="auto"/>
@@ -316,40 +341,37 @@
           <w:sz w:val="24"/>
           <w:szCs w:val="24"/>
         </w:rPr>
-        <w:t xml:space="preserve">Para el desarrollo del Sistema de Gestión para Mercados Municipales se utilizará una metodología híbrida que combina Scrum y PMBOK. Scrum nos brindará mayor flexibilidad, rapidez y capacidad de adaptación ante cambios durante el desarrollo, mientras que la tradicional </w:t>
+        <w:t>Para el desarrollo del Sistema de Gestión para Mercados Municipales se utilizará una metodología híbrida que combina Scrum y PMBOK. Scrum nos brindará mayor flexibilidad, rapidez y capacidad de adaptación ante cambios durante el desarrollo, mientras que la tradicional nos permitirá mantener un mejor control del proyecto, una adecuada planificación y la documentación necesaria para su seguimiento.</w:t>
       </w:r>
+    </w:p>
+    <w:p>
+      <w:pPr>
+        <w:pStyle w:val="Ttulo2"/>
+        <w:spacing w:line="360" w:lineRule="auto"/>
+        <w:jc w:val="both"/>
+        <w:rPr>
+          <w:rFonts w:ascii="Arial" w:hAnsi="Arial" w:cs="Arial"/>
+          <w:color w:val="000000" w:themeColor="text1"/>
+          <w:sz w:val="24"/>
+          <w:szCs w:val="24"/>
+        </w:rPr>
+      </w:pPr>
       <w:r>
         <w:rPr>
           <w:rFonts w:ascii="Arial" w:hAnsi="Arial" w:cs="Arial"/>
+          <w:color w:val="000000" w:themeColor="text1"/>
           <w:sz w:val="24"/>
           <w:szCs w:val="24"/>
-        </w:rPr>
-        <w:t>nos permitirá</w:t>
-      </w:r>
-      <w:r>
-        <w:rPr>
-          <w:rFonts w:ascii="Arial" w:hAnsi="Arial" w:cs="Arial"/>
-          <w:sz w:val="24"/>
-          <w:szCs w:val="24"/>
-        </w:rPr>
-        <w:t xml:space="preserve"> mantener un mejor control del proyecto, una adecuada planificación y la documentación necesaria para su seguimiento.</w:t>
-      </w:r>
-    </w:p>
-    <w:p>
-      <w:pPr>
-        <w:pStyle w:val="Ttulo2"/>
-        <w:rPr>
-          <w:color w:val="000000" w:themeColor="text1"/>
-        </w:rPr>
-      </w:pPr>
-      <w:r>
-        <w:rPr>
-          <w:color w:val="000000" w:themeColor="text1"/>
         </w:rPr>
         <w:t>Justificación del Enfoque Híbrido</w:t>
       </w:r>
     </w:p>
-    <w:p/>
+    <w:p>
+      <w:pPr>
+        <w:spacing w:line="360" w:lineRule="auto"/>
+        <w:jc w:val="both"/>
+      </w:pPr>
+    </w:p>
     <w:p>
       <w:pPr>
         <w:spacing w:line="360" w:lineRule="auto"/>
@@ -438,18 +460,31 @@
     <w:p>
       <w:pPr>
         <w:pStyle w:val="Ttulo2"/>
+        <w:spacing w:line="360" w:lineRule="auto"/>
+        <w:jc w:val="both"/>
         <w:rPr>
+          <w:rFonts w:ascii="Arial" w:hAnsi="Arial" w:cs="Arial"/>
           <w:color w:val="000000" w:themeColor="text1"/>
+          <w:sz w:val="24"/>
+          <w:szCs w:val="24"/>
         </w:rPr>
       </w:pPr>
       <w:r>
         <w:rPr>
+          <w:rFonts w:ascii="Arial" w:hAnsi="Arial" w:cs="Arial"/>
           <w:color w:val="000000" w:themeColor="text1"/>
+          <w:sz w:val="24"/>
+          <w:szCs w:val="24"/>
         </w:rPr>
         <w:t>Roles y Estructura Organizacional</w:t>
       </w:r>
     </w:p>
-    <w:p/>
+    <w:p>
+      <w:pPr>
+        <w:spacing w:line="360" w:lineRule="auto"/>
+        <w:jc w:val="both"/>
+      </w:pPr>
+    </w:p>
     <w:p>
       <w:pPr>
         <w:spacing w:line="360" w:lineRule="auto"/>
@@ -470,6 +505,7 @@
           <w:sz w:val="24"/>
           <w:szCs w:val="24"/>
         </w:rPr>
+        <w:lastRenderedPageBreak/>
         <w:t>El equipo de trabajo del proyecto está organizado bajo una estructura de responsabilidades claras:</w:t>
       </w:r>
     </w:p>
@@ -484,6 +520,7 @@
           <w:tab w:val="num" w:pos="360"/>
         </w:tabs>
         <w:spacing w:line="360" w:lineRule="auto"/>
+        <w:jc w:val="both"/>
         <w:rPr>
           <w:rFonts w:ascii="Arial" w:hAnsi="Arial" w:cs="Arial"/>
           <w:sz w:val="24"/>
@@ -496,7 +533,6 @@
           <w:sz w:val="24"/>
           <w:szCs w:val="24"/>
         </w:rPr>
-        <w:lastRenderedPageBreak/>
         <w:t>Jefe de Proyecto (Project Manager): Responsable de la gobernanza tradicional del proyecto, comunicación con la Dirección de Ingresos de la Alcaldía de Sucre, gestión de la matriz de riesgos, control presupuestario y administración del proceso formal de gestión de cambios.</w:t>
       </w:r>
     </w:p>
@@ -511,6 +547,7 @@
           <w:tab w:val="num" w:pos="360"/>
         </w:tabs>
         <w:spacing w:line="360" w:lineRule="auto"/>
+        <w:jc w:val="both"/>
         <w:rPr>
           <w:rFonts w:ascii="Arial" w:hAnsi="Arial" w:cs="Arial"/>
           <w:sz w:val="24"/>
@@ -537,6 +574,7 @@
           <w:tab w:val="num" w:pos="360"/>
         </w:tabs>
         <w:spacing w:line="360" w:lineRule="auto"/>
+        <w:jc w:val="both"/>
         <w:rPr>
           <w:rFonts w:ascii="Arial" w:hAnsi="Arial" w:cs="Arial"/>
           <w:sz w:val="24"/>
@@ -586,18 +624,31 @@
     <w:p>
       <w:pPr>
         <w:pStyle w:val="Ttulo2"/>
+        <w:spacing w:line="360" w:lineRule="auto"/>
+        <w:jc w:val="both"/>
         <w:rPr>
+          <w:rFonts w:ascii="Arial" w:hAnsi="Arial" w:cs="Arial"/>
           <w:color w:val="000000" w:themeColor="text1"/>
+          <w:sz w:val="24"/>
+          <w:szCs w:val="24"/>
         </w:rPr>
       </w:pPr>
       <w:r>
         <w:rPr>
+          <w:rFonts w:ascii="Arial" w:hAnsi="Arial" w:cs="Arial"/>
           <w:color w:val="000000" w:themeColor="text1"/>
+          <w:sz w:val="24"/>
+          <w:szCs w:val="24"/>
         </w:rPr>
         <w:t>Componente Ágil: Ciclo de Desarrollo (Scrum)</w:t>
       </w:r>
     </w:p>
-    <w:p/>
+    <w:p>
+      <w:pPr>
+        <w:spacing w:line="360" w:lineRule="auto"/>
+        <w:jc w:val="both"/>
+      </w:pPr>
+    </w:p>
     <w:p>
       <w:pPr>
         <w:spacing w:line="360" w:lineRule="auto"/>
@@ -632,6 +683,7 @@
           <w:tab w:val="num" w:pos="360"/>
         </w:tabs>
         <w:spacing w:line="360" w:lineRule="auto"/>
+        <w:jc w:val="both"/>
         <w:rPr>
           <w:rFonts w:ascii="Arial" w:hAnsi="Arial" w:cs="Arial"/>
           <w:sz w:val="24"/>
@@ -658,6 +710,7 @@
           <w:tab w:val="num" w:pos="360"/>
         </w:tabs>
         <w:spacing w:line="360" w:lineRule="auto"/>
+        <w:jc w:val="both"/>
         <w:rPr>
           <w:rFonts w:ascii="Arial" w:hAnsi="Arial" w:cs="Arial"/>
           <w:sz w:val="24"/>
@@ -684,6 +737,7 @@
           <w:tab w:val="num" w:pos="360"/>
         </w:tabs>
         <w:spacing w:line="360" w:lineRule="auto"/>
+        <w:jc w:val="both"/>
         <w:rPr>
           <w:rFonts w:ascii="Arial" w:hAnsi="Arial" w:cs="Arial"/>
           <w:sz w:val="24"/>
@@ -699,6 +753,970 @@
         <w:t>Sprint Retrospective: Espacio de mejora interna para optimizar procesos técnicos y mitigar el impacto de incidentes ocurridos durante el sprint.</w:t>
       </w:r>
     </w:p>
+    <w:p>
+      <w:pPr>
+        <w:spacing w:line="360" w:lineRule="auto"/>
+        <w:jc w:val="both"/>
+      </w:pPr>
+    </w:p>
+    <w:p>
+      <w:pPr>
+        <w:spacing w:line="360" w:lineRule="auto"/>
+        <w:jc w:val="both"/>
+      </w:pPr>
+    </w:p>
+    <w:p>
+      <w:pPr>
+        <w:spacing w:line="360" w:lineRule="auto"/>
+        <w:jc w:val="both"/>
+      </w:pPr>
+    </w:p>
+    <w:p>
+      <w:pPr>
+        <w:spacing w:line="360" w:lineRule="auto"/>
+        <w:jc w:val="both"/>
+      </w:pPr>
+    </w:p>
+    <w:p>
+      <w:pPr>
+        <w:spacing w:line="360" w:lineRule="auto"/>
+        <w:jc w:val="both"/>
+      </w:pPr>
+    </w:p>
+    <w:p>
+      <w:pPr>
+        <w:pStyle w:val="Ttulo1"/>
+        <w:spacing w:line="360" w:lineRule="auto"/>
+        <w:jc w:val="both"/>
+        <w:rPr>
+          <w:rFonts w:ascii="Arial" w:hAnsi="Arial" w:cs="Arial"/>
+          <w:color w:val="000000" w:themeColor="text1"/>
+        </w:rPr>
+      </w:pPr>
+      <w:r>
+        <w:rPr>
+          <w:rFonts w:ascii="Arial" w:hAnsi="Arial" w:cs="Arial"/>
+          <w:color w:val="000000" w:themeColor="text1"/>
+        </w:rPr>
+        <w:t>SOLICITUD DE PROYECTO</w:t>
+      </w:r>
+    </w:p>
+    <w:p>
+      <w:pPr>
+        <w:spacing w:after="360" w:line="360" w:lineRule="auto"/>
+        <w:jc w:val="both"/>
+        <w:rPr>
+          <w:rFonts w:ascii="Arial" w:hAnsi="Arial" w:cs="Arial"/>
+          <w:color w:val="000000" w:themeColor="text1"/>
+          <w:sz w:val="24"/>
+          <w:szCs w:val="24"/>
+        </w:rPr>
+      </w:pPr>
+      <w:r>
+        <w:rPr>
+          <w:rFonts w:ascii="Arial" w:hAnsi="Arial" w:cs="Arial"/>
+          <w:color w:val="000000" w:themeColor="text1"/>
+          <w:sz w:val="24"/>
+          <w:szCs w:val="24"/>
+        </w:rPr>
+        <w:t>Formulario Oficial de Solicitud de Iniciativa Tecnológica</w:t>
+      </w:r>
+      <w:r>
+        <w:rPr>
+          <w:rFonts w:ascii="Arial" w:hAnsi="Arial" w:cs="Arial"/>
+          <w:color w:val="000000" w:themeColor="text1"/>
+          <w:sz w:val="24"/>
+          <w:szCs w:val="24"/>
+        </w:rPr>
+        <w:br/>
+        <w:t>Cliente: Alcaldía de Sucre</w:t>
+      </w:r>
+      <w:r>
+        <w:rPr>
+          <w:rFonts w:ascii="Arial" w:hAnsi="Arial" w:cs="Arial"/>
+          <w:color w:val="000000" w:themeColor="text1"/>
+          <w:sz w:val="24"/>
+          <w:szCs w:val="24"/>
+        </w:rPr>
+        <w:br/>
+        <w:t>Área Solicitante: Dirección de Ingresos</w:t>
+      </w:r>
+    </w:p>
+    <w:p>
+      <w:pPr>
+        <w:pStyle w:val="Ttulo2"/>
+        <w:spacing w:line="360" w:lineRule="auto"/>
+        <w:jc w:val="both"/>
+        <w:rPr>
+          <w:rFonts w:ascii="Arial" w:hAnsi="Arial" w:cs="Arial"/>
+          <w:color w:val="000000" w:themeColor="text1"/>
+          <w:sz w:val="24"/>
+          <w:szCs w:val="24"/>
+        </w:rPr>
+      </w:pPr>
+      <w:r>
+        <w:rPr>
+          <w:rFonts w:ascii="Arial" w:hAnsi="Arial" w:cs="Arial"/>
+          <w:color w:val="000000" w:themeColor="text1"/>
+          <w:sz w:val="24"/>
+          <w:szCs w:val="24"/>
+        </w:rPr>
+        <w:t>Descripción del Problema u Oportunidad</w:t>
+      </w:r>
+    </w:p>
+    <w:p>
+      <w:pPr>
+        <w:spacing w:line="360" w:lineRule="auto"/>
+        <w:jc w:val="both"/>
+      </w:pPr>
+    </w:p>
+    <w:p>
+      <w:pPr>
+        <w:spacing w:line="360" w:lineRule="auto"/>
+        <w:jc w:val="both"/>
+        <w:rPr>
+          <w:rFonts w:ascii="Arial" w:hAnsi="Arial" w:cs="Arial"/>
+          <w:color w:val="000000" w:themeColor="text1"/>
+          <w:sz w:val="24"/>
+          <w:szCs w:val="24"/>
+        </w:rPr>
+      </w:pPr>
+      <w:r>
+        <w:rPr>
+          <w:rFonts w:ascii="Arial" w:hAnsi="Arial" w:cs="Arial"/>
+          <w:color w:val="000000" w:themeColor="text1"/>
+          <w:sz w:val="24"/>
+          <w:szCs w:val="24"/>
+        </w:rPr>
+        <w:t xml:space="preserve">Actualmente, la Alcaldía de Sucre administra de forma completamente manual el registro de puestos de venta, los datos de los comerciantes, el cobro diario y mensual de </w:t>
+      </w:r>
+      <w:r>
+        <w:rPr>
+          <w:rFonts w:ascii="Arial" w:hAnsi="Arial" w:cs="Arial"/>
+          <w:color w:val="000000" w:themeColor="text1"/>
+          <w:sz w:val="24"/>
+          <w:szCs w:val="24"/>
+        </w:rPr>
+        <w:t xml:space="preserve">las </w:t>
+      </w:r>
+      <w:r>
+        <w:rPr>
+          <w:rFonts w:ascii="Arial" w:hAnsi="Arial" w:cs="Arial"/>
+          <w:color w:val="000000" w:themeColor="text1"/>
+          <w:sz w:val="24"/>
+          <w:szCs w:val="24"/>
+        </w:rPr>
+        <w:t>tarifas por uso de suelo, y la verificación de licencias sanitarias en los tres mercados más grandes de</w:t>
+      </w:r>
+      <w:r>
+        <w:rPr>
+          <w:rFonts w:ascii="Arial" w:hAnsi="Arial" w:cs="Arial"/>
+          <w:color w:val="000000" w:themeColor="text1"/>
+          <w:sz w:val="24"/>
+          <w:szCs w:val="24"/>
+        </w:rPr>
+        <w:t xml:space="preserve"> la ciudad </w:t>
+      </w:r>
+      <w:r>
+        <w:rPr>
+          <w:rFonts w:ascii="Arial" w:hAnsi="Arial" w:cs="Arial"/>
+          <w:color w:val="000000" w:themeColor="text1"/>
+          <w:sz w:val="24"/>
+          <w:szCs w:val="24"/>
+        </w:rPr>
+        <w:t xml:space="preserve">: Mercado Campesino, Mercado Central y Mercado </w:t>
+      </w:r>
+      <w:r>
+        <w:rPr>
+          <w:rFonts w:ascii="Arial" w:hAnsi="Arial" w:cs="Arial"/>
+          <w:color w:val="000000" w:themeColor="text1"/>
+          <w:sz w:val="24"/>
+          <w:szCs w:val="24"/>
+        </w:rPr>
+        <w:t>Negro</w:t>
+      </w:r>
+      <w:r>
+        <w:rPr>
+          <w:rFonts w:ascii="Arial" w:hAnsi="Arial" w:cs="Arial"/>
+          <w:color w:val="000000" w:themeColor="text1"/>
+          <w:sz w:val="24"/>
+          <w:szCs w:val="24"/>
+        </w:rPr>
+        <w:t>.</w:t>
+      </w:r>
+      <w:r>
+        <w:rPr>
+          <w:rFonts w:ascii="Arial" w:hAnsi="Arial" w:cs="Arial"/>
+          <w:color w:val="000000" w:themeColor="text1"/>
+          <w:sz w:val="24"/>
+          <w:szCs w:val="24"/>
+        </w:rPr>
+        <w:br/>
+      </w:r>
+      <w:r>
+        <w:rPr>
+          <w:rFonts w:ascii="Arial" w:hAnsi="Arial" w:cs="Arial"/>
+          <w:color w:val="000000" w:themeColor="text1"/>
+          <w:sz w:val="24"/>
+          <w:szCs w:val="24"/>
+        </w:rPr>
+        <w:br/>
+        <w:t>Esta situación genera diversos problemas críticos:</w:t>
+      </w:r>
+    </w:p>
+    <w:p>
+      <w:pPr>
+        <w:pStyle w:val="Prrafodelista"/>
+        <w:numPr>
+          <w:ilvl w:val="0"/>
+          <w:numId w:val="17"/>
+        </w:numPr>
+        <w:spacing w:line="360" w:lineRule="auto"/>
+        <w:jc w:val="both"/>
+        <w:rPr>
+          <w:rFonts w:ascii="Arial" w:hAnsi="Arial" w:cs="Arial"/>
+          <w:color w:val="000000" w:themeColor="text1"/>
+          <w:sz w:val="24"/>
+          <w:szCs w:val="24"/>
+        </w:rPr>
+      </w:pPr>
+      <w:r>
+        <w:rPr>
+          <w:rFonts w:ascii="Arial" w:hAnsi="Arial" w:cs="Arial"/>
+          <w:color w:val="000000" w:themeColor="text1"/>
+          <w:sz w:val="24"/>
+          <w:szCs w:val="24"/>
+        </w:rPr>
+        <w:t>Fuga de ingresos y morosidad debido a la falta de un control sistemático y digitalizado de las tarifas recaudadas.</w:t>
+      </w:r>
+    </w:p>
+    <w:p>
+      <w:pPr>
+        <w:pStyle w:val="Prrafodelista"/>
+        <w:numPr>
+          <w:ilvl w:val="0"/>
+          <w:numId w:val="17"/>
+        </w:numPr>
+        <w:spacing w:line="360" w:lineRule="auto"/>
+        <w:jc w:val="both"/>
+        <w:rPr>
+          <w:rFonts w:ascii="Arial" w:hAnsi="Arial" w:cs="Arial"/>
+          <w:color w:val="000000" w:themeColor="text1"/>
+          <w:sz w:val="24"/>
+          <w:szCs w:val="24"/>
+        </w:rPr>
+      </w:pPr>
+      <w:r>
+        <w:rPr>
+          <w:rFonts w:ascii="Arial" w:hAnsi="Arial" w:cs="Arial"/>
+          <w:color w:val="000000" w:themeColor="text1"/>
+          <w:sz w:val="24"/>
+          <w:szCs w:val="24"/>
+        </w:rPr>
+        <w:t>Duplicidad de datos y falta de certeza sobre la disponibilidad real de puestos de venta.</w:t>
+      </w:r>
+    </w:p>
+    <w:p>
+      <w:pPr>
+        <w:pStyle w:val="Prrafodelista"/>
+        <w:numPr>
+          <w:ilvl w:val="0"/>
+          <w:numId w:val="17"/>
+        </w:numPr>
+        <w:spacing w:line="360" w:lineRule="auto"/>
+        <w:jc w:val="both"/>
+        <w:rPr>
+          <w:rFonts w:ascii="Arial" w:hAnsi="Arial" w:cs="Arial"/>
+          <w:color w:val="000000" w:themeColor="text1"/>
+          <w:sz w:val="24"/>
+          <w:szCs w:val="24"/>
+        </w:rPr>
+      </w:pPr>
+      <w:r>
+        <w:rPr>
+          <w:rFonts w:ascii="Arial" w:hAnsi="Arial" w:cs="Arial"/>
+          <w:color w:val="000000" w:themeColor="text1"/>
+          <w:sz w:val="24"/>
+          <w:szCs w:val="24"/>
+        </w:rPr>
+        <w:t>Dificultad para realizar inspecciones de salud eficientes, al no contar con un registro digital en tiempo real del estado de vigencia de las licencias sanitarias.</w:t>
+      </w:r>
+    </w:p>
+    <w:p>
+      <w:pPr>
+        <w:pStyle w:val="Prrafodelista"/>
+        <w:numPr>
+          <w:ilvl w:val="0"/>
+          <w:numId w:val="17"/>
+        </w:numPr>
+        <w:spacing w:line="360" w:lineRule="auto"/>
+        <w:jc w:val="both"/>
+        <w:rPr>
+          <w:rFonts w:ascii="Arial" w:hAnsi="Arial" w:cs="Arial"/>
+          <w:color w:val="000000" w:themeColor="text1"/>
+          <w:sz w:val="24"/>
+          <w:szCs w:val="24"/>
+        </w:rPr>
+      </w:pPr>
+      <w:r>
+        <w:rPr>
+          <w:rFonts w:ascii="Arial" w:hAnsi="Arial" w:cs="Arial"/>
+          <w:color w:val="000000" w:themeColor="text1"/>
+          <w:sz w:val="24"/>
+          <w:szCs w:val="24"/>
+        </w:rPr>
+        <w:t>Retraso en la generación de informes consolidados de recaudación y cumplimiento normativo para la toma de decisiones en la Dirección de Ingresos.</w:t>
+      </w:r>
+    </w:p>
+    <w:p>
+      <w:pPr>
+        <w:spacing w:line="360" w:lineRule="auto"/>
+        <w:jc w:val="both"/>
+        <w:rPr>
+          <w:rFonts w:ascii="Arial" w:hAnsi="Arial" w:cs="Arial"/>
+          <w:color w:val="000000" w:themeColor="text1"/>
+          <w:sz w:val="24"/>
+          <w:szCs w:val="24"/>
+        </w:rPr>
+      </w:pPr>
+    </w:p>
+    <w:p>
+      <w:pPr>
+        <w:pStyle w:val="Ttulo2"/>
+        <w:spacing w:line="360" w:lineRule="auto"/>
+        <w:jc w:val="both"/>
+        <w:rPr>
+          <w:rFonts w:ascii="Arial" w:hAnsi="Arial" w:cs="Arial"/>
+          <w:color w:val="000000" w:themeColor="text1"/>
+          <w:sz w:val="24"/>
+          <w:szCs w:val="24"/>
+        </w:rPr>
+      </w:pPr>
+      <w:r>
+        <w:rPr>
+          <w:rFonts w:ascii="Arial" w:hAnsi="Arial" w:cs="Arial"/>
+          <w:color w:val="000000" w:themeColor="text1"/>
+          <w:sz w:val="24"/>
+          <w:szCs w:val="24"/>
+        </w:rPr>
+        <w:lastRenderedPageBreak/>
+        <w:t>Descripción de la Solución Propuesta</w:t>
+      </w:r>
+    </w:p>
+    <w:p>
+      <w:pPr>
+        <w:spacing w:line="360" w:lineRule="auto"/>
+        <w:jc w:val="both"/>
+      </w:pPr>
+    </w:p>
+    <w:p>
+      <w:pPr>
+        <w:spacing w:line="360" w:lineRule="auto"/>
+        <w:jc w:val="both"/>
+        <w:rPr>
+          <w:rFonts w:ascii="Arial" w:hAnsi="Arial" w:cs="Arial"/>
+          <w:color w:val="000000" w:themeColor="text1"/>
+          <w:sz w:val="24"/>
+          <w:szCs w:val="24"/>
+        </w:rPr>
+      </w:pPr>
+      <w:r>
+        <w:rPr>
+          <w:rFonts w:ascii="Arial" w:hAnsi="Arial" w:cs="Arial"/>
+          <w:color w:val="000000" w:themeColor="text1"/>
+          <w:sz w:val="24"/>
+          <w:szCs w:val="24"/>
+        </w:rPr>
+        <w:t xml:space="preserve">Se solicita el desarrollo de un sistema web responsivo (accesible desde computadoras y dispositivos móviles) que centralice y digitalice la gestión administrativa de los mercados Campesino, </w:t>
+      </w:r>
+      <w:proofErr w:type="gramStart"/>
+      <w:r>
+        <w:rPr>
+          <w:rFonts w:ascii="Arial" w:hAnsi="Arial" w:cs="Arial"/>
+          <w:color w:val="000000" w:themeColor="text1"/>
+          <w:sz w:val="24"/>
+          <w:szCs w:val="24"/>
+        </w:rPr>
+        <w:t xml:space="preserve">Central </w:t>
+      </w:r>
+      <w:r>
+        <w:rPr>
+          <w:rFonts w:ascii="Arial" w:hAnsi="Arial" w:cs="Arial"/>
+          <w:color w:val="000000" w:themeColor="text1"/>
+          <w:sz w:val="24"/>
+          <w:szCs w:val="24"/>
+        </w:rPr>
+        <w:t xml:space="preserve"> y</w:t>
+      </w:r>
+      <w:proofErr w:type="gramEnd"/>
+      <w:r>
+        <w:rPr>
+          <w:rFonts w:ascii="Arial" w:hAnsi="Arial" w:cs="Arial"/>
+          <w:color w:val="000000" w:themeColor="text1"/>
+          <w:sz w:val="24"/>
+          <w:szCs w:val="24"/>
+        </w:rPr>
+        <w:t xml:space="preserve"> </w:t>
+      </w:r>
+      <w:r>
+        <w:rPr>
+          <w:rFonts w:ascii="Arial" w:hAnsi="Arial" w:cs="Arial"/>
+          <w:color w:val="000000" w:themeColor="text1"/>
+          <w:sz w:val="24"/>
+          <w:szCs w:val="24"/>
+        </w:rPr>
+        <w:t>Negro</w:t>
+      </w:r>
+      <w:r>
+        <w:rPr>
+          <w:rFonts w:ascii="Arial" w:hAnsi="Arial" w:cs="Arial"/>
+          <w:color w:val="000000" w:themeColor="text1"/>
+          <w:sz w:val="24"/>
+          <w:szCs w:val="24"/>
+        </w:rPr>
+        <w:t xml:space="preserve"> </w:t>
+      </w:r>
+      <w:r>
+        <w:rPr>
+          <w:rFonts w:ascii="Arial" w:hAnsi="Arial" w:cs="Arial"/>
+          <w:color w:val="000000" w:themeColor="text1"/>
+          <w:sz w:val="24"/>
+          <w:szCs w:val="24"/>
+        </w:rPr>
+        <w:t>. La solución propuesta contempla el desarrollo de los siguientes módulos funcionales clave:</w:t>
+      </w:r>
+    </w:p>
+    <w:p>
+      <w:pPr>
+        <w:pStyle w:val="Prrafodelista"/>
+        <w:numPr>
+          <w:ilvl w:val="0"/>
+          <w:numId w:val="18"/>
+        </w:numPr>
+        <w:spacing w:line="360" w:lineRule="auto"/>
+        <w:jc w:val="both"/>
+        <w:rPr>
+          <w:rFonts w:ascii="Arial" w:hAnsi="Arial" w:cs="Arial"/>
+          <w:color w:val="000000" w:themeColor="text1"/>
+          <w:sz w:val="24"/>
+          <w:szCs w:val="24"/>
+        </w:rPr>
+      </w:pPr>
+      <w:r>
+        <w:rPr>
+          <w:rFonts w:ascii="Arial" w:hAnsi="Arial" w:cs="Arial"/>
+          <w:color w:val="000000" w:themeColor="text1"/>
+          <w:sz w:val="24"/>
+          <w:szCs w:val="24"/>
+        </w:rPr>
+        <w:t>Módulo de Registro de Puestos: Visualización y control de puestos de venta organizados por mercado, sector o categoría de productos.</w:t>
+      </w:r>
+    </w:p>
+    <w:p>
+      <w:pPr>
+        <w:pStyle w:val="Prrafodelista"/>
+        <w:numPr>
+          <w:ilvl w:val="0"/>
+          <w:numId w:val="18"/>
+        </w:numPr>
+        <w:spacing w:line="360" w:lineRule="auto"/>
+        <w:jc w:val="both"/>
+        <w:rPr>
+          <w:rFonts w:ascii="Arial" w:hAnsi="Arial" w:cs="Arial"/>
+          <w:color w:val="000000" w:themeColor="text1"/>
+          <w:sz w:val="24"/>
+          <w:szCs w:val="24"/>
+        </w:rPr>
+      </w:pPr>
+      <w:r>
+        <w:rPr>
+          <w:rFonts w:ascii="Arial" w:hAnsi="Arial" w:cs="Arial"/>
+          <w:color w:val="000000" w:themeColor="text1"/>
+          <w:sz w:val="24"/>
+          <w:szCs w:val="24"/>
+        </w:rPr>
+        <w:t>Módulo de Ficha de Comerciantes: Base de datos unificada de comerciantes con asignación formal de puestos y estado de cuentas.</w:t>
+      </w:r>
+    </w:p>
+    <w:p>
+      <w:pPr>
+        <w:pStyle w:val="Prrafodelista"/>
+        <w:numPr>
+          <w:ilvl w:val="0"/>
+          <w:numId w:val="18"/>
+        </w:numPr>
+        <w:spacing w:line="360" w:lineRule="auto"/>
+        <w:jc w:val="both"/>
+        <w:rPr>
+          <w:rFonts w:ascii="Arial" w:hAnsi="Arial" w:cs="Arial"/>
+          <w:color w:val="000000" w:themeColor="text1"/>
+          <w:sz w:val="24"/>
+          <w:szCs w:val="24"/>
+        </w:rPr>
+      </w:pPr>
+      <w:r>
+        <w:rPr>
+          <w:rFonts w:ascii="Arial" w:hAnsi="Arial" w:cs="Arial"/>
+          <w:color w:val="000000" w:themeColor="text1"/>
+          <w:sz w:val="24"/>
+          <w:szCs w:val="24"/>
+        </w:rPr>
+        <w:t>Módulo de Cobro de Tarifas: Registro digital de cobros, generación de alertas por morosidad y facturación/comprobantes digitales.</w:t>
+      </w:r>
+    </w:p>
+    <w:p>
+      <w:pPr>
+        <w:pStyle w:val="Prrafodelista"/>
+        <w:numPr>
+          <w:ilvl w:val="0"/>
+          <w:numId w:val="18"/>
+        </w:numPr>
+        <w:spacing w:line="360" w:lineRule="auto"/>
+        <w:jc w:val="both"/>
+        <w:rPr>
+          <w:rFonts w:ascii="Arial" w:hAnsi="Arial" w:cs="Arial"/>
+          <w:color w:val="000000" w:themeColor="text1"/>
+          <w:sz w:val="24"/>
+          <w:szCs w:val="24"/>
+        </w:rPr>
+      </w:pPr>
+      <w:r>
+        <w:rPr>
+          <w:rFonts w:ascii="Arial" w:hAnsi="Arial" w:cs="Arial"/>
+          <w:color w:val="000000" w:themeColor="text1"/>
+          <w:sz w:val="24"/>
+          <w:szCs w:val="24"/>
+        </w:rPr>
+        <w:t>Módulo de Licencias Sanitarias: Registro de vigencia de certificados sanitarios de los puestos de alimentos e inspecciones realizadas por el municipio.</w:t>
+      </w:r>
+    </w:p>
+    <w:p>
+      <w:pPr>
+        <w:pStyle w:val="Prrafodelista"/>
+        <w:numPr>
+          <w:ilvl w:val="0"/>
+          <w:numId w:val="18"/>
+        </w:numPr>
+        <w:spacing w:line="360" w:lineRule="auto"/>
+        <w:jc w:val="both"/>
+        <w:rPr>
+          <w:rFonts w:ascii="Arial" w:hAnsi="Arial" w:cs="Arial"/>
+          <w:color w:val="000000" w:themeColor="text1"/>
+          <w:sz w:val="24"/>
+          <w:szCs w:val="24"/>
+        </w:rPr>
+      </w:pPr>
+      <w:r>
+        <w:rPr>
+          <w:rFonts w:ascii="Arial" w:hAnsi="Arial" w:cs="Arial"/>
+          <w:color w:val="000000" w:themeColor="text1"/>
+          <w:sz w:val="24"/>
+          <w:szCs w:val="24"/>
+        </w:rPr>
+        <w:t>Módulo de Informes: Reportes financieros y de control sanitario automáticos para la Dirección de Ingresos de la Alcaldía.</w:t>
+      </w:r>
+    </w:p>
+    <w:p>
+      <w:pPr>
+        <w:spacing w:line="360" w:lineRule="auto"/>
+        <w:jc w:val="both"/>
+        <w:rPr>
+          <w:rFonts w:ascii="Arial" w:hAnsi="Arial" w:cs="Arial"/>
+          <w:color w:val="000000" w:themeColor="text1"/>
+          <w:sz w:val="24"/>
+          <w:szCs w:val="24"/>
+        </w:rPr>
+      </w:pPr>
+    </w:p>
+    <w:p>
+      <w:pPr>
+        <w:pStyle w:val="Ttulo2"/>
+        <w:spacing w:line="360" w:lineRule="auto"/>
+        <w:jc w:val="both"/>
+        <w:rPr>
+          <w:rFonts w:ascii="Arial" w:hAnsi="Arial" w:cs="Arial"/>
+          <w:color w:val="000000" w:themeColor="text1"/>
+          <w:sz w:val="24"/>
+          <w:szCs w:val="24"/>
+        </w:rPr>
+      </w:pPr>
+      <w:r>
+        <w:rPr>
+          <w:rFonts w:ascii="Arial" w:hAnsi="Arial" w:cs="Arial"/>
+          <w:color w:val="000000" w:themeColor="text1"/>
+          <w:sz w:val="24"/>
+          <w:szCs w:val="24"/>
+        </w:rPr>
+        <w:t>Beneficios Esperados</w:t>
+      </w:r>
+    </w:p>
+    <w:p>
+      <w:pPr>
+        <w:spacing w:line="360" w:lineRule="auto"/>
+        <w:jc w:val="both"/>
+      </w:pPr>
+    </w:p>
+    <w:p>
+      <w:pPr>
+        <w:spacing w:line="360" w:lineRule="auto"/>
+        <w:jc w:val="both"/>
+        <w:rPr>
+          <w:rFonts w:ascii="Arial" w:hAnsi="Arial" w:cs="Arial"/>
+          <w:color w:val="000000" w:themeColor="text1"/>
+          <w:sz w:val="24"/>
+          <w:szCs w:val="24"/>
+        </w:rPr>
+      </w:pPr>
+      <w:r>
+        <w:rPr>
+          <w:rFonts w:ascii="Arial" w:hAnsi="Arial" w:cs="Arial"/>
+          <w:color w:val="000000" w:themeColor="text1"/>
+          <w:sz w:val="24"/>
+          <w:szCs w:val="24"/>
+        </w:rPr>
+        <w:t>Con la implementación de este sistema, se proyectan los siguientes beneficios cuantitativos y cualitativos:</w:t>
+      </w:r>
+    </w:p>
+    <w:p>
+      <w:pPr>
+        <w:pStyle w:val="Prrafodelista"/>
+        <w:numPr>
+          <w:ilvl w:val="0"/>
+          <w:numId w:val="19"/>
+        </w:numPr>
+        <w:spacing w:line="360" w:lineRule="auto"/>
+        <w:jc w:val="both"/>
+        <w:rPr>
+          <w:rFonts w:ascii="Arial" w:hAnsi="Arial" w:cs="Arial"/>
+          <w:color w:val="000000" w:themeColor="text1"/>
+          <w:sz w:val="24"/>
+          <w:szCs w:val="24"/>
+        </w:rPr>
+      </w:pPr>
+      <w:r>
+        <w:rPr>
+          <w:rFonts w:ascii="Arial" w:hAnsi="Arial" w:cs="Arial"/>
+          <w:color w:val="000000" w:themeColor="text1"/>
+          <w:sz w:val="24"/>
+          <w:szCs w:val="24"/>
+        </w:rPr>
+        <w:t>I</w:t>
+      </w:r>
+      <w:r>
+        <w:rPr>
+          <w:rFonts w:ascii="Arial" w:hAnsi="Arial" w:cs="Arial"/>
+          <w:color w:val="000000" w:themeColor="text1"/>
+          <w:sz w:val="24"/>
+          <w:szCs w:val="24"/>
+        </w:rPr>
+        <w:t>ncremento en la recaudación por cobro de tarifas debido a la eliminación de fugas de caja y control activo de morosos.</w:t>
+      </w:r>
+    </w:p>
+    <w:p>
+      <w:pPr>
+        <w:pStyle w:val="Prrafodelista"/>
+        <w:numPr>
+          <w:ilvl w:val="0"/>
+          <w:numId w:val="19"/>
+        </w:numPr>
+        <w:spacing w:line="360" w:lineRule="auto"/>
+        <w:jc w:val="both"/>
+        <w:rPr>
+          <w:rFonts w:ascii="Arial" w:hAnsi="Arial" w:cs="Arial"/>
+          <w:color w:val="000000" w:themeColor="text1"/>
+          <w:sz w:val="24"/>
+          <w:szCs w:val="24"/>
+        </w:rPr>
+      </w:pPr>
+      <w:r>
+        <w:rPr>
+          <w:rFonts w:ascii="Arial" w:hAnsi="Arial" w:cs="Arial"/>
+          <w:color w:val="000000" w:themeColor="text1"/>
+          <w:sz w:val="24"/>
+          <w:szCs w:val="24"/>
+        </w:rPr>
+        <w:t>Reducción en el tiempo necesario para la elaboración de informes mensuales de recaudación por parte de la Dirección de Ingresos.</w:t>
+      </w:r>
+    </w:p>
+    <w:p>
+      <w:pPr>
+        <w:pStyle w:val="Prrafodelista"/>
+        <w:numPr>
+          <w:ilvl w:val="0"/>
+          <w:numId w:val="19"/>
+        </w:numPr>
+        <w:spacing w:line="360" w:lineRule="auto"/>
+        <w:jc w:val="both"/>
+        <w:rPr>
+          <w:rFonts w:ascii="Arial" w:hAnsi="Arial" w:cs="Arial"/>
+          <w:color w:val="000000" w:themeColor="text1"/>
+          <w:sz w:val="24"/>
+          <w:szCs w:val="24"/>
+        </w:rPr>
+      </w:pPr>
+      <w:r>
+        <w:rPr>
+          <w:rFonts w:ascii="Arial" w:hAnsi="Arial" w:cs="Arial"/>
+          <w:color w:val="000000" w:themeColor="text1"/>
+          <w:sz w:val="24"/>
+          <w:szCs w:val="24"/>
+        </w:rPr>
+        <w:lastRenderedPageBreak/>
+        <w:t>Optimización de la fiscalización sanitaria, permitiendo a los inspectores municipales verificar el estado de licencias en segundos a través de dispositivos móviles.</w:t>
+      </w:r>
+    </w:p>
+    <w:p>
+      <w:pPr>
+        <w:pStyle w:val="Prrafodelista"/>
+        <w:numPr>
+          <w:ilvl w:val="0"/>
+          <w:numId w:val="19"/>
+        </w:numPr>
+        <w:spacing w:line="360" w:lineRule="auto"/>
+        <w:jc w:val="both"/>
+        <w:rPr>
+          <w:rFonts w:ascii="Arial" w:hAnsi="Arial" w:cs="Arial"/>
+          <w:color w:val="000000" w:themeColor="text1"/>
+          <w:sz w:val="24"/>
+          <w:szCs w:val="24"/>
+        </w:rPr>
+      </w:pPr>
+      <w:r>
+        <w:rPr>
+          <w:rFonts w:ascii="Arial" w:hAnsi="Arial" w:cs="Arial"/>
+          <w:color w:val="000000" w:themeColor="text1"/>
+          <w:sz w:val="24"/>
+          <w:szCs w:val="24"/>
+        </w:rPr>
+        <w:t>Mayor transparencia y control administrativo sobre el patrimonio público (puestos de mercados municipales).</w:t>
+      </w:r>
+    </w:p>
+    <w:p>
+      <w:pPr>
+        <w:spacing w:line="360" w:lineRule="auto"/>
+        <w:jc w:val="both"/>
+        <w:rPr>
+          <w:rFonts w:ascii="Arial" w:hAnsi="Arial" w:cs="Arial"/>
+          <w:color w:val="000000" w:themeColor="text1"/>
+          <w:sz w:val="24"/>
+          <w:szCs w:val="24"/>
+        </w:rPr>
+      </w:pPr>
+    </w:p>
+    <w:p>
+      <w:pPr>
+        <w:pStyle w:val="Ttulo2"/>
+        <w:spacing w:line="360" w:lineRule="auto"/>
+        <w:jc w:val="both"/>
+        <w:rPr>
+          <w:rFonts w:ascii="Arial" w:hAnsi="Arial" w:cs="Arial"/>
+          <w:color w:val="000000" w:themeColor="text1"/>
+          <w:sz w:val="24"/>
+          <w:szCs w:val="24"/>
+        </w:rPr>
+      </w:pPr>
+      <w:r>
+        <w:rPr>
+          <w:rFonts w:ascii="Arial" w:hAnsi="Arial" w:cs="Arial"/>
+          <w:color w:val="000000" w:themeColor="text1"/>
+          <w:sz w:val="24"/>
+          <w:szCs w:val="24"/>
+        </w:rPr>
+        <w:t>Restricciones e Impactos Iniciales</w:t>
+      </w:r>
+    </w:p>
+    <w:p>
+      <w:pPr>
+        <w:spacing w:line="360" w:lineRule="auto"/>
+        <w:jc w:val="both"/>
+      </w:pPr>
+    </w:p>
+    <w:p>
+      <w:pPr>
+        <w:pStyle w:val="Listaconvietas"/>
+        <w:spacing w:line="360" w:lineRule="auto"/>
+        <w:jc w:val="both"/>
+        <w:rPr>
+          <w:rFonts w:ascii="Arial" w:hAnsi="Arial" w:cs="Arial"/>
+          <w:color w:val="000000" w:themeColor="text1"/>
+          <w:sz w:val="24"/>
+          <w:szCs w:val="24"/>
+        </w:rPr>
+      </w:pPr>
+      <w:r>
+        <w:rPr>
+          <w:rFonts w:ascii="Arial" w:hAnsi="Arial" w:cs="Arial"/>
+          <w:color w:val="000000" w:themeColor="text1"/>
+          <w:sz w:val="24"/>
+          <w:szCs w:val="24"/>
+        </w:rPr>
+        <w:t>Plazo: El proyecto tiene un límite improrrogable de 6 meses para la entrega y puesta en marcha del MVP.</w:t>
+      </w:r>
+    </w:p>
+    <w:p>
+      <w:pPr>
+        <w:pStyle w:val="Listaconvietas"/>
+        <w:spacing w:line="360" w:lineRule="auto"/>
+        <w:jc w:val="both"/>
+        <w:rPr>
+          <w:rFonts w:ascii="Arial" w:hAnsi="Arial" w:cs="Arial"/>
+          <w:color w:val="000000" w:themeColor="text1"/>
+          <w:sz w:val="24"/>
+          <w:szCs w:val="24"/>
+        </w:rPr>
+      </w:pPr>
+      <w:r>
+        <w:rPr>
+          <w:rFonts w:ascii="Arial" w:hAnsi="Arial" w:cs="Arial"/>
+          <w:color w:val="000000" w:themeColor="text1"/>
+          <w:sz w:val="24"/>
+          <w:szCs w:val="24"/>
+        </w:rPr>
+        <w:t>Presupuesto: La inversión total está restringida a un máximo de 70,000 Bs.</w:t>
+      </w:r>
+    </w:p>
+    <w:p>
+      <w:pPr>
+        <w:pStyle w:val="Listaconvietas"/>
+        <w:spacing w:line="360" w:lineRule="auto"/>
+        <w:jc w:val="both"/>
+        <w:rPr>
+          <w:rFonts w:ascii="Arial" w:hAnsi="Arial" w:cs="Arial"/>
+          <w:color w:val="000000" w:themeColor="text1"/>
+          <w:sz w:val="24"/>
+          <w:szCs w:val="24"/>
+        </w:rPr>
+      </w:pPr>
+      <w:r>
+        <w:rPr>
+          <w:rFonts w:ascii="Arial" w:hAnsi="Arial" w:cs="Arial"/>
+          <w:color w:val="000000" w:themeColor="text1"/>
+          <w:sz w:val="24"/>
+          <w:szCs w:val="24"/>
+        </w:rPr>
+        <w:t xml:space="preserve">Integración: Debe operar bajo protocolos web estándar y ser responsivo para que los cobradores del mercado puedan usarlo en </w:t>
+      </w:r>
+      <w:proofErr w:type="spellStart"/>
+      <w:r>
+        <w:rPr>
+          <w:rFonts w:ascii="Arial" w:hAnsi="Arial" w:cs="Arial"/>
+          <w:color w:val="000000" w:themeColor="text1"/>
+          <w:sz w:val="24"/>
+          <w:szCs w:val="24"/>
+        </w:rPr>
+        <w:t>tablets</w:t>
+      </w:r>
+      <w:proofErr w:type="spellEnd"/>
+      <w:r>
+        <w:rPr>
+          <w:rFonts w:ascii="Arial" w:hAnsi="Arial" w:cs="Arial"/>
+          <w:color w:val="000000" w:themeColor="text1"/>
+          <w:sz w:val="24"/>
+          <w:szCs w:val="24"/>
+        </w:rPr>
+        <w:t xml:space="preserve"> o celulares sin instalar aplicaciones pesadas.</w:t>
+      </w:r>
+    </w:p>
+    <w:p>
+      <w:pPr>
+        <w:pStyle w:val="Ttulo2"/>
+        <w:spacing w:line="360" w:lineRule="auto"/>
+        <w:jc w:val="both"/>
+        <w:rPr>
+          <w:rFonts w:ascii="Arial" w:hAnsi="Arial" w:cs="Arial"/>
+          <w:color w:val="000000" w:themeColor="text1"/>
+          <w:sz w:val="24"/>
+          <w:szCs w:val="24"/>
+        </w:rPr>
+      </w:pPr>
+      <w:r>
+        <w:rPr>
+          <w:rFonts w:ascii="Arial" w:hAnsi="Arial" w:cs="Arial"/>
+          <w:color w:val="000000" w:themeColor="text1"/>
+          <w:sz w:val="24"/>
+          <w:szCs w:val="24"/>
+        </w:rPr>
+        <w:t>Firmas de Solicitud y Aprobación</w:t>
+      </w:r>
+    </w:p>
+    <w:p/>
+    <w:tbl>
+      <w:tblPr>
+        <w:tblStyle w:val="Tablaconcuadrcula"/>
+        <w:tblW w:w="0" w:type="auto"/>
+        <w:tblLook w:val="04A0" w:firstRow="1" w:lastRow="0" w:firstColumn="1" w:lastColumn="0" w:noHBand="0" w:noVBand="1"/>
+      </w:tblPr>
+      <w:tblGrid>
+        <w:gridCol w:w="2851"/>
+        <w:gridCol w:w="2838"/>
+        <w:gridCol w:w="2941"/>
+      </w:tblGrid>
+      <w:tr>
+        <w:tc>
+          <w:tcPr>
+            <w:tcW w:w="3120" w:type="dxa"/>
+          </w:tcPr>
+          <w:p>
+            <w:r>
+              <w:t>Rol</w:t>
+            </w:r>
+          </w:p>
+        </w:tc>
+        <w:tc>
+          <w:tcPr>
+            <w:tcW w:w="3120" w:type="dxa"/>
+          </w:tcPr>
+          <w:p>
+            <w:r>
+              <w:t>Nombre y Cargo</w:t>
+            </w:r>
+          </w:p>
+        </w:tc>
+        <w:tc>
+          <w:tcPr>
+            <w:tcW w:w="3120" w:type="dxa"/>
+          </w:tcPr>
+          <w:p>
+            <w:r>
+              <w:t>Firma</w:t>
+            </w:r>
+          </w:p>
+        </w:tc>
+      </w:tr>
+      <w:tr>
+        <w:tc>
+          <w:tcPr>
+            <w:tcW w:w="3120" w:type="dxa"/>
+          </w:tcPr>
+          <w:p>
+            <w:r>
+              <w:t>Solicitante</w:t>
+            </w:r>
+          </w:p>
+        </w:tc>
+        <w:tc>
+          <w:tcPr>
+            <w:tcW w:w="3120" w:type="dxa"/>
+          </w:tcPr>
+          <w:p>
+            <w:r>
+              <w:t>Por designar - Dirección de Ingresos</w:t>
+            </w:r>
+          </w:p>
+        </w:tc>
+        <w:tc>
+          <w:tcPr>
+            <w:tcW w:w="3120" w:type="dxa"/>
+          </w:tcPr>
+          <w:p>
+            <w:r>
+              <w:t>____________________</w:t>
+            </w:r>
+          </w:p>
+        </w:tc>
+      </w:tr>
+    </w:tbl>
+    <w:p/>
     <w:p/>
     <w:sectPr>
       <w:pgSz w:w="12240" w:h="15840"/>
@@ -884,6 +1902,232 @@
     </w:lvl>
   </w:abstractNum>
   <w:abstractNum w:abstractNumId="9" w15:restartNumberingAfterBreak="0">
+    <w:nsid w:val="0EFC1B49"/>
+    <w:multiLevelType w:val="hybridMultilevel"/>
+    <w:tmpl w:val="D36689D8"/>
+    <w:lvl w:ilvl="0" w:tplc="0C0A0001">
+      <w:start w:val="1"/>
+      <w:numFmt w:val="bullet"/>
+      <w:lvlText w:val=""/>
+      <w:lvlJc w:val="left"/>
+      <w:pPr>
+        <w:ind w:left="720" w:hanging="360"/>
+      </w:pPr>
+      <w:rPr>
+        <w:rFonts w:ascii="Symbol" w:hAnsi="Symbol" w:hint="default"/>
+      </w:rPr>
+    </w:lvl>
+    <w:lvl w:ilvl="1" w:tplc="0C0A0003" w:tentative="1">
+      <w:start w:val="1"/>
+      <w:numFmt w:val="bullet"/>
+      <w:lvlText w:val="o"/>
+      <w:lvlJc w:val="left"/>
+      <w:pPr>
+        <w:ind w:left="1440" w:hanging="360"/>
+      </w:pPr>
+      <w:rPr>
+        <w:rFonts w:ascii="Courier New" w:hAnsi="Courier New" w:cs="Courier New" w:hint="default"/>
+      </w:rPr>
+    </w:lvl>
+    <w:lvl w:ilvl="2" w:tplc="0C0A0005" w:tentative="1">
+      <w:start w:val="1"/>
+      <w:numFmt w:val="bullet"/>
+      <w:lvlText w:val=""/>
+      <w:lvlJc w:val="left"/>
+      <w:pPr>
+        <w:ind w:left="2160" w:hanging="360"/>
+      </w:pPr>
+      <w:rPr>
+        <w:rFonts w:ascii="Wingdings" w:hAnsi="Wingdings" w:hint="default"/>
+      </w:rPr>
+    </w:lvl>
+    <w:lvl w:ilvl="3" w:tplc="0C0A0001" w:tentative="1">
+      <w:start w:val="1"/>
+      <w:numFmt w:val="bullet"/>
+      <w:lvlText w:val=""/>
+      <w:lvlJc w:val="left"/>
+      <w:pPr>
+        <w:ind w:left="2880" w:hanging="360"/>
+      </w:pPr>
+      <w:rPr>
+        <w:rFonts w:ascii="Symbol" w:hAnsi="Symbol" w:hint="default"/>
+      </w:rPr>
+    </w:lvl>
+    <w:lvl w:ilvl="4" w:tplc="0C0A0003" w:tentative="1">
+      <w:start w:val="1"/>
+      <w:numFmt w:val="bullet"/>
+      <w:lvlText w:val="o"/>
+      <w:lvlJc w:val="left"/>
+      <w:pPr>
+        <w:ind w:left="3600" w:hanging="360"/>
+      </w:pPr>
+      <w:rPr>
+        <w:rFonts w:ascii="Courier New" w:hAnsi="Courier New" w:cs="Courier New" w:hint="default"/>
+      </w:rPr>
+    </w:lvl>
+    <w:lvl w:ilvl="5" w:tplc="0C0A0005" w:tentative="1">
+      <w:start w:val="1"/>
+      <w:numFmt w:val="bullet"/>
+      <w:lvlText w:val=""/>
+      <w:lvlJc w:val="left"/>
+      <w:pPr>
+        <w:ind w:left="4320" w:hanging="360"/>
+      </w:pPr>
+      <w:rPr>
+        <w:rFonts w:ascii="Wingdings" w:hAnsi="Wingdings" w:hint="default"/>
+      </w:rPr>
+    </w:lvl>
+    <w:lvl w:ilvl="6" w:tplc="0C0A0001" w:tentative="1">
+      <w:start w:val="1"/>
+      <w:numFmt w:val="bullet"/>
+      <w:lvlText w:val=""/>
+      <w:lvlJc w:val="left"/>
+      <w:pPr>
+        <w:ind w:left="5040" w:hanging="360"/>
+      </w:pPr>
+      <w:rPr>
+        <w:rFonts w:ascii="Symbol" w:hAnsi="Symbol" w:hint="default"/>
+      </w:rPr>
+    </w:lvl>
+    <w:lvl w:ilvl="7" w:tplc="0C0A0003" w:tentative="1">
+      <w:start w:val="1"/>
+      <w:numFmt w:val="bullet"/>
+      <w:lvlText w:val="o"/>
+      <w:lvlJc w:val="left"/>
+      <w:pPr>
+        <w:ind w:left="5760" w:hanging="360"/>
+      </w:pPr>
+      <w:rPr>
+        <w:rFonts w:ascii="Courier New" w:hAnsi="Courier New" w:cs="Courier New" w:hint="default"/>
+      </w:rPr>
+    </w:lvl>
+    <w:lvl w:ilvl="8" w:tplc="0C0A0005" w:tentative="1">
+      <w:start w:val="1"/>
+      <w:numFmt w:val="bullet"/>
+      <w:lvlText w:val=""/>
+      <w:lvlJc w:val="left"/>
+      <w:pPr>
+        <w:ind w:left="6480" w:hanging="360"/>
+      </w:pPr>
+      <w:rPr>
+        <w:rFonts w:ascii="Wingdings" w:hAnsi="Wingdings" w:hint="default"/>
+      </w:rPr>
+    </w:lvl>
+  </w:abstractNum>
+  <w:abstractNum w:abstractNumId="10" w15:restartNumberingAfterBreak="0">
+    <w:nsid w:val="114665CE"/>
+    <w:multiLevelType w:val="hybridMultilevel"/>
+    <w:tmpl w:val="DA52267C"/>
+    <w:lvl w:ilvl="0" w:tplc="0C0A0001">
+      <w:start w:val="1"/>
+      <w:numFmt w:val="bullet"/>
+      <w:lvlText w:val=""/>
+      <w:lvlJc w:val="left"/>
+      <w:pPr>
+        <w:ind w:left="720" w:hanging="360"/>
+      </w:pPr>
+      <w:rPr>
+        <w:rFonts w:ascii="Symbol" w:hAnsi="Symbol" w:hint="default"/>
+      </w:rPr>
+    </w:lvl>
+    <w:lvl w:ilvl="1" w:tplc="0C0A0003" w:tentative="1">
+      <w:start w:val="1"/>
+      <w:numFmt w:val="bullet"/>
+      <w:lvlText w:val="o"/>
+      <w:lvlJc w:val="left"/>
+      <w:pPr>
+        <w:ind w:left="1440" w:hanging="360"/>
+      </w:pPr>
+      <w:rPr>
+        <w:rFonts w:ascii="Courier New" w:hAnsi="Courier New" w:cs="Courier New" w:hint="default"/>
+      </w:rPr>
+    </w:lvl>
+    <w:lvl w:ilvl="2" w:tplc="0C0A0005" w:tentative="1">
+      <w:start w:val="1"/>
+      <w:numFmt w:val="bullet"/>
+      <w:lvlText w:val=""/>
+      <w:lvlJc w:val="left"/>
+      <w:pPr>
+        <w:ind w:left="2160" w:hanging="360"/>
+      </w:pPr>
+      <w:rPr>
+        <w:rFonts w:ascii="Wingdings" w:hAnsi="Wingdings" w:hint="default"/>
+      </w:rPr>
+    </w:lvl>
+    <w:lvl w:ilvl="3" w:tplc="0C0A0001" w:tentative="1">
+      <w:start w:val="1"/>
+      <w:numFmt w:val="bullet"/>
+      <w:lvlText w:val=""/>
+      <w:lvlJc w:val="left"/>
+      <w:pPr>
+        <w:ind w:left="2880" w:hanging="360"/>
+      </w:pPr>
+      <w:rPr>
+        <w:rFonts w:ascii="Symbol" w:hAnsi="Symbol" w:hint="default"/>
+      </w:rPr>
+    </w:lvl>
+    <w:lvl w:ilvl="4" w:tplc="0C0A0003" w:tentative="1">
+      <w:start w:val="1"/>
+      <w:numFmt w:val="bullet"/>
+      <w:lvlText w:val="o"/>
+      <w:lvlJc w:val="left"/>
+      <w:pPr>
+        <w:ind w:left="3600" w:hanging="360"/>
+      </w:pPr>
+      <w:rPr>
+        <w:rFonts w:ascii="Courier New" w:hAnsi="Courier New" w:cs="Courier New" w:hint="default"/>
+      </w:rPr>
+    </w:lvl>
+    <w:lvl w:ilvl="5" w:tplc="0C0A0005" w:tentative="1">
+      <w:start w:val="1"/>
+      <w:numFmt w:val="bullet"/>
+      <w:lvlText w:val=""/>
+      <w:lvlJc w:val="left"/>
+      <w:pPr>
+        <w:ind w:left="4320" w:hanging="360"/>
+      </w:pPr>
+      <w:rPr>
+        <w:rFonts w:ascii="Wingdings" w:hAnsi="Wingdings" w:hint="default"/>
+      </w:rPr>
+    </w:lvl>
+    <w:lvl w:ilvl="6" w:tplc="0C0A0001" w:tentative="1">
+      <w:start w:val="1"/>
+      <w:numFmt w:val="bullet"/>
+      <w:lvlText w:val=""/>
+      <w:lvlJc w:val="left"/>
+      <w:pPr>
+        <w:ind w:left="5040" w:hanging="360"/>
+      </w:pPr>
+      <w:rPr>
+        <w:rFonts w:ascii="Symbol" w:hAnsi="Symbol" w:hint="default"/>
+      </w:rPr>
+    </w:lvl>
+    <w:lvl w:ilvl="7" w:tplc="0C0A0003" w:tentative="1">
+      <w:start w:val="1"/>
+      <w:numFmt w:val="bullet"/>
+      <w:lvlText w:val="o"/>
+      <w:lvlJc w:val="left"/>
+      <w:pPr>
+        <w:ind w:left="5760" w:hanging="360"/>
+      </w:pPr>
+      <w:rPr>
+        <w:rFonts w:ascii="Courier New" w:hAnsi="Courier New" w:cs="Courier New" w:hint="default"/>
+      </w:rPr>
+    </w:lvl>
+    <w:lvl w:ilvl="8" w:tplc="0C0A0005" w:tentative="1">
+      <w:start w:val="1"/>
+      <w:numFmt w:val="bullet"/>
+      <w:lvlText w:val=""/>
+      <w:lvlJc w:val="left"/>
+      <w:pPr>
+        <w:ind w:left="6480" w:hanging="360"/>
+      </w:pPr>
+      <w:rPr>
+        <w:rFonts w:ascii="Wingdings" w:hAnsi="Wingdings" w:hint="default"/>
+      </w:rPr>
+    </w:lvl>
+  </w:abstractNum>
+  <w:abstractNum w:abstractNumId="11" w15:restartNumberingAfterBreak="0">
     <w:nsid w:val="19620A18"/>
     <w:multiLevelType w:val="multilevel"/>
     <w:tmpl w:val="0C0A0025"/>
@@ -978,7 +2222,120 @@
       </w:pPr>
     </w:lvl>
   </w:abstractNum>
-  <w:abstractNum w:abstractNumId="10" w15:restartNumberingAfterBreak="0">
+  <w:abstractNum w:abstractNumId="12" w15:restartNumberingAfterBreak="0">
+    <w:nsid w:val="1CE41A65"/>
+    <w:multiLevelType w:val="hybridMultilevel"/>
+    <w:tmpl w:val="A9943600"/>
+    <w:lvl w:ilvl="0" w:tplc="0C0A0001">
+      <w:start w:val="1"/>
+      <w:numFmt w:val="bullet"/>
+      <w:lvlText w:val=""/>
+      <w:lvlJc w:val="left"/>
+      <w:pPr>
+        <w:ind w:left="720" w:hanging="360"/>
+      </w:pPr>
+      <w:rPr>
+        <w:rFonts w:ascii="Symbol" w:hAnsi="Symbol" w:hint="default"/>
+      </w:rPr>
+    </w:lvl>
+    <w:lvl w:ilvl="1" w:tplc="0C0A0003" w:tentative="1">
+      <w:start w:val="1"/>
+      <w:numFmt w:val="bullet"/>
+      <w:lvlText w:val="o"/>
+      <w:lvlJc w:val="left"/>
+      <w:pPr>
+        <w:ind w:left="1440" w:hanging="360"/>
+      </w:pPr>
+      <w:rPr>
+        <w:rFonts w:ascii="Courier New" w:hAnsi="Courier New" w:cs="Courier New" w:hint="default"/>
+      </w:rPr>
+    </w:lvl>
+    <w:lvl w:ilvl="2" w:tplc="0C0A0005" w:tentative="1">
+      <w:start w:val="1"/>
+      <w:numFmt w:val="bullet"/>
+      <w:lvlText w:val=""/>
+      <w:lvlJc w:val="left"/>
+      <w:pPr>
+        <w:ind w:left="2160" w:hanging="360"/>
+      </w:pPr>
+      <w:rPr>
+        <w:rFonts w:ascii="Wingdings" w:hAnsi="Wingdings" w:hint="default"/>
+      </w:rPr>
+    </w:lvl>
+    <w:lvl w:ilvl="3" w:tplc="0C0A0001" w:tentative="1">
+      <w:start w:val="1"/>
+      <w:numFmt w:val="bullet"/>
+      <w:lvlText w:val=""/>
+      <w:lvlJc w:val="left"/>
+      <w:pPr>
+        <w:ind w:left="2880" w:hanging="360"/>
+      </w:pPr>
+      <w:rPr>
+        <w:rFonts w:ascii="Symbol" w:hAnsi="Symbol" w:hint="default"/>
+      </w:rPr>
+    </w:lvl>
+    <w:lvl w:ilvl="4" w:tplc="0C0A0003" w:tentative="1">
+      <w:start w:val="1"/>
+      <w:numFmt w:val="bullet"/>
+      <w:lvlText w:val="o"/>
+      <w:lvlJc w:val="left"/>
+      <w:pPr>
+        <w:ind w:left="3600" w:hanging="360"/>
+      </w:pPr>
+      <w:rPr>
+        <w:rFonts w:ascii="Courier New" w:hAnsi="Courier New" w:cs="Courier New" w:hint="default"/>
+      </w:rPr>
+    </w:lvl>
+    <w:lvl w:ilvl="5" w:tplc="0C0A0005" w:tentative="1">
+      <w:start w:val="1"/>
+      <w:numFmt w:val="bullet"/>
+      <w:lvlText w:val=""/>
+      <w:lvlJc w:val="left"/>
+      <w:pPr>
+        <w:ind w:left="4320" w:hanging="360"/>
+      </w:pPr>
+      <w:rPr>
+        <w:rFonts w:ascii="Wingdings" w:hAnsi="Wingdings" w:hint="default"/>
+      </w:rPr>
+    </w:lvl>
+    <w:lvl w:ilvl="6" w:tplc="0C0A0001" w:tentative="1">
+      <w:start w:val="1"/>
+      <w:numFmt w:val="bullet"/>
+      <w:lvlText w:val=""/>
+      <w:lvlJc w:val="left"/>
+      <w:pPr>
+        <w:ind w:left="5040" w:hanging="360"/>
+      </w:pPr>
+      <w:rPr>
+        <w:rFonts w:ascii="Symbol" w:hAnsi="Symbol" w:hint="default"/>
+      </w:rPr>
+    </w:lvl>
+    <w:lvl w:ilvl="7" w:tplc="0C0A0003" w:tentative="1">
+      <w:start w:val="1"/>
+      <w:numFmt w:val="bullet"/>
+      <w:lvlText w:val="o"/>
+      <w:lvlJc w:val="left"/>
+      <w:pPr>
+        <w:ind w:left="5760" w:hanging="360"/>
+      </w:pPr>
+      <w:rPr>
+        <w:rFonts w:ascii="Courier New" w:hAnsi="Courier New" w:cs="Courier New" w:hint="default"/>
+      </w:rPr>
+    </w:lvl>
+    <w:lvl w:ilvl="8" w:tplc="0C0A0005" w:tentative="1">
+      <w:start w:val="1"/>
+      <w:numFmt w:val="bullet"/>
+      <w:lvlText w:val=""/>
+      <w:lvlJc w:val="left"/>
+      <w:pPr>
+        <w:ind w:left="6480" w:hanging="360"/>
+      </w:pPr>
+      <w:rPr>
+        <w:rFonts w:ascii="Wingdings" w:hAnsi="Wingdings" w:hint="default"/>
+      </w:rPr>
+    </w:lvl>
+  </w:abstractNum>
+  <w:abstractNum w:abstractNumId="13" w15:restartNumberingAfterBreak="0">
     <w:nsid w:val="262922B9"/>
     <w:multiLevelType w:val="hybridMultilevel"/>
     <w:tmpl w:val="B9B616A8"/>
@@ -1091,7 +2448,346 @@
       </w:rPr>
     </w:lvl>
   </w:abstractNum>
-  <w:abstractNum w:abstractNumId="11" w15:restartNumberingAfterBreak="0">
+  <w:abstractNum w:abstractNumId="14" w15:restartNumberingAfterBreak="0">
+    <w:nsid w:val="2B26186B"/>
+    <w:multiLevelType w:val="hybridMultilevel"/>
+    <w:tmpl w:val="FDBEE5AA"/>
+    <w:lvl w:ilvl="0" w:tplc="0C0A0001">
+      <w:start w:val="1"/>
+      <w:numFmt w:val="bullet"/>
+      <w:lvlText w:val=""/>
+      <w:lvlJc w:val="left"/>
+      <w:pPr>
+        <w:ind w:left="720" w:hanging="360"/>
+      </w:pPr>
+      <w:rPr>
+        <w:rFonts w:ascii="Symbol" w:hAnsi="Symbol" w:hint="default"/>
+      </w:rPr>
+    </w:lvl>
+    <w:lvl w:ilvl="1" w:tplc="0C0A0003" w:tentative="1">
+      <w:start w:val="1"/>
+      <w:numFmt w:val="bullet"/>
+      <w:lvlText w:val="o"/>
+      <w:lvlJc w:val="left"/>
+      <w:pPr>
+        <w:ind w:left="1440" w:hanging="360"/>
+      </w:pPr>
+      <w:rPr>
+        <w:rFonts w:ascii="Courier New" w:hAnsi="Courier New" w:cs="Courier New" w:hint="default"/>
+      </w:rPr>
+    </w:lvl>
+    <w:lvl w:ilvl="2" w:tplc="0C0A0005" w:tentative="1">
+      <w:start w:val="1"/>
+      <w:numFmt w:val="bullet"/>
+      <w:lvlText w:val=""/>
+      <w:lvlJc w:val="left"/>
+      <w:pPr>
+        <w:ind w:left="2160" w:hanging="360"/>
+      </w:pPr>
+      <w:rPr>
+        <w:rFonts w:ascii="Wingdings" w:hAnsi="Wingdings" w:hint="default"/>
+      </w:rPr>
+    </w:lvl>
+    <w:lvl w:ilvl="3" w:tplc="0C0A0001" w:tentative="1">
+      <w:start w:val="1"/>
+      <w:numFmt w:val="bullet"/>
+      <w:lvlText w:val=""/>
+      <w:lvlJc w:val="left"/>
+      <w:pPr>
+        <w:ind w:left="2880" w:hanging="360"/>
+      </w:pPr>
+      <w:rPr>
+        <w:rFonts w:ascii="Symbol" w:hAnsi="Symbol" w:hint="default"/>
+      </w:rPr>
+    </w:lvl>
+    <w:lvl w:ilvl="4" w:tplc="0C0A0003" w:tentative="1">
+      <w:start w:val="1"/>
+      <w:numFmt w:val="bullet"/>
+      <w:lvlText w:val="o"/>
+      <w:lvlJc w:val="left"/>
+      <w:pPr>
+        <w:ind w:left="3600" w:hanging="360"/>
+      </w:pPr>
+      <w:rPr>
+        <w:rFonts w:ascii="Courier New" w:hAnsi="Courier New" w:cs="Courier New" w:hint="default"/>
+      </w:rPr>
+    </w:lvl>
+    <w:lvl w:ilvl="5" w:tplc="0C0A0005" w:tentative="1">
+      <w:start w:val="1"/>
+      <w:numFmt w:val="bullet"/>
+      <w:lvlText w:val=""/>
+      <w:lvlJc w:val="left"/>
+      <w:pPr>
+        <w:ind w:left="4320" w:hanging="360"/>
+      </w:pPr>
+      <w:rPr>
+        <w:rFonts w:ascii="Wingdings" w:hAnsi="Wingdings" w:hint="default"/>
+      </w:rPr>
+    </w:lvl>
+    <w:lvl w:ilvl="6" w:tplc="0C0A0001" w:tentative="1">
+      <w:start w:val="1"/>
+      <w:numFmt w:val="bullet"/>
+      <w:lvlText w:val=""/>
+      <w:lvlJc w:val="left"/>
+      <w:pPr>
+        <w:ind w:left="5040" w:hanging="360"/>
+      </w:pPr>
+      <w:rPr>
+        <w:rFonts w:ascii="Symbol" w:hAnsi="Symbol" w:hint="default"/>
+      </w:rPr>
+    </w:lvl>
+    <w:lvl w:ilvl="7" w:tplc="0C0A0003" w:tentative="1">
+      <w:start w:val="1"/>
+      <w:numFmt w:val="bullet"/>
+      <w:lvlText w:val="o"/>
+      <w:lvlJc w:val="left"/>
+      <w:pPr>
+        <w:ind w:left="5760" w:hanging="360"/>
+      </w:pPr>
+      <w:rPr>
+        <w:rFonts w:ascii="Courier New" w:hAnsi="Courier New" w:cs="Courier New" w:hint="default"/>
+      </w:rPr>
+    </w:lvl>
+    <w:lvl w:ilvl="8" w:tplc="0C0A0005" w:tentative="1">
+      <w:start w:val="1"/>
+      <w:numFmt w:val="bullet"/>
+      <w:lvlText w:val=""/>
+      <w:lvlJc w:val="left"/>
+      <w:pPr>
+        <w:ind w:left="6480" w:hanging="360"/>
+      </w:pPr>
+      <w:rPr>
+        <w:rFonts w:ascii="Wingdings" w:hAnsi="Wingdings" w:hint="default"/>
+      </w:rPr>
+    </w:lvl>
+  </w:abstractNum>
+  <w:abstractNum w:abstractNumId="15" w15:restartNumberingAfterBreak="0">
+    <w:nsid w:val="462B1912"/>
+    <w:multiLevelType w:val="hybridMultilevel"/>
+    <w:tmpl w:val="13ECB72A"/>
+    <w:lvl w:ilvl="0" w:tplc="0C0A0001">
+      <w:start w:val="1"/>
+      <w:numFmt w:val="bullet"/>
+      <w:lvlText w:val=""/>
+      <w:lvlJc w:val="left"/>
+      <w:pPr>
+        <w:ind w:left="720" w:hanging="360"/>
+      </w:pPr>
+      <w:rPr>
+        <w:rFonts w:ascii="Symbol" w:hAnsi="Symbol" w:hint="default"/>
+      </w:rPr>
+    </w:lvl>
+    <w:lvl w:ilvl="1" w:tplc="0C0A0003" w:tentative="1">
+      <w:start w:val="1"/>
+      <w:numFmt w:val="bullet"/>
+      <w:lvlText w:val="o"/>
+      <w:lvlJc w:val="left"/>
+      <w:pPr>
+        <w:ind w:left="1440" w:hanging="360"/>
+      </w:pPr>
+      <w:rPr>
+        <w:rFonts w:ascii="Courier New" w:hAnsi="Courier New" w:cs="Courier New" w:hint="default"/>
+      </w:rPr>
+    </w:lvl>
+    <w:lvl w:ilvl="2" w:tplc="0C0A0005" w:tentative="1">
+      <w:start w:val="1"/>
+      <w:numFmt w:val="bullet"/>
+      <w:lvlText w:val=""/>
+      <w:lvlJc w:val="left"/>
+      <w:pPr>
+        <w:ind w:left="2160" w:hanging="360"/>
+      </w:pPr>
+      <w:rPr>
+        <w:rFonts w:ascii="Wingdings" w:hAnsi="Wingdings" w:hint="default"/>
+      </w:rPr>
+    </w:lvl>
+    <w:lvl w:ilvl="3" w:tplc="0C0A0001" w:tentative="1">
+      <w:start w:val="1"/>
+      <w:numFmt w:val="bullet"/>
+      <w:lvlText w:val=""/>
+      <w:lvlJc w:val="left"/>
+      <w:pPr>
+        <w:ind w:left="2880" w:hanging="360"/>
+      </w:pPr>
+      <w:rPr>
+        <w:rFonts w:ascii="Symbol" w:hAnsi="Symbol" w:hint="default"/>
+      </w:rPr>
+    </w:lvl>
+    <w:lvl w:ilvl="4" w:tplc="0C0A0003" w:tentative="1">
+      <w:start w:val="1"/>
+      <w:numFmt w:val="bullet"/>
+      <w:lvlText w:val="o"/>
+      <w:lvlJc w:val="left"/>
+      <w:pPr>
+        <w:ind w:left="3600" w:hanging="360"/>
+      </w:pPr>
+      <w:rPr>
+        <w:rFonts w:ascii="Courier New" w:hAnsi="Courier New" w:cs="Courier New" w:hint="default"/>
+      </w:rPr>
+    </w:lvl>
+    <w:lvl w:ilvl="5" w:tplc="0C0A0005" w:tentative="1">
+      <w:start w:val="1"/>
+      <w:numFmt w:val="bullet"/>
+      <w:lvlText w:val=""/>
+      <w:lvlJc w:val="left"/>
+      <w:pPr>
+        <w:ind w:left="4320" w:hanging="360"/>
+      </w:pPr>
+      <w:rPr>
+        <w:rFonts w:ascii="Wingdings" w:hAnsi="Wingdings" w:hint="default"/>
+      </w:rPr>
+    </w:lvl>
+    <w:lvl w:ilvl="6" w:tplc="0C0A0001" w:tentative="1">
+      <w:start w:val="1"/>
+      <w:numFmt w:val="bullet"/>
+      <w:lvlText w:val=""/>
+      <w:lvlJc w:val="left"/>
+      <w:pPr>
+        <w:ind w:left="5040" w:hanging="360"/>
+      </w:pPr>
+      <w:rPr>
+        <w:rFonts w:ascii="Symbol" w:hAnsi="Symbol" w:hint="default"/>
+      </w:rPr>
+    </w:lvl>
+    <w:lvl w:ilvl="7" w:tplc="0C0A0003" w:tentative="1">
+      <w:start w:val="1"/>
+      <w:numFmt w:val="bullet"/>
+      <w:lvlText w:val="o"/>
+      <w:lvlJc w:val="left"/>
+      <w:pPr>
+        <w:ind w:left="5760" w:hanging="360"/>
+      </w:pPr>
+      <w:rPr>
+        <w:rFonts w:ascii="Courier New" w:hAnsi="Courier New" w:cs="Courier New" w:hint="default"/>
+      </w:rPr>
+    </w:lvl>
+    <w:lvl w:ilvl="8" w:tplc="0C0A0005" w:tentative="1">
+      <w:start w:val="1"/>
+      <w:numFmt w:val="bullet"/>
+      <w:lvlText w:val=""/>
+      <w:lvlJc w:val="left"/>
+      <w:pPr>
+        <w:ind w:left="6480" w:hanging="360"/>
+      </w:pPr>
+      <w:rPr>
+        <w:rFonts w:ascii="Wingdings" w:hAnsi="Wingdings" w:hint="default"/>
+      </w:rPr>
+    </w:lvl>
+  </w:abstractNum>
+  <w:abstractNum w:abstractNumId="16" w15:restartNumberingAfterBreak="0">
+    <w:nsid w:val="5803430E"/>
+    <w:multiLevelType w:val="hybridMultilevel"/>
+    <w:tmpl w:val="4AF88F66"/>
+    <w:lvl w:ilvl="0" w:tplc="0C0A0001">
+      <w:start w:val="1"/>
+      <w:numFmt w:val="bullet"/>
+      <w:lvlText w:val=""/>
+      <w:lvlJc w:val="left"/>
+      <w:pPr>
+        <w:ind w:left="720" w:hanging="360"/>
+      </w:pPr>
+      <w:rPr>
+        <w:rFonts w:ascii="Symbol" w:hAnsi="Symbol" w:hint="default"/>
+      </w:rPr>
+    </w:lvl>
+    <w:lvl w:ilvl="1" w:tplc="0C0A0003" w:tentative="1">
+      <w:start w:val="1"/>
+      <w:numFmt w:val="bullet"/>
+      <w:lvlText w:val="o"/>
+      <w:lvlJc w:val="left"/>
+      <w:pPr>
+        <w:ind w:left="1440" w:hanging="360"/>
+      </w:pPr>
+      <w:rPr>
+        <w:rFonts w:ascii="Courier New" w:hAnsi="Courier New" w:cs="Courier New" w:hint="default"/>
+      </w:rPr>
+    </w:lvl>
+    <w:lvl w:ilvl="2" w:tplc="0C0A0005" w:tentative="1">
+      <w:start w:val="1"/>
+      <w:numFmt w:val="bullet"/>
+      <w:lvlText w:val=""/>
+      <w:lvlJc w:val="left"/>
+      <w:pPr>
+        <w:ind w:left="2160" w:hanging="360"/>
+      </w:pPr>
+      <w:rPr>
+        <w:rFonts w:ascii="Wingdings" w:hAnsi="Wingdings" w:hint="default"/>
+      </w:rPr>
+    </w:lvl>
+    <w:lvl w:ilvl="3" w:tplc="0C0A0001" w:tentative="1">
+      <w:start w:val="1"/>
+      <w:numFmt w:val="bullet"/>
+      <w:lvlText w:val=""/>
+      <w:lvlJc w:val="left"/>
+      <w:pPr>
+        <w:ind w:left="2880" w:hanging="360"/>
+      </w:pPr>
+      <w:rPr>
+        <w:rFonts w:ascii="Symbol" w:hAnsi="Symbol" w:hint="default"/>
+      </w:rPr>
+    </w:lvl>
+    <w:lvl w:ilvl="4" w:tplc="0C0A0003" w:tentative="1">
+      <w:start w:val="1"/>
+      <w:numFmt w:val="bullet"/>
+      <w:lvlText w:val="o"/>
+      <w:lvlJc w:val="left"/>
+      <w:pPr>
+        <w:ind w:left="3600" w:hanging="360"/>
+      </w:pPr>
+      <w:rPr>
+        <w:rFonts w:ascii="Courier New" w:hAnsi="Courier New" w:cs="Courier New" w:hint="default"/>
+      </w:rPr>
+    </w:lvl>
+    <w:lvl w:ilvl="5" w:tplc="0C0A0005" w:tentative="1">
+      <w:start w:val="1"/>
+      <w:numFmt w:val="bullet"/>
+      <w:lvlText w:val=""/>
+      <w:lvlJc w:val="left"/>
+      <w:pPr>
+        <w:ind w:left="4320" w:hanging="360"/>
+      </w:pPr>
+      <w:rPr>
+        <w:rFonts w:ascii="Wingdings" w:hAnsi="Wingdings" w:hint="default"/>
+      </w:rPr>
+    </w:lvl>
+    <w:lvl w:ilvl="6" w:tplc="0C0A0001" w:tentative="1">
+      <w:start w:val="1"/>
+      <w:numFmt w:val="bullet"/>
+      <w:lvlText w:val=""/>
+      <w:lvlJc w:val="left"/>
+      <w:pPr>
+        <w:ind w:left="5040" w:hanging="360"/>
+      </w:pPr>
+      <w:rPr>
+        <w:rFonts w:ascii="Symbol" w:hAnsi="Symbol" w:hint="default"/>
+      </w:rPr>
+    </w:lvl>
+    <w:lvl w:ilvl="7" w:tplc="0C0A0003" w:tentative="1">
+      <w:start w:val="1"/>
+      <w:numFmt w:val="bullet"/>
+      <w:lvlText w:val="o"/>
+      <w:lvlJc w:val="left"/>
+      <w:pPr>
+        <w:ind w:left="5760" w:hanging="360"/>
+      </w:pPr>
+      <w:rPr>
+        <w:rFonts w:ascii="Courier New" w:hAnsi="Courier New" w:cs="Courier New" w:hint="default"/>
+      </w:rPr>
+    </w:lvl>
+    <w:lvl w:ilvl="8" w:tplc="0C0A0005" w:tentative="1">
+      <w:start w:val="1"/>
+      <w:numFmt w:val="bullet"/>
+      <w:lvlText w:val=""/>
+      <w:lvlJc w:val="left"/>
+      <w:pPr>
+        <w:ind w:left="6480" w:hanging="360"/>
+      </w:pPr>
+      <w:rPr>
+        <w:rFonts w:ascii="Wingdings" w:hAnsi="Wingdings" w:hint="default"/>
+      </w:rPr>
+    </w:lvl>
+  </w:abstractNum>
+  <w:abstractNum w:abstractNumId="17" w15:restartNumberingAfterBreak="0">
     <w:nsid w:val="68AE3738"/>
     <w:multiLevelType w:val="hybridMultilevel"/>
     <w:tmpl w:val="55C49B24"/>
@@ -1204,7 +2900,7 @@
       </w:rPr>
     </w:lvl>
   </w:abstractNum>
-  <w:abstractNum w:abstractNumId="12" w15:restartNumberingAfterBreak="0">
+  <w:abstractNum w:abstractNumId="18" w15:restartNumberingAfterBreak="0">
     <w:nsid w:val="7C88519F"/>
     <w:multiLevelType w:val="hybridMultilevel"/>
     <w:tmpl w:val="F8F8D826"/>
@@ -1345,15 +3041,36 @@
     <w:abstractNumId w:val="0"/>
   </w:num>
   <w:num w:numId="10" w16cid:durableId="885990906">
+    <w:abstractNumId w:val="11"/>
+  </w:num>
+  <w:num w:numId="11" w16cid:durableId="320233561">
+    <w:abstractNumId w:val="18"/>
+  </w:num>
+  <w:num w:numId="12" w16cid:durableId="1184708675">
+    <w:abstractNumId w:val="13"/>
+  </w:num>
+  <w:num w:numId="13" w16cid:durableId="934552213">
+    <w:abstractNumId w:val="17"/>
+  </w:num>
+  <w:num w:numId="14" w16cid:durableId="327440046">
+    <w:abstractNumId w:val="10"/>
+  </w:num>
+  <w:num w:numId="15" w16cid:durableId="32508412">
+    <w:abstractNumId w:val="15"/>
+  </w:num>
+  <w:num w:numId="16" w16cid:durableId="1460369956">
+    <w:abstractNumId w:val="12"/>
+  </w:num>
+  <w:num w:numId="17" w16cid:durableId="931816476">
+    <w:abstractNumId w:val="16"/>
+  </w:num>
+  <w:num w:numId="18" w16cid:durableId="2090930233">
     <w:abstractNumId w:val="9"/>
   </w:num>
-  <w:num w:numId="11" w16cid:durableId="320233561">
-    <w:abstractNumId w:val="12"/>
+  <w:num w:numId="19" w16cid:durableId="1496069220">
+    <w:abstractNumId w:val="14"/>
   </w:num>
-  <w:num w:numId="12" w16cid:durableId="1184708675">
-    <w:abstractNumId w:val="10"/>
-  </w:num>
-  <w:num w:numId="13" w16cid:durableId="934552213">
+  <w:num w:numId="20" w16cid:durableId="1001157057">
     <w:abstractNumId w:val="11"/>
   </w:num>
 </w:numbering>
@@ -13101,23 +14818,10 @@
 </file>
 
 <file path=customXml/item1.xml><?xml version="1.0" encoding="utf-8"?>
-<p:properties xmlns:p="http://schemas.microsoft.com/office/2006/metadata/properties" xmlns:xsi="http://www.w3.org/2001/XMLSchema-instance" xmlns:pc="http://schemas.microsoft.com/office/infopath/2007/PartnerControls">
-  <documentManagement>
-    <ReferenceId xmlns="1c545606-ba1c-407a-b823-f989fac373ee" xsi:nil="true"/>
-  </documentManagement>
-</p:properties>
+<b:Sources xmlns:b="http://schemas.openxmlformats.org/officeDocument/2006/bibliography" xmlns="http://schemas.openxmlformats.org/officeDocument/2006/bibliography" SelectedStyle="/APA.XSL" StyleName="APA"/>
 </file>
 
 <file path=customXml/item2.xml><?xml version="1.0" encoding="utf-8"?>
-<?mso-contentType ?>
-<FormTemplates xmlns="http://schemas.microsoft.com/sharepoint/v3/contenttype/forms">
-  <Display>DocumentLibraryForm</Display>
-  <Edit>DocumentLibraryForm</Edit>
-  <New>DocumentLibraryForm</New>
-</FormTemplates>
-</file>
-
-<file path=customXml/item3.xml><?xml version="1.0" encoding="utf-8"?>
 <ct:contentTypeSchema xmlns:ct="http://schemas.microsoft.com/office/2006/metadata/contentType" xmlns:ma="http://schemas.microsoft.com/office/2006/metadata/properties/metaAttributes" ct:_="" ma:_="" ma:contentTypeName="Documento" ma:contentTypeID="0x010100ABF155BD2929314EBFAA0D8CA5E69041" ma:contentTypeVersion="4" ma:contentTypeDescription="Crear nuevo documento." ma:contentTypeScope="" ma:versionID="3d47006fdf644e2368fecbc50143f91d">
   <xsd:schema xmlns:xsd="http://www.w3.org/2001/XMLSchema" xmlns:xs="http://www.w3.org/2001/XMLSchema" xmlns:p="http://schemas.microsoft.com/office/2006/metadata/properties" xmlns:ns2="1c545606-ba1c-407a-b823-f989fac373ee" targetNamespace="http://schemas.microsoft.com/office/2006/metadata/properties" ma:root="true" ma:fieldsID="d0a9f9f7b36f5c1a107071ff97ad3182" ns2:_="">
     <xsd:import namespace="1c545606-ba1c-407a-b823-f989fac373ee"/>
@@ -13261,29 +14965,32 @@
 </ct:contentTypeSchema>
 </file>
 
+<file path=customXml/item3.xml><?xml version="1.0" encoding="utf-8"?>
+<?mso-contentType ?>
+<FormTemplates xmlns="http://schemas.microsoft.com/sharepoint/v3/contenttype/forms">
+  <Display>DocumentLibraryForm</Display>
+  <Edit>DocumentLibraryForm</Edit>
+  <New>DocumentLibraryForm</New>
+</FormTemplates>
+</file>
+
 <file path=customXml/item4.xml><?xml version="1.0" encoding="utf-8"?>
-<b:Sources xmlns:b="http://schemas.openxmlformats.org/officeDocument/2006/bibliography" xmlns="http://schemas.openxmlformats.org/officeDocument/2006/bibliography" SelectedStyle="/APA.XSL" StyleName="APA"/>
+<p:properties xmlns:p="http://schemas.microsoft.com/office/2006/metadata/properties" xmlns:xsi="http://www.w3.org/2001/XMLSchema-instance" xmlns:pc="http://schemas.microsoft.com/office/infopath/2007/PartnerControls">
+  <documentManagement>
+    <ReferenceId xmlns="1c545606-ba1c-407a-b823-f989fac373ee" xsi:nil="true"/>
+  </documentManagement>
+</p:properties>
 </file>
 
 <file path=customXml/itemProps1.xml><?xml version="1.0" encoding="utf-8"?>
-<ds:datastoreItem xmlns:ds="http://schemas.openxmlformats.org/officeDocument/2006/customXml" ds:itemID="{34B1A265-BFB6-4375-8692-FABEA8138B84}">
+<ds:datastoreItem xmlns:ds="http://schemas.openxmlformats.org/officeDocument/2006/customXml" ds:itemID="{EF278816-EC6F-A645-907D-7F25AECB1D4A}">
   <ds:schemaRefs>
-    <ds:schemaRef ds:uri="http://schemas.microsoft.com/office/2006/metadata/properties"/>
-    <ds:schemaRef ds:uri="http://schemas.microsoft.com/office/infopath/2007/PartnerControls"/>
-    <ds:schemaRef ds:uri="1c545606-ba1c-407a-b823-f989fac373ee"/>
+    <ds:schemaRef ds:uri="http://schemas.openxmlformats.org/officeDocument/2006/bibliography"/>
   </ds:schemaRefs>
 </ds:datastoreItem>
 </file>
 
 <file path=customXml/itemProps2.xml><?xml version="1.0" encoding="utf-8"?>
-<ds:datastoreItem xmlns:ds="http://schemas.openxmlformats.org/officeDocument/2006/customXml" ds:itemID="{6E5018CD-A07D-42F0-B5BA-E7552024A6DB}">
-  <ds:schemaRefs>
-    <ds:schemaRef ds:uri="http://schemas.microsoft.com/sharepoint/v3/contenttype/forms"/>
-  </ds:schemaRefs>
-</ds:datastoreItem>
-</file>
-
-<file path=customXml/itemProps3.xml><?xml version="1.0" encoding="utf-8"?>
 <ds:datastoreItem xmlns:ds="http://schemas.openxmlformats.org/officeDocument/2006/customXml" ds:itemID="{B512A3C5-593C-4379-A1A3-E75724979078}">
   <ds:schemaRefs>
     <ds:schemaRef ds:uri="http://schemas.microsoft.com/office/2006/metadata/contentType"/>
@@ -13301,10 +15008,20 @@
 </ds:datastoreItem>
 </file>
 
+<file path=customXml/itemProps3.xml><?xml version="1.0" encoding="utf-8"?>
+<ds:datastoreItem xmlns:ds="http://schemas.openxmlformats.org/officeDocument/2006/customXml" ds:itemID="{6E5018CD-A07D-42F0-B5BA-E7552024A6DB}">
+  <ds:schemaRefs>
+    <ds:schemaRef ds:uri="http://schemas.microsoft.com/sharepoint/v3/contenttype/forms"/>
+  </ds:schemaRefs>
+</ds:datastoreItem>
+</file>
+
 <file path=customXml/itemProps4.xml><?xml version="1.0" encoding="utf-8"?>
-<ds:datastoreItem xmlns:ds="http://schemas.openxmlformats.org/officeDocument/2006/customXml" ds:itemID="{EF278816-EC6F-A645-907D-7F25AECB1D4A}">
+<ds:datastoreItem xmlns:ds="http://schemas.openxmlformats.org/officeDocument/2006/customXml" ds:itemID="{34B1A265-BFB6-4375-8692-FABEA8138B84}">
   <ds:schemaRefs>
-    <ds:schemaRef ds:uri="http://schemas.openxmlformats.org/officeDocument/2006/bibliography"/>
+    <ds:schemaRef ds:uri="http://schemas.microsoft.com/office/2006/metadata/properties"/>
+    <ds:schemaRef ds:uri="http://schemas.microsoft.com/office/infopath/2007/PartnerControls"/>
+    <ds:schemaRef ds:uri="1c545606-ba1c-407a-b823-f989fac373ee"/>
   </ds:schemaRefs>
 </ds:datastoreItem>
 </file>
--- a/gestion de proyecto de software.docx
+++ b/gestion de proyecto de software.docx
@@ -767,24 +767,6 @@
     </w:p>
     <w:p>
       <w:pPr>
-        <w:spacing w:line="360" w:lineRule="auto"/>
-        <w:jc w:val="both"/>
-      </w:pPr>
-    </w:p>
-    <w:p>
-      <w:pPr>
-        <w:spacing w:line="360" w:lineRule="auto"/>
-        <w:jc w:val="both"/>
-      </w:pPr>
-    </w:p>
-    <w:p>
-      <w:pPr>
-        <w:spacing w:line="360" w:lineRule="auto"/>
-        <w:jc w:val="both"/>
-      </w:pPr>
-    </w:p>
-    <w:p>
-      <w:pPr>
         <w:pStyle w:val="Ttulo1"/>
         <w:spacing w:line="360" w:lineRule="auto"/>
         <w:jc w:val="both"/>
@@ -798,50 +780,11 @@
           <w:rFonts w:ascii="Arial" w:hAnsi="Arial" w:cs="Arial"/>
           <w:color w:val="000000" w:themeColor="text1"/>
         </w:rPr>
+        <w:lastRenderedPageBreak/>
         <w:t>SOLICITUD DE PROYECTO</w:t>
       </w:r>
     </w:p>
-    <w:p>
-      <w:pPr>
-        <w:spacing w:after="360" w:line="360" w:lineRule="auto"/>
-        <w:jc w:val="both"/>
-        <w:rPr>
-          <w:rFonts w:ascii="Arial" w:hAnsi="Arial" w:cs="Arial"/>
-          <w:color w:val="000000" w:themeColor="text1"/>
-          <w:sz w:val="24"/>
-          <w:szCs w:val="24"/>
-        </w:rPr>
-      </w:pPr>
-      <w:r>
-        <w:rPr>
-          <w:rFonts w:ascii="Arial" w:hAnsi="Arial" w:cs="Arial"/>
-          <w:color w:val="000000" w:themeColor="text1"/>
-          <w:sz w:val="24"/>
-          <w:szCs w:val="24"/>
-        </w:rPr>
-        <w:t>Formulario Oficial de Solicitud de Iniciativa Tecnológica</w:t>
-      </w:r>
-      <w:r>
-        <w:rPr>
-          <w:rFonts w:ascii="Arial" w:hAnsi="Arial" w:cs="Arial"/>
-          <w:color w:val="000000" w:themeColor="text1"/>
-          <w:sz w:val="24"/>
-          <w:szCs w:val="24"/>
-        </w:rPr>
-        <w:br/>
-        <w:t>Cliente: Alcaldía de Sucre</w:t>
-      </w:r>
-      <w:r>
-        <w:rPr>
-          <w:rFonts w:ascii="Arial" w:hAnsi="Arial" w:cs="Arial"/>
-          <w:color w:val="000000" w:themeColor="text1"/>
-          <w:sz w:val="24"/>
-          <w:szCs w:val="24"/>
-        </w:rPr>
-        <w:br/>
-        <w:t>Área Solicitante: Dirección de Ingresos</w:t>
-      </w:r>
-    </w:p>
+    <w:p/>
     <w:p>
       <w:pPr>
         <w:pStyle w:val="Ttulo2"/>
@@ -1099,7 +1042,6 @@
           <w:sz w:val="24"/>
           <w:szCs w:val="24"/>
         </w:rPr>
-        <w:lastRenderedPageBreak/>
         <w:t>Descripción de la Solución Propuesta</w:t>
       </w:r>
     </w:p>
@@ -1127,17 +1069,7 @@
           <w:sz w:val="24"/>
           <w:szCs w:val="24"/>
         </w:rPr>
-        <w:t xml:space="preserve">Se solicita el desarrollo de un sistema web responsivo (accesible desde computadoras y dispositivos móviles) que centralice y digitalice la gestión administrativa de los mercados Campesino, </w:t>
-      </w:r>
-      <w:proofErr w:type="gramStart"/>
-      <w:r>
-        <w:rPr>
-          <w:rFonts w:ascii="Arial" w:hAnsi="Arial" w:cs="Arial"/>
-          <w:color w:val="000000" w:themeColor="text1"/>
-          <w:sz w:val="24"/>
-          <w:szCs w:val="24"/>
-        </w:rPr>
-        <w:t xml:space="preserve">Central </w:t>
+        <w:t xml:space="preserve">Se solicita el desarrollo de un sistema web responsivo (accesible desde computadoras y dispositivos móviles) que centralice y digitalice la gestión administrativa de los mercados Campesino, Central </w:t>
       </w:r>
       <w:r>
         <w:rPr>
@@ -1146,17 +1078,7 @@
           <w:sz w:val="24"/>
           <w:szCs w:val="24"/>
         </w:rPr>
-        <w:t xml:space="preserve"> y</w:t>
-      </w:r>
-      <w:proofErr w:type="gramEnd"/>
-      <w:r>
-        <w:rPr>
-          <w:rFonts w:ascii="Arial" w:hAnsi="Arial" w:cs="Arial"/>
-          <w:color w:val="000000" w:themeColor="text1"/>
-          <w:sz w:val="24"/>
-          <w:szCs w:val="24"/>
-        </w:rPr>
-        <w:t xml:space="preserve"> </w:t>
+        <w:t xml:space="preserve"> y </w:t>
       </w:r>
       <w:r>
         <w:rPr>
@@ -1209,6 +1131,7 @@
           <w:sz w:val="24"/>
           <w:szCs w:val="24"/>
         </w:rPr>
+        <w:lastRenderedPageBreak/>
         <w:t>Módulo de Registro de Puestos: Visualización y control de puestos de venta organizados por mercado, sector o categoría de productos.</w:t>
       </w:r>
     </w:p>
@@ -1461,7 +1384,6 @@
           <w:sz w:val="24"/>
           <w:szCs w:val="24"/>
         </w:rPr>
-        <w:lastRenderedPageBreak/>
         <w:t>Optimización de la fiscalización sanitaria, permitiendo a los inspectores municipales verificar el estado de licencias en segundos a través de dispositivos móviles.</w:t>
       </w:r>
     </w:p>
@@ -1550,6 +1472,7 @@
           <w:sz w:val="24"/>
           <w:szCs w:val="24"/>
         </w:rPr>
+        <w:lastRenderedPageBreak/>
         <w:t>Plazo: El proyecto tiene un límite improrrogable de 6 meses para la entrega y puesta en marcha del MVP.</w:t>
       </w:r>
     </w:p>
@@ -1594,27 +1517,7 @@
           <w:sz w:val="24"/>
           <w:szCs w:val="24"/>
         </w:rPr>
-        <w:t xml:space="preserve">Integración: Debe operar bajo protocolos web estándar y ser responsivo para que los cobradores del mercado puedan usarlo en </w:t>
-      </w:r>
-      <w:proofErr w:type="spellStart"/>
-      <w:r>
-        <w:rPr>
-          <w:rFonts w:ascii="Arial" w:hAnsi="Arial" w:cs="Arial"/>
-          <w:color w:val="000000" w:themeColor="text1"/>
-          <w:sz w:val="24"/>
-          <w:szCs w:val="24"/>
-        </w:rPr>
-        <w:t>tablets</w:t>
-      </w:r>
-      <w:proofErr w:type="spellEnd"/>
-      <w:r>
-        <w:rPr>
-          <w:rFonts w:ascii="Arial" w:hAnsi="Arial" w:cs="Arial"/>
-          <w:color w:val="000000" w:themeColor="text1"/>
-          <w:sz w:val="24"/>
-          <w:szCs w:val="24"/>
-        </w:rPr>
-        <w:t xml:space="preserve"> o celulares sin instalar aplicaciones pesadas.</w:t>
+        <w:t>Integración: Debe operar bajo protocolos web estándar y ser responsivo para que los cobradores del mercado puedan usarlo en tablets o celulares sin instalar aplicaciones pesadas.</w:t>
       </w:r>
     </w:p>
     <w:p>
@@ -1717,6 +1620,912 @@
       </w:tr>
     </w:tbl>
     <w:p/>
+    <w:p/>
+    <w:p/>
+    <w:p/>
+    <w:p/>
+    <w:p/>
+    <w:p/>
+    <w:p/>
+    <w:p/>
+    <w:p>
+      <w:pPr>
+        <w:pStyle w:val="Ttulo1"/>
+        <w:rPr>
+          <w:rFonts w:ascii="Arial" w:hAnsi="Arial" w:cs="Arial"/>
+          <w:color w:val="000000" w:themeColor="text1"/>
+          <w:sz w:val="24"/>
+          <w:szCs w:val="24"/>
+        </w:rPr>
+      </w:pPr>
+      <w:r>
+        <w:rPr>
+          <w:rFonts w:ascii="Arial" w:hAnsi="Arial" w:cs="Arial"/>
+          <w:color w:val="000000" w:themeColor="text1"/>
+          <w:sz w:val="24"/>
+          <w:szCs w:val="24"/>
+        </w:rPr>
+        <w:t>ESPECIFICACIÓN DE REQUERIMIENTOS DE SOFTWARE (SRS)</w:t>
+      </w:r>
+    </w:p>
+    <w:p>
+      <w:pPr>
+        <w:pStyle w:val="Ttulo2"/>
+        <w:rPr>
+          <w:rFonts w:ascii="Arial" w:hAnsi="Arial" w:cs="Arial"/>
+          <w:color w:val="000000" w:themeColor="text1"/>
+          <w:sz w:val="24"/>
+          <w:szCs w:val="24"/>
+        </w:rPr>
+      </w:pPr>
+      <w:r>
+        <w:rPr>
+          <w:rFonts w:ascii="Arial" w:hAnsi="Arial" w:cs="Arial"/>
+          <w:color w:val="000000" w:themeColor="text1"/>
+          <w:sz w:val="24"/>
+          <w:szCs w:val="24"/>
+        </w:rPr>
+        <w:t>Introducción</w:t>
+      </w:r>
+    </w:p>
+    <w:p/>
+    <w:p>
+      <w:pPr>
+        <w:spacing w:line="360" w:lineRule="auto"/>
+        <w:jc w:val="both"/>
+        <w:rPr>
+          <w:rFonts w:ascii="Arial" w:hAnsi="Arial" w:cs="Arial"/>
+          <w:bCs/>
+          <w:color w:val="000000" w:themeColor="text1"/>
+          <w:sz w:val="24"/>
+          <w:szCs w:val="24"/>
+        </w:rPr>
+      </w:pPr>
+      <w:r>
+        <w:rPr>
+          <w:rFonts w:ascii="Arial" w:hAnsi="Arial" w:cs="Arial"/>
+          <w:bCs/>
+          <w:color w:val="000000" w:themeColor="text1"/>
+          <w:sz w:val="24"/>
+          <w:szCs w:val="24"/>
+        </w:rPr>
+        <w:t>Este documento tiene como objetivo definir de manera formal y detallada los requerimientos funcionales y no funcionales para el desarrollo del MVP del Sistema de Gestión para Mercados Municipales. La solución abarca la gestión en los mercados Campesino, Central y Mercado Negro de la ciudad de Sucre.</w:t>
+      </w:r>
+    </w:p>
+    <w:p>
+      <w:pPr>
+        <w:pStyle w:val="Ttulo2"/>
+        <w:spacing w:line="360" w:lineRule="auto"/>
+        <w:jc w:val="both"/>
+        <w:rPr>
+          <w:rFonts w:ascii="Arial" w:hAnsi="Arial" w:cs="Arial"/>
+          <w:b w:val="0"/>
+          <w:color w:val="000000" w:themeColor="text1"/>
+          <w:sz w:val="24"/>
+          <w:szCs w:val="24"/>
+        </w:rPr>
+      </w:pPr>
+      <w:r>
+        <w:rPr>
+          <w:rFonts w:ascii="Arial" w:hAnsi="Arial" w:cs="Arial"/>
+          <w:b w:val="0"/>
+          <w:color w:val="000000" w:themeColor="text1"/>
+          <w:sz w:val="24"/>
+          <w:szCs w:val="24"/>
+        </w:rPr>
+        <w:lastRenderedPageBreak/>
+        <w:t>Requerimientos Funcionales</w:t>
+      </w:r>
+    </w:p>
+    <w:p>
+      <w:pPr>
+        <w:pStyle w:val="Ttulo3"/>
+        <w:spacing w:line="360" w:lineRule="auto"/>
+        <w:jc w:val="both"/>
+        <w:rPr>
+          <w:rFonts w:ascii="Arial" w:hAnsi="Arial" w:cs="Arial"/>
+          <w:b w:val="0"/>
+          <w:color w:val="000000" w:themeColor="text1"/>
+          <w:sz w:val="24"/>
+          <w:szCs w:val="24"/>
+        </w:rPr>
+      </w:pPr>
+      <w:r>
+        <w:rPr>
+          <w:rFonts w:ascii="Arial" w:hAnsi="Arial" w:cs="Arial"/>
+          <w:b w:val="0"/>
+          <w:color w:val="000000" w:themeColor="text1"/>
+          <w:sz w:val="24"/>
+          <w:szCs w:val="24"/>
+        </w:rPr>
+        <w:t>Módulo de Gestión de Puestos (RF-1)</w:t>
+      </w:r>
+    </w:p>
+    <w:p>
+      <w:pPr>
+        <w:spacing w:line="360" w:lineRule="auto"/>
+        <w:jc w:val="both"/>
+        <w:rPr>
+          <w:rFonts w:ascii="Arial" w:hAnsi="Arial" w:cs="Arial"/>
+          <w:bCs/>
+          <w:color w:val="000000" w:themeColor="text1"/>
+          <w:sz w:val="24"/>
+          <w:szCs w:val="24"/>
+        </w:rPr>
+      </w:pPr>
+      <w:r>
+        <w:rPr>
+          <w:rFonts w:ascii="Arial" w:hAnsi="Arial" w:cs="Arial"/>
+          <w:bCs/>
+          <w:color w:val="000000" w:themeColor="text1"/>
+          <w:sz w:val="24"/>
+          <w:szCs w:val="24"/>
+        </w:rPr>
+        <w:t>Este módulo controla el inventario físico de los espacios comerciales disponibles en cada mercado.</w:t>
+      </w:r>
+    </w:p>
+    <w:p>
+      <w:pPr>
+        <w:pStyle w:val="Listaconvietas"/>
+        <w:spacing w:line="360" w:lineRule="auto"/>
+        <w:jc w:val="both"/>
+        <w:rPr>
+          <w:rFonts w:ascii="Arial" w:hAnsi="Arial" w:cs="Arial"/>
+          <w:bCs/>
+          <w:color w:val="000000" w:themeColor="text1"/>
+          <w:sz w:val="24"/>
+          <w:szCs w:val="24"/>
+        </w:rPr>
+      </w:pPr>
+      <w:r>
+        <w:rPr>
+          <w:rFonts w:ascii="Arial" w:hAnsi="Arial" w:cs="Arial"/>
+          <w:bCs/>
+          <w:color w:val="000000" w:themeColor="text1"/>
+          <w:sz w:val="24"/>
+          <w:szCs w:val="24"/>
+        </w:rPr>
+        <w:t>• RF-1.1: Registrar Puestos: El sistema permitirá dar de alta puestos de venta registrando código de puesto, mercado (Campesino, Central o Mercado Negro), sector (carnes, verduras, abarrotes, ropa, etc.), dimensiones físicas en metros cuadrados, tarifa diaria/mensual correspondiente y estado (Libre, Ocupado, En Mantenimiento).</w:t>
+      </w:r>
+    </w:p>
+    <w:p>
+      <w:pPr>
+        <w:pStyle w:val="Listaconvietas"/>
+        <w:spacing w:line="360" w:lineRule="auto"/>
+        <w:jc w:val="both"/>
+        <w:rPr>
+          <w:rFonts w:ascii="Arial" w:hAnsi="Arial" w:cs="Arial"/>
+          <w:bCs/>
+          <w:color w:val="000000" w:themeColor="text1"/>
+          <w:sz w:val="24"/>
+          <w:szCs w:val="24"/>
+        </w:rPr>
+      </w:pPr>
+      <w:r>
+        <w:rPr>
+          <w:rFonts w:ascii="Arial" w:hAnsi="Arial" w:cs="Arial"/>
+          <w:bCs/>
+          <w:color w:val="000000" w:themeColor="text1"/>
+          <w:sz w:val="24"/>
+          <w:szCs w:val="24"/>
+        </w:rPr>
+        <w:t>• RF-1.2: Modificar y Dar de Baja: El sistema permitirá la actualización de los datos del puesto y la inhabilitación lógica de espacios comerciales.</w:t>
+      </w:r>
+    </w:p>
+    <w:p>
+      <w:pPr>
+        <w:pStyle w:val="Listaconvietas"/>
+        <w:spacing w:line="360" w:lineRule="auto"/>
+        <w:jc w:val="both"/>
+        <w:rPr>
+          <w:rFonts w:ascii="Arial" w:hAnsi="Arial" w:cs="Arial"/>
+          <w:bCs/>
+          <w:color w:val="000000" w:themeColor="text1"/>
+          <w:sz w:val="24"/>
+          <w:szCs w:val="24"/>
+        </w:rPr>
+      </w:pPr>
+      <w:r>
+        <w:rPr>
+          <w:rFonts w:ascii="Arial" w:hAnsi="Arial" w:cs="Arial"/>
+          <w:bCs/>
+          <w:color w:val="000000" w:themeColor="text1"/>
+          <w:sz w:val="24"/>
+          <w:szCs w:val="24"/>
+        </w:rPr>
+        <w:t>• RF-1.3: Visualización de Estado: Los administradores podrán visualizar en forma de lista y mapa esquemático el estado de ocupación de los puestos filtrados por mercado y sector.</w:t>
+      </w:r>
+    </w:p>
+    <w:p>
+      <w:pPr>
+        <w:pStyle w:val="Listaconvietas"/>
+        <w:numPr>
+          <w:ilvl w:val="0"/>
+          <w:numId w:val="0"/>
+        </w:numPr>
+        <w:spacing w:line="360" w:lineRule="auto"/>
+        <w:jc w:val="both"/>
+        <w:rPr>
+          <w:rFonts w:ascii="Arial" w:hAnsi="Arial" w:cs="Arial"/>
+          <w:bCs/>
+          <w:color w:val="000000" w:themeColor="text1"/>
+          <w:sz w:val="24"/>
+          <w:szCs w:val="24"/>
+        </w:rPr>
+      </w:pPr>
+    </w:p>
+    <w:p>
+      <w:pPr>
+        <w:pStyle w:val="Ttulo3"/>
+        <w:spacing w:line="360" w:lineRule="auto"/>
+        <w:jc w:val="both"/>
+        <w:rPr>
+          <w:rFonts w:ascii="Arial" w:hAnsi="Arial" w:cs="Arial"/>
+          <w:b w:val="0"/>
+          <w:color w:val="000000" w:themeColor="text1"/>
+          <w:sz w:val="24"/>
+          <w:szCs w:val="24"/>
+        </w:rPr>
+      </w:pPr>
+      <w:r>
+        <w:rPr>
+          <w:rFonts w:ascii="Arial" w:hAnsi="Arial" w:cs="Arial"/>
+          <w:b w:val="0"/>
+          <w:color w:val="000000" w:themeColor="text1"/>
+          <w:sz w:val="24"/>
+          <w:szCs w:val="24"/>
+        </w:rPr>
+        <w:t>Módulo de Registro de Comerciantes (RF-2)</w:t>
+      </w:r>
+    </w:p>
+    <w:p>
+      <w:pPr>
+        <w:spacing w:line="360" w:lineRule="auto"/>
+        <w:jc w:val="both"/>
+        <w:rPr>
+          <w:rFonts w:ascii="Arial" w:hAnsi="Arial" w:cs="Arial"/>
+          <w:bCs/>
+          <w:color w:val="000000" w:themeColor="text1"/>
+          <w:sz w:val="24"/>
+          <w:szCs w:val="24"/>
+        </w:rPr>
+      </w:pPr>
+      <w:r>
+        <w:rPr>
+          <w:rFonts w:ascii="Arial" w:hAnsi="Arial" w:cs="Arial"/>
+          <w:bCs/>
+          <w:color w:val="000000" w:themeColor="text1"/>
+          <w:sz w:val="24"/>
+          <w:szCs w:val="24"/>
+        </w:rPr>
+        <w:t>Módulo encargado de gestionar el padrón de vendedores que operan en los recintos municipales.</w:t>
+      </w:r>
+    </w:p>
+    <w:p>
+      <w:pPr>
+        <w:pStyle w:val="Listaconvietas"/>
+        <w:spacing w:line="360" w:lineRule="auto"/>
+        <w:jc w:val="both"/>
+        <w:rPr>
+          <w:rFonts w:ascii="Arial" w:hAnsi="Arial" w:cs="Arial"/>
+          <w:bCs/>
+          <w:color w:val="000000" w:themeColor="text1"/>
+          <w:sz w:val="24"/>
+          <w:szCs w:val="24"/>
+        </w:rPr>
+      </w:pPr>
+      <w:r>
+        <w:rPr>
+          <w:rFonts w:ascii="Arial" w:hAnsi="Arial" w:cs="Arial"/>
+          <w:bCs/>
+          <w:color w:val="000000" w:themeColor="text1"/>
+          <w:sz w:val="24"/>
+          <w:szCs w:val="24"/>
+        </w:rPr>
+        <w:t>• RF-2.1: Registro de Ficha del Comerciante: El sistema registrará los datos personales del comerciante: Cédula de Identidad (CI), Nombres, Apellidos, Teléfono de contacto, Dirección, Fecha de nacimiento y Rubro principal comercial.</w:t>
+      </w:r>
+    </w:p>
+    <w:p>
+      <w:pPr>
+        <w:pStyle w:val="Listaconvietas"/>
+        <w:spacing w:line="360" w:lineRule="auto"/>
+        <w:jc w:val="both"/>
+        <w:rPr>
+          <w:rFonts w:ascii="Arial" w:hAnsi="Arial" w:cs="Arial"/>
+          <w:bCs/>
+          <w:color w:val="000000" w:themeColor="text1"/>
+          <w:sz w:val="24"/>
+          <w:szCs w:val="24"/>
+        </w:rPr>
+      </w:pPr>
+      <w:r>
+        <w:rPr>
+          <w:rFonts w:ascii="Arial" w:hAnsi="Arial" w:cs="Arial"/>
+          <w:bCs/>
+          <w:color w:val="000000" w:themeColor="text1"/>
+          <w:sz w:val="24"/>
+          <w:szCs w:val="24"/>
+        </w:rPr>
+        <w:t>• RF-2.2: Asociación Comerciante-Puesto: El sistema permitirá vincular uno o más puestos específicos a un único comerciante, registrando la fecha de inicio del usufructo y el tipo de adjudicación.</w:t>
+      </w:r>
+    </w:p>
+    <w:p>
+      <w:pPr>
+        <w:pStyle w:val="Listaconvietas"/>
+        <w:spacing w:line="360" w:lineRule="auto"/>
+        <w:jc w:val="both"/>
+        <w:rPr>
+          <w:rFonts w:ascii="Arial" w:hAnsi="Arial" w:cs="Arial"/>
+          <w:bCs/>
+          <w:color w:val="000000" w:themeColor="text1"/>
+          <w:sz w:val="24"/>
+          <w:szCs w:val="24"/>
+        </w:rPr>
+      </w:pPr>
+      <w:r>
+        <w:rPr>
+          <w:rFonts w:ascii="Arial" w:hAnsi="Arial" w:cs="Arial"/>
+          <w:bCs/>
+          <w:color w:val="000000" w:themeColor="text1"/>
+          <w:sz w:val="24"/>
+          <w:szCs w:val="24"/>
+        </w:rPr>
+        <w:t>• RF-2.3: Consulta de Historial: Permitir la visualización histórica de los puestos ocupados por el comerciante, sus cobros realizados y el saldo de deudas pendientes.</w:t>
+      </w:r>
+    </w:p>
+    <w:p>
+      <w:pPr>
+        <w:pStyle w:val="Listaconvietas"/>
+        <w:numPr>
+          <w:ilvl w:val="0"/>
+          <w:numId w:val="0"/>
+        </w:numPr>
+        <w:spacing w:line="360" w:lineRule="auto"/>
+        <w:jc w:val="both"/>
+        <w:rPr>
+          <w:rFonts w:ascii="Arial" w:hAnsi="Arial" w:cs="Arial"/>
+          <w:bCs/>
+          <w:color w:val="000000" w:themeColor="text1"/>
+          <w:sz w:val="24"/>
+          <w:szCs w:val="24"/>
+        </w:rPr>
+      </w:pPr>
+    </w:p>
+    <w:p>
+      <w:pPr>
+        <w:pStyle w:val="Ttulo2"/>
+        <w:spacing w:line="360" w:lineRule="auto"/>
+        <w:jc w:val="both"/>
+        <w:rPr>
+          <w:rFonts w:ascii="Arial" w:hAnsi="Arial" w:cs="Arial"/>
+          <w:b w:val="0"/>
+          <w:color w:val="000000" w:themeColor="text1"/>
+          <w:sz w:val="24"/>
+          <w:szCs w:val="24"/>
+        </w:rPr>
+      </w:pPr>
+      <w:r>
+        <w:rPr>
+          <w:rFonts w:ascii="Arial" w:hAnsi="Arial" w:cs="Arial"/>
+          <w:b w:val="0"/>
+          <w:color w:val="000000" w:themeColor="text1"/>
+          <w:sz w:val="24"/>
+          <w:szCs w:val="24"/>
+        </w:rPr>
+        <w:lastRenderedPageBreak/>
+        <w:t>Módulo de Cobro de Tarifas (RF-3)</w:t>
+      </w:r>
+    </w:p>
+    <w:p>
+      <w:pPr>
+        <w:spacing w:line="360" w:lineRule="auto"/>
+        <w:jc w:val="both"/>
+        <w:rPr>
+          <w:rFonts w:ascii="Arial" w:hAnsi="Arial" w:cs="Arial"/>
+          <w:bCs/>
+          <w:color w:val="000000" w:themeColor="text1"/>
+          <w:sz w:val="24"/>
+          <w:szCs w:val="24"/>
+        </w:rPr>
+      </w:pPr>
+      <w:r>
+        <w:rPr>
+          <w:rFonts w:ascii="Arial" w:hAnsi="Arial" w:cs="Arial"/>
+          <w:bCs/>
+          <w:color w:val="000000" w:themeColor="text1"/>
+          <w:sz w:val="24"/>
+          <w:szCs w:val="24"/>
+        </w:rPr>
+        <w:t>Módulo de recaudación financiera diaria y mensual por uso de suelo.</w:t>
+      </w:r>
+    </w:p>
+    <w:p>
+      <w:pPr>
+        <w:pStyle w:val="Listaconvietas"/>
+        <w:spacing w:line="360" w:lineRule="auto"/>
+        <w:jc w:val="both"/>
+        <w:rPr>
+          <w:rFonts w:ascii="Arial" w:hAnsi="Arial" w:cs="Arial"/>
+          <w:bCs/>
+          <w:color w:val="000000" w:themeColor="text1"/>
+          <w:sz w:val="24"/>
+          <w:szCs w:val="24"/>
+        </w:rPr>
+      </w:pPr>
+      <w:r>
+        <w:rPr>
+          <w:rFonts w:ascii="Arial" w:hAnsi="Arial" w:cs="Arial"/>
+          <w:bCs/>
+          <w:color w:val="000000" w:themeColor="text1"/>
+          <w:sz w:val="24"/>
+          <w:szCs w:val="24"/>
+        </w:rPr>
+        <w:t>• RF-3.1: Registro de Cobros: Los cobradores municipales registrarán los pagos de tarifas seleccionando el puesto del comerciante, el periodo a pagar (día/mes), el monto cobrado y la forma de pago (efectivo, transferencia).</w:t>
+      </w:r>
+    </w:p>
+    <w:p>
+      <w:pPr>
+        <w:pStyle w:val="Listaconvietas"/>
+        <w:spacing w:line="360" w:lineRule="auto"/>
+        <w:jc w:val="both"/>
+        <w:rPr>
+          <w:rFonts w:ascii="Arial" w:hAnsi="Arial" w:cs="Arial"/>
+          <w:bCs/>
+          <w:color w:val="000000" w:themeColor="text1"/>
+          <w:sz w:val="24"/>
+          <w:szCs w:val="24"/>
+        </w:rPr>
+      </w:pPr>
+      <w:r>
+        <w:rPr>
+          <w:rFonts w:ascii="Arial" w:hAnsi="Arial" w:cs="Arial"/>
+          <w:bCs/>
+          <w:color w:val="000000" w:themeColor="text1"/>
+          <w:sz w:val="24"/>
+          <w:szCs w:val="24"/>
+        </w:rPr>
+        <w:t>• RF-3.2: Generación de Recibo Digital: Al completar el cobro, el sistema emitirá un recibo digital conteniendo un código único de transacción, fecha, hora, identificador del cobrador, datos del puesto y monto.</w:t>
+      </w:r>
+    </w:p>
+    <w:p>
+      <w:pPr>
+        <w:pStyle w:val="Listaconvietas"/>
+        <w:spacing w:line="360" w:lineRule="auto"/>
+        <w:jc w:val="both"/>
+        <w:rPr>
+          <w:rFonts w:ascii="Arial" w:hAnsi="Arial" w:cs="Arial"/>
+          <w:bCs/>
+          <w:color w:val="000000" w:themeColor="text1"/>
+          <w:sz w:val="24"/>
+          <w:szCs w:val="24"/>
+        </w:rPr>
+      </w:pPr>
+      <w:r>
+        <w:rPr>
+          <w:rFonts w:ascii="Arial" w:hAnsi="Arial" w:cs="Arial"/>
+          <w:bCs/>
+          <w:color w:val="000000" w:themeColor="text1"/>
+          <w:sz w:val="24"/>
+          <w:szCs w:val="24"/>
+        </w:rPr>
+        <w:t>• RF-3.3: Alertas de Morosidad: El sistema mostrará alertas visuales automáticas a los cobradores cuando consulten puestos que presenten deudas pendientes de periodos anteriores.</w:t>
+      </w:r>
+    </w:p>
+    <w:p>
+      <w:pPr>
+        <w:pStyle w:val="Ttulo3"/>
+        <w:spacing w:line="360" w:lineRule="auto"/>
+        <w:jc w:val="both"/>
+        <w:rPr>
+          <w:rFonts w:ascii="Arial" w:hAnsi="Arial" w:cs="Arial"/>
+          <w:b w:val="0"/>
+          <w:color w:val="000000" w:themeColor="text1"/>
+          <w:sz w:val="24"/>
+          <w:szCs w:val="24"/>
+        </w:rPr>
+      </w:pPr>
+      <w:r>
+        <w:rPr>
+          <w:rFonts w:ascii="Arial" w:hAnsi="Arial" w:cs="Arial"/>
+          <w:b w:val="0"/>
+          <w:color w:val="000000" w:themeColor="text1"/>
+          <w:sz w:val="24"/>
+          <w:szCs w:val="24"/>
+        </w:rPr>
+        <w:t>Módulo de Licencias Sanitarias (RF-4)</w:t>
+      </w:r>
+    </w:p>
+    <w:p>
+      <w:pPr>
+        <w:spacing w:line="360" w:lineRule="auto"/>
+        <w:jc w:val="both"/>
+        <w:rPr>
+          <w:rFonts w:ascii="Arial" w:hAnsi="Arial" w:cs="Arial"/>
+          <w:bCs/>
+          <w:color w:val="000000" w:themeColor="text1"/>
+          <w:sz w:val="24"/>
+          <w:szCs w:val="24"/>
+        </w:rPr>
+      </w:pPr>
+      <w:r>
+        <w:rPr>
+          <w:rFonts w:ascii="Arial" w:hAnsi="Arial" w:cs="Arial"/>
+          <w:bCs/>
+          <w:color w:val="000000" w:themeColor="text1"/>
+          <w:sz w:val="24"/>
+          <w:szCs w:val="24"/>
+        </w:rPr>
+        <w:t>Módulo de control de inocuidad alimentaria y reglamentación sanitaria.</w:t>
+      </w:r>
+    </w:p>
+    <w:p>
+      <w:pPr>
+        <w:pStyle w:val="Listaconvietas"/>
+        <w:spacing w:line="360" w:lineRule="auto"/>
+        <w:jc w:val="both"/>
+        <w:rPr>
+          <w:rFonts w:ascii="Arial" w:hAnsi="Arial" w:cs="Arial"/>
+          <w:bCs/>
+          <w:color w:val="000000" w:themeColor="text1"/>
+          <w:sz w:val="24"/>
+          <w:szCs w:val="24"/>
+        </w:rPr>
+      </w:pPr>
+      <w:r>
+        <w:rPr>
+          <w:rFonts w:ascii="Arial" w:hAnsi="Arial" w:cs="Arial"/>
+          <w:bCs/>
+          <w:color w:val="000000" w:themeColor="text1"/>
+          <w:sz w:val="24"/>
+          <w:szCs w:val="24"/>
+        </w:rPr>
+        <w:t>• RF-4.1: Registro de Licencia: El sistema permitirá registrar la fecha de emisión, fecha de expiración, número de certificado sanitario y el estado de la licencia (Vigente, Vencida, Suspendida) vinculada a cada comerciante que expenda alimentos.</w:t>
+      </w:r>
+    </w:p>
+    <w:p>
+      <w:pPr>
+        <w:pStyle w:val="Listaconvietas"/>
+        <w:spacing w:line="360" w:lineRule="auto"/>
+        <w:jc w:val="both"/>
+        <w:rPr>
+          <w:rFonts w:ascii="Arial" w:hAnsi="Arial" w:cs="Arial"/>
+          <w:bCs/>
+          <w:color w:val="000000" w:themeColor="text1"/>
+          <w:sz w:val="24"/>
+          <w:szCs w:val="24"/>
+        </w:rPr>
+      </w:pPr>
+      <w:r>
+        <w:rPr>
+          <w:rFonts w:ascii="Arial" w:hAnsi="Arial" w:cs="Arial"/>
+          <w:bCs/>
+          <w:color w:val="000000" w:themeColor="text1"/>
+          <w:sz w:val="24"/>
+          <w:szCs w:val="24"/>
+        </w:rPr>
+        <w:t>• RF-4.2: Alertas de Vencimiento: Mostrar advertencias visuales en el panel de control con 30 días de anticipación respecto al vencimiento de las licencias.</w:t>
+      </w:r>
+    </w:p>
+    <w:p>
+      <w:pPr>
+        <w:pStyle w:val="Listaconvietas"/>
+        <w:spacing w:line="360" w:lineRule="auto"/>
+        <w:jc w:val="both"/>
+        <w:rPr>
+          <w:rFonts w:ascii="Arial" w:hAnsi="Arial" w:cs="Arial"/>
+          <w:bCs/>
+          <w:color w:val="000000" w:themeColor="text1"/>
+          <w:sz w:val="24"/>
+          <w:szCs w:val="24"/>
+        </w:rPr>
+      </w:pPr>
+      <w:r>
+        <w:rPr>
+          <w:rFonts w:ascii="Arial" w:hAnsi="Arial" w:cs="Arial"/>
+          <w:bCs/>
+          <w:color w:val="000000" w:themeColor="text1"/>
+          <w:sz w:val="24"/>
+          <w:szCs w:val="24"/>
+        </w:rPr>
+        <w:t>• RF-4.3: Registro de Inspecciones Sanitarias: Permitir a los inspectores registrar visitas de control técnico de salubridad con notas de observación e incidencias detectadas.</w:t>
+      </w:r>
+    </w:p>
+    <w:p>
+      <w:pPr>
+        <w:pStyle w:val="Listaconvietas"/>
+        <w:numPr>
+          <w:ilvl w:val="0"/>
+          <w:numId w:val="0"/>
+        </w:numPr>
+        <w:spacing w:line="360" w:lineRule="auto"/>
+        <w:jc w:val="both"/>
+        <w:rPr>
+          <w:rFonts w:ascii="Arial" w:hAnsi="Arial" w:cs="Arial"/>
+          <w:bCs/>
+          <w:color w:val="000000" w:themeColor="text1"/>
+          <w:sz w:val="24"/>
+          <w:szCs w:val="24"/>
+        </w:rPr>
+      </w:pPr>
+    </w:p>
+    <w:p>
+      <w:pPr>
+        <w:pStyle w:val="Ttulo3"/>
+        <w:spacing w:line="360" w:lineRule="auto"/>
+        <w:jc w:val="both"/>
+        <w:rPr>
+          <w:rFonts w:ascii="Arial" w:hAnsi="Arial" w:cs="Arial"/>
+          <w:b w:val="0"/>
+          <w:color w:val="000000" w:themeColor="text1"/>
+          <w:sz w:val="24"/>
+          <w:szCs w:val="24"/>
+        </w:rPr>
+      </w:pPr>
+      <w:r>
+        <w:rPr>
+          <w:rFonts w:ascii="Arial" w:hAnsi="Arial" w:cs="Arial"/>
+          <w:b w:val="0"/>
+          <w:color w:val="000000" w:themeColor="text1"/>
+          <w:sz w:val="24"/>
+          <w:szCs w:val="24"/>
+        </w:rPr>
+        <w:t>Módulo de Informes y Reportes (RF-5)</w:t>
+      </w:r>
+    </w:p>
+    <w:p>
+      <w:pPr>
+        <w:spacing w:line="360" w:lineRule="auto"/>
+        <w:jc w:val="both"/>
+        <w:rPr>
+          <w:rFonts w:ascii="Arial" w:hAnsi="Arial" w:cs="Arial"/>
+          <w:bCs/>
+          <w:color w:val="000000" w:themeColor="text1"/>
+          <w:sz w:val="24"/>
+          <w:szCs w:val="24"/>
+        </w:rPr>
+      </w:pPr>
+      <w:r>
+        <w:rPr>
+          <w:rFonts w:ascii="Arial" w:hAnsi="Arial" w:cs="Arial"/>
+          <w:bCs/>
+          <w:color w:val="000000" w:themeColor="text1"/>
+          <w:sz w:val="24"/>
+          <w:szCs w:val="24"/>
+        </w:rPr>
+        <w:t>Módulo para consolidación de reportes directos para la Dirección de Ingresos.</w:t>
+      </w:r>
+    </w:p>
+    <w:p>
+      <w:pPr>
+        <w:pStyle w:val="Listaconvietas"/>
+        <w:spacing w:line="360" w:lineRule="auto"/>
+        <w:jc w:val="both"/>
+        <w:rPr>
+          <w:rFonts w:ascii="Arial" w:hAnsi="Arial" w:cs="Arial"/>
+          <w:bCs/>
+          <w:color w:val="000000" w:themeColor="text1"/>
+          <w:sz w:val="24"/>
+          <w:szCs w:val="24"/>
+        </w:rPr>
+      </w:pPr>
+      <w:r>
+        <w:rPr>
+          <w:rFonts w:ascii="Arial" w:hAnsi="Arial" w:cs="Arial"/>
+          <w:bCs/>
+          <w:color w:val="000000" w:themeColor="text1"/>
+          <w:sz w:val="24"/>
+          <w:szCs w:val="24"/>
+        </w:rPr>
+        <w:t>• RF-5.1: Reporte de Recaudación Mensual: Generar reportes financieros consolidados de la recaudación clasificada por mercado, sector y cobrador, exportable a PDF y Excel.</w:t>
+      </w:r>
+    </w:p>
+    <w:p>
+      <w:pPr>
+        <w:pStyle w:val="Listaconvietas"/>
+        <w:spacing w:line="360" w:lineRule="auto"/>
+        <w:jc w:val="both"/>
+        <w:rPr>
+          <w:rFonts w:ascii="Arial" w:hAnsi="Arial" w:cs="Arial"/>
+          <w:bCs/>
+          <w:color w:val="000000" w:themeColor="text1"/>
+          <w:sz w:val="24"/>
+          <w:szCs w:val="24"/>
+        </w:rPr>
+      </w:pPr>
+      <w:r>
+        <w:rPr>
+          <w:rFonts w:ascii="Arial" w:hAnsi="Arial" w:cs="Arial"/>
+          <w:bCs/>
+          <w:color w:val="000000" w:themeColor="text1"/>
+          <w:sz w:val="24"/>
+          <w:szCs w:val="24"/>
+        </w:rPr>
+        <w:lastRenderedPageBreak/>
+        <w:t>• RF-5.2: Reporte de Morosos: Generar un listado de puestos y comerciantes con deudas acumuladas, ordenados por antigüedad de la deuda y monto total.</w:t>
+      </w:r>
+    </w:p>
+    <w:p>
+      <w:pPr>
+        <w:pStyle w:val="Listaconvietas"/>
+        <w:spacing w:line="360" w:lineRule="auto"/>
+        <w:jc w:val="both"/>
+        <w:rPr>
+          <w:rFonts w:ascii="Arial" w:hAnsi="Arial" w:cs="Arial"/>
+          <w:bCs/>
+          <w:color w:val="000000" w:themeColor="text1"/>
+          <w:sz w:val="24"/>
+          <w:szCs w:val="24"/>
+        </w:rPr>
+      </w:pPr>
+      <w:r>
+        <w:rPr>
+          <w:rFonts w:ascii="Arial" w:hAnsi="Arial" w:cs="Arial"/>
+          <w:bCs/>
+          <w:color w:val="000000" w:themeColor="text1"/>
+          <w:sz w:val="24"/>
+          <w:szCs w:val="24"/>
+        </w:rPr>
+        <w:t>• RF-5.3: Reporte Sanitario: Generar informes sobre el porcentaje de cumplimiento de licencias sanitarias vigentes e inspecciones del mes.</w:t>
+      </w:r>
+    </w:p>
+    <w:p>
+      <w:pPr>
+        <w:pStyle w:val="Listaconvietas"/>
+        <w:numPr>
+          <w:ilvl w:val="0"/>
+          <w:numId w:val="0"/>
+        </w:numPr>
+        <w:spacing w:line="360" w:lineRule="auto"/>
+        <w:jc w:val="both"/>
+        <w:rPr>
+          <w:rFonts w:ascii="Arial" w:hAnsi="Arial" w:cs="Arial"/>
+          <w:bCs/>
+          <w:color w:val="000000" w:themeColor="text1"/>
+          <w:sz w:val="24"/>
+          <w:szCs w:val="24"/>
+        </w:rPr>
+      </w:pPr>
+    </w:p>
+    <w:p>
+      <w:pPr>
+        <w:pStyle w:val="Ttulo2"/>
+        <w:spacing w:line="360" w:lineRule="auto"/>
+        <w:jc w:val="both"/>
+        <w:rPr>
+          <w:rFonts w:ascii="Arial" w:hAnsi="Arial" w:cs="Arial"/>
+          <w:b w:val="0"/>
+          <w:color w:val="000000" w:themeColor="text1"/>
+          <w:sz w:val="24"/>
+          <w:szCs w:val="24"/>
+        </w:rPr>
+      </w:pPr>
+      <w:r>
+        <w:rPr>
+          <w:rFonts w:ascii="Arial" w:hAnsi="Arial" w:cs="Arial"/>
+          <w:b w:val="0"/>
+          <w:color w:val="000000" w:themeColor="text1"/>
+          <w:sz w:val="24"/>
+          <w:szCs w:val="24"/>
+        </w:rPr>
+        <w:t>Requerimientos No Funcionales</w:t>
+      </w:r>
+    </w:p>
+    <w:p>
+      <w:pPr>
+        <w:pStyle w:val="Listaconvietas"/>
+        <w:spacing w:line="360" w:lineRule="auto"/>
+        <w:jc w:val="both"/>
+        <w:rPr>
+          <w:rFonts w:ascii="Arial" w:hAnsi="Arial" w:cs="Arial"/>
+          <w:bCs/>
+          <w:color w:val="000000" w:themeColor="text1"/>
+          <w:sz w:val="24"/>
+          <w:szCs w:val="24"/>
+        </w:rPr>
+      </w:pPr>
+      <w:r>
+        <w:rPr>
+          <w:rFonts w:ascii="Arial" w:hAnsi="Arial" w:cs="Arial"/>
+          <w:bCs/>
+          <w:color w:val="000000" w:themeColor="text1"/>
+          <w:sz w:val="24"/>
+          <w:szCs w:val="24"/>
+        </w:rPr>
+        <w:t xml:space="preserve">• RNF-1: Usabilidad (Diseño Responsivo): La interfaz de usuario debe ser </w:t>
+      </w:r>
+      <w:r>
+        <w:rPr>
+          <w:rFonts w:ascii="Arial" w:hAnsi="Arial" w:cs="Arial"/>
+          <w:bCs/>
+          <w:color w:val="000000" w:themeColor="text1"/>
+          <w:sz w:val="24"/>
+          <w:szCs w:val="24"/>
+        </w:rPr>
+        <w:t xml:space="preserve">completamente </w:t>
+      </w:r>
+      <w:r>
+        <w:rPr>
+          <w:rFonts w:ascii="Arial" w:hAnsi="Arial" w:cs="Arial"/>
+          <w:bCs/>
+          <w:color w:val="000000" w:themeColor="text1"/>
+          <w:sz w:val="24"/>
+          <w:szCs w:val="24"/>
+        </w:rPr>
+        <w:t>responsiva, adaptándose fluidamente a dispositivos móviles (tablets y smartphones) utilizados por cobradores de mercado e inspectores sanitarios en campo.</w:t>
+      </w:r>
+    </w:p>
+    <w:p>
+      <w:pPr>
+        <w:pStyle w:val="Listaconvietas"/>
+        <w:spacing w:line="360" w:lineRule="auto"/>
+        <w:jc w:val="both"/>
+        <w:rPr>
+          <w:rFonts w:ascii="Arial" w:hAnsi="Arial" w:cs="Arial"/>
+          <w:bCs/>
+          <w:color w:val="000000" w:themeColor="text1"/>
+          <w:sz w:val="24"/>
+          <w:szCs w:val="24"/>
+        </w:rPr>
+      </w:pPr>
+      <w:r>
+        <w:rPr>
+          <w:rFonts w:ascii="Arial" w:hAnsi="Arial" w:cs="Arial"/>
+          <w:bCs/>
+          <w:color w:val="000000" w:themeColor="text1"/>
+          <w:sz w:val="24"/>
+          <w:szCs w:val="24"/>
+        </w:rPr>
+        <w:t>• RNF-2: Rendimiento y Latencia: Las búsquedas de comerciantes y registros de cobros deben procesarse en menos de 2.0 segundos bajo conexiones de datos móviles móviles estándar en la ciudad de Sucre.</w:t>
+      </w:r>
+    </w:p>
+    <w:p>
+      <w:pPr>
+        <w:pStyle w:val="Listaconvietas"/>
+        <w:spacing w:line="360" w:lineRule="auto"/>
+        <w:jc w:val="both"/>
+        <w:rPr>
+          <w:rFonts w:ascii="Arial" w:hAnsi="Arial" w:cs="Arial"/>
+          <w:bCs/>
+          <w:color w:val="000000" w:themeColor="text1"/>
+          <w:sz w:val="24"/>
+          <w:szCs w:val="24"/>
+        </w:rPr>
+      </w:pPr>
+      <w:r>
+        <w:rPr>
+          <w:rFonts w:ascii="Arial" w:hAnsi="Arial" w:cs="Arial"/>
+          <w:bCs/>
+          <w:color w:val="000000" w:themeColor="text1"/>
+          <w:sz w:val="24"/>
+          <w:szCs w:val="24"/>
+        </w:rPr>
+        <w:t>• RNF-3: Seguridad y Control de Acceso: El sistema utilizará control de acceso basado en roles (RBAC). Los roles son Administrador General, Cobrador Municipal, Inspector Sanitario y Director de Ingresos. Las contraseñas deben estar encriptadas y las sesiones se cerrarán tras 15 minutos de inactividad.</w:t>
+      </w:r>
+    </w:p>
+    <w:p>
+      <w:pPr>
+        <w:pStyle w:val="Listaconvietas"/>
+        <w:spacing w:line="360" w:lineRule="auto"/>
+        <w:jc w:val="both"/>
+        <w:rPr>
+          <w:rFonts w:ascii="Arial" w:hAnsi="Arial" w:cs="Arial"/>
+          <w:bCs/>
+          <w:color w:val="000000" w:themeColor="text1"/>
+          <w:sz w:val="24"/>
+          <w:szCs w:val="24"/>
+        </w:rPr>
+      </w:pPr>
+      <w:r>
+        <w:rPr>
+          <w:rFonts w:ascii="Arial" w:hAnsi="Arial" w:cs="Arial"/>
+          <w:bCs/>
+          <w:color w:val="000000" w:themeColor="text1"/>
+          <w:sz w:val="24"/>
+          <w:szCs w:val="24"/>
+        </w:rPr>
+        <w:t>• RNF-4: Respaldo y Confiabilidad: El sistema debe ejecutar respaldos automatizados diarios de la base de datos de recaudación. La disponibilidad de la plataforma web debe ser de al menos 99.5% durante las horas de operación de los mercados (06:00 - 22:00).</w:t>
+      </w:r>
+    </w:p>
     <w:p/>
     <w:sectPr>
       <w:pgSz w:w="12240" w:h="15840"/>
@@ -14818,10 +15627,6 @@
 </file>
 
 <file path=customXml/item1.xml><?xml version="1.0" encoding="utf-8"?>
-<b:Sources xmlns:b="http://schemas.openxmlformats.org/officeDocument/2006/bibliography" xmlns="http://schemas.openxmlformats.org/officeDocument/2006/bibliography" SelectedStyle="/APA.XSL" StyleName="APA"/>
-</file>
-
-<file path=customXml/item2.xml><?xml version="1.0" encoding="utf-8"?>
 <ct:contentTypeSchema xmlns:ct="http://schemas.microsoft.com/office/2006/metadata/contentType" xmlns:ma="http://schemas.microsoft.com/office/2006/metadata/properties/metaAttributes" ct:_="" ma:_="" ma:contentTypeName="Documento" ma:contentTypeID="0x010100ABF155BD2929314EBFAA0D8CA5E69041" ma:contentTypeVersion="4" ma:contentTypeDescription="Crear nuevo documento." ma:contentTypeScope="" ma:versionID="3d47006fdf644e2368fecbc50143f91d">
   <xsd:schema xmlns:xsd="http://www.w3.org/2001/XMLSchema" xmlns:xs="http://www.w3.org/2001/XMLSchema" xmlns:p="http://schemas.microsoft.com/office/2006/metadata/properties" xmlns:ns2="1c545606-ba1c-407a-b823-f989fac373ee" targetNamespace="http://schemas.microsoft.com/office/2006/metadata/properties" ma:root="true" ma:fieldsID="d0a9f9f7b36f5c1a107071ff97ad3182" ns2:_="">
     <xsd:import namespace="1c545606-ba1c-407a-b823-f989fac373ee"/>
@@ -14965,7 +15770,19 @@
 </ct:contentTypeSchema>
 </file>
 
+<file path=customXml/item2.xml><?xml version="1.0" encoding="utf-8"?>
+<b:Sources xmlns:b="http://schemas.openxmlformats.org/officeDocument/2006/bibliography" xmlns="http://schemas.openxmlformats.org/officeDocument/2006/bibliography" SelectedStyle="/APA.XSL" StyleName="APA"/>
+</file>
+
 <file path=customXml/item3.xml><?xml version="1.0" encoding="utf-8"?>
+<p:properties xmlns:p="http://schemas.microsoft.com/office/2006/metadata/properties" xmlns:xsi="http://www.w3.org/2001/XMLSchema-instance" xmlns:pc="http://schemas.microsoft.com/office/infopath/2007/PartnerControls">
+  <documentManagement>
+    <ReferenceId xmlns="1c545606-ba1c-407a-b823-f989fac373ee" xsi:nil="true"/>
+  </documentManagement>
+</p:properties>
+</file>
+
+<file path=customXml/item4.xml><?xml version="1.0" encoding="utf-8"?>
 <?mso-contentType ?>
 <FormTemplates xmlns="http://schemas.microsoft.com/sharepoint/v3/contenttype/forms">
   <Display>DocumentLibraryForm</Display>
@@ -14974,23 +15791,7 @@
 </FormTemplates>
 </file>
 
-<file path=customXml/item4.xml><?xml version="1.0" encoding="utf-8"?>
-<p:properties xmlns:p="http://schemas.microsoft.com/office/2006/metadata/properties" xmlns:xsi="http://www.w3.org/2001/XMLSchema-instance" xmlns:pc="http://schemas.microsoft.com/office/infopath/2007/PartnerControls">
-  <documentManagement>
-    <ReferenceId xmlns="1c545606-ba1c-407a-b823-f989fac373ee" xsi:nil="true"/>
-  </documentManagement>
-</p:properties>
-</file>
-
 <file path=customXml/itemProps1.xml><?xml version="1.0" encoding="utf-8"?>
-<ds:datastoreItem xmlns:ds="http://schemas.openxmlformats.org/officeDocument/2006/customXml" ds:itemID="{EF278816-EC6F-A645-907D-7F25AECB1D4A}">
-  <ds:schemaRefs>
-    <ds:schemaRef ds:uri="http://schemas.openxmlformats.org/officeDocument/2006/bibliography"/>
-  </ds:schemaRefs>
-</ds:datastoreItem>
-</file>
-
-<file path=customXml/itemProps2.xml><?xml version="1.0" encoding="utf-8"?>
 <ds:datastoreItem xmlns:ds="http://schemas.openxmlformats.org/officeDocument/2006/customXml" ds:itemID="{B512A3C5-593C-4379-A1A3-E75724979078}">
   <ds:schemaRefs>
     <ds:schemaRef ds:uri="http://schemas.microsoft.com/office/2006/metadata/contentType"/>
@@ -15008,15 +15809,15 @@
 </ds:datastoreItem>
 </file>
 
-<file path=customXml/itemProps3.xml><?xml version="1.0" encoding="utf-8"?>
-<ds:datastoreItem xmlns:ds="http://schemas.openxmlformats.org/officeDocument/2006/customXml" ds:itemID="{6E5018CD-A07D-42F0-B5BA-E7552024A6DB}">
+<file path=customXml/itemProps2.xml><?xml version="1.0" encoding="utf-8"?>
+<ds:datastoreItem xmlns:ds="http://schemas.openxmlformats.org/officeDocument/2006/customXml" ds:itemID="{EF278816-EC6F-A645-907D-7F25AECB1D4A}">
   <ds:schemaRefs>
-    <ds:schemaRef ds:uri="http://schemas.microsoft.com/sharepoint/v3/contenttype/forms"/>
+    <ds:schemaRef ds:uri="http://schemas.openxmlformats.org/officeDocument/2006/bibliography"/>
   </ds:schemaRefs>
 </ds:datastoreItem>
 </file>
 
-<file path=customXml/itemProps4.xml><?xml version="1.0" encoding="utf-8"?>
+<file path=customXml/itemProps3.xml><?xml version="1.0" encoding="utf-8"?>
 <ds:datastoreItem xmlns:ds="http://schemas.openxmlformats.org/officeDocument/2006/customXml" ds:itemID="{34B1A265-BFB6-4375-8692-FABEA8138B84}">
   <ds:schemaRefs>
     <ds:schemaRef ds:uri="http://schemas.microsoft.com/office/2006/metadata/properties"/>
@@ -15024,4 +15825,12 @@
     <ds:schemaRef ds:uri="1c545606-ba1c-407a-b823-f989fac373ee"/>
   </ds:schemaRefs>
 </ds:datastoreItem>
+</file>
+
+<file path=customXml/itemProps4.xml><?xml version="1.0" encoding="utf-8"?>
+<ds:datastoreItem xmlns:ds="http://schemas.openxmlformats.org/officeDocument/2006/customXml" ds:itemID="{6E5018CD-A07D-42F0-B5BA-E7552024A6DB}">
+  <ds:schemaRefs>
+    <ds:schemaRef ds:uri="http://schemas.microsoft.com/sharepoint/v3/contenttype/forms"/>
+  </ds:schemaRefs>
+</ds:datastoreItem>
 </file>
--- a/gestion de proyecto de software.docx
+++ b/gestion de proyecto de software.docx
@@ -53,8 +53,13 @@
         <w:pStyle w:val="Listaconvietas"/>
       </w:pPr>
       <w:r>
-        <w:t>Documento de Inception</w:t>
-      </w:r>
+        <w:t xml:space="preserve">Documento de </w:t>
+      </w:r>
+      <w:proofErr w:type="spellStart"/>
+      <w:r>
+        <w:t>Inception</w:t>
+      </w:r>
+      <w:proofErr w:type="spellEnd"/>
     </w:p>
     <w:p>
       <w:pPr>
@@ -183,9 +188,27 @@
       <w:pPr>
         <w:pStyle w:val="Listaconvietas"/>
       </w:pPr>
-      <w:r>
-        <w:t>Value Stream Mapping</w:t>
-      </w:r>
+      <w:proofErr w:type="spellStart"/>
+      <w:r>
+        <w:t>Value</w:t>
+      </w:r>
+      <w:proofErr w:type="spellEnd"/>
+      <w:r>
+        <w:t xml:space="preserve"> </w:t>
+      </w:r>
+      <w:proofErr w:type="spellStart"/>
+      <w:r>
+        <w:t>Stream</w:t>
+      </w:r>
+      <w:proofErr w:type="spellEnd"/>
+      <w:r>
+        <w:t xml:space="preserve"> </w:t>
+      </w:r>
+      <w:proofErr w:type="spellStart"/>
+      <w:r>
+        <w:t>Mapping</w:t>
+      </w:r>
+      <w:proofErr w:type="spellEnd"/>
     </w:p>
     <w:p>
       <w:pPr>
@@ -554,13 +577,59 @@
           <w:szCs w:val="24"/>
         </w:rPr>
       </w:pPr>
-      <w:r>
-        <w:rPr>
-          <w:rFonts w:ascii="Arial" w:hAnsi="Arial" w:cs="Arial"/>
-          <w:sz w:val="24"/>
-          <w:szCs w:val="24"/>
-        </w:rPr>
-        <w:t>Product Owner (PO): Enlace directo con el negocio y regulaciones de la Alcaldía. Define los requerimientos en forma de Historias de Usuario, mantiene ordenado el Product Backlog y valida la entrega de valor en cada cierre de iteración.</w:t>
+      <w:proofErr w:type="spellStart"/>
+      <w:r>
+        <w:rPr>
+          <w:rFonts w:ascii="Arial" w:hAnsi="Arial" w:cs="Arial"/>
+          <w:sz w:val="24"/>
+          <w:szCs w:val="24"/>
+        </w:rPr>
+        <w:t>Product</w:t>
+      </w:r>
+      <w:proofErr w:type="spellEnd"/>
+      <w:r>
+        <w:rPr>
+          <w:rFonts w:ascii="Arial" w:hAnsi="Arial" w:cs="Arial"/>
+          <w:sz w:val="24"/>
+          <w:szCs w:val="24"/>
+        </w:rPr>
+        <w:t xml:space="preserve"> </w:t>
+      </w:r>
+      <w:proofErr w:type="spellStart"/>
+      <w:r>
+        <w:rPr>
+          <w:rFonts w:ascii="Arial" w:hAnsi="Arial" w:cs="Arial"/>
+          <w:sz w:val="24"/>
+          <w:szCs w:val="24"/>
+        </w:rPr>
+        <w:t>Owner</w:t>
+      </w:r>
+      <w:proofErr w:type="spellEnd"/>
+      <w:r>
+        <w:rPr>
+          <w:rFonts w:ascii="Arial" w:hAnsi="Arial" w:cs="Arial"/>
+          <w:sz w:val="24"/>
+          <w:szCs w:val="24"/>
+        </w:rPr>
+        <w:t xml:space="preserve"> (PO): Enlace directo con el negocio y regulaciones de la Alcaldía. Define los requerimientos en forma de Historias de Usuario, mantiene ordenado el </w:t>
+      </w:r>
+      <w:proofErr w:type="spellStart"/>
+      <w:r>
+        <w:rPr>
+          <w:rFonts w:ascii="Arial" w:hAnsi="Arial" w:cs="Arial"/>
+          <w:sz w:val="24"/>
+          <w:szCs w:val="24"/>
+        </w:rPr>
+        <w:t>Product</w:t>
+      </w:r>
+      <w:proofErr w:type="spellEnd"/>
+      <w:r>
+        <w:rPr>
+          <w:rFonts w:ascii="Arial" w:hAnsi="Arial" w:cs="Arial"/>
+          <w:sz w:val="24"/>
+          <w:szCs w:val="24"/>
+        </w:rPr>
+        <w:t xml:space="preserve"> Backlog y valida la entrega de valor en cada cierre de iteración.</w:t>
       </w:r>
     </w:p>
     <w:p>
@@ -669,7 +738,29 @@
           <w:sz w:val="24"/>
           <w:szCs w:val="24"/>
         </w:rPr>
-        <w:t>El desarrollo del software se dividirá en iteraciones de tiempo fijo (Sprints) de 2 semanas de duración. Las ceremonias clave son:</w:t>
+        <w:t>El desarrollo del software se dividirá en iteraciones de tiempo fijo (</w:t>
+      </w:r>
+      <w:proofErr w:type="spellStart"/>
+      <w:r>
+        <w:rPr>
+          <w:rFonts w:ascii="Arial" w:hAnsi="Arial" w:cs="Arial"/>
+          <w:bCs/>
+          <w:color w:val="000000" w:themeColor="text1"/>
+          <w:sz w:val="24"/>
+          <w:szCs w:val="24"/>
+        </w:rPr>
+        <w:t>Sprints</w:t>
+      </w:r>
+      <w:proofErr w:type="spellEnd"/>
+      <w:r>
+        <w:rPr>
+          <w:rFonts w:ascii="Arial" w:hAnsi="Arial" w:cs="Arial"/>
+          <w:bCs/>
+          <w:color w:val="000000" w:themeColor="text1"/>
+          <w:sz w:val="24"/>
+          <w:szCs w:val="24"/>
+        </w:rPr>
+        <w:t>) de 2 semanas de duración. Las ceremonias clave son:</w:t>
       </w:r>
     </w:p>
     <w:p>
@@ -696,7 +787,43 @@
           <w:sz w:val="24"/>
           <w:szCs w:val="24"/>
         </w:rPr>
-        <w:t>Sprint Planning: Planificación conjunta al inicio de cada sprint para definir qué historias de usuario se implementarán y definir el Sprint Goal.</w:t>
+        <w:t xml:space="preserve">Sprint </w:t>
+      </w:r>
+      <w:proofErr w:type="spellStart"/>
+      <w:r>
+        <w:rPr>
+          <w:rFonts w:ascii="Arial" w:hAnsi="Arial" w:cs="Arial"/>
+          <w:sz w:val="24"/>
+          <w:szCs w:val="24"/>
+        </w:rPr>
+        <w:t>Planning</w:t>
+      </w:r>
+      <w:proofErr w:type="spellEnd"/>
+      <w:r>
+        <w:rPr>
+          <w:rFonts w:ascii="Arial" w:hAnsi="Arial" w:cs="Arial"/>
+          <w:sz w:val="24"/>
+          <w:szCs w:val="24"/>
+        </w:rPr>
+        <w:t xml:space="preserve">: Planificación conjunta al inicio de cada sprint para definir qué historias de usuario se implementarán y definir el Sprint </w:t>
+      </w:r>
+      <w:proofErr w:type="spellStart"/>
+      <w:r>
+        <w:rPr>
+          <w:rFonts w:ascii="Arial" w:hAnsi="Arial" w:cs="Arial"/>
+          <w:sz w:val="24"/>
+          <w:szCs w:val="24"/>
+        </w:rPr>
+        <w:t>Goal</w:t>
+      </w:r>
+      <w:proofErr w:type="spellEnd"/>
+      <w:r>
+        <w:rPr>
+          <w:rFonts w:ascii="Arial" w:hAnsi="Arial" w:cs="Arial"/>
+          <w:sz w:val="24"/>
+          <w:szCs w:val="24"/>
+        </w:rPr>
+        <w:t>.</w:t>
       </w:r>
     </w:p>
     <w:p>
@@ -717,13 +844,23 @@
           <w:szCs w:val="24"/>
         </w:rPr>
       </w:pPr>
-      <w:r>
-        <w:rPr>
-          <w:rFonts w:ascii="Arial" w:hAnsi="Arial" w:cs="Arial"/>
-          <w:sz w:val="24"/>
-          <w:szCs w:val="24"/>
-        </w:rPr>
-        <w:t>Daily Scrum: Reunión diaria de 15 minutos para sincronizar el trabajo del equipo técnico e identificar posibles bloqueos.</w:t>
+      <w:proofErr w:type="spellStart"/>
+      <w:r>
+        <w:rPr>
+          <w:rFonts w:ascii="Arial" w:hAnsi="Arial" w:cs="Arial"/>
+          <w:sz w:val="24"/>
+          <w:szCs w:val="24"/>
+        </w:rPr>
+        <w:t>Daily</w:t>
+      </w:r>
+      <w:proofErr w:type="spellEnd"/>
+      <w:r>
+        <w:rPr>
+          <w:rFonts w:ascii="Arial" w:hAnsi="Arial" w:cs="Arial"/>
+          <w:sz w:val="24"/>
+          <w:szCs w:val="24"/>
+        </w:rPr>
+        <w:t xml:space="preserve"> Scrum: Reunión diaria de 15 minutos para sincronizar el trabajo del equipo técnico e identificar posibles bloqueos.</w:t>
       </w:r>
     </w:p>
     <w:p>
@@ -1069,16 +1206,36 @@
           <w:sz w:val="24"/>
           <w:szCs w:val="24"/>
         </w:rPr>
-        <w:t xml:space="preserve">Se solicita el desarrollo de un sistema web responsivo (accesible desde computadoras y dispositivos móviles) que centralice y digitalice la gestión administrativa de los mercados Campesino, Central </w:t>
-      </w:r>
-      <w:r>
-        <w:rPr>
-          <w:rFonts w:ascii="Arial" w:hAnsi="Arial" w:cs="Arial"/>
-          <w:color w:val="000000" w:themeColor="text1"/>
-          <w:sz w:val="24"/>
-          <w:szCs w:val="24"/>
-        </w:rPr>
-        <w:t xml:space="preserve"> y </w:t>
+        <w:t xml:space="preserve">Se solicita el desarrollo de un sistema web responsivo (accesible desde computadoras y dispositivos móviles) que centralice y digitalice la gestión administrativa de los mercados Campesino, </w:t>
+      </w:r>
+      <w:proofErr w:type="gramStart"/>
+      <w:r>
+        <w:rPr>
+          <w:rFonts w:ascii="Arial" w:hAnsi="Arial" w:cs="Arial"/>
+          <w:color w:val="000000" w:themeColor="text1"/>
+          <w:sz w:val="24"/>
+          <w:szCs w:val="24"/>
+        </w:rPr>
+        <w:t xml:space="preserve">Central </w:t>
+      </w:r>
+      <w:r>
+        <w:rPr>
+          <w:rFonts w:ascii="Arial" w:hAnsi="Arial" w:cs="Arial"/>
+          <w:color w:val="000000" w:themeColor="text1"/>
+          <w:sz w:val="24"/>
+          <w:szCs w:val="24"/>
+        </w:rPr>
+        <w:t xml:space="preserve"> y</w:t>
+      </w:r>
+      <w:proofErr w:type="gramEnd"/>
+      <w:r>
+        <w:rPr>
+          <w:rFonts w:ascii="Arial" w:hAnsi="Arial" w:cs="Arial"/>
+          <w:color w:val="000000" w:themeColor="text1"/>
+          <w:sz w:val="24"/>
+          <w:szCs w:val="24"/>
+        </w:rPr>
+        <w:t xml:space="preserve"> </w:t>
       </w:r>
       <w:r>
         <w:rPr>
@@ -1517,7 +1674,27 @@
           <w:sz w:val="24"/>
           <w:szCs w:val="24"/>
         </w:rPr>
-        <w:t>Integración: Debe operar bajo protocolos web estándar y ser responsivo para que los cobradores del mercado puedan usarlo en tablets o celulares sin instalar aplicaciones pesadas.</w:t>
+        <w:t xml:space="preserve">Integración: Debe operar bajo protocolos web estándar y ser responsivo para que los cobradores del mercado puedan usarlo en </w:t>
+      </w:r>
+      <w:proofErr w:type="spellStart"/>
+      <w:r>
+        <w:rPr>
+          <w:rFonts w:ascii="Arial" w:hAnsi="Arial" w:cs="Arial"/>
+          <w:color w:val="000000" w:themeColor="text1"/>
+          <w:sz w:val="24"/>
+          <w:szCs w:val="24"/>
+        </w:rPr>
+        <w:t>tablets</w:t>
+      </w:r>
+      <w:proofErr w:type="spellEnd"/>
+      <w:r>
+        <w:rPr>
+          <w:rFonts w:ascii="Arial" w:hAnsi="Arial" w:cs="Arial"/>
+          <w:color w:val="000000" w:themeColor="text1"/>
+          <w:sz w:val="24"/>
+          <w:szCs w:val="24"/>
+        </w:rPr>
+        <w:t xml:space="preserve"> o celulares sin instalar aplicaciones pesadas.</w:t>
       </w:r>
     </w:p>
     <w:p>
@@ -2431,8 +2608,9 @@
           <w:sz w:val="24"/>
           <w:szCs w:val="24"/>
         </w:rPr>
-        <w:t xml:space="preserve">• RNF-1: Usabilidad (Diseño Responsivo): La interfaz de usuario debe ser </w:t>
-      </w:r>
+        <w:t>• RNF-1: Usabilidad (Diseño Responsivo): La interfaz de usuario debe ser completamente responsiva, adaptándose fluidamente a dispositivos móviles (</w:t>
+      </w:r>
+      <w:proofErr w:type="spellStart"/>
       <w:r>
         <w:rPr>
           <w:rFonts w:ascii="Arial" w:hAnsi="Arial" w:cs="Arial"/>
@@ -2441,8 +2619,9 @@
           <w:sz w:val="24"/>
           <w:szCs w:val="24"/>
         </w:rPr>
-        <w:t xml:space="preserve">completamente </w:t>
-      </w:r>
+        <w:t>tablets</w:t>
+      </w:r>
+      <w:proofErr w:type="spellEnd"/>
       <w:r>
         <w:rPr>
           <w:rFonts w:ascii="Arial" w:hAnsi="Arial" w:cs="Arial"/>
@@ -2451,7 +2630,7 @@
           <w:sz w:val="24"/>
           <w:szCs w:val="24"/>
         </w:rPr>
-        <w:t>responsiva, adaptándose fluidamente a dispositivos móviles (tablets y smartphones) utilizados por cobradores de mercado e inspectores sanitarios en campo.</w:t>
+        <w:t xml:space="preserve"> y smartphones) utilizados por cobradores de mercado e inspectores sanitarios en campo.</w:t>
       </w:r>
     </w:p>
     <w:p>
@@ -2475,7 +2654,29 @@
           <w:sz w:val="24"/>
           <w:szCs w:val="24"/>
         </w:rPr>
-        <w:t>• RNF-2: Rendimiento y Latencia: Las búsquedas de comerciantes y registros de cobros deben procesarse en menos de 2.0 segundos bajo conexiones de datos móviles móviles estándar en la ciudad de Sucre.</w:t>
+        <w:t xml:space="preserve">• RNF-2: Rendimiento y Latencia: Las búsquedas de comerciantes y registros de cobros deben procesarse en menos de 2.0 segundos bajo conexiones de datos móviles </w:t>
+      </w:r>
+      <w:proofErr w:type="spellStart"/>
+      <w:r>
+        <w:rPr>
+          <w:rFonts w:ascii="Arial" w:hAnsi="Arial" w:cs="Arial"/>
+          <w:bCs/>
+          <w:color w:val="000000" w:themeColor="text1"/>
+          <w:sz w:val="24"/>
+          <w:szCs w:val="24"/>
+        </w:rPr>
+        <w:t>móviles</w:t>
+      </w:r>
+      <w:proofErr w:type="spellEnd"/>
+      <w:r>
+        <w:rPr>
+          <w:rFonts w:ascii="Arial" w:hAnsi="Arial" w:cs="Arial"/>
+          <w:bCs/>
+          <w:color w:val="000000" w:themeColor="text1"/>
+          <w:sz w:val="24"/>
+          <w:szCs w:val="24"/>
+        </w:rPr>
+        <w:t xml:space="preserve"> estándar en la ciudad de Sucre.</w:t>
       </w:r>
     </w:p>
     <w:p>
@@ -2499,7 +2700,29 @@
           <w:sz w:val="24"/>
           <w:szCs w:val="24"/>
         </w:rPr>
-        <w:t>• RNF-3: Seguridad y Control de Acceso: El sistema utilizará control de acceso basado en roles (RBAC). Los roles son Administrador General, Cobrador Municipal, Inspector Sanitario y Director de Ingresos. Las contraseñas deben estar encriptadas y las sesiones se cerrarán tras 15 minutos de inactividad.</w:t>
+        <w:t xml:space="preserve">• RNF-3: Seguridad y Control de Acceso: El sistema utilizará control de acceso basado en roles (RBAC). Los roles son Administrador General, Cobrador Municipal, Inspector Sanitario y </w:t>
+      </w:r>
+      <w:proofErr w:type="gramStart"/>
+      <w:r>
+        <w:rPr>
+          <w:rFonts w:ascii="Arial" w:hAnsi="Arial" w:cs="Arial"/>
+          <w:bCs/>
+          <w:color w:val="000000" w:themeColor="text1"/>
+          <w:sz w:val="24"/>
+          <w:szCs w:val="24"/>
+        </w:rPr>
+        <w:t>Director</w:t>
+      </w:r>
+      <w:proofErr w:type="gramEnd"/>
+      <w:r>
+        <w:rPr>
+          <w:rFonts w:ascii="Arial" w:hAnsi="Arial" w:cs="Arial"/>
+          <w:bCs/>
+          <w:color w:val="000000" w:themeColor="text1"/>
+          <w:sz w:val="24"/>
+          <w:szCs w:val="24"/>
+        </w:rPr>
+        <w:t xml:space="preserve"> de Ingresos. Las contraseñas deben estar encriptadas y las sesiones se cerrarán tras 15 minutos de inactividad.</w:t>
       </w:r>
     </w:p>
     <w:p>
@@ -2526,7 +2749,1599 @@
         <w:t>• RNF-4: Respaldo y Confiabilidad: El sistema debe ejecutar respaldos automatizados diarios de la base de datos de recaudación. La disponibilidad de la plataforma web debe ser de al menos 99.5% durante las horas de operación de los mercados (06:00 - 22:00).</w:t>
       </w:r>
     </w:p>
+    <w:p>
+      <w:pPr>
+        <w:pStyle w:val="Listaconvietas"/>
+        <w:numPr>
+          <w:ilvl w:val="0"/>
+          <w:numId w:val="0"/>
+        </w:numPr>
+        <w:spacing w:line="360" w:lineRule="auto"/>
+        <w:ind w:left="360" w:hanging="360"/>
+        <w:jc w:val="both"/>
+        <w:rPr>
+          <w:rFonts w:ascii="Arial" w:hAnsi="Arial" w:cs="Arial"/>
+          <w:bCs/>
+          <w:color w:val="000000" w:themeColor="text1"/>
+          <w:sz w:val="24"/>
+          <w:szCs w:val="24"/>
+        </w:rPr>
+      </w:pPr>
+    </w:p>
+    <w:p>
+      <w:pPr>
+        <w:pStyle w:val="Listaconvietas"/>
+        <w:numPr>
+          <w:ilvl w:val="0"/>
+          <w:numId w:val="0"/>
+        </w:numPr>
+        <w:spacing w:line="360" w:lineRule="auto"/>
+        <w:ind w:left="360" w:hanging="360"/>
+        <w:jc w:val="both"/>
+        <w:rPr>
+          <w:rFonts w:ascii="Arial" w:hAnsi="Arial" w:cs="Arial"/>
+          <w:bCs/>
+          <w:color w:val="000000" w:themeColor="text1"/>
+          <w:sz w:val="24"/>
+          <w:szCs w:val="24"/>
+        </w:rPr>
+      </w:pPr>
+    </w:p>
+    <w:p>
+      <w:pPr>
+        <w:pStyle w:val="Listaconvietas"/>
+        <w:numPr>
+          <w:ilvl w:val="0"/>
+          <w:numId w:val="0"/>
+        </w:numPr>
+        <w:spacing w:line="360" w:lineRule="auto"/>
+        <w:ind w:left="360" w:hanging="360"/>
+        <w:jc w:val="both"/>
+        <w:rPr>
+          <w:rFonts w:ascii="Arial" w:hAnsi="Arial" w:cs="Arial"/>
+          <w:bCs/>
+          <w:color w:val="000000" w:themeColor="text1"/>
+          <w:sz w:val="24"/>
+          <w:szCs w:val="24"/>
+        </w:rPr>
+      </w:pPr>
+    </w:p>
+    <w:p>
+      <w:pPr>
+        <w:pStyle w:val="Listaconvietas"/>
+        <w:numPr>
+          <w:ilvl w:val="0"/>
+          <w:numId w:val="0"/>
+        </w:numPr>
+        <w:spacing w:line="360" w:lineRule="auto"/>
+        <w:ind w:left="360" w:hanging="360"/>
+        <w:jc w:val="both"/>
+        <w:rPr>
+          <w:rFonts w:ascii="Arial" w:hAnsi="Arial" w:cs="Arial"/>
+          <w:bCs/>
+          <w:color w:val="000000" w:themeColor="text1"/>
+          <w:sz w:val="24"/>
+          <w:szCs w:val="24"/>
+        </w:rPr>
+      </w:pPr>
+    </w:p>
+    <w:p>
+      <w:pPr>
+        <w:pStyle w:val="Listaconvietas"/>
+        <w:numPr>
+          <w:ilvl w:val="0"/>
+          <w:numId w:val="0"/>
+        </w:numPr>
+        <w:spacing w:line="360" w:lineRule="auto"/>
+        <w:ind w:left="360" w:hanging="360"/>
+        <w:jc w:val="both"/>
+        <w:rPr>
+          <w:rFonts w:ascii="Arial" w:hAnsi="Arial" w:cs="Arial"/>
+          <w:bCs/>
+          <w:color w:val="000000" w:themeColor="text1"/>
+          <w:sz w:val="24"/>
+          <w:szCs w:val="24"/>
+        </w:rPr>
+      </w:pPr>
+    </w:p>
+    <w:p>
+      <w:pPr>
+        <w:pStyle w:val="Listaconvietas"/>
+        <w:numPr>
+          <w:ilvl w:val="0"/>
+          <w:numId w:val="0"/>
+        </w:numPr>
+        <w:spacing w:line="360" w:lineRule="auto"/>
+        <w:ind w:left="360" w:hanging="360"/>
+        <w:jc w:val="both"/>
+        <w:rPr>
+          <w:rFonts w:ascii="Arial" w:hAnsi="Arial" w:cs="Arial"/>
+          <w:bCs/>
+          <w:color w:val="000000" w:themeColor="text1"/>
+          <w:sz w:val="24"/>
+          <w:szCs w:val="24"/>
+        </w:rPr>
+      </w:pPr>
+    </w:p>
+    <w:p>
+      <w:pPr>
+        <w:pStyle w:val="Listaconvietas"/>
+        <w:numPr>
+          <w:ilvl w:val="0"/>
+          <w:numId w:val="0"/>
+        </w:numPr>
+        <w:spacing w:line="360" w:lineRule="auto"/>
+        <w:ind w:left="360" w:hanging="360"/>
+        <w:jc w:val="both"/>
+        <w:rPr>
+          <w:rFonts w:ascii="Arial" w:hAnsi="Arial" w:cs="Arial"/>
+          <w:bCs/>
+          <w:color w:val="000000" w:themeColor="text1"/>
+          <w:sz w:val="24"/>
+          <w:szCs w:val="24"/>
+        </w:rPr>
+      </w:pPr>
+    </w:p>
+    <w:p>
+      <w:pPr>
+        <w:pStyle w:val="Listaconvietas"/>
+        <w:numPr>
+          <w:ilvl w:val="0"/>
+          <w:numId w:val="0"/>
+        </w:numPr>
+        <w:spacing w:line="360" w:lineRule="auto"/>
+        <w:ind w:left="360" w:hanging="360"/>
+        <w:jc w:val="both"/>
+        <w:rPr>
+          <w:rFonts w:ascii="Arial" w:hAnsi="Arial" w:cs="Arial"/>
+          <w:bCs/>
+          <w:color w:val="000000" w:themeColor="text1"/>
+          <w:sz w:val="24"/>
+          <w:szCs w:val="24"/>
+        </w:rPr>
+      </w:pPr>
+    </w:p>
+    <w:p>
+      <w:pPr>
+        <w:pStyle w:val="Listaconvietas"/>
+        <w:numPr>
+          <w:ilvl w:val="0"/>
+          <w:numId w:val="0"/>
+        </w:numPr>
+        <w:spacing w:line="360" w:lineRule="auto"/>
+        <w:ind w:left="360" w:hanging="360"/>
+        <w:jc w:val="both"/>
+        <w:rPr>
+          <w:rFonts w:ascii="Arial" w:hAnsi="Arial" w:cs="Arial"/>
+          <w:bCs/>
+          <w:color w:val="000000" w:themeColor="text1"/>
+          <w:sz w:val="24"/>
+          <w:szCs w:val="24"/>
+        </w:rPr>
+      </w:pPr>
+    </w:p>
+    <w:p>
+      <w:pPr>
+        <w:pStyle w:val="Ttulo1"/>
+        <w:spacing w:line="360" w:lineRule="auto"/>
+        <w:rPr>
+          <w:rFonts w:ascii="Arial" w:hAnsi="Arial" w:cs="Arial"/>
+          <w:color w:val="000000" w:themeColor="text1"/>
+        </w:rPr>
+      </w:pPr>
+      <w:r>
+        <w:rPr>
+          <w:rFonts w:ascii="Arial" w:hAnsi="Arial" w:cs="Arial"/>
+          <w:color w:val="000000" w:themeColor="text1"/>
+        </w:rPr>
+        <w:lastRenderedPageBreak/>
+        <w:t>DOCUMENTO DE INCEPTION DEL PROYECTO</w:t>
+      </w:r>
+    </w:p>
+    <w:p>
+      <w:pPr>
+        <w:spacing w:after="240" w:line="360" w:lineRule="auto"/>
+        <w:jc w:val="both"/>
+        <w:rPr>
+          <w:rFonts w:ascii="Arial" w:hAnsi="Arial" w:cs="Arial"/>
+          <w:color w:val="000000" w:themeColor="text1"/>
+          <w:sz w:val="24"/>
+          <w:szCs w:val="24"/>
+        </w:rPr>
+      </w:pPr>
+    </w:p>
+    <w:p>
+      <w:pPr>
+        <w:pStyle w:val="Ttulo2"/>
+        <w:spacing w:line="360" w:lineRule="auto"/>
+        <w:jc w:val="both"/>
+        <w:rPr>
+          <w:rFonts w:ascii="Arial" w:hAnsi="Arial" w:cs="Arial"/>
+          <w:color w:val="000000" w:themeColor="text1"/>
+          <w:sz w:val="24"/>
+          <w:szCs w:val="24"/>
+        </w:rPr>
+      </w:pPr>
+      <w:r>
+        <w:rPr>
+          <w:rFonts w:ascii="Arial" w:hAnsi="Arial" w:cs="Arial"/>
+          <w:color w:val="000000" w:themeColor="text1"/>
+          <w:sz w:val="24"/>
+          <w:szCs w:val="24"/>
+        </w:rPr>
+        <w:t>Visión del Proyecto (</w:t>
+      </w:r>
+      <w:proofErr w:type="spellStart"/>
+      <w:r>
+        <w:rPr>
+          <w:rFonts w:ascii="Arial" w:hAnsi="Arial" w:cs="Arial"/>
+          <w:color w:val="000000" w:themeColor="text1"/>
+          <w:sz w:val="24"/>
+          <w:szCs w:val="24"/>
+        </w:rPr>
+        <w:t>Elevator</w:t>
+      </w:r>
+      <w:proofErr w:type="spellEnd"/>
+      <w:r>
+        <w:rPr>
+          <w:rFonts w:ascii="Arial" w:hAnsi="Arial" w:cs="Arial"/>
+          <w:color w:val="000000" w:themeColor="text1"/>
+          <w:sz w:val="24"/>
+          <w:szCs w:val="24"/>
+        </w:rPr>
+        <w:t xml:space="preserve"> Pitch)</w:t>
+      </w:r>
+    </w:p>
+    <w:p>
+      <w:pPr>
+        <w:spacing w:line="360" w:lineRule="auto"/>
+      </w:pPr>
+    </w:p>
+    <w:p>
+      <w:pPr>
+        <w:spacing w:line="360" w:lineRule="auto"/>
+        <w:rPr>
+          <w:rFonts w:ascii="Arial" w:hAnsi="Arial" w:cs="Arial"/>
+          <w:color w:val="000000" w:themeColor="text1"/>
+          <w:sz w:val="24"/>
+          <w:szCs w:val="24"/>
+        </w:rPr>
+      </w:pPr>
+      <w:r>
+        <w:rPr>
+          <w:rFonts w:ascii="Arial" w:hAnsi="Arial" w:cs="Arial"/>
+          <w:b/>
+          <w:color w:val="000000" w:themeColor="text1"/>
+          <w:sz w:val="24"/>
+          <w:szCs w:val="24"/>
+        </w:rPr>
+        <w:t xml:space="preserve">• Para: </w:t>
+      </w:r>
+      <w:r>
+        <w:rPr>
+          <w:rFonts w:ascii="Arial" w:hAnsi="Arial" w:cs="Arial"/>
+          <w:color w:val="000000" w:themeColor="text1"/>
+          <w:sz w:val="24"/>
+          <w:szCs w:val="24"/>
+        </w:rPr>
+        <w:t>La Dirección de Ingresos de la Alcaldía de Sucre.</w:t>
+      </w:r>
+      <w:r>
+        <w:rPr>
+          <w:rFonts w:ascii="Arial" w:hAnsi="Arial" w:cs="Arial"/>
+          <w:color w:val="000000" w:themeColor="text1"/>
+          <w:sz w:val="24"/>
+          <w:szCs w:val="24"/>
+        </w:rPr>
+        <w:br/>
+      </w:r>
+      <w:r>
+        <w:rPr>
+          <w:rFonts w:ascii="Arial" w:hAnsi="Arial" w:cs="Arial"/>
+          <w:b/>
+          <w:color w:val="000000" w:themeColor="text1"/>
+          <w:sz w:val="24"/>
+          <w:szCs w:val="24"/>
+        </w:rPr>
+        <w:t xml:space="preserve">• Quienes: </w:t>
+      </w:r>
+      <w:r>
+        <w:rPr>
+          <w:rFonts w:ascii="Arial" w:hAnsi="Arial" w:cs="Arial"/>
+          <w:color w:val="000000" w:themeColor="text1"/>
+          <w:sz w:val="24"/>
+          <w:szCs w:val="24"/>
+        </w:rPr>
+        <w:t>Administran de forma ineficiente y manual los puestos, cobro de tarifas y licencias de los mercados Campesino, Central y Mercado Negro.</w:t>
+      </w:r>
+      <w:r>
+        <w:rPr>
+          <w:rFonts w:ascii="Arial" w:hAnsi="Arial" w:cs="Arial"/>
+          <w:color w:val="000000" w:themeColor="text1"/>
+          <w:sz w:val="24"/>
+          <w:szCs w:val="24"/>
+        </w:rPr>
+        <w:br/>
+      </w:r>
+      <w:r>
+        <w:rPr>
+          <w:rFonts w:ascii="Arial" w:hAnsi="Arial" w:cs="Arial"/>
+          <w:b/>
+          <w:color w:val="000000" w:themeColor="text1"/>
+          <w:sz w:val="24"/>
+          <w:szCs w:val="24"/>
+        </w:rPr>
+        <w:t xml:space="preserve">• El proyecto: </w:t>
+      </w:r>
+      <w:r>
+        <w:rPr>
+          <w:rFonts w:ascii="Arial" w:hAnsi="Arial" w:cs="Arial"/>
+          <w:color w:val="000000" w:themeColor="text1"/>
+          <w:sz w:val="24"/>
+          <w:szCs w:val="24"/>
+        </w:rPr>
+        <w:t>Sistema de Gestión para Mercados Municipales.</w:t>
+      </w:r>
+      <w:r>
+        <w:rPr>
+          <w:rFonts w:ascii="Arial" w:hAnsi="Arial" w:cs="Arial"/>
+          <w:color w:val="000000" w:themeColor="text1"/>
+          <w:sz w:val="24"/>
+          <w:szCs w:val="24"/>
+        </w:rPr>
+        <w:br/>
+      </w:r>
+      <w:r>
+        <w:rPr>
+          <w:rFonts w:ascii="Arial" w:hAnsi="Arial" w:cs="Arial"/>
+          <w:b/>
+          <w:color w:val="000000" w:themeColor="text1"/>
+          <w:sz w:val="24"/>
+          <w:szCs w:val="24"/>
+        </w:rPr>
+        <w:t xml:space="preserve">• Es una: </w:t>
+      </w:r>
+      <w:r>
+        <w:rPr>
+          <w:rFonts w:ascii="Arial" w:hAnsi="Arial" w:cs="Arial"/>
+          <w:color w:val="000000" w:themeColor="text1"/>
+          <w:sz w:val="24"/>
+          <w:szCs w:val="24"/>
+        </w:rPr>
+        <w:t>Plataforma web centralizada y con interfaz responsiva móvil.</w:t>
+      </w:r>
+      <w:r>
+        <w:rPr>
+          <w:rFonts w:ascii="Arial" w:hAnsi="Arial" w:cs="Arial"/>
+          <w:color w:val="000000" w:themeColor="text1"/>
+          <w:sz w:val="24"/>
+          <w:szCs w:val="24"/>
+        </w:rPr>
+        <w:br/>
+      </w:r>
+      <w:r>
+        <w:rPr>
+          <w:rFonts w:ascii="Arial" w:hAnsi="Arial" w:cs="Arial"/>
+          <w:b/>
+          <w:color w:val="000000" w:themeColor="text1"/>
+          <w:sz w:val="24"/>
+          <w:szCs w:val="24"/>
+        </w:rPr>
+        <w:t xml:space="preserve">• Que permite: </w:t>
+      </w:r>
+      <w:r>
+        <w:rPr>
+          <w:rFonts w:ascii="Arial" w:hAnsi="Arial" w:cs="Arial"/>
+          <w:color w:val="000000" w:themeColor="text1"/>
+          <w:sz w:val="24"/>
+          <w:szCs w:val="24"/>
+        </w:rPr>
+        <w:t>Controlar el inventario de puestos, registrar comerciantes, recaudar tarifas digitalmente y monitorear el estado de las licencias sanitarias.</w:t>
+      </w:r>
+      <w:r>
+        <w:rPr>
+          <w:rFonts w:ascii="Arial" w:hAnsi="Arial" w:cs="Arial"/>
+          <w:color w:val="000000" w:themeColor="text1"/>
+          <w:sz w:val="24"/>
+          <w:szCs w:val="24"/>
+        </w:rPr>
+        <w:br/>
+      </w:r>
+      <w:r>
+        <w:rPr>
+          <w:rFonts w:ascii="Arial" w:hAnsi="Arial" w:cs="Arial"/>
+          <w:b/>
+          <w:color w:val="000000" w:themeColor="text1"/>
+          <w:sz w:val="24"/>
+          <w:szCs w:val="24"/>
+        </w:rPr>
+        <w:t xml:space="preserve">• A diferencia de: </w:t>
+      </w:r>
+      <w:r>
+        <w:rPr>
+          <w:rFonts w:ascii="Arial" w:hAnsi="Arial" w:cs="Arial"/>
+          <w:color w:val="000000" w:themeColor="text1"/>
+          <w:sz w:val="24"/>
+          <w:szCs w:val="24"/>
+        </w:rPr>
+        <w:t>El control físico tradicional en planillas de papel, vulnerable a pérdida de información, morosidad y evasión de recaudación.</w:t>
+      </w:r>
+      <w:r>
+        <w:rPr>
+          <w:rFonts w:ascii="Arial" w:hAnsi="Arial" w:cs="Arial"/>
+          <w:color w:val="000000" w:themeColor="text1"/>
+          <w:sz w:val="24"/>
+          <w:szCs w:val="24"/>
+        </w:rPr>
+        <w:br/>
+      </w:r>
+      <w:r>
+        <w:rPr>
+          <w:rFonts w:ascii="Arial" w:hAnsi="Arial" w:cs="Arial"/>
+          <w:b/>
+          <w:color w:val="000000" w:themeColor="text1"/>
+          <w:sz w:val="24"/>
+          <w:szCs w:val="24"/>
+        </w:rPr>
+        <w:t xml:space="preserve">• Nuestro producto: </w:t>
+      </w:r>
+      <w:r>
+        <w:rPr>
+          <w:rFonts w:ascii="Arial" w:hAnsi="Arial" w:cs="Arial"/>
+          <w:color w:val="000000" w:themeColor="text1"/>
+          <w:sz w:val="24"/>
+          <w:szCs w:val="24"/>
+        </w:rPr>
+        <w:t>Proporciona una base de datos única, emisión de comprobantes digitales, alertas automáticas de morosidad y reportes automáticos exportables en tiempo real.</w:t>
+      </w:r>
+    </w:p>
+    <w:p>
+      <w:pPr>
+        <w:spacing w:line="360" w:lineRule="auto"/>
+        <w:rPr>
+          <w:rFonts w:ascii="Arial" w:hAnsi="Arial" w:cs="Arial"/>
+          <w:color w:val="000000" w:themeColor="text1"/>
+          <w:sz w:val="24"/>
+          <w:szCs w:val="24"/>
+        </w:rPr>
+      </w:pPr>
+    </w:p>
+    <w:p>
+      <w:pPr>
+        <w:pStyle w:val="Ttulo2"/>
+        <w:spacing w:line="360" w:lineRule="auto"/>
+        <w:jc w:val="both"/>
+        <w:rPr>
+          <w:rFonts w:ascii="Arial" w:hAnsi="Arial" w:cs="Arial"/>
+          <w:color w:val="000000" w:themeColor="text1"/>
+          <w:sz w:val="24"/>
+          <w:szCs w:val="24"/>
+        </w:rPr>
+      </w:pPr>
+      <w:r>
+        <w:rPr>
+          <w:rFonts w:ascii="Arial" w:hAnsi="Arial" w:cs="Arial"/>
+          <w:color w:val="000000" w:themeColor="text1"/>
+          <w:sz w:val="24"/>
+          <w:szCs w:val="24"/>
+        </w:rPr>
+        <w:t>Definición del Alcance</w:t>
+      </w:r>
+    </w:p>
     <w:p/>
+    <w:p>
+      <w:pPr>
+        <w:spacing w:line="360" w:lineRule="auto"/>
+        <w:jc w:val="both"/>
+        <w:rPr>
+          <w:rFonts w:ascii="Arial" w:hAnsi="Arial" w:cs="Arial"/>
+          <w:color w:val="000000" w:themeColor="text1"/>
+          <w:sz w:val="24"/>
+          <w:szCs w:val="24"/>
+        </w:rPr>
+      </w:pPr>
+      <w:r>
+        <w:rPr>
+          <w:rFonts w:ascii="Arial" w:hAnsi="Arial" w:cs="Arial"/>
+          <w:color w:val="000000" w:themeColor="text1"/>
+          <w:sz w:val="24"/>
+          <w:szCs w:val="24"/>
+        </w:rPr>
+        <w:t>Para garantizar la entrega de un MVP funcional en el plazo estricto de 6 meses y con el presupuesto de 70,000 Bs, se definen con claridad los límites del alcance del proyecto:</w:t>
+      </w:r>
+    </w:p>
+    <w:p>
+      <w:pPr>
+        <w:spacing w:line="360" w:lineRule="auto"/>
+        <w:jc w:val="both"/>
+        <w:rPr>
+          <w:rFonts w:ascii="Arial" w:hAnsi="Arial" w:cs="Arial"/>
+          <w:color w:val="000000" w:themeColor="text1"/>
+          <w:sz w:val="24"/>
+          <w:szCs w:val="24"/>
+        </w:rPr>
+      </w:pPr>
+      <w:r>
+        <w:rPr>
+          <w:rFonts w:ascii="Arial" w:hAnsi="Arial" w:cs="Arial"/>
+          <w:color w:val="000000" w:themeColor="text1"/>
+          <w:sz w:val="24"/>
+          <w:szCs w:val="24"/>
+        </w:rPr>
+        <w:t>DENTRO del Alcance (MVP):</w:t>
+      </w:r>
+    </w:p>
+    <w:p>
+      <w:pPr>
+        <w:pStyle w:val="Listaconvietas"/>
+        <w:spacing w:line="360" w:lineRule="auto"/>
+        <w:jc w:val="both"/>
+        <w:rPr>
+          <w:rFonts w:ascii="Arial" w:hAnsi="Arial" w:cs="Arial"/>
+          <w:color w:val="000000" w:themeColor="text1"/>
+          <w:sz w:val="24"/>
+          <w:szCs w:val="24"/>
+        </w:rPr>
+      </w:pPr>
+      <w:r>
+        <w:rPr>
+          <w:rFonts w:ascii="Arial" w:hAnsi="Arial" w:cs="Arial"/>
+          <w:color w:val="000000" w:themeColor="text1"/>
+          <w:sz w:val="24"/>
+          <w:szCs w:val="24"/>
+        </w:rPr>
+        <w:t>• Registro y control de puestos de venta (Campesino, Central y Mercado Negro) organizados por sector.</w:t>
+      </w:r>
+    </w:p>
+    <w:p>
+      <w:pPr>
+        <w:pStyle w:val="Listaconvietas"/>
+        <w:spacing w:line="360" w:lineRule="auto"/>
+        <w:jc w:val="both"/>
+        <w:rPr>
+          <w:rFonts w:ascii="Arial" w:hAnsi="Arial" w:cs="Arial"/>
+          <w:color w:val="000000" w:themeColor="text1"/>
+          <w:sz w:val="24"/>
+          <w:szCs w:val="24"/>
+        </w:rPr>
+      </w:pPr>
+      <w:r>
+        <w:rPr>
+          <w:rFonts w:ascii="Arial" w:hAnsi="Arial" w:cs="Arial"/>
+          <w:color w:val="000000" w:themeColor="text1"/>
+          <w:sz w:val="24"/>
+          <w:szCs w:val="24"/>
+        </w:rPr>
+        <w:t>• Padrón unificado de comerciantes asociados a sus respectivos puestos de venta.</w:t>
+      </w:r>
+    </w:p>
+    <w:p>
+      <w:pPr>
+        <w:pStyle w:val="Listaconvietas"/>
+        <w:spacing w:line="360" w:lineRule="auto"/>
+        <w:jc w:val="both"/>
+        <w:rPr>
+          <w:rFonts w:ascii="Arial" w:hAnsi="Arial" w:cs="Arial"/>
+          <w:color w:val="000000" w:themeColor="text1"/>
+          <w:sz w:val="24"/>
+          <w:szCs w:val="24"/>
+        </w:rPr>
+      </w:pPr>
+      <w:r>
+        <w:rPr>
+          <w:rFonts w:ascii="Arial" w:hAnsi="Arial" w:cs="Arial"/>
+          <w:color w:val="000000" w:themeColor="text1"/>
+          <w:sz w:val="24"/>
+          <w:szCs w:val="24"/>
+        </w:rPr>
+        <w:lastRenderedPageBreak/>
+        <w:t>• Registro digital del cobro diario/mensual de tarifas municipales y control de morosidad.</w:t>
+      </w:r>
+    </w:p>
+    <w:p>
+      <w:pPr>
+        <w:pStyle w:val="Listaconvietas"/>
+        <w:spacing w:line="360" w:lineRule="auto"/>
+        <w:jc w:val="both"/>
+        <w:rPr>
+          <w:rFonts w:ascii="Arial" w:hAnsi="Arial" w:cs="Arial"/>
+          <w:color w:val="000000" w:themeColor="text1"/>
+          <w:sz w:val="24"/>
+          <w:szCs w:val="24"/>
+        </w:rPr>
+      </w:pPr>
+      <w:r>
+        <w:rPr>
+          <w:rFonts w:ascii="Arial" w:hAnsi="Arial" w:cs="Arial"/>
+          <w:color w:val="000000" w:themeColor="text1"/>
+          <w:sz w:val="24"/>
+          <w:szCs w:val="24"/>
+        </w:rPr>
+        <w:t>• Registro del estado de licencias sanitarias y control de alertas visuales de vencimiento.</w:t>
+      </w:r>
+    </w:p>
+    <w:p>
+      <w:pPr>
+        <w:pStyle w:val="Listaconvietas"/>
+        <w:spacing w:line="360" w:lineRule="auto"/>
+        <w:jc w:val="both"/>
+        <w:rPr>
+          <w:rFonts w:ascii="Arial" w:hAnsi="Arial" w:cs="Arial"/>
+          <w:color w:val="000000" w:themeColor="text1"/>
+          <w:sz w:val="24"/>
+          <w:szCs w:val="24"/>
+        </w:rPr>
+      </w:pPr>
+      <w:r>
+        <w:rPr>
+          <w:rFonts w:ascii="Arial" w:hAnsi="Arial" w:cs="Arial"/>
+          <w:color w:val="000000" w:themeColor="text1"/>
+          <w:sz w:val="24"/>
+          <w:szCs w:val="24"/>
+        </w:rPr>
+        <w:t>• Generación de reportes de recaudación e inspección mensual para la Dirección de Ingresos.</w:t>
+      </w:r>
+    </w:p>
+    <w:p>
+      <w:pPr>
+        <w:pStyle w:val="Listaconvietas"/>
+        <w:spacing w:line="360" w:lineRule="auto"/>
+        <w:jc w:val="both"/>
+        <w:rPr>
+          <w:rFonts w:ascii="Arial" w:hAnsi="Arial" w:cs="Arial"/>
+          <w:color w:val="000000" w:themeColor="text1"/>
+          <w:sz w:val="24"/>
+          <w:szCs w:val="24"/>
+        </w:rPr>
+      </w:pPr>
+      <w:r>
+        <w:rPr>
+          <w:rFonts w:ascii="Arial" w:hAnsi="Arial" w:cs="Arial"/>
+          <w:color w:val="000000" w:themeColor="text1"/>
+          <w:sz w:val="24"/>
+          <w:szCs w:val="24"/>
+        </w:rPr>
+        <w:t>• Sistema de seguridad con control de accesos basado en roles (RBAC).</w:t>
+      </w:r>
+    </w:p>
+    <w:p>
+      <w:pPr>
+        <w:spacing w:line="360" w:lineRule="auto"/>
+        <w:jc w:val="both"/>
+        <w:rPr>
+          <w:rFonts w:ascii="Arial" w:hAnsi="Arial" w:cs="Arial"/>
+          <w:color w:val="000000" w:themeColor="text1"/>
+          <w:sz w:val="24"/>
+          <w:szCs w:val="24"/>
+        </w:rPr>
+      </w:pPr>
+      <w:r>
+        <w:rPr>
+          <w:rFonts w:ascii="Arial" w:hAnsi="Arial" w:cs="Arial"/>
+          <w:color w:val="000000" w:themeColor="text1"/>
+          <w:sz w:val="24"/>
+          <w:szCs w:val="24"/>
+        </w:rPr>
+        <w:t>FUERA del Alcance (MVP Original):</w:t>
+      </w:r>
+    </w:p>
+    <w:p>
+      <w:pPr>
+        <w:pStyle w:val="Listaconvietas"/>
+        <w:spacing w:line="360" w:lineRule="auto"/>
+        <w:jc w:val="both"/>
+        <w:rPr>
+          <w:rFonts w:ascii="Arial" w:hAnsi="Arial" w:cs="Arial"/>
+          <w:color w:val="000000" w:themeColor="text1"/>
+          <w:sz w:val="24"/>
+          <w:szCs w:val="24"/>
+        </w:rPr>
+      </w:pPr>
+      <w:r>
+        <w:rPr>
+          <w:rFonts w:ascii="Arial" w:hAnsi="Arial" w:cs="Arial"/>
+          <w:color w:val="000000" w:themeColor="text1"/>
+          <w:sz w:val="24"/>
+          <w:szCs w:val="24"/>
+        </w:rPr>
+        <w:t>• Módulo de geolocalización y mapas satelitales interactivos de puestos (Requerimiento excluido del alcance original del MVP; será gestionado de forma independiente a través del proceso formal de control de cambios en la semana 10).</w:t>
+      </w:r>
+    </w:p>
+    <w:p>
+      <w:pPr>
+        <w:pStyle w:val="Listaconvietas"/>
+        <w:numPr>
+          <w:ilvl w:val="0"/>
+          <w:numId w:val="0"/>
+        </w:numPr>
+        <w:spacing w:line="360" w:lineRule="auto"/>
+        <w:jc w:val="both"/>
+        <w:rPr>
+          <w:rFonts w:ascii="Arial" w:hAnsi="Arial" w:cs="Arial"/>
+          <w:color w:val="000000" w:themeColor="text1"/>
+          <w:sz w:val="24"/>
+          <w:szCs w:val="24"/>
+        </w:rPr>
+      </w:pPr>
+    </w:p>
+    <w:p>
+      <w:pPr>
+        <w:pStyle w:val="Listaconvietas"/>
+        <w:spacing w:line="360" w:lineRule="auto"/>
+        <w:jc w:val="both"/>
+        <w:rPr>
+          <w:rFonts w:ascii="Arial" w:hAnsi="Arial" w:cs="Arial"/>
+          <w:color w:val="000000" w:themeColor="text1"/>
+          <w:sz w:val="24"/>
+          <w:szCs w:val="24"/>
+        </w:rPr>
+      </w:pPr>
+      <w:r>
+        <w:rPr>
+          <w:rFonts w:ascii="Arial" w:hAnsi="Arial" w:cs="Arial"/>
+          <w:color w:val="000000" w:themeColor="text1"/>
+          <w:sz w:val="24"/>
+          <w:szCs w:val="24"/>
+        </w:rPr>
+        <w:t>• Pasarela de pagos bancarios automáticos en línea (tarjetas, banca digital) - el sistema solo registra digitalmente el cobro realizado de manera manual.</w:t>
+      </w:r>
+    </w:p>
+    <w:p>
+      <w:pPr>
+        <w:pStyle w:val="Listaconvietas"/>
+        <w:numPr>
+          <w:ilvl w:val="0"/>
+          <w:numId w:val="0"/>
+        </w:numPr>
+        <w:spacing w:line="360" w:lineRule="auto"/>
+        <w:jc w:val="both"/>
+        <w:rPr>
+          <w:rFonts w:ascii="Arial" w:hAnsi="Arial" w:cs="Arial"/>
+          <w:color w:val="000000" w:themeColor="text1"/>
+          <w:sz w:val="24"/>
+          <w:szCs w:val="24"/>
+        </w:rPr>
+      </w:pPr>
+    </w:p>
+    <w:p>
+      <w:pPr>
+        <w:pStyle w:val="Listaconvietas"/>
+        <w:spacing w:line="360" w:lineRule="auto"/>
+        <w:jc w:val="both"/>
+        <w:rPr>
+          <w:rFonts w:ascii="Arial" w:hAnsi="Arial" w:cs="Arial"/>
+          <w:color w:val="000000" w:themeColor="text1"/>
+          <w:sz w:val="24"/>
+          <w:szCs w:val="24"/>
+        </w:rPr>
+      </w:pPr>
+      <w:r>
+        <w:rPr>
+          <w:rFonts w:ascii="Arial" w:hAnsi="Arial" w:cs="Arial"/>
+          <w:color w:val="000000" w:themeColor="text1"/>
+          <w:sz w:val="24"/>
+          <w:szCs w:val="24"/>
+        </w:rPr>
+        <w:t>• Facturación electrónica integrada con Impuestos Nacionales - el sistema emite comprobantes internos de tasas municipales, no facturas fiscales nacionales.</w:t>
+      </w:r>
+    </w:p>
+    <w:p>
+      <w:pPr>
+        <w:pStyle w:val="Listaconvietas"/>
+        <w:numPr>
+          <w:ilvl w:val="0"/>
+          <w:numId w:val="0"/>
+        </w:numPr>
+        <w:spacing w:line="360" w:lineRule="auto"/>
+        <w:jc w:val="both"/>
+        <w:rPr>
+          <w:rFonts w:ascii="Arial" w:hAnsi="Arial" w:cs="Arial"/>
+          <w:color w:val="000000" w:themeColor="text1"/>
+          <w:sz w:val="24"/>
+          <w:szCs w:val="24"/>
+        </w:rPr>
+      </w:pPr>
+    </w:p>
+    <w:p>
+      <w:pPr>
+        <w:pStyle w:val="Listaconvietas"/>
+        <w:spacing w:line="360" w:lineRule="auto"/>
+        <w:jc w:val="both"/>
+        <w:rPr>
+          <w:rFonts w:ascii="Arial" w:hAnsi="Arial" w:cs="Arial"/>
+          <w:color w:val="000000" w:themeColor="text1"/>
+          <w:sz w:val="24"/>
+          <w:szCs w:val="24"/>
+        </w:rPr>
+      </w:pPr>
+      <w:r>
+        <w:rPr>
+          <w:rFonts w:ascii="Arial" w:hAnsi="Arial" w:cs="Arial"/>
+          <w:color w:val="000000" w:themeColor="text1"/>
+          <w:sz w:val="24"/>
+          <w:szCs w:val="24"/>
+        </w:rPr>
+        <w:t>• Aplicación móvil nativa para Android/iOS descargable desde tiendas oficiales - el acceso se limita a una aplicación web optimizada para navegadores móviles.</w:t>
+      </w:r>
+    </w:p>
+    <w:p>
+      <w:pPr>
+        <w:pStyle w:val="Ttulo2"/>
+        <w:spacing w:line="360" w:lineRule="auto"/>
+        <w:jc w:val="both"/>
+        <w:rPr>
+          <w:rFonts w:ascii="Arial" w:hAnsi="Arial" w:cs="Arial"/>
+          <w:color w:val="000000" w:themeColor="text1"/>
+          <w:sz w:val="24"/>
+          <w:szCs w:val="24"/>
+        </w:rPr>
+      </w:pPr>
+      <w:r>
+        <w:rPr>
+          <w:rFonts w:ascii="Arial" w:hAnsi="Arial" w:cs="Arial"/>
+          <w:color w:val="000000" w:themeColor="text1"/>
+          <w:sz w:val="24"/>
+          <w:szCs w:val="24"/>
+        </w:rPr>
+        <w:t>Matriz de Interesados (</w:t>
+      </w:r>
+      <w:proofErr w:type="spellStart"/>
+      <w:r>
+        <w:rPr>
+          <w:rFonts w:ascii="Arial" w:hAnsi="Arial" w:cs="Arial"/>
+          <w:color w:val="000000" w:themeColor="text1"/>
+          <w:sz w:val="24"/>
+          <w:szCs w:val="24"/>
+        </w:rPr>
+        <w:t>Stakeholders</w:t>
+      </w:r>
+      <w:proofErr w:type="spellEnd"/>
+      <w:r>
+        <w:rPr>
+          <w:rFonts w:ascii="Arial" w:hAnsi="Arial" w:cs="Arial"/>
+          <w:color w:val="000000" w:themeColor="text1"/>
+          <w:sz w:val="24"/>
+          <w:szCs w:val="24"/>
+        </w:rPr>
+        <w:t>)</w:t>
+      </w:r>
+    </w:p>
+    <w:p>
+      <w:pPr>
+        <w:spacing w:line="360" w:lineRule="auto"/>
+        <w:jc w:val="both"/>
+        <w:rPr>
+          <w:rFonts w:ascii="Arial" w:hAnsi="Arial" w:cs="Arial"/>
+          <w:color w:val="000000" w:themeColor="text1"/>
+          <w:sz w:val="24"/>
+          <w:szCs w:val="24"/>
+        </w:rPr>
+      </w:pPr>
+      <w:r>
+        <w:rPr>
+          <w:rFonts w:ascii="Arial" w:hAnsi="Arial" w:cs="Arial"/>
+          <w:color w:val="000000" w:themeColor="text1"/>
+          <w:sz w:val="24"/>
+          <w:szCs w:val="24"/>
+        </w:rPr>
+        <w:t>Identificación de las personas y entidades clave involucradas en el éxito del proyecto:</w:t>
+      </w:r>
+    </w:p>
+    <w:p>
+      <w:pPr>
+        <w:spacing w:line="360" w:lineRule="auto"/>
+        <w:jc w:val="both"/>
+        <w:rPr>
+          <w:rFonts w:ascii="Arial" w:hAnsi="Arial" w:cs="Arial"/>
+          <w:color w:val="000000" w:themeColor="text1"/>
+          <w:sz w:val="24"/>
+          <w:szCs w:val="24"/>
+        </w:rPr>
+      </w:pPr>
+    </w:p>
+    <w:p>
+      <w:pPr>
+        <w:spacing w:line="360" w:lineRule="auto"/>
+        <w:jc w:val="both"/>
+        <w:rPr>
+          <w:rFonts w:ascii="Arial" w:hAnsi="Arial" w:cs="Arial"/>
+          <w:color w:val="000000" w:themeColor="text1"/>
+          <w:sz w:val="24"/>
+          <w:szCs w:val="24"/>
+        </w:rPr>
+      </w:pPr>
+    </w:p>
+    <w:p>
+      <w:pPr>
+        <w:spacing w:line="360" w:lineRule="auto"/>
+        <w:jc w:val="both"/>
+        <w:rPr>
+          <w:rFonts w:ascii="Arial" w:hAnsi="Arial" w:cs="Arial"/>
+          <w:color w:val="000000" w:themeColor="text1"/>
+          <w:sz w:val="24"/>
+          <w:szCs w:val="24"/>
+        </w:rPr>
+      </w:pPr>
+    </w:p>
+    <w:tbl>
+      <w:tblPr>
+        <w:tblStyle w:val="Tablaconcuadrcula"/>
+        <w:tblW w:w="0" w:type="auto"/>
+        <w:tblLook w:val="04A0" w:firstRow="1" w:lastRow="0" w:firstColumn="1" w:lastColumn="0" w:noHBand="0" w:noVBand="1"/>
+      </w:tblPr>
+      <w:tblGrid>
+        <w:gridCol w:w="2905"/>
+        <w:gridCol w:w="2837"/>
+        <w:gridCol w:w="2888"/>
+      </w:tblGrid>
+      <w:tr>
+        <w:tc>
+          <w:tcPr>
+            <w:tcW w:w="3120" w:type="dxa"/>
+          </w:tcPr>
+          <w:p>
+            <w:pPr>
+              <w:spacing w:line="360" w:lineRule="auto"/>
+              <w:jc w:val="both"/>
+              <w:rPr>
+                <w:rFonts w:ascii="Arial" w:hAnsi="Arial" w:cs="Arial"/>
+                <w:color w:val="000000" w:themeColor="text1"/>
+                <w:sz w:val="24"/>
+                <w:szCs w:val="24"/>
+              </w:rPr>
+            </w:pPr>
+            <w:r>
+              <w:rPr>
+                <w:rFonts w:ascii="Arial" w:hAnsi="Arial" w:cs="Arial"/>
+                <w:color w:val="000000" w:themeColor="text1"/>
+                <w:sz w:val="24"/>
+                <w:szCs w:val="24"/>
+              </w:rPr>
+              <w:t>Interesado</w:t>
+            </w:r>
+          </w:p>
+        </w:tc>
+        <w:tc>
+          <w:tcPr>
+            <w:tcW w:w="3120" w:type="dxa"/>
+          </w:tcPr>
+          <w:p>
+            <w:pPr>
+              <w:spacing w:line="360" w:lineRule="auto"/>
+              <w:jc w:val="both"/>
+              <w:rPr>
+                <w:rFonts w:ascii="Arial" w:hAnsi="Arial" w:cs="Arial"/>
+                <w:color w:val="000000" w:themeColor="text1"/>
+                <w:sz w:val="24"/>
+                <w:szCs w:val="24"/>
+              </w:rPr>
+            </w:pPr>
+            <w:r>
+              <w:rPr>
+                <w:rFonts w:ascii="Arial" w:hAnsi="Arial" w:cs="Arial"/>
+                <w:color w:val="000000" w:themeColor="text1"/>
+                <w:sz w:val="24"/>
+                <w:szCs w:val="24"/>
+              </w:rPr>
+              <w:t>Rol en el Proyecto</w:t>
+            </w:r>
+          </w:p>
+        </w:tc>
+        <w:tc>
+          <w:tcPr>
+            <w:tcW w:w="3120" w:type="dxa"/>
+          </w:tcPr>
+          <w:p>
+            <w:pPr>
+              <w:spacing w:line="360" w:lineRule="auto"/>
+              <w:jc w:val="both"/>
+              <w:rPr>
+                <w:rFonts w:ascii="Arial" w:hAnsi="Arial" w:cs="Arial"/>
+                <w:color w:val="000000" w:themeColor="text1"/>
+                <w:sz w:val="24"/>
+                <w:szCs w:val="24"/>
+              </w:rPr>
+            </w:pPr>
+            <w:r>
+              <w:rPr>
+                <w:rFonts w:ascii="Arial" w:hAnsi="Arial" w:cs="Arial"/>
+                <w:color w:val="000000" w:themeColor="text1"/>
+                <w:sz w:val="24"/>
+                <w:szCs w:val="24"/>
+              </w:rPr>
+              <w:t>Expectativa Principal</w:t>
+            </w:r>
+          </w:p>
+        </w:tc>
+      </w:tr>
+      <w:tr>
+        <w:tc>
+          <w:tcPr>
+            <w:tcW w:w="3120" w:type="dxa"/>
+          </w:tcPr>
+          <w:p>
+            <w:pPr>
+              <w:spacing w:line="360" w:lineRule="auto"/>
+              <w:jc w:val="both"/>
+              <w:rPr>
+                <w:rFonts w:ascii="Arial" w:hAnsi="Arial" w:cs="Arial"/>
+                <w:color w:val="000000" w:themeColor="text1"/>
+                <w:sz w:val="24"/>
+                <w:szCs w:val="24"/>
+              </w:rPr>
+            </w:pPr>
+            <w:r>
+              <w:rPr>
+                <w:rFonts w:ascii="Arial" w:hAnsi="Arial" w:cs="Arial"/>
+                <w:color w:val="000000" w:themeColor="text1"/>
+                <w:sz w:val="24"/>
+                <w:szCs w:val="24"/>
+              </w:rPr>
+              <w:t>Dirección de Ingresos</w:t>
+            </w:r>
+          </w:p>
+        </w:tc>
+        <w:tc>
+          <w:tcPr>
+            <w:tcW w:w="3120" w:type="dxa"/>
+          </w:tcPr>
+          <w:p>
+            <w:pPr>
+              <w:spacing w:line="360" w:lineRule="auto"/>
+              <w:jc w:val="both"/>
+              <w:rPr>
+                <w:rFonts w:ascii="Arial" w:hAnsi="Arial" w:cs="Arial"/>
+                <w:color w:val="000000" w:themeColor="text1"/>
+                <w:sz w:val="24"/>
+                <w:szCs w:val="24"/>
+              </w:rPr>
+            </w:pPr>
+            <w:r>
+              <w:rPr>
+                <w:rFonts w:ascii="Arial" w:hAnsi="Arial" w:cs="Arial"/>
+                <w:color w:val="000000" w:themeColor="text1"/>
+                <w:sz w:val="24"/>
+                <w:szCs w:val="24"/>
+              </w:rPr>
+              <w:t>Patrocinador</w:t>
+            </w:r>
+          </w:p>
+        </w:tc>
+        <w:tc>
+          <w:tcPr>
+            <w:tcW w:w="3120" w:type="dxa"/>
+          </w:tcPr>
+          <w:p>
+            <w:pPr>
+              <w:spacing w:line="360" w:lineRule="auto"/>
+              <w:jc w:val="both"/>
+              <w:rPr>
+                <w:rFonts w:ascii="Arial" w:hAnsi="Arial" w:cs="Arial"/>
+                <w:color w:val="000000" w:themeColor="text1"/>
+                <w:sz w:val="24"/>
+                <w:szCs w:val="24"/>
+              </w:rPr>
+            </w:pPr>
+            <w:r>
+              <w:rPr>
+                <w:rFonts w:ascii="Arial" w:hAnsi="Arial" w:cs="Arial"/>
+                <w:color w:val="000000" w:themeColor="text1"/>
+                <w:sz w:val="24"/>
+                <w:szCs w:val="24"/>
+              </w:rPr>
+              <w:t>Recibir reportes financieros confiables y aumentar la recaudación tributaria.</w:t>
+            </w:r>
+          </w:p>
+        </w:tc>
+      </w:tr>
+      <w:tr>
+        <w:tc>
+          <w:tcPr>
+            <w:tcW w:w="3120" w:type="dxa"/>
+          </w:tcPr>
+          <w:p>
+            <w:pPr>
+              <w:spacing w:line="360" w:lineRule="auto"/>
+              <w:jc w:val="both"/>
+              <w:rPr>
+                <w:rFonts w:ascii="Arial" w:hAnsi="Arial" w:cs="Arial"/>
+                <w:color w:val="000000" w:themeColor="text1"/>
+                <w:sz w:val="24"/>
+                <w:szCs w:val="24"/>
+              </w:rPr>
+            </w:pPr>
+            <w:r>
+              <w:rPr>
+                <w:rFonts w:ascii="Arial" w:hAnsi="Arial" w:cs="Arial"/>
+                <w:color w:val="000000" w:themeColor="text1"/>
+                <w:sz w:val="24"/>
+                <w:szCs w:val="24"/>
+              </w:rPr>
+              <w:t>Jefe de Proyecto</w:t>
+            </w:r>
+          </w:p>
+        </w:tc>
+        <w:tc>
+          <w:tcPr>
+            <w:tcW w:w="3120" w:type="dxa"/>
+          </w:tcPr>
+          <w:p>
+            <w:pPr>
+              <w:spacing w:line="360" w:lineRule="auto"/>
+              <w:jc w:val="both"/>
+              <w:rPr>
+                <w:rFonts w:ascii="Arial" w:hAnsi="Arial" w:cs="Arial"/>
+                <w:color w:val="000000" w:themeColor="text1"/>
+                <w:sz w:val="24"/>
+                <w:szCs w:val="24"/>
+              </w:rPr>
+            </w:pPr>
+            <w:r>
+              <w:rPr>
+                <w:rFonts w:ascii="Arial" w:hAnsi="Arial" w:cs="Arial"/>
+                <w:color w:val="000000" w:themeColor="text1"/>
+                <w:sz w:val="24"/>
+                <w:szCs w:val="24"/>
+              </w:rPr>
+              <w:t>Líder de Proyecto</w:t>
+            </w:r>
+          </w:p>
+        </w:tc>
+        <w:tc>
+          <w:tcPr>
+            <w:tcW w:w="3120" w:type="dxa"/>
+          </w:tcPr>
+          <w:p>
+            <w:pPr>
+              <w:spacing w:line="360" w:lineRule="auto"/>
+              <w:jc w:val="both"/>
+              <w:rPr>
+                <w:rFonts w:ascii="Arial" w:hAnsi="Arial" w:cs="Arial"/>
+                <w:color w:val="000000" w:themeColor="text1"/>
+                <w:sz w:val="24"/>
+                <w:szCs w:val="24"/>
+              </w:rPr>
+            </w:pPr>
+            <w:r>
+              <w:rPr>
+                <w:rFonts w:ascii="Arial" w:hAnsi="Arial" w:cs="Arial"/>
+                <w:color w:val="000000" w:themeColor="text1"/>
+                <w:sz w:val="24"/>
+                <w:szCs w:val="24"/>
+              </w:rPr>
+              <w:t>Gobernar el proyecto bajo las restricciones de tiempo (6 meses) y presupuesto (70,000 Bs).</w:t>
+            </w:r>
+          </w:p>
+        </w:tc>
+      </w:tr>
+      <w:tr>
+        <w:tc>
+          <w:tcPr>
+            <w:tcW w:w="3120" w:type="dxa"/>
+          </w:tcPr>
+          <w:p>
+            <w:pPr>
+              <w:spacing w:line="360" w:lineRule="auto"/>
+              <w:jc w:val="both"/>
+              <w:rPr>
+                <w:rFonts w:ascii="Arial" w:hAnsi="Arial" w:cs="Arial"/>
+                <w:color w:val="000000" w:themeColor="text1"/>
+                <w:sz w:val="24"/>
+                <w:szCs w:val="24"/>
+              </w:rPr>
+            </w:pPr>
+            <w:r>
+              <w:rPr>
+                <w:rFonts w:ascii="Arial" w:hAnsi="Arial" w:cs="Arial"/>
+                <w:color w:val="000000" w:themeColor="text1"/>
+                <w:sz w:val="24"/>
+                <w:szCs w:val="24"/>
+              </w:rPr>
+              <w:t>Administradores de Mercados</w:t>
+            </w:r>
+          </w:p>
+        </w:tc>
+        <w:tc>
+          <w:tcPr>
+            <w:tcW w:w="3120" w:type="dxa"/>
+          </w:tcPr>
+          <w:p>
+            <w:pPr>
+              <w:spacing w:line="360" w:lineRule="auto"/>
+              <w:jc w:val="both"/>
+              <w:rPr>
+                <w:rFonts w:ascii="Arial" w:hAnsi="Arial" w:cs="Arial"/>
+                <w:color w:val="000000" w:themeColor="text1"/>
+                <w:sz w:val="24"/>
+                <w:szCs w:val="24"/>
+              </w:rPr>
+            </w:pPr>
+            <w:r>
+              <w:rPr>
+                <w:rFonts w:ascii="Arial" w:hAnsi="Arial" w:cs="Arial"/>
+                <w:color w:val="000000" w:themeColor="text1"/>
+                <w:sz w:val="24"/>
+                <w:szCs w:val="24"/>
+              </w:rPr>
+              <w:t>Usuario Clave</w:t>
+            </w:r>
+          </w:p>
+        </w:tc>
+        <w:tc>
+          <w:tcPr>
+            <w:tcW w:w="3120" w:type="dxa"/>
+          </w:tcPr>
+          <w:p>
+            <w:pPr>
+              <w:spacing w:line="360" w:lineRule="auto"/>
+              <w:jc w:val="both"/>
+              <w:rPr>
+                <w:rFonts w:ascii="Arial" w:hAnsi="Arial" w:cs="Arial"/>
+                <w:color w:val="000000" w:themeColor="text1"/>
+                <w:sz w:val="24"/>
+                <w:szCs w:val="24"/>
+              </w:rPr>
+            </w:pPr>
+            <w:r>
+              <w:rPr>
+                <w:rFonts w:ascii="Arial" w:hAnsi="Arial" w:cs="Arial"/>
+                <w:color w:val="000000" w:themeColor="text1"/>
+                <w:sz w:val="24"/>
+                <w:szCs w:val="24"/>
+              </w:rPr>
+              <w:t>Controlar la ocupación de puestos y verificar datos de comerciantes rápidamente.</w:t>
+            </w:r>
+          </w:p>
+        </w:tc>
+      </w:tr>
+      <w:tr>
+        <w:tc>
+          <w:tcPr>
+            <w:tcW w:w="3120" w:type="dxa"/>
+          </w:tcPr>
+          <w:p>
+            <w:pPr>
+              <w:spacing w:line="360" w:lineRule="auto"/>
+              <w:jc w:val="both"/>
+              <w:rPr>
+                <w:rFonts w:ascii="Arial" w:hAnsi="Arial" w:cs="Arial"/>
+                <w:color w:val="000000" w:themeColor="text1"/>
+                <w:sz w:val="24"/>
+                <w:szCs w:val="24"/>
+              </w:rPr>
+            </w:pPr>
+            <w:r>
+              <w:rPr>
+                <w:rFonts w:ascii="Arial" w:hAnsi="Arial" w:cs="Arial"/>
+                <w:color w:val="000000" w:themeColor="text1"/>
+                <w:sz w:val="24"/>
+                <w:szCs w:val="24"/>
+              </w:rPr>
+              <w:t>Cobradores de Mercados</w:t>
+            </w:r>
+          </w:p>
+        </w:tc>
+        <w:tc>
+          <w:tcPr>
+            <w:tcW w:w="3120" w:type="dxa"/>
+          </w:tcPr>
+          <w:p>
+            <w:pPr>
+              <w:spacing w:line="360" w:lineRule="auto"/>
+              <w:jc w:val="both"/>
+              <w:rPr>
+                <w:rFonts w:ascii="Arial" w:hAnsi="Arial" w:cs="Arial"/>
+                <w:color w:val="000000" w:themeColor="text1"/>
+                <w:sz w:val="24"/>
+                <w:szCs w:val="24"/>
+              </w:rPr>
+            </w:pPr>
+            <w:r>
+              <w:rPr>
+                <w:rFonts w:ascii="Arial" w:hAnsi="Arial" w:cs="Arial"/>
+                <w:color w:val="000000" w:themeColor="text1"/>
+                <w:sz w:val="24"/>
+                <w:szCs w:val="24"/>
+              </w:rPr>
+              <w:t>Usuario Operativo</w:t>
+            </w:r>
+          </w:p>
+        </w:tc>
+        <w:tc>
+          <w:tcPr>
+            <w:tcW w:w="3120" w:type="dxa"/>
+          </w:tcPr>
+          <w:p>
+            <w:pPr>
+              <w:spacing w:line="360" w:lineRule="auto"/>
+              <w:jc w:val="both"/>
+              <w:rPr>
+                <w:rFonts w:ascii="Arial" w:hAnsi="Arial" w:cs="Arial"/>
+                <w:color w:val="000000" w:themeColor="text1"/>
+                <w:sz w:val="24"/>
+                <w:szCs w:val="24"/>
+              </w:rPr>
+            </w:pPr>
+            <w:r>
+              <w:rPr>
+                <w:rFonts w:ascii="Arial" w:hAnsi="Arial" w:cs="Arial"/>
+                <w:color w:val="000000" w:themeColor="text1"/>
+                <w:sz w:val="24"/>
+                <w:szCs w:val="24"/>
+              </w:rPr>
+              <w:t>Registrar los cobros de tarifas en campo de manera rápida y sin complicaciones desde sus celulares.</w:t>
+            </w:r>
+          </w:p>
+        </w:tc>
+      </w:tr>
+      <w:tr>
+        <w:tc>
+          <w:tcPr>
+            <w:tcW w:w="3120" w:type="dxa"/>
+          </w:tcPr>
+          <w:p>
+            <w:pPr>
+              <w:spacing w:line="360" w:lineRule="auto"/>
+              <w:jc w:val="both"/>
+              <w:rPr>
+                <w:rFonts w:ascii="Arial" w:hAnsi="Arial" w:cs="Arial"/>
+                <w:color w:val="000000" w:themeColor="text1"/>
+                <w:sz w:val="24"/>
+                <w:szCs w:val="24"/>
+              </w:rPr>
+            </w:pPr>
+            <w:r>
+              <w:rPr>
+                <w:rFonts w:ascii="Arial" w:hAnsi="Arial" w:cs="Arial"/>
+                <w:color w:val="000000" w:themeColor="text1"/>
+                <w:sz w:val="24"/>
+                <w:szCs w:val="24"/>
+              </w:rPr>
+              <w:t>Inspectores Sanitarios</w:t>
+            </w:r>
+          </w:p>
+        </w:tc>
+        <w:tc>
+          <w:tcPr>
+            <w:tcW w:w="3120" w:type="dxa"/>
+          </w:tcPr>
+          <w:p>
+            <w:pPr>
+              <w:spacing w:line="360" w:lineRule="auto"/>
+              <w:jc w:val="both"/>
+              <w:rPr>
+                <w:rFonts w:ascii="Arial" w:hAnsi="Arial" w:cs="Arial"/>
+                <w:color w:val="000000" w:themeColor="text1"/>
+                <w:sz w:val="24"/>
+                <w:szCs w:val="24"/>
+              </w:rPr>
+            </w:pPr>
+            <w:r>
+              <w:rPr>
+                <w:rFonts w:ascii="Arial" w:hAnsi="Arial" w:cs="Arial"/>
+                <w:color w:val="000000" w:themeColor="text1"/>
+                <w:sz w:val="24"/>
+                <w:szCs w:val="24"/>
+              </w:rPr>
+              <w:t>Usuario de Control</w:t>
+            </w:r>
+          </w:p>
+        </w:tc>
+        <w:tc>
+          <w:tcPr>
+            <w:tcW w:w="3120" w:type="dxa"/>
+          </w:tcPr>
+          <w:p>
+            <w:pPr>
+              <w:spacing w:line="360" w:lineRule="auto"/>
+              <w:jc w:val="both"/>
+              <w:rPr>
+                <w:rFonts w:ascii="Arial" w:hAnsi="Arial" w:cs="Arial"/>
+                <w:color w:val="000000" w:themeColor="text1"/>
+                <w:sz w:val="24"/>
+                <w:szCs w:val="24"/>
+              </w:rPr>
+            </w:pPr>
+            <w:r>
+              <w:rPr>
+                <w:rFonts w:ascii="Arial" w:hAnsi="Arial" w:cs="Arial"/>
+                <w:color w:val="000000" w:themeColor="text1"/>
+                <w:sz w:val="24"/>
+                <w:szCs w:val="24"/>
+              </w:rPr>
+              <w:t>Registrar inspecciones y verificar licencias sanitarias vencidas desde dispositivos móviles.</w:t>
+            </w:r>
+          </w:p>
+        </w:tc>
+      </w:tr>
+    </w:tbl>
+    <w:p>
+      <w:pPr>
+        <w:pStyle w:val="Ttulo2"/>
+        <w:numPr>
+          <w:ilvl w:val="0"/>
+          <w:numId w:val="0"/>
+        </w:numPr>
+        <w:spacing w:line="360" w:lineRule="auto"/>
+        <w:jc w:val="both"/>
+        <w:rPr>
+          <w:rFonts w:ascii="Arial" w:hAnsi="Arial" w:cs="Arial"/>
+          <w:color w:val="000000" w:themeColor="text1"/>
+          <w:sz w:val="24"/>
+          <w:szCs w:val="24"/>
+        </w:rPr>
+      </w:pPr>
+    </w:p>
+    <w:p>
+      <w:pPr>
+        <w:spacing w:line="360" w:lineRule="auto"/>
+      </w:pPr>
+    </w:p>
+    <w:p>
+      <w:pPr>
+        <w:pStyle w:val="Ttulo2"/>
+        <w:spacing w:line="360" w:lineRule="auto"/>
+        <w:jc w:val="both"/>
+        <w:rPr>
+          <w:rFonts w:ascii="Arial" w:hAnsi="Arial" w:cs="Arial"/>
+          <w:color w:val="000000" w:themeColor="text1"/>
+          <w:sz w:val="24"/>
+          <w:szCs w:val="24"/>
+        </w:rPr>
+      </w:pPr>
+      <w:r>
+        <w:rPr>
+          <w:rFonts w:ascii="Arial" w:hAnsi="Arial" w:cs="Arial"/>
+          <w:color w:val="000000" w:themeColor="text1"/>
+          <w:sz w:val="24"/>
+          <w:szCs w:val="24"/>
+        </w:rPr>
+        <w:t xml:space="preserve"> Arquitectura de Alto Nivel y Decisiones Tecnológicas</w:t>
+      </w:r>
+    </w:p>
+    <w:p>
+      <w:pPr>
+        <w:spacing w:line="360" w:lineRule="auto"/>
+        <w:jc w:val="both"/>
+        <w:rPr>
+          <w:rFonts w:ascii="Arial" w:hAnsi="Arial" w:cs="Arial"/>
+          <w:color w:val="000000" w:themeColor="text1"/>
+          <w:sz w:val="24"/>
+          <w:szCs w:val="24"/>
+        </w:rPr>
+      </w:pPr>
+      <w:r>
+        <w:rPr>
+          <w:rFonts w:ascii="Arial" w:hAnsi="Arial" w:cs="Arial"/>
+          <w:color w:val="000000" w:themeColor="text1"/>
+          <w:sz w:val="24"/>
+          <w:szCs w:val="24"/>
+        </w:rPr>
+        <w:t>Para cumplir con el presupuesto de 70,000 Bs. y la necesidad de accesibilidad responsiva, se adopta la siguiente arquitectura:</w:t>
+      </w:r>
+    </w:p>
+    <w:p>
+      <w:pPr>
+        <w:pStyle w:val="Listaconvietas"/>
+        <w:spacing w:line="360" w:lineRule="auto"/>
+        <w:jc w:val="both"/>
+        <w:rPr>
+          <w:rFonts w:ascii="Arial" w:hAnsi="Arial" w:cs="Arial"/>
+          <w:color w:val="000000" w:themeColor="text1"/>
+          <w:sz w:val="24"/>
+          <w:szCs w:val="24"/>
+        </w:rPr>
+      </w:pPr>
+      <w:r>
+        <w:rPr>
+          <w:rFonts w:ascii="Arial" w:hAnsi="Arial" w:cs="Arial"/>
+          <w:color w:val="000000" w:themeColor="text1"/>
+          <w:sz w:val="24"/>
+          <w:szCs w:val="24"/>
+        </w:rPr>
+        <w:lastRenderedPageBreak/>
+        <w:t xml:space="preserve">• Arquitectura de Aplicación Web: Modelo Cliente-Servidor. </w:t>
+      </w:r>
+      <w:proofErr w:type="spellStart"/>
+      <w:r>
+        <w:rPr>
+          <w:rFonts w:ascii="Arial" w:hAnsi="Arial" w:cs="Arial"/>
+          <w:color w:val="000000" w:themeColor="text1"/>
+          <w:sz w:val="24"/>
+          <w:szCs w:val="24"/>
+        </w:rPr>
+        <w:t>Frontend</w:t>
+      </w:r>
+      <w:proofErr w:type="spellEnd"/>
+      <w:r>
+        <w:rPr>
+          <w:rFonts w:ascii="Arial" w:hAnsi="Arial" w:cs="Arial"/>
+          <w:color w:val="000000" w:themeColor="text1"/>
+          <w:sz w:val="24"/>
+          <w:szCs w:val="24"/>
+        </w:rPr>
+        <w:t xml:space="preserve"> desarrollado en tecnologías web estándar (HTML5, CSS3, JavaScript responsivo) y </w:t>
+      </w:r>
+      <w:proofErr w:type="spellStart"/>
+      <w:r>
+        <w:rPr>
+          <w:rFonts w:ascii="Arial" w:hAnsi="Arial" w:cs="Arial"/>
+          <w:color w:val="000000" w:themeColor="text1"/>
+          <w:sz w:val="24"/>
+          <w:szCs w:val="24"/>
+        </w:rPr>
+        <w:t>backend</w:t>
+      </w:r>
+      <w:proofErr w:type="spellEnd"/>
+      <w:r>
+        <w:rPr>
+          <w:rFonts w:ascii="Arial" w:hAnsi="Arial" w:cs="Arial"/>
+          <w:color w:val="000000" w:themeColor="text1"/>
+          <w:sz w:val="24"/>
+          <w:szCs w:val="24"/>
+        </w:rPr>
+        <w:t xml:space="preserve"> estructurado con API REST para la comunicación de datos.</w:t>
+      </w:r>
+    </w:p>
+    <w:p>
+      <w:pPr>
+        <w:pStyle w:val="Listaconvietas"/>
+        <w:spacing w:line="360" w:lineRule="auto"/>
+        <w:jc w:val="both"/>
+        <w:rPr>
+          <w:rFonts w:ascii="Arial" w:hAnsi="Arial" w:cs="Arial"/>
+          <w:color w:val="000000" w:themeColor="text1"/>
+          <w:sz w:val="24"/>
+          <w:szCs w:val="24"/>
+        </w:rPr>
+      </w:pPr>
+      <w:r>
+        <w:rPr>
+          <w:rFonts w:ascii="Arial" w:hAnsi="Arial" w:cs="Arial"/>
+          <w:color w:val="000000" w:themeColor="text1"/>
+          <w:sz w:val="24"/>
+          <w:szCs w:val="24"/>
+        </w:rPr>
+        <w:t>• Base de Datos: Relacional, para garantizar la integridad transaccional de los cobros y deudas, con un esquema simplificado para los mercados Campesino, Central y Mercado Negro.</w:t>
+      </w:r>
+    </w:p>
+    <w:p>
+      <w:pPr>
+        <w:pStyle w:val="Listaconvietas"/>
+        <w:spacing w:line="360" w:lineRule="auto"/>
+        <w:jc w:val="both"/>
+        <w:rPr>
+          <w:rFonts w:ascii="Arial" w:hAnsi="Arial" w:cs="Arial"/>
+          <w:color w:val="000000" w:themeColor="text1"/>
+          <w:sz w:val="24"/>
+          <w:szCs w:val="24"/>
+        </w:rPr>
+      </w:pPr>
+      <w:r>
+        <w:rPr>
+          <w:rFonts w:ascii="Arial" w:hAnsi="Arial" w:cs="Arial"/>
+          <w:color w:val="000000" w:themeColor="text1"/>
+          <w:sz w:val="24"/>
+          <w:szCs w:val="24"/>
+        </w:rPr>
+        <w:t>• Servidor y Hosting: Despliegue en infraestructura VPS local o en nube básica, adecuada para el tráfico estimado del municipio y optimizada bajo el presupuesto asignado.</w:t>
+      </w:r>
+    </w:p>
+    <w:p>
+      <w:pPr>
+        <w:spacing w:line="360" w:lineRule="auto"/>
+      </w:pPr>
+    </w:p>
+    <w:p>
+      <w:pPr>
+        <w:spacing w:line="360" w:lineRule="auto"/>
+      </w:pPr>
+    </w:p>
+    <w:p>
+      <w:pPr>
+        <w:spacing w:line="360" w:lineRule="auto"/>
+      </w:pPr>
+    </w:p>
     <w:sectPr>
       <w:pgSz w:w="12240" w:h="15840"/>
       <w:pgMar w:top="1440" w:right="1800" w:bottom="1440" w:left="1800" w:header="720" w:footer="720" w:gutter="0"/>
@@ -15627,6 +17442,10 @@
 </file>
 
 <file path=customXml/item1.xml><?xml version="1.0" encoding="utf-8"?>
+<b:Sources xmlns:b="http://schemas.openxmlformats.org/officeDocument/2006/bibliography" xmlns="http://schemas.openxmlformats.org/officeDocument/2006/bibliography" SelectedStyle="/APA.XSL" StyleName="APA"/>
+</file>
+
+<file path=customXml/item2.xml><?xml version="1.0" encoding="utf-8"?>
 <ct:contentTypeSchema xmlns:ct="http://schemas.microsoft.com/office/2006/metadata/contentType" xmlns:ma="http://schemas.microsoft.com/office/2006/metadata/properties/metaAttributes" ct:_="" ma:_="" ma:contentTypeName="Documento" ma:contentTypeID="0x010100ABF155BD2929314EBFAA0D8CA5E69041" ma:contentTypeVersion="4" ma:contentTypeDescription="Crear nuevo documento." ma:contentTypeScope="" ma:versionID="3d47006fdf644e2368fecbc50143f91d">
   <xsd:schema xmlns:xsd="http://www.w3.org/2001/XMLSchema" xmlns:xs="http://www.w3.org/2001/XMLSchema" xmlns:p="http://schemas.microsoft.com/office/2006/metadata/properties" xmlns:ns2="1c545606-ba1c-407a-b823-f989fac373ee" targetNamespace="http://schemas.microsoft.com/office/2006/metadata/properties" ma:root="true" ma:fieldsID="d0a9f9f7b36f5c1a107071ff97ad3182" ns2:_="">
     <xsd:import namespace="1c545606-ba1c-407a-b823-f989fac373ee"/>
@@ -15770,19 +17589,7 @@
 </ct:contentTypeSchema>
 </file>
 
-<file path=customXml/item2.xml><?xml version="1.0" encoding="utf-8"?>
-<b:Sources xmlns:b="http://schemas.openxmlformats.org/officeDocument/2006/bibliography" xmlns="http://schemas.openxmlformats.org/officeDocument/2006/bibliography" SelectedStyle="/APA.XSL" StyleName="APA"/>
-</file>
-
 <file path=customXml/item3.xml><?xml version="1.0" encoding="utf-8"?>
-<p:properties xmlns:p="http://schemas.microsoft.com/office/2006/metadata/properties" xmlns:xsi="http://www.w3.org/2001/XMLSchema-instance" xmlns:pc="http://schemas.microsoft.com/office/infopath/2007/PartnerControls">
-  <documentManagement>
-    <ReferenceId xmlns="1c545606-ba1c-407a-b823-f989fac373ee" xsi:nil="true"/>
-  </documentManagement>
-</p:properties>
-</file>
-
-<file path=customXml/item4.xml><?xml version="1.0" encoding="utf-8"?>
 <?mso-contentType ?>
 <FormTemplates xmlns="http://schemas.microsoft.com/sharepoint/v3/contenttype/forms">
   <Display>DocumentLibraryForm</Display>
@@ -15791,7 +17598,23 @@
 </FormTemplates>
 </file>
 
+<file path=customXml/item4.xml><?xml version="1.0" encoding="utf-8"?>
+<p:properties xmlns:p="http://schemas.microsoft.com/office/2006/metadata/properties" xmlns:xsi="http://www.w3.org/2001/XMLSchema-instance" xmlns:pc="http://schemas.microsoft.com/office/infopath/2007/PartnerControls">
+  <documentManagement>
+    <ReferenceId xmlns="1c545606-ba1c-407a-b823-f989fac373ee" xsi:nil="true"/>
+  </documentManagement>
+</p:properties>
+</file>
+
 <file path=customXml/itemProps1.xml><?xml version="1.0" encoding="utf-8"?>
+<ds:datastoreItem xmlns:ds="http://schemas.openxmlformats.org/officeDocument/2006/customXml" ds:itemID="{EF278816-EC6F-A645-907D-7F25AECB1D4A}">
+  <ds:schemaRefs>
+    <ds:schemaRef ds:uri="http://schemas.openxmlformats.org/officeDocument/2006/bibliography"/>
+  </ds:schemaRefs>
+</ds:datastoreItem>
+</file>
+
+<file path=customXml/itemProps2.xml><?xml version="1.0" encoding="utf-8"?>
 <ds:datastoreItem xmlns:ds="http://schemas.openxmlformats.org/officeDocument/2006/customXml" ds:itemID="{B512A3C5-593C-4379-A1A3-E75724979078}">
   <ds:schemaRefs>
     <ds:schemaRef ds:uri="http://schemas.microsoft.com/office/2006/metadata/contentType"/>
@@ -15809,15 +17632,15 @@
 </ds:datastoreItem>
 </file>
 
-<file path=customXml/itemProps2.xml><?xml version="1.0" encoding="utf-8"?>
-<ds:datastoreItem xmlns:ds="http://schemas.openxmlformats.org/officeDocument/2006/customXml" ds:itemID="{EF278816-EC6F-A645-907D-7F25AECB1D4A}">
+<file path=customXml/itemProps3.xml><?xml version="1.0" encoding="utf-8"?>
+<ds:datastoreItem xmlns:ds="http://schemas.openxmlformats.org/officeDocument/2006/customXml" ds:itemID="{6E5018CD-A07D-42F0-B5BA-E7552024A6DB}">
   <ds:schemaRefs>
-    <ds:schemaRef ds:uri="http://schemas.openxmlformats.org/officeDocument/2006/bibliography"/>
+    <ds:schemaRef ds:uri="http://schemas.microsoft.com/sharepoint/v3/contenttype/forms"/>
   </ds:schemaRefs>
 </ds:datastoreItem>
 </file>
 
-<file path=customXml/itemProps3.xml><?xml version="1.0" encoding="utf-8"?>
+<file path=customXml/itemProps4.xml><?xml version="1.0" encoding="utf-8"?>
 <ds:datastoreItem xmlns:ds="http://schemas.openxmlformats.org/officeDocument/2006/customXml" ds:itemID="{34B1A265-BFB6-4375-8692-FABEA8138B84}">
   <ds:schemaRefs>
     <ds:schemaRef ds:uri="http://schemas.microsoft.com/office/2006/metadata/properties"/>
@@ -15825,12 +17648,4 @@
     <ds:schemaRef ds:uri="1c545606-ba1c-407a-b823-f989fac373ee"/>
   </ds:schemaRefs>
 </ds:datastoreItem>
-</file>
-
-<file path=customXml/itemProps4.xml><?xml version="1.0" encoding="utf-8"?>
-<ds:datastoreItem xmlns:ds="http://schemas.openxmlformats.org/officeDocument/2006/customXml" ds:itemID="{6E5018CD-A07D-42F0-B5BA-E7552024A6DB}">
-  <ds:schemaRefs>
-    <ds:schemaRef ds:uri="http://schemas.microsoft.com/sharepoint/v3/contenttype/forms"/>
-  </ds:schemaRefs>
-</ds:datastoreItem>
 </file>
--- a/gestion de proyecto de software.docx
+++ b/gestion de proyecto de software.docx
@@ -4335,11 +4335,3836 @@
     <w:p>
       <w:pPr>
         <w:spacing w:line="360" w:lineRule="auto"/>
+        <w:jc w:val="both"/>
+        <w:rPr>
+          <w:rFonts w:ascii="Arial" w:hAnsi="Arial" w:cs="Arial"/>
+          <w:color w:val="000000" w:themeColor="text1"/>
+          <w:sz w:val="24"/>
+          <w:szCs w:val="24"/>
+        </w:rPr>
       </w:pPr>
     </w:p>
     <w:p>
       <w:pPr>
+        <w:pStyle w:val="Ttulo1"/>
         <w:spacing w:line="360" w:lineRule="auto"/>
+        <w:jc w:val="both"/>
+        <w:rPr>
+          <w:rFonts w:ascii="Arial" w:hAnsi="Arial" w:cs="Arial"/>
+          <w:b w:val="0"/>
+          <w:bCs w:val="0"/>
+          <w:color w:val="000000" w:themeColor="text1"/>
+          <w:sz w:val="24"/>
+          <w:szCs w:val="24"/>
+        </w:rPr>
+      </w:pPr>
+      <w:r>
+        <w:rPr>
+          <w:rFonts w:ascii="Arial" w:hAnsi="Arial" w:cs="Arial"/>
+          <w:b w:val="0"/>
+          <w:bCs w:val="0"/>
+          <w:color w:val="000000" w:themeColor="text1"/>
+          <w:sz w:val="24"/>
+          <w:szCs w:val="24"/>
+        </w:rPr>
+        <w:t>MATRIZ DE PRIORIZACIÓN DE REQUERIMIENTOS</w:t>
+      </w:r>
+    </w:p>
+    <w:p/>
+    <w:p>
+      <w:pPr>
+        <w:pStyle w:val="Ttulo2"/>
+        <w:spacing w:line="360" w:lineRule="auto"/>
+        <w:jc w:val="both"/>
+        <w:rPr>
+          <w:rFonts w:ascii="Arial" w:hAnsi="Arial" w:cs="Arial"/>
+          <w:b w:val="0"/>
+          <w:bCs w:val="0"/>
+          <w:color w:val="000000" w:themeColor="text1"/>
+          <w:sz w:val="24"/>
+          <w:szCs w:val="24"/>
+        </w:rPr>
+      </w:pPr>
+      <w:r>
+        <w:rPr>
+          <w:rFonts w:ascii="Arial" w:hAnsi="Arial" w:cs="Arial"/>
+          <w:b w:val="0"/>
+          <w:bCs w:val="0"/>
+          <w:color w:val="000000" w:themeColor="text1"/>
+          <w:sz w:val="24"/>
+          <w:szCs w:val="24"/>
+        </w:rPr>
+        <w:t>Introducción</w:t>
+      </w:r>
+    </w:p>
+    <w:p/>
+    <w:p>
+      <w:pPr>
+        <w:spacing w:line="360" w:lineRule="auto"/>
+        <w:jc w:val="both"/>
+        <w:rPr>
+          <w:rFonts w:ascii="Arial" w:hAnsi="Arial" w:cs="Arial"/>
+          <w:color w:val="000000" w:themeColor="text1"/>
+          <w:sz w:val="24"/>
+          <w:szCs w:val="24"/>
+        </w:rPr>
+      </w:pPr>
+      <w:r>
+        <w:rPr>
+          <w:rFonts w:ascii="Arial" w:hAnsi="Arial" w:cs="Arial"/>
+          <w:color w:val="000000" w:themeColor="text1"/>
+          <w:sz w:val="24"/>
+          <w:szCs w:val="24"/>
+        </w:rPr>
+        <w:t xml:space="preserve">El desarrollo del MVP del Sistema de Gestión para Mercados Municipales está condicionado por restricciones de tiempo (6 meses) y presupuesto (70,000 Bs.). Para garantizar la viabilidad del proyecto ante estas restricciones, este documento clasifica y prioriza los requerimientos funcionales y no funcionales utilizando el método </w:t>
+      </w:r>
+      <w:proofErr w:type="spellStart"/>
+      <w:r>
+        <w:rPr>
+          <w:rFonts w:ascii="Arial" w:hAnsi="Arial" w:cs="Arial"/>
+          <w:color w:val="000000" w:themeColor="text1"/>
+          <w:sz w:val="24"/>
+          <w:szCs w:val="24"/>
+        </w:rPr>
+        <w:t>MoSCoW</w:t>
+      </w:r>
+      <w:proofErr w:type="spellEnd"/>
+      <w:r>
+        <w:rPr>
+          <w:rFonts w:ascii="Arial" w:hAnsi="Arial" w:cs="Arial"/>
+          <w:color w:val="000000" w:themeColor="text1"/>
+          <w:sz w:val="24"/>
+          <w:szCs w:val="24"/>
+        </w:rPr>
+        <w:t>. A solicitud de la Alcaldía de Sucre, el módulo de geolocalización de puestos se incluye formalmente dentro de la planificación del MVP, definiendo una estrategia técnica optimizada para resolver la restricción presupuestaria y de recursos técnicos.</w:t>
+      </w:r>
+    </w:p>
+    <w:p>
+      <w:pPr>
+        <w:pStyle w:val="Ttulo2"/>
+        <w:spacing w:line="360" w:lineRule="auto"/>
+        <w:jc w:val="both"/>
+        <w:rPr>
+          <w:rFonts w:ascii="Arial" w:hAnsi="Arial" w:cs="Arial"/>
+          <w:b w:val="0"/>
+          <w:bCs w:val="0"/>
+          <w:color w:val="000000" w:themeColor="text1"/>
+          <w:sz w:val="24"/>
+          <w:szCs w:val="24"/>
+        </w:rPr>
+      </w:pPr>
+      <w:r>
+        <w:rPr>
+          <w:rFonts w:ascii="Arial" w:hAnsi="Arial" w:cs="Arial"/>
+          <w:b w:val="0"/>
+          <w:bCs w:val="0"/>
+          <w:color w:val="000000" w:themeColor="text1"/>
+          <w:sz w:val="24"/>
+          <w:szCs w:val="24"/>
+        </w:rPr>
+        <w:t xml:space="preserve">Criterios de la Metodología </w:t>
+      </w:r>
+      <w:proofErr w:type="spellStart"/>
+      <w:r>
+        <w:rPr>
+          <w:rFonts w:ascii="Arial" w:hAnsi="Arial" w:cs="Arial"/>
+          <w:b w:val="0"/>
+          <w:bCs w:val="0"/>
+          <w:color w:val="000000" w:themeColor="text1"/>
+          <w:sz w:val="24"/>
+          <w:szCs w:val="24"/>
+        </w:rPr>
+        <w:t>MoSCoW</w:t>
+      </w:r>
+      <w:proofErr w:type="spellEnd"/>
+    </w:p>
+    <w:p/>
+    <w:p>
+      <w:pPr>
+        <w:spacing w:line="360" w:lineRule="auto"/>
+        <w:jc w:val="both"/>
+        <w:rPr>
+          <w:rFonts w:ascii="Arial" w:hAnsi="Arial" w:cs="Arial"/>
+          <w:color w:val="000000" w:themeColor="text1"/>
+          <w:sz w:val="24"/>
+          <w:szCs w:val="24"/>
+        </w:rPr>
+      </w:pPr>
+      <w:r>
+        <w:rPr>
+          <w:rFonts w:ascii="Arial" w:hAnsi="Arial" w:cs="Arial"/>
+          <w:color w:val="000000" w:themeColor="text1"/>
+          <w:sz w:val="24"/>
+          <w:szCs w:val="24"/>
+        </w:rPr>
+        <w:t>Los requerimientos se clasifican en cuatro categorías basadas en su criticidad:</w:t>
+      </w:r>
+    </w:p>
+    <w:p>
+      <w:pPr>
+        <w:pStyle w:val="Listaconvietas"/>
+        <w:spacing w:line="360" w:lineRule="auto"/>
+        <w:jc w:val="both"/>
+        <w:rPr>
+          <w:rFonts w:ascii="Arial" w:hAnsi="Arial" w:cs="Arial"/>
+          <w:color w:val="000000" w:themeColor="text1"/>
+          <w:sz w:val="24"/>
+          <w:szCs w:val="24"/>
+        </w:rPr>
+      </w:pPr>
+      <w:r>
+        <w:rPr>
+          <w:rFonts w:ascii="Arial" w:hAnsi="Arial" w:cs="Arial"/>
+          <w:color w:val="000000" w:themeColor="text1"/>
+          <w:sz w:val="24"/>
+          <w:szCs w:val="24"/>
+        </w:rPr>
+        <w:lastRenderedPageBreak/>
+        <w:t xml:space="preserve">• </w:t>
+      </w:r>
+      <w:proofErr w:type="spellStart"/>
+      <w:r>
+        <w:rPr>
+          <w:rFonts w:ascii="Arial" w:hAnsi="Arial" w:cs="Arial"/>
+          <w:color w:val="000000" w:themeColor="text1"/>
+          <w:sz w:val="24"/>
+          <w:szCs w:val="24"/>
+        </w:rPr>
+        <w:t>Must</w:t>
+      </w:r>
+      <w:proofErr w:type="spellEnd"/>
+      <w:r>
+        <w:rPr>
+          <w:rFonts w:ascii="Arial" w:hAnsi="Arial" w:cs="Arial"/>
+          <w:color w:val="000000" w:themeColor="text1"/>
+          <w:sz w:val="24"/>
+          <w:szCs w:val="24"/>
+        </w:rPr>
+        <w:t xml:space="preserve"> </w:t>
+      </w:r>
+      <w:proofErr w:type="spellStart"/>
+      <w:r>
+        <w:rPr>
+          <w:rFonts w:ascii="Arial" w:hAnsi="Arial" w:cs="Arial"/>
+          <w:color w:val="000000" w:themeColor="text1"/>
+          <w:sz w:val="24"/>
+          <w:szCs w:val="24"/>
+        </w:rPr>
+        <w:t>Have</w:t>
+      </w:r>
+      <w:proofErr w:type="spellEnd"/>
+      <w:r>
+        <w:rPr>
+          <w:rFonts w:ascii="Arial" w:hAnsi="Arial" w:cs="Arial"/>
+          <w:color w:val="000000" w:themeColor="text1"/>
+          <w:sz w:val="24"/>
+          <w:szCs w:val="24"/>
+        </w:rPr>
+        <w:t xml:space="preserve"> (Obligatorio): Funcionalidades indispensables para el funcionamiento mínimo del sistema (ej. registro de puestos, comerciantes y cobro de tarifas).</w:t>
+      </w:r>
+    </w:p>
+    <w:p>
+      <w:pPr>
+        <w:pStyle w:val="Listaconvietas"/>
+        <w:spacing w:line="360" w:lineRule="auto"/>
+        <w:jc w:val="both"/>
+        <w:rPr>
+          <w:rFonts w:ascii="Arial" w:hAnsi="Arial" w:cs="Arial"/>
+          <w:color w:val="000000" w:themeColor="text1"/>
+          <w:sz w:val="24"/>
+          <w:szCs w:val="24"/>
+        </w:rPr>
+      </w:pPr>
+      <w:r>
+        <w:rPr>
+          <w:rFonts w:ascii="Arial" w:hAnsi="Arial" w:cs="Arial"/>
+          <w:color w:val="000000" w:themeColor="text1"/>
+          <w:sz w:val="24"/>
+          <w:szCs w:val="24"/>
+        </w:rPr>
+        <w:t xml:space="preserve">• </w:t>
+      </w:r>
+      <w:proofErr w:type="spellStart"/>
+      <w:r>
+        <w:rPr>
+          <w:rFonts w:ascii="Arial" w:hAnsi="Arial" w:cs="Arial"/>
+          <w:color w:val="000000" w:themeColor="text1"/>
+          <w:sz w:val="24"/>
+          <w:szCs w:val="24"/>
+        </w:rPr>
+        <w:t>Should</w:t>
+      </w:r>
+      <w:proofErr w:type="spellEnd"/>
+      <w:r>
+        <w:rPr>
+          <w:rFonts w:ascii="Arial" w:hAnsi="Arial" w:cs="Arial"/>
+          <w:color w:val="000000" w:themeColor="text1"/>
+          <w:sz w:val="24"/>
+          <w:szCs w:val="24"/>
+        </w:rPr>
+        <w:t xml:space="preserve"> </w:t>
+      </w:r>
+      <w:proofErr w:type="spellStart"/>
+      <w:r>
+        <w:rPr>
+          <w:rFonts w:ascii="Arial" w:hAnsi="Arial" w:cs="Arial"/>
+          <w:color w:val="000000" w:themeColor="text1"/>
+          <w:sz w:val="24"/>
+          <w:szCs w:val="24"/>
+        </w:rPr>
+        <w:t>Have</w:t>
+      </w:r>
+      <w:proofErr w:type="spellEnd"/>
+      <w:r>
+        <w:rPr>
+          <w:rFonts w:ascii="Arial" w:hAnsi="Arial" w:cs="Arial"/>
+          <w:color w:val="000000" w:themeColor="text1"/>
+          <w:sz w:val="24"/>
+          <w:szCs w:val="24"/>
+        </w:rPr>
+        <w:t xml:space="preserve"> (Debería tener): Funcionalidades de alto valor para el cliente que deben incluirse en el MVP mediante soluciones optimizadas de desarrollo (ej. geolocalización de puestos, alertas de morosidad).</w:t>
+      </w:r>
+    </w:p>
+    <w:p>
+      <w:pPr>
+        <w:pStyle w:val="Listaconvietas"/>
+        <w:spacing w:line="360" w:lineRule="auto"/>
+        <w:jc w:val="both"/>
+        <w:rPr>
+          <w:rFonts w:ascii="Arial" w:hAnsi="Arial" w:cs="Arial"/>
+          <w:color w:val="000000" w:themeColor="text1"/>
+          <w:sz w:val="24"/>
+          <w:szCs w:val="24"/>
+        </w:rPr>
+      </w:pPr>
+      <w:r>
+        <w:rPr>
+          <w:rFonts w:ascii="Arial" w:hAnsi="Arial" w:cs="Arial"/>
+          <w:color w:val="000000" w:themeColor="text1"/>
+          <w:sz w:val="24"/>
+          <w:szCs w:val="24"/>
+        </w:rPr>
+        <w:t xml:space="preserve">• </w:t>
+      </w:r>
+      <w:proofErr w:type="spellStart"/>
+      <w:r>
+        <w:rPr>
+          <w:rFonts w:ascii="Arial" w:hAnsi="Arial" w:cs="Arial"/>
+          <w:color w:val="000000" w:themeColor="text1"/>
+          <w:sz w:val="24"/>
+          <w:szCs w:val="24"/>
+        </w:rPr>
+        <w:t>Could</w:t>
+      </w:r>
+      <w:proofErr w:type="spellEnd"/>
+      <w:r>
+        <w:rPr>
+          <w:rFonts w:ascii="Arial" w:hAnsi="Arial" w:cs="Arial"/>
+          <w:color w:val="000000" w:themeColor="text1"/>
+          <w:sz w:val="24"/>
+          <w:szCs w:val="24"/>
+        </w:rPr>
+        <w:t xml:space="preserve"> </w:t>
+      </w:r>
+      <w:proofErr w:type="spellStart"/>
+      <w:r>
+        <w:rPr>
+          <w:rFonts w:ascii="Arial" w:hAnsi="Arial" w:cs="Arial"/>
+          <w:color w:val="000000" w:themeColor="text1"/>
+          <w:sz w:val="24"/>
+          <w:szCs w:val="24"/>
+        </w:rPr>
+        <w:t>Have</w:t>
+      </w:r>
+      <w:proofErr w:type="spellEnd"/>
+      <w:r>
+        <w:rPr>
+          <w:rFonts w:ascii="Arial" w:hAnsi="Arial" w:cs="Arial"/>
+          <w:color w:val="000000" w:themeColor="text1"/>
+          <w:sz w:val="24"/>
+          <w:szCs w:val="24"/>
+        </w:rPr>
+        <w:t xml:space="preserve"> (Podría tener): Requerimientos deseables de bajo impacto que se implementarán si hay disponibilidad de tiempo y recursos (ej. reportes sanitarios avanzados).</w:t>
+      </w:r>
+    </w:p>
+    <w:p>
+      <w:pPr>
+        <w:pStyle w:val="Listaconvietas"/>
+        <w:spacing w:line="360" w:lineRule="auto"/>
+        <w:jc w:val="both"/>
+        <w:rPr>
+          <w:rFonts w:ascii="Arial" w:hAnsi="Arial" w:cs="Arial"/>
+          <w:color w:val="000000" w:themeColor="text1"/>
+          <w:sz w:val="24"/>
+          <w:szCs w:val="24"/>
+        </w:rPr>
+      </w:pPr>
+      <w:r>
+        <w:rPr>
+          <w:rFonts w:ascii="Arial" w:hAnsi="Arial" w:cs="Arial"/>
+          <w:color w:val="000000" w:themeColor="text1"/>
+          <w:sz w:val="24"/>
+          <w:szCs w:val="24"/>
+        </w:rPr>
+        <w:t xml:space="preserve">• </w:t>
+      </w:r>
+      <w:proofErr w:type="spellStart"/>
+      <w:r>
+        <w:rPr>
+          <w:rFonts w:ascii="Arial" w:hAnsi="Arial" w:cs="Arial"/>
+          <w:color w:val="000000" w:themeColor="text1"/>
+          <w:sz w:val="24"/>
+          <w:szCs w:val="24"/>
+        </w:rPr>
+        <w:t>Won't</w:t>
+      </w:r>
+      <w:proofErr w:type="spellEnd"/>
+      <w:r>
+        <w:rPr>
+          <w:rFonts w:ascii="Arial" w:hAnsi="Arial" w:cs="Arial"/>
+          <w:color w:val="000000" w:themeColor="text1"/>
+          <w:sz w:val="24"/>
+          <w:szCs w:val="24"/>
+        </w:rPr>
+        <w:t xml:space="preserve"> </w:t>
+      </w:r>
+      <w:proofErr w:type="spellStart"/>
+      <w:r>
+        <w:rPr>
+          <w:rFonts w:ascii="Arial" w:hAnsi="Arial" w:cs="Arial"/>
+          <w:color w:val="000000" w:themeColor="text1"/>
+          <w:sz w:val="24"/>
+          <w:szCs w:val="24"/>
+        </w:rPr>
+        <w:t>Have</w:t>
+      </w:r>
+      <w:proofErr w:type="spellEnd"/>
+      <w:r>
+        <w:rPr>
+          <w:rFonts w:ascii="Arial" w:hAnsi="Arial" w:cs="Arial"/>
+          <w:color w:val="000000" w:themeColor="text1"/>
+          <w:sz w:val="24"/>
+          <w:szCs w:val="24"/>
+        </w:rPr>
+        <w:t xml:space="preserve"> (No se tendrá por ahora): Requerimientos excluidos del MVP por no ser viables o no ser prioritarios para la Dirección de Ingresos (ej. pagos automáticos en línea).</w:t>
+      </w:r>
+    </w:p>
+    <w:p>
+      <w:pPr>
+        <w:pStyle w:val="Listaconvietas"/>
+        <w:numPr>
+          <w:ilvl w:val="0"/>
+          <w:numId w:val="0"/>
+        </w:numPr>
+        <w:spacing w:line="360" w:lineRule="auto"/>
+        <w:ind w:left="360" w:hanging="360"/>
+        <w:jc w:val="both"/>
+        <w:rPr>
+          <w:rFonts w:ascii="Arial" w:hAnsi="Arial" w:cs="Arial"/>
+          <w:color w:val="000000" w:themeColor="text1"/>
+          <w:sz w:val="24"/>
+          <w:szCs w:val="24"/>
+        </w:rPr>
+      </w:pPr>
+    </w:p>
+    <w:p>
+      <w:pPr>
+        <w:pStyle w:val="Ttulo2"/>
+        <w:spacing w:line="360" w:lineRule="auto"/>
+        <w:jc w:val="both"/>
+        <w:rPr>
+          <w:rFonts w:ascii="Arial" w:hAnsi="Arial" w:cs="Arial"/>
+          <w:b w:val="0"/>
+          <w:bCs w:val="0"/>
+          <w:color w:val="000000" w:themeColor="text1"/>
+          <w:sz w:val="24"/>
+          <w:szCs w:val="24"/>
+        </w:rPr>
+      </w:pPr>
+      <w:r>
+        <w:rPr>
+          <w:rFonts w:ascii="Arial" w:hAnsi="Arial" w:cs="Arial"/>
+          <w:b w:val="0"/>
+          <w:bCs w:val="0"/>
+          <w:color w:val="000000" w:themeColor="text1"/>
+          <w:sz w:val="24"/>
+          <w:szCs w:val="24"/>
+        </w:rPr>
+        <w:t>Matriz de Priorización de Requerimientos</w:t>
+      </w:r>
+    </w:p>
+    <w:p/>
+    <w:p>
+      <w:pPr>
+        <w:spacing w:line="360" w:lineRule="auto"/>
+        <w:jc w:val="both"/>
+        <w:rPr>
+          <w:rFonts w:ascii="Arial" w:hAnsi="Arial" w:cs="Arial"/>
+          <w:color w:val="000000" w:themeColor="text1"/>
+          <w:sz w:val="24"/>
+          <w:szCs w:val="24"/>
+        </w:rPr>
+      </w:pPr>
+      <w:r>
+        <w:rPr>
+          <w:rFonts w:ascii="Arial" w:hAnsi="Arial" w:cs="Arial"/>
+          <w:color w:val="000000" w:themeColor="text1"/>
+          <w:sz w:val="24"/>
+          <w:szCs w:val="24"/>
+        </w:rPr>
+        <w:t>Clasificación detallada de los requerimientos funcionales basados en la relación de Valor de Negocio vs. Esfuerzo de Desarrollo:</w:t>
+      </w:r>
+    </w:p>
+    <w:tbl>
+      <w:tblPr>
+        <w:tblStyle w:val="Tablaconcuadrcula"/>
+        <w:tblW w:w="0" w:type="auto"/>
+        <w:tblLook w:val="04A0" w:firstRow="1" w:lastRow="0" w:firstColumn="1" w:lastColumn="0" w:noHBand="0" w:noVBand="1"/>
+      </w:tblPr>
+      <w:tblGrid>
+        <w:gridCol w:w="1074"/>
+        <w:gridCol w:w="2311"/>
+        <w:gridCol w:w="1175"/>
+        <w:gridCol w:w="1231"/>
+        <w:gridCol w:w="1564"/>
+        <w:gridCol w:w="1275"/>
+      </w:tblGrid>
+      <w:tr>
+        <w:tc>
+          <w:tcPr>
+            <w:tcW w:w="1560" w:type="dxa"/>
+          </w:tcPr>
+          <w:p>
+            <w:pPr>
+              <w:spacing w:line="360" w:lineRule="auto"/>
+              <w:jc w:val="both"/>
+              <w:rPr>
+                <w:rFonts w:ascii="Arial" w:hAnsi="Arial" w:cs="Arial"/>
+                <w:color w:val="000000" w:themeColor="text1"/>
+                <w:sz w:val="24"/>
+                <w:szCs w:val="24"/>
+              </w:rPr>
+            </w:pPr>
+            <w:r>
+              <w:rPr>
+                <w:rFonts w:ascii="Arial" w:hAnsi="Arial" w:cs="Arial"/>
+                <w:color w:val="000000" w:themeColor="text1"/>
+                <w:sz w:val="24"/>
+                <w:szCs w:val="24"/>
+              </w:rPr>
+              <w:t>Código RF</w:t>
+            </w:r>
+          </w:p>
+        </w:tc>
+        <w:tc>
+          <w:tcPr>
+            <w:tcW w:w="1560" w:type="dxa"/>
+          </w:tcPr>
+          <w:p>
+            <w:pPr>
+              <w:spacing w:line="360" w:lineRule="auto"/>
+              <w:jc w:val="both"/>
+              <w:rPr>
+                <w:rFonts w:ascii="Arial" w:hAnsi="Arial" w:cs="Arial"/>
+                <w:color w:val="000000" w:themeColor="text1"/>
+                <w:sz w:val="24"/>
+                <w:szCs w:val="24"/>
+              </w:rPr>
+            </w:pPr>
+            <w:r>
+              <w:rPr>
+                <w:rFonts w:ascii="Arial" w:hAnsi="Arial" w:cs="Arial"/>
+                <w:color w:val="000000" w:themeColor="text1"/>
+                <w:sz w:val="24"/>
+                <w:szCs w:val="24"/>
+              </w:rPr>
+              <w:t>Descripción del Requerimiento</w:t>
+            </w:r>
+          </w:p>
+        </w:tc>
+        <w:tc>
+          <w:tcPr>
+            <w:tcW w:w="1560" w:type="dxa"/>
+          </w:tcPr>
+          <w:p>
+            <w:pPr>
+              <w:spacing w:line="360" w:lineRule="auto"/>
+              <w:jc w:val="both"/>
+              <w:rPr>
+                <w:rFonts w:ascii="Arial" w:hAnsi="Arial" w:cs="Arial"/>
+                <w:color w:val="000000" w:themeColor="text1"/>
+                <w:sz w:val="24"/>
+                <w:szCs w:val="24"/>
+              </w:rPr>
+            </w:pPr>
+            <w:r>
+              <w:rPr>
+                <w:rFonts w:ascii="Arial" w:hAnsi="Arial" w:cs="Arial"/>
+                <w:color w:val="000000" w:themeColor="text1"/>
+                <w:sz w:val="24"/>
+                <w:szCs w:val="24"/>
+              </w:rPr>
+              <w:t>Valor Negocio</w:t>
+            </w:r>
+          </w:p>
+        </w:tc>
+        <w:tc>
+          <w:tcPr>
+            <w:tcW w:w="1560" w:type="dxa"/>
+          </w:tcPr>
+          <w:p>
+            <w:pPr>
+              <w:spacing w:line="360" w:lineRule="auto"/>
+              <w:jc w:val="both"/>
+              <w:rPr>
+                <w:rFonts w:ascii="Arial" w:hAnsi="Arial" w:cs="Arial"/>
+                <w:color w:val="000000" w:themeColor="text1"/>
+                <w:sz w:val="24"/>
+                <w:szCs w:val="24"/>
+              </w:rPr>
+            </w:pPr>
+            <w:r>
+              <w:rPr>
+                <w:rFonts w:ascii="Arial" w:hAnsi="Arial" w:cs="Arial"/>
+                <w:color w:val="000000" w:themeColor="text1"/>
+                <w:sz w:val="24"/>
+                <w:szCs w:val="24"/>
+              </w:rPr>
+              <w:t>Esfuerzo</w:t>
+            </w:r>
+          </w:p>
+        </w:tc>
+        <w:tc>
+          <w:tcPr>
+            <w:tcW w:w="1560" w:type="dxa"/>
+          </w:tcPr>
+          <w:p>
+            <w:pPr>
+              <w:spacing w:line="360" w:lineRule="auto"/>
+              <w:jc w:val="both"/>
+              <w:rPr>
+                <w:rFonts w:ascii="Arial" w:hAnsi="Arial" w:cs="Arial"/>
+                <w:color w:val="000000" w:themeColor="text1"/>
+                <w:sz w:val="24"/>
+                <w:szCs w:val="24"/>
+              </w:rPr>
+            </w:pPr>
+            <w:r>
+              <w:rPr>
+                <w:rFonts w:ascii="Arial" w:hAnsi="Arial" w:cs="Arial"/>
+                <w:color w:val="000000" w:themeColor="text1"/>
+                <w:sz w:val="24"/>
+                <w:szCs w:val="24"/>
+              </w:rPr>
+              <w:t>Clasificación</w:t>
+            </w:r>
+          </w:p>
+        </w:tc>
+        <w:tc>
+          <w:tcPr>
+            <w:tcW w:w="1560" w:type="dxa"/>
+          </w:tcPr>
+          <w:p>
+            <w:pPr>
+              <w:spacing w:line="360" w:lineRule="auto"/>
+              <w:jc w:val="both"/>
+              <w:rPr>
+                <w:rFonts w:ascii="Arial" w:hAnsi="Arial" w:cs="Arial"/>
+                <w:color w:val="000000" w:themeColor="text1"/>
+                <w:sz w:val="24"/>
+                <w:szCs w:val="24"/>
+              </w:rPr>
+            </w:pPr>
+            <w:r>
+              <w:rPr>
+                <w:rFonts w:ascii="Arial" w:hAnsi="Arial" w:cs="Arial"/>
+                <w:color w:val="000000" w:themeColor="text1"/>
+                <w:sz w:val="24"/>
+                <w:szCs w:val="24"/>
+              </w:rPr>
+              <w:t>Sprint Estimado</w:t>
+            </w:r>
+          </w:p>
+        </w:tc>
+      </w:tr>
+      <w:tr>
+        <w:tc>
+          <w:tcPr>
+            <w:tcW w:w="1560" w:type="dxa"/>
+          </w:tcPr>
+          <w:p>
+            <w:pPr>
+              <w:spacing w:line="360" w:lineRule="auto"/>
+              <w:jc w:val="both"/>
+              <w:rPr>
+                <w:rFonts w:ascii="Arial" w:hAnsi="Arial" w:cs="Arial"/>
+                <w:color w:val="000000" w:themeColor="text1"/>
+                <w:sz w:val="24"/>
+                <w:szCs w:val="24"/>
+              </w:rPr>
+            </w:pPr>
+            <w:r>
+              <w:rPr>
+                <w:rFonts w:ascii="Arial" w:hAnsi="Arial" w:cs="Arial"/>
+                <w:color w:val="000000" w:themeColor="text1"/>
+                <w:sz w:val="24"/>
+                <w:szCs w:val="24"/>
+              </w:rPr>
+              <w:t>RF-1.1</w:t>
+            </w:r>
+          </w:p>
+        </w:tc>
+        <w:tc>
+          <w:tcPr>
+            <w:tcW w:w="1560" w:type="dxa"/>
+          </w:tcPr>
+          <w:p>
+            <w:pPr>
+              <w:spacing w:line="360" w:lineRule="auto"/>
+              <w:jc w:val="both"/>
+              <w:rPr>
+                <w:rFonts w:ascii="Arial" w:hAnsi="Arial" w:cs="Arial"/>
+                <w:color w:val="000000" w:themeColor="text1"/>
+                <w:sz w:val="24"/>
+                <w:szCs w:val="24"/>
+              </w:rPr>
+            </w:pPr>
+            <w:r>
+              <w:rPr>
+                <w:rFonts w:ascii="Arial" w:hAnsi="Arial" w:cs="Arial"/>
+                <w:color w:val="000000" w:themeColor="text1"/>
+                <w:sz w:val="24"/>
+                <w:szCs w:val="24"/>
+              </w:rPr>
+              <w:t>Registrar Puestos (Campesino, Central, Mercado Negro)</w:t>
+            </w:r>
+          </w:p>
+        </w:tc>
+        <w:tc>
+          <w:tcPr>
+            <w:tcW w:w="1560" w:type="dxa"/>
+          </w:tcPr>
+          <w:p>
+            <w:pPr>
+              <w:spacing w:line="360" w:lineRule="auto"/>
+              <w:jc w:val="both"/>
+              <w:rPr>
+                <w:rFonts w:ascii="Arial" w:hAnsi="Arial" w:cs="Arial"/>
+                <w:color w:val="000000" w:themeColor="text1"/>
+                <w:sz w:val="24"/>
+                <w:szCs w:val="24"/>
+              </w:rPr>
+            </w:pPr>
+            <w:r>
+              <w:rPr>
+                <w:rFonts w:ascii="Arial" w:hAnsi="Arial" w:cs="Arial"/>
+                <w:color w:val="000000" w:themeColor="text1"/>
+                <w:sz w:val="24"/>
+                <w:szCs w:val="24"/>
+              </w:rPr>
+              <w:t>Alto</w:t>
+            </w:r>
+          </w:p>
+        </w:tc>
+        <w:tc>
+          <w:tcPr>
+            <w:tcW w:w="1560" w:type="dxa"/>
+          </w:tcPr>
+          <w:p>
+            <w:pPr>
+              <w:spacing w:line="360" w:lineRule="auto"/>
+              <w:jc w:val="both"/>
+              <w:rPr>
+                <w:rFonts w:ascii="Arial" w:hAnsi="Arial" w:cs="Arial"/>
+                <w:color w:val="000000" w:themeColor="text1"/>
+                <w:sz w:val="24"/>
+                <w:szCs w:val="24"/>
+              </w:rPr>
+            </w:pPr>
+            <w:r>
+              <w:rPr>
+                <w:rFonts w:ascii="Arial" w:hAnsi="Arial" w:cs="Arial"/>
+                <w:color w:val="000000" w:themeColor="text1"/>
+                <w:sz w:val="24"/>
+                <w:szCs w:val="24"/>
+              </w:rPr>
+              <w:t>Bajo</w:t>
+            </w:r>
+          </w:p>
+        </w:tc>
+        <w:tc>
+          <w:tcPr>
+            <w:tcW w:w="1560" w:type="dxa"/>
+          </w:tcPr>
+          <w:p>
+            <w:pPr>
+              <w:spacing w:line="360" w:lineRule="auto"/>
+              <w:jc w:val="both"/>
+              <w:rPr>
+                <w:rFonts w:ascii="Arial" w:hAnsi="Arial" w:cs="Arial"/>
+                <w:color w:val="000000" w:themeColor="text1"/>
+                <w:sz w:val="24"/>
+                <w:szCs w:val="24"/>
+              </w:rPr>
+            </w:pPr>
+            <w:proofErr w:type="spellStart"/>
+            <w:r>
+              <w:rPr>
+                <w:rFonts w:ascii="Arial" w:hAnsi="Arial" w:cs="Arial"/>
+                <w:color w:val="000000" w:themeColor="text1"/>
+                <w:sz w:val="24"/>
+                <w:szCs w:val="24"/>
+              </w:rPr>
+              <w:t>Must</w:t>
+            </w:r>
+            <w:proofErr w:type="spellEnd"/>
+            <w:r>
+              <w:rPr>
+                <w:rFonts w:ascii="Arial" w:hAnsi="Arial" w:cs="Arial"/>
+                <w:color w:val="000000" w:themeColor="text1"/>
+                <w:sz w:val="24"/>
+                <w:szCs w:val="24"/>
+              </w:rPr>
+              <w:t xml:space="preserve"> </w:t>
+            </w:r>
+            <w:proofErr w:type="spellStart"/>
+            <w:r>
+              <w:rPr>
+                <w:rFonts w:ascii="Arial" w:hAnsi="Arial" w:cs="Arial"/>
+                <w:color w:val="000000" w:themeColor="text1"/>
+                <w:sz w:val="24"/>
+                <w:szCs w:val="24"/>
+              </w:rPr>
+              <w:t>Have</w:t>
+            </w:r>
+            <w:proofErr w:type="spellEnd"/>
+          </w:p>
+        </w:tc>
+        <w:tc>
+          <w:tcPr>
+            <w:tcW w:w="1560" w:type="dxa"/>
+          </w:tcPr>
+          <w:p>
+            <w:pPr>
+              <w:spacing w:line="360" w:lineRule="auto"/>
+              <w:jc w:val="both"/>
+              <w:rPr>
+                <w:rFonts w:ascii="Arial" w:hAnsi="Arial" w:cs="Arial"/>
+                <w:color w:val="000000" w:themeColor="text1"/>
+                <w:sz w:val="24"/>
+                <w:szCs w:val="24"/>
+              </w:rPr>
+            </w:pPr>
+            <w:r>
+              <w:rPr>
+                <w:rFonts w:ascii="Arial" w:hAnsi="Arial" w:cs="Arial"/>
+                <w:color w:val="000000" w:themeColor="text1"/>
+                <w:sz w:val="24"/>
+                <w:szCs w:val="24"/>
+              </w:rPr>
+              <w:t>Sprint 1</w:t>
+            </w:r>
+          </w:p>
+        </w:tc>
+      </w:tr>
+      <w:tr>
+        <w:tc>
+          <w:tcPr>
+            <w:tcW w:w="1560" w:type="dxa"/>
+          </w:tcPr>
+          <w:p>
+            <w:pPr>
+              <w:spacing w:line="360" w:lineRule="auto"/>
+              <w:jc w:val="both"/>
+              <w:rPr>
+                <w:rFonts w:ascii="Arial" w:hAnsi="Arial" w:cs="Arial"/>
+                <w:color w:val="000000" w:themeColor="text1"/>
+                <w:sz w:val="24"/>
+                <w:szCs w:val="24"/>
+              </w:rPr>
+            </w:pPr>
+            <w:r>
+              <w:rPr>
+                <w:rFonts w:ascii="Arial" w:hAnsi="Arial" w:cs="Arial"/>
+                <w:color w:val="000000" w:themeColor="text1"/>
+                <w:sz w:val="24"/>
+                <w:szCs w:val="24"/>
+              </w:rPr>
+              <w:t>RF-1.2</w:t>
+            </w:r>
+          </w:p>
+        </w:tc>
+        <w:tc>
+          <w:tcPr>
+            <w:tcW w:w="1560" w:type="dxa"/>
+          </w:tcPr>
+          <w:p>
+            <w:pPr>
+              <w:spacing w:line="360" w:lineRule="auto"/>
+              <w:jc w:val="both"/>
+              <w:rPr>
+                <w:rFonts w:ascii="Arial" w:hAnsi="Arial" w:cs="Arial"/>
+                <w:color w:val="000000" w:themeColor="text1"/>
+                <w:sz w:val="24"/>
+                <w:szCs w:val="24"/>
+              </w:rPr>
+            </w:pPr>
+            <w:r>
+              <w:rPr>
+                <w:rFonts w:ascii="Arial" w:hAnsi="Arial" w:cs="Arial"/>
+                <w:color w:val="000000" w:themeColor="text1"/>
+                <w:sz w:val="24"/>
+                <w:szCs w:val="24"/>
+              </w:rPr>
+              <w:t>Modificar y Dar de Baja Puestos</w:t>
+            </w:r>
+          </w:p>
+        </w:tc>
+        <w:tc>
+          <w:tcPr>
+            <w:tcW w:w="1560" w:type="dxa"/>
+          </w:tcPr>
+          <w:p>
+            <w:pPr>
+              <w:spacing w:line="360" w:lineRule="auto"/>
+              <w:jc w:val="both"/>
+              <w:rPr>
+                <w:rFonts w:ascii="Arial" w:hAnsi="Arial" w:cs="Arial"/>
+                <w:color w:val="000000" w:themeColor="text1"/>
+                <w:sz w:val="24"/>
+                <w:szCs w:val="24"/>
+              </w:rPr>
+            </w:pPr>
+            <w:r>
+              <w:rPr>
+                <w:rFonts w:ascii="Arial" w:hAnsi="Arial" w:cs="Arial"/>
+                <w:color w:val="000000" w:themeColor="text1"/>
+                <w:sz w:val="24"/>
+                <w:szCs w:val="24"/>
+              </w:rPr>
+              <w:t>Alto</w:t>
+            </w:r>
+          </w:p>
+        </w:tc>
+        <w:tc>
+          <w:tcPr>
+            <w:tcW w:w="1560" w:type="dxa"/>
+          </w:tcPr>
+          <w:p>
+            <w:pPr>
+              <w:spacing w:line="360" w:lineRule="auto"/>
+              <w:jc w:val="both"/>
+              <w:rPr>
+                <w:rFonts w:ascii="Arial" w:hAnsi="Arial" w:cs="Arial"/>
+                <w:color w:val="000000" w:themeColor="text1"/>
+                <w:sz w:val="24"/>
+                <w:szCs w:val="24"/>
+              </w:rPr>
+            </w:pPr>
+            <w:r>
+              <w:rPr>
+                <w:rFonts w:ascii="Arial" w:hAnsi="Arial" w:cs="Arial"/>
+                <w:color w:val="000000" w:themeColor="text1"/>
+                <w:sz w:val="24"/>
+                <w:szCs w:val="24"/>
+              </w:rPr>
+              <w:t>Bajo</w:t>
+            </w:r>
+          </w:p>
+        </w:tc>
+        <w:tc>
+          <w:tcPr>
+            <w:tcW w:w="1560" w:type="dxa"/>
+          </w:tcPr>
+          <w:p>
+            <w:pPr>
+              <w:spacing w:line="360" w:lineRule="auto"/>
+              <w:jc w:val="both"/>
+              <w:rPr>
+                <w:rFonts w:ascii="Arial" w:hAnsi="Arial" w:cs="Arial"/>
+                <w:color w:val="000000" w:themeColor="text1"/>
+                <w:sz w:val="24"/>
+                <w:szCs w:val="24"/>
+              </w:rPr>
+            </w:pPr>
+            <w:proofErr w:type="spellStart"/>
+            <w:r>
+              <w:rPr>
+                <w:rFonts w:ascii="Arial" w:hAnsi="Arial" w:cs="Arial"/>
+                <w:color w:val="000000" w:themeColor="text1"/>
+                <w:sz w:val="24"/>
+                <w:szCs w:val="24"/>
+              </w:rPr>
+              <w:t>Must</w:t>
+            </w:r>
+            <w:proofErr w:type="spellEnd"/>
+            <w:r>
+              <w:rPr>
+                <w:rFonts w:ascii="Arial" w:hAnsi="Arial" w:cs="Arial"/>
+                <w:color w:val="000000" w:themeColor="text1"/>
+                <w:sz w:val="24"/>
+                <w:szCs w:val="24"/>
+              </w:rPr>
+              <w:t xml:space="preserve"> </w:t>
+            </w:r>
+            <w:proofErr w:type="spellStart"/>
+            <w:r>
+              <w:rPr>
+                <w:rFonts w:ascii="Arial" w:hAnsi="Arial" w:cs="Arial"/>
+                <w:color w:val="000000" w:themeColor="text1"/>
+                <w:sz w:val="24"/>
+                <w:szCs w:val="24"/>
+              </w:rPr>
+              <w:t>Have</w:t>
+            </w:r>
+            <w:proofErr w:type="spellEnd"/>
+          </w:p>
+        </w:tc>
+        <w:tc>
+          <w:tcPr>
+            <w:tcW w:w="1560" w:type="dxa"/>
+          </w:tcPr>
+          <w:p>
+            <w:pPr>
+              <w:spacing w:line="360" w:lineRule="auto"/>
+              <w:jc w:val="both"/>
+              <w:rPr>
+                <w:rFonts w:ascii="Arial" w:hAnsi="Arial" w:cs="Arial"/>
+                <w:color w:val="000000" w:themeColor="text1"/>
+                <w:sz w:val="24"/>
+                <w:szCs w:val="24"/>
+              </w:rPr>
+            </w:pPr>
+            <w:r>
+              <w:rPr>
+                <w:rFonts w:ascii="Arial" w:hAnsi="Arial" w:cs="Arial"/>
+                <w:color w:val="000000" w:themeColor="text1"/>
+                <w:sz w:val="24"/>
+                <w:szCs w:val="24"/>
+              </w:rPr>
+              <w:t>Sprint 1</w:t>
+            </w:r>
+          </w:p>
+        </w:tc>
+      </w:tr>
+      <w:tr>
+        <w:tc>
+          <w:tcPr>
+            <w:tcW w:w="1560" w:type="dxa"/>
+          </w:tcPr>
+          <w:p>
+            <w:pPr>
+              <w:spacing w:line="360" w:lineRule="auto"/>
+              <w:jc w:val="both"/>
+              <w:rPr>
+                <w:rFonts w:ascii="Arial" w:hAnsi="Arial" w:cs="Arial"/>
+                <w:color w:val="000000" w:themeColor="text1"/>
+                <w:sz w:val="24"/>
+                <w:szCs w:val="24"/>
+              </w:rPr>
+            </w:pPr>
+            <w:r>
+              <w:rPr>
+                <w:rFonts w:ascii="Arial" w:hAnsi="Arial" w:cs="Arial"/>
+                <w:color w:val="000000" w:themeColor="text1"/>
+                <w:sz w:val="24"/>
+                <w:szCs w:val="24"/>
+              </w:rPr>
+              <w:t>RF-1.3</w:t>
+            </w:r>
+          </w:p>
+        </w:tc>
+        <w:tc>
+          <w:tcPr>
+            <w:tcW w:w="1560" w:type="dxa"/>
+          </w:tcPr>
+          <w:p>
+            <w:pPr>
+              <w:spacing w:line="360" w:lineRule="auto"/>
+              <w:jc w:val="both"/>
+              <w:rPr>
+                <w:rFonts w:ascii="Arial" w:hAnsi="Arial" w:cs="Arial"/>
+                <w:color w:val="000000" w:themeColor="text1"/>
+                <w:sz w:val="24"/>
+                <w:szCs w:val="24"/>
+              </w:rPr>
+            </w:pPr>
+            <w:r>
+              <w:rPr>
+                <w:rFonts w:ascii="Arial" w:hAnsi="Arial" w:cs="Arial"/>
+                <w:color w:val="000000" w:themeColor="text1"/>
+                <w:sz w:val="24"/>
+                <w:szCs w:val="24"/>
+              </w:rPr>
+              <w:t>Visualización gráfica de ocupación de puestos</w:t>
+            </w:r>
+          </w:p>
+        </w:tc>
+        <w:tc>
+          <w:tcPr>
+            <w:tcW w:w="1560" w:type="dxa"/>
+          </w:tcPr>
+          <w:p>
+            <w:pPr>
+              <w:spacing w:line="360" w:lineRule="auto"/>
+              <w:jc w:val="both"/>
+              <w:rPr>
+                <w:rFonts w:ascii="Arial" w:hAnsi="Arial" w:cs="Arial"/>
+                <w:color w:val="000000" w:themeColor="text1"/>
+                <w:sz w:val="24"/>
+                <w:szCs w:val="24"/>
+              </w:rPr>
+            </w:pPr>
+            <w:r>
+              <w:rPr>
+                <w:rFonts w:ascii="Arial" w:hAnsi="Arial" w:cs="Arial"/>
+                <w:color w:val="000000" w:themeColor="text1"/>
+                <w:sz w:val="24"/>
+                <w:szCs w:val="24"/>
+              </w:rPr>
+              <w:t>Medio</w:t>
+            </w:r>
+          </w:p>
+        </w:tc>
+        <w:tc>
+          <w:tcPr>
+            <w:tcW w:w="1560" w:type="dxa"/>
+          </w:tcPr>
+          <w:p>
+            <w:pPr>
+              <w:spacing w:line="360" w:lineRule="auto"/>
+              <w:jc w:val="both"/>
+              <w:rPr>
+                <w:rFonts w:ascii="Arial" w:hAnsi="Arial" w:cs="Arial"/>
+                <w:color w:val="000000" w:themeColor="text1"/>
+                <w:sz w:val="24"/>
+                <w:szCs w:val="24"/>
+              </w:rPr>
+            </w:pPr>
+            <w:r>
+              <w:rPr>
+                <w:rFonts w:ascii="Arial" w:hAnsi="Arial" w:cs="Arial"/>
+                <w:color w:val="000000" w:themeColor="text1"/>
+                <w:sz w:val="24"/>
+                <w:szCs w:val="24"/>
+              </w:rPr>
+              <w:t>Medio</w:t>
+            </w:r>
+          </w:p>
+        </w:tc>
+        <w:tc>
+          <w:tcPr>
+            <w:tcW w:w="1560" w:type="dxa"/>
+          </w:tcPr>
+          <w:p>
+            <w:pPr>
+              <w:spacing w:line="360" w:lineRule="auto"/>
+              <w:jc w:val="both"/>
+              <w:rPr>
+                <w:rFonts w:ascii="Arial" w:hAnsi="Arial" w:cs="Arial"/>
+                <w:color w:val="000000" w:themeColor="text1"/>
+                <w:sz w:val="24"/>
+                <w:szCs w:val="24"/>
+              </w:rPr>
+            </w:pPr>
+            <w:proofErr w:type="spellStart"/>
+            <w:r>
+              <w:rPr>
+                <w:rFonts w:ascii="Arial" w:hAnsi="Arial" w:cs="Arial"/>
+                <w:color w:val="000000" w:themeColor="text1"/>
+                <w:sz w:val="24"/>
+                <w:szCs w:val="24"/>
+              </w:rPr>
+              <w:t>Should</w:t>
+            </w:r>
+            <w:proofErr w:type="spellEnd"/>
+            <w:r>
+              <w:rPr>
+                <w:rFonts w:ascii="Arial" w:hAnsi="Arial" w:cs="Arial"/>
+                <w:color w:val="000000" w:themeColor="text1"/>
+                <w:sz w:val="24"/>
+                <w:szCs w:val="24"/>
+              </w:rPr>
+              <w:t xml:space="preserve"> </w:t>
+            </w:r>
+            <w:proofErr w:type="spellStart"/>
+            <w:r>
+              <w:rPr>
+                <w:rFonts w:ascii="Arial" w:hAnsi="Arial" w:cs="Arial"/>
+                <w:color w:val="000000" w:themeColor="text1"/>
+                <w:sz w:val="24"/>
+                <w:szCs w:val="24"/>
+              </w:rPr>
+              <w:t>Have</w:t>
+            </w:r>
+            <w:proofErr w:type="spellEnd"/>
+          </w:p>
+        </w:tc>
+        <w:tc>
+          <w:tcPr>
+            <w:tcW w:w="1560" w:type="dxa"/>
+          </w:tcPr>
+          <w:p>
+            <w:pPr>
+              <w:spacing w:line="360" w:lineRule="auto"/>
+              <w:jc w:val="both"/>
+              <w:rPr>
+                <w:rFonts w:ascii="Arial" w:hAnsi="Arial" w:cs="Arial"/>
+                <w:color w:val="000000" w:themeColor="text1"/>
+                <w:sz w:val="24"/>
+                <w:szCs w:val="24"/>
+              </w:rPr>
+            </w:pPr>
+            <w:r>
+              <w:rPr>
+                <w:rFonts w:ascii="Arial" w:hAnsi="Arial" w:cs="Arial"/>
+                <w:color w:val="000000" w:themeColor="text1"/>
+                <w:sz w:val="24"/>
+                <w:szCs w:val="24"/>
+              </w:rPr>
+              <w:t>Sprint 2</w:t>
+            </w:r>
+          </w:p>
+        </w:tc>
+      </w:tr>
+      <w:tr>
+        <w:tc>
+          <w:tcPr>
+            <w:tcW w:w="1560" w:type="dxa"/>
+          </w:tcPr>
+          <w:p>
+            <w:pPr>
+              <w:spacing w:line="360" w:lineRule="auto"/>
+              <w:jc w:val="both"/>
+              <w:rPr>
+                <w:rFonts w:ascii="Arial" w:hAnsi="Arial" w:cs="Arial"/>
+                <w:color w:val="000000" w:themeColor="text1"/>
+                <w:sz w:val="24"/>
+                <w:szCs w:val="24"/>
+              </w:rPr>
+            </w:pPr>
+            <w:r>
+              <w:rPr>
+                <w:rFonts w:ascii="Arial" w:hAnsi="Arial" w:cs="Arial"/>
+                <w:color w:val="000000" w:themeColor="text1"/>
+                <w:sz w:val="24"/>
+                <w:szCs w:val="24"/>
+              </w:rPr>
+              <w:lastRenderedPageBreak/>
+              <w:t>RF-2.1</w:t>
+            </w:r>
+          </w:p>
+        </w:tc>
+        <w:tc>
+          <w:tcPr>
+            <w:tcW w:w="1560" w:type="dxa"/>
+          </w:tcPr>
+          <w:p>
+            <w:pPr>
+              <w:spacing w:line="360" w:lineRule="auto"/>
+              <w:jc w:val="both"/>
+              <w:rPr>
+                <w:rFonts w:ascii="Arial" w:hAnsi="Arial" w:cs="Arial"/>
+                <w:color w:val="000000" w:themeColor="text1"/>
+                <w:sz w:val="24"/>
+                <w:szCs w:val="24"/>
+              </w:rPr>
+            </w:pPr>
+            <w:r>
+              <w:rPr>
+                <w:rFonts w:ascii="Arial" w:hAnsi="Arial" w:cs="Arial"/>
+                <w:color w:val="000000" w:themeColor="text1"/>
+                <w:sz w:val="24"/>
+                <w:szCs w:val="24"/>
+              </w:rPr>
+              <w:t>Registro de Ficha del Comerciante</w:t>
+            </w:r>
+          </w:p>
+        </w:tc>
+        <w:tc>
+          <w:tcPr>
+            <w:tcW w:w="1560" w:type="dxa"/>
+          </w:tcPr>
+          <w:p>
+            <w:pPr>
+              <w:spacing w:line="360" w:lineRule="auto"/>
+              <w:jc w:val="both"/>
+              <w:rPr>
+                <w:rFonts w:ascii="Arial" w:hAnsi="Arial" w:cs="Arial"/>
+                <w:color w:val="000000" w:themeColor="text1"/>
+                <w:sz w:val="24"/>
+                <w:szCs w:val="24"/>
+              </w:rPr>
+            </w:pPr>
+            <w:r>
+              <w:rPr>
+                <w:rFonts w:ascii="Arial" w:hAnsi="Arial" w:cs="Arial"/>
+                <w:color w:val="000000" w:themeColor="text1"/>
+                <w:sz w:val="24"/>
+                <w:szCs w:val="24"/>
+              </w:rPr>
+              <w:t>Alto</w:t>
+            </w:r>
+          </w:p>
+        </w:tc>
+        <w:tc>
+          <w:tcPr>
+            <w:tcW w:w="1560" w:type="dxa"/>
+          </w:tcPr>
+          <w:p>
+            <w:pPr>
+              <w:spacing w:line="360" w:lineRule="auto"/>
+              <w:jc w:val="both"/>
+              <w:rPr>
+                <w:rFonts w:ascii="Arial" w:hAnsi="Arial" w:cs="Arial"/>
+                <w:color w:val="000000" w:themeColor="text1"/>
+                <w:sz w:val="24"/>
+                <w:szCs w:val="24"/>
+              </w:rPr>
+            </w:pPr>
+            <w:r>
+              <w:rPr>
+                <w:rFonts w:ascii="Arial" w:hAnsi="Arial" w:cs="Arial"/>
+                <w:color w:val="000000" w:themeColor="text1"/>
+                <w:sz w:val="24"/>
+                <w:szCs w:val="24"/>
+              </w:rPr>
+              <w:t>Bajo</w:t>
+            </w:r>
+          </w:p>
+        </w:tc>
+        <w:tc>
+          <w:tcPr>
+            <w:tcW w:w="1560" w:type="dxa"/>
+          </w:tcPr>
+          <w:p>
+            <w:pPr>
+              <w:spacing w:line="360" w:lineRule="auto"/>
+              <w:jc w:val="both"/>
+              <w:rPr>
+                <w:rFonts w:ascii="Arial" w:hAnsi="Arial" w:cs="Arial"/>
+                <w:color w:val="000000" w:themeColor="text1"/>
+                <w:sz w:val="24"/>
+                <w:szCs w:val="24"/>
+              </w:rPr>
+            </w:pPr>
+            <w:proofErr w:type="spellStart"/>
+            <w:r>
+              <w:rPr>
+                <w:rFonts w:ascii="Arial" w:hAnsi="Arial" w:cs="Arial"/>
+                <w:color w:val="000000" w:themeColor="text1"/>
+                <w:sz w:val="24"/>
+                <w:szCs w:val="24"/>
+              </w:rPr>
+              <w:t>Must</w:t>
+            </w:r>
+            <w:proofErr w:type="spellEnd"/>
+            <w:r>
+              <w:rPr>
+                <w:rFonts w:ascii="Arial" w:hAnsi="Arial" w:cs="Arial"/>
+                <w:color w:val="000000" w:themeColor="text1"/>
+                <w:sz w:val="24"/>
+                <w:szCs w:val="24"/>
+              </w:rPr>
+              <w:t xml:space="preserve"> </w:t>
+            </w:r>
+            <w:proofErr w:type="spellStart"/>
+            <w:r>
+              <w:rPr>
+                <w:rFonts w:ascii="Arial" w:hAnsi="Arial" w:cs="Arial"/>
+                <w:color w:val="000000" w:themeColor="text1"/>
+                <w:sz w:val="24"/>
+                <w:szCs w:val="24"/>
+              </w:rPr>
+              <w:t>Have</w:t>
+            </w:r>
+            <w:proofErr w:type="spellEnd"/>
+          </w:p>
+        </w:tc>
+        <w:tc>
+          <w:tcPr>
+            <w:tcW w:w="1560" w:type="dxa"/>
+          </w:tcPr>
+          <w:p>
+            <w:pPr>
+              <w:spacing w:line="360" w:lineRule="auto"/>
+              <w:jc w:val="both"/>
+              <w:rPr>
+                <w:rFonts w:ascii="Arial" w:hAnsi="Arial" w:cs="Arial"/>
+                <w:color w:val="000000" w:themeColor="text1"/>
+                <w:sz w:val="24"/>
+                <w:szCs w:val="24"/>
+              </w:rPr>
+            </w:pPr>
+            <w:r>
+              <w:rPr>
+                <w:rFonts w:ascii="Arial" w:hAnsi="Arial" w:cs="Arial"/>
+                <w:color w:val="000000" w:themeColor="text1"/>
+                <w:sz w:val="24"/>
+                <w:szCs w:val="24"/>
+              </w:rPr>
+              <w:t>Sprint 2</w:t>
+            </w:r>
+          </w:p>
+        </w:tc>
+      </w:tr>
+      <w:tr>
+        <w:tc>
+          <w:tcPr>
+            <w:tcW w:w="1560" w:type="dxa"/>
+          </w:tcPr>
+          <w:p>
+            <w:pPr>
+              <w:spacing w:line="360" w:lineRule="auto"/>
+              <w:jc w:val="both"/>
+              <w:rPr>
+                <w:rFonts w:ascii="Arial" w:hAnsi="Arial" w:cs="Arial"/>
+                <w:color w:val="000000" w:themeColor="text1"/>
+                <w:sz w:val="24"/>
+                <w:szCs w:val="24"/>
+              </w:rPr>
+            </w:pPr>
+            <w:r>
+              <w:rPr>
+                <w:rFonts w:ascii="Arial" w:hAnsi="Arial" w:cs="Arial"/>
+                <w:color w:val="000000" w:themeColor="text1"/>
+                <w:sz w:val="24"/>
+                <w:szCs w:val="24"/>
+              </w:rPr>
+              <w:t>RF-2.2</w:t>
+            </w:r>
+          </w:p>
+        </w:tc>
+        <w:tc>
+          <w:tcPr>
+            <w:tcW w:w="1560" w:type="dxa"/>
+          </w:tcPr>
+          <w:p>
+            <w:pPr>
+              <w:spacing w:line="360" w:lineRule="auto"/>
+              <w:jc w:val="both"/>
+              <w:rPr>
+                <w:rFonts w:ascii="Arial" w:hAnsi="Arial" w:cs="Arial"/>
+                <w:color w:val="000000" w:themeColor="text1"/>
+                <w:sz w:val="24"/>
+                <w:szCs w:val="24"/>
+              </w:rPr>
+            </w:pPr>
+            <w:r>
+              <w:rPr>
+                <w:rFonts w:ascii="Arial" w:hAnsi="Arial" w:cs="Arial"/>
+                <w:color w:val="000000" w:themeColor="text1"/>
+                <w:sz w:val="24"/>
+                <w:szCs w:val="24"/>
+              </w:rPr>
+              <w:t>Asociación Comerciante - Puesto de Venta</w:t>
+            </w:r>
+          </w:p>
+        </w:tc>
+        <w:tc>
+          <w:tcPr>
+            <w:tcW w:w="1560" w:type="dxa"/>
+          </w:tcPr>
+          <w:p>
+            <w:pPr>
+              <w:spacing w:line="360" w:lineRule="auto"/>
+              <w:jc w:val="both"/>
+              <w:rPr>
+                <w:rFonts w:ascii="Arial" w:hAnsi="Arial" w:cs="Arial"/>
+                <w:color w:val="000000" w:themeColor="text1"/>
+                <w:sz w:val="24"/>
+                <w:szCs w:val="24"/>
+              </w:rPr>
+            </w:pPr>
+            <w:r>
+              <w:rPr>
+                <w:rFonts w:ascii="Arial" w:hAnsi="Arial" w:cs="Arial"/>
+                <w:color w:val="000000" w:themeColor="text1"/>
+                <w:sz w:val="24"/>
+                <w:szCs w:val="24"/>
+              </w:rPr>
+              <w:t>Alto</w:t>
+            </w:r>
+          </w:p>
+        </w:tc>
+        <w:tc>
+          <w:tcPr>
+            <w:tcW w:w="1560" w:type="dxa"/>
+          </w:tcPr>
+          <w:p>
+            <w:pPr>
+              <w:spacing w:line="360" w:lineRule="auto"/>
+              <w:jc w:val="both"/>
+              <w:rPr>
+                <w:rFonts w:ascii="Arial" w:hAnsi="Arial" w:cs="Arial"/>
+                <w:color w:val="000000" w:themeColor="text1"/>
+                <w:sz w:val="24"/>
+                <w:szCs w:val="24"/>
+              </w:rPr>
+            </w:pPr>
+            <w:r>
+              <w:rPr>
+                <w:rFonts w:ascii="Arial" w:hAnsi="Arial" w:cs="Arial"/>
+                <w:color w:val="000000" w:themeColor="text1"/>
+                <w:sz w:val="24"/>
+                <w:szCs w:val="24"/>
+              </w:rPr>
+              <w:t>Bajo</w:t>
+            </w:r>
+          </w:p>
+        </w:tc>
+        <w:tc>
+          <w:tcPr>
+            <w:tcW w:w="1560" w:type="dxa"/>
+          </w:tcPr>
+          <w:p>
+            <w:pPr>
+              <w:spacing w:line="360" w:lineRule="auto"/>
+              <w:jc w:val="both"/>
+              <w:rPr>
+                <w:rFonts w:ascii="Arial" w:hAnsi="Arial" w:cs="Arial"/>
+                <w:color w:val="000000" w:themeColor="text1"/>
+                <w:sz w:val="24"/>
+                <w:szCs w:val="24"/>
+              </w:rPr>
+            </w:pPr>
+            <w:proofErr w:type="spellStart"/>
+            <w:r>
+              <w:rPr>
+                <w:rFonts w:ascii="Arial" w:hAnsi="Arial" w:cs="Arial"/>
+                <w:color w:val="000000" w:themeColor="text1"/>
+                <w:sz w:val="24"/>
+                <w:szCs w:val="24"/>
+              </w:rPr>
+              <w:t>Must</w:t>
+            </w:r>
+            <w:proofErr w:type="spellEnd"/>
+            <w:r>
+              <w:rPr>
+                <w:rFonts w:ascii="Arial" w:hAnsi="Arial" w:cs="Arial"/>
+                <w:color w:val="000000" w:themeColor="text1"/>
+                <w:sz w:val="24"/>
+                <w:szCs w:val="24"/>
+              </w:rPr>
+              <w:t xml:space="preserve"> </w:t>
+            </w:r>
+            <w:proofErr w:type="spellStart"/>
+            <w:r>
+              <w:rPr>
+                <w:rFonts w:ascii="Arial" w:hAnsi="Arial" w:cs="Arial"/>
+                <w:color w:val="000000" w:themeColor="text1"/>
+                <w:sz w:val="24"/>
+                <w:szCs w:val="24"/>
+              </w:rPr>
+              <w:t>Have</w:t>
+            </w:r>
+            <w:proofErr w:type="spellEnd"/>
+          </w:p>
+        </w:tc>
+        <w:tc>
+          <w:tcPr>
+            <w:tcW w:w="1560" w:type="dxa"/>
+          </w:tcPr>
+          <w:p>
+            <w:pPr>
+              <w:spacing w:line="360" w:lineRule="auto"/>
+              <w:jc w:val="both"/>
+              <w:rPr>
+                <w:rFonts w:ascii="Arial" w:hAnsi="Arial" w:cs="Arial"/>
+                <w:color w:val="000000" w:themeColor="text1"/>
+                <w:sz w:val="24"/>
+                <w:szCs w:val="24"/>
+              </w:rPr>
+            </w:pPr>
+            <w:r>
+              <w:rPr>
+                <w:rFonts w:ascii="Arial" w:hAnsi="Arial" w:cs="Arial"/>
+                <w:color w:val="000000" w:themeColor="text1"/>
+                <w:sz w:val="24"/>
+                <w:szCs w:val="24"/>
+              </w:rPr>
+              <w:t>Sprint 2</w:t>
+            </w:r>
+          </w:p>
+        </w:tc>
+      </w:tr>
+      <w:tr>
+        <w:tc>
+          <w:tcPr>
+            <w:tcW w:w="1560" w:type="dxa"/>
+          </w:tcPr>
+          <w:p>
+            <w:pPr>
+              <w:spacing w:line="360" w:lineRule="auto"/>
+              <w:jc w:val="both"/>
+              <w:rPr>
+                <w:rFonts w:ascii="Arial" w:hAnsi="Arial" w:cs="Arial"/>
+                <w:color w:val="000000" w:themeColor="text1"/>
+                <w:sz w:val="24"/>
+                <w:szCs w:val="24"/>
+              </w:rPr>
+            </w:pPr>
+            <w:r>
+              <w:rPr>
+                <w:rFonts w:ascii="Arial" w:hAnsi="Arial" w:cs="Arial"/>
+                <w:color w:val="000000" w:themeColor="text1"/>
+                <w:sz w:val="24"/>
+                <w:szCs w:val="24"/>
+              </w:rPr>
+              <w:t>RF-2.3</w:t>
+            </w:r>
+          </w:p>
+        </w:tc>
+        <w:tc>
+          <w:tcPr>
+            <w:tcW w:w="1560" w:type="dxa"/>
+          </w:tcPr>
+          <w:p>
+            <w:pPr>
+              <w:spacing w:line="360" w:lineRule="auto"/>
+              <w:jc w:val="both"/>
+              <w:rPr>
+                <w:rFonts w:ascii="Arial" w:hAnsi="Arial" w:cs="Arial"/>
+                <w:color w:val="000000" w:themeColor="text1"/>
+                <w:sz w:val="24"/>
+                <w:szCs w:val="24"/>
+              </w:rPr>
+            </w:pPr>
+            <w:r>
+              <w:rPr>
+                <w:rFonts w:ascii="Arial" w:hAnsi="Arial" w:cs="Arial"/>
+                <w:color w:val="000000" w:themeColor="text1"/>
+                <w:sz w:val="24"/>
+                <w:szCs w:val="24"/>
+              </w:rPr>
+              <w:t>Consulta de Historial de Pagos y Deudas</w:t>
+            </w:r>
+          </w:p>
+        </w:tc>
+        <w:tc>
+          <w:tcPr>
+            <w:tcW w:w="1560" w:type="dxa"/>
+          </w:tcPr>
+          <w:p>
+            <w:pPr>
+              <w:spacing w:line="360" w:lineRule="auto"/>
+              <w:jc w:val="both"/>
+              <w:rPr>
+                <w:rFonts w:ascii="Arial" w:hAnsi="Arial" w:cs="Arial"/>
+                <w:color w:val="000000" w:themeColor="text1"/>
+                <w:sz w:val="24"/>
+                <w:szCs w:val="24"/>
+              </w:rPr>
+            </w:pPr>
+            <w:r>
+              <w:rPr>
+                <w:rFonts w:ascii="Arial" w:hAnsi="Arial" w:cs="Arial"/>
+                <w:color w:val="000000" w:themeColor="text1"/>
+                <w:sz w:val="24"/>
+                <w:szCs w:val="24"/>
+              </w:rPr>
+              <w:t>Alto</w:t>
+            </w:r>
+          </w:p>
+        </w:tc>
+        <w:tc>
+          <w:tcPr>
+            <w:tcW w:w="1560" w:type="dxa"/>
+          </w:tcPr>
+          <w:p>
+            <w:pPr>
+              <w:spacing w:line="360" w:lineRule="auto"/>
+              <w:jc w:val="both"/>
+              <w:rPr>
+                <w:rFonts w:ascii="Arial" w:hAnsi="Arial" w:cs="Arial"/>
+                <w:color w:val="000000" w:themeColor="text1"/>
+                <w:sz w:val="24"/>
+                <w:szCs w:val="24"/>
+              </w:rPr>
+            </w:pPr>
+            <w:r>
+              <w:rPr>
+                <w:rFonts w:ascii="Arial" w:hAnsi="Arial" w:cs="Arial"/>
+                <w:color w:val="000000" w:themeColor="text1"/>
+                <w:sz w:val="24"/>
+                <w:szCs w:val="24"/>
+              </w:rPr>
+              <w:t>Medio</w:t>
+            </w:r>
+          </w:p>
+        </w:tc>
+        <w:tc>
+          <w:tcPr>
+            <w:tcW w:w="1560" w:type="dxa"/>
+          </w:tcPr>
+          <w:p>
+            <w:pPr>
+              <w:spacing w:line="360" w:lineRule="auto"/>
+              <w:jc w:val="both"/>
+              <w:rPr>
+                <w:rFonts w:ascii="Arial" w:hAnsi="Arial" w:cs="Arial"/>
+                <w:color w:val="000000" w:themeColor="text1"/>
+                <w:sz w:val="24"/>
+                <w:szCs w:val="24"/>
+              </w:rPr>
+            </w:pPr>
+            <w:proofErr w:type="spellStart"/>
+            <w:r>
+              <w:rPr>
+                <w:rFonts w:ascii="Arial" w:hAnsi="Arial" w:cs="Arial"/>
+                <w:color w:val="000000" w:themeColor="text1"/>
+                <w:sz w:val="24"/>
+                <w:szCs w:val="24"/>
+              </w:rPr>
+              <w:t>Must</w:t>
+            </w:r>
+            <w:proofErr w:type="spellEnd"/>
+            <w:r>
+              <w:rPr>
+                <w:rFonts w:ascii="Arial" w:hAnsi="Arial" w:cs="Arial"/>
+                <w:color w:val="000000" w:themeColor="text1"/>
+                <w:sz w:val="24"/>
+                <w:szCs w:val="24"/>
+              </w:rPr>
+              <w:t xml:space="preserve"> </w:t>
+            </w:r>
+            <w:proofErr w:type="spellStart"/>
+            <w:r>
+              <w:rPr>
+                <w:rFonts w:ascii="Arial" w:hAnsi="Arial" w:cs="Arial"/>
+                <w:color w:val="000000" w:themeColor="text1"/>
+                <w:sz w:val="24"/>
+                <w:szCs w:val="24"/>
+              </w:rPr>
+              <w:t>Have</w:t>
+            </w:r>
+            <w:proofErr w:type="spellEnd"/>
+          </w:p>
+        </w:tc>
+        <w:tc>
+          <w:tcPr>
+            <w:tcW w:w="1560" w:type="dxa"/>
+          </w:tcPr>
+          <w:p>
+            <w:pPr>
+              <w:spacing w:line="360" w:lineRule="auto"/>
+              <w:jc w:val="both"/>
+              <w:rPr>
+                <w:rFonts w:ascii="Arial" w:hAnsi="Arial" w:cs="Arial"/>
+                <w:color w:val="000000" w:themeColor="text1"/>
+                <w:sz w:val="24"/>
+                <w:szCs w:val="24"/>
+              </w:rPr>
+            </w:pPr>
+            <w:r>
+              <w:rPr>
+                <w:rFonts w:ascii="Arial" w:hAnsi="Arial" w:cs="Arial"/>
+                <w:color w:val="000000" w:themeColor="text1"/>
+                <w:sz w:val="24"/>
+                <w:szCs w:val="24"/>
+              </w:rPr>
+              <w:t>Sprint 3</w:t>
+            </w:r>
+          </w:p>
+        </w:tc>
+      </w:tr>
+      <w:tr>
+        <w:tc>
+          <w:tcPr>
+            <w:tcW w:w="1560" w:type="dxa"/>
+          </w:tcPr>
+          <w:p>
+            <w:pPr>
+              <w:spacing w:line="360" w:lineRule="auto"/>
+              <w:jc w:val="both"/>
+              <w:rPr>
+                <w:rFonts w:ascii="Arial" w:hAnsi="Arial" w:cs="Arial"/>
+                <w:color w:val="000000" w:themeColor="text1"/>
+                <w:sz w:val="24"/>
+                <w:szCs w:val="24"/>
+              </w:rPr>
+            </w:pPr>
+            <w:r>
+              <w:rPr>
+                <w:rFonts w:ascii="Arial" w:hAnsi="Arial" w:cs="Arial"/>
+                <w:color w:val="000000" w:themeColor="text1"/>
+                <w:sz w:val="24"/>
+                <w:szCs w:val="24"/>
+              </w:rPr>
+              <w:t>RF-3.1</w:t>
+            </w:r>
+          </w:p>
+        </w:tc>
+        <w:tc>
+          <w:tcPr>
+            <w:tcW w:w="1560" w:type="dxa"/>
+          </w:tcPr>
+          <w:p>
+            <w:pPr>
+              <w:spacing w:line="360" w:lineRule="auto"/>
+              <w:jc w:val="both"/>
+              <w:rPr>
+                <w:rFonts w:ascii="Arial" w:hAnsi="Arial" w:cs="Arial"/>
+                <w:color w:val="000000" w:themeColor="text1"/>
+                <w:sz w:val="24"/>
+                <w:szCs w:val="24"/>
+              </w:rPr>
+            </w:pPr>
+            <w:r>
+              <w:rPr>
+                <w:rFonts w:ascii="Arial" w:hAnsi="Arial" w:cs="Arial"/>
+                <w:color w:val="000000" w:themeColor="text1"/>
+                <w:sz w:val="24"/>
+                <w:szCs w:val="24"/>
+              </w:rPr>
+              <w:t>Registro digital de cobro de tarifas diarias/mensuales</w:t>
+            </w:r>
+          </w:p>
+        </w:tc>
+        <w:tc>
+          <w:tcPr>
+            <w:tcW w:w="1560" w:type="dxa"/>
+          </w:tcPr>
+          <w:p>
+            <w:pPr>
+              <w:spacing w:line="360" w:lineRule="auto"/>
+              <w:jc w:val="both"/>
+              <w:rPr>
+                <w:rFonts w:ascii="Arial" w:hAnsi="Arial" w:cs="Arial"/>
+                <w:color w:val="000000" w:themeColor="text1"/>
+                <w:sz w:val="24"/>
+                <w:szCs w:val="24"/>
+              </w:rPr>
+            </w:pPr>
+            <w:r>
+              <w:rPr>
+                <w:rFonts w:ascii="Arial" w:hAnsi="Arial" w:cs="Arial"/>
+                <w:color w:val="000000" w:themeColor="text1"/>
+                <w:sz w:val="24"/>
+                <w:szCs w:val="24"/>
+              </w:rPr>
+              <w:t>Alto</w:t>
+            </w:r>
+          </w:p>
+        </w:tc>
+        <w:tc>
+          <w:tcPr>
+            <w:tcW w:w="1560" w:type="dxa"/>
+          </w:tcPr>
+          <w:p>
+            <w:pPr>
+              <w:spacing w:line="360" w:lineRule="auto"/>
+              <w:jc w:val="both"/>
+              <w:rPr>
+                <w:rFonts w:ascii="Arial" w:hAnsi="Arial" w:cs="Arial"/>
+                <w:color w:val="000000" w:themeColor="text1"/>
+                <w:sz w:val="24"/>
+                <w:szCs w:val="24"/>
+              </w:rPr>
+            </w:pPr>
+            <w:r>
+              <w:rPr>
+                <w:rFonts w:ascii="Arial" w:hAnsi="Arial" w:cs="Arial"/>
+                <w:color w:val="000000" w:themeColor="text1"/>
+                <w:sz w:val="24"/>
+                <w:szCs w:val="24"/>
+              </w:rPr>
+              <w:t>Medio</w:t>
+            </w:r>
+          </w:p>
+        </w:tc>
+        <w:tc>
+          <w:tcPr>
+            <w:tcW w:w="1560" w:type="dxa"/>
+          </w:tcPr>
+          <w:p>
+            <w:pPr>
+              <w:spacing w:line="360" w:lineRule="auto"/>
+              <w:jc w:val="both"/>
+              <w:rPr>
+                <w:rFonts w:ascii="Arial" w:hAnsi="Arial" w:cs="Arial"/>
+                <w:color w:val="000000" w:themeColor="text1"/>
+                <w:sz w:val="24"/>
+                <w:szCs w:val="24"/>
+              </w:rPr>
+            </w:pPr>
+            <w:proofErr w:type="spellStart"/>
+            <w:r>
+              <w:rPr>
+                <w:rFonts w:ascii="Arial" w:hAnsi="Arial" w:cs="Arial"/>
+                <w:color w:val="000000" w:themeColor="text1"/>
+                <w:sz w:val="24"/>
+                <w:szCs w:val="24"/>
+              </w:rPr>
+              <w:t>Must</w:t>
+            </w:r>
+            <w:proofErr w:type="spellEnd"/>
+            <w:r>
+              <w:rPr>
+                <w:rFonts w:ascii="Arial" w:hAnsi="Arial" w:cs="Arial"/>
+                <w:color w:val="000000" w:themeColor="text1"/>
+                <w:sz w:val="24"/>
+                <w:szCs w:val="24"/>
+              </w:rPr>
+              <w:t xml:space="preserve"> </w:t>
+            </w:r>
+            <w:proofErr w:type="spellStart"/>
+            <w:r>
+              <w:rPr>
+                <w:rFonts w:ascii="Arial" w:hAnsi="Arial" w:cs="Arial"/>
+                <w:color w:val="000000" w:themeColor="text1"/>
+                <w:sz w:val="24"/>
+                <w:szCs w:val="24"/>
+              </w:rPr>
+              <w:t>Have</w:t>
+            </w:r>
+            <w:proofErr w:type="spellEnd"/>
+          </w:p>
+        </w:tc>
+        <w:tc>
+          <w:tcPr>
+            <w:tcW w:w="1560" w:type="dxa"/>
+          </w:tcPr>
+          <w:p>
+            <w:pPr>
+              <w:spacing w:line="360" w:lineRule="auto"/>
+              <w:jc w:val="both"/>
+              <w:rPr>
+                <w:rFonts w:ascii="Arial" w:hAnsi="Arial" w:cs="Arial"/>
+                <w:color w:val="000000" w:themeColor="text1"/>
+                <w:sz w:val="24"/>
+                <w:szCs w:val="24"/>
+              </w:rPr>
+            </w:pPr>
+            <w:r>
+              <w:rPr>
+                <w:rFonts w:ascii="Arial" w:hAnsi="Arial" w:cs="Arial"/>
+                <w:color w:val="000000" w:themeColor="text1"/>
+                <w:sz w:val="24"/>
+                <w:szCs w:val="24"/>
+              </w:rPr>
+              <w:t>Sprint 3</w:t>
+            </w:r>
+          </w:p>
+        </w:tc>
+      </w:tr>
+      <w:tr>
+        <w:tc>
+          <w:tcPr>
+            <w:tcW w:w="1560" w:type="dxa"/>
+          </w:tcPr>
+          <w:p>
+            <w:pPr>
+              <w:spacing w:line="360" w:lineRule="auto"/>
+              <w:jc w:val="both"/>
+              <w:rPr>
+                <w:rFonts w:ascii="Arial" w:hAnsi="Arial" w:cs="Arial"/>
+                <w:color w:val="000000" w:themeColor="text1"/>
+                <w:sz w:val="24"/>
+                <w:szCs w:val="24"/>
+              </w:rPr>
+            </w:pPr>
+            <w:r>
+              <w:rPr>
+                <w:rFonts w:ascii="Arial" w:hAnsi="Arial" w:cs="Arial"/>
+                <w:color w:val="000000" w:themeColor="text1"/>
+                <w:sz w:val="24"/>
+                <w:szCs w:val="24"/>
+              </w:rPr>
+              <w:t>RF-3.2</w:t>
+            </w:r>
+          </w:p>
+        </w:tc>
+        <w:tc>
+          <w:tcPr>
+            <w:tcW w:w="1560" w:type="dxa"/>
+          </w:tcPr>
+          <w:p>
+            <w:pPr>
+              <w:spacing w:line="360" w:lineRule="auto"/>
+              <w:jc w:val="both"/>
+              <w:rPr>
+                <w:rFonts w:ascii="Arial" w:hAnsi="Arial" w:cs="Arial"/>
+                <w:color w:val="000000" w:themeColor="text1"/>
+                <w:sz w:val="24"/>
+                <w:szCs w:val="24"/>
+              </w:rPr>
+            </w:pPr>
+            <w:r>
+              <w:rPr>
+                <w:rFonts w:ascii="Arial" w:hAnsi="Arial" w:cs="Arial"/>
+                <w:color w:val="000000" w:themeColor="text1"/>
+                <w:sz w:val="24"/>
+                <w:szCs w:val="24"/>
+              </w:rPr>
+              <w:t>Generación de Recibo Digital de Recaudación</w:t>
+            </w:r>
+          </w:p>
+        </w:tc>
+        <w:tc>
+          <w:tcPr>
+            <w:tcW w:w="1560" w:type="dxa"/>
+          </w:tcPr>
+          <w:p>
+            <w:pPr>
+              <w:spacing w:line="360" w:lineRule="auto"/>
+              <w:jc w:val="both"/>
+              <w:rPr>
+                <w:rFonts w:ascii="Arial" w:hAnsi="Arial" w:cs="Arial"/>
+                <w:color w:val="000000" w:themeColor="text1"/>
+                <w:sz w:val="24"/>
+                <w:szCs w:val="24"/>
+              </w:rPr>
+            </w:pPr>
+            <w:r>
+              <w:rPr>
+                <w:rFonts w:ascii="Arial" w:hAnsi="Arial" w:cs="Arial"/>
+                <w:color w:val="000000" w:themeColor="text1"/>
+                <w:sz w:val="24"/>
+                <w:szCs w:val="24"/>
+              </w:rPr>
+              <w:t>Alto</w:t>
+            </w:r>
+          </w:p>
+        </w:tc>
+        <w:tc>
+          <w:tcPr>
+            <w:tcW w:w="1560" w:type="dxa"/>
+          </w:tcPr>
+          <w:p>
+            <w:pPr>
+              <w:spacing w:line="360" w:lineRule="auto"/>
+              <w:jc w:val="both"/>
+              <w:rPr>
+                <w:rFonts w:ascii="Arial" w:hAnsi="Arial" w:cs="Arial"/>
+                <w:color w:val="000000" w:themeColor="text1"/>
+                <w:sz w:val="24"/>
+                <w:szCs w:val="24"/>
+              </w:rPr>
+            </w:pPr>
+            <w:r>
+              <w:rPr>
+                <w:rFonts w:ascii="Arial" w:hAnsi="Arial" w:cs="Arial"/>
+                <w:color w:val="000000" w:themeColor="text1"/>
+                <w:sz w:val="24"/>
+                <w:szCs w:val="24"/>
+              </w:rPr>
+              <w:t>Bajo</w:t>
+            </w:r>
+          </w:p>
+        </w:tc>
+        <w:tc>
+          <w:tcPr>
+            <w:tcW w:w="1560" w:type="dxa"/>
+          </w:tcPr>
+          <w:p>
+            <w:pPr>
+              <w:spacing w:line="360" w:lineRule="auto"/>
+              <w:jc w:val="both"/>
+              <w:rPr>
+                <w:rFonts w:ascii="Arial" w:hAnsi="Arial" w:cs="Arial"/>
+                <w:color w:val="000000" w:themeColor="text1"/>
+                <w:sz w:val="24"/>
+                <w:szCs w:val="24"/>
+              </w:rPr>
+            </w:pPr>
+            <w:proofErr w:type="spellStart"/>
+            <w:r>
+              <w:rPr>
+                <w:rFonts w:ascii="Arial" w:hAnsi="Arial" w:cs="Arial"/>
+                <w:color w:val="000000" w:themeColor="text1"/>
+                <w:sz w:val="24"/>
+                <w:szCs w:val="24"/>
+              </w:rPr>
+              <w:t>Must</w:t>
+            </w:r>
+            <w:proofErr w:type="spellEnd"/>
+            <w:r>
+              <w:rPr>
+                <w:rFonts w:ascii="Arial" w:hAnsi="Arial" w:cs="Arial"/>
+                <w:color w:val="000000" w:themeColor="text1"/>
+                <w:sz w:val="24"/>
+                <w:szCs w:val="24"/>
+              </w:rPr>
+              <w:t xml:space="preserve"> </w:t>
+            </w:r>
+            <w:proofErr w:type="spellStart"/>
+            <w:r>
+              <w:rPr>
+                <w:rFonts w:ascii="Arial" w:hAnsi="Arial" w:cs="Arial"/>
+                <w:color w:val="000000" w:themeColor="text1"/>
+                <w:sz w:val="24"/>
+                <w:szCs w:val="24"/>
+              </w:rPr>
+              <w:t>Have</w:t>
+            </w:r>
+            <w:proofErr w:type="spellEnd"/>
+          </w:p>
+        </w:tc>
+        <w:tc>
+          <w:tcPr>
+            <w:tcW w:w="1560" w:type="dxa"/>
+          </w:tcPr>
+          <w:p>
+            <w:pPr>
+              <w:spacing w:line="360" w:lineRule="auto"/>
+              <w:jc w:val="both"/>
+              <w:rPr>
+                <w:rFonts w:ascii="Arial" w:hAnsi="Arial" w:cs="Arial"/>
+                <w:color w:val="000000" w:themeColor="text1"/>
+                <w:sz w:val="24"/>
+                <w:szCs w:val="24"/>
+              </w:rPr>
+            </w:pPr>
+            <w:r>
+              <w:rPr>
+                <w:rFonts w:ascii="Arial" w:hAnsi="Arial" w:cs="Arial"/>
+                <w:color w:val="000000" w:themeColor="text1"/>
+                <w:sz w:val="24"/>
+                <w:szCs w:val="24"/>
+              </w:rPr>
+              <w:t>Sprint 4</w:t>
+            </w:r>
+          </w:p>
+        </w:tc>
+      </w:tr>
+      <w:tr>
+        <w:tc>
+          <w:tcPr>
+            <w:tcW w:w="1560" w:type="dxa"/>
+          </w:tcPr>
+          <w:p>
+            <w:pPr>
+              <w:spacing w:line="360" w:lineRule="auto"/>
+              <w:jc w:val="both"/>
+              <w:rPr>
+                <w:rFonts w:ascii="Arial" w:hAnsi="Arial" w:cs="Arial"/>
+                <w:color w:val="000000" w:themeColor="text1"/>
+                <w:sz w:val="24"/>
+                <w:szCs w:val="24"/>
+              </w:rPr>
+            </w:pPr>
+            <w:r>
+              <w:rPr>
+                <w:rFonts w:ascii="Arial" w:hAnsi="Arial" w:cs="Arial"/>
+                <w:color w:val="000000" w:themeColor="text1"/>
+                <w:sz w:val="24"/>
+                <w:szCs w:val="24"/>
+              </w:rPr>
+              <w:t>RF-3.3</w:t>
+            </w:r>
+          </w:p>
+        </w:tc>
+        <w:tc>
+          <w:tcPr>
+            <w:tcW w:w="1560" w:type="dxa"/>
+          </w:tcPr>
+          <w:p>
+            <w:pPr>
+              <w:spacing w:line="360" w:lineRule="auto"/>
+              <w:jc w:val="both"/>
+              <w:rPr>
+                <w:rFonts w:ascii="Arial" w:hAnsi="Arial" w:cs="Arial"/>
+                <w:color w:val="000000" w:themeColor="text1"/>
+                <w:sz w:val="24"/>
+                <w:szCs w:val="24"/>
+              </w:rPr>
+            </w:pPr>
+            <w:r>
+              <w:rPr>
+                <w:rFonts w:ascii="Arial" w:hAnsi="Arial" w:cs="Arial"/>
+                <w:color w:val="000000" w:themeColor="text1"/>
+                <w:sz w:val="24"/>
+                <w:szCs w:val="24"/>
+              </w:rPr>
+              <w:t>Alertas visuales de morosidad para cobradores</w:t>
+            </w:r>
+          </w:p>
+        </w:tc>
+        <w:tc>
+          <w:tcPr>
+            <w:tcW w:w="1560" w:type="dxa"/>
+          </w:tcPr>
+          <w:p>
+            <w:pPr>
+              <w:spacing w:line="360" w:lineRule="auto"/>
+              <w:jc w:val="both"/>
+              <w:rPr>
+                <w:rFonts w:ascii="Arial" w:hAnsi="Arial" w:cs="Arial"/>
+                <w:color w:val="000000" w:themeColor="text1"/>
+                <w:sz w:val="24"/>
+                <w:szCs w:val="24"/>
+              </w:rPr>
+            </w:pPr>
+            <w:r>
+              <w:rPr>
+                <w:rFonts w:ascii="Arial" w:hAnsi="Arial" w:cs="Arial"/>
+                <w:color w:val="000000" w:themeColor="text1"/>
+                <w:sz w:val="24"/>
+                <w:szCs w:val="24"/>
+              </w:rPr>
+              <w:t>Alto</w:t>
+            </w:r>
+          </w:p>
+        </w:tc>
+        <w:tc>
+          <w:tcPr>
+            <w:tcW w:w="1560" w:type="dxa"/>
+          </w:tcPr>
+          <w:p>
+            <w:pPr>
+              <w:spacing w:line="360" w:lineRule="auto"/>
+              <w:jc w:val="both"/>
+              <w:rPr>
+                <w:rFonts w:ascii="Arial" w:hAnsi="Arial" w:cs="Arial"/>
+                <w:color w:val="000000" w:themeColor="text1"/>
+                <w:sz w:val="24"/>
+                <w:szCs w:val="24"/>
+              </w:rPr>
+            </w:pPr>
+            <w:r>
+              <w:rPr>
+                <w:rFonts w:ascii="Arial" w:hAnsi="Arial" w:cs="Arial"/>
+                <w:color w:val="000000" w:themeColor="text1"/>
+                <w:sz w:val="24"/>
+                <w:szCs w:val="24"/>
+              </w:rPr>
+              <w:t>Bajo</w:t>
+            </w:r>
+          </w:p>
+        </w:tc>
+        <w:tc>
+          <w:tcPr>
+            <w:tcW w:w="1560" w:type="dxa"/>
+          </w:tcPr>
+          <w:p>
+            <w:pPr>
+              <w:spacing w:line="360" w:lineRule="auto"/>
+              <w:jc w:val="both"/>
+              <w:rPr>
+                <w:rFonts w:ascii="Arial" w:hAnsi="Arial" w:cs="Arial"/>
+                <w:color w:val="000000" w:themeColor="text1"/>
+                <w:sz w:val="24"/>
+                <w:szCs w:val="24"/>
+              </w:rPr>
+            </w:pPr>
+            <w:proofErr w:type="spellStart"/>
+            <w:r>
+              <w:rPr>
+                <w:rFonts w:ascii="Arial" w:hAnsi="Arial" w:cs="Arial"/>
+                <w:color w:val="000000" w:themeColor="text1"/>
+                <w:sz w:val="24"/>
+                <w:szCs w:val="24"/>
+              </w:rPr>
+              <w:t>Should</w:t>
+            </w:r>
+            <w:proofErr w:type="spellEnd"/>
+            <w:r>
+              <w:rPr>
+                <w:rFonts w:ascii="Arial" w:hAnsi="Arial" w:cs="Arial"/>
+                <w:color w:val="000000" w:themeColor="text1"/>
+                <w:sz w:val="24"/>
+                <w:szCs w:val="24"/>
+              </w:rPr>
+              <w:t xml:space="preserve"> </w:t>
+            </w:r>
+            <w:proofErr w:type="spellStart"/>
+            <w:r>
+              <w:rPr>
+                <w:rFonts w:ascii="Arial" w:hAnsi="Arial" w:cs="Arial"/>
+                <w:color w:val="000000" w:themeColor="text1"/>
+                <w:sz w:val="24"/>
+                <w:szCs w:val="24"/>
+              </w:rPr>
+              <w:t>Have</w:t>
+            </w:r>
+            <w:proofErr w:type="spellEnd"/>
+          </w:p>
+        </w:tc>
+        <w:tc>
+          <w:tcPr>
+            <w:tcW w:w="1560" w:type="dxa"/>
+          </w:tcPr>
+          <w:p>
+            <w:pPr>
+              <w:spacing w:line="360" w:lineRule="auto"/>
+              <w:jc w:val="both"/>
+              <w:rPr>
+                <w:rFonts w:ascii="Arial" w:hAnsi="Arial" w:cs="Arial"/>
+                <w:color w:val="000000" w:themeColor="text1"/>
+                <w:sz w:val="24"/>
+                <w:szCs w:val="24"/>
+              </w:rPr>
+            </w:pPr>
+            <w:r>
+              <w:rPr>
+                <w:rFonts w:ascii="Arial" w:hAnsi="Arial" w:cs="Arial"/>
+                <w:color w:val="000000" w:themeColor="text1"/>
+                <w:sz w:val="24"/>
+                <w:szCs w:val="24"/>
+              </w:rPr>
+              <w:t>Sprint 4</w:t>
+            </w:r>
+          </w:p>
+        </w:tc>
+      </w:tr>
+      <w:tr>
+        <w:tc>
+          <w:tcPr>
+            <w:tcW w:w="1560" w:type="dxa"/>
+          </w:tcPr>
+          <w:p>
+            <w:pPr>
+              <w:spacing w:line="360" w:lineRule="auto"/>
+              <w:jc w:val="both"/>
+              <w:rPr>
+                <w:rFonts w:ascii="Arial" w:hAnsi="Arial" w:cs="Arial"/>
+                <w:color w:val="000000" w:themeColor="text1"/>
+                <w:sz w:val="24"/>
+                <w:szCs w:val="24"/>
+              </w:rPr>
+            </w:pPr>
+            <w:r>
+              <w:rPr>
+                <w:rFonts w:ascii="Arial" w:hAnsi="Arial" w:cs="Arial"/>
+                <w:color w:val="000000" w:themeColor="text1"/>
+                <w:sz w:val="24"/>
+                <w:szCs w:val="24"/>
+              </w:rPr>
+              <w:t>RF-4.1</w:t>
+            </w:r>
+          </w:p>
+        </w:tc>
+        <w:tc>
+          <w:tcPr>
+            <w:tcW w:w="1560" w:type="dxa"/>
+          </w:tcPr>
+          <w:p>
+            <w:pPr>
+              <w:spacing w:line="360" w:lineRule="auto"/>
+              <w:jc w:val="both"/>
+              <w:rPr>
+                <w:rFonts w:ascii="Arial" w:hAnsi="Arial" w:cs="Arial"/>
+                <w:color w:val="000000" w:themeColor="text1"/>
+                <w:sz w:val="24"/>
+                <w:szCs w:val="24"/>
+              </w:rPr>
+            </w:pPr>
+            <w:r>
+              <w:rPr>
+                <w:rFonts w:ascii="Arial" w:hAnsi="Arial" w:cs="Arial"/>
+                <w:color w:val="000000" w:themeColor="text1"/>
+                <w:sz w:val="24"/>
+                <w:szCs w:val="24"/>
+              </w:rPr>
+              <w:t>Registro de Licencia Sanitaria por puesto/comerciante</w:t>
+            </w:r>
+          </w:p>
+        </w:tc>
+        <w:tc>
+          <w:tcPr>
+            <w:tcW w:w="1560" w:type="dxa"/>
+          </w:tcPr>
+          <w:p>
+            <w:pPr>
+              <w:spacing w:line="360" w:lineRule="auto"/>
+              <w:jc w:val="both"/>
+              <w:rPr>
+                <w:rFonts w:ascii="Arial" w:hAnsi="Arial" w:cs="Arial"/>
+                <w:color w:val="000000" w:themeColor="text1"/>
+                <w:sz w:val="24"/>
+                <w:szCs w:val="24"/>
+              </w:rPr>
+            </w:pPr>
+            <w:r>
+              <w:rPr>
+                <w:rFonts w:ascii="Arial" w:hAnsi="Arial" w:cs="Arial"/>
+                <w:color w:val="000000" w:themeColor="text1"/>
+                <w:sz w:val="24"/>
+                <w:szCs w:val="24"/>
+              </w:rPr>
+              <w:t>Alto</w:t>
+            </w:r>
+          </w:p>
+        </w:tc>
+        <w:tc>
+          <w:tcPr>
+            <w:tcW w:w="1560" w:type="dxa"/>
+          </w:tcPr>
+          <w:p>
+            <w:pPr>
+              <w:spacing w:line="360" w:lineRule="auto"/>
+              <w:jc w:val="both"/>
+              <w:rPr>
+                <w:rFonts w:ascii="Arial" w:hAnsi="Arial" w:cs="Arial"/>
+                <w:color w:val="000000" w:themeColor="text1"/>
+                <w:sz w:val="24"/>
+                <w:szCs w:val="24"/>
+              </w:rPr>
+            </w:pPr>
+            <w:r>
+              <w:rPr>
+                <w:rFonts w:ascii="Arial" w:hAnsi="Arial" w:cs="Arial"/>
+                <w:color w:val="000000" w:themeColor="text1"/>
+                <w:sz w:val="24"/>
+                <w:szCs w:val="24"/>
+              </w:rPr>
+              <w:t>Bajo</w:t>
+            </w:r>
+          </w:p>
+        </w:tc>
+        <w:tc>
+          <w:tcPr>
+            <w:tcW w:w="1560" w:type="dxa"/>
+          </w:tcPr>
+          <w:p>
+            <w:pPr>
+              <w:spacing w:line="360" w:lineRule="auto"/>
+              <w:jc w:val="both"/>
+              <w:rPr>
+                <w:rFonts w:ascii="Arial" w:hAnsi="Arial" w:cs="Arial"/>
+                <w:color w:val="000000" w:themeColor="text1"/>
+                <w:sz w:val="24"/>
+                <w:szCs w:val="24"/>
+              </w:rPr>
+            </w:pPr>
+            <w:proofErr w:type="spellStart"/>
+            <w:r>
+              <w:rPr>
+                <w:rFonts w:ascii="Arial" w:hAnsi="Arial" w:cs="Arial"/>
+                <w:color w:val="000000" w:themeColor="text1"/>
+                <w:sz w:val="24"/>
+                <w:szCs w:val="24"/>
+              </w:rPr>
+              <w:t>Must</w:t>
+            </w:r>
+            <w:proofErr w:type="spellEnd"/>
+            <w:r>
+              <w:rPr>
+                <w:rFonts w:ascii="Arial" w:hAnsi="Arial" w:cs="Arial"/>
+                <w:color w:val="000000" w:themeColor="text1"/>
+                <w:sz w:val="24"/>
+                <w:szCs w:val="24"/>
+              </w:rPr>
+              <w:t xml:space="preserve"> </w:t>
+            </w:r>
+            <w:proofErr w:type="spellStart"/>
+            <w:r>
+              <w:rPr>
+                <w:rFonts w:ascii="Arial" w:hAnsi="Arial" w:cs="Arial"/>
+                <w:color w:val="000000" w:themeColor="text1"/>
+                <w:sz w:val="24"/>
+                <w:szCs w:val="24"/>
+              </w:rPr>
+              <w:t>Have</w:t>
+            </w:r>
+            <w:proofErr w:type="spellEnd"/>
+          </w:p>
+        </w:tc>
+        <w:tc>
+          <w:tcPr>
+            <w:tcW w:w="1560" w:type="dxa"/>
+          </w:tcPr>
+          <w:p>
+            <w:pPr>
+              <w:spacing w:line="360" w:lineRule="auto"/>
+              <w:jc w:val="both"/>
+              <w:rPr>
+                <w:rFonts w:ascii="Arial" w:hAnsi="Arial" w:cs="Arial"/>
+                <w:color w:val="000000" w:themeColor="text1"/>
+                <w:sz w:val="24"/>
+                <w:szCs w:val="24"/>
+              </w:rPr>
+            </w:pPr>
+            <w:r>
+              <w:rPr>
+                <w:rFonts w:ascii="Arial" w:hAnsi="Arial" w:cs="Arial"/>
+                <w:color w:val="000000" w:themeColor="text1"/>
+                <w:sz w:val="24"/>
+                <w:szCs w:val="24"/>
+              </w:rPr>
+              <w:t>Sprint 5</w:t>
+            </w:r>
+          </w:p>
+        </w:tc>
+      </w:tr>
+      <w:tr>
+        <w:tc>
+          <w:tcPr>
+            <w:tcW w:w="1560" w:type="dxa"/>
+          </w:tcPr>
+          <w:p>
+            <w:pPr>
+              <w:spacing w:line="360" w:lineRule="auto"/>
+              <w:jc w:val="both"/>
+              <w:rPr>
+                <w:rFonts w:ascii="Arial" w:hAnsi="Arial" w:cs="Arial"/>
+                <w:color w:val="000000" w:themeColor="text1"/>
+                <w:sz w:val="24"/>
+                <w:szCs w:val="24"/>
+              </w:rPr>
+            </w:pPr>
+            <w:r>
+              <w:rPr>
+                <w:rFonts w:ascii="Arial" w:hAnsi="Arial" w:cs="Arial"/>
+                <w:color w:val="000000" w:themeColor="text1"/>
+                <w:sz w:val="24"/>
+                <w:szCs w:val="24"/>
+              </w:rPr>
+              <w:t>RF-4.2</w:t>
+            </w:r>
+          </w:p>
+        </w:tc>
+        <w:tc>
+          <w:tcPr>
+            <w:tcW w:w="1560" w:type="dxa"/>
+          </w:tcPr>
+          <w:p>
+            <w:pPr>
+              <w:spacing w:line="360" w:lineRule="auto"/>
+              <w:jc w:val="both"/>
+              <w:rPr>
+                <w:rFonts w:ascii="Arial" w:hAnsi="Arial" w:cs="Arial"/>
+                <w:color w:val="000000" w:themeColor="text1"/>
+                <w:sz w:val="24"/>
+                <w:szCs w:val="24"/>
+              </w:rPr>
+            </w:pPr>
+            <w:r>
+              <w:rPr>
+                <w:rFonts w:ascii="Arial" w:hAnsi="Arial" w:cs="Arial"/>
+                <w:color w:val="000000" w:themeColor="text1"/>
+                <w:sz w:val="24"/>
+                <w:szCs w:val="24"/>
+              </w:rPr>
+              <w:t>Alertas automáticas de vencimiento de licencias</w:t>
+            </w:r>
+          </w:p>
+        </w:tc>
+        <w:tc>
+          <w:tcPr>
+            <w:tcW w:w="1560" w:type="dxa"/>
+          </w:tcPr>
+          <w:p>
+            <w:pPr>
+              <w:spacing w:line="360" w:lineRule="auto"/>
+              <w:jc w:val="both"/>
+              <w:rPr>
+                <w:rFonts w:ascii="Arial" w:hAnsi="Arial" w:cs="Arial"/>
+                <w:color w:val="000000" w:themeColor="text1"/>
+                <w:sz w:val="24"/>
+                <w:szCs w:val="24"/>
+              </w:rPr>
+            </w:pPr>
+            <w:r>
+              <w:rPr>
+                <w:rFonts w:ascii="Arial" w:hAnsi="Arial" w:cs="Arial"/>
+                <w:color w:val="000000" w:themeColor="text1"/>
+                <w:sz w:val="24"/>
+                <w:szCs w:val="24"/>
+              </w:rPr>
+              <w:t>Medio</w:t>
+            </w:r>
+          </w:p>
+        </w:tc>
+        <w:tc>
+          <w:tcPr>
+            <w:tcW w:w="1560" w:type="dxa"/>
+          </w:tcPr>
+          <w:p>
+            <w:pPr>
+              <w:spacing w:line="360" w:lineRule="auto"/>
+              <w:jc w:val="both"/>
+              <w:rPr>
+                <w:rFonts w:ascii="Arial" w:hAnsi="Arial" w:cs="Arial"/>
+                <w:color w:val="000000" w:themeColor="text1"/>
+                <w:sz w:val="24"/>
+                <w:szCs w:val="24"/>
+              </w:rPr>
+            </w:pPr>
+            <w:r>
+              <w:rPr>
+                <w:rFonts w:ascii="Arial" w:hAnsi="Arial" w:cs="Arial"/>
+                <w:color w:val="000000" w:themeColor="text1"/>
+                <w:sz w:val="24"/>
+                <w:szCs w:val="24"/>
+              </w:rPr>
+              <w:t>Bajo</w:t>
+            </w:r>
+          </w:p>
+        </w:tc>
+        <w:tc>
+          <w:tcPr>
+            <w:tcW w:w="1560" w:type="dxa"/>
+          </w:tcPr>
+          <w:p>
+            <w:pPr>
+              <w:spacing w:line="360" w:lineRule="auto"/>
+              <w:jc w:val="both"/>
+              <w:rPr>
+                <w:rFonts w:ascii="Arial" w:hAnsi="Arial" w:cs="Arial"/>
+                <w:color w:val="000000" w:themeColor="text1"/>
+                <w:sz w:val="24"/>
+                <w:szCs w:val="24"/>
+              </w:rPr>
+            </w:pPr>
+            <w:proofErr w:type="spellStart"/>
+            <w:r>
+              <w:rPr>
+                <w:rFonts w:ascii="Arial" w:hAnsi="Arial" w:cs="Arial"/>
+                <w:color w:val="000000" w:themeColor="text1"/>
+                <w:sz w:val="24"/>
+                <w:szCs w:val="24"/>
+              </w:rPr>
+              <w:t>Should</w:t>
+            </w:r>
+            <w:proofErr w:type="spellEnd"/>
+            <w:r>
+              <w:rPr>
+                <w:rFonts w:ascii="Arial" w:hAnsi="Arial" w:cs="Arial"/>
+                <w:color w:val="000000" w:themeColor="text1"/>
+                <w:sz w:val="24"/>
+                <w:szCs w:val="24"/>
+              </w:rPr>
+              <w:t xml:space="preserve"> </w:t>
+            </w:r>
+            <w:proofErr w:type="spellStart"/>
+            <w:r>
+              <w:rPr>
+                <w:rFonts w:ascii="Arial" w:hAnsi="Arial" w:cs="Arial"/>
+                <w:color w:val="000000" w:themeColor="text1"/>
+                <w:sz w:val="24"/>
+                <w:szCs w:val="24"/>
+              </w:rPr>
+              <w:t>Have</w:t>
+            </w:r>
+            <w:proofErr w:type="spellEnd"/>
+          </w:p>
+        </w:tc>
+        <w:tc>
+          <w:tcPr>
+            <w:tcW w:w="1560" w:type="dxa"/>
+          </w:tcPr>
+          <w:p>
+            <w:pPr>
+              <w:spacing w:line="360" w:lineRule="auto"/>
+              <w:jc w:val="both"/>
+              <w:rPr>
+                <w:rFonts w:ascii="Arial" w:hAnsi="Arial" w:cs="Arial"/>
+                <w:color w:val="000000" w:themeColor="text1"/>
+                <w:sz w:val="24"/>
+                <w:szCs w:val="24"/>
+              </w:rPr>
+            </w:pPr>
+            <w:r>
+              <w:rPr>
+                <w:rFonts w:ascii="Arial" w:hAnsi="Arial" w:cs="Arial"/>
+                <w:color w:val="000000" w:themeColor="text1"/>
+                <w:sz w:val="24"/>
+                <w:szCs w:val="24"/>
+              </w:rPr>
+              <w:t>Sprint 5</w:t>
+            </w:r>
+          </w:p>
+        </w:tc>
+      </w:tr>
+      <w:tr>
+        <w:tc>
+          <w:tcPr>
+            <w:tcW w:w="1560" w:type="dxa"/>
+          </w:tcPr>
+          <w:p>
+            <w:pPr>
+              <w:spacing w:line="360" w:lineRule="auto"/>
+              <w:jc w:val="both"/>
+              <w:rPr>
+                <w:rFonts w:ascii="Arial" w:hAnsi="Arial" w:cs="Arial"/>
+                <w:color w:val="000000" w:themeColor="text1"/>
+                <w:sz w:val="24"/>
+                <w:szCs w:val="24"/>
+              </w:rPr>
+            </w:pPr>
+            <w:r>
+              <w:rPr>
+                <w:rFonts w:ascii="Arial" w:hAnsi="Arial" w:cs="Arial"/>
+                <w:color w:val="000000" w:themeColor="text1"/>
+                <w:sz w:val="24"/>
+                <w:szCs w:val="24"/>
+              </w:rPr>
+              <w:t>RF-4.3</w:t>
+            </w:r>
+          </w:p>
+        </w:tc>
+        <w:tc>
+          <w:tcPr>
+            <w:tcW w:w="1560" w:type="dxa"/>
+          </w:tcPr>
+          <w:p>
+            <w:pPr>
+              <w:spacing w:line="360" w:lineRule="auto"/>
+              <w:jc w:val="both"/>
+              <w:rPr>
+                <w:rFonts w:ascii="Arial" w:hAnsi="Arial" w:cs="Arial"/>
+                <w:color w:val="000000" w:themeColor="text1"/>
+                <w:sz w:val="24"/>
+                <w:szCs w:val="24"/>
+              </w:rPr>
+            </w:pPr>
+            <w:r>
+              <w:rPr>
+                <w:rFonts w:ascii="Arial" w:hAnsi="Arial" w:cs="Arial"/>
+                <w:color w:val="000000" w:themeColor="text1"/>
+                <w:sz w:val="24"/>
+                <w:szCs w:val="24"/>
+              </w:rPr>
+              <w:t>Registro de Inspecciones Sanitarias municipales</w:t>
+            </w:r>
+          </w:p>
+        </w:tc>
+        <w:tc>
+          <w:tcPr>
+            <w:tcW w:w="1560" w:type="dxa"/>
+          </w:tcPr>
+          <w:p>
+            <w:pPr>
+              <w:spacing w:line="360" w:lineRule="auto"/>
+              <w:jc w:val="both"/>
+              <w:rPr>
+                <w:rFonts w:ascii="Arial" w:hAnsi="Arial" w:cs="Arial"/>
+                <w:color w:val="000000" w:themeColor="text1"/>
+                <w:sz w:val="24"/>
+                <w:szCs w:val="24"/>
+              </w:rPr>
+            </w:pPr>
+            <w:r>
+              <w:rPr>
+                <w:rFonts w:ascii="Arial" w:hAnsi="Arial" w:cs="Arial"/>
+                <w:color w:val="000000" w:themeColor="text1"/>
+                <w:sz w:val="24"/>
+                <w:szCs w:val="24"/>
+              </w:rPr>
+              <w:t>Medio</w:t>
+            </w:r>
+          </w:p>
+        </w:tc>
+        <w:tc>
+          <w:tcPr>
+            <w:tcW w:w="1560" w:type="dxa"/>
+          </w:tcPr>
+          <w:p>
+            <w:pPr>
+              <w:spacing w:line="360" w:lineRule="auto"/>
+              <w:jc w:val="both"/>
+              <w:rPr>
+                <w:rFonts w:ascii="Arial" w:hAnsi="Arial" w:cs="Arial"/>
+                <w:color w:val="000000" w:themeColor="text1"/>
+                <w:sz w:val="24"/>
+                <w:szCs w:val="24"/>
+              </w:rPr>
+            </w:pPr>
+            <w:r>
+              <w:rPr>
+                <w:rFonts w:ascii="Arial" w:hAnsi="Arial" w:cs="Arial"/>
+                <w:color w:val="000000" w:themeColor="text1"/>
+                <w:sz w:val="24"/>
+                <w:szCs w:val="24"/>
+              </w:rPr>
+              <w:t>Medio</w:t>
+            </w:r>
+          </w:p>
+        </w:tc>
+        <w:tc>
+          <w:tcPr>
+            <w:tcW w:w="1560" w:type="dxa"/>
+          </w:tcPr>
+          <w:p>
+            <w:pPr>
+              <w:spacing w:line="360" w:lineRule="auto"/>
+              <w:jc w:val="both"/>
+              <w:rPr>
+                <w:rFonts w:ascii="Arial" w:hAnsi="Arial" w:cs="Arial"/>
+                <w:color w:val="000000" w:themeColor="text1"/>
+                <w:sz w:val="24"/>
+                <w:szCs w:val="24"/>
+              </w:rPr>
+            </w:pPr>
+            <w:proofErr w:type="spellStart"/>
+            <w:r>
+              <w:rPr>
+                <w:rFonts w:ascii="Arial" w:hAnsi="Arial" w:cs="Arial"/>
+                <w:color w:val="000000" w:themeColor="text1"/>
+                <w:sz w:val="24"/>
+                <w:szCs w:val="24"/>
+              </w:rPr>
+              <w:t>Should</w:t>
+            </w:r>
+            <w:proofErr w:type="spellEnd"/>
+            <w:r>
+              <w:rPr>
+                <w:rFonts w:ascii="Arial" w:hAnsi="Arial" w:cs="Arial"/>
+                <w:color w:val="000000" w:themeColor="text1"/>
+                <w:sz w:val="24"/>
+                <w:szCs w:val="24"/>
+              </w:rPr>
+              <w:t xml:space="preserve"> </w:t>
+            </w:r>
+            <w:proofErr w:type="spellStart"/>
+            <w:r>
+              <w:rPr>
+                <w:rFonts w:ascii="Arial" w:hAnsi="Arial" w:cs="Arial"/>
+                <w:color w:val="000000" w:themeColor="text1"/>
+                <w:sz w:val="24"/>
+                <w:szCs w:val="24"/>
+              </w:rPr>
+              <w:t>Have</w:t>
+            </w:r>
+            <w:proofErr w:type="spellEnd"/>
+          </w:p>
+        </w:tc>
+        <w:tc>
+          <w:tcPr>
+            <w:tcW w:w="1560" w:type="dxa"/>
+          </w:tcPr>
+          <w:p>
+            <w:pPr>
+              <w:spacing w:line="360" w:lineRule="auto"/>
+              <w:jc w:val="both"/>
+              <w:rPr>
+                <w:rFonts w:ascii="Arial" w:hAnsi="Arial" w:cs="Arial"/>
+                <w:color w:val="000000" w:themeColor="text1"/>
+                <w:sz w:val="24"/>
+                <w:szCs w:val="24"/>
+              </w:rPr>
+            </w:pPr>
+            <w:r>
+              <w:rPr>
+                <w:rFonts w:ascii="Arial" w:hAnsi="Arial" w:cs="Arial"/>
+                <w:color w:val="000000" w:themeColor="text1"/>
+                <w:sz w:val="24"/>
+                <w:szCs w:val="24"/>
+              </w:rPr>
+              <w:t>Sprint 5</w:t>
+            </w:r>
+          </w:p>
+        </w:tc>
+      </w:tr>
+      <w:tr>
+        <w:tc>
+          <w:tcPr>
+            <w:tcW w:w="1560" w:type="dxa"/>
+          </w:tcPr>
+          <w:p>
+            <w:pPr>
+              <w:spacing w:line="360" w:lineRule="auto"/>
+              <w:jc w:val="both"/>
+              <w:rPr>
+                <w:rFonts w:ascii="Arial" w:hAnsi="Arial" w:cs="Arial"/>
+                <w:color w:val="000000" w:themeColor="text1"/>
+                <w:sz w:val="24"/>
+                <w:szCs w:val="24"/>
+              </w:rPr>
+            </w:pPr>
+            <w:r>
+              <w:rPr>
+                <w:rFonts w:ascii="Arial" w:hAnsi="Arial" w:cs="Arial"/>
+                <w:color w:val="000000" w:themeColor="text1"/>
+                <w:sz w:val="24"/>
+                <w:szCs w:val="24"/>
+              </w:rPr>
+              <w:t>RF-GEO</w:t>
+            </w:r>
+          </w:p>
+        </w:tc>
+        <w:tc>
+          <w:tcPr>
+            <w:tcW w:w="1560" w:type="dxa"/>
+          </w:tcPr>
+          <w:p>
+            <w:pPr>
+              <w:spacing w:line="360" w:lineRule="auto"/>
+              <w:jc w:val="both"/>
+              <w:rPr>
+                <w:rFonts w:ascii="Arial" w:hAnsi="Arial" w:cs="Arial"/>
+                <w:color w:val="000000" w:themeColor="text1"/>
+                <w:sz w:val="24"/>
+                <w:szCs w:val="24"/>
+              </w:rPr>
+            </w:pPr>
+            <w:r>
+              <w:rPr>
+                <w:rFonts w:ascii="Arial" w:hAnsi="Arial" w:cs="Arial"/>
+                <w:color w:val="000000" w:themeColor="text1"/>
+                <w:sz w:val="24"/>
+                <w:szCs w:val="24"/>
+              </w:rPr>
+              <w:t xml:space="preserve">Módulo de geolocalización de </w:t>
+            </w:r>
+            <w:r>
+              <w:rPr>
+                <w:rFonts w:ascii="Arial" w:hAnsi="Arial" w:cs="Arial"/>
+                <w:color w:val="000000" w:themeColor="text1"/>
+                <w:sz w:val="24"/>
+                <w:szCs w:val="24"/>
+              </w:rPr>
+              <w:lastRenderedPageBreak/>
+              <w:t>puestos en mapa interactivo</w:t>
+            </w:r>
+          </w:p>
+        </w:tc>
+        <w:tc>
+          <w:tcPr>
+            <w:tcW w:w="1560" w:type="dxa"/>
+          </w:tcPr>
+          <w:p>
+            <w:pPr>
+              <w:spacing w:line="360" w:lineRule="auto"/>
+              <w:jc w:val="both"/>
+              <w:rPr>
+                <w:rFonts w:ascii="Arial" w:hAnsi="Arial" w:cs="Arial"/>
+                <w:color w:val="000000" w:themeColor="text1"/>
+                <w:sz w:val="24"/>
+                <w:szCs w:val="24"/>
+              </w:rPr>
+            </w:pPr>
+            <w:r>
+              <w:rPr>
+                <w:rFonts w:ascii="Arial" w:hAnsi="Arial" w:cs="Arial"/>
+                <w:color w:val="000000" w:themeColor="text1"/>
+                <w:sz w:val="24"/>
+                <w:szCs w:val="24"/>
+              </w:rPr>
+              <w:lastRenderedPageBreak/>
+              <w:t>Alto</w:t>
+            </w:r>
+          </w:p>
+        </w:tc>
+        <w:tc>
+          <w:tcPr>
+            <w:tcW w:w="1560" w:type="dxa"/>
+          </w:tcPr>
+          <w:p>
+            <w:pPr>
+              <w:spacing w:line="360" w:lineRule="auto"/>
+              <w:jc w:val="both"/>
+              <w:rPr>
+                <w:rFonts w:ascii="Arial" w:hAnsi="Arial" w:cs="Arial"/>
+                <w:color w:val="000000" w:themeColor="text1"/>
+                <w:sz w:val="24"/>
+                <w:szCs w:val="24"/>
+              </w:rPr>
+            </w:pPr>
+            <w:r>
+              <w:rPr>
+                <w:rFonts w:ascii="Arial" w:hAnsi="Arial" w:cs="Arial"/>
+                <w:color w:val="000000" w:themeColor="text1"/>
+                <w:sz w:val="24"/>
+                <w:szCs w:val="24"/>
+              </w:rPr>
+              <w:t>Medio</w:t>
+            </w:r>
+          </w:p>
+        </w:tc>
+        <w:tc>
+          <w:tcPr>
+            <w:tcW w:w="1560" w:type="dxa"/>
+          </w:tcPr>
+          <w:p>
+            <w:pPr>
+              <w:spacing w:line="360" w:lineRule="auto"/>
+              <w:jc w:val="both"/>
+              <w:rPr>
+                <w:rFonts w:ascii="Arial" w:hAnsi="Arial" w:cs="Arial"/>
+                <w:color w:val="000000" w:themeColor="text1"/>
+                <w:sz w:val="24"/>
+                <w:szCs w:val="24"/>
+              </w:rPr>
+            </w:pPr>
+            <w:proofErr w:type="spellStart"/>
+            <w:r>
+              <w:rPr>
+                <w:rFonts w:ascii="Arial" w:hAnsi="Arial" w:cs="Arial"/>
+                <w:color w:val="000000" w:themeColor="text1"/>
+                <w:sz w:val="24"/>
+                <w:szCs w:val="24"/>
+              </w:rPr>
+              <w:t>Should</w:t>
+            </w:r>
+            <w:proofErr w:type="spellEnd"/>
+            <w:r>
+              <w:rPr>
+                <w:rFonts w:ascii="Arial" w:hAnsi="Arial" w:cs="Arial"/>
+                <w:color w:val="000000" w:themeColor="text1"/>
+                <w:sz w:val="24"/>
+                <w:szCs w:val="24"/>
+              </w:rPr>
+              <w:t xml:space="preserve"> </w:t>
+            </w:r>
+            <w:proofErr w:type="spellStart"/>
+            <w:r>
+              <w:rPr>
+                <w:rFonts w:ascii="Arial" w:hAnsi="Arial" w:cs="Arial"/>
+                <w:color w:val="000000" w:themeColor="text1"/>
+                <w:sz w:val="24"/>
+                <w:szCs w:val="24"/>
+              </w:rPr>
+              <w:t>Have</w:t>
+            </w:r>
+            <w:proofErr w:type="spellEnd"/>
+          </w:p>
+        </w:tc>
+        <w:tc>
+          <w:tcPr>
+            <w:tcW w:w="1560" w:type="dxa"/>
+          </w:tcPr>
+          <w:p>
+            <w:pPr>
+              <w:spacing w:line="360" w:lineRule="auto"/>
+              <w:jc w:val="both"/>
+              <w:rPr>
+                <w:rFonts w:ascii="Arial" w:hAnsi="Arial" w:cs="Arial"/>
+                <w:color w:val="000000" w:themeColor="text1"/>
+                <w:sz w:val="24"/>
+                <w:szCs w:val="24"/>
+              </w:rPr>
+            </w:pPr>
+            <w:r>
+              <w:rPr>
+                <w:rFonts w:ascii="Arial" w:hAnsi="Arial" w:cs="Arial"/>
+                <w:color w:val="000000" w:themeColor="text1"/>
+                <w:sz w:val="24"/>
+                <w:szCs w:val="24"/>
+              </w:rPr>
+              <w:t>Sprint 5</w:t>
+            </w:r>
+          </w:p>
+        </w:tc>
+      </w:tr>
+      <w:tr>
+        <w:tc>
+          <w:tcPr>
+            <w:tcW w:w="1560" w:type="dxa"/>
+          </w:tcPr>
+          <w:p>
+            <w:pPr>
+              <w:spacing w:line="360" w:lineRule="auto"/>
+              <w:jc w:val="both"/>
+              <w:rPr>
+                <w:rFonts w:ascii="Arial" w:hAnsi="Arial" w:cs="Arial"/>
+                <w:color w:val="000000" w:themeColor="text1"/>
+                <w:sz w:val="24"/>
+                <w:szCs w:val="24"/>
+              </w:rPr>
+            </w:pPr>
+            <w:r>
+              <w:rPr>
+                <w:rFonts w:ascii="Arial" w:hAnsi="Arial" w:cs="Arial"/>
+                <w:color w:val="000000" w:themeColor="text1"/>
+                <w:sz w:val="24"/>
+                <w:szCs w:val="24"/>
+              </w:rPr>
+              <w:t>RF-5.1</w:t>
+            </w:r>
+          </w:p>
+        </w:tc>
+        <w:tc>
+          <w:tcPr>
+            <w:tcW w:w="1560" w:type="dxa"/>
+          </w:tcPr>
+          <w:p>
+            <w:pPr>
+              <w:spacing w:line="360" w:lineRule="auto"/>
+              <w:jc w:val="both"/>
+              <w:rPr>
+                <w:rFonts w:ascii="Arial" w:hAnsi="Arial" w:cs="Arial"/>
+                <w:color w:val="000000" w:themeColor="text1"/>
+                <w:sz w:val="24"/>
+                <w:szCs w:val="24"/>
+              </w:rPr>
+            </w:pPr>
+            <w:r>
+              <w:rPr>
+                <w:rFonts w:ascii="Arial" w:hAnsi="Arial" w:cs="Arial"/>
+                <w:color w:val="000000" w:themeColor="text1"/>
+                <w:sz w:val="24"/>
+                <w:szCs w:val="24"/>
+              </w:rPr>
+              <w:t>Reporte consolidado de Recaudación Mensual</w:t>
+            </w:r>
+          </w:p>
+        </w:tc>
+        <w:tc>
+          <w:tcPr>
+            <w:tcW w:w="1560" w:type="dxa"/>
+          </w:tcPr>
+          <w:p>
+            <w:pPr>
+              <w:spacing w:line="360" w:lineRule="auto"/>
+              <w:jc w:val="both"/>
+              <w:rPr>
+                <w:rFonts w:ascii="Arial" w:hAnsi="Arial" w:cs="Arial"/>
+                <w:color w:val="000000" w:themeColor="text1"/>
+                <w:sz w:val="24"/>
+                <w:szCs w:val="24"/>
+              </w:rPr>
+            </w:pPr>
+            <w:r>
+              <w:rPr>
+                <w:rFonts w:ascii="Arial" w:hAnsi="Arial" w:cs="Arial"/>
+                <w:color w:val="000000" w:themeColor="text1"/>
+                <w:sz w:val="24"/>
+                <w:szCs w:val="24"/>
+              </w:rPr>
+              <w:t>Alto</w:t>
+            </w:r>
+          </w:p>
+        </w:tc>
+        <w:tc>
+          <w:tcPr>
+            <w:tcW w:w="1560" w:type="dxa"/>
+          </w:tcPr>
+          <w:p>
+            <w:pPr>
+              <w:spacing w:line="360" w:lineRule="auto"/>
+              <w:jc w:val="both"/>
+              <w:rPr>
+                <w:rFonts w:ascii="Arial" w:hAnsi="Arial" w:cs="Arial"/>
+                <w:color w:val="000000" w:themeColor="text1"/>
+                <w:sz w:val="24"/>
+                <w:szCs w:val="24"/>
+              </w:rPr>
+            </w:pPr>
+            <w:r>
+              <w:rPr>
+                <w:rFonts w:ascii="Arial" w:hAnsi="Arial" w:cs="Arial"/>
+                <w:color w:val="000000" w:themeColor="text1"/>
+                <w:sz w:val="24"/>
+                <w:szCs w:val="24"/>
+              </w:rPr>
+              <w:t>Medio</w:t>
+            </w:r>
+          </w:p>
+        </w:tc>
+        <w:tc>
+          <w:tcPr>
+            <w:tcW w:w="1560" w:type="dxa"/>
+          </w:tcPr>
+          <w:p>
+            <w:pPr>
+              <w:spacing w:line="360" w:lineRule="auto"/>
+              <w:jc w:val="both"/>
+              <w:rPr>
+                <w:rFonts w:ascii="Arial" w:hAnsi="Arial" w:cs="Arial"/>
+                <w:color w:val="000000" w:themeColor="text1"/>
+                <w:sz w:val="24"/>
+                <w:szCs w:val="24"/>
+              </w:rPr>
+            </w:pPr>
+            <w:proofErr w:type="spellStart"/>
+            <w:r>
+              <w:rPr>
+                <w:rFonts w:ascii="Arial" w:hAnsi="Arial" w:cs="Arial"/>
+                <w:color w:val="000000" w:themeColor="text1"/>
+                <w:sz w:val="24"/>
+                <w:szCs w:val="24"/>
+              </w:rPr>
+              <w:t>Must</w:t>
+            </w:r>
+            <w:proofErr w:type="spellEnd"/>
+            <w:r>
+              <w:rPr>
+                <w:rFonts w:ascii="Arial" w:hAnsi="Arial" w:cs="Arial"/>
+                <w:color w:val="000000" w:themeColor="text1"/>
+                <w:sz w:val="24"/>
+                <w:szCs w:val="24"/>
+              </w:rPr>
+              <w:t xml:space="preserve"> </w:t>
+            </w:r>
+            <w:proofErr w:type="spellStart"/>
+            <w:r>
+              <w:rPr>
+                <w:rFonts w:ascii="Arial" w:hAnsi="Arial" w:cs="Arial"/>
+                <w:color w:val="000000" w:themeColor="text1"/>
+                <w:sz w:val="24"/>
+                <w:szCs w:val="24"/>
+              </w:rPr>
+              <w:t>Have</w:t>
+            </w:r>
+            <w:proofErr w:type="spellEnd"/>
+          </w:p>
+        </w:tc>
+        <w:tc>
+          <w:tcPr>
+            <w:tcW w:w="1560" w:type="dxa"/>
+          </w:tcPr>
+          <w:p>
+            <w:pPr>
+              <w:spacing w:line="360" w:lineRule="auto"/>
+              <w:jc w:val="both"/>
+              <w:rPr>
+                <w:rFonts w:ascii="Arial" w:hAnsi="Arial" w:cs="Arial"/>
+                <w:color w:val="000000" w:themeColor="text1"/>
+                <w:sz w:val="24"/>
+                <w:szCs w:val="24"/>
+              </w:rPr>
+            </w:pPr>
+            <w:r>
+              <w:rPr>
+                <w:rFonts w:ascii="Arial" w:hAnsi="Arial" w:cs="Arial"/>
+                <w:color w:val="000000" w:themeColor="text1"/>
+                <w:sz w:val="24"/>
+                <w:szCs w:val="24"/>
+              </w:rPr>
+              <w:t>Sprint 6</w:t>
+            </w:r>
+          </w:p>
+        </w:tc>
+      </w:tr>
+      <w:tr>
+        <w:tc>
+          <w:tcPr>
+            <w:tcW w:w="1560" w:type="dxa"/>
+          </w:tcPr>
+          <w:p>
+            <w:pPr>
+              <w:spacing w:line="360" w:lineRule="auto"/>
+              <w:jc w:val="both"/>
+              <w:rPr>
+                <w:rFonts w:ascii="Arial" w:hAnsi="Arial" w:cs="Arial"/>
+                <w:color w:val="000000" w:themeColor="text1"/>
+                <w:sz w:val="24"/>
+                <w:szCs w:val="24"/>
+              </w:rPr>
+            </w:pPr>
+            <w:r>
+              <w:rPr>
+                <w:rFonts w:ascii="Arial" w:hAnsi="Arial" w:cs="Arial"/>
+                <w:color w:val="000000" w:themeColor="text1"/>
+                <w:sz w:val="24"/>
+                <w:szCs w:val="24"/>
+              </w:rPr>
+              <w:t>RF-5.2</w:t>
+            </w:r>
+          </w:p>
+        </w:tc>
+        <w:tc>
+          <w:tcPr>
+            <w:tcW w:w="1560" w:type="dxa"/>
+          </w:tcPr>
+          <w:p>
+            <w:pPr>
+              <w:spacing w:line="360" w:lineRule="auto"/>
+              <w:jc w:val="both"/>
+              <w:rPr>
+                <w:rFonts w:ascii="Arial" w:hAnsi="Arial" w:cs="Arial"/>
+                <w:color w:val="000000" w:themeColor="text1"/>
+                <w:sz w:val="24"/>
+                <w:szCs w:val="24"/>
+              </w:rPr>
+            </w:pPr>
+            <w:r>
+              <w:rPr>
+                <w:rFonts w:ascii="Arial" w:hAnsi="Arial" w:cs="Arial"/>
+                <w:color w:val="000000" w:themeColor="text1"/>
+                <w:sz w:val="24"/>
+                <w:szCs w:val="24"/>
+              </w:rPr>
+              <w:t>Reporte detallado de Comerciantes Morosos</w:t>
+            </w:r>
+          </w:p>
+        </w:tc>
+        <w:tc>
+          <w:tcPr>
+            <w:tcW w:w="1560" w:type="dxa"/>
+          </w:tcPr>
+          <w:p>
+            <w:pPr>
+              <w:spacing w:line="360" w:lineRule="auto"/>
+              <w:jc w:val="both"/>
+              <w:rPr>
+                <w:rFonts w:ascii="Arial" w:hAnsi="Arial" w:cs="Arial"/>
+                <w:color w:val="000000" w:themeColor="text1"/>
+                <w:sz w:val="24"/>
+                <w:szCs w:val="24"/>
+              </w:rPr>
+            </w:pPr>
+            <w:r>
+              <w:rPr>
+                <w:rFonts w:ascii="Arial" w:hAnsi="Arial" w:cs="Arial"/>
+                <w:color w:val="000000" w:themeColor="text1"/>
+                <w:sz w:val="24"/>
+                <w:szCs w:val="24"/>
+              </w:rPr>
+              <w:t>Alto</w:t>
+            </w:r>
+          </w:p>
+        </w:tc>
+        <w:tc>
+          <w:tcPr>
+            <w:tcW w:w="1560" w:type="dxa"/>
+          </w:tcPr>
+          <w:p>
+            <w:pPr>
+              <w:spacing w:line="360" w:lineRule="auto"/>
+              <w:jc w:val="both"/>
+              <w:rPr>
+                <w:rFonts w:ascii="Arial" w:hAnsi="Arial" w:cs="Arial"/>
+                <w:color w:val="000000" w:themeColor="text1"/>
+                <w:sz w:val="24"/>
+                <w:szCs w:val="24"/>
+              </w:rPr>
+            </w:pPr>
+            <w:r>
+              <w:rPr>
+                <w:rFonts w:ascii="Arial" w:hAnsi="Arial" w:cs="Arial"/>
+                <w:color w:val="000000" w:themeColor="text1"/>
+                <w:sz w:val="24"/>
+                <w:szCs w:val="24"/>
+              </w:rPr>
+              <w:t>Medio</w:t>
+            </w:r>
+          </w:p>
+        </w:tc>
+        <w:tc>
+          <w:tcPr>
+            <w:tcW w:w="1560" w:type="dxa"/>
+          </w:tcPr>
+          <w:p>
+            <w:pPr>
+              <w:spacing w:line="360" w:lineRule="auto"/>
+              <w:jc w:val="both"/>
+              <w:rPr>
+                <w:rFonts w:ascii="Arial" w:hAnsi="Arial" w:cs="Arial"/>
+                <w:color w:val="000000" w:themeColor="text1"/>
+                <w:sz w:val="24"/>
+                <w:szCs w:val="24"/>
+              </w:rPr>
+            </w:pPr>
+            <w:proofErr w:type="spellStart"/>
+            <w:r>
+              <w:rPr>
+                <w:rFonts w:ascii="Arial" w:hAnsi="Arial" w:cs="Arial"/>
+                <w:color w:val="000000" w:themeColor="text1"/>
+                <w:sz w:val="24"/>
+                <w:szCs w:val="24"/>
+              </w:rPr>
+              <w:t>Should</w:t>
+            </w:r>
+            <w:proofErr w:type="spellEnd"/>
+            <w:r>
+              <w:rPr>
+                <w:rFonts w:ascii="Arial" w:hAnsi="Arial" w:cs="Arial"/>
+                <w:color w:val="000000" w:themeColor="text1"/>
+                <w:sz w:val="24"/>
+                <w:szCs w:val="24"/>
+              </w:rPr>
+              <w:t xml:space="preserve"> </w:t>
+            </w:r>
+            <w:proofErr w:type="spellStart"/>
+            <w:r>
+              <w:rPr>
+                <w:rFonts w:ascii="Arial" w:hAnsi="Arial" w:cs="Arial"/>
+                <w:color w:val="000000" w:themeColor="text1"/>
+                <w:sz w:val="24"/>
+                <w:szCs w:val="24"/>
+              </w:rPr>
+              <w:t>Have</w:t>
+            </w:r>
+            <w:proofErr w:type="spellEnd"/>
+          </w:p>
+        </w:tc>
+        <w:tc>
+          <w:tcPr>
+            <w:tcW w:w="1560" w:type="dxa"/>
+          </w:tcPr>
+          <w:p>
+            <w:pPr>
+              <w:spacing w:line="360" w:lineRule="auto"/>
+              <w:jc w:val="both"/>
+              <w:rPr>
+                <w:rFonts w:ascii="Arial" w:hAnsi="Arial" w:cs="Arial"/>
+                <w:color w:val="000000" w:themeColor="text1"/>
+                <w:sz w:val="24"/>
+                <w:szCs w:val="24"/>
+              </w:rPr>
+            </w:pPr>
+            <w:r>
+              <w:rPr>
+                <w:rFonts w:ascii="Arial" w:hAnsi="Arial" w:cs="Arial"/>
+                <w:color w:val="000000" w:themeColor="text1"/>
+                <w:sz w:val="24"/>
+                <w:szCs w:val="24"/>
+              </w:rPr>
+              <w:t>Sprint 6</w:t>
+            </w:r>
+          </w:p>
+        </w:tc>
+      </w:tr>
+      <w:tr>
+        <w:tc>
+          <w:tcPr>
+            <w:tcW w:w="1560" w:type="dxa"/>
+          </w:tcPr>
+          <w:p>
+            <w:pPr>
+              <w:spacing w:line="360" w:lineRule="auto"/>
+              <w:jc w:val="both"/>
+              <w:rPr>
+                <w:rFonts w:ascii="Arial" w:hAnsi="Arial" w:cs="Arial"/>
+                <w:color w:val="000000" w:themeColor="text1"/>
+                <w:sz w:val="24"/>
+                <w:szCs w:val="24"/>
+              </w:rPr>
+            </w:pPr>
+            <w:r>
+              <w:rPr>
+                <w:rFonts w:ascii="Arial" w:hAnsi="Arial" w:cs="Arial"/>
+                <w:color w:val="000000" w:themeColor="text1"/>
+                <w:sz w:val="24"/>
+                <w:szCs w:val="24"/>
+              </w:rPr>
+              <w:t>RF-5.3</w:t>
+            </w:r>
+          </w:p>
+        </w:tc>
+        <w:tc>
+          <w:tcPr>
+            <w:tcW w:w="1560" w:type="dxa"/>
+          </w:tcPr>
+          <w:p>
+            <w:pPr>
+              <w:spacing w:line="360" w:lineRule="auto"/>
+              <w:jc w:val="both"/>
+              <w:rPr>
+                <w:rFonts w:ascii="Arial" w:hAnsi="Arial" w:cs="Arial"/>
+                <w:color w:val="000000" w:themeColor="text1"/>
+                <w:sz w:val="24"/>
+                <w:szCs w:val="24"/>
+              </w:rPr>
+            </w:pPr>
+            <w:r>
+              <w:rPr>
+                <w:rFonts w:ascii="Arial" w:hAnsi="Arial" w:cs="Arial"/>
+                <w:color w:val="000000" w:themeColor="text1"/>
+                <w:sz w:val="24"/>
+                <w:szCs w:val="24"/>
+              </w:rPr>
+              <w:t>Reporte de Cumplimiento Sanitario</w:t>
+            </w:r>
+          </w:p>
+        </w:tc>
+        <w:tc>
+          <w:tcPr>
+            <w:tcW w:w="1560" w:type="dxa"/>
+          </w:tcPr>
+          <w:p>
+            <w:pPr>
+              <w:spacing w:line="360" w:lineRule="auto"/>
+              <w:jc w:val="both"/>
+              <w:rPr>
+                <w:rFonts w:ascii="Arial" w:hAnsi="Arial" w:cs="Arial"/>
+                <w:color w:val="000000" w:themeColor="text1"/>
+                <w:sz w:val="24"/>
+                <w:szCs w:val="24"/>
+              </w:rPr>
+            </w:pPr>
+            <w:r>
+              <w:rPr>
+                <w:rFonts w:ascii="Arial" w:hAnsi="Arial" w:cs="Arial"/>
+                <w:color w:val="000000" w:themeColor="text1"/>
+                <w:sz w:val="24"/>
+                <w:szCs w:val="24"/>
+              </w:rPr>
+              <w:t>Medio</w:t>
+            </w:r>
+          </w:p>
+        </w:tc>
+        <w:tc>
+          <w:tcPr>
+            <w:tcW w:w="1560" w:type="dxa"/>
+          </w:tcPr>
+          <w:p>
+            <w:pPr>
+              <w:spacing w:line="360" w:lineRule="auto"/>
+              <w:jc w:val="both"/>
+              <w:rPr>
+                <w:rFonts w:ascii="Arial" w:hAnsi="Arial" w:cs="Arial"/>
+                <w:color w:val="000000" w:themeColor="text1"/>
+                <w:sz w:val="24"/>
+                <w:szCs w:val="24"/>
+              </w:rPr>
+            </w:pPr>
+            <w:r>
+              <w:rPr>
+                <w:rFonts w:ascii="Arial" w:hAnsi="Arial" w:cs="Arial"/>
+                <w:color w:val="000000" w:themeColor="text1"/>
+                <w:sz w:val="24"/>
+                <w:szCs w:val="24"/>
+              </w:rPr>
+              <w:t>Medio</w:t>
+            </w:r>
+          </w:p>
+        </w:tc>
+        <w:tc>
+          <w:tcPr>
+            <w:tcW w:w="1560" w:type="dxa"/>
+          </w:tcPr>
+          <w:p>
+            <w:pPr>
+              <w:spacing w:line="360" w:lineRule="auto"/>
+              <w:jc w:val="both"/>
+              <w:rPr>
+                <w:rFonts w:ascii="Arial" w:hAnsi="Arial" w:cs="Arial"/>
+                <w:color w:val="000000" w:themeColor="text1"/>
+                <w:sz w:val="24"/>
+                <w:szCs w:val="24"/>
+              </w:rPr>
+            </w:pPr>
+            <w:proofErr w:type="spellStart"/>
+            <w:r>
+              <w:rPr>
+                <w:rFonts w:ascii="Arial" w:hAnsi="Arial" w:cs="Arial"/>
+                <w:color w:val="000000" w:themeColor="text1"/>
+                <w:sz w:val="24"/>
+                <w:szCs w:val="24"/>
+              </w:rPr>
+              <w:t>Could</w:t>
+            </w:r>
+            <w:proofErr w:type="spellEnd"/>
+            <w:r>
+              <w:rPr>
+                <w:rFonts w:ascii="Arial" w:hAnsi="Arial" w:cs="Arial"/>
+                <w:color w:val="000000" w:themeColor="text1"/>
+                <w:sz w:val="24"/>
+                <w:szCs w:val="24"/>
+              </w:rPr>
+              <w:t xml:space="preserve"> </w:t>
+            </w:r>
+            <w:proofErr w:type="spellStart"/>
+            <w:r>
+              <w:rPr>
+                <w:rFonts w:ascii="Arial" w:hAnsi="Arial" w:cs="Arial"/>
+                <w:color w:val="000000" w:themeColor="text1"/>
+                <w:sz w:val="24"/>
+                <w:szCs w:val="24"/>
+              </w:rPr>
+              <w:t>Have</w:t>
+            </w:r>
+            <w:proofErr w:type="spellEnd"/>
+          </w:p>
+        </w:tc>
+        <w:tc>
+          <w:tcPr>
+            <w:tcW w:w="1560" w:type="dxa"/>
+          </w:tcPr>
+          <w:p>
+            <w:pPr>
+              <w:spacing w:line="360" w:lineRule="auto"/>
+              <w:jc w:val="both"/>
+              <w:rPr>
+                <w:rFonts w:ascii="Arial" w:hAnsi="Arial" w:cs="Arial"/>
+                <w:color w:val="000000" w:themeColor="text1"/>
+                <w:sz w:val="24"/>
+                <w:szCs w:val="24"/>
+              </w:rPr>
+            </w:pPr>
+            <w:r>
+              <w:rPr>
+                <w:rFonts w:ascii="Arial" w:hAnsi="Arial" w:cs="Arial"/>
+                <w:color w:val="000000" w:themeColor="text1"/>
+                <w:sz w:val="24"/>
+                <w:szCs w:val="24"/>
+              </w:rPr>
+              <w:t>Sprint 6</w:t>
+            </w:r>
+          </w:p>
+        </w:tc>
+      </w:tr>
+    </w:tbl>
+    <w:p>
+      <w:pPr>
+        <w:pStyle w:val="Ttulo2"/>
+        <w:numPr>
+          <w:ilvl w:val="0"/>
+          <w:numId w:val="0"/>
+        </w:numPr>
+        <w:spacing w:line="360" w:lineRule="auto"/>
+        <w:jc w:val="both"/>
+        <w:rPr>
+          <w:rFonts w:ascii="Arial" w:hAnsi="Arial" w:cs="Arial"/>
+          <w:b w:val="0"/>
+          <w:bCs w:val="0"/>
+          <w:color w:val="000000" w:themeColor="text1"/>
+          <w:sz w:val="24"/>
+          <w:szCs w:val="24"/>
+        </w:rPr>
+      </w:pPr>
+    </w:p>
+    <w:p>
+      <w:pPr>
+        <w:pStyle w:val="Ttulo2"/>
+        <w:spacing w:line="360" w:lineRule="auto"/>
+        <w:jc w:val="both"/>
+        <w:rPr>
+          <w:rFonts w:ascii="Arial" w:hAnsi="Arial" w:cs="Arial"/>
+          <w:b w:val="0"/>
+          <w:bCs w:val="0"/>
+          <w:color w:val="000000" w:themeColor="text1"/>
+          <w:sz w:val="24"/>
+          <w:szCs w:val="24"/>
+        </w:rPr>
+      </w:pPr>
+      <w:r>
+        <w:rPr>
+          <w:rFonts w:ascii="Arial" w:hAnsi="Arial" w:cs="Arial"/>
+          <w:b w:val="0"/>
+          <w:bCs w:val="0"/>
+          <w:color w:val="000000" w:themeColor="text1"/>
+          <w:sz w:val="24"/>
+          <w:szCs w:val="24"/>
+        </w:rPr>
+        <w:t>Estrategia de Solución para Geolocalización (RF-GEO)</w:t>
+      </w:r>
+    </w:p>
+    <w:p/>
+    <w:p>
+      <w:pPr>
+        <w:spacing w:line="360" w:lineRule="auto"/>
+        <w:jc w:val="both"/>
+        <w:rPr>
+          <w:rFonts w:ascii="Arial" w:hAnsi="Arial" w:cs="Arial"/>
+          <w:sz w:val="24"/>
+          <w:szCs w:val="24"/>
+        </w:rPr>
+      </w:pPr>
+      <w:r>
+        <w:rPr>
+          <w:rFonts w:ascii="Arial" w:hAnsi="Arial" w:cs="Arial"/>
+          <w:sz w:val="24"/>
+          <w:szCs w:val="24"/>
+        </w:rPr>
+        <w:t>Para incorporar la geolocalización de puestos como requerimiento obligatorio de la Alcaldía de Sucre sin comprometer el presupuesto de 70,000 Bs. ni el cronograma de 6 meses (afectado por la baja de desarrolladores), se adopta la siguiente solución técnica de bajo esfuerzo y costo cero:</w:t>
+      </w:r>
+    </w:p>
+    <w:p>
+      <w:pPr>
+        <w:spacing w:line="360" w:lineRule="auto"/>
+        <w:jc w:val="both"/>
+        <w:rPr>
+          <w:rFonts w:ascii="Arial" w:hAnsi="Arial" w:cs="Arial"/>
+          <w:sz w:val="24"/>
+          <w:szCs w:val="24"/>
+        </w:rPr>
+      </w:pPr>
+    </w:p>
+    <w:p>
+      <w:pPr>
+        <w:pStyle w:val="Prrafodelista"/>
+        <w:numPr>
+          <w:ilvl w:val="0"/>
+          <w:numId w:val="21"/>
+        </w:numPr>
+        <w:spacing w:line="360" w:lineRule="auto"/>
+        <w:jc w:val="both"/>
+        <w:rPr>
+          <w:rFonts w:ascii="Arial" w:hAnsi="Arial" w:cs="Arial"/>
+          <w:sz w:val="24"/>
+          <w:szCs w:val="24"/>
+        </w:rPr>
+      </w:pPr>
+      <w:r>
+        <w:rPr>
+          <w:rFonts w:ascii="Arial" w:hAnsi="Arial" w:cs="Arial"/>
+          <w:sz w:val="24"/>
+          <w:szCs w:val="24"/>
+        </w:rPr>
+        <w:t xml:space="preserve">Uso de Leaflet.js y </w:t>
+      </w:r>
+      <w:proofErr w:type="spellStart"/>
+      <w:r>
+        <w:rPr>
+          <w:rFonts w:ascii="Arial" w:hAnsi="Arial" w:cs="Arial"/>
+          <w:sz w:val="24"/>
+          <w:szCs w:val="24"/>
+        </w:rPr>
+        <w:t>OpenStreetMap</w:t>
+      </w:r>
+      <w:proofErr w:type="spellEnd"/>
+      <w:r>
+        <w:rPr>
+          <w:rFonts w:ascii="Arial" w:hAnsi="Arial" w:cs="Arial"/>
+          <w:sz w:val="24"/>
+          <w:szCs w:val="24"/>
+        </w:rPr>
+        <w:t xml:space="preserve">: Se descarta el uso de Google </w:t>
+      </w:r>
+      <w:proofErr w:type="spellStart"/>
+      <w:r>
+        <w:rPr>
+          <w:rFonts w:ascii="Arial" w:hAnsi="Arial" w:cs="Arial"/>
+          <w:sz w:val="24"/>
+          <w:szCs w:val="24"/>
+        </w:rPr>
+        <w:t>Maps</w:t>
+      </w:r>
+      <w:proofErr w:type="spellEnd"/>
+      <w:r>
+        <w:rPr>
+          <w:rFonts w:ascii="Arial" w:hAnsi="Arial" w:cs="Arial"/>
+          <w:sz w:val="24"/>
+          <w:szCs w:val="24"/>
+        </w:rPr>
+        <w:t xml:space="preserve"> API para evitar costos recurrentes de licenciamiento. Leaflet.js es una biblioteca de JavaScript extremadamente ligera y gratuita que se integrará en el </w:t>
+      </w:r>
+      <w:proofErr w:type="spellStart"/>
+      <w:r>
+        <w:rPr>
+          <w:rFonts w:ascii="Arial" w:hAnsi="Arial" w:cs="Arial"/>
+          <w:sz w:val="24"/>
+          <w:szCs w:val="24"/>
+        </w:rPr>
+        <w:t>frontend</w:t>
+      </w:r>
+      <w:proofErr w:type="spellEnd"/>
+      <w:r>
+        <w:rPr>
+          <w:rFonts w:ascii="Arial" w:hAnsi="Arial" w:cs="Arial"/>
+          <w:sz w:val="24"/>
+          <w:szCs w:val="24"/>
+        </w:rPr>
+        <w:t xml:space="preserve"> del sistema web.</w:t>
+      </w:r>
+    </w:p>
+    <w:p>
+      <w:pPr>
+        <w:pStyle w:val="Prrafodelista"/>
+        <w:numPr>
+          <w:ilvl w:val="0"/>
+          <w:numId w:val="21"/>
+        </w:numPr>
+        <w:spacing w:line="360" w:lineRule="auto"/>
+        <w:jc w:val="both"/>
+        <w:rPr>
+          <w:rFonts w:ascii="Arial" w:hAnsi="Arial" w:cs="Arial"/>
+          <w:sz w:val="24"/>
+          <w:szCs w:val="24"/>
+        </w:rPr>
+      </w:pPr>
+      <w:r>
+        <w:rPr>
+          <w:rFonts w:ascii="Arial" w:hAnsi="Arial" w:cs="Arial"/>
+          <w:sz w:val="24"/>
+          <w:szCs w:val="24"/>
+        </w:rPr>
+        <w:t>API de Geolocalización: El registro de coordenadas GPS se realizará utilizando la API de geolocalización nativa de los navegadores de los dispositivos móviles de los cobradores/inspectores. Esta API es gratuita, estándar y requiere muy pocas líneas de código.</w:t>
+      </w:r>
+    </w:p>
+    <w:p>
+      <w:pPr>
+        <w:pStyle w:val="Prrafodelista"/>
+        <w:numPr>
+          <w:ilvl w:val="0"/>
+          <w:numId w:val="21"/>
+        </w:numPr>
+        <w:spacing w:line="360" w:lineRule="auto"/>
+        <w:jc w:val="both"/>
+        <w:rPr>
+          <w:rFonts w:ascii="Arial" w:hAnsi="Arial" w:cs="Arial"/>
+          <w:sz w:val="24"/>
+          <w:szCs w:val="24"/>
+        </w:rPr>
+      </w:pPr>
+      <w:r>
+        <w:rPr>
+          <w:rFonts w:ascii="Arial" w:hAnsi="Arial" w:cs="Arial"/>
+          <w:sz w:val="24"/>
+          <w:szCs w:val="24"/>
+        </w:rPr>
+        <w:lastRenderedPageBreak/>
+        <w:t>Planos Esquemáticos Interactivos: En lugar de un sistema de cartografía complejo, se utilizarán planos vectoriales simples (SVG) de los mercados Campesino, Central y Mercado Negro. Los puestos se representarán como polígonos interactivos vinculados a su ID en la base de datos, reduciendo drásticamente la complejidad técnica del módulo.</w:t>
+      </w:r>
+    </w:p>
+    <w:p>
+      <w:pPr>
+        <w:spacing w:line="360" w:lineRule="auto"/>
+        <w:jc w:val="both"/>
+        <w:rPr>
+          <w:rFonts w:ascii="Arial" w:hAnsi="Arial" w:cs="Arial"/>
+          <w:sz w:val="24"/>
+          <w:szCs w:val="24"/>
+        </w:rPr>
+      </w:pPr>
+    </w:p>
+    <w:p>
+      <w:pPr>
+        <w:spacing w:line="360" w:lineRule="auto"/>
+        <w:jc w:val="both"/>
+        <w:rPr>
+          <w:rFonts w:ascii="Arial" w:hAnsi="Arial" w:cs="Arial"/>
+          <w:color w:val="000000" w:themeColor="text1"/>
+          <w:sz w:val="24"/>
+          <w:szCs w:val="24"/>
+        </w:rPr>
+      </w:pPr>
+      <w:r>
+        <w:rPr>
+          <w:rFonts w:ascii="Arial" w:hAnsi="Arial" w:cs="Arial"/>
+          <w:color w:val="000000" w:themeColor="text1"/>
+          <w:sz w:val="24"/>
+          <w:szCs w:val="24"/>
+        </w:rPr>
+        <w:t xml:space="preserve">Esta estrategia permite clasificar RF-GEO como </w:t>
+      </w:r>
+      <w:proofErr w:type="spellStart"/>
+      <w:r>
+        <w:rPr>
+          <w:rFonts w:ascii="Arial" w:hAnsi="Arial" w:cs="Arial"/>
+          <w:color w:val="000000" w:themeColor="text1"/>
+          <w:sz w:val="24"/>
+          <w:szCs w:val="24"/>
+        </w:rPr>
+        <w:t>Should</w:t>
+      </w:r>
+      <w:proofErr w:type="spellEnd"/>
+      <w:r>
+        <w:rPr>
+          <w:rFonts w:ascii="Arial" w:hAnsi="Arial" w:cs="Arial"/>
+          <w:color w:val="000000" w:themeColor="text1"/>
+          <w:sz w:val="24"/>
+          <w:szCs w:val="24"/>
+        </w:rPr>
+        <w:t xml:space="preserve"> </w:t>
+      </w:r>
+      <w:proofErr w:type="spellStart"/>
+      <w:r>
+        <w:rPr>
+          <w:rFonts w:ascii="Arial" w:hAnsi="Arial" w:cs="Arial"/>
+          <w:color w:val="000000" w:themeColor="text1"/>
+          <w:sz w:val="24"/>
+          <w:szCs w:val="24"/>
+        </w:rPr>
+        <w:t>Have</w:t>
+      </w:r>
+      <w:proofErr w:type="spellEnd"/>
+      <w:r>
+        <w:rPr>
+          <w:rFonts w:ascii="Arial" w:hAnsi="Arial" w:cs="Arial"/>
+          <w:color w:val="000000" w:themeColor="text1"/>
+          <w:sz w:val="24"/>
+          <w:szCs w:val="24"/>
+        </w:rPr>
+        <w:t>, programando su desarrollo técnico para el Sprint 5 y garantizando su entrega en el MVP.</w:t>
+      </w:r>
+    </w:p>
+    <w:p>
+      <w:pPr>
+        <w:spacing w:line="360" w:lineRule="auto"/>
+        <w:jc w:val="both"/>
+        <w:rPr>
+          <w:rFonts w:ascii="Arial" w:hAnsi="Arial" w:cs="Arial"/>
+          <w:color w:val="000000" w:themeColor="text1"/>
+          <w:sz w:val="24"/>
+          <w:szCs w:val="24"/>
+        </w:rPr>
       </w:pPr>
     </w:p>
     <w:sectPr>
@@ -5186,6 +9011,92 @@
     </w:lvl>
   </w:abstractNum>
   <w:abstractNum w:abstractNumId="15" w15:restartNumberingAfterBreak="0">
+    <w:nsid w:val="3EEF1C4A"/>
+    <w:multiLevelType w:val="hybridMultilevel"/>
+    <w:tmpl w:val="FAF65F2A"/>
+    <w:lvl w:ilvl="0" w:tplc="0C0A000F">
+      <w:start w:val="1"/>
+      <w:numFmt w:val="decimal"/>
+      <w:lvlText w:val="%1."/>
+      <w:lvlJc w:val="left"/>
+      <w:pPr>
+        <w:ind w:left="720" w:hanging="360"/>
+      </w:pPr>
+    </w:lvl>
+    <w:lvl w:ilvl="1" w:tplc="0C0A0019" w:tentative="1">
+      <w:start w:val="1"/>
+      <w:numFmt w:val="lowerLetter"/>
+      <w:lvlText w:val="%2."/>
+      <w:lvlJc w:val="left"/>
+      <w:pPr>
+        <w:ind w:left="1440" w:hanging="360"/>
+      </w:pPr>
+    </w:lvl>
+    <w:lvl w:ilvl="2" w:tplc="0C0A001B" w:tentative="1">
+      <w:start w:val="1"/>
+      <w:numFmt w:val="lowerRoman"/>
+      <w:lvlText w:val="%3."/>
+      <w:lvlJc w:val="right"/>
+      <w:pPr>
+        <w:ind w:left="2160" w:hanging="180"/>
+      </w:pPr>
+    </w:lvl>
+    <w:lvl w:ilvl="3" w:tplc="0C0A000F" w:tentative="1">
+      <w:start w:val="1"/>
+      <w:numFmt w:val="decimal"/>
+      <w:lvlText w:val="%4."/>
+      <w:lvlJc w:val="left"/>
+      <w:pPr>
+        <w:ind w:left="2880" w:hanging="360"/>
+      </w:pPr>
+    </w:lvl>
+    <w:lvl w:ilvl="4" w:tplc="0C0A0019" w:tentative="1">
+      <w:start w:val="1"/>
+      <w:numFmt w:val="lowerLetter"/>
+      <w:lvlText w:val="%5."/>
+      <w:lvlJc w:val="left"/>
+      <w:pPr>
+        <w:ind w:left="3600" w:hanging="360"/>
+      </w:pPr>
+    </w:lvl>
+    <w:lvl w:ilvl="5" w:tplc="0C0A001B" w:tentative="1">
+      <w:start w:val="1"/>
+      <w:numFmt w:val="lowerRoman"/>
+      <w:lvlText w:val="%6."/>
+      <w:lvlJc w:val="right"/>
+      <w:pPr>
+        <w:ind w:left="4320" w:hanging="180"/>
+      </w:pPr>
+    </w:lvl>
+    <w:lvl w:ilvl="6" w:tplc="0C0A000F" w:tentative="1">
+      <w:start w:val="1"/>
+      <w:numFmt w:val="decimal"/>
+      <w:lvlText w:val="%7."/>
+      <w:lvlJc w:val="left"/>
+      <w:pPr>
+        <w:ind w:left="5040" w:hanging="360"/>
+      </w:pPr>
+    </w:lvl>
+    <w:lvl w:ilvl="7" w:tplc="0C0A0019" w:tentative="1">
+      <w:start w:val="1"/>
+      <w:numFmt w:val="lowerLetter"/>
+      <w:lvlText w:val="%8."/>
+      <w:lvlJc w:val="left"/>
+      <w:pPr>
+        <w:ind w:left="5760" w:hanging="360"/>
+      </w:pPr>
+    </w:lvl>
+    <w:lvl w:ilvl="8" w:tplc="0C0A001B" w:tentative="1">
+      <w:start w:val="1"/>
+      <w:numFmt w:val="lowerRoman"/>
+      <w:lvlText w:val="%9."/>
+      <w:lvlJc w:val="right"/>
+      <w:pPr>
+        <w:ind w:left="6480" w:hanging="180"/>
+      </w:pPr>
+    </w:lvl>
+  </w:abstractNum>
+  <w:abstractNum w:abstractNumId="16" w15:restartNumberingAfterBreak="0">
     <w:nsid w:val="462B1912"/>
     <w:multiLevelType w:val="hybridMultilevel"/>
     <w:tmpl w:val="13ECB72A"/>
@@ -5298,7 +9209,7 @@
       </w:rPr>
     </w:lvl>
   </w:abstractNum>
-  <w:abstractNum w:abstractNumId="16" w15:restartNumberingAfterBreak="0">
+  <w:abstractNum w:abstractNumId="17" w15:restartNumberingAfterBreak="0">
     <w:nsid w:val="5803430E"/>
     <w:multiLevelType w:val="hybridMultilevel"/>
     <w:tmpl w:val="4AF88F66"/>
@@ -5411,7 +9322,7 @@
       </w:rPr>
     </w:lvl>
   </w:abstractNum>
-  <w:abstractNum w:abstractNumId="17" w15:restartNumberingAfterBreak="0">
+  <w:abstractNum w:abstractNumId="18" w15:restartNumberingAfterBreak="0">
     <w:nsid w:val="68AE3738"/>
     <w:multiLevelType w:val="hybridMultilevel"/>
     <w:tmpl w:val="55C49B24"/>
@@ -5524,7 +9435,7 @@
       </w:rPr>
     </w:lvl>
   </w:abstractNum>
-  <w:abstractNum w:abstractNumId="18" w15:restartNumberingAfterBreak="0">
+  <w:abstractNum w:abstractNumId="19" w15:restartNumberingAfterBreak="0">
     <w:nsid w:val="7C88519F"/>
     <w:multiLevelType w:val="hybridMultilevel"/>
     <w:tmpl w:val="F8F8D826"/>
@@ -5668,25 +9579,25 @@
     <w:abstractNumId w:val="11"/>
   </w:num>
   <w:num w:numId="11" w16cid:durableId="320233561">
-    <w:abstractNumId w:val="18"/>
+    <w:abstractNumId w:val="19"/>
   </w:num>
   <w:num w:numId="12" w16cid:durableId="1184708675">
     <w:abstractNumId w:val="13"/>
   </w:num>
   <w:num w:numId="13" w16cid:durableId="934552213">
-    <w:abstractNumId w:val="17"/>
+    <w:abstractNumId w:val="18"/>
   </w:num>
   <w:num w:numId="14" w16cid:durableId="327440046">
     <w:abstractNumId w:val="10"/>
   </w:num>
   <w:num w:numId="15" w16cid:durableId="32508412">
-    <w:abstractNumId w:val="15"/>
+    <w:abstractNumId w:val="16"/>
   </w:num>
   <w:num w:numId="16" w16cid:durableId="1460369956">
     <w:abstractNumId w:val="12"/>
   </w:num>
   <w:num w:numId="17" w16cid:durableId="931816476">
-    <w:abstractNumId w:val="16"/>
+    <w:abstractNumId w:val="17"/>
   </w:num>
   <w:num w:numId="18" w16cid:durableId="2090930233">
     <w:abstractNumId w:val="9"/>
@@ -5696,6 +9607,9 @@
   </w:num>
   <w:num w:numId="20" w16cid:durableId="1001157057">
     <w:abstractNumId w:val="11"/>
+  </w:num>
+  <w:num w:numId="21" w16cid:durableId="845096283">
+    <w:abstractNumId w:val="15"/>
   </w:num>
 </w:numbering>
 </file>
@@ -17442,10 +21356,23 @@
 </file>
 
 <file path=customXml/item1.xml><?xml version="1.0" encoding="utf-8"?>
-<b:Sources xmlns:b="http://schemas.openxmlformats.org/officeDocument/2006/bibliography" xmlns="http://schemas.openxmlformats.org/officeDocument/2006/bibliography" SelectedStyle="/APA.XSL" StyleName="APA"/>
+<p:properties xmlns:p="http://schemas.microsoft.com/office/2006/metadata/properties" xmlns:xsi="http://www.w3.org/2001/XMLSchema-instance" xmlns:pc="http://schemas.microsoft.com/office/infopath/2007/PartnerControls">
+  <documentManagement>
+    <ReferenceId xmlns="1c545606-ba1c-407a-b823-f989fac373ee" xsi:nil="true"/>
+  </documentManagement>
+</p:properties>
 </file>
 
 <file path=customXml/item2.xml><?xml version="1.0" encoding="utf-8"?>
+<?mso-contentType ?>
+<FormTemplates xmlns="http://schemas.microsoft.com/sharepoint/v3/contenttype/forms">
+  <Display>DocumentLibraryForm</Display>
+  <Edit>DocumentLibraryForm</Edit>
+  <New>DocumentLibraryForm</New>
+</FormTemplates>
+</file>
+
+<file path=customXml/item3.xml><?xml version="1.0" encoding="utf-8"?>
 <ct:contentTypeSchema xmlns:ct="http://schemas.microsoft.com/office/2006/metadata/contentType" xmlns:ma="http://schemas.microsoft.com/office/2006/metadata/properties/metaAttributes" ct:_="" ma:_="" ma:contentTypeName="Documento" ma:contentTypeID="0x010100ABF155BD2929314EBFAA0D8CA5E69041" ma:contentTypeVersion="4" ma:contentTypeDescription="Crear nuevo documento." ma:contentTypeScope="" ma:versionID="3d47006fdf644e2368fecbc50143f91d">
   <xsd:schema xmlns:xsd="http://www.w3.org/2001/XMLSchema" xmlns:xs="http://www.w3.org/2001/XMLSchema" xmlns:p="http://schemas.microsoft.com/office/2006/metadata/properties" xmlns:ns2="1c545606-ba1c-407a-b823-f989fac373ee" targetNamespace="http://schemas.microsoft.com/office/2006/metadata/properties" ma:root="true" ma:fieldsID="d0a9f9f7b36f5c1a107071ff97ad3182" ns2:_="">
     <xsd:import namespace="1c545606-ba1c-407a-b823-f989fac373ee"/>
@@ -17589,32 +21516,29 @@
 </ct:contentTypeSchema>
 </file>
 
-<file path=customXml/item3.xml><?xml version="1.0" encoding="utf-8"?>
-<?mso-contentType ?>
-<FormTemplates xmlns="http://schemas.microsoft.com/sharepoint/v3/contenttype/forms">
-  <Display>DocumentLibraryForm</Display>
-  <Edit>DocumentLibraryForm</Edit>
-  <New>DocumentLibraryForm</New>
-</FormTemplates>
-</file>
-
 <file path=customXml/item4.xml><?xml version="1.0" encoding="utf-8"?>
-<p:properties xmlns:p="http://schemas.microsoft.com/office/2006/metadata/properties" xmlns:xsi="http://www.w3.org/2001/XMLSchema-instance" xmlns:pc="http://schemas.microsoft.com/office/infopath/2007/PartnerControls">
-  <documentManagement>
-    <ReferenceId xmlns="1c545606-ba1c-407a-b823-f989fac373ee" xsi:nil="true"/>
-  </documentManagement>
-</p:properties>
+<b:Sources xmlns:b="http://schemas.openxmlformats.org/officeDocument/2006/bibliography" xmlns="http://schemas.openxmlformats.org/officeDocument/2006/bibliography" SelectedStyle="/APA.XSL" StyleName="APA"/>
 </file>
 
 <file path=customXml/itemProps1.xml><?xml version="1.0" encoding="utf-8"?>
-<ds:datastoreItem xmlns:ds="http://schemas.openxmlformats.org/officeDocument/2006/customXml" ds:itemID="{EF278816-EC6F-A645-907D-7F25AECB1D4A}">
+<ds:datastoreItem xmlns:ds="http://schemas.openxmlformats.org/officeDocument/2006/customXml" ds:itemID="{34B1A265-BFB6-4375-8692-FABEA8138B84}">
   <ds:schemaRefs>
-    <ds:schemaRef ds:uri="http://schemas.openxmlformats.org/officeDocument/2006/bibliography"/>
+    <ds:schemaRef ds:uri="http://schemas.microsoft.com/office/2006/metadata/properties"/>
+    <ds:schemaRef ds:uri="http://schemas.microsoft.com/office/infopath/2007/PartnerControls"/>
+    <ds:schemaRef ds:uri="1c545606-ba1c-407a-b823-f989fac373ee"/>
   </ds:schemaRefs>
 </ds:datastoreItem>
 </file>
 
 <file path=customXml/itemProps2.xml><?xml version="1.0" encoding="utf-8"?>
+<ds:datastoreItem xmlns:ds="http://schemas.openxmlformats.org/officeDocument/2006/customXml" ds:itemID="{6E5018CD-A07D-42F0-B5BA-E7552024A6DB}">
+  <ds:schemaRefs>
+    <ds:schemaRef ds:uri="http://schemas.microsoft.com/sharepoint/v3/contenttype/forms"/>
+  </ds:schemaRefs>
+</ds:datastoreItem>
+</file>
+
+<file path=customXml/itemProps3.xml><?xml version="1.0" encoding="utf-8"?>
 <ds:datastoreItem xmlns:ds="http://schemas.openxmlformats.org/officeDocument/2006/customXml" ds:itemID="{B512A3C5-593C-4379-A1A3-E75724979078}">
   <ds:schemaRefs>
     <ds:schemaRef ds:uri="http://schemas.microsoft.com/office/2006/metadata/contentType"/>
@@ -17632,20 +21556,10 @@
 </ds:datastoreItem>
 </file>
 
-<file path=customXml/itemProps3.xml><?xml version="1.0" encoding="utf-8"?>
-<ds:datastoreItem xmlns:ds="http://schemas.openxmlformats.org/officeDocument/2006/customXml" ds:itemID="{6E5018CD-A07D-42F0-B5BA-E7552024A6DB}">
+<file path=customXml/itemProps4.xml><?xml version="1.0" encoding="utf-8"?>
+<ds:datastoreItem xmlns:ds="http://schemas.openxmlformats.org/officeDocument/2006/customXml" ds:itemID="{EF278816-EC6F-A645-907D-7F25AECB1D4A}">
   <ds:schemaRefs>
-    <ds:schemaRef ds:uri="http://schemas.microsoft.com/sharepoint/v3/contenttype/forms"/>
-  </ds:schemaRefs>
-</ds:datastoreItem>
-</file>
-
-<file path=customXml/itemProps4.xml><?xml version="1.0" encoding="utf-8"?>
-<ds:datastoreItem xmlns:ds="http://schemas.openxmlformats.org/officeDocument/2006/customXml" ds:itemID="{34B1A265-BFB6-4375-8692-FABEA8138B84}">
-  <ds:schemaRefs>
-    <ds:schemaRef ds:uri="http://schemas.microsoft.com/office/2006/metadata/properties"/>
-    <ds:schemaRef ds:uri="http://schemas.microsoft.com/office/infopath/2007/PartnerControls"/>
-    <ds:schemaRef ds:uri="1c545606-ba1c-407a-b823-f989fac373ee"/>
+    <ds:schemaRef ds:uri="http://schemas.openxmlformats.org/officeDocument/2006/bibliography"/>
   </ds:schemaRefs>
 </ds:datastoreItem>
 </file>
--- a/gestion de proyecto de software.docx
+++ b/gestion de proyecto de software.docx
@@ -8153,6 +8153,2195 @@
           <w:szCs w:val="24"/>
         </w:rPr>
         <w:t>, programando su desarrollo técnico para el Sprint 5 y garantizando su entrega en el MVP.</w:t>
+      </w:r>
+    </w:p>
+    <w:p>
+      <w:pPr>
+        <w:spacing w:line="360" w:lineRule="auto"/>
+        <w:jc w:val="both"/>
+        <w:rPr>
+          <w:rFonts w:ascii="Arial" w:hAnsi="Arial" w:cs="Arial"/>
+          <w:color w:val="000000" w:themeColor="text1"/>
+          <w:sz w:val="24"/>
+          <w:szCs w:val="24"/>
+        </w:rPr>
+      </w:pPr>
+    </w:p>
+    <w:p>
+      <w:pPr>
+        <w:spacing w:line="360" w:lineRule="auto"/>
+        <w:jc w:val="both"/>
+        <w:rPr>
+          <w:rFonts w:ascii="Arial" w:hAnsi="Arial" w:cs="Arial"/>
+          <w:color w:val="000000" w:themeColor="text1"/>
+          <w:sz w:val="24"/>
+          <w:szCs w:val="24"/>
+        </w:rPr>
+      </w:pPr>
+    </w:p>
+    <w:p>
+      <w:pPr>
+        <w:pStyle w:val="Ttulo1"/>
+        <w:spacing w:line="360" w:lineRule="auto"/>
+        <w:jc w:val="both"/>
+        <w:rPr>
+          <w:rFonts w:ascii="Arial" w:hAnsi="Arial" w:cs="Arial"/>
+          <w:color w:val="000000" w:themeColor="text1"/>
+          <w:sz w:val="24"/>
+          <w:szCs w:val="24"/>
+        </w:rPr>
+      </w:pPr>
+      <w:r>
+        <w:rPr>
+          <w:rFonts w:ascii="Arial" w:hAnsi="Arial" w:cs="Arial"/>
+          <w:color w:val="000000" w:themeColor="text1"/>
+          <w:sz w:val="24"/>
+          <w:szCs w:val="24"/>
+        </w:rPr>
+        <w:t>Cronograma Detallado del Proyecto</w:t>
+      </w:r>
+    </w:p>
+    <w:p>
+      <w:pPr>
+        <w:spacing w:after="240" w:line="360" w:lineRule="auto"/>
+        <w:jc w:val="both"/>
+        <w:rPr>
+          <w:rFonts w:ascii="Arial" w:hAnsi="Arial" w:cs="Arial"/>
+          <w:color w:val="000000" w:themeColor="text1"/>
+          <w:sz w:val="24"/>
+          <w:szCs w:val="24"/>
+        </w:rPr>
+      </w:pPr>
+    </w:p>
+    <w:p>
+      <w:pPr>
+        <w:pStyle w:val="Ttulo2"/>
+        <w:spacing w:line="360" w:lineRule="auto"/>
+        <w:jc w:val="both"/>
+        <w:rPr>
+          <w:rFonts w:ascii="Arial" w:hAnsi="Arial" w:cs="Arial"/>
+          <w:color w:val="000000" w:themeColor="text1"/>
+          <w:sz w:val="24"/>
+          <w:szCs w:val="24"/>
+        </w:rPr>
+      </w:pPr>
+      <w:r>
+        <w:rPr>
+          <w:rFonts w:ascii="Arial" w:hAnsi="Arial" w:cs="Arial"/>
+          <w:color w:val="000000" w:themeColor="text1"/>
+          <w:sz w:val="24"/>
+          <w:szCs w:val="24"/>
+        </w:rPr>
+        <w:t>Introducción y Planificación Temporal</w:t>
+      </w:r>
+    </w:p>
+    <w:p>
+      <w:pPr>
+        <w:spacing w:line="360" w:lineRule="auto"/>
+        <w:jc w:val="both"/>
+        <w:rPr>
+          <w:rFonts w:ascii="Arial" w:hAnsi="Arial" w:cs="Arial"/>
+          <w:color w:val="000000" w:themeColor="text1"/>
+          <w:sz w:val="24"/>
+          <w:szCs w:val="24"/>
+        </w:rPr>
+      </w:pPr>
+      <w:r>
+        <w:rPr>
+          <w:rFonts w:ascii="Arial" w:hAnsi="Arial" w:cs="Arial"/>
+          <w:color w:val="000000" w:themeColor="text1"/>
+          <w:sz w:val="24"/>
+          <w:szCs w:val="24"/>
+        </w:rPr>
+        <w:t xml:space="preserve">Este documento establece la línea base del cronograma del proyecto para un ciclo total de 6 meses (24 semanas), estructurado en 12 </w:t>
+      </w:r>
+      <w:proofErr w:type="spellStart"/>
+      <w:r>
+        <w:rPr>
+          <w:rFonts w:ascii="Arial" w:hAnsi="Arial" w:cs="Arial"/>
+          <w:color w:val="000000" w:themeColor="text1"/>
+          <w:sz w:val="24"/>
+          <w:szCs w:val="24"/>
+        </w:rPr>
+        <w:t>Sprints</w:t>
+      </w:r>
+      <w:proofErr w:type="spellEnd"/>
+      <w:r>
+        <w:rPr>
+          <w:rFonts w:ascii="Arial" w:hAnsi="Arial" w:cs="Arial"/>
+          <w:color w:val="000000" w:themeColor="text1"/>
+          <w:sz w:val="24"/>
+          <w:szCs w:val="24"/>
+        </w:rPr>
+        <w:t xml:space="preserve"> de 2 semanas de duración cada uno. El cronograma integra el desarrollo técnico incremental de Scrum con los hitos de control tradicionales, e incorpora de manera coherente los eventos críticos del proyecto (solicitud de geolocalización, renuncia de desarrolladores y cambios regulatorios).</w:t>
+      </w:r>
+    </w:p>
+    <w:p>
+      <w:pPr>
+        <w:spacing w:line="360" w:lineRule="auto"/>
+        <w:jc w:val="both"/>
+        <w:rPr>
+          <w:rFonts w:ascii="Arial" w:hAnsi="Arial" w:cs="Arial"/>
+          <w:color w:val="000000" w:themeColor="text1"/>
+          <w:sz w:val="24"/>
+          <w:szCs w:val="24"/>
+        </w:rPr>
+      </w:pPr>
+    </w:p>
+    <w:p>
+      <w:pPr>
+        <w:pStyle w:val="Ttulo2"/>
+        <w:spacing w:line="360" w:lineRule="auto"/>
+        <w:jc w:val="both"/>
+        <w:rPr>
+          <w:rFonts w:ascii="Arial" w:hAnsi="Arial" w:cs="Arial"/>
+          <w:color w:val="000000" w:themeColor="text1"/>
+          <w:sz w:val="24"/>
+          <w:szCs w:val="24"/>
+        </w:rPr>
+      </w:pPr>
+      <w:r>
+        <w:rPr>
+          <w:rFonts w:ascii="Arial" w:hAnsi="Arial" w:cs="Arial"/>
+          <w:color w:val="000000" w:themeColor="text1"/>
+          <w:sz w:val="24"/>
+          <w:szCs w:val="24"/>
+        </w:rPr>
+        <w:t xml:space="preserve">Calendario de </w:t>
+      </w:r>
+      <w:proofErr w:type="spellStart"/>
+      <w:r>
+        <w:rPr>
+          <w:rFonts w:ascii="Arial" w:hAnsi="Arial" w:cs="Arial"/>
+          <w:color w:val="000000" w:themeColor="text1"/>
+          <w:sz w:val="24"/>
+          <w:szCs w:val="24"/>
+        </w:rPr>
+        <w:t>Sprints</w:t>
+      </w:r>
+      <w:proofErr w:type="spellEnd"/>
+      <w:r>
+        <w:rPr>
+          <w:rFonts w:ascii="Arial" w:hAnsi="Arial" w:cs="Arial"/>
+          <w:color w:val="000000" w:themeColor="text1"/>
+          <w:sz w:val="24"/>
+          <w:szCs w:val="24"/>
+        </w:rPr>
+        <w:t xml:space="preserve"> y Entregas</w:t>
+      </w:r>
+    </w:p>
+    <w:p>
+      <w:pPr>
+        <w:spacing w:line="360" w:lineRule="auto"/>
+        <w:jc w:val="both"/>
+        <w:rPr>
+          <w:rFonts w:ascii="Arial" w:hAnsi="Arial" w:cs="Arial"/>
+          <w:color w:val="000000" w:themeColor="text1"/>
+          <w:sz w:val="24"/>
+          <w:szCs w:val="24"/>
+        </w:rPr>
+      </w:pPr>
+      <w:r>
+        <w:rPr>
+          <w:rFonts w:ascii="Arial" w:hAnsi="Arial" w:cs="Arial"/>
+          <w:color w:val="000000" w:themeColor="text1"/>
+          <w:sz w:val="24"/>
+          <w:szCs w:val="24"/>
+        </w:rPr>
+        <w:t>Estructura detallada del desarrollo por iteración:</w:t>
+      </w:r>
+    </w:p>
+    <w:p>
+      <w:pPr>
+        <w:spacing w:line="360" w:lineRule="auto"/>
+        <w:jc w:val="both"/>
+        <w:rPr>
+          <w:rFonts w:ascii="Arial" w:hAnsi="Arial" w:cs="Arial"/>
+          <w:color w:val="000000" w:themeColor="text1"/>
+          <w:sz w:val="24"/>
+          <w:szCs w:val="24"/>
+        </w:rPr>
+      </w:pPr>
+    </w:p>
+    <w:tbl>
+      <w:tblPr>
+        <w:tblStyle w:val="Tablaconcuadrcula"/>
+        <w:tblW w:w="0" w:type="auto"/>
+        <w:tblLook w:val="04A0" w:firstRow="1" w:lastRow="0" w:firstColumn="1" w:lastColumn="0" w:noHBand="0" w:noVBand="1"/>
+      </w:tblPr>
+      <w:tblGrid>
+        <w:gridCol w:w="1998"/>
+        <w:gridCol w:w="2208"/>
+        <w:gridCol w:w="2208"/>
+        <w:gridCol w:w="2216"/>
+      </w:tblGrid>
+      <w:tr>
+        <w:tc>
+          <w:tcPr>
+            <w:tcW w:w="2340" w:type="dxa"/>
+          </w:tcPr>
+          <w:p>
+            <w:pPr>
+              <w:spacing w:line="360" w:lineRule="auto"/>
+              <w:jc w:val="both"/>
+              <w:rPr>
+                <w:rFonts w:ascii="Arial" w:hAnsi="Arial" w:cs="Arial"/>
+                <w:color w:val="000000" w:themeColor="text1"/>
+                <w:sz w:val="24"/>
+                <w:szCs w:val="24"/>
+              </w:rPr>
+            </w:pPr>
+            <w:r>
+              <w:rPr>
+                <w:rFonts w:ascii="Arial" w:hAnsi="Arial" w:cs="Arial"/>
+                <w:color w:val="000000" w:themeColor="text1"/>
+                <w:sz w:val="24"/>
+                <w:szCs w:val="24"/>
+              </w:rPr>
+              <w:t>Sprint / Semanas</w:t>
+            </w:r>
+          </w:p>
+        </w:tc>
+        <w:tc>
+          <w:tcPr>
+            <w:tcW w:w="2340" w:type="dxa"/>
+          </w:tcPr>
+          <w:p>
+            <w:pPr>
+              <w:spacing w:line="360" w:lineRule="auto"/>
+              <w:jc w:val="both"/>
+              <w:rPr>
+                <w:rFonts w:ascii="Arial" w:hAnsi="Arial" w:cs="Arial"/>
+                <w:color w:val="000000" w:themeColor="text1"/>
+                <w:sz w:val="24"/>
+                <w:szCs w:val="24"/>
+              </w:rPr>
+            </w:pPr>
+            <w:r>
+              <w:rPr>
+                <w:rFonts w:ascii="Arial" w:hAnsi="Arial" w:cs="Arial"/>
+                <w:color w:val="000000" w:themeColor="text1"/>
+                <w:sz w:val="24"/>
+                <w:szCs w:val="24"/>
+              </w:rPr>
+              <w:t>Alcance / Módulo Técnico</w:t>
+            </w:r>
+          </w:p>
+        </w:tc>
+        <w:tc>
+          <w:tcPr>
+            <w:tcW w:w="2340" w:type="dxa"/>
+          </w:tcPr>
+          <w:p>
+            <w:pPr>
+              <w:spacing w:line="360" w:lineRule="auto"/>
+              <w:jc w:val="both"/>
+              <w:rPr>
+                <w:rFonts w:ascii="Arial" w:hAnsi="Arial" w:cs="Arial"/>
+                <w:color w:val="000000" w:themeColor="text1"/>
+                <w:sz w:val="24"/>
+                <w:szCs w:val="24"/>
+              </w:rPr>
+            </w:pPr>
+            <w:r>
+              <w:rPr>
+                <w:rFonts w:ascii="Arial" w:hAnsi="Arial" w:cs="Arial"/>
+                <w:color w:val="000000" w:themeColor="text1"/>
+                <w:sz w:val="24"/>
+                <w:szCs w:val="24"/>
+              </w:rPr>
+              <w:t>Entregables Clave</w:t>
+            </w:r>
+          </w:p>
+        </w:tc>
+        <w:tc>
+          <w:tcPr>
+            <w:tcW w:w="2340" w:type="dxa"/>
+          </w:tcPr>
+          <w:p>
+            <w:pPr>
+              <w:spacing w:line="360" w:lineRule="auto"/>
+              <w:jc w:val="both"/>
+              <w:rPr>
+                <w:rFonts w:ascii="Arial" w:hAnsi="Arial" w:cs="Arial"/>
+                <w:color w:val="000000" w:themeColor="text1"/>
+                <w:sz w:val="24"/>
+                <w:szCs w:val="24"/>
+              </w:rPr>
+            </w:pPr>
+            <w:r>
+              <w:rPr>
+                <w:rFonts w:ascii="Arial" w:hAnsi="Arial" w:cs="Arial"/>
+                <w:color w:val="000000" w:themeColor="text1"/>
+                <w:sz w:val="24"/>
+                <w:szCs w:val="24"/>
+              </w:rPr>
+              <w:t>Eventos / Hitos Críticos</w:t>
+            </w:r>
+          </w:p>
+        </w:tc>
+      </w:tr>
+      <w:tr>
+        <w:tc>
+          <w:tcPr>
+            <w:tcW w:w="2340" w:type="dxa"/>
+          </w:tcPr>
+          <w:p>
+            <w:pPr>
+              <w:spacing w:line="360" w:lineRule="auto"/>
+              <w:jc w:val="both"/>
+              <w:rPr>
+                <w:rFonts w:ascii="Arial" w:hAnsi="Arial" w:cs="Arial"/>
+                <w:color w:val="000000" w:themeColor="text1"/>
+                <w:sz w:val="24"/>
+                <w:szCs w:val="24"/>
+              </w:rPr>
+            </w:pPr>
+            <w:r>
+              <w:rPr>
+                <w:rFonts w:ascii="Arial" w:hAnsi="Arial" w:cs="Arial"/>
+                <w:color w:val="000000" w:themeColor="text1"/>
+                <w:sz w:val="24"/>
+                <w:szCs w:val="24"/>
+              </w:rPr>
+              <w:lastRenderedPageBreak/>
+              <w:t>Sprint 1 (</w:t>
+            </w:r>
+            <w:proofErr w:type="spellStart"/>
+            <w:r>
+              <w:rPr>
+                <w:rFonts w:ascii="Arial" w:hAnsi="Arial" w:cs="Arial"/>
+                <w:color w:val="000000" w:themeColor="text1"/>
+                <w:sz w:val="24"/>
+                <w:szCs w:val="24"/>
+              </w:rPr>
+              <w:t>Sem</w:t>
+            </w:r>
+            <w:proofErr w:type="spellEnd"/>
+            <w:r>
+              <w:rPr>
+                <w:rFonts w:ascii="Arial" w:hAnsi="Arial" w:cs="Arial"/>
+                <w:color w:val="000000" w:themeColor="text1"/>
+                <w:sz w:val="24"/>
+                <w:szCs w:val="24"/>
+              </w:rPr>
+              <w:t>. 1-2)</w:t>
+            </w:r>
+          </w:p>
+        </w:tc>
+        <w:tc>
+          <w:tcPr>
+            <w:tcW w:w="2340" w:type="dxa"/>
+          </w:tcPr>
+          <w:p>
+            <w:pPr>
+              <w:spacing w:line="360" w:lineRule="auto"/>
+              <w:jc w:val="both"/>
+              <w:rPr>
+                <w:rFonts w:ascii="Arial" w:hAnsi="Arial" w:cs="Arial"/>
+                <w:color w:val="000000" w:themeColor="text1"/>
+                <w:sz w:val="24"/>
+                <w:szCs w:val="24"/>
+              </w:rPr>
+            </w:pPr>
+            <w:r>
+              <w:rPr>
+                <w:rFonts w:ascii="Arial" w:hAnsi="Arial" w:cs="Arial"/>
+                <w:color w:val="000000" w:themeColor="text1"/>
+                <w:sz w:val="24"/>
+                <w:szCs w:val="24"/>
+              </w:rPr>
+              <w:t>Iniciación y Planificación</w:t>
+            </w:r>
+          </w:p>
+        </w:tc>
+        <w:tc>
+          <w:tcPr>
+            <w:tcW w:w="2340" w:type="dxa"/>
+          </w:tcPr>
+          <w:p>
+            <w:pPr>
+              <w:spacing w:line="360" w:lineRule="auto"/>
+              <w:jc w:val="both"/>
+              <w:rPr>
+                <w:rFonts w:ascii="Arial" w:hAnsi="Arial" w:cs="Arial"/>
+                <w:color w:val="000000" w:themeColor="text1"/>
+                <w:sz w:val="24"/>
+                <w:szCs w:val="24"/>
+              </w:rPr>
+            </w:pPr>
+            <w:r>
+              <w:rPr>
+                <w:rFonts w:ascii="Arial" w:hAnsi="Arial" w:cs="Arial"/>
+                <w:color w:val="000000" w:themeColor="text1"/>
+                <w:sz w:val="24"/>
+                <w:szCs w:val="24"/>
+              </w:rPr>
+              <w:t xml:space="preserve">Metodología, Solicitud, </w:t>
+            </w:r>
+            <w:proofErr w:type="spellStart"/>
+            <w:r>
+              <w:rPr>
+                <w:rFonts w:ascii="Arial" w:hAnsi="Arial" w:cs="Arial"/>
+                <w:color w:val="000000" w:themeColor="text1"/>
+                <w:sz w:val="24"/>
+                <w:szCs w:val="24"/>
+              </w:rPr>
+              <w:t>Inception</w:t>
+            </w:r>
+            <w:proofErr w:type="spellEnd"/>
+            <w:r>
+              <w:rPr>
+                <w:rFonts w:ascii="Arial" w:hAnsi="Arial" w:cs="Arial"/>
+                <w:color w:val="000000" w:themeColor="text1"/>
+                <w:sz w:val="24"/>
+                <w:szCs w:val="24"/>
+              </w:rPr>
+              <w:t xml:space="preserve"> y Matriz de Priorización.</w:t>
+            </w:r>
+          </w:p>
+        </w:tc>
+        <w:tc>
+          <w:tcPr>
+            <w:tcW w:w="2340" w:type="dxa"/>
+          </w:tcPr>
+          <w:p>
+            <w:pPr>
+              <w:spacing w:line="360" w:lineRule="auto"/>
+              <w:jc w:val="both"/>
+              <w:rPr>
+                <w:rFonts w:ascii="Arial" w:hAnsi="Arial" w:cs="Arial"/>
+                <w:color w:val="000000" w:themeColor="text1"/>
+                <w:sz w:val="24"/>
+                <w:szCs w:val="24"/>
+              </w:rPr>
+            </w:pPr>
+            <w:r>
+              <w:rPr>
+                <w:rFonts w:ascii="Arial" w:hAnsi="Arial" w:cs="Arial"/>
+                <w:color w:val="000000" w:themeColor="text1"/>
+                <w:sz w:val="24"/>
+                <w:szCs w:val="24"/>
+              </w:rPr>
+              <w:t xml:space="preserve">Reunión de </w:t>
+            </w:r>
+            <w:proofErr w:type="spellStart"/>
+            <w:r>
+              <w:rPr>
+                <w:rFonts w:ascii="Arial" w:hAnsi="Arial" w:cs="Arial"/>
+                <w:color w:val="000000" w:themeColor="text1"/>
+                <w:sz w:val="24"/>
+                <w:szCs w:val="24"/>
+              </w:rPr>
+              <w:t>kickoff</w:t>
+            </w:r>
+            <w:proofErr w:type="spellEnd"/>
+            <w:r>
+              <w:rPr>
+                <w:rFonts w:ascii="Arial" w:hAnsi="Arial" w:cs="Arial"/>
+                <w:color w:val="000000" w:themeColor="text1"/>
+                <w:sz w:val="24"/>
+                <w:szCs w:val="24"/>
+              </w:rPr>
+              <w:t xml:space="preserve"> con la Alcaldía.</w:t>
+            </w:r>
+          </w:p>
+        </w:tc>
+      </w:tr>
+      <w:tr>
+        <w:tc>
+          <w:tcPr>
+            <w:tcW w:w="2340" w:type="dxa"/>
+          </w:tcPr>
+          <w:p>
+            <w:pPr>
+              <w:spacing w:line="360" w:lineRule="auto"/>
+              <w:jc w:val="both"/>
+              <w:rPr>
+                <w:rFonts w:ascii="Arial" w:hAnsi="Arial" w:cs="Arial"/>
+                <w:color w:val="000000" w:themeColor="text1"/>
+                <w:sz w:val="24"/>
+                <w:szCs w:val="24"/>
+              </w:rPr>
+            </w:pPr>
+            <w:r>
+              <w:rPr>
+                <w:rFonts w:ascii="Arial" w:hAnsi="Arial" w:cs="Arial"/>
+                <w:color w:val="000000" w:themeColor="text1"/>
+                <w:sz w:val="24"/>
+                <w:szCs w:val="24"/>
+              </w:rPr>
+              <w:t>Sprint 2 (</w:t>
+            </w:r>
+            <w:proofErr w:type="spellStart"/>
+            <w:r>
+              <w:rPr>
+                <w:rFonts w:ascii="Arial" w:hAnsi="Arial" w:cs="Arial"/>
+                <w:color w:val="000000" w:themeColor="text1"/>
+                <w:sz w:val="24"/>
+                <w:szCs w:val="24"/>
+              </w:rPr>
+              <w:t>Sem</w:t>
+            </w:r>
+            <w:proofErr w:type="spellEnd"/>
+            <w:r>
+              <w:rPr>
+                <w:rFonts w:ascii="Arial" w:hAnsi="Arial" w:cs="Arial"/>
+                <w:color w:val="000000" w:themeColor="text1"/>
+                <w:sz w:val="24"/>
+                <w:szCs w:val="24"/>
+              </w:rPr>
+              <w:t>. 3-4)</w:t>
+            </w:r>
+          </w:p>
+        </w:tc>
+        <w:tc>
+          <w:tcPr>
+            <w:tcW w:w="2340" w:type="dxa"/>
+          </w:tcPr>
+          <w:p>
+            <w:pPr>
+              <w:spacing w:line="360" w:lineRule="auto"/>
+              <w:jc w:val="both"/>
+              <w:rPr>
+                <w:rFonts w:ascii="Arial" w:hAnsi="Arial" w:cs="Arial"/>
+                <w:color w:val="000000" w:themeColor="text1"/>
+                <w:sz w:val="24"/>
+                <w:szCs w:val="24"/>
+              </w:rPr>
+            </w:pPr>
+            <w:r>
+              <w:rPr>
+                <w:rFonts w:ascii="Arial" w:hAnsi="Arial" w:cs="Arial"/>
+                <w:color w:val="000000" w:themeColor="text1"/>
+                <w:sz w:val="24"/>
+                <w:szCs w:val="24"/>
+              </w:rPr>
+              <w:t>Especificación de Requisitos y UI</w:t>
+            </w:r>
+          </w:p>
+        </w:tc>
+        <w:tc>
+          <w:tcPr>
+            <w:tcW w:w="2340" w:type="dxa"/>
+          </w:tcPr>
+          <w:p>
+            <w:pPr>
+              <w:spacing w:line="360" w:lineRule="auto"/>
+              <w:jc w:val="both"/>
+              <w:rPr>
+                <w:rFonts w:ascii="Arial" w:hAnsi="Arial" w:cs="Arial"/>
+                <w:color w:val="000000" w:themeColor="text1"/>
+                <w:sz w:val="24"/>
+                <w:szCs w:val="24"/>
+              </w:rPr>
+            </w:pPr>
+            <w:r>
+              <w:rPr>
+                <w:rFonts w:ascii="Arial" w:hAnsi="Arial" w:cs="Arial"/>
+                <w:color w:val="000000" w:themeColor="text1"/>
+                <w:sz w:val="24"/>
+                <w:szCs w:val="24"/>
+              </w:rPr>
+              <w:t>Documento SRS, Diseño de Prototipos de Interfaz responsivos.</w:t>
+            </w:r>
+          </w:p>
+        </w:tc>
+        <w:tc>
+          <w:tcPr>
+            <w:tcW w:w="2340" w:type="dxa"/>
+          </w:tcPr>
+          <w:p>
+            <w:pPr>
+              <w:spacing w:line="360" w:lineRule="auto"/>
+              <w:jc w:val="both"/>
+              <w:rPr>
+                <w:rFonts w:ascii="Arial" w:hAnsi="Arial" w:cs="Arial"/>
+                <w:color w:val="000000" w:themeColor="text1"/>
+                <w:sz w:val="24"/>
+                <w:szCs w:val="24"/>
+              </w:rPr>
+            </w:pPr>
+            <w:r>
+              <w:rPr>
+                <w:rFonts w:ascii="Arial" w:hAnsi="Arial" w:cs="Arial"/>
+                <w:color w:val="000000" w:themeColor="text1"/>
+                <w:sz w:val="24"/>
+                <w:szCs w:val="24"/>
+              </w:rPr>
+              <w:t>Aprobación de la línea base de requerimientos.</w:t>
+            </w:r>
+          </w:p>
+        </w:tc>
+      </w:tr>
+      <w:tr>
+        <w:tc>
+          <w:tcPr>
+            <w:tcW w:w="2340" w:type="dxa"/>
+          </w:tcPr>
+          <w:p>
+            <w:pPr>
+              <w:spacing w:line="360" w:lineRule="auto"/>
+              <w:jc w:val="both"/>
+              <w:rPr>
+                <w:rFonts w:ascii="Arial" w:hAnsi="Arial" w:cs="Arial"/>
+                <w:color w:val="000000" w:themeColor="text1"/>
+                <w:sz w:val="24"/>
+                <w:szCs w:val="24"/>
+              </w:rPr>
+            </w:pPr>
+            <w:r>
+              <w:rPr>
+                <w:rFonts w:ascii="Arial" w:hAnsi="Arial" w:cs="Arial"/>
+                <w:color w:val="000000" w:themeColor="text1"/>
+                <w:sz w:val="24"/>
+                <w:szCs w:val="24"/>
+              </w:rPr>
+              <w:t>Sprint 3 (</w:t>
+            </w:r>
+            <w:proofErr w:type="spellStart"/>
+            <w:r>
+              <w:rPr>
+                <w:rFonts w:ascii="Arial" w:hAnsi="Arial" w:cs="Arial"/>
+                <w:color w:val="000000" w:themeColor="text1"/>
+                <w:sz w:val="24"/>
+                <w:szCs w:val="24"/>
+              </w:rPr>
+              <w:t>Sem</w:t>
+            </w:r>
+            <w:proofErr w:type="spellEnd"/>
+            <w:r>
+              <w:rPr>
+                <w:rFonts w:ascii="Arial" w:hAnsi="Arial" w:cs="Arial"/>
+                <w:color w:val="000000" w:themeColor="text1"/>
+                <w:sz w:val="24"/>
+                <w:szCs w:val="24"/>
+              </w:rPr>
+              <w:t>. 5-6)</w:t>
+            </w:r>
+          </w:p>
+        </w:tc>
+        <w:tc>
+          <w:tcPr>
+            <w:tcW w:w="2340" w:type="dxa"/>
+          </w:tcPr>
+          <w:p>
+            <w:pPr>
+              <w:spacing w:line="360" w:lineRule="auto"/>
+              <w:jc w:val="both"/>
+              <w:rPr>
+                <w:rFonts w:ascii="Arial" w:hAnsi="Arial" w:cs="Arial"/>
+                <w:color w:val="000000" w:themeColor="text1"/>
+                <w:sz w:val="24"/>
+                <w:szCs w:val="24"/>
+              </w:rPr>
+            </w:pPr>
+            <w:r>
+              <w:rPr>
+                <w:rFonts w:ascii="Arial" w:hAnsi="Arial" w:cs="Arial"/>
+                <w:color w:val="000000" w:themeColor="text1"/>
+                <w:sz w:val="24"/>
+                <w:szCs w:val="24"/>
+              </w:rPr>
+              <w:t>Módulo de Puestos y Comerciantes</w:t>
+            </w:r>
+          </w:p>
+        </w:tc>
+        <w:tc>
+          <w:tcPr>
+            <w:tcW w:w="2340" w:type="dxa"/>
+          </w:tcPr>
+          <w:p>
+            <w:pPr>
+              <w:spacing w:line="360" w:lineRule="auto"/>
+              <w:jc w:val="both"/>
+              <w:rPr>
+                <w:rFonts w:ascii="Arial" w:hAnsi="Arial" w:cs="Arial"/>
+                <w:color w:val="000000" w:themeColor="text1"/>
+                <w:sz w:val="24"/>
+                <w:szCs w:val="24"/>
+              </w:rPr>
+            </w:pPr>
+            <w:r>
+              <w:rPr>
+                <w:rFonts w:ascii="Arial" w:hAnsi="Arial" w:cs="Arial"/>
+                <w:color w:val="000000" w:themeColor="text1"/>
+                <w:sz w:val="24"/>
+                <w:szCs w:val="24"/>
+              </w:rPr>
+              <w:t>RF-1.1, RF-1.2 (Registro Puestos) y RF-2.1, RF-2.2 (Registro Comerciantes).</w:t>
+            </w:r>
+          </w:p>
+        </w:tc>
+        <w:tc>
+          <w:tcPr>
+            <w:tcW w:w="2340" w:type="dxa"/>
+          </w:tcPr>
+          <w:p>
+            <w:pPr>
+              <w:spacing w:line="360" w:lineRule="auto"/>
+              <w:jc w:val="both"/>
+              <w:rPr>
+                <w:rFonts w:ascii="Arial" w:hAnsi="Arial" w:cs="Arial"/>
+                <w:color w:val="000000" w:themeColor="text1"/>
+                <w:sz w:val="24"/>
+                <w:szCs w:val="24"/>
+              </w:rPr>
+            </w:pPr>
+            <w:r>
+              <w:rPr>
+                <w:rFonts w:ascii="Arial" w:hAnsi="Arial" w:cs="Arial"/>
+                <w:color w:val="000000" w:themeColor="text1"/>
+                <w:sz w:val="24"/>
+                <w:szCs w:val="24"/>
+              </w:rPr>
+              <w:t>Validación inicial de la base de datos de puestos.</w:t>
+            </w:r>
+          </w:p>
+        </w:tc>
+      </w:tr>
+      <w:tr>
+        <w:tc>
+          <w:tcPr>
+            <w:tcW w:w="2340" w:type="dxa"/>
+          </w:tcPr>
+          <w:p>
+            <w:pPr>
+              <w:spacing w:line="360" w:lineRule="auto"/>
+              <w:jc w:val="both"/>
+              <w:rPr>
+                <w:rFonts w:ascii="Arial" w:hAnsi="Arial" w:cs="Arial"/>
+                <w:color w:val="000000" w:themeColor="text1"/>
+                <w:sz w:val="24"/>
+                <w:szCs w:val="24"/>
+              </w:rPr>
+            </w:pPr>
+            <w:r>
+              <w:rPr>
+                <w:rFonts w:ascii="Arial" w:hAnsi="Arial" w:cs="Arial"/>
+                <w:color w:val="000000" w:themeColor="text1"/>
+                <w:sz w:val="24"/>
+                <w:szCs w:val="24"/>
+              </w:rPr>
+              <w:t>Sprint 4 (</w:t>
+            </w:r>
+            <w:proofErr w:type="spellStart"/>
+            <w:r>
+              <w:rPr>
+                <w:rFonts w:ascii="Arial" w:hAnsi="Arial" w:cs="Arial"/>
+                <w:color w:val="000000" w:themeColor="text1"/>
+                <w:sz w:val="24"/>
+                <w:szCs w:val="24"/>
+              </w:rPr>
+              <w:t>Sem</w:t>
+            </w:r>
+            <w:proofErr w:type="spellEnd"/>
+            <w:r>
+              <w:rPr>
+                <w:rFonts w:ascii="Arial" w:hAnsi="Arial" w:cs="Arial"/>
+                <w:color w:val="000000" w:themeColor="text1"/>
+                <w:sz w:val="24"/>
+                <w:szCs w:val="24"/>
+              </w:rPr>
+              <w:t>. 7-8)</w:t>
+            </w:r>
+          </w:p>
+        </w:tc>
+        <w:tc>
+          <w:tcPr>
+            <w:tcW w:w="2340" w:type="dxa"/>
+          </w:tcPr>
+          <w:p>
+            <w:pPr>
+              <w:spacing w:line="360" w:lineRule="auto"/>
+              <w:jc w:val="both"/>
+              <w:rPr>
+                <w:rFonts w:ascii="Arial" w:hAnsi="Arial" w:cs="Arial"/>
+                <w:color w:val="000000" w:themeColor="text1"/>
+                <w:sz w:val="24"/>
+                <w:szCs w:val="24"/>
+              </w:rPr>
+            </w:pPr>
+            <w:r>
+              <w:rPr>
+                <w:rFonts w:ascii="Arial" w:hAnsi="Arial" w:cs="Arial"/>
+                <w:color w:val="000000" w:themeColor="text1"/>
+                <w:sz w:val="24"/>
+                <w:szCs w:val="24"/>
+              </w:rPr>
+              <w:t>Ocupación e Historial de Deudas</w:t>
+            </w:r>
+          </w:p>
+        </w:tc>
+        <w:tc>
+          <w:tcPr>
+            <w:tcW w:w="2340" w:type="dxa"/>
+          </w:tcPr>
+          <w:p>
+            <w:pPr>
+              <w:spacing w:line="360" w:lineRule="auto"/>
+              <w:jc w:val="both"/>
+              <w:rPr>
+                <w:rFonts w:ascii="Arial" w:hAnsi="Arial" w:cs="Arial"/>
+                <w:color w:val="000000" w:themeColor="text1"/>
+                <w:sz w:val="24"/>
+                <w:szCs w:val="24"/>
+              </w:rPr>
+            </w:pPr>
+            <w:r>
+              <w:rPr>
+                <w:rFonts w:ascii="Arial" w:hAnsi="Arial" w:cs="Arial"/>
+                <w:color w:val="000000" w:themeColor="text1"/>
+                <w:sz w:val="24"/>
+                <w:szCs w:val="24"/>
+              </w:rPr>
+              <w:t>RF-2.3 (Historial de Deudas) y RF-1.3 (Visualización de ocupación).</w:t>
+            </w:r>
+          </w:p>
+        </w:tc>
+        <w:tc>
+          <w:tcPr>
+            <w:tcW w:w="2340" w:type="dxa"/>
+          </w:tcPr>
+          <w:p>
+            <w:pPr>
+              <w:spacing w:line="360" w:lineRule="auto"/>
+              <w:jc w:val="both"/>
+              <w:rPr>
+                <w:rFonts w:ascii="Arial" w:hAnsi="Arial" w:cs="Arial"/>
+                <w:color w:val="000000" w:themeColor="text1"/>
+                <w:sz w:val="24"/>
+                <w:szCs w:val="24"/>
+              </w:rPr>
+            </w:pPr>
+            <w:r>
+              <w:rPr>
+                <w:rFonts w:ascii="Arial" w:hAnsi="Arial" w:cs="Arial"/>
+                <w:color w:val="000000" w:themeColor="text1"/>
+                <w:sz w:val="24"/>
+                <w:szCs w:val="24"/>
+              </w:rPr>
+              <w:t>Integración de puestos-comerciantes.</w:t>
+            </w:r>
+          </w:p>
+        </w:tc>
+      </w:tr>
+      <w:tr>
+        <w:tc>
+          <w:tcPr>
+            <w:tcW w:w="2340" w:type="dxa"/>
+          </w:tcPr>
+          <w:p>
+            <w:pPr>
+              <w:spacing w:line="360" w:lineRule="auto"/>
+              <w:jc w:val="both"/>
+              <w:rPr>
+                <w:rFonts w:ascii="Arial" w:hAnsi="Arial" w:cs="Arial"/>
+                <w:color w:val="000000" w:themeColor="text1"/>
+                <w:sz w:val="24"/>
+                <w:szCs w:val="24"/>
+              </w:rPr>
+            </w:pPr>
+            <w:r>
+              <w:rPr>
+                <w:rFonts w:ascii="Arial" w:hAnsi="Arial" w:cs="Arial"/>
+                <w:color w:val="000000" w:themeColor="text1"/>
+                <w:sz w:val="24"/>
+                <w:szCs w:val="24"/>
+              </w:rPr>
+              <w:t>Sprint 5 (</w:t>
+            </w:r>
+            <w:proofErr w:type="spellStart"/>
+            <w:r>
+              <w:rPr>
+                <w:rFonts w:ascii="Arial" w:hAnsi="Arial" w:cs="Arial"/>
+                <w:color w:val="000000" w:themeColor="text1"/>
+                <w:sz w:val="24"/>
+                <w:szCs w:val="24"/>
+              </w:rPr>
+              <w:t>Sem</w:t>
+            </w:r>
+            <w:proofErr w:type="spellEnd"/>
+            <w:r>
+              <w:rPr>
+                <w:rFonts w:ascii="Arial" w:hAnsi="Arial" w:cs="Arial"/>
+                <w:color w:val="000000" w:themeColor="text1"/>
+                <w:sz w:val="24"/>
+                <w:szCs w:val="24"/>
+              </w:rPr>
+              <w:t>. 9-10)</w:t>
+            </w:r>
+          </w:p>
+        </w:tc>
+        <w:tc>
+          <w:tcPr>
+            <w:tcW w:w="2340" w:type="dxa"/>
+          </w:tcPr>
+          <w:p>
+            <w:pPr>
+              <w:spacing w:line="360" w:lineRule="auto"/>
+              <w:jc w:val="both"/>
+              <w:rPr>
+                <w:rFonts w:ascii="Arial" w:hAnsi="Arial" w:cs="Arial"/>
+                <w:color w:val="000000" w:themeColor="text1"/>
+                <w:sz w:val="24"/>
+                <w:szCs w:val="24"/>
+              </w:rPr>
+            </w:pPr>
+            <w:r>
+              <w:rPr>
+                <w:rFonts w:ascii="Arial" w:hAnsi="Arial" w:cs="Arial"/>
+                <w:color w:val="000000" w:themeColor="text1"/>
+                <w:sz w:val="24"/>
+                <w:szCs w:val="24"/>
+              </w:rPr>
+              <w:t>Módulo de Cobro de Tarifas (I)</w:t>
+            </w:r>
+          </w:p>
+        </w:tc>
+        <w:tc>
+          <w:tcPr>
+            <w:tcW w:w="2340" w:type="dxa"/>
+          </w:tcPr>
+          <w:p>
+            <w:pPr>
+              <w:spacing w:line="360" w:lineRule="auto"/>
+              <w:jc w:val="both"/>
+              <w:rPr>
+                <w:rFonts w:ascii="Arial" w:hAnsi="Arial" w:cs="Arial"/>
+                <w:color w:val="000000" w:themeColor="text1"/>
+                <w:sz w:val="24"/>
+                <w:szCs w:val="24"/>
+              </w:rPr>
+            </w:pPr>
+            <w:r>
+              <w:rPr>
+                <w:rFonts w:ascii="Arial" w:hAnsi="Arial" w:cs="Arial"/>
+                <w:color w:val="000000" w:themeColor="text1"/>
+                <w:sz w:val="24"/>
+                <w:szCs w:val="24"/>
+              </w:rPr>
+              <w:t>RF-3.1 (Registro digital de cobro de tarifas en campo).</w:t>
+            </w:r>
+          </w:p>
+        </w:tc>
+        <w:tc>
+          <w:tcPr>
+            <w:tcW w:w="2340" w:type="dxa"/>
+          </w:tcPr>
+          <w:p>
+            <w:pPr>
+              <w:spacing w:line="360" w:lineRule="auto"/>
+              <w:jc w:val="both"/>
+              <w:rPr>
+                <w:rFonts w:ascii="Arial" w:hAnsi="Arial" w:cs="Arial"/>
+                <w:color w:val="000000" w:themeColor="text1"/>
+                <w:sz w:val="24"/>
+                <w:szCs w:val="24"/>
+              </w:rPr>
+            </w:pPr>
+            <w:r>
+              <w:rPr>
+                <w:rFonts w:ascii="Arial" w:hAnsi="Arial" w:cs="Arial"/>
+                <w:color w:val="000000" w:themeColor="text1"/>
+                <w:sz w:val="24"/>
+                <w:szCs w:val="24"/>
+              </w:rPr>
+              <w:t>SEMANA 10: Solicitud formal de geolocalización. Activación de control de cambios.</w:t>
+            </w:r>
+          </w:p>
+        </w:tc>
+      </w:tr>
+      <w:tr>
+        <w:tc>
+          <w:tcPr>
+            <w:tcW w:w="2340" w:type="dxa"/>
+          </w:tcPr>
+          <w:p>
+            <w:pPr>
+              <w:spacing w:line="360" w:lineRule="auto"/>
+              <w:jc w:val="both"/>
+              <w:rPr>
+                <w:rFonts w:ascii="Arial" w:hAnsi="Arial" w:cs="Arial"/>
+                <w:color w:val="000000" w:themeColor="text1"/>
+                <w:sz w:val="24"/>
+                <w:szCs w:val="24"/>
+              </w:rPr>
+            </w:pPr>
+            <w:r>
+              <w:rPr>
+                <w:rFonts w:ascii="Arial" w:hAnsi="Arial" w:cs="Arial"/>
+                <w:color w:val="000000" w:themeColor="text1"/>
+                <w:sz w:val="24"/>
+                <w:szCs w:val="24"/>
+              </w:rPr>
+              <w:t>Sprint 6 (</w:t>
+            </w:r>
+            <w:proofErr w:type="spellStart"/>
+            <w:r>
+              <w:rPr>
+                <w:rFonts w:ascii="Arial" w:hAnsi="Arial" w:cs="Arial"/>
+                <w:color w:val="000000" w:themeColor="text1"/>
+                <w:sz w:val="24"/>
+                <w:szCs w:val="24"/>
+              </w:rPr>
+              <w:t>Sem</w:t>
+            </w:r>
+            <w:proofErr w:type="spellEnd"/>
+            <w:r>
+              <w:rPr>
+                <w:rFonts w:ascii="Arial" w:hAnsi="Arial" w:cs="Arial"/>
+                <w:color w:val="000000" w:themeColor="text1"/>
+                <w:sz w:val="24"/>
+                <w:szCs w:val="24"/>
+              </w:rPr>
+              <w:t>. 11-12)</w:t>
+            </w:r>
+          </w:p>
+        </w:tc>
+        <w:tc>
+          <w:tcPr>
+            <w:tcW w:w="2340" w:type="dxa"/>
+          </w:tcPr>
+          <w:p>
+            <w:pPr>
+              <w:spacing w:line="360" w:lineRule="auto"/>
+              <w:jc w:val="both"/>
+              <w:rPr>
+                <w:rFonts w:ascii="Arial" w:hAnsi="Arial" w:cs="Arial"/>
+                <w:color w:val="000000" w:themeColor="text1"/>
+                <w:sz w:val="24"/>
+                <w:szCs w:val="24"/>
+              </w:rPr>
+            </w:pPr>
+            <w:r>
+              <w:rPr>
+                <w:rFonts w:ascii="Arial" w:hAnsi="Arial" w:cs="Arial"/>
+                <w:color w:val="000000" w:themeColor="text1"/>
+                <w:sz w:val="24"/>
+                <w:szCs w:val="24"/>
+              </w:rPr>
+              <w:t>Módulo de Cobro de Tarifas (II)</w:t>
+            </w:r>
+          </w:p>
+        </w:tc>
+        <w:tc>
+          <w:tcPr>
+            <w:tcW w:w="2340" w:type="dxa"/>
+          </w:tcPr>
+          <w:p>
+            <w:pPr>
+              <w:spacing w:line="360" w:lineRule="auto"/>
+              <w:jc w:val="both"/>
+              <w:rPr>
+                <w:rFonts w:ascii="Arial" w:hAnsi="Arial" w:cs="Arial"/>
+                <w:color w:val="000000" w:themeColor="text1"/>
+                <w:sz w:val="24"/>
+                <w:szCs w:val="24"/>
+              </w:rPr>
+            </w:pPr>
+            <w:r>
+              <w:rPr>
+                <w:rFonts w:ascii="Arial" w:hAnsi="Arial" w:cs="Arial"/>
+                <w:color w:val="000000" w:themeColor="text1"/>
+                <w:sz w:val="24"/>
+                <w:szCs w:val="24"/>
+              </w:rPr>
+              <w:t>RF-3.2 (Emisión de recibo digital) y RF-3.3 (Alertas de morosidad).</w:t>
+            </w:r>
+          </w:p>
+        </w:tc>
+        <w:tc>
+          <w:tcPr>
+            <w:tcW w:w="2340" w:type="dxa"/>
+          </w:tcPr>
+          <w:p>
+            <w:pPr>
+              <w:spacing w:line="360" w:lineRule="auto"/>
+              <w:jc w:val="both"/>
+              <w:rPr>
+                <w:rFonts w:ascii="Arial" w:hAnsi="Arial" w:cs="Arial"/>
+                <w:color w:val="000000" w:themeColor="text1"/>
+                <w:sz w:val="24"/>
+                <w:szCs w:val="24"/>
+              </w:rPr>
+            </w:pPr>
+            <w:r>
+              <w:rPr>
+                <w:rFonts w:ascii="Arial" w:hAnsi="Arial" w:cs="Arial"/>
+                <w:color w:val="000000" w:themeColor="text1"/>
+                <w:sz w:val="24"/>
+                <w:szCs w:val="24"/>
+              </w:rPr>
+              <w:t>SEMANA 12: Renuncia de 2 desarrolladores. Activación de contingencias de personal.</w:t>
+            </w:r>
+          </w:p>
+        </w:tc>
+      </w:tr>
+      <w:tr>
+        <w:tc>
+          <w:tcPr>
+            <w:tcW w:w="2340" w:type="dxa"/>
+          </w:tcPr>
+          <w:p>
+            <w:pPr>
+              <w:spacing w:line="360" w:lineRule="auto"/>
+              <w:jc w:val="both"/>
+              <w:rPr>
+                <w:rFonts w:ascii="Arial" w:hAnsi="Arial" w:cs="Arial"/>
+                <w:color w:val="000000" w:themeColor="text1"/>
+                <w:sz w:val="24"/>
+                <w:szCs w:val="24"/>
+              </w:rPr>
+            </w:pPr>
+            <w:r>
+              <w:rPr>
+                <w:rFonts w:ascii="Arial" w:hAnsi="Arial" w:cs="Arial"/>
+                <w:color w:val="000000" w:themeColor="text1"/>
+                <w:sz w:val="24"/>
+                <w:szCs w:val="24"/>
+              </w:rPr>
+              <w:lastRenderedPageBreak/>
+              <w:t>Sprint 7 (</w:t>
+            </w:r>
+            <w:proofErr w:type="spellStart"/>
+            <w:r>
+              <w:rPr>
+                <w:rFonts w:ascii="Arial" w:hAnsi="Arial" w:cs="Arial"/>
+                <w:color w:val="000000" w:themeColor="text1"/>
+                <w:sz w:val="24"/>
+                <w:szCs w:val="24"/>
+              </w:rPr>
+              <w:t>Sem</w:t>
+            </w:r>
+            <w:proofErr w:type="spellEnd"/>
+            <w:r>
+              <w:rPr>
+                <w:rFonts w:ascii="Arial" w:hAnsi="Arial" w:cs="Arial"/>
+                <w:color w:val="000000" w:themeColor="text1"/>
+                <w:sz w:val="24"/>
+                <w:szCs w:val="24"/>
+              </w:rPr>
+              <w:t>. 13-14)</w:t>
+            </w:r>
+          </w:p>
+        </w:tc>
+        <w:tc>
+          <w:tcPr>
+            <w:tcW w:w="2340" w:type="dxa"/>
+          </w:tcPr>
+          <w:p>
+            <w:pPr>
+              <w:spacing w:line="360" w:lineRule="auto"/>
+              <w:jc w:val="both"/>
+              <w:rPr>
+                <w:rFonts w:ascii="Arial" w:hAnsi="Arial" w:cs="Arial"/>
+                <w:color w:val="000000" w:themeColor="text1"/>
+                <w:sz w:val="24"/>
+                <w:szCs w:val="24"/>
+              </w:rPr>
+            </w:pPr>
+            <w:r>
+              <w:rPr>
+                <w:rFonts w:ascii="Arial" w:hAnsi="Arial" w:cs="Arial"/>
+                <w:color w:val="000000" w:themeColor="text1"/>
+                <w:sz w:val="24"/>
+                <w:szCs w:val="24"/>
+              </w:rPr>
+              <w:t>Módulo de Licencias Sanitarias (I)</w:t>
+            </w:r>
+          </w:p>
+        </w:tc>
+        <w:tc>
+          <w:tcPr>
+            <w:tcW w:w="2340" w:type="dxa"/>
+          </w:tcPr>
+          <w:p>
+            <w:pPr>
+              <w:spacing w:line="360" w:lineRule="auto"/>
+              <w:jc w:val="both"/>
+              <w:rPr>
+                <w:rFonts w:ascii="Arial" w:hAnsi="Arial" w:cs="Arial"/>
+                <w:color w:val="000000" w:themeColor="text1"/>
+                <w:sz w:val="24"/>
+                <w:szCs w:val="24"/>
+              </w:rPr>
+            </w:pPr>
+            <w:r>
+              <w:rPr>
+                <w:rFonts w:ascii="Arial" w:hAnsi="Arial" w:cs="Arial"/>
+                <w:color w:val="000000" w:themeColor="text1"/>
+                <w:sz w:val="24"/>
+                <w:szCs w:val="24"/>
+              </w:rPr>
+              <w:t>RF-4.1 (Registro de licencias sanitarias por puesto).</w:t>
+            </w:r>
+          </w:p>
+        </w:tc>
+        <w:tc>
+          <w:tcPr>
+            <w:tcW w:w="2340" w:type="dxa"/>
+          </w:tcPr>
+          <w:p>
+            <w:pPr>
+              <w:spacing w:line="360" w:lineRule="auto"/>
+              <w:jc w:val="both"/>
+              <w:rPr>
+                <w:rFonts w:ascii="Arial" w:hAnsi="Arial" w:cs="Arial"/>
+                <w:color w:val="000000" w:themeColor="text1"/>
+                <w:sz w:val="24"/>
+                <w:szCs w:val="24"/>
+              </w:rPr>
+            </w:pPr>
+            <w:r>
+              <w:rPr>
+                <w:rFonts w:ascii="Arial" w:hAnsi="Arial" w:cs="Arial"/>
+                <w:color w:val="000000" w:themeColor="text1"/>
+                <w:sz w:val="24"/>
+                <w:szCs w:val="24"/>
+              </w:rPr>
+              <w:t>SEMANA 13: Cambio de normativa municipal. Ajuste de reglas de validación sanitaria.</w:t>
+            </w:r>
+          </w:p>
+        </w:tc>
+      </w:tr>
+      <w:tr>
+        <w:tc>
+          <w:tcPr>
+            <w:tcW w:w="2340" w:type="dxa"/>
+          </w:tcPr>
+          <w:p>
+            <w:pPr>
+              <w:spacing w:line="360" w:lineRule="auto"/>
+              <w:jc w:val="both"/>
+              <w:rPr>
+                <w:rFonts w:ascii="Arial" w:hAnsi="Arial" w:cs="Arial"/>
+                <w:color w:val="000000" w:themeColor="text1"/>
+                <w:sz w:val="24"/>
+                <w:szCs w:val="24"/>
+              </w:rPr>
+            </w:pPr>
+            <w:r>
+              <w:rPr>
+                <w:rFonts w:ascii="Arial" w:hAnsi="Arial" w:cs="Arial"/>
+                <w:color w:val="000000" w:themeColor="text1"/>
+                <w:sz w:val="24"/>
+                <w:szCs w:val="24"/>
+              </w:rPr>
+              <w:t>Sprint 8 (</w:t>
+            </w:r>
+            <w:proofErr w:type="spellStart"/>
+            <w:r>
+              <w:rPr>
+                <w:rFonts w:ascii="Arial" w:hAnsi="Arial" w:cs="Arial"/>
+                <w:color w:val="000000" w:themeColor="text1"/>
+                <w:sz w:val="24"/>
+                <w:szCs w:val="24"/>
+              </w:rPr>
+              <w:t>Sem</w:t>
+            </w:r>
+            <w:proofErr w:type="spellEnd"/>
+            <w:r>
+              <w:rPr>
+                <w:rFonts w:ascii="Arial" w:hAnsi="Arial" w:cs="Arial"/>
+                <w:color w:val="000000" w:themeColor="text1"/>
+                <w:sz w:val="24"/>
+                <w:szCs w:val="24"/>
+              </w:rPr>
+              <w:t>. 15-16)</w:t>
+            </w:r>
+          </w:p>
+        </w:tc>
+        <w:tc>
+          <w:tcPr>
+            <w:tcW w:w="2340" w:type="dxa"/>
+          </w:tcPr>
+          <w:p>
+            <w:pPr>
+              <w:spacing w:line="360" w:lineRule="auto"/>
+              <w:jc w:val="both"/>
+              <w:rPr>
+                <w:rFonts w:ascii="Arial" w:hAnsi="Arial" w:cs="Arial"/>
+                <w:color w:val="000000" w:themeColor="text1"/>
+                <w:sz w:val="24"/>
+                <w:szCs w:val="24"/>
+              </w:rPr>
+            </w:pPr>
+            <w:r>
+              <w:rPr>
+                <w:rFonts w:ascii="Arial" w:hAnsi="Arial" w:cs="Arial"/>
+                <w:color w:val="000000" w:themeColor="text1"/>
+                <w:sz w:val="24"/>
+                <w:szCs w:val="24"/>
+              </w:rPr>
+              <w:t>Módulo de Licencias Sanitarias (II)</w:t>
+            </w:r>
+          </w:p>
+        </w:tc>
+        <w:tc>
+          <w:tcPr>
+            <w:tcW w:w="2340" w:type="dxa"/>
+          </w:tcPr>
+          <w:p>
+            <w:pPr>
+              <w:spacing w:line="360" w:lineRule="auto"/>
+              <w:jc w:val="both"/>
+              <w:rPr>
+                <w:rFonts w:ascii="Arial" w:hAnsi="Arial" w:cs="Arial"/>
+                <w:color w:val="000000" w:themeColor="text1"/>
+                <w:sz w:val="24"/>
+                <w:szCs w:val="24"/>
+              </w:rPr>
+            </w:pPr>
+            <w:r>
+              <w:rPr>
+                <w:rFonts w:ascii="Arial" w:hAnsi="Arial" w:cs="Arial"/>
+                <w:color w:val="000000" w:themeColor="text1"/>
+                <w:sz w:val="24"/>
+                <w:szCs w:val="24"/>
+              </w:rPr>
+              <w:t>RF-4.2 (Alertas de vencimiento) y RF-4.3 (Registro de inspecciones).</w:t>
+            </w:r>
+          </w:p>
+        </w:tc>
+        <w:tc>
+          <w:tcPr>
+            <w:tcW w:w="2340" w:type="dxa"/>
+          </w:tcPr>
+          <w:p>
+            <w:pPr>
+              <w:spacing w:line="360" w:lineRule="auto"/>
+              <w:jc w:val="both"/>
+              <w:rPr>
+                <w:rFonts w:ascii="Arial" w:hAnsi="Arial" w:cs="Arial"/>
+                <w:color w:val="000000" w:themeColor="text1"/>
+                <w:sz w:val="24"/>
+                <w:szCs w:val="24"/>
+              </w:rPr>
+            </w:pPr>
+            <w:r>
+              <w:rPr>
+                <w:rFonts w:ascii="Arial" w:hAnsi="Arial" w:cs="Arial"/>
+                <w:color w:val="000000" w:themeColor="text1"/>
+                <w:sz w:val="24"/>
+                <w:szCs w:val="24"/>
+              </w:rPr>
+              <w:t>Pruebas de campo de inspecciones de salubridad.</w:t>
+            </w:r>
+          </w:p>
+        </w:tc>
+      </w:tr>
+      <w:tr>
+        <w:tc>
+          <w:tcPr>
+            <w:tcW w:w="2340" w:type="dxa"/>
+          </w:tcPr>
+          <w:p>
+            <w:pPr>
+              <w:spacing w:line="360" w:lineRule="auto"/>
+              <w:jc w:val="both"/>
+              <w:rPr>
+                <w:rFonts w:ascii="Arial" w:hAnsi="Arial" w:cs="Arial"/>
+                <w:color w:val="000000" w:themeColor="text1"/>
+                <w:sz w:val="24"/>
+                <w:szCs w:val="24"/>
+              </w:rPr>
+            </w:pPr>
+            <w:r>
+              <w:rPr>
+                <w:rFonts w:ascii="Arial" w:hAnsi="Arial" w:cs="Arial"/>
+                <w:color w:val="000000" w:themeColor="text1"/>
+                <w:sz w:val="24"/>
+                <w:szCs w:val="24"/>
+              </w:rPr>
+              <w:t>Sprint 9 (</w:t>
+            </w:r>
+            <w:proofErr w:type="spellStart"/>
+            <w:r>
+              <w:rPr>
+                <w:rFonts w:ascii="Arial" w:hAnsi="Arial" w:cs="Arial"/>
+                <w:color w:val="000000" w:themeColor="text1"/>
+                <w:sz w:val="24"/>
+                <w:szCs w:val="24"/>
+              </w:rPr>
+              <w:t>Sem</w:t>
+            </w:r>
+            <w:proofErr w:type="spellEnd"/>
+            <w:r>
+              <w:rPr>
+                <w:rFonts w:ascii="Arial" w:hAnsi="Arial" w:cs="Arial"/>
+                <w:color w:val="000000" w:themeColor="text1"/>
+                <w:sz w:val="24"/>
+                <w:szCs w:val="24"/>
+              </w:rPr>
+              <w:t>. 17-18)</w:t>
+            </w:r>
+          </w:p>
+        </w:tc>
+        <w:tc>
+          <w:tcPr>
+            <w:tcW w:w="2340" w:type="dxa"/>
+          </w:tcPr>
+          <w:p>
+            <w:pPr>
+              <w:spacing w:line="360" w:lineRule="auto"/>
+              <w:jc w:val="both"/>
+              <w:rPr>
+                <w:rFonts w:ascii="Arial" w:hAnsi="Arial" w:cs="Arial"/>
+                <w:color w:val="000000" w:themeColor="text1"/>
+                <w:sz w:val="24"/>
+                <w:szCs w:val="24"/>
+              </w:rPr>
+            </w:pPr>
+            <w:r>
+              <w:rPr>
+                <w:rFonts w:ascii="Arial" w:hAnsi="Arial" w:cs="Arial"/>
+                <w:color w:val="000000" w:themeColor="text1"/>
+                <w:sz w:val="24"/>
+                <w:szCs w:val="24"/>
+              </w:rPr>
+              <w:t>Módulo de Geolocalización (I)</w:t>
+            </w:r>
+          </w:p>
+        </w:tc>
+        <w:tc>
+          <w:tcPr>
+            <w:tcW w:w="2340" w:type="dxa"/>
+          </w:tcPr>
+          <w:p>
+            <w:pPr>
+              <w:spacing w:line="360" w:lineRule="auto"/>
+              <w:jc w:val="both"/>
+              <w:rPr>
+                <w:rFonts w:ascii="Arial" w:hAnsi="Arial" w:cs="Arial"/>
+                <w:color w:val="000000" w:themeColor="text1"/>
+                <w:sz w:val="24"/>
+                <w:szCs w:val="24"/>
+              </w:rPr>
+            </w:pPr>
+            <w:r>
+              <w:rPr>
+                <w:rFonts w:ascii="Arial" w:hAnsi="Arial" w:cs="Arial"/>
+                <w:color w:val="000000" w:themeColor="text1"/>
+                <w:sz w:val="24"/>
+                <w:szCs w:val="24"/>
+              </w:rPr>
+              <w:t xml:space="preserve">Integración técnica de Leaflet.js y </w:t>
+            </w:r>
+            <w:proofErr w:type="spellStart"/>
+            <w:r>
+              <w:rPr>
+                <w:rFonts w:ascii="Arial" w:hAnsi="Arial" w:cs="Arial"/>
+                <w:color w:val="000000" w:themeColor="text1"/>
+                <w:sz w:val="24"/>
+                <w:szCs w:val="24"/>
+              </w:rPr>
+              <w:t>OpenStreetMap</w:t>
+            </w:r>
+            <w:proofErr w:type="spellEnd"/>
+            <w:r>
+              <w:rPr>
+                <w:rFonts w:ascii="Arial" w:hAnsi="Arial" w:cs="Arial"/>
+                <w:color w:val="000000" w:themeColor="text1"/>
+                <w:sz w:val="24"/>
+                <w:szCs w:val="24"/>
+              </w:rPr>
+              <w:t xml:space="preserve"> en la plataforma.</w:t>
+            </w:r>
+          </w:p>
+        </w:tc>
+        <w:tc>
+          <w:tcPr>
+            <w:tcW w:w="2340" w:type="dxa"/>
+          </w:tcPr>
+          <w:p>
+            <w:pPr>
+              <w:spacing w:line="360" w:lineRule="auto"/>
+              <w:jc w:val="both"/>
+              <w:rPr>
+                <w:rFonts w:ascii="Arial" w:hAnsi="Arial" w:cs="Arial"/>
+                <w:color w:val="000000" w:themeColor="text1"/>
+                <w:sz w:val="24"/>
+                <w:szCs w:val="24"/>
+              </w:rPr>
+            </w:pPr>
+            <w:r>
+              <w:rPr>
+                <w:rFonts w:ascii="Arial" w:hAnsi="Arial" w:cs="Arial"/>
+                <w:color w:val="000000" w:themeColor="text1"/>
+                <w:sz w:val="24"/>
+                <w:szCs w:val="24"/>
+              </w:rPr>
+              <w:t>Inicio del desarrollo de geolocalización (RF-GEO).</w:t>
+            </w:r>
+          </w:p>
+        </w:tc>
+      </w:tr>
+      <w:tr>
+        <w:tc>
+          <w:tcPr>
+            <w:tcW w:w="2340" w:type="dxa"/>
+          </w:tcPr>
+          <w:p>
+            <w:pPr>
+              <w:spacing w:line="360" w:lineRule="auto"/>
+              <w:jc w:val="both"/>
+              <w:rPr>
+                <w:rFonts w:ascii="Arial" w:hAnsi="Arial" w:cs="Arial"/>
+                <w:color w:val="000000" w:themeColor="text1"/>
+                <w:sz w:val="24"/>
+                <w:szCs w:val="24"/>
+              </w:rPr>
+            </w:pPr>
+            <w:r>
+              <w:rPr>
+                <w:rFonts w:ascii="Arial" w:hAnsi="Arial" w:cs="Arial"/>
+                <w:color w:val="000000" w:themeColor="text1"/>
+                <w:sz w:val="24"/>
+                <w:szCs w:val="24"/>
+              </w:rPr>
+              <w:t>Sprint 10 (</w:t>
+            </w:r>
+            <w:proofErr w:type="spellStart"/>
+            <w:r>
+              <w:rPr>
+                <w:rFonts w:ascii="Arial" w:hAnsi="Arial" w:cs="Arial"/>
+                <w:color w:val="000000" w:themeColor="text1"/>
+                <w:sz w:val="24"/>
+                <w:szCs w:val="24"/>
+              </w:rPr>
+              <w:t>Sem</w:t>
+            </w:r>
+            <w:proofErr w:type="spellEnd"/>
+            <w:r>
+              <w:rPr>
+                <w:rFonts w:ascii="Arial" w:hAnsi="Arial" w:cs="Arial"/>
+                <w:color w:val="000000" w:themeColor="text1"/>
+                <w:sz w:val="24"/>
+                <w:szCs w:val="24"/>
+              </w:rPr>
+              <w:t>. 19-20)</w:t>
+            </w:r>
+          </w:p>
+        </w:tc>
+        <w:tc>
+          <w:tcPr>
+            <w:tcW w:w="2340" w:type="dxa"/>
+          </w:tcPr>
+          <w:p>
+            <w:pPr>
+              <w:spacing w:line="360" w:lineRule="auto"/>
+              <w:jc w:val="both"/>
+              <w:rPr>
+                <w:rFonts w:ascii="Arial" w:hAnsi="Arial" w:cs="Arial"/>
+                <w:color w:val="000000" w:themeColor="text1"/>
+                <w:sz w:val="24"/>
+                <w:szCs w:val="24"/>
+              </w:rPr>
+            </w:pPr>
+            <w:r>
+              <w:rPr>
+                <w:rFonts w:ascii="Arial" w:hAnsi="Arial" w:cs="Arial"/>
+                <w:color w:val="000000" w:themeColor="text1"/>
+                <w:sz w:val="24"/>
+                <w:szCs w:val="24"/>
+              </w:rPr>
+              <w:t>Módulo de Geolocalización (II)</w:t>
+            </w:r>
+          </w:p>
+        </w:tc>
+        <w:tc>
+          <w:tcPr>
+            <w:tcW w:w="2340" w:type="dxa"/>
+          </w:tcPr>
+          <w:p>
+            <w:pPr>
+              <w:spacing w:line="360" w:lineRule="auto"/>
+              <w:jc w:val="both"/>
+              <w:rPr>
+                <w:rFonts w:ascii="Arial" w:hAnsi="Arial" w:cs="Arial"/>
+                <w:color w:val="000000" w:themeColor="text1"/>
+                <w:sz w:val="24"/>
+                <w:szCs w:val="24"/>
+              </w:rPr>
+            </w:pPr>
+            <w:r>
+              <w:rPr>
+                <w:rFonts w:ascii="Arial" w:hAnsi="Arial" w:cs="Arial"/>
+                <w:color w:val="000000" w:themeColor="text1"/>
+                <w:sz w:val="24"/>
+                <w:szCs w:val="24"/>
+              </w:rPr>
+              <w:t>RF-GEO (Captura GPS nativa HTML5 y mapas vectoriales SVG).</w:t>
+            </w:r>
+          </w:p>
+        </w:tc>
+        <w:tc>
+          <w:tcPr>
+            <w:tcW w:w="2340" w:type="dxa"/>
+          </w:tcPr>
+          <w:p>
+            <w:pPr>
+              <w:spacing w:line="360" w:lineRule="auto"/>
+              <w:jc w:val="both"/>
+              <w:rPr>
+                <w:rFonts w:ascii="Arial" w:hAnsi="Arial" w:cs="Arial"/>
+                <w:color w:val="000000" w:themeColor="text1"/>
+                <w:sz w:val="24"/>
+                <w:szCs w:val="24"/>
+              </w:rPr>
+            </w:pPr>
+            <w:r>
+              <w:rPr>
+                <w:rFonts w:ascii="Arial" w:hAnsi="Arial" w:cs="Arial"/>
+                <w:color w:val="000000" w:themeColor="text1"/>
+                <w:sz w:val="24"/>
+                <w:szCs w:val="24"/>
+              </w:rPr>
+              <w:t>Integración completa de planos interactivos de mercados.</w:t>
+            </w:r>
+          </w:p>
+        </w:tc>
+      </w:tr>
+      <w:tr>
+        <w:tc>
+          <w:tcPr>
+            <w:tcW w:w="2340" w:type="dxa"/>
+          </w:tcPr>
+          <w:p>
+            <w:pPr>
+              <w:spacing w:line="360" w:lineRule="auto"/>
+              <w:jc w:val="both"/>
+              <w:rPr>
+                <w:rFonts w:ascii="Arial" w:hAnsi="Arial" w:cs="Arial"/>
+                <w:color w:val="000000" w:themeColor="text1"/>
+                <w:sz w:val="24"/>
+                <w:szCs w:val="24"/>
+              </w:rPr>
+            </w:pPr>
+            <w:r>
+              <w:rPr>
+                <w:rFonts w:ascii="Arial" w:hAnsi="Arial" w:cs="Arial"/>
+                <w:color w:val="000000" w:themeColor="text1"/>
+                <w:sz w:val="24"/>
+                <w:szCs w:val="24"/>
+              </w:rPr>
+              <w:t>Sprint 11 (</w:t>
+            </w:r>
+            <w:proofErr w:type="spellStart"/>
+            <w:r>
+              <w:rPr>
+                <w:rFonts w:ascii="Arial" w:hAnsi="Arial" w:cs="Arial"/>
+                <w:color w:val="000000" w:themeColor="text1"/>
+                <w:sz w:val="24"/>
+                <w:szCs w:val="24"/>
+              </w:rPr>
+              <w:t>Sem</w:t>
+            </w:r>
+            <w:proofErr w:type="spellEnd"/>
+            <w:r>
+              <w:rPr>
+                <w:rFonts w:ascii="Arial" w:hAnsi="Arial" w:cs="Arial"/>
+                <w:color w:val="000000" w:themeColor="text1"/>
+                <w:sz w:val="24"/>
+                <w:szCs w:val="24"/>
+              </w:rPr>
+              <w:t>. 21-22)</w:t>
+            </w:r>
+          </w:p>
+        </w:tc>
+        <w:tc>
+          <w:tcPr>
+            <w:tcW w:w="2340" w:type="dxa"/>
+          </w:tcPr>
+          <w:p>
+            <w:pPr>
+              <w:spacing w:line="360" w:lineRule="auto"/>
+              <w:jc w:val="both"/>
+              <w:rPr>
+                <w:rFonts w:ascii="Arial" w:hAnsi="Arial" w:cs="Arial"/>
+                <w:color w:val="000000" w:themeColor="text1"/>
+                <w:sz w:val="24"/>
+                <w:szCs w:val="24"/>
+              </w:rPr>
+            </w:pPr>
+            <w:r>
+              <w:rPr>
+                <w:rFonts w:ascii="Arial" w:hAnsi="Arial" w:cs="Arial"/>
+                <w:color w:val="000000" w:themeColor="text1"/>
+                <w:sz w:val="24"/>
+                <w:szCs w:val="24"/>
+              </w:rPr>
+              <w:t>Módulo de Informes y Reportes</w:t>
+            </w:r>
+          </w:p>
+        </w:tc>
+        <w:tc>
+          <w:tcPr>
+            <w:tcW w:w="2340" w:type="dxa"/>
+          </w:tcPr>
+          <w:p>
+            <w:pPr>
+              <w:spacing w:line="360" w:lineRule="auto"/>
+              <w:jc w:val="both"/>
+              <w:rPr>
+                <w:rFonts w:ascii="Arial" w:hAnsi="Arial" w:cs="Arial"/>
+                <w:color w:val="000000" w:themeColor="text1"/>
+                <w:sz w:val="24"/>
+                <w:szCs w:val="24"/>
+              </w:rPr>
+            </w:pPr>
+            <w:r>
+              <w:rPr>
+                <w:rFonts w:ascii="Arial" w:hAnsi="Arial" w:cs="Arial"/>
+                <w:color w:val="000000" w:themeColor="text1"/>
+                <w:sz w:val="24"/>
+                <w:szCs w:val="24"/>
+              </w:rPr>
+              <w:t>RF-5.1 (Reporte recaudación), RF-5.2 (Morosos) y RF-5.3 (Reporte sanitario).</w:t>
+            </w:r>
+          </w:p>
+        </w:tc>
+        <w:tc>
+          <w:tcPr>
+            <w:tcW w:w="2340" w:type="dxa"/>
+          </w:tcPr>
+          <w:p>
+            <w:pPr>
+              <w:spacing w:line="360" w:lineRule="auto"/>
+              <w:jc w:val="both"/>
+              <w:rPr>
+                <w:rFonts w:ascii="Arial" w:hAnsi="Arial" w:cs="Arial"/>
+                <w:color w:val="000000" w:themeColor="text1"/>
+                <w:sz w:val="24"/>
+                <w:szCs w:val="24"/>
+              </w:rPr>
+            </w:pPr>
+            <w:r>
+              <w:rPr>
+                <w:rFonts w:ascii="Arial" w:hAnsi="Arial" w:cs="Arial"/>
+                <w:color w:val="000000" w:themeColor="text1"/>
+                <w:sz w:val="24"/>
+                <w:szCs w:val="24"/>
+              </w:rPr>
+              <w:t>Consolidación de reportes para Dirección de Ingresos.</w:t>
+            </w:r>
+          </w:p>
+        </w:tc>
+      </w:tr>
+      <w:tr>
+        <w:tc>
+          <w:tcPr>
+            <w:tcW w:w="2340" w:type="dxa"/>
+          </w:tcPr>
+          <w:p>
+            <w:pPr>
+              <w:spacing w:line="360" w:lineRule="auto"/>
+              <w:jc w:val="both"/>
+              <w:rPr>
+                <w:rFonts w:ascii="Arial" w:hAnsi="Arial" w:cs="Arial"/>
+                <w:color w:val="000000" w:themeColor="text1"/>
+                <w:sz w:val="24"/>
+                <w:szCs w:val="24"/>
+              </w:rPr>
+            </w:pPr>
+            <w:r>
+              <w:rPr>
+                <w:rFonts w:ascii="Arial" w:hAnsi="Arial" w:cs="Arial"/>
+                <w:color w:val="000000" w:themeColor="text1"/>
+                <w:sz w:val="24"/>
+                <w:szCs w:val="24"/>
+              </w:rPr>
+              <w:t>Sprint 12 (</w:t>
+            </w:r>
+            <w:proofErr w:type="spellStart"/>
+            <w:r>
+              <w:rPr>
+                <w:rFonts w:ascii="Arial" w:hAnsi="Arial" w:cs="Arial"/>
+                <w:color w:val="000000" w:themeColor="text1"/>
+                <w:sz w:val="24"/>
+                <w:szCs w:val="24"/>
+              </w:rPr>
+              <w:t>Sem</w:t>
+            </w:r>
+            <w:proofErr w:type="spellEnd"/>
+            <w:r>
+              <w:rPr>
+                <w:rFonts w:ascii="Arial" w:hAnsi="Arial" w:cs="Arial"/>
+                <w:color w:val="000000" w:themeColor="text1"/>
+                <w:sz w:val="24"/>
+                <w:szCs w:val="24"/>
+              </w:rPr>
+              <w:t>. 23-24)</w:t>
+            </w:r>
+          </w:p>
+        </w:tc>
+        <w:tc>
+          <w:tcPr>
+            <w:tcW w:w="2340" w:type="dxa"/>
+          </w:tcPr>
+          <w:p>
+            <w:pPr>
+              <w:spacing w:line="360" w:lineRule="auto"/>
+              <w:jc w:val="both"/>
+              <w:rPr>
+                <w:rFonts w:ascii="Arial" w:hAnsi="Arial" w:cs="Arial"/>
+                <w:color w:val="000000" w:themeColor="text1"/>
+                <w:sz w:val="24"/>
+                <w:szCs w:val="24"/>
+              </w:rPr>
+            </w:pPr>
+            <w:r>
+              <w:rPr>
+                <w:rFonts w:ascii="Arial" w:hAnsi="Arial" w:cs="Arial"/>
+                <w:color w:val="000000" w:themeColor="text1"/>
+                <w:sz w:val="24"/>
+                <w:szCs w:val="24"/>
+              </w:rPr>
+              <w:t>Cierre y Despliegue de MVP</w:t>
+            </w:r>
+          </w:p>
+        </w:tc>
+        <w:tc>
+          <w:tcPr>
+            <w:tcW w:w="2340" w:type="dxa"/>
+          </w:tcPr>
+          <w:p>
+            <w:pPr>
+              <w:spacing w:line="360" w:lineRule="auto"/>
+              <w:jc w:val="both"/>
+              <w:rPr>
+                <w:rFonts w:ascii="Arial" w:hAnsi="Arial" w:cs="Arial"/>
+                <w:color w:val="000000" w:themeColor="text1"/>
+                <w:sz w:val="24"/>
+                <w:szCs w:val="24"/>
+              </w:rPr>
+            </w:pPr>
+            <w:r>
+              <w:rPr>
+                <w:rFonts w:ascii="Arial" w:hAnsi="Arial" w:cs="Arial"/>
+                <w:color w:val="000000" w:themeColor="text1"/>
+                <w:sz w:val="24"/>
+                <w:szCs w:val="24"/>
+              </w:rPr>
+              <w:t>MVP desplegado en producción, capacitación y Acta de Cierre.</w:t>
+            </w:r>
+          </w:p>
+        </w:tc>
+        <w:tc>
+          <w:tcPr>
+            <w:tcW w:w="2340" w:type="dxa"/>
+          </w:tcPr>
+          <w:p>
+            <w:pPr>
+              <w:spacing w:line="360" w:lineRule="auto"/>
+              <w:jc w:val="both"/>
+              <w:rPr>
+                <w:rFonts w:ascii="Arial" w:hAnsi="Arial" w:cs="Arial"/>
+                <w:color w:val="000000" w:themeColor="text1"/>
+                <w:sz w:val="24"/>
+                <w:szCs w:val="24"/>
+              </w:rPr>
+            </w:pPr>
+            <w:r>
+              <w:rPr>
+                <w:rFonts w:ascii="Arial" w:hAnsi="Arial" w:cs="Arial"/>
+                <w:color w:val="000000" w:themeColor="text1"/>
+                <w:sz w:val="24"/>
+                <w:szCs w:val="24"/>
+              </w:rPr>
+              <w:t>Aceptación final del MVP por Dirección de Ingresos.</w:t>
+            </w:r>
+          </w:p>
+        </w:tc>
+      </w:tr>
+    </w:tbl>
+    <w:p>
+      <w:pPr>
+        <w:pStyle w:val="Ttulo2"/>
+        <w:numPr>
+          <w:ilvl w:val="0"/>
+          <w:numId w:val="0"/>
+        </w:numPr>
+        <w:spacing w:line="360" w:lineRule="auto"/>
+        <w:jc w:val="both"/>
+        <w:rPr>
+          <w:rFonts w:ascii="Arial" w:hAnsi="Arial" w:cs="Arial"/>
+          <w:color w:val="000000" w:themeColor="text1"/>
+          <w:sz w:val="24"/>
+          <w:szCs w:val="24"/>
+        </w:rPr>
+      </w:pPr>
+    </w:p>
+    <w:p>
+      <w:pPr>
+        <w:pStyle w:val="Ttulo2"/>
+        <w:spacing w:line="360" w:lineRule="auto"/>
+        <w:jc w:val="both"/>
+        <w:rPr>
+          <w:rFonts w:ascii="Arial" w:hAnsi="Arial" w:cs="Arial"/>
+          <w:color w:val="000000" w:themeColor="text1"/>
+          <w:sz w:val="24"/>
+          <w:szCs w:val="24"/>
+        </w:rPr>
+      </w:pPr>
+      <w:r>
+        <w:rPr>
+          <w:rFonts w:ascii="Arial" w:hAnsi="Arial" w:cs="Arial"/>
+          <w:color w:val="000000" w:themeColor="text1"/>
+          <w:sz w:val="24"/>
+          <w:szCs w:val="24"/>
+        </w:rPr>
+        <w:t>Detalle de Hitos Críticos y Gestión del Impacto</w:t>
+      </w:r>
+    </w:p>
+    <w:p/>
+    <w:p>
+      <w:pPr>
+        <w:spacing w:line="360" w:lineRule="auto"/>
+        <w:jc w:val="both"/>
+        <w:rPr>
+          <w:rFonts w:ascii="Arial" w:hAnsi="Arial" w:cs="Arial"/>
+          <w:color w:val="000000" w:themeColor="text1"/>
+          <w:sz w:val="24"/>
+          <w:szCs w:val="24"/>
+        </w:rPr>
+      </w:pPr>
+      <w:r>
+        <w:rPr>
+          <w:rFonts w:ascii="Arial" w:hAnsi="Arial" w:cs="Arial"/>
+          <w:color w:val="000000" w:themeColor="text1"/>
+          <w:sz w:val="24"/>
+          <w:szCs w:val="24"/>
+        </w:rPr>
+        <w:t>A continuación, se detalla el impacto y la respuesta metodológica planificada ante los eventos críticos del cronograma:</w:t>
+      </w:r>
+      <w:r>
+        <w:rPr>
+          <w:rFonts w:ascii="Arial" w:hAnsi="Arial" w:cs="Arial"/>
+          <w:color w:val="000000" w:themeColor="text1"/>
+          <w:sz w:val="24"/>
+          <w:szCs w:val="24"/>
+        </w:rPr>
+        <w:br/>
+      </w:r>
+      <w:r>
+        <w:rPr>
+          <w:rFonts w:ascii="Arial" w:hAnsi="Arial" w:cs="Arial"/>
+          <w:color w:val="000000" w:themeColor="text1"/>
+          <w:sz w:val="24"/>
+          <w:szCs w:val="24"/>
+        </w:rPr>
+        <w:br/>
+        <w:t>Hito 1: Solicitud de Geolocalización (Semana 10):</w:t>
+      </w:r>
+      <w:r>
+        <w:rPr>
+          <w:rFonts w:ascii="Arial" w:hAnsi="Arial" w:cs="Arial"/>
+          <w:color w:val="000000" w:themeColor="text1"/>
+          <w:sz w:val="24"/>
+          <w:szCs w:val="24"/>
+        </w:rPr>
+        <w:br/>
+        <w:t xml:space="preserve">La Alcaldía de Sucre solicita formalmente agregar la geolocalización de puestos. El equipo inicia el proceso formal de gestión del cambio (solicitud, análisis de impacto y costo-beneficio). Para evitar desvíos en el plazo de 6 meses y presupuesto de 70,000 Bs., se aprueba una solución optimizada (Leaflet.js + </w:t>
+      </w:r>
+      <w:proofErr w:type="spellStart"/>
+      <w:r>
+        <w:rPr>
+          <w:rFonts w:ascii="Arial" w:hAnsi="Arial" w:cs="Arial"/>
+          <w:color w:val="000000" w:themeColor="text1"/>
+          <w:sz w:val="24"/>
+          <w:szCs w:val="24"/>
+        </w:rPr>
+        <w:t>OpenStreetMap</w:t>
+      </w:r>
+      <w:proofErr w:type="spellEnd"/>
+      <w:r>
+        <w:rPr>
+          <w:rFonts w:ascii="Arial" w:hAnsi="Arial" w:cs="Arial"/>
+          <w:color w:val="000000" w:themeColor="text1"/>
+          <w:sz w:val="24"/>
+          <w:szCs w:val="24"/>
+        </w:rPr>
+        <w:t xml:space="preserve"> sin costo de licenciamiento, geolocalización nativa HTML5 y planos SVG) que reduce el esfuerzo y programa su desarrollo formal en los </w:t>
+      </w:r>
+      <w:proofErr w:type="spellStart"/>
+      <w:r>
+        <w:rPr>
+          <w:rFonts w:ascii="Arial" w:hAnsi="Arial" w:cs="Arial"/>
+          <w:color w:val="000000" w:themeColor="text1"/>
+          <w:sz w:val="24"/>
+          <w:szCs w:val="24"/>
+        </w:rPr>
+        <w:t>Sprints</w:t>
+      </w:r>
+      <w:proofErr w:type="spellEnd"/>
+      <w:r>
+        <w:rPr>
+          <w:rFonts w:ascii="Arial" w:hAnsi="Arial" w:cs="Arial"/>
+          <w:color w:val="000000" w:themeColor="text1"/>
+          <w:sz w:val="24"/>
+          <w:szCs w:val="24"/>
+        </w:rPr>
+        <w:t xml:space="preserve"> 9 y 10.</w:t>
+      </w:r>
+      <w:r>
+        <w:rPr>
+          <w:rFonts w:ascii="Arial" w:hAnsi="Arial" w:cs="Arial"/>
+          <w:color w:val="000000" w:themeColor="text1"/>
+          <w:sz w:val="24"/>
+          <w:szCs w:val="24"/>
+        </w:rPr>
+        <w:br/>
+      </w:r>
+      <w:r>
+        <w:rPr>
+          <w:rFonts w:ascii="Arial" w:hAnsi="Arial" w:cs="Arial"/>
+          <w:color w:val="000000" w:themeColor="text1"/>
+          <w:sz w:val="24"/>
+          <w:szCs w:val="24"/>
+        </w:rPr>
+        <w:br/>
+        <w:t>Hito 2: Renuncia de dos Desarrolladores Clave (Semana 12):</w:t>
+      </w:r>
+      <w:r>
+        <w:rPr>
+          <w:rFonts w:ascii="Arial" w:hAnsi="Arial" w:cs="Arial"/>
+          <w:color w:val="000000" w:themeColor="text1"/>
+          <w:sz w:val="24"/>
+          <w:szCs w:val="24"/>
+        </w:rPr>
+        <w:br/>
+        <w:t xml:space="preserve">La renuncia de dos desarrolladores se materializa al final del Sprint 6. Se activa el plan de contingencia de riesgos: reestimación de la velocidad del equipo (se reduce la capacidad en un 30%), redistribución de tareas críticas de base de datos a los desarrolladores restantes, y priorización de requerimientos. El uso de la solución de geolocalización de bajo esfuerzo (Leaflet.js) en los </w:t>
+      </w:r>
+      <w:proofErr w:type="spellStart"/>
+      <w:r>
+        <w:rPr>
+          <w:rFonts w:ascii="Arial" w:hAnsi="Arial" w:cs="Arial"/>
+          <w:color w:val="000000" w:themeColor="text1"/>
+          <w:sz w:val="24"/>
+          <w:szCs w:val="24"/>
+        </w:rPr>
+        <w:t>Sprints</w:t>
+      </w:r>
+      <w:proofErr w:type="spellEnd"/>
+      <w:r>
+        <w:rPr>
+          <w:rFonts w:ascii="Arial" w:hAnsi="Arial" w:cs="Arial"/>
+          <w:color w:val="000000" w:themeColor="text1"/>
+          <w:sz w:val="24"/>
+          <w:szCs w:val="24"/>
+        </w:rPr>
+        <w:t xml:space="preserve"> 9 y 10 mitiga la pérdida de capacidad, manteniendo viable la fecha de entrega del MVP en la semana 24.</w:t>
+      </w:r>
+      <w:r>
+        <w:rPr>
+          <w:rFonts w:ascii="Arial" w:hAnsi="Arial" w:cs="Arial"/>
+          <w:color w:val="000000" w:themeColor="text1"/>
+          <w:sz w:val="24"/>
+          <w:szCs w:val="24"/>
+        </w:rPr>
+        <w:br/>
+      </w:r>
+      <w:r>
+        <w:rPr>
+          <w:rFonts w:ascii="Arial" w:hAnsi="Arial" w:cs="Arial"/>
+          <w:color w:val="000000" w:themeColor="text1"/>
+          <w:sz w:val="24"/>
+          <w:szCs w:val="24"/>
+        </w:rPr>
+        <w:br/>
+        <w:t>Hito 3: Cambio de Normativa de Licencias Sanitarias (Semana 13):</w:t>
+      </w:r>
+      <w:r>
+        <w:rPr>
+          <w:rFonts w:ascii="Arial" w:hAnsi="Arial" w:cs="Arial"/>
+          <w:color w:val="000000" w:themeColor="text1"/>
+          <w:sz w:val="24"/>
+          <w:szCs w:val="24"/>
+        </w:rPr>
+        <w:br/>
+        <w:t xml:space="preserve">Al inicio del Sprint 7, entra en vigencia una nueva normativa municipal sobre licencias de salubridad. Se realiza una sesión de Backlog </w:t>
+      </w:r>
+      <w:proofErr w:type="spellStart"/>
+      <w:r>
+        <w:rPr>
+          <w:rFonts w:ascii="Arial" w:hAnsi="Arial" w:cs="Arial"/>
+          <w:color w:val="000000" w:themeColor="text1"/>
+          <w:sz w:val="24"/>
+          <w:szCs w:val="24"/>
+        </w:rPr>
+        <w:t>Refinement</w:t>
+      </w:r>
+      <w:proofErr w:type="spellEnd"/>
+      <w:r>
+        <w:rPr>
+          <w:rFonts w:ascii="Arial" w:hAnsi="Arial" w:cs="Arial"/>
+          <w:color w:val="000000" w:themeColor="text1"/>
+          <w:sz w:val="24"/>
+          <w:szCs w:val="24"/>
+        </w:rPr>
+        <w:t xml:space="preserve"> con el </w:t>
+      </w:r>
+      <w:proofErr w:type="spellStart"/>
+      <w:r>
+        <w:rPr>
+          <w:rFonts w:ascii="Arial" w:hAnsi="Arial" w:cs="Arial"/>
+          <w:color w:val="000000" w:themeColor="text1"/>
+          <w:sz w:val="24"/>
+          <w:szCs w:val="24"/>
+        </w:rPr>
+        <w:t>Product</w:t>
+      </w:r>
+      <w:proofErr w:type="spellEnd"/>
+      <w:r>
+        <w:rPr>
+          <w:rFonts w:ascii="Arial" w:hAnsi="Arial" w:cs="Arial"/>
+          <w:color w:val="000000" w:themeColor="text1"/>
+          <w:sz w:val="24"/>
+          <w:szCs w:val="24"/>
+        </w:rPr>
+        <w:t xml:space="preserve"> </w:t>
+      </w:r>
+      <w:proofErr w:type="spellStart"/>
+      <w:r>
+        <w:rPr>
+          <w:rFonts w:ascii="Arial" w:hAnsi="Arial" w:cs="Arial"/>
+          <w:color w:val="000000" w:themeColor="text1"/>
+          <w:sz w:val="24"/>
+          <w:szCs w:val="24"/>
+        </w:rPr>
+        <w:t>Owner</w:t>
+      </w:r>
+      <w:proofErr w:type="spellEnd"/>
+      <w:r>
+        <w:rPr>
+          <w:rFonts w:ascii="Arial" w:hAnsi="Arial" w:cs="Arial"/>
+          <w:color w:val="000000" w:themeColor="text1"/>
+          <w:sz w:val="24"/>
+          <w:szCs w:val="24"/>
+        </w:rPr>
+        <w:t xml:space="preserve"> para ajustar las reglas de negocio en la base de datos (RF-4.1) sin alterar el cronograma, ya que el módulo de licencias sanitarias inicia su desarrollo precisamente en este sprint (</w:t>
+      </w:r>
+      <w:proofErr w:type="spellStart"/>
+      <w:r>
+        <w:rPr>
+          <w:rFonts w:ascii="Arial" w:hAnsi="Arial" w:cs="Arial"/>
+          <w:color w:val="000000" w:themeColor="text1"/>
+          <w:sz w:val="24"/>
+          <w:szCs w:val="24"/>
+        </w:rPr>
+        <w:t>Sprints</w:t>
+      </w:r>
+      <w:proofErr w:type="spellEnd"/>
+      <w:r>
+        <w:rPr>
+          <w:rFonts w:ascii="Arial" w:hAnsi="Arial" w:cs="Arial"/>
+          <w:color w:val="000000" w:themeColor="text1"/>
+          <w:sz w:val="24"/>
+          <w:szCs w:val="24"/>
+        </w:rPr>
+        <w:t xml:space="preserve"> 7 y 8).</w:t>
       </w:r>
     </w:p>
     <w:p>

--- a/gestion de proyecto de software.docx
+++ b/gestion de proyecto de software.docx
@@ -53,13 +53,8 @@
         <w:pStyle w:val="Listaconvietas"/>
       </w:pPr>
       <w:r>
-        <w:t xml:space="preserve">Documento de </w:t>
+        <w:t>Documento de Inception</w:t>
       </w:r>
-      <w:proofErr w:type="spellStart"/>
-      <w:r>
-        <w:t>Inception</w:t>
-      </w:r>
-      <w:proofErr w:type="spellEnd"/>
     </w:p>
     <w:p>
       <w:pPr>
@@ -188,27 +183,9 @@
       <w:pPr>
         <w:pStyle w:val="Listaconvietas"/>
       </w:pPr>
-      <w:proofErr w:type="spellStart"/>
       <w:r>
-        <w:t>Value</w:t>
+        <w:t>Value Stream Mapping</w:t>
       </w:r>
-      <w:proofErr w:type="spellEnd"/>
-      <w:r>
-        <w:t xml:space="preserve"> </w:t>
-      </w:r>
-      <w:proofErr w:type="spellStart"/>
-      <w:r>
-        <w:t>Stream</w:t>
-      </w:r>
-      <w:proofErr w:type="spellEnd"/>
-      <w:r>
-        <w:t xml:space="preserve"> </w:t>
-      </w:r>
-      <w:proofErr w:type="spellStart"/>
-      <w:r>
-        <w:t>Mapping</w:t>
-      </w:r>
-      <w:proofErr w:type="spellEnd"/>
     </w:p>
     <w:p>
       <w:pPr>
@@ -577,59 +554,13 @@
           <w:szCs w:val="24"/>
         </w:rPr>
       </w:pPr>
-      <w:proofErr w:type="spellStart"/>
       <w:r>
         <w:rPr>
           <w:rFonts w:ascii="Arial" w:hAnsi="Arial" w:cs="Arial"/>
           <w:sz w:val="24"/>
           <w:szCs w:val="24"/>
         </w:rPr>
-        <w:t>Product</w:t>
-      </w:r>
-      <w:proofErr w:type="spellEnd"/>
-      <w:r>
-        <w:rPr>
-          <w:rFonts w:ascii="Arial" w:hAnsi="Arial" w:cs="Arial"/>
-          <w:sz w:val="24"/>
-          <w:szCs w:val="24"/>
-        </w:rPr>
-        <w:t xml:space="preserve"> </w:t>
-      </w:r>
-      <w:proofErr w:type="spellStart"/>
-      <w:r>
-        <w:rPr>
-          <w:rFonts w:ascii="Arial" w:hAnsi="Arial" w:cs="Arial"/>
-          <w:sz w:val="24"/>
-          <w:szCs w:val="24"/>
-        </w:rPr>
-        <w:t>Owner</w:t>
-      </w:r>
-      <w:proofErr w:type="spellEnd"/>
-      <w:r>
-        <w:rPr>
-          <w:rFonts w:ascii="Arial" w:hAnsi="Arial" w:cs="Arial"/>
-          <w:sz w:val="24"/>
-          <w:szCs w:val="24"/>
-        </w:rPr>
-        <w:t xml:space="preserve"> (PO): Enlace directo con el negocio y regulaciones de la Alcaldía. Define los requerimientos en forma de Historias de Usuario, mantiene ordenado el </w:t>
-      </w:r>
-      <w:proofErr w:type="spellStart"/>
-      <w:r>
-        <w:rPr>
-          <w:rFonts w:ascii="Arial" w:hAnsi="Arial" w:cs="Arial"/>
-          <w:sz w:val="24"/>
-          <w:szCs w:val="24"/>
-        </w:rPr>
-        <w:t>Product</w:t>
-      </w:r>
-      <w:proofErr w:type="spellEnd"/>
-      <w:r>
-        <w:rPr>
-          <w:rFonts w:ascii="Arial" w:hAnsi="Arial" w:cs="Arial"/>
-          <w:sz w:val="24"/>
-          <w:szCs w:val="24"/>
-        </w:rPr>
-        <w:t xml:space="preserve"> Backlog y valida la entrega de valor en cada cierre de iteración.</w:t>
+        <w:t>Product Owner (PO): Enlace directo con el negocio y regulaciones de la Alcaldía. Define los requerimientos en forma de Historias de Usuario, mantiene ordenado el Product Backlog y valida la entrega de valor en cada cierre de iteración.</w:t>
       </w:r>
     </w:p>
     <w:p>
@@ -738,29 +669,7 @@
           <w:sz w:val="24"/>
           <w:szCs w:val="24"/>
         </w:rPr>
-        <w:t>El desarrollo del software se dividirá en iteraciones de tiempo fijo (</w:t>
-      </w:r>
-      <w:proofErr w:type="spellStart"/>
-      <w:r>
-        <w:rPr>
-          <w:rFonts w:ascii="Arial" w:hAnsi="Arial" w:cs="Arial"/>
-          <w:bCs/>
-          <w:color w:val="000000" w:themeColor="text1"/>
-          <w:sz w:val="24"/>
-          <w:szCs w:val="24"/>
-        </w:rPr>
-        <w:t>Sprints</w:t>
-      </w:r>
-      <w:proofErr w:type="spellEnd"/>
-      <w:r>
-        <w:rPr>
-          <w:rFonts w:ascii="Arial" w:hAnsi="Arial" w:cs="Arial"/>
-          <w:bCs/>
-          <w:color w:val="000000" w:themeColor="text1"/>
-          <w:sz w:val="24"/>
-          <w:szCs w:val="24"/>
-        </w:rPr>
-        <w:t>) de 2 semanas de duración. Las ceremonias clave son:</w:t>
+        <w:t>El desarrollo del software se dividirá en iteraciones de tiempo fijo (Sprints) de 2 semanas de duración. Las ceremonias clave son:</w:t>
       </w:r>
     </w:p>
     <w:p>
@@ -787,43 +696,7 @@
           <w:sz w:val="24"/>
           <w:szCs w:val="24"/>
         </w:rPr>
-        <w:t xml:space="preserve">Sprint </w:t>
-      </w:r>
-      <w:proofErr w:type="spellStart"/>
-      <w:r>
-        <w:rPr>
-          <w:rFonts w:ascii="Arial" w:hAnsi="Arial" w:cs="Arial"/>
-          <w:sz w:val="24"/>
-          <w:szCs w:val="24"/>
-        </w:rPr>
-        <w:t>Planning</w:t>
-      </w:r>
-      <w:proofErr w:type="spellEnd"/>
-      <w:r>
-        <w:rPr>
-          <w:rFonts w:ascii="Arial" w:hAnsi="Arial" w:cs="Arial"/>
-          <w:sz w:val="24"/>
-          <w:szCs w:val="24"/>
-        </w:rPr>
-        <w:t xml:space="preserve">: Planificación conjunta al inicio de cada sprint para definir qué historias de usuario se implementarán y definir el Sprint </w:t>
-      </w:r>
-      <w:proofErr w:type="spellStart"/>
-      <w:r>
-        <w:rPr>
-          <w:rFonts w:ascii="Arial" w:hAnsi="Arial" w:cs="Arial"/>
-          <w:sz w:val="24"/>
-          <w:szCs w:val="24"/>
-        </w:rPr>
-        <w:t>Goal</w:t>
-      </w:r>
-      <w:proofErr w:type="spellEnd"/>
-      <w:r>
-        <w:rPr>
-          <w:rFonts w:ascii="Arial" w:hAnsi="Arial" w:cs="Arial"/>
-          <w:sz w:val="24"/>
-          <w:szCs w:val="24"/>
-        </w:rPr>
-        <w:t>.</w:t>
+        <w:t>Sprint Planning: Planificación conjunta al inicio de cada sprint para definir qué historias de usuario se implementarán y definir el Sprint Goal.</w:t>
       </w:r>
     </w:p>
     <w:p>
@@ -844,23 +717,13 @@
           <w:szCs w:val="24"/>
         </w:rPr>
       </w:pPr>
-      <w:proofErr w:type="spellStart"/>
       <w:r>
         <w:rPr>
           <w:rFonts w:ascii="Arial" w:hAnsi="Arial" w:cs="Arial"/>
           <w:sz w:val="24"/>
           <w:szCs w:val="24"/>
         </w:rPr>
-        <w:t>Daily</w:t>
-      </w:r>
-      <w:proofErr w:type="spellEnd"/>
-      <w:r>
-        <w:rPr>
-          <w:rFonts w:ascii="Arial" w:hAnsi="Arial" w:cs="Arial"/>
-          <w:sz w:val="24"/>
-          <w:szCs w:val="24"/>
-        </w:rPr>
-        <w:t xml:space="preserve"> Scrum: Reunión diaria de 15 minutos para sincronizar el trabajo del equipo técnico e identificar posibles bloqueos.</w:t>
+        <w:t>Daily Scrum: Reunión diaria de 15 minutos para sincronizar el trabajo del equipo técnico e identificar posibles bloqueos.</w:t>
       </w:r>
     </w:p>
     <w:p>
@@ -1206,17 +1069,7 @@
           <w:sz w:val="24"/>
           <w:szCs w:val="24"/>
         </w:rPr>
-        <w:t xml:space="preserve">Se solicita el desarrollo de un sistema web responsivo (accesible desde computadoras y dispositivos móviles) que centralice y digitalice la gestión administrativa de los mercados Campesino, </w:t>
-      </w:r>
-      <w:proofErr w:type="gramStart"/>
-      <w:r>
-        <w:rPr>
-          <w:rFonts w:ascii="Arial" w:hAnsi="Arial" w:cs="Arial"/>
-          <w:color w:val="000000" w:themeColor="text1"/>
-          <w:sz w:val="24"/>
-          <w:szCs w:val="24"/>
-        </w:rPr>
-        <w:t xml:space="preserve">Central </w:t>
+        <w:t xml:space="preserve">Se solicita el desarrollo de un sistema web responsivo (accesible desde computadoras y dispositivos móviles) que centralice y digitalice la gestión administrativa de los mercados Campesino, Central </w:t>
       </w:r>
       <w:r>
         <w:rPr>
@@ -1225,17 +1078,7 @@
           <w:sz w:val="24"/>
           <w:szCs w:val="24"/>
         </w:rPr>
-        <w:t xml:space="preserve"> y</w:t>
-      </w:r>
-      <w:proofErr w:type="gramEnd"/>
-      <w:r>
-        <w:rPr>
-          <w:rFonts w:ascii="Arial" w:hAnsi="Arial" w:cs="Arial"/>
-          <w:color w:val="000000" w:themeColor="text1"/>
-          <w:sz w:val="24"/>
-          <w:szCs w:val="24"/>
-        </w:rPr>
-        <w:t xml:space="preserve"> </w:t>
+        <w:t xml:space="preserve"> y </w:t>
       </w:r>
       <w:r>
         <w:rPr>
@@ -1674,27 +1517,7 @@
           <w:sz w:val="24"/>
           <w:szCs w:val="24"/>
         </w:rPr>
-        <w:t xml:space="preserve">Integración: Debe operar bajo protocolos web estándar y ser responsivo para que los cobradores del mercado puedan usarlo en </w:t>
-      </w:r>
-      <w:proofErr w:type="spellStart"/>
-      <w:r>
-        <w:rPr>
-          <w:rFonts w:ascii="Arial" w:hAnsi="Arial" w:cs="Arial"/>
-          <w:color w:val="000000" w:themeColor="text1"/>
-          <w:sz w:val="24"/>
-          <w:szCs w:val="24"/>
-        </w:rPr>
-        <w:t>tablets</w:t>
-      </w:r>
-      <w:proofErr w:type="spellEnd"/>
-      <w:r>
-        <w:rPr>
-          <w:rFonts w:ascii="Arial" w:hAnsi="Arial" w:cs="Arial"/>
-          <w:color w:val="000000" w:themeColor="text1"/>
-          <w:sz w:val="24"/>
-          <w:szCs w:val="24"/>
-        </w:rPr>
-        <w:t xml:space="preserve"> o celulares sin instalar aplicaciones pesadas.</w:t>
+        <w:t>Integración: Debe operar bajo protocolos web estándar y ser responsivo para que los cobradores del mercado puedan usarlo en tablets o celulares sin instalar aplicaciones pesadas.</w:t>
       </w:r>
     </w:p>
     <w:p>
@@ -2608,29 +2431,7 @@
           <w:sz w:val="24"/>
           <w:szCs w:val="24"/>
         </w:rPr>
-        <w:t>• RNF-1: Usabilidad (Diseño Responsivo): La interfaz de usuario debe ser completamente responsiva, adaptándose fluidamente a dispositivos móviles (</w:t>
-      </w:r>
-      <w:proofErr w:type="spellStart"/>
-      <w:r>
-        <w:rPr>
-          <w:rFonts w:ascii="Arial" w:hAnsi="Arial" w:cs="Arial"/>
-          <w:bCs/>
-          <w:color w:val="000000" w:themeColor="text1"/>
-          <w:sz w:val="24"/>
-          <w:szCs w:val="24"/>
-        </w:rPr>
-        <w:t>tablets</w:t>
-      </w:r>
-      <w:proofErr w:type="spellEnd"/>
-      <w:r>
-        <w:rPr>
-          <w:rFonts w:ascii="Arial" w:hAnsi="Arial" w:cs="Arial"/>
-          <w:bCs/>
-          <w:color w:val="000000" w:themeColor="text1"/>
-          <w:sz w:val="24"/>
-          <w:szCs w:val="24"/>
-        </w:rPr>
-        <w:t xml:space="preserve"> y smartphones) utilizados por cobradores de mercado e inspectores sanitarios en campo.</w:t>
+        <w:t>• RNF-1: Usabilidad (Diseño Responsivo): La interfaz de usuario debe ser completamente responsiva, adaptándose fluidamente a dispositivos móviles (tablets y smartphones) utilizados por cobradores de mercado e inspectores sanitarios en campo.</w:t>
       </w:r>
     </w:p>
     <w:p>
@@ -2654,29 +2455,7 @@
           <w:sz w:val="24"/>
           <w:szCs w:val="24"/>
         </w:rPr>
-        <w:t xml:space="preserve">• RNF-2: Rendimiento y Latencia: Las búsquedas de comerciantes y registros de cobros deben procesarse en menos de 2.0 segundos bajo conexiones de datos móviles </w:t>
-      </w:r>
-      <w:proofErr w:type="spellStart"/>
-      <w:r>
-        <w:rPr>
-          <w:rFonts w:ascii="Arial" w:hAnsi="Arial" w:cs="Arial"/>
-          <w:bCs/>
-          <w:color w:val="000000" w:themeColor="text1"/>
-          <w:sz w:val="24"/>
-          <w:szCs w:val="24"/>
-        </w:rPr>
-        <w:t>móviles</w:t>
-      </w:r>
-      <w:proofErr w:type="spellEnd"/>
-      <w:r>
-        <w:rPr>
-          <w:rFonts w:ascii="Arial" w:hAnsi="Arial" w:cs="Arial"/>
-          <w:bCs/>
-          <w:color w:val="000000" w:themeColor="text1"/>
-          <w:sz w:val="24"/>
-          <w:szCs w:val="24"/>
-        </w:rPr>
-        <w:t xml:space="preserve"> estándar en la ciudad de Sucre.</w:t>
+        <w:t>• RNF-2: Rendimiento y Latencia: Las búsquedas de comerciantes y registros de cobros deben procesarse en menos de 2.0 segundos bajo conexiones de datos móviles móviles estándar en la ciudad de Sucre.</w:t>
       </w:r>
     </w:p>
     <w:p>
@@ -2700,29 +2479,7 @@
           <w:sz w:val="24"/>
           <w:szCs w:val="24"/>
         </w:rPr>
-        <w:t xml:space="preserve">• RNF-3: Seguridad y Control de Acceso: El sistema utilizará control de acceso basado en roles (RBAC). Los roles son Administrador General, Cobrador Municipal, Inspector Sanitario y </w:t>
-      </w:r>
-      <w:proofErr w:type="gramStart"/>
-      <w:r>
-        <w:rPr>
-          <w:rFonts w:ascii="Arial" w:hAnsi="Arial" w:cs="Arial"/>
-          <w:bCs/>
-          <w:color w:val="000000" w:themeColor="text1"/>
-          <w:sz w:val="24"/>
-          <w:szCs w:val="24"/>
-        </w:rPr>
-        <w:t>Director</w:t>
-      </w:r>
-      <w:proofErr w:type="gramEnd"/>
-      <w:r>
-        <w:rPr>
-          <w:rFonts w:ascii="Arial" w:hAnsi="Arial" w:cs="Arial"/>
-          <w:bCs/>
-          <w:color w:val="000000" w:themeColor="text1"/>
-          <w:sz w:val="24"/>
-          <w:szCs w:val="24"/>
-        </w:rPr>
-        <w:t xml:space="preserve"> de Ingresos. Las contraseñas deben estar encriptadas y las sesiones se cerrarán tras 15 minutos de inactividad.</w:t>
+        <w:t>• RNF-3: Seguridad y Control de Acceso: El sistema utilizará control de acceso basado en roles (RBAC). Los roles son Administrador General, Cobrador Municipal, Inspector Sanitario y Director de Ingresos. Las contraseñas deben estar encriptadas y las sesiones se cerrarán tras 15 minutos de inactividad.</w:t>
       </w:r>
     </w:p>
     <w:p>
@@ -2969,27 +2726,7 @@
           <w:sz w:val="24"/>
           <w:szCs w:val="24"/>
         </w:rPr>
-        <w:t>Visión del Proyecto (</w:t>
-      </w:r>
-      <w:proofErr w:type="spellStart"/>
-      <w:r>
-        <w:rPr>
-          <w:rFonts w:ascii="Arial" w:hAnsi="Arial" w:cs="Arial"/>
-          <w:color w:val="000000" w:themeColor="text1"/>
-          <w:sz w:val="24"/>
-          <w:szCs w:val="24"/>
-        </w:rPr>
-        <w:t>Elevator</w:t>
-      </w:r>
-      <w:proofErr w:type="spellEnd"/>
-      <w:r>
-        <w:rPr>
-          <w:rFonts w:ascii="Arial" w:hAnsi="Arial" w:cs="Arial"/>
-          <w:color w:val="000000" w:themeColor="text1"/>
-          <w:sz w:val="24"/>
-          <w:szCs w:val="24"/>
-        </w:rPr>
-        <w:t xml:space="preserve"> Pitch)</w:t>
+        <w:t>Visión del Proyecto (Elevator Pitch)</w:t>
       </w:r>
     </w:p>
     <w:p>
@@ -3583,27 +3320,7 @@
           <w:sz w:val="24"/>
           <w:szCs w:val="24"/>
         </w:rPr>
-        <w:t>Matriz de Interesados (</w:t>
-      </w:r>
-      <w:proofErr w:type="spellStart"/>
-      <w:r>
-        <w:rPr>
-          <w:rFonts w:ascii="Arial" w:hAnsi="Arial" w:cs="Arial"/>
-          <w:color w:val="000000" w:themeColor="text1"/>
-          <w:sz w:val="24"/>
-          <w:szCs w:val="24"/>
-        </w:rPr>
-        <w:t>Stakeholders</w:t>
-      </w:r>
-      <w:proofErr w:type="spellEnd"/>
-      <w:r>
-        <w:rPr>
-          <w:rFonts w:ascii="Arial" w:hAnsi="Arial" w:cs="Arial"/>
-          <w:color w:val="000000" w:themeColor="text1"/>
-          <w:sz w:val="24"/>
-          <w:szCs w:val="24"/>
-        </w:rPr>
-        <w:t>)</w:t>
+        <w:t>Matriz de Interesados (Stakeholders)</w:t>
       </w:r>
     </w:p>
     <w:p>
@@ -4240,47 +3957,7 @@
           <w:szCs w:val="24"/>
         </w:rPr>
         <w:lastRenderedPageBreak/>
-        <w:t xml:space="preserve">• Arquitectura de Aplicación Web: Modelo Cliente-Servidor. </w:t>
-      </w:r>
-      <w:proofErr w:type="spellStart"/>
-      <w:r>
-        <w:rPr>
-          <w:rFonts w:ascii="Arial" w:hAnsi="Arial" w:cs="Arial"/>
-          <w:color w:val="000000" w:themeColor="text1"/>
-          <w:sz w:val="24"/>
-          <w:szCs w:val="24"/>
-        </w:rPr>
-        <w:t>Frontend</w:t>
-      </w:r>
-      <w:proofErr w:type="spellEnd"/>
-      <w:r>
-        <w:rPr>
-          <w:rFonts w:ascii="Arial" w:hAnsi="Arial" w:cs="Arial"/>
-          <w:color w:val="000000" w:themeColor="text1"/>
-          <w:sz w:val="24"/>
-          <w:szCs w:val="24"/>
-        </w:rPr>
-        <w:t xml:space="preserve"> desarrollado en tecnologías web estándar (HTML5, CSS3, JavaScript responsivo) y </w:t>
-      </w:r>
-      <w:proofErr w:type="spellStart"/>
-      <w:r>
-        <w:rPr>
-          <w:rFonts w:ascii="Arial" w:hAnsi="Arial" w:cs="Arial"/>
-          <w:color w:val="000000" w:themeColor="text1"/>
-          <w:sz w:val="24"/>
-          <w:szCs w:val="24"/>
-        </w:rPr>
-        <w:t>backend</w:t>
-      </w:r>
-      <w:proofErr w:type="spellEnd"/>
-      <w:r>
-        <w:rPr>
-          <w:rFonts w:ascii="Arial" w:hAnsi="Arial" w:cs="Arial"/>
-          <w:color w:val="000000" w:themeColor="text1"/>
-          <w:sz w:val="24"/>
-          <w:szCs w:val="24"/>
-        </w:rPr>
-        <w:t xml:space="preserve"> estructurado con API REST para la comunicación de datos.</w:t>
+        <w:t>• Arquitectura de Aplicación Web: Modelo Cliente-Servidor. Frontend desarrollado en tecnologías web estándar (HTML5, CSS3, JavaScript responsivo) y backend estructurado con API REST para la comunicación de datos.</w:t>
       </w:r>
     </w:p>
     <w:p>
@@ -4416,27 +4093,7 @@
           <w:sz w:val="24"/>
           <w:szCs w:val="24"/>
         </w:rPr>
-        <w:t xml:space="preserve">El desarrollo del MVP del Sistema de Gestión para Mercados Municipales está condicionado por restricciones de tiempo (6 meses) y presupuesto (70,000 Bs.). Para garantizar la viabilidad del proyecto ante estas restricciones, este documento clasifica y prioriza los requerimientos funcionales y no funcionales utilizando el método </w:t>
-      </w:r>
-      <w:proofErr w:type="spellStart"/>
-      <w:r>
-        <w:rPr>
-          <w:rFonts w:ascii="Arial" w:hAnsi="Arial" w:cs="Arial"/>
-          <w:color w:val="000000" w:themeColor="text1"/>
-          <w:sz w:val="24"/>
-          <w:szCs w:val="24"/>
-        </w:rPr>
-        <w:t>MoSCoW</w:t>
-      </w:r>
-      <w:proofErr w:type="spellEnd"/>
-      <w:r>
-        <w:rPr>
-          <w:rFonts w:ascii="Arial" w:hAnsi="Arial" w:cs="Arial"/>
-          <w:color w:val="000000" w:themeColor="text1"/>
-          <w:sz w:val="24"/>
-          <w:szCs w:val="24"/>
-        </w:rPr>
-        <w:t>. A solicitud de la Alcaldía de Sucre, el módulo de geolocalización de puestos se incluye formalmente dentro de la planificación del MVP, definiendo una estrategia técnica optimizada para resolver la restricción presupuestaria y de recursos técnicos.</w:t>
+        <w:t>El desarrollo del MVP del Sistema de Gestión para Mercados Municipales está condicionado por restricciones de tiempo (6 meses) y presupuesto (70,000 Bs.). Para garantizar la viabilidad del proyecto ante estas restricciones, este documento clasifica y prioriza los requerimientos funcionales y no funcionales utilizando el método MoSCoW. A solicitud de la Alcaldía de Sucre, el módulo de geolocalización de puestos se incluye formalmente dentro de la planificación del MVP, definiendo una estrategia técnica optimizada para resolver la restricción presupuestaria y de recursos técnicos.</w:t>
       </w:r>
     </w:p>
     <w:p>
@@ -4462,21 +4119,8 @@
           <w:sz w:val="24"/>
           <w:szCs w:val="24"/>
         </w:rPr>
-        <w:t xml:space="preserve">Criterios de la Metodología </w:t>
+        <w:t>Criterios de la Metodología MoSCoW</w:t>
       </w:r>
-      <w:proofErr w:type="spellStart"/>
-      <w:r>
-        <w:rPr>
-          <w:rFonts w:ascii="Arial" w:hAnsi="Arial" w:cs="Arial"/>
-          <w:b w:val="0"/>
-          <w:bCs w:val="0"/>
-          <w:color w:val="000000" w:themeColor="text1"/>
-          <w:sz w:val="24"/>
-          <w:szCs w:val="24"/>
-        </w:rPr>
-        <w:t>MoSCoW</w:t>
-      </w:r>
-      <w:proofErr w:type="spellEnd"/>
     </w:p>
     <w:p/>
     <w:p>
@@ -4520,47 +4164,7 @@
           <w:szCs w:val="24"/>
         </w:rPr>
         <w:lastRenderedPageBreak/>
-        <w:t xml:space="preserve">• </w:t>
-      </w:r>
-      <w:proofErr w:type="spellStart"/>
-      <w:r>
-        <w:rPr>
-          <w:rFonts w:ascii="Arial" w:hAnsi="Arial" w:cs="Arial"/>
-          <w:color w:val="000000" w:themeColor="text1"/>
-          <w:sz w:val="24"/>
-          <w:szCs w:val="24"/>
-        </w:rPr>
-        <w:t>Must</w:t>
-      </w:r>
-      <w:proofErr w:type="spellEnd"/>
-      <w:r>
-        <w:rPr>
-          <w:rFonts w:ascii="Arial" w:hAnsi="Arial" w:cs="Arial"/>
-          <w:color w:val="000000" w:themeColor="text1"/>
-          <w:sz w:val="24"/>
-          <w:szCs w:val="24"/>
-        </w:rPr>
-        <w:t xml:space="preserve"> </w:t>
-      </w:r>
-      <w:proofErr w:type="spellStart"/>
-      <w:r>
-        <w:rPr>
-          <w:rFonts w:ascii="Arial" w:hAnsi="Arial" w:cs="Arial"/>
-          <w:color w:val="000000" w:themeColor="text1"/>
-          <w:sz w:val="24"/>
-          <w:szCs w:val="24"/>
-        </w:rPr>
-        <w:t>Have</w:t>
-      </w:r>
-      <w:proofErr w:type="spellEnd"/>
-      <w:r>
-        <w:rPr>
-          <w:rFonts w:ascii="Arial" w:hAnsi="Arial" w:cs="Arial"/>
-          <w:color w:val="000000" w:themeColor="text1"/>
-          <w:sz w:val="24"/>
-          <w:szCs w:val="24"/>
-        </w:rPr>
-        <w:t xml:space="preserve"> (Obligatorio): Funcionalidades indispensables para el funcionamiento mínimo del sistema (ej. registro de puestos, comerciantes y cobro de tarifas).</w:t>
+        <w:t>• Must Have (Obligatorio): Funcionalidades indispensables para el funcionamiento mínimo del sistema (ej. registro de puestos, comerciantes y cobro de tarifas).</w:t>
       </w:r>
     </w:p>
     <w:p>
@@ -4582,47 +4186,7 @@
           <w:sz w:val="24"/>
           <w:szCs w:val="24"/>
         </w:rPr>
-        <w:t xml:space="preserve">• </w:t>
-      </w:r>
-      <w:proofErr w:type="spellStart"/>
-      <w:r>
-        <w:rPr>
-          <w:rFonts w:ascii="Arial" w:hAnsi="Arial" w:cs="Arial"/>
-          <w:color w:val="000000" w:themeColor="text1"/>
-          <w:sz w:val="24"/>
-          <w:szCs w:val="24"/>
-        </w:rPr>
-        <w:t>Should</w:t>
-      </w:r>
-      <w:proofErr w:type="spellEnd"/>
-      <w:r>
-        <w:rPr>
-          <w:rFonts w:ascii="Arial" w:hAnsi="Arial" w:cs="Arial"/>
-          <w:color w:val="000000" w:themeColor="text1"/>
-          <w:sz w:val="24"/>
-          <w:szCs w:val="24"/>
-        </w:rPr>
-        <w:t xml:space="preserve"> </w:t>
-      </w:r>
-      <w:proofErr w:type="spellStart"/>
-      <w:r>
-        <w:rPr>
-          <w:rFonts w:ascii="Arial" w:hAnsi="Arial" w:cs="Arial"/>
-          <w:color w:val="000000" w:themeColor="text1"/>
-          <w:sz w:val="24"/>
-          <w:szCs w:val="24"/>
-        </w:rPr>
-        <w:t>Have</w:t>
-      </w:r>
-      <w:proofErr w:type="spellEnd"/>
-      <w:r>
-        <w:rPr>
-          <w:rFonts w:ascii="Arial" w:hAnsi="Arial" w:cs="Arial"/>
-          <w:color w:val="000000" w:themeColor="text1"/>
-          <w:sz w:val="24"/>
-          <w:szCs w:val="24"/>
-        </w:rPr>
-        <w:t xml:space="preserve"> (Debería tener): Funcionalidades de alto valor para el cliente que deben incluirse en el MVP mediante soluciones optimizadas de desarrollo (ej. geolocalización de puestos, alertas de morosidad).</w:t>
+        <w:t>• Should Have (Debería tener): Funcionalidades de alto valor para el cliente que deben incluirse en el MVP mediante soluciones optimizadas de desarrollo (ej. geolocalización de puestos, alertas de morosidad).</w:t>
       </w:r>
     </w:p>
     <w:p>
@@ -4644,47 +4208,7 @@
           <w:sz w:val="24"/>
           <w:szCs w:val="24"/>
         </w:rPr>
-        <w:t xml:space="preserve">• </w:t>
-      </w:r>
-      <w:proofErr w:type="spellStart"/>
-      <w:r>
-        <w:rPr>
-          <w:rFonts w:ascii="Arial" w:hAnsi="Arial" w:cs="Arial"/>
-          <w:color w:val="000000" w:themeColor="text1"/>
-          <w:sz w:val="24"/>
-          <w:szCs w:val="24"/>
-        </w:rPr>
-        <w:t>Could</w:t>
-      </w:r>
-      <w:proofErr w:type="spellEnd"/>
-      <w:r>
-        <w:rPr>
-          <w:rFonts w:ascii="Arial" w:hAnsi="Arial" w:cs="Arial"/>
-          <w:color w:val="000000" w:themeColor="text1"/>
-          <w:sz w:val="24"/>
-          <w:szCs w:val="24"/>
-        </w:rPr>
-        <w:t xml:space="preserve"> </w:t>
-      </w:r>
-      <w:proofErr w:type="spellStart"/>
-      <w:r>
-        <w:rPr>
-          <w:rFonts w:ascii="Arial" w:hAnsi="Arial" w:cs="Arial"/>
-          <w:color w:val="000000" w:themeColor="text1"/>
-          <w:sz w:val="24"/>
-          <w:szCs w:val="24"/>
-        </w:rPr>
-        <w:t>Have</w:t>
-      </w:r>
-      <w:proofErr w:type="spellEnd"/>
-      <w:r>
-        <w:rPr>
-          <w:rFonts w:ascii="Arial" w:hAnsi="Arial" w:cs="Arial"/>
-          <w:color w:val="000000" w:themeColor="text1"/>
-          <w:sz w:val="24"/>
-          <w:szCs w:val="24"/>
-        </w:rPr>
-        <w:t xml:space="preserve"> (Podría tener): Requerimientos deseables de bajo impacto que se implementarán si hay disponibilidad de tiempo y recursos (ej. reportes sanitarios avanzados).</w:t>
+        <w:t>• Could Have (Podría tener): Requerimientos deseables de bajo impacto que se implementarán si hay disponibilidad de tiempo y recursos (ej. reportes sanitarios avanzados).</w:t>
       </w:r>
     </w:p>
     <w:p>
@@ -4706,47 +4230,7 @@
           <w:sz w:val="24"/>
           <w:szCs w:val="24"/>
         </w:rPr>
-        <w:t xml:space="preserve">• </w:t>
-      </w:r>
-      <w:proofErr w:type="spellStart"/>
-      <w:r>
-        <w:rPr>
-          <w:rFonts w:ascii="Arial" w:hAnsi="Arial" w:cs="Arial"/>
-          <w:color w:val="000000" w:themeColor="text1"/>
-          <w:sz w:val="24"/>
-          <w:szCs w:val="24"/>
-        </w:rPr>
-        <w:t>Won't</w:t>
-      </w:r>
-      <w:proofErr w:type="spellEnd"/>
-      <w:r>
-        <w:rPr>
-          <w:rFonts w:ascii="Arial" w:hAnsi="Arial" w:cs="Arial"/>
-          <w:color w:val="000000" w:themeColor="text1"/>
-          <w:sz w:val="24"/>
-          <w:szCs w:val="24"/>
-        </w:rPr>
-        <w:t xml:space="preserve"> </w:t>
-      </w:r>
-      <w:proofErr w:type="spellStart"/>
-      <w:r>
-        <w:rPr>
-          <w:rFonts w:ascii="Arial" w:hAnsi="Arial" w:cs="Arial"/>
-          <w:color w:val="000000" w:themeColor="text1"/>
-          <w:sz w:val="24"/>
-          <w:szCs w:val="24"/>
-        </w:rPr>
-        <w:t>Have</w:t>
-      </w:r>
-      <w:proofErr w:type="spellEnd"/>
-      <w:r>
-        <w:rPr>
-          <w:rFonts w:ascii="Arial" w:hAnsi="Arial" w:cs="Arial"/>
-          <w:color w:val="000000" w:themeColor="text1"/>
-          <w:sz w:val="24"/>
-          <w:szCs w:val="24"/>
-        </w:rPr>
-        <w:t xml:space="preserve"> (No se tendrá por ahora): Requerimientos excluidos del MVP por no ser viables o no ser prioritarios para la Dirección de Ingresos (ej. pagos automáticos en línea).</w:t>
+        <w:t>• Won't Have (No se tendrá por ahora): Requerimientos excluidos del MVP por no ser viables o no ser prioritarios para la Dirección de Ingresos (ej. pagos automáticos en línea).</w:t>
       </w:r>
     </w:p>
     <w:p>
@@ -5107,7 +4591,6 @@
                 <w:szCs w:val="24"/>
               </w:rPr>
             </w:pPr>
-            <w:proofErr w:type="spellStart"/>
             <w:r>
               <w:rPr>
                 <w:rFonts w:ascii="Arial" w:hAnsi="Arial" w:cs="Arial"/>
@@ -5115,29 +4598,8 @@
                 <w:sz w:val="24"/>
                 <w:szCs w:val="24"/>
               </w:rPr>
-              <w:t>Must</w:t>
+              <w:t>Must Have</w:t>
             </w:r>
-            <w:proofErr w:type="spellEnd"/>
-            <w:r>
-              <w:rPr>
-                <w:rFonts w:ascii="Arial" w:hAnsi="Arial" w:cs="Arial"/>
-                <w:color w:val="000000" w:themeColor="text1"/>
-                <w:sz w:val="24"/>
-                <w:szCs w:val="24"/>
-              </w:rPr>
-              <w:t xml:space="preserve"> </w:t>
-            </w:r>
-            <w:proofErr w:type="spellStart"/>
-            <w:r>
-              <w:rPr>
-                <w:rFonts w:ascii="Arial" w:hAnsi="Arial" w:cs="Arial"/>
-                <w:color w:val="000000" w:themeColor="text1"/>
-                <w:sz w:val="24"/>
-                <w:szCs w:val="24"/>
-              </w:rPr>
-              <w:t>Have</w:t>
-            </w:r>
-            <w:proofErr w:type="spellEnd"/>
           </w:p>
         </w:tc>
         <w:tc>
@@ -5287,7 +4749,6 @@
                 <w:szCs w:val="24"/>
               </w:rPr>
             </w:pPr>
-            <w:proofErr w:type="spellStart"/>
             <w:r>
               <w:rPr>
                 <w:rFonts w:ascii="Arial" w:hAnsi="Arial" w:cs="Arial"/>
@@ -5295,29 +4756,8 @@
                 <w:sz w:val="24"/>
                 <w:szCs w:val="24"/>
               </w:rPr>
-              <w:t>Must</w:t>
+              <w:t>Must Have</w:t>
             </w:r>
-            <w:proofErr w:type="spellEnd"/>
-            <w:r>
-              <w:rPr>
-                <w:rFonts w:ascii="Arial" w:hAnsi="Arial" w:cs="Arial"/>
-                <w:color w:val="000000" w:themeColor="text1"/>
-                <w:sz w:val="24"/>
-                <w:szCs w:val="24"/>
-              </w:rPr>
-              <w:t xml:space="preserve"> </w:t>
-            </w:r>
-            <w:proofErr w:type="spellStart"/>
-            <w:r>
-              <w:rPr>
-                <w:rFonts w:ascii="Arial" w:hAnsi="Arial" w:cs="Arial"/>
-                <w:color w:val="000000" w:themeColor="text1"/>
-                <w:sz w:val="24"/>
-                <w:szCs w:val="24"/>
-              </w:rPr>
-              <w:t>Have</w:t>
-            </w:r>
-            <w:proofErr w:type="spellEnd"/>
           </w:p>
         </w:tc>
         <w:tc>
@@ -5467,7 +4907,6 @@
                 <w:szCs w:val="24"/>
               </w:rPr>
             </w:pPr>
-            <w:proofErr w:type="spellStart"/>
             <w:r>
               <w:rPr>
                 <w:rFonts w:ascii="Arial" w:hAnsi="Arial" w:cs="Arial"/>
@@ -5475,29 +4914,8 @@
                 <w:sz w:val="24"/>
                 <w:szCs w:val="24"/>
               </w:rPr>
-              <w:t>Should</w:t>
+              <w:t>Should Have</w:t>
             </w:r>
-            <w:proofErr w:type="spellEnd"/>
-            <w:r>
-              <w:rPr>
-                <w:rFonts w:ascii="Arial" w:hAnsi="Arial" w:cs="Arial"/>
-                <w:color w:val="000000" w:themeColor="text1"/>
-                <w:sz w:val="24"/>
-                <w:szCs w:val="24"/>
-              </w:rPr>
-              <w:t xml:space="preserve"> </w:t>
-            </w:r>
-            <w:proofErr w:type="spellStart"/>
-            <w:r>
-              <w:rPr>
-                <w:rFonts w:ascii="Arial" w:hAnsi="Arial" w:cs="Arial"/>
-                <w:color w:val="000000" w:themeColor="text1"/>
-                <w:sz w:val="24"/>
-                <w:szCs w:val="24"/>
-              </w:rPr>
-              <w:t>Have</w:t>
-            </w:r>
-            <w:proofErr w:type="spellEnd"/>
           </w:p>
         </w:tc>
         <w:tc>
@@ -5648,7 +5066,6 @@
                 <w:szCs w:val="24"/>
               </w:rPr>
             </w:pPr>
-            <w:proofErr w:type="spellStart"/>
             <w:r>
               <w:rPr>
                 <w:rFonts w:ascii="Arial" w:hAnsi="Arial" w:cs="Arial"/>
@@ -5656,29 +5073,8 @@
                 <w:sz w:val="24"/>
                 <w:szCs w:val="24"/>
               </w:rPr>
-              <w:t>Must</w:t>
+              <w:t>Must Have</w:t>
             </w:r>
-            <w:proofErr w:type="spellEnd"/>
-            <w:r>
-              <w:rPr>
-                <w:rFonts w:ascii="Arial" w:hAnsi="Arial" w:cs="Arial"/>
-                <w:color w:val="000000" w:themeColor="text1"/>
-                <w:sz w:val="24"/>
-                <w:szCs w:val="24"/>
-              </w:rPr>
-              <w:t xml:space="preserve"> </w:t>
-            </w:r>
-            <w:proofErr w:type="spellStart"/>
-            <w:r>
-              <w:rPr>
-                <w:rFonts w:ascii="Arial" w:hAnsi="Arial" w:cs="Arial"/>
-                <w:color w:val="000000" w:themeColor="text1"/>
-                <w:sz w:val="24"/>
-                <w:szCs w:val="24"/>
-              </w:rPr>
-              <w:t>Have</w:t>
-            </w:r>
-            <w:proofErr w:type="spellEnd"/>
           </w:p>
         </w:tc>
         <w:tc>
@@ -5828,7 +5224,6 @@
                 <w:szCs w:val="24"/>
               </w:rPr>
             </w:pPr>
-            <w:proofErr w:type="spellStart"/>
             <w:r>
               <w:rPr>
                 <w:rFonts w:ascii="Arial" w:hAnsi="Arial" w:cs="Arial"/>
@@ -5836,29 +5231,8 @@
                 <w:sz w:val="24"/>
                 <w:szCs w:val="24"/>
               </w:rPr>
-              <w:t>Must</w:t>
+              <w:t>Must Have</w:t>
             </w:r>
-            <w:proofErr w:type="spellEnd"/>
-            <w:r>
-              <w:rPr>
-                <w:rFonts w:ascii="Arial" w:hAnsi="Arial" w:cs="Arial"/>
-                <w:color w:val="000000" w:themeColor="text1"/>
-                <w:sz w:val="24"/>
-                <w:szCs w:val="24"/>
-              </w:rPr>
-              <w:t xml:space="preserve"> </w:t>
-            </w:r>
-            <w:proofErr w:type="spellStart"/>
-            <w:r>
-              <w:rPr>
-                <w:rFonts w:ascii="Arial" w:hAnsi="Arial" w:cs="Arial"/>
-                <w:color w:val="000000" w:themeColor="text1"/>
-                <w:sz w:val="24"/>
-                <w:szCs w:val="24"/>
-              </w:rPr>
-              <w:t>Have</w:t>
-            </w:r>
-            <w:proofErr w:type="spellEnd"/>
           </w:p>
         </w:tc>
         <w:tc>
@@ -6008,7 +5382,6 @@
                 <w:szCs w:val="24"/>
               </w:rPr>
             </w:pPr>
-            <w:proofErr w:type="spellStart"/>
             <w:r>
               <w:rPr>
                 <w:rFonts w:ascii="Arial" w:hAnsi="Arial" w:cs="Arial"/>
@@ -6016,29 +5389,8 @@
                 <w:sz w:val="24"/>
                 <w:szCs w:val="24"/>
               </w:rPr>
-              <w:t>Must</w:t>
+              <w:t>Must Have</w:t>
             </w:r>
-            <w:proofErr w:type="spellEnd"/>
-            <w:r>
-              <w:rPr>
-                <w:rFonts w:ascii="Arial" w:hAnsi="Arial" w:cs="Arial"/>
-                <w:color w:val="000000" w:themeColor="text1"/>
-                <w:sz w:val="24"/>
-                <w:szCs w:val="24"/>
-              </w:rPr>
-              <w:t xml:space="preserve"> </w:t>
-            </w:r>
-            <w:proofErr w:type="spellStart"/>
-            <w:r>
-              <w:rPr>
-                <w:rFonts w:ascii="Arial" w:hAnsi="Arial" w:cs="Arial"/>
-                <w:color w:val="000000" w:themeColor="text1"/>
-                <w:sz w:val="24"/>
-                <w:szCs w:val="24"/>
-              </w:rPr>
-              <w:t>Have</w:t>
-            </w:r>
-            <w:proofErr w:type="spellEnd"/>
           </w:p>
         </w:tc>
         <w:tc>
@@ -6188,7 +5540,6 @@
                 <w:szCs w:val="24"/>
               </w:rPr>
             </w:pPr>
-            <w:proofErr w:type="spellStart"/>
             <w:r>
               <w:rPr>
                 <w:rFonts w:ascii="Arial" w:hAnsi="Arial" w:cs="Arial"/>
@@ -6196,29 +5547,8 @@
                 <w:sz w:val="24"/>
                 <w:szCs w:val="24"/>
               </w:rPr>
-              <w:t>Must</w:t>
+              <w:t>Must Have</w:t>
             </w:r>
-            <w:proofErr w:type="spellEnd"/>
-            <w:r>
-              <w:rPr>
-                <w:rFonts w:ascii="Arial" w:hAnsi="Arial" w:cs="Arial"/>
-                <w:color w:val="000000" w:themeColor="text1"/>
-                <w:sz w:val="24"/>
-                <w:szCs w:val="24"/>
-              </w:rPr>
-              <w:t xml:space="preserve"> </w:t>
-            </w:r>
-            <w:proofErr w:type="spellStart"/>
-            <w:r>
-              <w:rPr>
-                <w:rFonts w:ascii="Arial" w:hAnsi="Arial" w:cs="Arial"/>
-                <w:color w:val="000000" w:themeColor="text1"/>
-                <w:sz w:val="24"/>
-                <w:szCs w:val="24"/>
-              </w:rPr>
-              <w:t>Have</w:t>
-            </w:r>
-            <w:proofErr w:type="spellEnd"/>
           </w:p>
         </w:tc>
         <w:tc>
@@ -6368,7 +5698,6 @@
                 <w:szCs w:val="24"/>
               </w:rPr>
             </w:pPr>
-            <w:proofErr w:type="spellStart"/>
             <w:r>
               <w:rPr>
                 <w:rFonts w:ascii="Arial" w:hAnsi="Arial" w:cs="Arial"/>
@@ -6376,29 +5705,8 @@
                 <w:sz w:val="24"/>
                 <w:szCs w:val="24"/>
               </w:rPr>
-              <w:t>Must</w:t>
+              <w:t>Must Have</w:t>
             </w:r>
-            <w:proofErr w:type="spellEnd"/>
-            <w:r>
-              <w:rPr>
-                <w:rFonts w:ascii="Arial" w:hAnsi="Arial" w:cs="Arial"/>
-                <w:color w:val="000000" w:themeColor="text1"/>
-                <w:sz w:val="24"/>
-                <w:szCs w:val="24"/>
-              </w:rPr>
-              <w:t xml:space="preserve"> </w:t>
-            </w:r>
-            <w:proofErr w:type="spellStart"/>
-            <w:r>
-              <w:rPr>
-                <w:rFonts w:ascii="Arial" w:hAnsi="Arial" w:cs="Arial"/>
-                <w:color w:val="000000" w:themeColor="text1"/>
-                <w:sz w:val="24"/>
-                <w:szCs w:val="24"/>
-              </w:rPr>
-              <w:t>Have</w:t>
-            </w:r>
-            <w:proofErr w:type="spellEnd"/>
           </w:p>
         </w:tc>
         <w:tc>
@@ -6548,7 +5856,6 @@
                 <w:szCs w:val="24"/>
               </w:rPr>
             </w:pPr>
-            <w:proofErr w:type="spellStart"/>
             <w:r>
               <w:rPr>
                 <w:rFonts w:ascii="Arial" w:hAnsi="Arial" w:cs="Arial"/>
@@ -6556,29 +5863,8 @@
                 <w:sz w:val="24"/>
                 <w:szCs w:val="24"/>
               </w:rPr>
-              <w:t>Should</w:t>
+              <w:t>Should Have</w:t>
             </w:r>
-            <w:proofErr w:type="spellEnd"/>
-            <w:r>
-              <w:rPr>
-                <w:rFonts w:ascii="Arial" w:hAnsi="Arial" w:cs="Arial"/>
-                <w:color w:val="000000" w:themeColor="text1"/>
-                <w:sz w:val="24"/>
-                <w:szCs w:val="24"/>
-              </w:rPr>
-              <w:t xml:space="preserve"> </w:t>
-            </w:r>
-            <w:proofErr w:type="spellStart"/>
-            <w:r>
-              <w:rPr>
-                <w:rFonts w:ascii="Arial" w:hAnsi="Arial" w:cs="Arial"/>
-                <w:color w:val="000000" w:themeColor="text1"/>
-                <w:sz w:val="24"/>
-                <w:szCs w:val="24"/>
-              </w:rPr>
-              <w:t>Have</w:t>
-            </w:r>
-            <w:proofErr w:type="spellEnd"/>
           </w:p>
         </w:tc>
         <w:tc>
@@ -6728,7 +6014,6 @@
                 <w:szCs w:val="24"/>
               </w:rPr>
             </w:pPr>
-            <w:proofErr w:type="spellStart"/>
             <w:r>
               <w:rPr>
                 <w:rFonts w:ascii="Arial" w:hAnsi="Arial" w:cs="Arial"/>
@@ -6736,29 +6021,8 @@
                 <w:sz w:val="24"/>
                 <w:szCs w:val="24"/>
               </w:rPr>
-              <w:t>Must</w:t>
+              <w:t>Must Have</w:t>
             </w:r>
-            <w:proofErr w:type="spellEnd"/>
-            <w:r>
-              <w:rPr>
-                <w:rFonts w:ascii="Arial" w:hAnsi="Arial" w:cs="Arial"/>
-                <w:color w:val="000000" w:themeColor="text1"/>
-                <w:sz w:val="24"/>
-                <w:szCs w:val="24"/>
-              </w:rPr>
-              <w:t xml:space="preserve"> </w:t>
-            </w:r>
-            <w:proofErr w:type="spellStart"/>
-            <w:r>
-              <w:rPr>
-                <w:rFonts w:ascii="Arial" w:hAnsi="Arial" w:cs="Arial"/>
-                <w:color w:val="000000" w:themeColor="text1"/>
-                <w:sz w:val="24"/>
-                <w:szCs w:val="24"/>
-              </w:rPr>
-              <w:t>Have</w:t>
-            </w:r>
-            <w:proofErr w:type="spellEnd"/>
           </w:p>
         </w:tc>
         <w:tc>
@@ -6908,7 +6172,6 @@
                 <w:szCs w:val="24"/>
               </w:rPr>
             </w:pPr>
-            <w:proofErr w:type="spellStart"/>
             <w:r>
               <w:rPr>
                 <w:rFonts w:ascii="Arial" w:hAnsi="Arial" w:cs="Arial"/>
@@ -6916,29 +6179,8 @@
                 <w:sz w:val="24"/>
                 <w:szCs w:val="24"/>
               </w:rPr>
-              <w:t>Should</w:t>
+              <w:t>Should Have</w:t>
             </w:r>
-            <w:proofErr w:type="spellEnd"/>
-            <w:r>
-              <w:rPr>
-                <w:rFonts w:ascii="Arial" w:hAnsi="Arial" w:cs="Arial"/>
-                <w:color w:val="000000" w:themeColor="text1"/>
-                <w:sz w:val="24"/>
-                <w:szCs w:val="24"/>
-              </w:rPr>
-              <w:t xml:space="preserve"> </w:t>
-            </w:r>
-            <w:proofErr w:type="spellStart"/>
-            <w:r>
-              <w:rPr>
-                <w:rFonts w:ascii="Arial" w:hAnsi="Arial" w:cs="Arial"/>
-                <w:color w:val="000000" w:themeColor="text1"/>
-                <w:sz w:val="24"/>
-                <w:szCs w:val="24"/>
-              </w:rPr>
-              <w:t>Have</w:t>
-            </w:r>
-            <w:proofErr w:type="spellEnd"/>
           </w:p>
         </w:tc>
         <w:tc>
@@ -7088,7 +6330,6 @@
                 <w:szCs w:val="24"/>
               </w:rPr>
             </w:pPr>
-            <w:proofErr w:type="spellStart"/>
             <w:r>
               <w:rPr>
                 <w:rFonts w:ascii="Arial" w:hAnsi="Arial" w:cs="Arial"/>
@@ -7096,29 +6337,8 @@
                 <w:sz w:val="24"/>
                 <w:szCs w:val="24"/>
               </w:rPr>
-              <w:t>Should</w:t>
+              <w:t>Should Have</w:t>
             </w:r>
-            <w:proofErr w:type="spellEnd"/>
-            <w:r>
-              <w:rPr>
-                <w:rFonts w:ascii="Arial" w:hAnsi="Arial" w:cs="Arial"/>
-                <w:color w:val="000000" w:themeColor="text1"/>
-                <w:sz w:val="24"/>
-                <w:szCs w:val="24"/>
-              </w:rPr>
-              <w:t xml:space="preserve"> </w:t>
-            </w:r>
-            <w:proofErr w:type="spellStart"/>
-            <w:r>
-              <w:rPr>
-                <w:rFonts w:ascii="Arial" w:hAnsi="Arial" w:cs="Arial"/>
-                <w:color w:val="000000" w:themeColor="text1"/>
-                <w:sz w:val="24"/>
-                <w:szCs w:val="24"/>
-              </w:rPr>
-              <w:t>Have</w:t>
-            </w:r>
-            <w:proofErr w:type="spellEnd"/>
           </w:p>
         </w:tc>
         <w:tc>
@@ -7279,7 +6499,6 @@
                 <w:szCs w:val="24"/>
               </w:rPr>
             </w:pPr>
-            <w:proofErr w:type="spellStart"/>
             <w:r>
               <w:rPr>
                 <w:rFonts w:ascii="Arial" w:hAnsi="Arial" w:cs="Arial"/>
@@ -7287,29 +6506,8 @@
                 <w:sz w:val="24"/>
                 <w:szCs w:val="24"/>
               </w:rPr>
-              <w:t>Should</w:t>
+              <w:t>Should Have</w:t>
             </w:r>
-            <w:proofErr w:type="spellEnd"/>
-            <w:r>
-              <w:rPr>
-                <w:rFonts w:ascii="Arial" w:hAnsi="Arial" w:cs="Arial"/>
-                <w:color w:val="000000" w:themeColor="text1"/>
-                <w:sz w:val="24"/>
-                <w:szCs w:val="24"/>
-              </w:rPr>
-              <w:t xml:space="preserve"> </w:t>
-            </w:r>
-            <w:proofErr w:type="spellStart"/>
-            <w:r>
-              <w:rPr>
-                <w:rFonts w:ascii="Arial" w:hAnsi="Arial" w:cs="Arial"/>
-                <w:color w:val="000000" w:themeColor="text1"/>
-                <w:sz w:val="24"/>
-                <w:szCs w:val="24"/>
-              </w:rPr>
-              <w:t>Have</w:t>
-            </w:r>
-            <w:proofErr w:type="spellEnd"/>
           </w:p>
         </w:tc>
         <w:tc>
@@ -7459,7 +6657,6 @@
                 <w:szCs w:val="24"/>
               </w:rPr>
             </w:pPr>
-            <w:proofErr w:type="spellStart"/>
             <w:r>
               <w:rPr>
                 <w:rFonts w:ascii="Arial" w:hAnsi="Arial" w:cs="Arial"/>
@@ -7467,29 +6664,8 @@
                 <w:sz w:val="24"/>
                 <w:szCs w:val="24"/>
               </w:rPr>
-              <w:t>Must</w:t>
+              <w:t>Must Have</w:t>
             </w:r>
-            <w:proofErr w:type="spellEnd"/>
-            <w:r>
-              <w:rPr>
-                <w:rFonts w:ascii="Arial" w:hAnsi="Arial" w:cs="Arial"/>
-                <w:color w:val="000000" w:themeColor="text1"/>
-                <w:sz w:val="24"/>
-                <w:szCs w:val="24"/>
-              </w:rPr>
-              <w:t xml:space="preserve"> </w:t>
-            </w:r>
-            <w:proofErr w:type="spellStart"/>
-            <w:r>
-              <w:rPr>
-                <w:rFonts w:ascii="Arial" w:hAnsi="Arial" w:cs="Arial"/>
-                <w:color w:val="000000" w:themeColor="text1"/>
-                <w:sz w:val="24"/>
-                <w:szCs w:val="24"/>
-              </w:rPr>
-              <w:t>Have</w:t>
-            </w:r>
-            <w:proofErr w:type="spellEnd"/>
           </w:p>
         </w:tc>
         <w:tc>
@@ -7639,7 +6815,6 @@
                 <w:szCs w:val="24"/>
               </w:rPr>
             </w:pPr>
-            <w:proofErr w:type="spellStart"/>
             <w:r>
               <w:rPr>
                 <w:rFonts w:ascii="Arial" w:hAnsi="Arial" w:cs="Arial"/>
@@ -7647,29 +6822,8 @@
                 <w:sz w:val="24"/>
                 <w:szCs w:val="24"/>
               </w:rPr>
-              <w:t>Should</w:t>
+              <w:t>Should Have</w:t>
             </w:r>
-            <w:proofErr w:type="spellEnd"/>
-            <w:r>
-              <w:rPr>
-                <w:rFonts w:ascii="Arial" w:hAnsi="Arial" w:cs="Arial"/>
-                <w:color w:val="000000" w:themeColor="text1"/>
-                <w:sz w:val="24"/>
-                <w:szCs w:val="24"/>
-              </w:rPr>
-              <w:t xml:space="preserve"> </w:t>
-            </w:r>
-            <w:proofErr w:type="spellStart"/>
-            <w:r>
-              <w:rPr>
-                <w:rFonts w:ascii="Arial" w:hAnsi="Arial" w:cs="Arial"/>
-                <w:color w:val="000000" w:themeColor="text1"/>
-                <w:sz w:val="24"/>
-                <w:szCs w:val="24"/>
-              </w:rPr>
-              <w:t>Have</w:t>
-            </w:r>
-            <w:proofErr w:type="spellEnd"/>
           </w:p>
         </w:tc>
         <w:tc>
@@ -7819,7 +6973,6 @@
                 <w:szCs w:val="24"/>
               </w:rPr>
             </w:pPr>
-            <w:proofErr w:type="spellStart"/>
             <w:r>
               <w:rPr>
                 <w:rFonts w:ascii="Arial" w:hAnsi="Arial" w:cs="Arial"/>
@@ -7827,29 +6980,8 @@
                 <w:sz w:val="24"/>
                 <w:szCs w:val="24"/>
               </w:rPr>
-              <w:t>Could</w:t>
+              <w:t>Could Have</w:t>
             </w:r>
-            <w:proofErr w:type="spellEnd"/>
-            <w:r>
-              <w:rPr>
-                <w:rFonts w:ascii="Arial" w:hAnsi="Arial" w:cs="Arial"/>
-                <w:color w:val="000000" w:themeColor="text1"/>
-                <w:sz w:val="24"/>
-                <w:szCs w:val="24"/>
-              </w:rPr>
-              <w:t xml:space="preserve"> </w:t>
-            </w:r>
-            <w:proofErr w:type="spellStart"/>
-            <w:r>
-              <w:rPr>
-                <w:rFonts w:ascii="Arial" w:hAnsi="Arial" w:cs="Arial"/>
-                <w:color w:val="000000" w:themeColor="text1"/>
-                <w:sz w:val="24"/>
-                <w:szCs w:val="24"/>
-              </w:rPr>
-              <w:t>Have</w:t>
-            </w:r>
-            <w:proofErr w:type="spellEnd"/>
           </w:p>
         </w:tc>
         <w:tc>
@@ -7977,61 +7109,7 @@
           <w:sz w:val="24"/>
           <w:szCs w:val="24"/>
         </w:rPr>
-        <w:t xml:space="preserve">Uso de Leaflet.js y </w:t>
-      </w:r>
-      <w:proofErr w:type="spellStart"/>
-      <w:r>
-        <w:rPr>
-          <w:rFonts w:ascii="Arial" w:hAnsi="Arial" w:cs="Arial"/>
-          <w:sz w:val="24"/>
-          <w:szCs w:val="24"/>
-        </w:rPr>
-        <w:t>OpenStreetMap</w:t>
-      </w:r>
-      <w:proofErr w:type="spellEnd"/>
-      <w:r>
-        <w:rPr>
-          <w:rFonts w:ascii="Arial" w:hAnsi="Arial" w:cs="Arial"/>
-          <w:sz w:val="24"/>
-          <w:szCs w:val="24"/>
-        </w:rPr>
-        <w:t xml:space="preserve">: Se descarta el uso de Google </w:t>
-      </w:r>
-      <w:proofErr w:type="spellStart"/>
-      <w:r>
-        <w:rPr>
-          <w:rFonts w:ascii="Arial" w:hAnsi="Arial" w:cs="Arial"/>
-          <w:sz w:val="24"/>
-          <w:szCs w:val="24"/>
-        </w:rPr>
-        <w:t>Maps</w:t>
-      </w:r>
-      <w:proofErr w:type="spellEnd"/>
-      <w:r>
-        <w:rPr>
-          <w:rFonts w:ascii="Arial" w:hAnsi="Arial" w:cs="Arial"/>
-          <w:sz w:val="24"/>
-          <w:szCs w:val="24"/>
-        </w:rPr>
-        <w:t xml:space="preserve"> API para evitar costos recurrentes de licenciamiento. Leaflet.js es una biblioteca de JavaScript extremadamente ligera y gratuita que se integrará en el </w:t>
-      </w:r>
-      <w:proofErr w:type="spellStart"/>
-      <w:r>
-        <w:rPr>
-          <w:rFonts w:ascii="Arial" w:hAnsi="Arial" w:cs="Arial"/>
-          <w:sz w:val="24"/>
-          <w:szCs w:val="24"/>
-        </w:rPr>
-        <w:t>frontend</w:t>
-      </w:r>
-      <w:proofErr w:type="spellEnd"/>
-      <w:r>
-        <w:rPr>
-          <w:rFonts w:ascii="Arial" w:hAnsi="Arial" w:cs="Arial"/>
-          <w:sz w:val="24"/>
-          <w:szCs w:val="24"/>
-        </w:rPr>
-        <w:t xml:space="preserve"> del sistema web.</w:t>
+        <w:t>Uso de Leaflet.js y OpenStreetMap: Se descarta el uso de Google Maps API para evitar costos recurrentes de licenciamiento. Leaflet.js es una biblioteca de JavaScript extremadamente ligera y gratuita que se integrará en el frontend del sistema web.</w:t>
       </w:r>
     </w:p>
     <w:p>
@@ -8112,47 +7190,7 @@
           <w:sz w:val="24"/>
           <w:szCs w:val="24"/>
         </w:rPr>
-        <w:t xml:space="preserve">Esta estrategia permite clasificar RF-GEO como </w:t>
-      </w:r>
-      <w:proofErr w:type="spellStart"/>
-      <w:r>
-        <w:rPr>
-          <w:rFonts w:ascii="Arial" w:hAnsi="Arial" w:cs="Arial"/>
-          <w:color w:val="000000" w:themeColor="text1"/>
-          <w:sz w:val="24"/>
-          <w:szCs w:val="24"/>
-        </w:rPr>
-        <w:t>Should</w:t>
-      </w:r>
-      <w:proofErr w:type="spellEnd"/>
-      <w:r>
-        <w:rPr>
-          <w:rFonts w:ascii="Arial" w:hAnsi="Arial" w:cs="Arial"/>
-          <w:color w:val="000000" w:themeColor="text1"/>
-          <w:sz w:val="24"/>
-          <w:szCs w:val="24"/>
-        </w:rPr>
-        <w:t xml:space="preserve"> </w:t>
-      </w:r>
-      <w:proofErr w:type="spellStart"/>
-      <w:r>
-        <w:rPr>
-          <w:rFonts w:ascii="Arial" w:hAnsi="Arial" w:cs="Arial"/>
-          <w:color w:val="000000" w:themeColor="text1"/>
-          <w:sz w:val="24"/>
-          <w:szCs w:val="24"/>
-        </w:rPr>
-        <w:t>Have</w:t>
-      </w:r>
-      <w:proofErr w:type="spellEnd"/>
-      <w:r>
-        <w:rPr>
-          <w:rFonts w:ascii="Arial" w:hAnsi="Arial" w:cs="Arial"/>
-          <w:color w:val="000000" w:themeColor="text1"/>
-          <w:sz w:val="24"/>
-          <w:szCs w:val="24"/>
-        </w:rPr>
-        <w:t>, programando su desarrollo técnico para el Sprint 5 y garantizando su entrega en el MVP.</w:t>
+        <w:t>Esta estrategia permite clasificar RF-GEO como Should Have, programando su desarrollo técnico para el Sprint 5 y garantizando su entrega en el MVP.</w:t>
       </w:r>
     </w:p>
     <w:p>
@@ -8253,27 +7291,7 @@
           <w:sz w:val="24"/>
           <w:szCs w:val="24"/>
         </w:rPr>
-        <w:t xml:space="preserve">Este documento establece la línea base del cronograma del proyecto para un ciclo total de 6 meses (24 semanas), estructurado en 12 </w:t>
-      </w:r>
-      <w:proofErr w:type="spellStart"/>
-      <w:r>
-        <w:rPr>
-          <w:rFonts w:ascii="Arial" w:hAnsi="Arial" w:cs="Arial"/>
-          <w:color w:val="000000" w:themeColor="text1"/>
-          <w:sz w:val="24"/>
-          <w:szCs w:val="24"/>
-        </w:rPr>
-        <w:t>Sprints</w:t>
-      </w:r>
-      <w:proofErr w:type="spellEnd"/>
-      <w:r>
-        <w:rPr>
-          <w:rFonts w:ascii="Arial" w:hAnsi="Arial" w:cs="Arial"/>
-          <w:color w:val="000000" w:themeColor="text1"/>
-          <w:sz w:val="24"/>
-          <w:szCs w:val="24"/>
-        </w:rPr>
-        <w:t xml:space="preserve"> de 2 semanas de duración cada uno. El cronograma integra el desarrollo técnico incremental de Scrum con los hitos de control tradicionales, e incorpora de manera coherente los eventos críticos del proyecto (solicitud de geolocalización, renuncia de desarrolladores y cambios regulatorios).</w:t>
+        <w:t>Este documento establece la línea base del cronograma del proyecto para un ciclo total de 6 meses (24 semanas), estructurado en 12 Sprints de 2 semanas de duración cada uno. El cronograma integra el desarrollo técnico incremental de Scrum con los hitos de control tradicionales, e incorpora de manera coherente los eventos críticos del proyecto (solicitud de geolocalización, renuncia de desarrolladores y cambios regulatorios).</w:t>
       </w:r>
     </w:p>
     <w:p>
@@ -8307,27 +7325,7 @@
           <w:sz w:val="24"/>
           <w:szCs w:val="24"/>
         </w:rPr>
-        <w:t xml:space="preserve">Calendario de </w:t>
-      </w:r>
-      <w:proofErr w:type="spellStart"/>
-      <w:r>
-        <w:rPr>
-          <w:rFonts w:ascii="Arial" w:hAnsi="Arial" w:cs="Arial"/>
-          <w:color w:val="000000" w:themeColor="text1"/>
-          <w:sz w:val="24"/>
-          <w:szCs w:val="24"/>
-        </w:rPr>
-        <w:t>Sprints</w:t>
-      </w:r>
-      <w:proofErr w:type="spellEnd"/>
-      <w:r>
-        <w:rPr>
-          <w:rFonts w:ascii="Arial" w:hAnsi="Arial" w:cs="Arial"/>
-          <w:color w:val="000000" w:themeColor="text1"/>
-          <w:sz w:val="24"/>
-          <w:szCs w:val="24"/>
-        </w:rPr>
-        <w:t xml:space="preserve"> y Entregas</w:t>
+        <w:t>Calendario de Sprints y Entregas</w:t>
       </w:r>
     </w:p>
     <w:p>
@@ -8505,27 +7503,7 @@
                 <w:szCs w:val="24"/>
               </w:rPr>
               <w:lastRenderedPageBreak/>
-              <w:t>Sprint 1 (</w:t>
-            </w:r>
-            <w:proofErr w:type="spellStart"/>
-            <w:r>
-              <w:rPr>
-                <w:rFonts w:ascii="Arial" w:hAnsi="Arial" w:cs="Arial"/>
-                <w:color w:val="000000" w:themeColor="text1"/>
-                <w:sz w:val="24"/>
-                <w:szCs w:val="24"/>
-              </w:rPr>
-              <w:t>Sem</w:t>
-            </w:r>
-            <w:proofErr w:type="spellEnd"/>
-            <w:r>
-              <w:rPr>
-                <w:rFonts w:ascii="Arial" w:hAnsi="Arial" w:cs="Arial"/>
-                <w:color w:val="000000" w:themeColor="text1"/>
-                <w:sz w:val="24"/>
-                <w:szCs w:val="24"/>
-              </w:rPr>
-              <w:t>. 1-2)</w:t>
+              <w:t>Sprint 1 (Sem. 1-2)</w:t>
             </w:r>
           </w:p>
         </w:tc>
@@ -8577,27 +7555,7 @@
                 <w:sz w:val="24"/>
                 <w:szCs w:val="24"/>
               </w:rPr>
-              <w:t xml:space="preserve">Metodología, Solicitud, </w:t>
-            </w:r>
-            <w:proofErr w:type="spellStart"/>
-            <w:r>
-              <w:rPr>
-                <w:rFonts w:ascii="Arial" w:hAnsi="Arial" w:cs="Arial"/>
-                <w:color w:val="000000" w:themeColor="text1"/>
-                <w:sz w:val="24"/>
-                <w:szCs w:val="24"/>
-              </w:rPr>
-              <w:t>Inception</w:t>
-            </w:r>
-            <w:proofErr w:type="spellEnd"/>
-            <w:r>
-              <w:rPr>
-                <w:rFonts w:ascii="Arial" w:hAnsi="Arial" w:cs="Arial"/>
-                <w:color w:val="000000" w:themeColor="text1"/>
-                <w:sz w:val="24"/>
-                <w:szCs w:val="24"/>
-              </w:rPr>
-              <w:t xml:space="preserve"> y Matriz de Priorización.</w:t>
+              <w:t>Metodología, Solicitud, Inception y Matriz de Priorización.</w:t>
             </w:r>
           </w:p>
         </w:tc>
@@ -8623,27 +7581,7 @@
                 <w:sz w:val="24"/>
                 <w:szCs w:val="24"/>
               </w:rPr>
-              <w:t xml:space="preserve">Reunión de </w:t>
-            </w:r>
-            <w:proofErr w:type="spellStart"/>
-            <w:r>
-              <w:rPr>
-                <w:rFonts w:ascii="Arial" w:hAnsi="Arial" w:cs="Arial"/>
-                <w:color w:val="000000" w:themeColor="text1"/>
-                <w:sz w:val="24"/>
-                <w:szCs w:val="24"/>
-              </w:rPr>
-              <w:t>kickoff</w:t>
-            </w:r>
-            <w:proofErr w:type="spellEnd"/>
-            <w:r>
-              <w:rPr>
-                <w:rFonts w:ascii="Arial" w:hAnsi="Arial" w:cs="Arial"/>
-                <w:color w:val="000000" w:themeColor="text1"/>
-                <w:sz w:val="24"/>
-                <w:szCs w:val="24"/>
-              </w:rPr>
-              <w:t xml:space="preserve"> con la Alcaldía.</w:t>
+              <w:t>Reunión de kickoff con la Alcaldía.</w:t>
             </w:r>
           </w:p>
         </w:tc>
@@ -8671,27 +7609,7 @@
                 <w:sz w:val="24"/>
                 <w:szCs w:val="24"/>
               </w:rPr>
-              <w:t>Sprint 2 (</w:t>
-            </w:r>
-            <w:proofErr w:type="spellStart"/>
-            <w:r>
-              <w:rPr>
-                <w:rFonts w:ascii="Arial" w:hAnsi="Arial" w:cs="Arial"/>
-                <w:color w:val="000000" w:themeColor="text1"/>
-                <w:sz w:val="24"/>
-                <w:szCs w:val="24"/>
-              </w:rPr>
-              <w:t>Sem</w:t>
-            </w:r>
-            <w:proofErr w:type="spellEnd"/>
-            <w:r>
-              <w:rPr>
-                <w:rFonts w:ascii="Arial" w:hAnsi="Arial" w:cs="Arial"/>
-                <w:color w:val="000000" w:themeColor="text1"/>
-                <w:sz w:val="24"/>
-                <w:szCs w:val="24"/>
-              </w:rPr>
-              <w:t>. 3-4)</w:t>
+              <w:t>Sprint 2 (Sem. 3-4)</w:t>
             </w:r>
           </w:p>
         </w:tc>
@@ -8797,27 +7715,7 @@
                 <w:sz w:val="24"/>
                 <w:szCs w:val="24"/>
               </w:rPr>
-              <w:t>Sprint 3 (</w:t>
-            </w:r>
-            <w:proofErr w:type="spellStart"/>
-            <w:r>
-              <w:rPr>
-                <w:rFonts w:ascii="Arial" w:hAnsi="Arial" w:cs="Arial"/>
-                <w:color w:val="000000" w:themeColor="text1"/>
-                <w:sz w:val="24"/>
-                <w:szCs w:val="24"/>
-              </w:rPr>
-              <w:t>Sem</w:t>
-            </w:r>
-            <w:proofErr w:type="spellEnd"/>
-            <w:r>
-              <w:rPr>
-                <w:rFonts w:ascii="Arial" w:hAnsi="Arial" w:cs="Arial"/>
-                <w:color w:val="000000" w:themeColor="text1"/>
-                <w:sz w:val="24"/>
-                <w:szCs w:val="24"/>
-              </w:rPr>
-              <w:t>. 5-6)</w:t>
+              <w:t>Sprint 3 (Sem. 5-6)</w:t>
             </w:r>
           </w:p>
         </w:tc>
@@ -8923,27 +7821,7 @@
                 <w:sz w:val="24"/>
                 <w:szCs w:val="24"/>
               </w:rPr>
-              <w:t>Sprint 4 (</w:t>
-            </w:r>
-            <w:proofErr w:type="spellStart"/>
-            <w:r>
-              <w:rPr>
-                <w:rFonts w:ascii="Arial" w:hAnsi="Arial" w:cs="Arial"/>
-                <w:color w:val="000000" w:themeColor="text1"/>
-                <w:sz w:val="24"/>
-                <w:szCs w:val="24"/>
-              </w:rPr>
-              <w:t>Sem</w:t>
-            </w:r>
-            <w:proofErr w:type="spellEnd"/>
-            <w:r>
-              <w:rPr>
-                <w:rFonts w:ascii="Arial" w:hAnsi="Arial" w:cs="Arial"/>
-                <w:color w:val="000000" w:themeColor="text1"/>
-                <w:sz w:val="24"/>
-                <w:szCs w:val="24"/>
-              </w:rPr>
-              <w:t>. 7-8)</w:t>
+              <w:t>Sprint 4 (Sem. 7-8)</w:t>
             </w:r>
           </w:p>
         </w:tc>
@@ -9049,27 +7927,7 @@
                 <w:sz w:val="24"/>
                 <w:szCs w:val="24"/>
               </w:rPr>
-              <w:t>Sprint 5 (</w:t>
-            </w:r>
-            <w:proofErr w:type="spellStart"/>
-            <w:r>
-              <w:rPr>
-                <w:rFonts w:ascii="Arial" w:hAnsi="Arial" w:cs="Arial"/>
-                <w:color w:val="000000" w:themeColor="text1"/>
-                <w:sz w:val="24"/>
-                <w:szCs w:val="24"/>
-              </w:rPr>
-              <w:t>Sem</w:t>
-            </w:r>
-            <w:proofErr w:type="spellEnd"/>
-            <w:r>
-              <w:rPr>
-                <w:rFonts w:ascii="Arial" w:hAnsi="Arial" w:cs="Arial"/>
-                <w:color w:val="000000" w:themeColor="text1"/>
-                <w:sz w:val="24"/>
-                <w:szCs w:val="24"/>
-              </w:rPr>
-              <w:t>. 9-10)</w:t>
+              <w:t>Sprint 5 (Sem. 9-10)</w:t>
             </w:r>
           </w:p>
         </w:tc>
@@ -9175,27 +8033,7 @@
                 <w:sz w:val="24"/>
                 <w:szCs w:val="24"/>
               </w:rPr>
-              <w:t>Sprint 6 (</w:t>
-            </w:r>
-            <w:proofErr w:type="spellStart"/>
-            <w:r>
-              <w:rPr>
-                <w:rFonts w:ascii="Arial" w:hAnsi="Arial" w:cs="Arial"/>
-                <w:color w:val="000000" w:themeColor="text1"/>
-                <w:sz w:val="24"/>
-                <w:szCs w:val="24"/>
-              </w:rPr>
-              <w:t>Sem</w:t>
-            </w:r>
-            <w:proofErr w:type="spellEnd"/>
-            <w:r>
-              <w:rPr>
-                <w:rFonts w:ascii="Arial" w:hAnsi="Arial" w:cs="Arial"/>
-                <w:color w:val="000000" w:themeColor="text1"/>
-                <w:sz w:val="24"/>
-                <w:szCs w:val="24"/>
-              </w:rPr>
-              <w:t>. 11-12)</w:t>
+              <w:t>Sprint 6 (Sem. 11-12)</w:t>
             </w:r>
           </w:p>
         </w:tc>
@@ -9302,27 +8140,7 @@
                 <w:szCs w:val="24"/>
               </w:rPr>
               <w:lastRenderedPageBreak/>
-              <w:t>Sprint 7 (</w:t>
-            </w:r>
-            <w:proofErr w:type="spellStart"/>
-            <w:r>
-              <w:rPr>
-                <w:rFonts w:ascii="Arial" w:hAnsi="Arial" w:cs="Arial"/>
-                <w:color w:val="000000" w:themeColor="text1"/>
-                <w:sz w:val="24"/>
-                <w:szCs w:val="24"/>
-              </w:rPr>
-              <w:t>Sem</w:t>
-            </w:r>
-            <w:proofErr w:type="spellEnd"/>
-            <w:r>
-              <w:rPr>
-                <w:rFonts w:ascii="Arial" w:hAnsi="Arial" w:cs="Arial"/>
-                <w:color w:val="000000" w:themeColor="text1"/>
-                <w:sz w:val="24"/>
-                <w:szCs w:val="24"/>
-              </w:rPr>
-              <w:t>. 13-14)</w:t>
+              <w:t>Sprint 7 (Sem. 13-14)</w:t>
             </w:r>
           </w:p>
         </w:tc>
@@ -9428,27 +8246,7 @@
                 <w:sz w:val="24"/>
                 <w:szCs w:val="24"/>
               </w:rPr>
-              <w:t>Sprint 8 (</w:t>
-            </w:r>
-            <w:proofErr w:type="spellStart"/>
-            <w:r>
-              <w:rPr>
-                <w:rFonts w:ascii="Arial" w:hAnsi="Arial" w:cs="Arial"/>
-                <w:color w:val="000000" w:themeColor="text1"/>
-                <w:sz w:val="24"/>
-                <w:szCs w:val="24"/>
-              </w:rPr>
-              <w:t>Sem</w:t>
-            </w:r>
-            <w:proofErr w:type="spellEnd"/>
-            <w:r>
-              <w:rPr>
-                <w:rFonts w:ascii="Arial" w:hAnsi="Arial" w:cs="Arial"/>
-                <w:color w:val="000000" w:themeColor="text1"/>
-                <w:sz w:val="24"/>
-                <w:szCs w:val="24"/>
-              </w:rPr>
-              <w:t>. 15-16)</w:t>
+              <w:t>Sprint 8 (Sem. 15-16)</w:t>
             </w:r>
           </w:p>
         </w:tc>
@@ -9554,27 +8352,7 @@
                 <w:sz w:val="24"/>
                 <w:szCs w:val="24"/>
               </w:rPr>
-              <w:t>Sprint 9 (</w:t>
-            </w:r>
-            <w:proofErr w:type="spellStart"/>
-            <w:r>
-              <w:rPr>
-                <w:rFonts w:ascii="Arial" w:hAnsi="Arial" w:cs="Arial"/>
-                <w:color w:val="000000" w:themeColor="text1"/>
-                <w:sz w:val="24"/>
-                <w:szCs w:val="24"/>
-              </w:rPr>
-              <w:t>Sem</w:t>
-            </w:r>
-            <w:proofErr w:type="spellEnd"/>
-            <w:r>
-              <w:rPr>
-                <w:rFonts w:ascii="Arial" w:hAnsi="Arial" w:cs="Arial"/>
-                <w:color w:val="000000" w:themeColor="text1"/>
-                <w:sz w:val="24"/>
-                <w:szCs w:val="24"/>
-              </w:rPr>
-              <w:t>. 17-18)</w:t>
+              <w:t>Sprint 9 (Sem. 17-18)</w:t>
             </w:r>
           </w:p>
         </w:tc>
@@ -9626,27 +8404,7 @@
                 <w:sz w:val="24"/>
                 <w:szCs w:val="24"/>
               </w:rPr>
-              <w:t xml:space="preserve">Integración técnica de Leaflet.js y </w:t>
-            </w:r>
-            <w:proofErr w:type="spellStart"/>
-            <w:r>
-              <w:rPr>
-                <w:rFonts w:ascii="Arial" w:hAnsi="Arial" w:cs="Arial"/>
-                <w:color w:val="000000" w:themeColor="text1"/>
-                <w:sz w:val="24"/>
-                <w:szCs w:val="24"/>
-              </w:rPr>
-              <w:t>OpenStreetMap</w:t>
-            </w:r>
-            <w:proofErr w:type="spellEnd"/>
-            <w:r>
-              <w:rPr>
-                <w:rFonts w:ascii="Arial" w:hAnsi="Arial" w:cs="Arial"/>
-                <w:color w:val="000000" w:themeColor="text1"/>
-                <w:sz w:val="24"/>
-                <w:szCs w:val="24"/>
-              </w:rPr>
-              <w:t xml:space="preserve"> en la plataforma.</w:t>
+              <w:t>Integración técnica de Leaflet.js y OpenStreetMap en la plataforma.</w:t>
             </w:r>
           </w:p>
         </w:tc>
@@ -9700,27 +8458,7 @@
                 <w:sz w:val="24"/>
                 <w:szCs w:val="24"/>
               </w:rPr>
-              <w:t>Sprint 10 (</w:t>
-            </w:r>
-            <w:proofErr w:type="spellStart"/>
-            <w:r>
-              <w:rPr>
-                <w:rFonts w:ascii="Arial" w:hAnsi="Arial" w:cs="Arial"/>
-                <w:color w:val="000000" w:themeColor="text1"/>
-                <w:sz w:val="24"/>
-                <w:szCs w:val="24"/>
-              </w:rPr>
-              <w:t>Sem</w:t>
-            </w:r>
-            <w:proofErr w:type="spellEnd"/>
-            <w:r>
-              <w:rPr>
-                <w:rFonts w:ascii="Arial" w:hAnsi="Arial" w:cs="Arial"/>
-                <w:color w:val="000000" w:themeColor="text1"/>
-                <w:sz w:val="24"/>
-                <w:szCs w:val="24"/>
-              </w:rPr>
-              <w:t>. 19-20)</w:t>
+              <w:t>Sprint 10 (Sem. 19-20)</w:t>
             </w:r>
           </w:p>
         </w:tc>
@@ -9826,27 +8564,7 @@
                 <w:sz w:val="24"/>
                 <w:szCs w:val="24"/>
               </w:rPr>
-              <w:t>Sprint 11 (</w:t>
-            </w:r>
-            <w:proofErr w:type="spellStart"/>
-            <w:r>
-              <w:rPr>
-                <w:rFonts w:ascii="Arial" w:hAnsi="Arial" w:cs="Arial"/>
-                <w:color w:val="000000" w:themeColor="text1"/>
-                <w:sz w:val="24"/>
-                <w:szCs w:val="24"/>
-              </w:rPr>
-              <w:t>Sem</w:t>
-            </w:r>
-            <w:proofErr w:type="spellEnd"/>
-            <w:r>
-              <w:rPr>
-                <w:rFonts w:ascii="Arial" w:hAnsi="Arial" w:cs="Arial"/>
-                <w:color w:val="000000" w:themeColor="text1"/>
-                <w:sz w:val="24"/>
-                <w:szCs w:val="24"/>
-              </w:rPr>
-              <w:t>. 21-22)</w:t>
+              <w:t>Sprint 11 (Sem. 21-22)</w:t>
             </w:r>
           </w:p>
         </w:tc>
@@ -9952,27 +8670,7 @@
                 <w:sz w:val="24"/>
                 <w:szCs w:val="24"/>
               </w:rPr>
-              <w:t>Sprint 12 (</w:t>
-            </w:r>
-            <w:proofErr w:type="spellStart"/>
-            <w:r>
-              <w:rPr>
-                <w:rFonts w:ascii="Arial" w:hAnsi="Arial" w:cs="Arial"/>
-                <w:color w:val="000000" w:themeColor="text1"/>
-                <w:sz w:val="24"/>
-                <w:szCs w:val="24"/>
-              </w:rPr>
-              <w:t>Sem</w:t>
-            </w:r>
-            <w:proofErr w:type="spellEnd"/>
-            <w:r>
-              <w:rPr>
-                <w:rFonts w:ascii="Arial" w:hAnsi="Arial" w:cs="Arial"/>
-                <w:color w:val="000000" w:themeColor="text1"/>
-                <w:sz w:val="24"/>
-                <w:szCs w:val="24"/>
-              </w:rPr>
-              <w:t>. 23-24)</w:t>
+              <w:t>Sprint 12 (Sem. 23-24)</w:t>
             </w:r>
           </w:p>
         </w:tc>
@@ -10143,47 +8841,7 @@
           <w:szCs w:val="24"/>
         </w:rPr>
         <w:br/>
-        <w:t xml:space="preserve">La Alcaldía de Sucre solicita formalmente agregar la geolocalización de puestos. El equipo inicia el proceso formal de gestión del cambio (solicitud, análisis de impacto y costo-beneficio). Para evitar desvíos en el plazo de 6 meses y presupuesto de 70,000 Bs., se aprueba una solución optimizada (Leaflet.js + </w:t>
-      </w:r>
-      <w:proofErr w:type="spellStart"/>
-      <w:r>
-        <w:rPr>
-          <w:rFonts w:ascii="Arial" w:hAnsi="Arial" w:cs="Arial"/>
-          <w:color w:val="000000" w:themeColor="text1"/>
-          <w:sz w:val="24"/>
-          <w:szCs w:val="24"/>
-        </w:rPr>
-        <w:t>OpenStreetMap</w:t>
-      </w:r>
-      <w:proofErr w:type="spellEnd"/>
-      <w:r>
-        <w:rPr>
-          <w:rFonts w:ascii="Arial" w:hAnsi="Arial" w:cs="Arial"/>
-          <w:color w:val="000000" w:themeColor="text1"/>
-          <w:sz w:val="24"/>
-          <w:szCs w:val="24"/>
-        </w:rPr>
-        <w:t xml:space="preserve"> sin costo de licenciamiento, geolocalización nativa HTML5 y planos SVG) que reduce el esfuerzo y programa su desarrollo formal en los </w:t>
-      </w:r>
-      <w:proofErr w:type="spellStart"/>
-      <w:r>
-        <w:rPr>
-          <w:rFonts w:ascii="Arial" w:hAnsi="Arial" w:cs="Arial"/>
-          <w:color w:val="000000" w:themeColor="text1"/>
-          <w:sz w:val="24"/>
-          <w:szCs w:val="24"/>
-        </w:rPr>
-        <w:t>Sprints</w:t>
-      </w:r>
-      <w:proofErr w:type="spellEnd"/>
-      <w:r>
-        <w:rPr>
-          <w:rFonts w:ascii="Arial" w:hAnsi="Arial" w:cs="Arial"/>
-          <w:color w:val="000000" w:themeColor="text1"/>
-          <w:sz w:val="24"/>
-          <w:szCs w:val="24"/>
-        </w:rPr>
-        <w:t xml:space="preserve"> 9 y 10.</w:t>
+        <w:t>La Alcaldía de Sucre solicita formalmente agregar la geolocalización de puestos. El equipo inicia el proceso formal de gestión del cambio (solicitud, análisis de impacto y costo-beneficio). Para evitar desvíos en el plazo de 6 meses y presupuesto de 70,000 Bs., se aprueba una solución optimizada (Leaflet.js + OpenStreetMap sin costo de licenciamiento, geolocalización nativa HTML5 y planos SVG) que reduce el esfuerzo y programa su desarrollo formal en los Sprints 9 y 10.</w:t>
       </w:r>
       <w:r>
         <w:rPr>
@@ -10212,27 +8870,7 @@
           <w:szCs w:val="24"/>
         </w:rPr>
         <w:br/>
-        <w:t xml:space="preserve">La renuncia de dos desarrolladores se materializa al final del Sprint 6. Se activa el plan de contingencia de riesgos: reestimación de la velocidad del equipo (se reduce la capacidad en un 30%), redistribución de tareas críticas de base de datos a los desarrolladores restantes, y priorización de requerimientos. El uso de la solución de geolocalización de bajo esfuerzo (Leaflet.js) en los </w:t>
-      </w:r>
-      <w:proofErr w:type="spellStart"/>
-      <w:r>
-        <w:rPr>
-          <w:rFonts w:ascii="Arial" w:hAnsi="Arial" w:cs="Arial"/>
-          <w:color w:val="000000" w:themeColor="text1"/>
-          <w:sz w:val="24"/>
-          <w:szCs w:val="24"/>
-        </w:rPr>
-        <w:t>Sprints</w:t>
-      </w:r>
-      <w:proofErr w:type="spellEnd"/>
-      <w:r>
-        <w:rPr>
-          <w:rFonts w:ascii="Arial" w:hAnsi="Arial" w:cs="Arial"/>
-          <w:color w:val="000000" w:themeColor="text1"/>
-          <w:sz w:val="24"/>
-          <w:szCs w:val="24"/>
-        </w:rPr>
-        <w:t xml:space="preserve"> 9 y 10 mitiga la pérdida de capacidad, manteniendo viable la fecha de entrega del MVP en la semana 24.</w:t>
+        <w:t>La renuncia de dos desarrolladores se materializa al final del Sprint 6. Se activa el plan de contingencia de riesgos: reestimación de la velocidad del equipo (se reduce la capacidad en un 30%), redistribución de tareas críticas de base de datos a los desarrolladores restantes, y priorización de requerimientos. El uso de la solución de geolocalización de bajo esfuerzo (Leaflet.js) en los Sprints 9 y 10 mitiga la pérdida de capacidad, manteniendo viable la fecha de entrega del MVP en la semana 24.</w:t>
       </w:r>
       <w:r>
         <w:rPr>
@@ -10261,100 +8899,1693 @@
           <w:szCs w:val="24"/>
         </w:rPr>
         <w:br/>
-        <w:t xml:space="preserve">Al inicio del Sprint 7, entra en vigencia una nueva normativa municipal sobre licencias de salubridad. Se realiza una sesión de Backlog </w:t>
-      </w:r>
-      <w:proofErr w:type="spellStart"/>
-      <w:r>
-        <w:rPr>
-          <w:rFonts w:ascii="Arial" w:hAnsi="Arial" w:cs="Arial"/>
-          <w:color w:val="000000" w:themeColor="text1"/>
-          <w:sz w:val="24"/>
-          <w:szCs w:val="24"/>
-        </w:rPr>
-        <w:t>Refinement</w:t>
-      </w:r>
-      <w:proofErr w:type="spellEnd"/>
-      <w:r>
-        <w:rPr>
-          <w:rFonts w:ascii="Arial" w:hAnsi="Arial" w:cs="Arial"/>
-          <w:color w:val="000000" w:themeColor="text1"/>
-          <w:sz w:val="24"/>
-          <w:szCs w:val="24"/>
-        </w:rPr>
-        <w:t xml:space="preserve"> con el </w:t>
-      </w:r>
-      <w:proofErr w:type="spellStart"/>
-      <w:r>
-        <w:rPr>
-          <w:rFonts w:ascii="Arial" w:hAnsi="Arial" w:cs="Arial"/>
-          <w:color w:val="000000" w:themeColor="text1"/>
-          <w:sz w:val="24"/>
-          <w:szCs w:val="24"/>
-        </w:rPr>
-        <w:t>Product</w:t>
-      </w:r>
-      <w:proofErr w:type="spellEnd"/>
-      <w:r>
-        <w:rPr>
-          <w:rFonts w:ascii="Arial" w:hAnsi="Arial" w:cs="Arial"/>
-          <w:color w:val="000000" w:themeColor="text1"/>
-          <w:sz w:val="24"/>
-          <w:szCs w:val="24"/>
-        </w:rPr>
-        <w:t xml:space="preserve"> </w:t>
-      </w:r>
-      <w:proofErr w:type="spellStart"/>
-      <w:r>
-        <w:rPr>
-          <w:rFonts w:ascii="Arial" w:hAnsi="Arial" w:cs="Arial"/>
-          <w:color w:val="000000" w:themeColor="text1"/>
-          <w:sz w:val="24"/>
-          <w:szCs w:val="24"/>
-        </w:rPr>
-        <w:t>Owner</w:t>
-      </w:r>
-      <w:proofErr w:type="spellEnd"/>
-      <w:r>
-        <w:rPr>
-          <w:rFonts w:ascii="Arial" w:hAnsi="Arial" w:cs="Arial"/>
-          <w:color w:val="000000" w:themeColor="text1"/>
-          <w:sz w:val="24"/>
-          <w:szCs w:val="24"/>
-        </w:rPr>
-        <w:t xml:space="preserve"> para ajustar las reglas de negocio en la base de datos (RF-4.1) sin alterar el cronograma, ya que el módulo de licencias sanitarias inicia su desarrollo precisamente en este sprint (</w:t>
-      </w:r>
-      <w:proofErr w:type="spellStart"/>
-      <w:r>
-        <w:rPr>
-          <w:rFonts w:ascii="Arial" w:hAnsi="Arial" w:cs="Arial"/>
-          <w:color w:val="000000" w:themeColor="text1"/>
-          <w:sz w:val="24"/>
-          <w:szCs w:val="24"/>
-        </w:rPr>
-        <w:t>Sprints</w:t>
-      </w:r>
-      <w:proofErr w:type="spellEnd"/>
-      <w:r>
-        <w:rPr>
-          <w:rFonts w:ascii="Arial" w:hAnsi="Arial" w:cs="Arial"/>
-          <w:color w:val="000000" w:themeColor="text1"/>
-          <w:sz w:val="24"/>
-          <w:szCs w:val="24"/>
-        </w:rPr>
-        <w:t xml:space="preserve"> 7 y 8).</w:t>
+        <w:t>Al inicio del Sprint 7, entra en vigencia una nueva normativa municipal sobre licencias de salubridad. Se realiza una sesión de Backlog Refinement con el Product Owner para ajustar las reglas de negocio en la base de datos (RF-4.1) sin alterar el cronograma, ya que el módulo de licencias sanitarias inicia su desarrollo precisamente en este sprint (Sprints 7 y 8).</w:t>
       </w:r>
     </w:p>
     <w:p>
       <w:pPr>
+        <w:pStyle w:val="Ttulo1"/>
         <w:spacing w:line="360" w:lineRule="auto"/>
         <w:jc w:val="both"/>
         <w:rPr>
-          <w:rFonts w:ascii="Arial" w:hAnsi="Arial" w:cs="Arial"/>
-          <w:color w:val="000000" w:themeColor="text1"/>
-          <w:sz w:val="24"/>
-          <w:szCs w:val="24"/>
-        </w:rPr>
-      </w:pPr>
+          <w:color w:val="000000" w:themeColor="text1"/>
+        </w:rPr>
+      </w:pPr>
+      <w:r>
+        <w:rPr>
+          <w:color w:val="000000" w:themeColor="text1"/>
+        </w:rPr>
+        <w:lastRenderedPageBreak/>
+        <w:t>PRESUPUESTO DE PROYECTO Y FLUJO DE CAJA</w:t>
+      </w:r>
+    </w:p>
+    <w:p/>
+    <w:p>
+      <w:pPr>
+        <w:pStyle w:val="Ttulo2"/>
+        <w:spacing w:line="360" w:lineRule="auto"/>
+        <w:jc w:val="both"/>
+        <w:rPr>
+          <w:rFonts w:ascii="Arial" w:hAnsi="Arial" w:cs="Arial"/>
+          <w:color w:val="000000" w:themeColor="text1"/>
+          <w:sz w:val="24"/>
+          <w:szCs w:val="24"/>
+        </w:rPr>
+      </w:pPr>
+      <w:r>
+        <w:rPr>
+          <w:rFonts w:ascii="Arial" w:hAnsi="Arial" w:cs="Arial"/>
+          <w:color w:val="000000" w:themeColor="text1"/>
+          <w:sz w:val="24"/>
+          <w:szCs w:val="24"/>
+        </w:rPr>
+        <w:t>Estructura de Desglose de Costos</w:t>
+      </w:r>
+    </w:p>
+    <w:p>
+      <w:pPr>
+        <w:spacing w:line="360" w:lineRule="auto"/>
+        <w:jc w:val="both"/>
+        <w:rPr>
+          <w:rFonts w:ascii="Arial" w:hAnsi="Arial" w:cs="Arial"/>
+          <w:color w:val="000000" w:themeColor="text1"/>
+          <w:sz w:val="24"/>
+          <w:szCs w:val="24"/>
+        </w:rPr>
+      </w:pPr>
+      <w:r>
+        <w:rPr>
+          <w:rFonts w:ascii="Arial" w:hAnsi="Arial" w:cs="Arial"/>
+          <w:color w:val="000000" w:themeColor="text1"/>
+          <w:sz w:val="24"/>
+          <w:szCs w:val="24"/>
+        </w:rPr>
+        <w:t>Distribución analítica del presupuesto total de 70,000 Bs. clasificado por categorías de gasto:</w:t>
+      </w:r>
+    </w:p>
+    <w:p>
+      <w:pPr>
+        <w:spacing w:line="360" w:lineRule="auto"/>
+        <w:jc w:val="both"/>
+        <w:rPr>
+          <w:rFonts w:ascii="Arial" w:hAnsi="Arial" w:cs="Arial"/>
+          <w:color w:val="000000" w:themeColor="text1"/>
+          <w:sz w:val="24"/>
+          <w:szCs w:val="24"/>
+        </w:rPr>
+      </w:pPr>
+    </w:p>
+    <w:tbl>
+      <w:tblPr>
+        <w:tblStyle w:val="Tablaconcuadrcula"/>
+        <w:tblW w:w="0" w:type="auto"/>
+        <w:tblLook w:val="04A0" w:firstRow="1" w:lastRow="0" w:firstColumn="1" w:lastColumn="0" w:noHBand="0" w:noVBand="1"/>
+      </w:tblPr>
+      <w:tblGrid>
+        <w:gridCol w:w="2264"/>
+        <w:gridCol w:w="2267"/>
+        <w:gridCol w:w="1999"/>
+        <w:gridCol w:w="2100"/>
+      </w:tblGrid>
+      <w:tr>
+        <w:tc>
+          <w:tcPr>
+            <w:tcW w:w="2340" w:type="dxa"/>
+          </w:tcPr>
+          <w:p>
+            <w:pPr>
+              <w:spacing w:line="360" w:lineRule="auto"/>
+              <w:jc w:val="both"/>
+              <w:rPr>
+                <w:rFonts w:ascii="Arial" w:hAnsi="Arial" w:cs="Arial"/>
+                <w:color w:val="000000" w:themeColor="text1"/>
+                <w:sz w:val="24"/>
+                <w:szCs w:val="24"/>
+              </w:rPr>
+            </w:pPr>
+            <w:r>
+              <w:rPr>
+                <w:rFonts w:ascii="Arial" w:hAnsi="Arial" w:cs="Arial"/>
+                <w:color w:val="000000" w:themeColor="text1"/>
+                <w:sz w:val="24"/>
+                <w:szCs w:val="24"/>
+              </w:rPr>
+              <w:t>Categoría de Gasto</w:t>
+            </w:r>
+          </w:p>
+        </w:tc>
+        <w:tc>
+          <w:tcPr>
+            <w:tcW w:w="2340" w:type="dxa"/>
+          </w:tcPr>
+          <w:p>
+            <w:pPr>
+              <w:spacing w:line="360" w:lineRule="auto"/>
+              <w:jc w:val="both"/>
+              <w:rPr>
+                <w:rFonts w:ascii="Arial" w:hAnsi="Arial" w:cs="Arial"/>
+                <w:color w:val="000000" w:themeColor="text1"/>
+                <w:sz w:val="24"/>
+                <w:szCs w:val="24"/>
+              </w:rPr>
+            </w:pPr>
+            <w:r>
+              <w:rPr>
+                <w:rFonts w:ascii="Arial" w:hAnsi="Arial" w:cs="Arial"/>
+                <w:color w:val="000000" w:themeColor="text1"/>
+                <w:sz w:val="24"/>
+                <w:szCs w:val="24"/>
+              </w:rPr>
+              <w:t>Descripción Detallada</w:t>
+            </w:r>
+          </w:p>
+        </w:tc>
+        <w:tc>
+          <w:tcPr>
+            <w:tcW w:w="2340" w:type="dxa"/>
+          </w:tcPr>
+          <w:p>
+            <w:pPr>
+              <w:spacing w:line="360" w:lineRule="auto"/>
+              <w:jc w:val="both"/>
+              <w:rPr>
+                <w:rFonts w:ascii="Arial" w:hAnsi="Arial" w:cs="Arial"/>
+                <w:color w:val="000000" w:themeColor="text1"/>
+                <w:sz w:val="24"/>
+                <w:szCs w:val="24"/>
+              </w:rPr>
+            </w:pPr>
+            <w:r>
+              <w:rPr>
+                <w:rFonts w:ascii="Arial" w:hAnsi="Arial" w:cs="Arial"/>
+                <w:color w:val="000000" w:themeColor="text1"/>
+                <w:sz w:val="24"/>
+                <w:szCs w:val="24"/>
+              </w:rPr>
+              <w:t>Monto (Bs.)</w:t>
+            </w:r>
+          </w:p>
+        </w:tc>
+        <w:tc>
+          <w:tcPr>
+            <w:tcW w:w="2340" w:type="dxa"/>
+          </w:tcPr>
+          <w:p>
+            <w:pPr>
+              <w:spacing w:line="360" w:lineRule="auto"/>
+              <w:jc w:val="both"/>
+              <w:rPr>
+                <w:rFonts w:ascii="Arial" w:hAnsi="Arial" w:cs="Arial"/>
+                <w:color w:val="000000" w:themeColor="text1"/>
+                <w:sz w:val="24"/>
+                <w:szCs w:val="24"/>
+              </w:rPr>
+            </w:pPr>
+            <w:r>
+              <w:rPr>
+                <w:rFonts w:ascii="Arial" w:hAnsi="Arial" w:cs="Arial"/>
+                <w:color w:val="000000" w:themeColor="text1"/>
+                <w:sz w:val="24"/>
+                <w:szCs w:val="24"/>
+              </w:rPr>
+              <w:t>Porcentaje (%)</w:t>
+            </w:r>
+          </w:p>
+        </w:tc>
+      </w:tr>
+      <w:tr>
+        <w:tc>
+          <w:tcPr>
+            <w:tcW w:w="2340" w:type="dxa"/>
+          </w:tcPr>
+          <w:p>
+            <w:pPr>
+              <w:spacing w:line="360" w:lineRule="auto"/>
+              <w:jc w:val="both"/>
+              <w:rPr>
+                <w:rFonts w:ascii="Arial" w:hAnsi="Arial" w:cs="Arial"/>
+                <w:color w:val="000000" w:themeColor="text1"/>
+                <w:sz w:val="24"/>
+                <w:szCs w:val="24"/>
+              </w:rPr>
+            </w:pPr>
+            <w:r>
+              <w:rPr>
+                <w:rFonts w:ascii="Arial" w:hAnsi="Arial" w:cs="Arial"/>
+                <w:color w:val="000000" w:themeColor="text1"/>
+                <w:sz w:val="24"/>
+                <w:szCs w:val="24"/>
+              </w:rPr>
+              <w:t>Personal Técnico</w:t>
+            </w:r>
+          </w:p>
+        </w:tc>
+        <w:tc>
+          <w:tcPr>
+            <w:tcW w:w="2340" w:type="dxa"/>
+          </w:tcPr>
+          <w:p>
+            <w:pPr>
+              <w:spacing w:line="360" w:lineRule="auto"/>
+              <w:jc w:val="both"/>
+              <w:rPr>
+                <w:rFonts w:ascii="Arial" w:hAnsi="Arial" w:cs="Arial"/>
+                <w:color w:val="000000" w:themeColor="text1"/>
+                <w:sz w:val="24"/>
+                <w:szCs w:val="24"/>
+              </w:rPr>
+            </w:pPr>
+            <w:r>
+              <w:rPr>
+                <w:rFonts w:ascii="Arial" w:hAnsi="Arial" w:cs="Arial"/>
+                <w:color w:val="000000" w:themeColor="text1"/>
+                <w:sz w:val="24"/>
+                <w:szCs w:val="24"/>
+              </w:rPr>
+              <w:t>Jefe de Proyecto, Scrum Master/Frontend, Desarrollador Backend, Analista QA.</w:t>
+            </w:r>
+          </w:p>
+        </w:tc>
+        <w:tc>
+          <w:tcPr>
+            <w:tcW w:w="2340" w:type="dxa"/>
+          </w:tcPr>
+          <w:p>
+            <w:pPr>
+              <w:spacing w:line="360" w:lineRule="auto"/>
+              <w:jc w:val="both"/>
+              <w:rPr>
+                <w:rFonts w:ascii="Arial" w:hAnsi="Arial" w:cs="Arial"/>
+                <w:color w:val="000000" w:themeColor="text1"/>
+                <w:sz w:val="24"/>
+                <w:szCs w:val="24"/>
+              </w:rPr>
+            </w:pPr>
+            <w:r>
+              <w:rPr>
+                <w:rFonts w:ascii="Arial" w:hAnsi="Arial" w:cs="Arial"/>
+                <w:color w:val="000000" w:themeColor="text1"/>
+                <w:sz w:val="24"/>
+                <w:szCs w:val="24"/>
+              </w:rPr>
+              <w:t>52,500 Bs.</w:t>
+            </w:r>
+          </w:p>
+        </w:tc>
+        <w:tc>
+          <w:tcPr>
+            <w:tcW w:w="2340" w:type="dxa"/>
+          </w:tcPr>
+          <w:p>
+            <w:pPr>
+              <w:spacing w:line="360" w:lineRule="auto"/>
+              <w:jc w:val="both"/>
+              <w:rPr>
+                <w:rFonts w:ascii="Arial" w:hAnsi="Arial" w:cs="Arial"/>
+                <w:color w:val="000000" w:themeColor="text1"/>
+                <w:sz w:val="24"/>
+                <w:szCs w:val="24"/>
+              </w:rPr>
+            </w:pPr>
+            <w:r>
+              <w:rPr>
+                <w:rFonts w:ascii="Arial" w:hAnsi="Arial" w:cs="Arial"/>
+                <w:color w:val="000000" w:themeColor="text1"/>
+                <w:sz w:val="24"/>
+                <w:szCs w:val="24"/>
+              </w:rPr>
+              <w:t>75.0%</w:t>
+            </w:r>
+          </w:p>
+        </w:tc>
+      </w:tr>
+      <w:tr>
+        <w:tc>
+          <w:tcPr>
+            <w:tcW w:w="2340" w:type="dxa"/>
+          </w:tcPr>
+          <w:p>
+            <w:pPr>
+              <w:spacing w:line="360" w:lineRule="auto"/>
+              <w:jc w:val="both"/>
+              <w:rPr>
+                <w:rFonts w:ascii="Arial" w:hAnsi="Arial" w:cs="Arial"/>
+                <w:color w:val="000000" w:themeColor="text1"/>
+                <w:sz w:val="24"/>
+                <w:szCs w:val="24"/>
+              </w:rPr>
+            </w:pPr>
+            <w:r>
+              <w:rPr>
+                <w:rFonts w:ascii="Arial" w:hAnsi="Arial" w:cs="Arial"/>
+                <w:color w:val="000000" w:themeColor="text1"/>
+                <w:sz w:val="24"/>
+                <w:szCs w:val="24"/>
+              </w:rPr>
+              <w:t>Infraestructura Nube</w:t>
+            </w:r>
+          </w:p>
+        </w:tc>
+        <w:tc>
+          <w:tcPr>
+            <w:tcW w:w="2340" w:type="dxa"/>
+          </w:tcPr>
+          <w:p>
+            <w:pPr>
+              <w:spacing w:line="360" w:lineRule="auto"/>
+              <w:jc w:val="both"/>
+              <w:rPr>
+                <w:rFonts w:ascii="Arial" w:hAnsi="Arial" w:cs="Arial"/>
+                <w:color w:val="000000" w:themeColor="text1"/>
+                <w:sz w:val="24"/>
+                <w:szCs w:val="24"/>
+              </w:rPr>
+            </w:pPr>
+            <w:r>
+              <w:rPr>
+                <w:rFonts w:ascii="Arial" w:hAnsi="Arial" w:cs="Arial"/>
+                <w:color w:val="000000" w:themeColor="text1"/>
+                <w:sz w:val="24"/>
+                <w:szCs w:val="24"/>
+              </w:rPr>
+              <w:t>Servidores VPS, Base de datos en la nube y almacenamiento (6 meses).</w:t>
+            </w:r>
+          </w:p>
+        </w:tc>
+        <w:tc>
+          <w:tcPr>
+            <w:tcW w:w="2340" w:type="dxa"/>
+          </w:tcPr>
+          <w:p>
+            <w:pPr>
+              <w:spacing w:line="360" w:lineRule="auto"/>
+              <w:jc w:val="both"/>
+              <w:rPr>
+                <w:rFonts w:ascii="Arial" w:hAnsi="Arial" w:cs="Arial"/>
+                <w:color w:val="000000" w:themeColor="text1"/>
+                <w:sz w:val="24"/>
+                <w:szCs w:val="24"/>
+              </w:rPr>
+            </w:pPr>
+            <w:r>
+              <w:rPr>
+                <w:rFonts w:ascii="Arial" w:hAnsi="Arial" w:cs="Arial"/>
+                <w:color w:val="000000" w:themeColor="text1"/>
+                <w:sz w:val="24"/>
+                <w:szCs w:val="24"/>
+              </w:rPr>
+              <w:t>5,600 Bs.</w:t>
+            </w:r>
+          </w:p>
+        </w:tc>
+        <w:tc>
+          <w:tcPr>
+            <w:tcW w:w="2340" w:type="dxa"/>
+          </w:tcPr>
+          <w:p>
+            <w:pPr>
+              <w:spacing w:line="360" w:lineRule="auto"/>
+              <w:jc w:val="both"/>
+              <w:rPr>
+                <w:rFonts w:ascii="Arial" w:hAnsi="Arial" w:cs="Arial"/>
+                <w:color w:val="000000" w:themeColor="text1"/>
+                <w:sz w:val="24"/>
+                <w:szCs w:val="24"/>
+              </w:rPr>
+            </w:pPr>
+            <w:r>
+              <w:rPr>
+                <w:rFonts w:ascii="Arial" w:hAnsi="Arial" w:cs="Arial"/>
+                <w:color w:val="000000" w:themeColor="text1"/>
+                <w:sz w:val="24"/>
+                <w:szCs w:val="24"/>
+              </w:rPr>
+              <w:t>8.0%</w:t>
+            </w:r>
+          </w:p>
+        </w:tc>
+      </w:tr>
+      <w:tr>
+        <w:tc>
+          <w:tcPr>
+            <w:tcW w:w="2340" w:type="dxa"/>
+          </w:tcPr>
+          <w:p>
+            <w:pPr>
+              <w:spacing w:line="360" w:lineRule="auto"/>
+              <w:jc w:val="both"/>
+              <w:rPr>
+                <w:rFonts w:ascii="Arial" w:hAnsi="Arial" w:cs="Arial"/>
+                <w:color w:val="000000" w:themeColor="text1"/>
+                <w:sz w:val="24"/>
+                <w:szCs w:val="24"/>
+              </w:rPr>
+            </w:pPr>
+            <w:r>
+              <w:rPr>
+                <w:rFonts w:ascii="Arial" w:hAnsi="Arial" w:cs="Arial"/>
+                <w:color w:val="000000" w:themeColor="text1"/>
+                <w:sz w:val="24"/>
+                <w:szCs w:val="24"/>
+              </w:rPr>
+              <w:t>Seguridad y Dominio</w:t>
+            </w:r>
+          </w:p>
+        </w:tc>
+        <w:tc>
+          <w:tcPr>
+            <w:tcW w:w="2340" w:type="dxa"/>
+          </w:tcPr>
+          <w:p>
+            <w:pPr>
+              <w:spacing w:line="360" w:lineRule="auto"/>
+              <w:jc w:val="both"/>
+              <w:rPr>
+                <w:rFonts w:ascii="Arial" w:hAnsi="Arial" w:cs="Arial"/>
+                <w:color w:val="000000" w:themeColor="text1"/>
+                <w:sz w:val="24"/>
+                <w:szCs w:val="24"/>
+              </w:rPr>
+            </w:pPr>
+            <w:r>
+              <w:rPr>
+                <w:rFonts w:ascii="Arial" w:hAnsi="Arial" w:cs="Arial"/>
+                <w:color w:val="000000" w:themeColor="text1"/>
+                <w:sz w:val="24"/>
+                <w:szCs w:val="24"/>
+              </w:rPr>
+              <w:t>Compra de dominio municipal, Certificados SSL e integración básica.</w:t>
+            </w:r>
+          </w:p>
+        </w:tc>
+        <w:tc>
+          <w:tcPr>
+            <w:tcW w:w="2340" w:type="dxa"/>
+          </w:tcPr>
+          <w:p>
+            <w:pPr>
+              <w:spacing w:line="360" w:lineRule="auto"/>
+              <w:jc w:val="both"/>
+              <w:rPr>
+                <w:rFonts w:ascii="Arial" w:hAnsi="Arial" w:cs="Arial"/>
+                <w:color w:val="000000" w:themeColor="text1"/>
+                <w:sz w:val="24"/>
+                <w:szCs w:val="24"/>
+              </w:rPr>
+            </w:pPr>
+            <w:r>
+              <w:rPr>
+                <w:rFonts w:ascii="Arial" w:hAnsi="Arial" w:cs="Arial"/>
+                <w:color w:val="000000" w:themeColor="text1"/>
+                <w:sz w:val="24"/>
+                <w:szCs w:val="24"/>
+              </w:rPr>
+              <w:t>1,400 Bs.</w:t>
+            </w:r>
+          </w:p>
+        </w:tc>
+        <w:tc>
+          <w:tcPr>
+            <w:tcW w:w="2340" w:type="dxa"/>
+          </w:tcPr>
+          <w:p>
+            <w:pPr>
+              <w:spacing w:line="360" w:lineRule="auto"/>
+              <w:jc w:val="both"/>
+              <w:rPr>
+                <w:rFonts w:ascii="Arial" w:hAnsi="Arial" w:cs="Arial"/>
+                <w:color w:val="000000" w:themeColor="text1"/>
+                <w:sz w:val="24"/>
+                <w:szCs w:val="24"/>
+              </w:rPr>
+            </w:pPr>
+            <w:r>
+              <w:rPr>
+                <w:rFonts w:ascii="Arial" w:hAnsi="Arial" w:cs="Arial"/>
+                <w:color w:val="000000" w:themeColor="text1"/>
+                <w:sz w:val="24"/>
+                <w:szCs w:val="24"/>
+              </w:rPr>
+              <w:t>2.0%</w:t>
+            </w:r>
+          </w:p>
+        </w:tc>
+      </w:tr>
+      <w:tr>
+        <w:tc>
+          <w:tcPr>
+            <w:tcW w:w="2340" w:type="dxa"/>
+          </w:tcPr>
+          <w:p>
+            <w:pPr>
+              <w:spacing w:line="360" w:lineRule="auto"/>
+              <w:jc w:val="both"/>
+              <w:rPr>
+                <w:rFonts w:ascii="Arial" w:hAnsi="Arial" w:cs="Arial"/>
+                <w:color w:val="000000" w:themeColor="text1"/>
+                <w:sz w:val="24"/>
+                <w:szCs w:val="24"/>
+              </w:rPr>
+            </w:pPr>
+            <w:r>
+              <w:rPr>
+                <w:rFonts w:ascii="Arial" w:hAnsi="Arial" w:cs="Arial"/>
+                <w:color w:val="000000" w:themeColor="text1"/>
+                <w:sz w:val="24"/>
+                <w:szCs w:val="24"/>
+              </w:rPr>
+              <w:t>Logística y Capacitación</w:t>
+            </w:r>
+          </w:p>
+        </w:tc>
+        <w:tc>
+          <w:tcPr>
+            <w:tcW w:w="2340" w:type="dxa"/>
+          </w:tcPr>
+          <w:p>
+            <w:pPr>
+              <w:spacing w:line="360" w:lineRule="auto"/>
+              <w:jc w:val="both"/>
+              <w:rPr>
+                <w:rFonts w:ascii="Arial" w:hAnsi="Arial" w:cs="Arial"/>
+                <w:color w:val="000000" w:themeColor="text1"/>
+                <w:sz w:val="24"/>
+                <w:szCs w:val="24"/>
+              </w:rPr>
+            </w:pPr>
+            <w:r>
+              <w:rPr>
+                <w:rFonts w:ascii="Arial" w:hAnsi="Arial" w:cs="Arial"/>
+                <w:color w:val="000000" w:themeColor="text1"/>
+                <w:sz w:val="24"/>
+                <w:szCs w:val="24"/>
+              </w:rPr>
+              <w:t>Material de capacitación y talleres presenciales en los mercados.</w:t>
+            </w:r>
+          </w:p>
+        </w:tc>
+        <w:tc>
+          <w:tcPr>
+            <w:tcW w:w="2340" w:type="dxa"/>
+          </w:tcPr>
+          <w:p>
+            <w:pPr>
+              <w:spacing w:line="360" w:lineRule="auto"/>
+              <w:jc w:val="both"/>
+              <w:rPr>
+                <w:rFonts w:ascii="Arial" w:hAnsi="Arial" w:cs="Arial"/>
+                <w:color w:val="000000" w:themeColor="text1"/>
+                <w:sz w:val="24"/>
+                <w:szCs w:val="24"/>
+              </w:rPr>
+            </w:pPr>
+            <w:r>
+              <w:rPr>
+                <w:rFonts w:ascii="Arial" w:hAnsi="Arial" w:cs="Arial"/>
+                <w:color w:val="000000" w:themeColor="text1"/>
+                <w:sz w:val="24"/>
+                <w:szCs w:val="24"/>
+              </w:rPr>
+              <w:t>3,500 Bs.</w:t>
+            </w:r>
+          </w:p>
+        </w:tc>
+        <w:tc>
+          <w:tcPr>
+            <w:tcW w:w="2340" w:type="dxa"/>
+          </w:tcPr>
+          <w:p>
+            <w:pPr>
+              <w:spacing w:line="360" w:lineRule="auto"/>
+              <w:jc w:val="both"/>
+              <w:rPr>
+                <w:rFonts w:ascii="Arial" w:hAnsi="Arial" w:cs="Arial"/>
+                <w:color w:val="000000" w:themeColor="text1"/>
+                <w:sz w:val="24"/>
+                <w:szCs w:val="24"/>
+              </w:rPr>
+            </w:pPr>
+            <w:r>
+              <w:rPr>
+                <w:rFonts w:ascii="Arial" w:hAnsi="Arial" w:cs="Arial"/>
+                <w:color w:val="000000" w:themeColor="text1"/>
+                <w:sz w:val="24"/>
+                <w:szCs w:val="24"/>
+              </w:rPr>
+              <w:t>5.0%</w:t>
+            </w:r>
+          </w:p>
+        </w:tc>
+      </w:tr>
+      <w:tr>
+        <w:tc>
+          <w:tcPr>
+            <w:tcW w:w="2340" w:type="dxa"/>
+          </w:tcPr>
+          <w:p>
+            <w:pPr>
+              <w:spacing w:line="360" w:lineRule="auto"/>
+              <w:jc w:val="both"/>
+              <w:rPr>
+                <w:rFonts w:ascii="Arial" w:hAnsi="Arial" w:cs="Arial"/>
+                <w:color w:val="000000" w:themeColor="text1"/>
+                <w:sz w:val="24"/>
+                <w:szCs w:val="24"/>
+              </w:rPr>
+            </w:pPr>
+            <w:r>
+              <w:rPr>
+                <w:rFonts w:ascii="Arial" w:hAnsi="Arial" w:cs="Arial"/>
+                <w:color w:val="000000" w:themeColor="text1"/>
+                <w:sz w:val="24"/>
+                <w:szCs w:val="24"/>
+              </w:rPr>
+              <w:lastRenderedPageBreak/>
+              <w:t>Reserva de Contingencia</w:t>
+            </w:r>
+          </w:p>
+        </w:tc>
+        <w:tc>
+          <w:tcPr>
+            <w:tcW w:w="2340" w:type="dxa"/>
+          </w:tcPr>
+          <w:p>
+            <w:pPr>
+              <w:spacing w:line="360" w:lineRule="auto"/>
+              <w:jc w:val="both"/>
+              <w:rPr>
+                <w:rFonts w:ascii="Arial" w:hAnsi="Arial" w:cs="Arial"/>
+                <w:color w:val="000000" w:themeColor="text1"/>
+                <w:sz w:val="24"/>
+                <w:szCs w:val="24"/>
+              </w:rPr>
+            </w:pPr>
+            <w:r>
+              <w:rPr>
+                <w:rFonts w:ascii="Arial" w:hAnsi="Arial" w:cs="Arial"/>
+                <w:color w:val="000000" w:themeColor="text1"/>
+                <w:sz w:val="24"/>
+                <w:szCs w:val="24"/>
+              </w:rPr>
+              <w:t>Fondo reservado exclusivamente para mitigar riesgos identificados en matriz.</w:t>
+            </w:r>
+          </w:p>
+        </w:tc>
+        <w:tc>
+          <w:tcPr>
+            <w:tcW w:w="2340" w:type="dxa"/>
+          </w:tcPr>
+          <w:p>
+            <w:pPr>
+              <w:spacing w:line="360" w:lineRule="auto"/>
+              <w:jc w:val="both"/>
+              <w:rPr>
+                <w:rFonts w:ascii="Arial" w:hAnsi="Arial" w:cs="Arial"/>
+                <w:color w:val="000000" w:themeColor="text1"/>
+                <w:sz w:val="24"/>
+                <w:szCs w:val="24"/>
+              </w:rPr>
+            </w:pPr>
+            <w:r>
+              <w:rPr>
+                <w:rFonts w:ascii="Arial" w:hAnsi="Arial" w:cs="Arial"/>
+                <w:color w:val="000000" w:themeColor="text1"/>
+                <w:sz w:val="24"/>
+                <w:szCs w:val="24"/>
+              </w:rPr>
+              <w:t>7,000 Bs.</w:t>
+            </w:r>
+          </w:p>
+        </w:tc>
+        <w:tc>
+          <w:tcPr>
+            <w:tcW w:w="2340" w:type="dxa"/>
+          </w:tcPr>
+          <w:p>
+            <w:pPr>
+              <w:spacing w:line="360" w:lineRule="auto"/>
+              <w:jc w:val="both"/>
+              <w:rPr>
+                <w:rFonts w:ascii="Arial" w:hAnsi="Arial" w:cs="Arial"/>
+                <w:color w:val="000000" w:themeColor="text1"/>
+                <w:sz w:val="24"/>
+                <w:szCs w:val="24"/>
+              </w:rPr>
+            </w:pPr>
+            <w:r>
+              <w:rPr>
+                <w:rFonts w:ascii="Arial" w:hAnsi="Arial" w:cs="Arial"/>
+                <w:color w:val="000000" w:themeColor="text1"/>
+                <w:sz w:val="24"/>
+                <w:szCs w:val="24"/>
+              </w:rPr>
+              <w:t>10.0%</w:t>
+            </w:r>
+          </w:p>
+        </w:tc>
+      </w:tr>
+      <w:tr>
+        <w:tc>
+          <w:tcPr>
+            <w:tcW w:w="2340" w:type="dxa"/>
+          </w:tcPr>
+          <w:p>
+            <w:pPr>
+              <w:spacing w:line="360" w:lineRule="auto"/>
+              <w:jc w:val="both"/>
+              <w:rPr>
+                <w:rFonts w:ascii="Arial" w:hAnsi="Arial" w:cs="Arial"/>
+                <w:color w:val="000000" w:themeColor="text1"/>
+                <w:sz w:val="24"/>
+                <w:szCs w:val="24"/>
+              </w:rPr>
+            </w:pPr>
+            <w:r>
+              <w:rPr>
+                <w:rFonts w:ascii="Arial" w:hAnsi="Arial" w:cs="Arial"/>
+                <w:color w:val="000000" w:themeColor="text1"/>
+                <w:sz w:val="24"/>
+                <w:szCs w:val="24"/>
+              </w:rPr>
+              <w:t>TOTAL PRESUPUESTO</w:t>
+            </w:r>
+          </w:p>
+        </w:tc>
+        <w:tc>
+          <w:tcPr>
+            <w:tcW w:w="2340" w:type="dxa"/>
+          </w:tcPr>
+          <w:p>
+            <w:pPr>
+              <w:spacing w:line="360" w:lineRule="auto"/>
+              <w:jc w:val="both"/>
+              <w:rPr>
+                <w:rFonts w:ascii="Arial" w:hAnsi="Arial" w:cs="Arial"/>
+                <w:color w:val="000000" w:themeColor="text1"/>
+                <w:sz w:val="24"/>
+                <w:szCs w:val="24"/>
+              </w:rPr>
+            </w:pPr>
+            <w:r>
+              <w:rPr>
+                <w:rFonts w:ascii="Arial" w:hAnsi="Arial" w:cs="Arial"/>
+                <w:color w:val="000000" w:themeColor="text1"/>
+                <w:sz w:val="24"/>
+                <w:szCs w:val="24"/>
+              </w:rPr>
+              <w:t>Presupuesto total inamovible asignado por la Alcaldía de Sucre.</w:t>
+            </w:r>
+          </w:p>
+        </w:tc>
+        <w:tc>
+          <w:tcPr>
+            <w:tcW w:w="2340" w:type="dxa"/>
+          </w:tcPr>
+          <w:p>
+            <w:pPr>
+              <w:spacing w:line="360" w:lineRule="auto"/>
+              <w:jc w:val="both"/>
+              <w:rPr>
+                <w:rFonts w:ascii="Arial" w:hAnsi="Arial" w:cs="Arial"/>
+                <w:color w:val="000000" w:themeColor="text1"/>
+                <w:sz w:val="24"/>
+                <w:szCs w:val="24"/>
+              </w:rPr>
+            </w:pPr>
+            <w:r>
+              <w:rPr>
+                <w:rFonts w:ascii="Arial" w:hAnsi="Arial" w:cs="Arial"/>
+                <w:color w:val="000000" w:themeColor="text1"/>
+                <w:sz w:val="24"/>
+                <w:szCs w:val="24"/>
+              </w:rPr>
+              <w:t>70,000 Bs.</w:t>
+            </w:r>
+          </w:p>
+        </w:tc>
+        <w:tc>
+          <w:tcPr>
+            <w:tcW w:w="2340" w:type="dxa"/>
+          </w:tcPr>
+          <w:p>
+            <w:pPr>
+              <w:spacing w:line="360" w:lineRule="auto"/>
+              <w:jc w:val="both"/>
+              <w:rPr>
+                <w:rFonts w:ascii="Arial" w:hAnsi="Arial" w:cs="Arial"/>
+                <w:color w:val="000000" w:themeColor="text1"/>
+                <w:sz w:val="24"/>
+                <w:szCs w:val="24"/>
+              </w:rPr>
+            </w:pPr>
+            <w:r>
+              <w:rPr>
+                <w:rFonts w:ascii="Arial" w:hAnsi="Arial" w:cs="Arial"/>
+                <w:color w:val="000000" w:themeColor="text1"/>
+                <w:sz w:val="24"/>
+                <w:szCs w:val="24"/>
+              </w:rPr>
+              <w:t>100.0%</w:t>
+            </w:r>
+          </w:p>
+        </w:tc>
+      </w:tr>
+    </w:tbl>
+    <w:p>
+      <w:pPr>
+        <w:pStyle w:val="Ttulo2"/>
+        <w:numPr>
+          <w:ilvl w:val="0"/>
+          <w:numId w:val="0"/>
+        </w:numPr>
+        <w:spacing w:line="360" w:lineRule="auto"/>
+        <w:ind w:left="576" w:hanging="576"/>
+        <w:jc w:val="both"/>
+        <w:rPr>
+          <w:rFonts w:ascii="Arial" w:hAnsi="Arial" w:cs="Arial"/>
+          <w:color w:val="000000" w:themeColor="text1"/>
+          <w:sz w:val="24"/>
+          <w:szCs w:val="24"/>
+        </w:rPr>
+      </w:pPr>
+    </w:p>
+    <w:p>
+      <w:pPr>
+        <w:pStyle w:val="Ttulo2"/>
+        <w:spacing w:line="360" w:lineRule="auto"/>
+        <w:jc w:val="both"/>
+        <w:rPr>
+          <w:rFonts w:ascii="Arial" w:hAnsi="Arial" w:cs="Arial"/>
+          <w:color w:val="000000" w:themeColor="text1"/>
+          <w:sz w:val="24"/>
+          <w:szCs w:val="24"/>
+        </w:rPr>
+      </w:pPr>
+      <w:r>
+        <w:rPr>
+          <w:rFonts w:ascii="Arial" w:hAnsi="Arial" w:cs="Arial"/>
+          <w:color w:val="000000" w:themeColor="text1"/>
+          <w:sz w:val="24"/>
+          <w:szCs w:val="24"/>
+        </w:rPr>
+        <w:t>Plan de Flujo de Caja Mensual (Cash Flow)</w:t>
+      </w:r>
+    </w:p>
+    <w:p/>
+    <w:p>
+      <w:pPr>
+        <w:spacing w:line="360" w:lineRule="auto"/>
+        <w:jc w:val="both"/>
+        <w:rPr>
+          <w:rFonts w:ascii="Arial" w:hAnsi="Arial" w:cs="Arial"/>
+          <w:color w:val="000000" w:themeColor="text1"/>
+          <w:sz w:val="24"/>
+          <w:szCs w:val="24"/>
+        </w:rPr>
+      </w:pPr>
+      <w:r>
+        <w:rPr>
+          <w:rFonts w:ascii="Arial" w:hAnsi="Arial" w:cs="Arial"/>
+          <w:color w:val="000000" w:themeColor="text1"/>
+          <w:sz w:val="24"/>
+          <w:szCs w:val="24"/>
+        </w:rPr>
+        <w:t>Cronograma mensual estimado para el desembolso de los recursos financieros a lo largo de los 6 meses de proyecto:</w:t>
+      </w:r>
+    </w:p>
+    <w:p>
+      <w:pPr>
+        <w:spacing w:line="360" w:lineRule="auto"/>
+        <w:jc w:val="both"/>
+        <w:rPr>
+          <w:rFonts w:ascii="Arial" w:hAnsi="Arial" w:cs="Arial"/>
+          <w:color w:val="000000" w:themeColor="text1"/>
+          <w:sz w:val="24"/>
+          <w:szCs w:val="24"/>
+        </w:rPr>
+      </w:pPr>
+    </w:p>
+    <w:tbl>
+      <w:tblPr>
+        <w:tblStyle w:val="Tablaconcuadrcula"/>
+        <w:tblW w:w="0" w:type="auto"/>
+        <w:tblLook w:val="04A0" w:firstRow="1" w:lastRow="0" w:firstColumn="1" w:lastColumn="0" w:noHBand="0" w:noVBand="1"/>
+      </w:tblPr>
+      <w:tblGrid>
+        <w:gridCol w:w="2870"/>
+        <w:gridCol w:w="2926"/>
+        <w:gridCol w:w="2834"/>
+      </w:tblGrid>
+      <w:tr>
+        <w:tc>
+          <w:tcPr>
+            <w:tcW w:w="3120" w:type="dxa"/>
+          </w:tcPr>
+          <w:p>
+            <w:pPr>
+              <w:spacing w:line="360" w:lineRule="auto"/>
+              <w:jc w:val="both"/>
+              <w:rPr>
+                <w:rFonts w:ascii="Arial" w:hAnsi="Arial" w:cs="Arial"/>
+                <w:color w:val="000000" w:themeColor="text1"/>
+                <w:sz w:val="24"/>
+                <w:szCs w:val="24"/>
+              </w:rPr>
+            </w:pPr>
+            <w:r>
+              <w:rPr>
+                <w:rFonts w:ascii="Arial" w:hAnsi="Arial" w:cs="Arial"/>
+                <w:color w:val="000000" w:themeColor="text1"/>
+                <w:sz w:val="24"/>
+                <w:szCs w:val="24"/>
+              </w:rPr>
+              <w:t>Mes de Desarrollo</w:t>
+            </w:r>
+          </w:p>
+        </w:tc>
+        <w:tc>
+          <w:tcPr>
+            <w:tcW w:w="3120" w:type="dxa"/>
+          </w:tcPr>
+          <w:p>
+            <w:pPr>
+              <w:spacing w:line="360" w:lineRule="auto"/>
+              <w:jc w:val="both"/>
+              <w:rPr>
+                <w:rFonts w:ascii="Arial" w:hAnsi="Arial" w:cs="Arial"/>
+                <w:color w:val="000000" w:themeColor="text1"/>
+                <w:sz w:val="24"/>
+                <w:szCs w:val="24"/>
+              </w:rPr>
+            </w:pPr>
+            <w:r>
+              <w:rPr>
+                <w:rFonts w:ascii="Arial" w:hAnsi="Arial" w:cs="Arial"/>
+                <w:color w:val="000000" w:themeColor="text1"/>
+                <w:sz w:val="24"/>
+                <w:szCs w:val="24"/>
+              </w:rPr>
+              <w:t>Actividades Principales asociadas</w:t>
+            </w:r>
+          </w:p>
+        </w:tc>
+        <w:tc>
+          <w:tcPr>
+            <w:tcW w:w="3120" w:type="dxa"/>
+          </w:tcPr>
+          <w:p>
+            <w:pPr>
+              <w:spacing w:line="360" w:lineRule="auto"/>
+              <w:jc w:val="both"/>
+              <w:rPr>
+                <w:rFonts w:ascii="Arial" w:hAnsi="Arial" w:cs="Arial"/>
+                <w:color w:val="000000" w:themeColor="text1"/>
+                <w:sz w:val="24"/>
+                <w:szCs w:val="24"/>
+              </w:rPr>
+            </w:pPr>
+            <w:r>
+              <w:rPr>
+                <w:rFonts w:ascii="Arial" w:hAnsi="Arial" w:cs="Arial"/>
+                <w:color w:val="000000" w:themeColor="text1"/>
+                <w:sz w:val="24"/>
+                <w:szCs w:val="24"/>
+              </w:rPr>
+              <w:t>Desembolso Mensual (Bs.)</w:t>
+            </w:r>
+          </w:p>
+        </w:tc>
+      </w:tr>
+      <w:tr>
+        <w:tc>
+          <w:tcPr>
+            <w:tcW w:w="3120" w:type="dxa"/>
+          </w:tcPr>
+          <w:p>
+            <w:pPr>
+              <w:spacing w:line="360" w:lineRule="auto"/>
+              <w:jc w:val="both"/>
+              <w:rPr>
+                <w:rFonts w:ascii="Arial" w:hAnsi="Arial" w:cs="Arial"/>
+                <w:color w:val="000000" w:themeColor="text1"/>
+                <w:sz w:val="24"/>
+                <w:szCs w:val="24"/>
+              </w:rPr>
+            </w:pPr>
+            <w:r>
+              <w:rPr>
+                <w:rFonts w:ascii="Arial" w:hAnsi="Arial" w:cs="Arial"/>
+                <w:color w:val="000000" w:themeColor="text1"/>
+                <w:sz w:val="24"/>
+                <w:szCs w:val="24"/>
+              </w:rPr>
+              <w:t>Mes 1</w:t>
+            </w:r>
+          </w:p>
+        </w:tc>
+        <w:tc>
+          <w:tcPr>
+            <w:tcW w:w="3120" w:type="dxa"/>
+          </w:tcPr>
+          <w:p>
+            <w:pPr>
+              <w:spacing w:line="360" w:lineRule="auto"/>
+              <w:jc w:val="both"/>
+              <w:rPr>
+                <w:rFonts w:ascii="Arial" w:hAnsi="Arial" w:cs="Arial"/>
+                <w:color w:val="000000" w:themeColor="text1"/>
+                <w:sz w:val="24"/>
+                <w:szCs w:val="24"/>
+              </w:rPr>
+            </w:pPr>
+            <w:r>
+              <w:rPr>
+                <w:rFonts w:ascii="Arial" w:hAnsi="Arial" w:cs="Arial"/>
+                <w:color w:val="000000" w:themeColor="text1"/>
+                <w:sz w:val="24"/>
+                <w:szCs w:val="24"/>
+              </w:rPr>
+              <w:t>Kickoff, Inception, SRS, Prototipos responsivos y Plan de Proyecto.</w:t>
+            </w:r>
+          </w:p>
+        </w:tc>
+        <w:tc>
+          <w:tcPr>
+            <w:tcW w:w="3120" w:type="dxa"/>
+          </w:tcPr>
+          <w:p>
+            <w:pPr>
+              <w:spacing w:line="360" w:lineRule="auto"/>
+              <w:jc w:val="both"/>
+              <w:rPr>
+                <w:rFonts w:ascii="Arial" w:hAnsi="Arial" w:cs="Arial"/>
+                <w:color w:val="000000" w:themeColor="text1"/>
+                <w:sz w:val="24"/>
+                <w:szCs w:val="24"/>
+              </w:rPr>
+            </w:pPr>
+            <w:r>
+              <w:rPr>
+                <w:rFonts w:ascii="Arial" w:hAnsi="Arial" w:cs="Arial"/>
+                <w:color w:val="000000" w:themeColor="text1"/>
+                <w:sz w:val="24"/>
+                <w:szCs w:val="24"/>
+              </w:rPr>
+              <w:t>10,000 Bs.</w:t>
+            </w:r>
+          </w:p>
+        </w:tc>
+      </w:tr>
+      <w:tr>
+        <w:tc>
+          <w:tcPr>
+            <w:tcW w:w="3120" w:type="dxa"/>
+          </w:tcPr>
+          <w:p>
+            <w:pPr>
+              <w:spacing w:line="360" w:lineRule="auto"/>
+              <w:jc w:val="both"/>
+              <w:rPr>
+                <w:rFonts w:ascii="Arial" w:hAnsi="Arial" w:cs="Arial"/>
+                <w:color w:val="000000" w:themeColor="text1"/>
+                <w:sz w:val="24"/>
+                <w:szCs w:val="24"/>
+              </w:rPr>
+            </w:pPr>
+            <w:r>
+              <w:rPr>
+                <w:rFonts w:ascii="Arial" w:hAnsi="Arial" w:cs="Arial"/>
+                <w:color w:val="000000" w:themeColor="text1"/>
+                <w:sz w:val="24"/>
+                <w:szCs w:val="24"/>
+              </w:rPr>
+              <w:t>Mes 2</w:t>
+            </w:r>
+          </w:p>
+        </w:tc>
+        <w:tc>
+          <w:tcPr>
+            <w:tcW w:w="3120" w:type="dxa"/>
+          </w:tcPr>
+          <w:p>
+            <w:pPr>
+              <w:spacing w:line="360" w:lineRule="auto"/>
+              <w:jc w:val="both"/>
+              <w:rPr>
+                <w:rFonts w:ascii="Arial" w:hAnsi="Arial" w:cs="Arial"/>
+                <w:color w:val="000000" w:themeColor="text1"/>
+                <w:sz w:val="24"/>
+                <w:szCs w:val="24"/>
+              </w:rPr>
+            </w:pPr>
+            <w:r>
+              <w:rPr>
+                <w:rFonts w:ascii="Arial" w:hAnsi="Arial" w:cs="Arial"/>
+                <w:color w:val="000000" w:themeColor="text1"/>
+                <w:sz w:val="24"/>
+                <w:szCs w:val="24"/>
+              </w:rPr>
+              <w:t>Desarrollo de base de datos e interfaces de Puestos y Comerciantes.</w:t>
+            </w:r>
+          </w:p>
+        </w:tc>
+        <w:tc>
+          <w:tcPr>
+            <w:tcW w:w="3120" w:type="dxa"/>
+          </w:tcPr>
+          <w:p>
+            <w:pPr>
+              <w:spacing w:line="360" w:lineRule="auto"/>
+              <w:jc w:val="both"/>
+              <w:rPr>
+                <w:rFonts w:ascii="Arial" w:hAnsi="Arial" w:cs="Arial"/>
+                <w:color w:val="000000" w:themeColor="text1"/>
+                <w:sz w:val="24"/>
+                <w:szCs w:val="24"/>
+              </w:rPr>
+            </w:pPr>
+            <w:r>
+              <w:rPr>
+                <w:rFonts w:ascii="Arial" w:hAnsi="Arial" w:cs="Arial"/>
+                <w:color w:val="000000" w:themeColor="text1"/>
+                <w:sz w:val="24"/>
+                <w:szCs w:val="24"/>
+              </w:rPr>
+              <w:t>12,000 Bs.</w:t>
+            </w:r>
+          </w:p>
+        </w:tc>
+      </w:tr>
+      <w:tr>
+        <w:tc>
+          <w:tcPr>
+            <w:tcW w:w="3120" w:type="dxa"/>
+          </w:tcPr>
+          <w:p>
+            <w:pPr>
+              <w:spacing w:line="360" w:lineRule="auto"/>
+              <w:jc w:val="both"/>
+              <w:rPr>
+                <w:rFonts w:ascii="Arial" w:hAnsi="Arial" w:cs="Arial"/>
+                <w:color w:val="000000" w:themeColor="text1"/>
+                <w:sz w:val="24"/>
+                <w:szCs w:val="24"/>
+              </w:rPr>
+            </w:pPr>
+            <w:r>
+              <w:rPr>
+                <w:rFonts w:ascii="Arial" w:hAnsi="Arial" w:cs="Arial"/>
+                <w:color w:val="000000" w:themeColor="text1"/>
+                <w:sz w:val="24"/>
+                <w:szCs w:val="24"/>
+              </w:rPr>
+              <w:t>Mes 3</w:t>
+            </w:r>
+          </w:p>
+        </w:tc>
+        <w:tc>
+          <w:tcPr>
+            <w:tcW w:w="3120" w:type="dxa"/>
+          </w:tcPr>
+          <w:p>
+            <w:pPr>
+              <w:spacing w:line="360" w:lineRule="auto"/>
+              <w:jc w:val="both"/>
+              <w:rPr>
+                <w:rFonts w:ascii="Arial" w:hAnsi="Arial" w:cs="Arial"/>
+                <w:color w:val="000000" w:themeColor="text1"/>
+                <w:sz w:val="24"/>
+                <w:szCs w:val="24"/>
+              </w:rPr>
+            </w:pPr>
+            <w:r>
+              <w:rPr>
+                <w:rFonts w:ascii="Arial" w:hAnsi="Arial" w:cs="Arial"/>
+                <w:color w:val="000000" w:themeColor="text1"/>
+                <w:sz w:val="24"/>
+                <w:szCs w:val="24"/>
+              </w:rPr>
+              <w:t>Desarrollo del módulo de cobro de tarifas (Hito: Solicitud de Geolocalización).</w:t>
+            </w:r>
+          </w:p>
+        </w:tc>
+        <w:tc>
+          <w:tcPr>
+            <w:tcW w:w="3120" w:type="dxa"/>
+          </w:tcPr>
+          <w:p>
+            <w:pPr>
+              <w:spacing w:line="360" w:lineRule="auto"/>
+              <w:jc w:val="both"/>
+              <w:rPr>
+                <w:rFonts w:ascii="Arial" w:hAnsi="Arial" w:cs="Arial"/>
+                <w:color w:val="000000" w:themeColor="text1"/>
+                <w:sz w:val="24"/>
+                <w:szCs w:val="24"/>
+              </w:rPr>
+            </w:pPr>
+            <w:r>
+              <w:rPr>
+                <w:rFonts w:ascii="Arial" w:hAnsi="Arial" w:cs="Arial"/>
+                <w:color w:val="000000" w:themeColor="text1"/>
+                <w:sz w:val="24"/>
+                <w:szCs w:val="24"/>
+              </w:rPr>
+              <w:t>13,000 Bs.</w:t>
+            </w:r>
+          </w:p>
+        </w:tc>
+      </w:tr>
+      <w:tr>
+        <w:tc>
+          <w:tcPr>
+            <w:tcW w:w="3120" w:type="dxa"/>
+          </w:tcPr>
+          <w:p>
+            <w:pPr>
+              <w:spacing w:line="360" w:lineRule="auto"/>
+              <w:jc w:val="both"/>
+              <w:rPr>
+                <w:rFonts w:ascii="Arial" w:hAnsi="Arial" w:cs="Arial"/>
+                <w:color w:val="000000" w:themeColor="text1"/>
+                <w:sz w:val="24"/>
+                <w:szCs w:val="24"/>
+              </w:rPr>
+            </w:pPr>
+            <w:r>
+              <w:rPr>
+                <w:rFonts w:ascii="Arial" w:hAnsi="Arial" w:cs="Arial"/>
+                <w:color w:val="000000" w:themeColor="text1"/>
+                <w:sz w:val="24"/>
+                <w:szCs w:val="24"/>
+              </w:rPr>
+              <w:lastRenderedPageBreak/>
+              <w:t>Mes 4</w:t>
+            </w:r>
+          </w:p>
+        </w:tc>
+        <w:tc>
+          <w:tcPr>
+            <w:tcW w:w="3120" w:type="dxa"/>
+          </w:tcPr>
+          <w:p>
+            <w:pPr>
+              <w:spacing w:line="360" w:lineRule="auto"/>
+              <w:jc w:val="both"/>
+              <w:rPr>
+                <w:rFonts w:ascii="Arial" w:hAnsi="Arial" w:cs="Arial"/>
+                <w:color w:val="000000" w:themeColor="text1"/>
+                <w:sz w:val="24"/>
+                <w:szCs w:val="24"/>
+              </w:rPr>
+            </w:pPr>
+            <w:r>
+              <w:rPr>
+                <w:rFonts w:ascii="Arial" w:hAnsi="Arial" w:cs="Arial"/>
+                <w:color w:val="000000" w:themeColor="text1"/>
+                <w:sz w:val="24"/>
+                <w:szCs w:val="24"/>
+              </w:rPr>
+              <w:t>Desarrollo de módulo de licencias sanitarias (Hito: Renuncia de personal).</w:t>
+            </w:r>
+          </w:p>
+        </w:tc>
+        <w:tc>
+          <w:tcPr>
+            <w:tcW w:w="3120" w:type="dxa"/>
+          </w:tcPr>
+          <w:p>
+            <w:pPr>
+              <w:spacing w:line="360" w:lineRule="auto"/>
+              <w:jc w:val="both"/>
+              <w:rPr>
+                <w:rFonts w:ascii="Arial" w:hAnsi="Arial" w:cs="Arial"/>
+                <w:color w:val="000000" w:themeColor="text1"/>
+                <w:sz w:val="24"/>
+                <w:szCs w:val="24"/>
+              </w:rPr>
+            </w:pPr>
+            <w:r>
+              <w:rPr>
+                <w:rFonts w:ascii="Arial" w:hAnsi="Arial" w:cs="Arial"/>
+                <w:color w:val="000000" w:themeColor="text1"/>
+                <w:sz w:val="24"/>
+                <w:szCs w:val="24"/>
+              </w:rPr>
+              <w:t>12,000 Bs.</w:t>
+            </w:r>
+          </w:p>
+        </w:tc>
+      </w:tr>
+      <w:tr>
+        <w:tc>
+          <w:tcPr>
+            <w:tcW w:w="3120" w:type="dxa"/>
+          </w:tcPr>
+          <w:p>
+            <w:pPr>
+              <w:spacing w:line="360" w:lineRule="auto"/>
+              <w:jc w:val="both"/>
+              <w:rPr>
+                <w:rFonts w:ascii="Arial" w:hAnsi="Arial" w:cs="Arial"/>
+                <w:color w:val="000000" w:themeColor="text1"/>
+                <w:sz w:val="24"/>
+                <w:szCs w:val="24"/>
+              </w:rPr>
+            </w:pPr>
+            <w:r>
+              <w:rPr>
+                <w:rFonts w:ascii="Arial" w:hAnsi="Arial" w:cs="Arial"/>
+                <w:color w:val="000000" w:themeColor="text1"/>
+                <w:sz w:val="24"/>
+                <w:szCs w:val="24"/>
+              </w:rPr>
+              <w:t>Mes 5</w:t>
+            </w:r>
+          </w:p>
+        </w:tc>
+        <w:tc>
+          <w:tcPr>
+            <w:tcW w:w="3120" w:type="dxa"/>
+          </w:tcPr>
+          <w:p>
+            <w:pPr>
+              <w:spacing w:line="360" w:lineRule="auto"/>
+              <w:jc w:val="both"/>
+              <w:rPr>
+                <w:rFonts w:ascii="Arial" w:hAnsi="Arial" w:cs="Arial"/>
+                <w:color w:val="000000" w:themeColor="text1"/>
+                <w:sz w:val="24"/>
+                <w:szCs w:val="24"/>
+              </w:rPr>
+            </w:pPr>
+            <w:r>
+              <w:rPr>
+                <w:rFonts w:ascii="Arial" w:hAnsi="Arial" w:cs="Arial"/>
+                <w:color w:val="000000" w:themeColor="text1"/>
+                <w:sz w:val="24"/>
+                <w:szCs w:val="24"/>
+              </w:rPr>
+              <w:t>Integración técnica de geolocalización Leaflet.js y planos SVG.</w:t>
+            </w:r>
+          </w:p>
+        </w:tc>
+        <w:tc>
+          <w:tcPr>
+            <w:tcW w:w="3120" w:type="dxa"/>
+          </w:tcPr>
+          <w:p>
+            <w:pPr>
+              <w:spacing w:line="360" w:lineRule="auto"/>
+              <w:jc w:val="both"/>
+              <w:rPr>
+                <w:rFonts w:ascii="Arial" w:hAnsi="Arial" w:cs="Arial"/>
+                <w:color w:val="000000" w:themeColor="text1"/>
+                <w:sz w:val="24"/>
+                <w:szCs w:val="24"/>
+              </w:rPr>
+            </w:pPr>
+            <w:r>
+              <w:rPr>
+                <w:rFonts w:ascii="Arial" w:hAnsi="Arial" w:cs="Arial"/>
+                <w:color w:val="000000" w:themeColor="text1"/>
+                <w:sz w:val="24"/>
+                <w:szCs w:val="24"/>
+              </w:rPr>
+              <w:t>11,000 Bs.</w:t>
+            </w:r>
+          </w:p>
+        </w:tc>
+      </w:tr>
+      <w:tr>
+        <w:tc>
+          <w:tcPr>
+            <w:tcW w:w="3120" w:type="dxa"/>
+          </w:tcPr>
+          <w:p>
+            <w:pPr>
+              <w:spacing w:line="360" w:lineRule="auto"/>
+              <w:jc w:val="both"/>
+              <w:rPr>
+                <w:rFonts w:ascii="Arial" w:hAnsi="Arial" w:cs="Arial"/>
+                <w:color w:val="000000" w:themeColor="text1"/>
+                <w:sz w:val="24"/>
+                <w:szCs w:val="24"/>
+              </w:rPr>
+            </w:pPr>
+            <w:r>
+              <w:rPr>
+                <w:rFonts w:ascii="Arial" w:hAnsi="Arial" w:cs="Arial"/>
+                <w:color w:val="000000" w:themeColor="text1"/>
+                <w:sz w:val="24"/>
+                <w:szCs w:val="24"/>
+              </w:rPr>
+              <w:t>Mes 6</w:t>
+            </w:r>
+          </w:p>
+        </w:tc>
+        <w:tc>
+          <w:tcPr>
+            <w:tcW w:w="3120" w:type="dxa"/>
+          </w:tcPr>
+          <w:p>
+            <w:pPr>
+              <w:spacing w:line="360" w:lineRule="auto"/>
+              <w:jc w:val="both"/>
+              <w:rPr>
+                <w:rFonts w:ascii="Arial" w:hAnsi="Arial" w:cs="Arial"/>
+                <w:color w:val="000000" w:themeColor="text1"/>
+                <w:sz w:val="24"/>
+                <w:szCs w:val="24"/>
+              </w:rPr>
+            </w:pPr>
+            <w:r>
+              <w:rPr>
+                <w:rFonts w:ascii="Arial" w:hAnsi="Arial" w:cs="Arial"/>
+                <w:color w:val="000000" w:themeColor="text1"/>
+                <w:sz w:val="24"/>
+                <w:szCs w:val="24"/>
+              </w:rPr>
+              <w:t>Reportes mensuales consolidados, capacitación, QA final y despliegue MVP.</w:t>
+            </w:r>
+          </w:p>
+        </w:tc>
+        <w:tc>
+          <w:tcPr>
+            <w:tcW w:w="3120" w:type="dxa"/>
+          </w:tcPr>
+          <w:p>
+            <w:pPr>
+              <w:spacing w:line="360" w:lineRule="auto"/>
+              <w:jc w:val="both"/>
+              <w:rPr>
+                <w:rFonts w:ascii="Arial" w:hAnsi="Arial" w:cs="Arial"/>
+                <w:color w:val="000000" w:themeColor="text1"/>
+                <w:sz w:val="24"/>
+                <w:szCs w:val="24"/>
+              </w:rPr>
+            </w:pPr>
+            <w:r>
+              <w:rPr>
+                <w:rFonts w:ascii="Arial" w:hAnsi="Arial" w:cs="Arial"/>
+                <w:color w:val="000000" w:themeColor="text1"/>
+                <w:sz w:val="24"/>
+                <w:szCs w:val="24"/>
+              </w:rPr>
+              <w:t>12,000 Bs.</w:t>
+            </w:r>
+          </w:p>
+        </w:tc>
+      </w:tr>
+      <w:tr>
+        <w:tc>
+          <w:tcPr>
+            <w:tcW w:w="3120" w:type="dxa"/>
+          </w:tcPr>
+          <w:p>
+            <w:pPr>
+              <w:spacing w:line="360" w:lineRule="auto"/>
+              <w:jc w:val="both"/>
+              <w:rPr>
+                <w:rFonts w:ascii="Arial" w:hAnsi="Arial" w:cs="Arial"/>
+                <w:color w:val="000000" w:themeColor="text1"/>
+                <w:sz w:val="24"/>
+                <w:szCs w:val="24"/>
+              </w:rPr>
+            </w:pPr>
+            <w:r>
+              <w:rPr>
+                <w:rFonts w:ascii="Arial" w:hAnsi="Arial" w:cs="Arial"/>
+                <w:color w:val="000000" w:themeColor="text1"/>
+                <w:sz w:val="24"/>
+                <w:szCs w:val="24"/>
+              </w:rPr>
+              <w:t>TOTAL ACUMULADO</w:t>
+            </w:r>
+          </w:p>
+        </w:tc>
+        <w:tc>
+          <w:tcPr>
+            <w:tcW w:w="3120" w:type="dxa"/>
+          </w:tcPr>
+          <w:p>
+            <w:pPr>
+              <w:spacing w:line="360" w:lineRule="auto"/>
+              <w:jc w:val="both"/>
+              <w:rPr>
+                <w:rFonts w:ascii="Arial" w:hAnsi="Arial" w:cs="Arial"/>
+                <w:color w:val="000000" w:themeColor="text1"/>
+                <w:sz w:val="24"/>
+                <w:szCs w:val="24"/>
+              </w:rPr>
+            </w:pPr>
+            <w:r>
+              <w:rPr>
+                <w:rFonts w:ascii="Arial" w:hAnsi="Arial" w:cs="Arial"/>
+                <w:color w:val="000000" w:themeColor="text1"/>
+                <w:sz w:val="24"/>
+                <w:szCs w:val="24"/>
+              </w:rPr>
+              <w:t>Inversión acumulada de todo el ciclo de vida del proyecto.</w:t>
+            </w:r>
+          </w:p>
+        </w:tc>
+        <w:tc>
+          <w:tcPr>
+            <w:tcW w:w="3120" w:type="dxa"/>
+          </w:tcPr>
+          <w:p>
+            <w:pPr>
+              <w:spacing w:line="360" w:lineRule="auto"/>
+              <w:jc w:val="both"/>
+              <w:rPr>
+                <w:rFonts w:ascii="Arial" w:hAnsi="Arial" w:cs="Arial"/>
+                <w:color w:val="000000" w:themeColor="text1"/>
+                <w:sz w:val="24"/>
+                <w:szCs w:val="24"/>
+              </w:rPr>
+            </w:pPr>
+            <w:r>
+              <w:rPr>
+                <w:rFonts w:ascii="Arial" w:hAnsi="Arial" w:cs="Arial"/>
+                <w:color w:val="000000" w:themeColor="text1"/>
+                <w:sz w:val="24"/>
+                <w:szCs w:val="24"/>
+              </w:rPr>
+              <w:t>70,000 Bs.</w:t>
+            </w:r>
+          </w:p>
+        </w:tc>
+      </w:tr>
+    </w:tbl>
+    <w:p>
+      <w:pPr>
+        <w:pStyle w:val="Ttulo2"/>
+        <w:spacing w:line="360" w:lineRule="auto"/>
+        <w:jc w:val="both"/>
+        <w:rPr>
+          <w:rFonts w:ascii="Arial" w:hAnsi="Arial" w:cs="Arial"/>
+          <w:color w:val="000000" w:themeColor="text1"/>
+          <w:sz w:val="24"/>
+          <w:szCs w:val="24"/>
+        </w:rPr>
+      </w:pPr>
+      <w:r>
+        <w:rPr>
+          <w:rFonts w:ascii="Arial" w:hAnsi="Arial" w:cs="Arial"/>
+          <w:color w:val="000000" w:themeColor="text1"/>
+          <w:sz w:val="24"/>
+          <w:szCs w:val="24"/>
+        </w:rPr>
+        <w:t>Gestión del Impacto de Cambios e Incidencias en el Presupuesto</w:t>
+      </w:r>
+    </w:p>
+    <w:p/>
+    <w:p>
+      <w:pPr>
+        <w:spacing w:line="360" w:lineRule="auto"/>
+        <w:jc w:val="both"/>
+        <w:rPr>
+          <w:rFonts w:ascii="Arial" w:hAnsi="Arial" w:cs="Arial"/>
+          <w:color w:val="000000" w:themeColor="text1"/>
+          <w:sz w:val="24"/>
+          <w:szCs w:val="24"/>
+        </w:rPr>
+      </w:pPr>
+      <w:r>
+        <w:rPr>
+          <w:rFonts w:ascii="Arial" w:hAnsi="Arial" w:cs="Arial"/>
+          <w:color w:val="000000" w:themeColor="text1"/>
+          <w:sz w:val="24"/>
+          <w:szCs w:val="24"/>
+        </w:rPr>
+        <w:t>Impacto del Requerimiento de Geolocalización (Semana 10):</w:t>
+      </w:r>
+    </w:p>
+    <w:p>
+      <w:pPr>
+        <w:spacing w:line="360" w:lineRule="auto"/>
+        <w:jc w:val="both"/>
+        <w:rPr>
+          <w:rFonts w:ascii="Arial" w:hAnsi="Arial" w:cs="Arial"/>
+          <w:color w:val="000000" w:themeColor="text1"/>
+          <w:sz w:val="24"/>
+          <w:szCs w:val="24"/>
+        </w:rPr>
+      </w:pPr>
+      <w:r>
+        <w:rPr>
+          <w:rFonts w:ascii="Arial" w:hAnsi="Arial" w:cs="Arial"/>
+          <w:color w:val="000000" w:themeColor="text1"/>
+          <w:sz w:val="24"/>
+          <w:szCs w:val="24"/>
+        </w:rPr>
+        <w:t>La incorporación de geolocalización se financió utilizando la Reserva de Contingencia (7,000 Bs.) para cubrir las horas extra de desarrollo del equipo restante. Gracias al uso de tecnologías gratuitas (Leaflet.js y OpenStreetMap), no se incurrió en costos extras por licenciamiento de software, manteniendo la línea base financiera en 70,000 Bs.</w:t>
+      </w:r>
+    </w:p>
+    <w:p>
+      <w:pPr>
+        <w:spacing w:line="360" w:lineRule="auto"/>
+        <w:jc w:val="both"/>
+        <w:rPr>
+          <w:rFonts w:ascii="Arial" w:hAnsi="Arial" w:cs="Arial"/>
+          <w:color w:val="000000" w:themeColor="text1"/>
+          <w:sz w:val="24"/>
+          <w:szCs w:val="24"/>
+        </w:rPr>
+      </w:pPr>
+    </w:p>
+    <w:p>
+      <w:pPr>
+        <w:spacing w:line="360" w:lineRule="auto"/>
+        <w:jc w:val="both"/>
+        <w:rPr>
+          <w:rFonts w:ascii="Arial" w:hAnsi="Arial" w:cs="Arial"/>
+          <w:color w:val="000000" w:themeColor="text1"/>
+          <w:sz w:val="24"/>
+          <w:szCs w:val="24"/>
+        </w:rPr>
+      </w:pPr>
+      <w:r>
+        <w:rPr>
+          <w:rFonts w:ascii="Arial" w:hAnsi="Arial" w:cs="Arial"/>
+          <w:color w:val="000000" w:themeColor="text1"/>
+          <w:sz w:val="24"/>
+          <w:szCs w:val="24"/>
+        </w:rPr>
+        <w:t>Impacto de la Renuncia de Personal (Semana 12):</w:t>
+      </w:r>
+    </w:p>
+    <w:p>
+      <w:pPr>
+        <w:spacing w:line="360" w:lineRule="auto"/>
+        <w:jc w:val="both"/>
+        <w:rPr>
+          <w:rFonts w:ascii="Arial" w:hAnsi="Arial" w:cs="Arial"/>
+          <w:color w:val="000000" w:themeColor="text1"/>
+          <w:sz w:val="24"/>
+          <w:szCs w:val="24"/>
+        </w:rPr>
+      </w:pPr>
+      <w:r>
+        <w:rPr>
+          <w:rFonts w:ascii="Arial" w:hAnsi="Arial" w:cs="Arial"/>
+          <w:color w:val="000000" w:themeColor="text1"/>
+          <w:sz w:val="24"/>
+          <w:szCs w:val="24"/>
+        </w:rPr>
+        <w:t xml:space="preserve">Tras la renuncia del desarrollador backend y el analista de pruebas (QA), los saldos de presupuesto mensual correspondientes a sus honorarios no devengados para los meses 4, 5 y 6 fueron reasignados. Se destinó una parte para cubrir incentivos por sobreesfuerzo al SM y PM (quienes absorbieron parte de la carga técnica) y el resto se utilizó para contratar soporte temporal de QA </w:t>
+      </w:r>
+      <w:r>
+        <w:rPr>
+          <w:rFonts w:ascii="Arial" w:hAnsi="Arial" w:cs="Arial"/>
+          <w:color w:val="000000" w:themeColor="text1"/>
+          <w:sz w:val="24"/>
+          <w:szCs w:val="24"/>
+        </w:rPr>
+        <w:lastRenderedPageBreak/>
+        <w:t>externo por horas durante la fase final de pruebas del Sprint 11, garantizando que el costo de recursos humanos no excediera los 52,500 Bs. presupuestados.</w:t>
+      </w:r>
     </w:p>
     <w:sectPr>
       <w:pgSz w:w="12240" w:h="15840"/>
@@ -10540,6 +10771,119 @@
     </w:lvl>
   </w:abstractNum>
   <w:abstractNum w:abstractNumId="9" w15:restartNumberingAfterBreak="0">
+    <w:nsid w:val="097E454A"/>
+    <w:multiLevelType w:val="hybridMultilevel"/>
+    <w:tmpl w:val="DF14C062"/>
+    <w:lvl w:ilvl="0" w:tplc="0C0A0001">
+      <w:start w:val="1"/>
+      <w:numFmt w:val="bullet"/>
+      <w:lvlText w:val=""/>
+      <w:lvlJc w:val="left"/>
+      <w:pPr>
+        <w:ind w:left="720" w:hanging="360"/>
+      </w:pPr>
+      <w:rPr>
+        <w:rFonts w:ascii="Symbol" w:hAnsi="Symbol" w:hint="default"/>
+      </w:rPr>
+    </w:lvl>
+    <w:lvl w:ilvl="1" w:tplc="0C0A0003" w:tentative="1">
+      <w:start w:val="1"/>
+      <w:numFmt w:val="bullet"/>
+      <w:lvlText w:val="o"/>
+      <w:lvlJc w:val="left"/>
+      <w:pPr>
+        <w:ind w:left="1440" w:hanging="360"/>
+      </w:pPr>
+      <w:rPr>
+        <w:rFonts w:ascii="Courier New" w:hAnsi="Courier New" w:cs="Courier New" w:hint="default"/>
+      </w:rPr>
+    </w:lvl>
+    <w:lvl w:ilvl="2" w:tplc="0C0A0005" w:tentative="1">
+      <w:start w:val="1"/>
+      <w:numFmt w:val="bullet"/>
+      <w:lvlText w:val=""/>
+      <w:lvlJc w:val="left"/>
+      <w:pPr>
+        <w:ind w:left="2160" w:hanging="360"/>
+      </w:pPr>
+      <w:rPr>
+        <w:rFonts w:ascii="Wingdings" w:hAnsi="Wingdings" w:hint="default"/>
+      </w:rPr>
+    </w:lvl>
+    <w:lvl w:ilvl="3" w:tplc="0C0A0001" w:tentative="1">
+      <w:start w:val="1"/>
+      <w:numFmt w:val="bullet"/>
+      <w:lvlText w:val=""/>
+      <w:lvlJc w:val="left"/>
+      <w:pPr>
+        <w:ind w:left="2880" w:hanging="360"/>
+      </w:pPr>
+      <w:rPr>
+        <w:rFonts w:ascii="Symbol" w:hAnsi="Symbol" w:hint="default"/>
+      </w:rPr>
+    </w:lvl>
+    <w:lvl w:ilvl="4" w:tplc="0C0A0003" w:tentative="1">
+      <w:start w:val="1"/>
+      <w:numFmt w:val="bullet"/>
+      <w:lvlText w:val="o"/>
+      <w:lvlJc w:val="left"/>
+      <w:pPr>
+        <w:ind w:left="3600" w:hanging="360"/>
+      </w:pPr>
+      <w:rPr>
+        <w:rFonts w:ascii="Courier New" w:hAnsi="Courier New" w:cs="Courier New" w:hint="default"/>
+      </w:rPr>
+    </w:lvl>
+    <w:lvl w:ilvl="5" w:tplc="0C0A0005" w:tentative="1">
+      <w:start w:val="1"/>
+      <w:numFmt w:val="bullet"/>
+      <w:lvlText w:val=""/>
+      <w:lvlJc w:val="left"/>
+      <w:pPr>
+        <w:ind w:left="4320" w:hanging="360"/>
+      </w:pPr>
+      <w:rPr>
+        <w:rFonts w:ascii="Wingdings" w:hAnsi="Wingdings" w:hint="default"/>
+      </w:rPr>
+    </w:lvl>
+    <w:lvl w:ilvl="6" w:tplc="0C0A0001" w:tentative="1">
+      <w:start w:val="1"/>
+      <w:numFmt w:val="bullet"/>
+      <w:lvlText w:val=""/>
+      <w:lvlJc w:val="left"/>
+      <w:pPr>
+        <w:ind w:left="5040" w:hanging="360"/>
+      </w:pPr>
+      <w:rPr>
+        <w:rFonts w:ascii="Symbol" w:hAnsi="Symbol" w:hint="default"/>
+      </w:rPr>
+    </w:lvl>
+    <w:lvl w:ilvl="7" w:tplc="0C0A0003" w:tentative="1">
+      <w:start w:val="1"/>
+      <w:numFmt w:val="bullet"/>
+      <w:lvlText w:val="o"/>
+      <w:lvlJc w:val="left"/>
+      <w:pPr>
+        <w:ind w:left="5760" w:hanging="360"/>
+      </w:pPr>
+      <w:rPr>
+        <w:rFonts w:ascii="Courier New" w:hAnsi="Courier New" w:cs="Courier New" w:hint="default"/>
+      </w:rPr>
+    </w:lvl>
+    <w:lvl w:ilvl="8" w:tplc="0C0A0005" w:tentative="1">
+      <w:start w:val="1"/>
+      <w:numFmt w:val="bullet"/>
+      <w:lvlText w:val=""/>
+      <w:lvlJc w:val="left"/>
+      <w:pPr>
+        <w:ind w:left="6480" w:hanging="360"/>
+      </w:pPr>
+      <w:rPr>
+        <w:rFonts w:ascii="Wingdings" w:hAnsi="Wingdings" w:hint="default"/>
+      </w:rPr>
+    </w:lvl>
+  </w:abstractNum>
+  <w:abstractNum w:abstractNumId="10" w15:restartNumberingAfterBreak="0">
     <w:nsid w:val="0EFC1B49"/>
     <w:multiLevelType w:val="hybridMultilevel"/>
     <w:tmpl w:val="D36689D8"/>
@@ -10652,7 +10996,7 @@
       </w:rPr>
     </w:lvl>
   </w:abstractNum>
-  <w:abstractNum w:abstractNumId="10" w15:restartNumberingAfterBreak="0">
+  <w:abstractNum w:abstractNumId="11" w15:restartNumberingAfterBreak="0">
     <w:nsid w:val="114665CE"/>
     <w:multiLevelType w:val="hybridMultilevel"/>
     <w:tmpl w:val="DA52267C"/>
@@ -10765,7 +11109,7 @@
       </w:rPr>
     </w:lvl>
   </w:abstractNum>
-  <w:abstractNum w:abstractNumId="11" w15:restartNumberingAfterBreak="0">
+  <w:abstractNum w:abstractNumId="12" w15:restartNumberingAfterBreak="0">
     <w:nsid w:val="19620A18"/>
     <w:multiLevelType w:val="multilevel"/>
     <w:tmpl w:val="0C0A0025"/>
@@ -10860,7 +11204,7 @@
       </w:pPr>
     </w:lvl>
   </w:abstractNum>
-  <w:abstractNum w:abstractNumId="12" w15:restartNumberingAfterBreak="0">
+  <w:abstractNum w:abstractNumId="13" w15:restartNumberingAfterBreak="0">
     <w:nsid w:val="1CE41A65"/>
     <w:multiLevelType w:val="hybridMultilevel"/>
     <w:tmpl w:val="A9943600"/>
@@ -10973,7 +11317,7 @@
       </w:rPr>
     </w:lvl>
   </w:abstractNum>
-  <w:abstractNum w:abstractNumId="13" w15:restartNumberingAfterBreak="0">
+  <w:abstractNum w:abstractNumId="14" w15:restartNumberingAfterBreak="0">
     <w:nsid w:val="262922B9"/>
     <w:multiLevelType w:val="hybridMultilevel"/>
     <w:tmpl w:val="B9B616A8"/>
@@ -11086,7 +11430,7 @@
       </w:rPr>
     </w:lvl>
   </w:abstractNum>
-  <w:abstractNum w:abstractNumId="14" w15:restartNumberingAfterBreak="0">
+  <w:abstractNum w:abstractNumId="15" w15:restartNumberingAfterBreak="0">
     <w:nsid w:val="2B26186B"/>
     <w:multiLevelType w:val="hybridMultilevel"/>
     <w:tmpl w:val="FDBEE5AA"/>
@@ -11199,7 +11543,7 @@
       </w:rPr>
     </w:lvl>
   </w:abstractNum>
-  <w:abstractNum w:abstractNumId="15" w15:restartNumberingAfterBreak="0">
+  <w:abstractNum w:abstractNumId="16" w15:restartNumberingAfterBreak="0">
     <w:nsid w:val="3EEF1C4A"/>
     <w:multiLevelType w:val="hybridMultilevel"/>
     <w:tmpl w:val="FAF65F2A"/>
@@ -11285,7 +11629,7 @@
       </w:pPr>
     </w:lvl>
   </w:abstractNum>
-  <w:abstractNum w:abstractNumId="16" w15:restartNumberingAfterBreak="0">
+  <w:abstractNum w:abstractNumId="17" w15:restartNumberingAfterBreak="0">
     <w:nsid w:val="462B1912"/>
     <w:multiLevelType w:val="hybridMultilevel"/>
     <w:tmpl w:val="13ECB72A"/>
@@ -11398,7 +11742,7 @@
       </w:rPr>
     </w:lvl>
   </w:abstractNum>
-  <w:abstractNum w:abstractNumId="17" w15:restartNumberingAfterBreak="0">
+  <w:abstractNum w:abstractNumId="18" w15:restartNumberingAfterBreak="0">
     <w:nsid w:val="5803430E"/>
     <w:multiLevelType w:val="hybridMultilevel"/>
     <w:tmpl w:val="4AF88F66"/>
@@ -11511,7 +11855,7 @@
       </w:rPr>
     </w:lvl>
   </w:abstractNum>
-  <w:abstractNum w:abstractNumId="18" w15:restartNumberingAfterBreak="0">
+  <w:abstractNum w:abstractNumId="19" w15:restartNumberingAfterBreak="0">
     <w:nsid w:val="68AE3738"/>
     <w:multiLevelType w:val="hybridMultilevel"/>
     <w:tmpl w:val="55C49B24"/>
@@ -11624,7 +11968,7 @@
       </w:rPr>
     </w:lvl>
   </w:abstractNum>
-  <w:abstractNum w:abstractNumId="19" w15:restartNumberingAfterBreak="0">
+  <w:abstractNum w:abstractNumId="20" w15:restartNumberingAfterBreak="0">
     <w:nsid w:val="7C88519F"/>
     <w:multiLevelType w:val="hybridMultilevel"/>
     <w:tmpl w:val="F8F8D826"/>
@@ -11765,40 +12109,43 @@
     <w:abstractNumId w:val="0"/>
   </w:num>
   <w:num w:numId="10" w16cid:durableId="885990906">
+    <w:abstractNumId w:val="12"/>
+  </w:num>
+  <w:num w:numId="11" w16cid:durableId="320233561">
+    <w:abstractNumId w:val="20"/>
+  </w:num>
+  <w:num w:numId="12" w16cid:durableId="1184708675">
+    <w:abstractNumId w:val="14"/>
+  </w:num>
+  <w:num w:numId="13" w16cid:durableId="934552213">
+    <w:abstractNumId w:val="19"/>
+  </w:num>
+  <w:num w:numId="14" w16cid:durableId="327440046">
     <w:abstractNumId w:val="11"/>
   </w:num>
-  <w:num w:numId="11" w16cid:durableId="320233561">
-    <w:abstractNumId w:val="19"/>
+  <w:num w:numId="15" w16cid:durableId="32508412">
+    <w:abstractNumId w:val="17"/>
   </w:num>
-  <w:num w:numId="12" w16cid:durableId="1184708675">
+  <w:num w:numId="16" w16cid:durableId="1460369956">
     <w:abstractNumId w:val="13"/>
   </w:num>
-  <w:num w:numId="13" w16cid:durableId="934552213">
+  <w:num w:numId="17" w16cid:durableId="931816476">
     <w:abstractNumId w:val="18"/>
   </w:num>
-  <w:num w:numId="14" w16cid:durableId="327440046">
+  <w:num w:numId="18" w16cid:durableId="2090930233">
     <w:abstractNumId w:val="10"/>
   </w:num>
-  <w:num w:numId="15" w16cid:durableId="32508412">
+  <w:num w:numId="19" w16cid:durableId="1496069220">
+    <w:abstractNumId w:val="15"/>
+  </w:num>
+  <w:num w:numId="20" w16cid:durableId="1001157057">
+    <w:abstractNumId w:val="12"/>
+  </w:num>
+  <w:num w:numId="21" w16cid:durableId="845096283">
     <w:abstractNumId w:val="16"/>
   </w:num>
-  <w:num w:numId="16" w16cid:durableId="1460369956">
-    <w:abstractNumId w:val="12"/>
-  </w:num>
-  <w:num w:numId="17" w16cid:durableId="931816476">
-    <w:abstractNumId w:val="17"/>
-  </w:num>
-  <w:num w:numId="18" w16cid:durableId="2090930233">
+  <w:num w:numId="22" w16cid:durableId="1840536632">
     <w:abstractNumId w:val="9"/>
-  </w:num>
-  <w:num w:numId="19" w16cid:durableId="1496069220">
-    <w:abstractNumId w:val="14"/>
-  </w:num>
-  <w:num w:numId="20" w16cid:durableId="1001157057">
-    <w:abstractNumId w:val="11"/>
-  </w:num>
-  <w:num w:numId="21" w16cid:durableId="845096283">
-    <w:abstractNumId w:val="15"/>
   </w:num>
 </w:numbering>
 </file>

--- a/gestion de proyecto de software.docx
+++ b/gestion de proyecto de software.docx
@@ -53,8 +53,13 @@
         <w:pStyle w:val="Listaconvietas"/>
       </w:pPr>
       <w:r>
-        <w:t>Documento de Inception</w:t>
-      </w:r>
+        <w:t xml:space="preserve">Documento de </w:t>
+      </w:r>
+      <w:proofErr w:type="spellStart"/>
+      <w:r>
+        <w:t>Inception</w:t>
+      </w:r>
+      <w:proofErr w:type="spellEnd"/>
     </w:p>
     <w:p>
       <w:pPr>
@@ -183,9 +188,27 @@
       <w:pPr>
         <w:pStyle w:val="Listaconvietas"/>
       </w:pPr>
-      <w:r>
-        <w:t>Value Stream Mapping</w:t>
-      </w:r>
+      <w:proofErr w:type="spellStart"/>
+      <w:r>
+        <w:t>Value</w:t>
+      </w:r>
+      <w:proofErr w:type="spellEnd"/>
+      <w:r>
+        <w:t xml:space="preserve"> </w:t>
+      </w:r>
+      <w:proofErr w:type="spellStart"/>
+      <w:r>
+        <w:t>Stream</w:t>
+      </w:r>
+      <w:proofErr w:type="spellEnd"/>
+      <w:r>
+        <w:t xml:space="preserve"> </w:t>
+      </w:r>
+      <w:proofErr w:type="spellStart"/>
+      <w:r>
+        <w:t>Mapping</w:t>
+      </w:r>
+      <w:proofErr w:type="spellEnd"/>
     </w:p>
     <w:p>
       <w:pPr>
@@ -554,13 +577,59 @@
           <w:szCs w:val="24"/>
         </w:rPr>
       </w:pPr>
-      <w:r>
-        <w:rPr>
-          <w:rFonts w:ascii="Arial" w:hAnsi="Arial" w:cs="Arial"/>
-          <w:sz w:val="24"/>
-          <w:szCs w:val="24"/>
-        </w:rPr>
-        <w:t>Product Owner (PO): Enlace directo con el negocio y regulaciones de la Alcaldía. Define los requerimientos en forma de Historias de Usuario, mantiene ordenado el Product Backlog y valida la entrega de valor en cada cierre de iteración.</w:t>
+      <w:proofErr w:type="spellStart"/>
+      <w:r>
+        <w:rPr>
+          <w:rFonts w:ascii="Arial" w:hAnsi="Arial" w:cs="Arial"/>
+          <w:sz w:val="24"/>
+          <w:szCs w:val="24"/>
+        </w:rPr>
+        <w:t>Product</w:t>
+      </w:r>
+      <w:proofErr w:type="spellEnd"/>
+      <w:r>
+        <w:rPr>
+          <w:rFonts w:ascii="Arial" w:hAnsi="Arial" w:cs="Arial"/>
+          <w:sz w:val="24"/>
+          <w:szCs w:val="24"/>
+        </w:rPr>
+        <w:t xml:space="preserve"> </w:t>
+      </w:r>
+      <w:proofErr w:type="spellStart"/>
+      <w:r>
+        <w:rPr>
+          <w:rFonts w:ascii="Arial" w:hAnsi="Arial" w:cs="Arial"/>
+          <w:sz w:val="24"/>
+          <w:szCs w:val="24"/>
+        </w:rPr>
+        <w:t>Owner</w:t>
+      </w:r>
+      <w:proofErr w:type="spellEnd"/>
+      <w:r>
+        <w:rPr>
+          <w:rFonts w:ascii="Arial" w:hAnsi="Arial" w:cs="Arial"/>
+          <w:sz w:val="24"/>
+          <w:szCs w:val="24"/>
+        </w:rPr>
+        <w:t xml:space="preserve"> (PO): Enlace directo con el negocio y regulaciones de la Alcaldía. Define los requerimientos en forma de Historias de Usuario, mantiene ordenado el </w:t>
+      </w:r>
+      <w:proofErr w:type="spellStart"/>
+      <w:r>
+        <w:rPr>
+          <w:rFonts w:ascii="Arial" w:hAnsi="Arial" w:cs="Arial"/>
+          <w:sz w:val="24"/>
+          <w:szCs w:val="24"/>
+        </w:rPr>
+        <w:t>Product</w:t>
+      </w:r>
+      <w:proofErr w:type="spellEnd"/>
+      <w:r>
+        <w:rPr>
+          <w:rFonts w:ascii="Arial" w:hAnsi="Arial" w:cs="Arial"/>
+          <w:sz w:val="24"/>
+          <w:szCs w:val="24"/>
+        </w:rPr>
+        <w:t xml:space="preserve"> Backlog y valida la entrega de valor en cada cierre de iteración.</w:t>
       </w:r>
     </w:p>
     <w:p>
@@ -669,7 +738,29 @@
           <w:sz w:val="24"/>
           <w:szCs w:val="24"/>
         </w:rPr>
-        <w:t>El desarrollo del software se dividirá en iteraciones de tiempo fijo (Sprints) de 2 semanas de duración. Las ceremonias clave son:</w:t>
+        <w:t>El desarrollo del software se dividirá en iteraciones de tiempo fijo (</w:t>
+      </w:r>
+      <w:proofErr w:type="spellStart"/>
+      <w:r>
+        <w:rPr>
+          <w:rFonts w:ascii="Arial" w:hAnsi="Arial" w:cs="Arial"/>
+          <w:bCs/>
+          <w:color w:val="000000" w:themeColor="text1"/>
+          <w:sz w:val="24"/>
+          <w:szCs w:val="24"/>
+        </w:rPr>
+        <w:t>Sprints</w:t>
+      </w:r>
+      <w:proofErr w:type="spellEnd"/>
+      <w:r>
+        <w:rPr>
+          <w:rFonts w:ascii="Arial" w:hAnsi="Arial" w:cs="Arial"/>
+          <w:bCs/>
+          <w:color w:val="000000" w:themeColor="text1"/>
+          <w:sz w:val="24"/>
+          <w:szCs w:val="24"/>
+        </w:rPr>
+        <w:t>) de 2 semanas de duración. Las ceremonias clave son:</w:t>
       </w:r>
     </w:p>
     <w:p>
@@ -696,7 +787,43 @@
           <w:sz w:val="24"/>
           <w:szCs w:val="24"/>
         </w:rPr>
-        <w:t>Sprint Planning: Planificación conjunta al inicio de cada sprint para definir qué historias de usuario se implementarán y definir el Sprint Goal.</w:t>
+        <w:t xml:space="preserve">Sprint </w:t>
+      </w:r>
+      <w:proofErr w:type="spellStart"/>
+      <w:r>
+        <w:rPr>
+          <w:rFonts w:ascii="Arial" w:hAnsi="Arial" w:cs="Arial"/>
+          <w:sz w:val="24"/>
+          <w:szCs w:val="24"/>
+        </w:rPr>
+        <w:t>Planning</w:t>
+      </w:r>
+      <w:proofErr w:type="spellEnd"/>
+      <w:r>
+        <w:rPr>
+          <w:rFonts w:ascii="Arial" w:hAnsi="Arial" w:cs="Arial"/>
+          <w:sz w:val="24"/>
+          <w:szCs w:val="24"/>
+        </w:rPr>
+        <w:t xml:space="preserve">: Planificación conjunta al inicio de cada sprint para definir qué historias de usuario se implementarán y definir el Sprint </w:t>
+      </w:r>
+      <w:proofErr w:type="spellStart"/>
+      <w:r>
+        <w:rPr>
+          <w:rFonts w:ascii="Arial" w:hAnsi="Arial" w:cs="Arial"/>
+          <w:sz w:val="24"/>
+          <w:szCs w:val="24"/>
+        </w:rPr>
+        <w:t>Goal</w:t>
+      </w:r>
+      <w:proofErr w:type="spellEnd"/>
+      <w:r>
+        <w:rPr>
+          <w:rFonts w:ascii="Arial" w:hAnsi="Arial" w:cs="Arial"/>
+          <w:sz w:val="24"/>
+          <w:szCs w:val="24"/>
+        </w:rPr>
+        <w:t>.</w:t>
       </w:r>
     </w:p>
     <w:p>
@@ -717,13 +844,23 @@
           <w:szCs w:val="24"/>
         </w:rPr>
       </w:pPr>
-      <w:r>
-        <w:rPr>
-          <w:rFonts w:ascii="Arial" w:hAnsi="Arial" w:cs="Arial"/>
-          <w:sz w:val="24"/>
-          <w:szCs w:val="24"/>
-        </w:rPr>
-        <w:t>Daily Scrum: Reunión diaria de 15 minutos para sincronizar el trabajo del equipo técnico e identificar posibles bloqueos.</w:t>
+      <w:proofErr w:type="spellStart"/>
+      <w:r>
+        <w:rPr>
+          <w:rFonts w:ascii="Arial" w:hAnsi="Arial" w:cs="Arial"/>
+          <w:sz w:val="24"/>
+          <w:szCs w:val="24"/>
+        </w:rPr>
+        <w:t>Daily</w:t>
+      </w:r>
+      <w:proofErr w:type="spellEnd"/>
+      <w:r>
+        <w:rPr>
+          <w:rFonts w:ascii="Arial" w:hAnsi="Arial" w:cs="Arial"/>
+          <w:sz w:val="24"/>
+          <w:szCs w:val="24"/>
+        </w:rPr>
+        <w:t xml:space="preserve"> Scrum: Reunión diaria de 15 minutos para sincronizar el trabajo del equipo técnico e identificar posibles bloqueos.</w:t>
       </w:r>
     </w:p>
     <w:p>
@@ -1069,16 +1206,36 @@
           <w:sz w:val="24"/>
           <w:szCs w:val="24"/>
         </w:rPr>
-        <w:t xml:space="preserve">Se solicita el desarrollo de un sistema web responsivo (accesible desde computadoras y dispositivos móviles) que centralice y digitalice la gestión administrativa de los mercados Campesino, Central </w:t>
-      </w:r>
-      <w:r>
-        <w:rPr>
-          <w:rFonts w:ascii="Arial" w:hAnsi="Arial" w:cs="Arial"/>
-          <w:color w:val="000000" w:themeColor="text1"/>
-          <w:sz w:val="24"/>
-          <w:szCs w:val="24"/>
-        </w:rPr>
-        <w:t xml:space="preserve"> y </w:t>
+        <w:t xml:space="preserve">Se solicita el desarrollo de un sistema web responsivo (accesible desde computadoras y dispositivos móviles) que centralice y digitalice la gestión administrativa de los mercados Campesino, </w:t>
+      </w:r>
+      <w:proofErr w:type="gramStart"/>
+      <w:r>
+        <w:rPr>
+          <w:rFonts w:ascii="Arial" w:hAnsi="Arial" w:cs="Arial"/>
+          <w:color w:val="000000" w:themeColor="text1"/>
+          <w:sz w:val="24"/>
+          <w:szCs w:val="24"/>
+        </w:rPr>
+        <w:t xml:space="preserve">Central </w:t>
+      </w:r>
+      <w:r>
+        <w:rPr>
+          <w:rFonts w:ascii="Arial" w:hAnsi="Arial" w:cs="Arial"/>
+          <w:color w:val="000000" w:themeColor="text1"/>
+          <w:sz w:val="24"/>
+          <w:szCs w:val="24"/>
+        </w:rPr>
+        <w:t xml:space="preserve"> y</w:t>
+      </w:r>
+      <w:proofErr w:type="gramEnd"/>
+      <w:r>
+        <w:rPr>
+          <w:rFonts w:ascii="Arial" w:hAnsi="Arial" w:cs="Arial"/>
+          <w:color w:val="000000" w:themeColor="text1"/>
+          <w:sz w:val="24"/>
+          <w:szCs w:val="24"/>
+        </w:rPr>
+        <w:t xml:space="preserve"> </w:t>
       </w:r>
       <w:r>
         <w:rPr>
@@ -1517,7 +1674,27 @@
           <w:sz w:val="24"/>
           <w:szCs w:val="24"/>
         </w:rPr>
-        <w:t>Integración: Debe operar bajo protocolos web estándar y ser responsivo para que los cobradores del mercado puedan usarlo en tablets o celulares sin instalar aplicaciones pesadas.</w:t>
+        <w:t xml:space="preserve">Integración: Debe operar bajo protocolos web estándar y ser responsivo para que los cobradores del mercado puedan usarlo en </w:t>
+      </w:r>
+      <w:proofErr w:type="spellStart"/>
+      <w:r>
+        <w:rPr>
+          <w:rFonts w:ascii="Arial" w:hAnsi="Arial" w:cs="Arial"/>
+          <w:color w:val="000000" w:themeColor="text1"/>
+          <w:sz w:val="24"/>
+          <w:szCs w:val="24"/>
+        </w:rPr>
+        <w:t>tablets</w:t>
+      </w:r>
+      <w:proofErr w:type="spellEnd"/>
+      <w:r>
+        <w:rPr>
+          <w:rFonts w:ascii="Arial" w:hAnsi="Arial" w:cs="Arial"/>
+          <w:color w:val="000000" w:themeColor="text1"/>
+          <w:sz w:val="24"/>
+          <w:szCs w:val="24"/>
+        </w:rPr>
+        <w:t xml:space="preserve"> o celulares sin instalar aplicaciones pesadas.</w:t>
       </w:r>
     </w:p>
     <w:p>
@@ -2431,7 +2608,29 @@
           <w:sz w:val="24"/>
           <w:szCs w:val="24"/>
         </w:rPr>
-        <w:t>• RNF-1: Usabilidad (Diseño Responsivo): La interfaz de usuario debe ser completamente responsiva, adaptándose fluidamente a dispositivos móviles (tablets y smartphones) utilizados por cobradores de mercado e inspectores sanitarios en campo.</w:t>
+        <w:t>• RNF-1: Usabilidad (Diseño Responsivo): La interfaz de usuario debe ser completamente responsiva, adaptándose fluidamente a dispositivos móviles (</w:t>
+      </w:r>
+      <w:proofErr w:type="spellStart"/>
+      <w:r>
+        <w:rPr>
+          <w:rFonts w:ascii="Arial" w:hAnsi="Arial" w:cs="Arial"/>
+          <w:bCs/>
+          <w:color w:val="000000" w:themeColor="text1"/>
+          <w:sz w:val="24"/>
+          <w:szCs w:val="24"/>
+        </w:rPr>
+        <w:t>tablets</w:t>
+      </w:r>
+      <w:proofErr w:type="spellEnd"/>
+      <w:r>
+        <w:rPr>
+          <w:rFonts w:ascii="Arial" w:hAnsi="Arial" w:cs="Arial"/>
+          <w:bCs/>
+          <w:color w:val="000000" w:themeColor="text1"/>
+          <w:sz w:val="24"/>
+          <w:szCs w:val="24"/>
+        </w:rPr>
+        <w:t xml:space="preserve"> y smartphones) utilizados por cobradores de mercado e inspectores sanitarios en campo.</w:t>
       </w:r>
     </w:p>
     <w:p>
@@ -2455,7 +2654,29 @@
           <w:sz w:val="24"/>
           <w:szCs w:val="24"/>
         </w:rPr>
-        <w:t>• RNF-2: Rendimiento y Latencia: Las búsquedas de comerciantes y registros de cobros deben procesarse en menos de 2.0 segundos bajo conexiones de datos móviles móviles estándar en la ciudad de Sucre.</w:t>
+        <w:t xml:space="preserve">• RNF-2: Rendimiento y Latencia: Las búsquedas de comerciantes y registros de cobros deben procesarse en menos de 2.0 segundos bajo conexiones de datos móviles </w:t>
+      </w:r>
+      <w:proofErr w:type="spellStart"/>
+      <w:r>
+        <w:rPr>
+          <w:rFonts w:ascii="Arial" w:hAnsi="Arial" w:cs="Arial"/>
+          <w:bCs/>
+          <w:color w:val="000000" w:themeColor="text1"/>
+          <w:sz w:val="24"/>
+          <w:szCs w:val="24"/>
+        </w:rPr>
+        <w:t>móviles</w:t>
+      </w:r>
+      <w:proofErr w:type="spellEnd"/>
+      <w:r>
+        <w:rPr>
+          <w:rFonts w:ascii="Arial" w:hAnsi="Arial" w:cs="Arial"/>
+          <w:bCs/>
+          <w:color w:val="000000" w:themeColor="text1"/>
+          <w:sz w:val="24"/>
+          <w:szCs w:val="24"/>
+        </w:rPr>
+        <w:t xml:space="preserve"> estándar en la ciudad de Sucre.</w:t>
       </w:r>
     </w:p>
     <w:p>
@@ -2479,7 +2700,29 @@
           <w:sz w:val="24"/>
           <w:szCs w:val="24"/>
         </w:rPr>
-        <w:t>• RNF-3: Seguridad y Control de Acceso: El sistema utilizará control de acceso basado en roles (RBAC). Los roles son Administrador General, Cobrador Municipal, Inspector Sanitario y Director de Ingresos. Las contraseñas deben estar encriptadas y las sesiones se cerrarán tras 15 minutos de inactividad.</w:t>
+        <w:t xml:space="preserve">• RNF-3: Seguridad y Control de Acceso: El sistema utilizará control de acceso basado en roles (RBAC). Los roles son Administrador General, Cobrador Municipal, Inspector Sanitario y </w:t>
+      </w:r>
+      <w:proofErr w:type="gramStart"/>
+      <w:r>
+        <w:rPr>
+          <w:rFonts w:ascii="Arial" w:hAnsi="Arial" w:cs="Arial"/>
+          <w:bCs/>
+          <w:color w:val="000000" w:themeColor="text1"/>
+          <w:sz w:val="24"/>
+          <w:szCs w:val="24"/>
+        </w:rPr>
+        <w:t>Director</w:t>
+      </w:r>
+      <w:proofErr w:type="gramEnd"/>
+      <w:r>
+        <w:rPr>
+          <w:rFonts w:ascii="Arial" w:hAnsi="Arial" w:cs="Arial"/>
+          <w:bCs/>
+          <w:color w:val="000000" w:themeColor="text1"/>
+          <w:sz w:val="24"/>
+          <w:szCs w:val="24"/>
+        </w:rPr>
+        <w:t xml:space="preserve"> de Ingresos. Las contraseñas deben estar encriptadas y las sesiones se cerrarán tras 15 minutos de inactividad.</w:t>
       </w:r>
     </w:p>
     <w:p>
@@ -2726,7 +2969,27 @@
           <w:sz w:val="24"/>
           <w:szCs w:val="24"/>
         </w:rPr>
-        <w:t>Visión del Proyecto (Elevator Pitch)</w:t>
+        <w:t>Visión del Proyecto (</w:t>
+      </w:r>
+      <w:proofErr w:type="spellStart"/>
+      <w:r>
+        <w:rPr>
+          <w:rFonts w:ascii="Arial" w:hAnsi="Arial" w:cs="Arial"/>
+          <w:color w:val="000000" w:themeColor="text1"/>
+          <w:sz w:val="24"/>
+          <w:szCs w:val="24"/>
+        </w:rPr>
+        <w:t>Elevator</w:t>
+      </w:r>
+      <w:proofErr w:type="spellEnd"/>
+      <w:r>
+        <w:rPr>
+          <w:rFonts w:ascii="Arial" w:hAnsi="Arial" w:cs="Arial"/>
+          <w:color w:val="000000" w:themeColor="text1"/>
+          <w:sz w:val="24"/>
+          <w:szCs w:val="24"/>
+        </w:rPr>
+        <w:t xml:space="preserve"> Pitch)</w:t>
       </w:r>
     </w:p>
     <w:p>
@@ -3320,7 +3583,27 @@
           <w:sz w:val="24"/>
           <w:szCs w:val="24"/>
         </w:rPr>
-        <w:t>Matriz de Interesados (Stakeholders)</w:t>
+        <w:t>Matriz de Interesados (</w:t>
+      </w:r>
+      <w:proofErr w:type="spellStart"/>
+      <w:r>
+        <w:rPr>
+          <w:rFonts w:ascii="Arial" w:hAnsi="Arial" w:cs="Arial"/>
+          <w:color w:val="000000" w:themeColor="text1"/>
+          <w:sz w:val="24"/>
+          <w:szCs w:val="24"/>
+        </w:rPr>
+        <w:t>Stakeholders</w:t>
+      </w:r>
+      <w:proofErr w:type="spellEnd"/>
+      <w:r>
+        <w:rPr>
+          <w:rFonts w:ascii="Arial" w:hAnsi="Arial" w:cs="Arial"/>
+          <w:color w:val="000000" w:themeColor="text1"/>
+          <w:sz w:val="24"/>
+          <w:szCs w:val="24"/>
+        </w:rPr>
+        <w:t>)</w:t>
       </w:r>
     </w:p>
     <w:p>
@@ -3957,7 +4240,47 @@
           <w:szCs w:val="24"/>
         </w:rPr>
         <w:lastRenderedPageBreak/>
-        <w:t>• Arquitectura de Aplicación Web: Modelo Cliente-Servidor. Frontend desarrollado en tecnologías web estándar (HTML5, CSS3, JavaScript responsivo) y backend estructurado con API REST para la comunicación de datos.</w:t>
+        <w:t xml:space="preserve">• Arquitectura de Aplicación Web: Modelo Cliente-Servidor. </w:t>
+      </w:r>
+      <w:proofErr w:type="spellStart"/>
+      <w:r>
+        <w:rPr>
+          <w:rFonts w:ascii="Arial" w:hAnsi="Arial" w:cs="Arial"/>
+          <w:color w:val="000000" w:themeColor="text1"/>
+          <w:sz w:val="24"/>
+          <w:szCs w:val="24"/>
+        </w:rPr>
+        <w:t>Frontend</w:t>
+      </w:r>
+      <w:proofErr w:type="spellEnd"/>
+      <w:r>
+        <w:rPr>
+          <w:rFonts w:ascii="Arial" w:hAnsi="Arial" w:cs="Arial"/>
+          <w:color w:val="000000" w:themeColor="text1"/>
+          <w:sz w:val="24"/>
+          <w:szCs w:val="24"/>
+        </w:rPr>
+        <w:t xml:space="preserve"> desarrollado en tecnologías web estándar (HTML5, CSS3, JavaScript responsivo) y </w:t>
+      </w:r>
+      <w:proofErr w:type="spellStart"/>
+      <w:r>
+        <w:rPr>
+          <w:rFonts w:ascii="Arial" w:hAnsi="Arial" w:cs="Arial"/>
+          <w:color w:val="000000" w:themeColor="text1"/>
+          <w:sz w:val="24"/>
+          <w:szCs w:val="24"/>
+        </w:rPr>
+        <w:t>backend</w:t>
+      </w:r>
+      <w:proofErr w:type="spellEnd"/>
+      <w:r>
+        <w:rPr>
+          <w:rFonts w:ascii="Arial" w:hAnsi="Arial" w:cs="Arial"/>
+          <w:color w:val="000000" w:themeColor="text1"/>
+          <w:sz w:val="24"/>
+          <w:szCs w:val="24"/>
+        </w:rPr>
+        <w:t xml:space="preserve"> estructurado con API REST para la comunicación de datos.</w:t>
       </w:r>
     </w:p>
     <w:p>
@@ -4093,7 +4416,27 @@
           <w:sz w:val="24"/>
           <w:szCs w:val="24"/>
         </w:rPr>
-        <w:t>El desarrollo del MVP del Sistema de Gestión para Mercados Municipales está condicionado por restricciones de tiempo (6 meses) y presupuesto (70,000 Bs.). Para garantizar la viabilidad del proyecto ante estas restricciones, este documento clasifica y prioriza los requerimientos funcionales y no funcionales utilizando el método MoSCoW. A solicitud de la Alcaldía de Sucre, el módulo de geolocalización de puestos se incluye formalmente dentro de la planificación del MVP, definiendo una estrategia técnica optimizada para resolver la restricción presupuestaria y de recursos técnicos.</w:t>
+        <w:t xml:space="preserve">El desarrollo del MVP del Sistema de Gestión para Mercados Municipales está condicionado por restricciones de tiempo (6 meses) y presupuesto (70,000 Bs.). Para garantizar la viabilidad del proyecto ante estas restricciones, este documento clasifica y prioriza los requerimientos funcionales y no funcionales utilizando el método </w:t>
+      </w:r>
+      <w:proofErr w:type="spellStart"/>
+      <w:r>
+        <w:rPr>
+          <w:rFonts w:ascii="Arial" w:hAnsi="Arial" w:cs="Arial"/>
+          <w:color w:val="000000" w:themeColor="text1"/>
+          <w:sz w:val="24"/>
+          <w:szCs w:val="24"/>
+        </w:rPr>
+        <w:t>MoSCoW</w:t>
+      </w:r>
+      <w:proofErr w:type="spellEnd"/>
+      <w:r>
+        <w:rPr>
+          <w:rFonts w:ascii="Arial" w:hAnsi="Arial" w:cs="Arial"/>
+          <w:color w:val="000000" w:themeColor="text1"/>
+          <w:sz w:val="24"/>
+          <w:szCs w:val="24"/>
+        </w:rPr>
+        <w:t>. A solicitud de la Alcaldía de Sucre, el módulo de geolocalización de puestos se incluye formalmente dentro de la planificación del MVP, definiendo una estrategia técnica optimizada para resolver la restricción presupuestaria y de recursos técnicos.</w:t>
       </w:r>
     </w:p>
     <w:p>
@@ -4119,8 +4462,21 @@
           <w:sz w:val="24"/>
           <w:szCs w:val="24"/>
         </w:rPr>
-        <w:t>Criterios de la Metodología MoSCoW</w:t>
-      </w:r>
+        <w:t xml:space="preserve">Criterios de la Metodología </w:t>
+      </w:r>
+      <w:proofErr w:type="spellStart"/>
+      <w:r>
+        <w:rPr>
+          <w:rFonts w:ascii="Arial" w:hAnsi="Arial" w:cs="Arial"/>
+          <w:b w:val="0"/>
+          <w:bCs w:val="0"/>
+          <w:color w:val="000000" w:themeColor="text1"/>
+          <w:sz w:val="24"/>
+          <w:szCs w:val="24"/>
+        </w:rPr>
+        <w:t>MoSCoW</w:t>
+      </w:r>
+      <w:proofErr w:type="spellEnd"/>
     </w:p>
     <w:p/>
     <w:p>
@@ -4164,7 +4520,47 @@
           <w:szCs w:val="24"/>
         </w:rPr>
         <w:lastRenderedPageBreak/>
-        <w:t>• Must Have (Obligatorio): Funcionalidades indispensables para el funcionamiento mínimo del sistema (ej. registro de puestos, comerciantes y cobro de tarifas).</w:t>
+        <w:t xml:space="preserve">• </w:t>
+      </w:r>
+      <w:proofErr w:type="spellStart"/>
+      <w:r>
+        <w:rPr>
+          <w:rFonts w:ascii="Arial" w:hAnsi="Arial" w:cs="Arial"/>
+          <w:color w:val="000000" w:themeColor="text1"/>
+          <w:sz w:val="24"/>
+          <w:szCs w:val="24"/>
+        </w:rPr>
+        <w:t>Must</w:t>
+      </w:r>
+      <w:proofErr w:type="spellEnd"/>
+      <w:r>
+        <w:rPr>
+          <w:rFonts w:ascii="Arial" w:hAnsi="Arial" w:cs="Arial"/>
+          <w:color w:val="000000" w:themeColor="text1"/>
+          <w:sz w:val="24"/>
+          <w:szCs w:val="24"/>
+        </w:rPr>
+        <w:t xml:space="preserve"> </w:t>
+      </w:r>
+      <w:proofErr w:type="spellStart"/>
+      <w:r>
+        <w:rPr>
+          <w:rFonts w:ascii="Arial" w:hAnsi="Arial" w:cs="Arial"/>
+          <w:color w:val="000000" w:themeColor="text1"/>
+          <w:sz w:val="24"/>
+          <w:szCs w:val="24"/>
+        </w:rPr>
+        <w:t>Have</w:t>
+      </w:r>
+      <w:proofErr w:type="spellEnd"/>
+      <w:r>
+        <w:rPr>
+          <w:rFonts w:ascii="Arial" w:hAnsi="Arial" w:cs="Arial"/>
+          <w:color w:val="000000" w:themeColor="text1"/>
+          <w:sz w:val="24"/>
+          <w:szCs w:val="24"/>
+        </w:rPr>
+        <w:t xml:space="preserve"> (Obligatorio): Funcionalidades indispensables para el funcionamiento mínimo del sistema (ej. registro de puestos, comerciantes y cobro de tarifas).</w:t>
       </w:r>
     </w:p>
     <w:p>
@@ -4186,7 +4582,47 @@
           <w:sz w:val="24"/>
           <w:szCs w:val="24"/>
         </w:rPr>
-        <w:t>• Should Have (Debería tener): Funcionalidades de alto valor para el cliente que deben incluirse en el MVP mediante soluciones optimizadas de desarrollo (ej. geolocalización de puestos, alertas de morosidad).</w:t>
+        <w:t xml:space="preserve">• </w:t>
+      </w:r>
+      <w:proofErr w:type="spellStart"/>
+      <w:r>
+        <w:rPr>
+          <w:rFonts w:ascii="Arial" w:hAnsi="Arial" w:cs="Arial"/>
+          <w:color w:val="000000" w:themeColor="text1"/>
+          <w:sz w:val="24"/>
+          <w:szCs w:val="24"/>
+        </w:rPr>
+        <w:t>Should</w:t>
+      </w:r>
+      <w:proofErr w:type="spellEnd"/>
+      <w:r>
+        <w:rPr>
+          <w:rFonts w:ascii="Arial" w:hAnsi="Arial" w:cs="Arial"/>
+          <w:color w:val="000000" w:themeColor="text1"/>
+          <w:sz w:val="24"/>
+          <w:szCs w:val="24"/>
+        </w:rPr>
+        <w:t xml:space="preserve"> </w:t>
+      </w:r>
+      <w:proofErr w:type="spellStart"/>
+      <w:r>
+        <w:rPr>
+          <w:rFonts w:ascii="Arial" w:hAnsi="Arial" w:cs="Arial"/>
+          <w:color w:val="000000" w:themeColor="text1"/>
+          <w:sz w:val="24"/>
+          <w:szCs w:val="24"/>
+        </w:rPr>
+        <w:t>Have</w:t>
+      </w:r>
+      <w:proofErr w:type="spellEnd"/>
+      <w:r>
+        <w:rPr>
+          <w:rFonts w:ascii="Arial" w:hAnsi="Arial" w:cs="Arial"/>
+          <w:color w:val="000000" w:themeColor="text1"/>
+          <w:sz w:val="24"/>
+          <w:szCs w:val="24"/>
+        </w:rPr>
+        <w:t xml:space="preserve"> (Debería tener): Funcionalidades de alto valor para el cliente que deben incluirse en el MVP mediante soluciones optimizadas de desarrollo (ej. geolocalización de puestos, alertas de morosidad).</w:t>
       </w:r>
     </w:p>
     <w:p>
@@ -4208,7 +4644,47 @@
           <w:sz w:val="24"/>
           <w:szCs w:val="24"/>
         </w:rPr>
-        <w:t>• Could Have (Podría tener): Requerimientos deseables de bajo impacto que se implementarán si hay disponibilidad de tiempo y recursos (ej. reportes sanitarios avanzados).</w:t>
+        <w:t xml:space="preserve">• </w:t>
+      </w:r>
+      <w:proofErr w:type="spellStart"/>
+      <w:r>
+        <w:rPr>
+          <w:rFonts w:ascii="Arial" w:hAnsi="Arial" w:cs="Arial"/>
+          <w:color w:val="000000" w:themeColor="text1"/>
+          <w:sz w:val="24"/>
+          <w:szCs w:val="24"/>
+        </w:rPr>
+        <w:t>Could</w:t>
+      </w:r>
+      <w:proofErr w:type="spellEnd"/>
+      <w:r>
+        <w:rPr>
+          <w:rFonts w:ascii="Arial" w:hAnsi="Arial" w:cs="Arial"/>
+          <w:color w:val="000000" w:themeColor="text1"/>
+          <w:sz w:val="24"/>
+          <w:szCs w:val="24"/>
+        </w:rPr>
+        <w:t xml:space="preserve"> </w:t>
+      </w:r>
+      <w:proofErr w:type="spellStart"/>
+      <w:r>
+        <w:rPr>
+          <w:rFonts w:ascii="Arial" w:hAnsi="Arial" w:cs="Arial"/>
+          <w:color w:val="000000" w:themeColor="text1"/>
+          <w:sz w:val="24"/>
+          <w:szCs w:val="24"/>
+        </w:rPr>
+        <w:t>Have</w:t>
+      </w:r>
+      <w:proofErr w:type="spellEnd"/>
+      <w:r>
+        <w:rPr>
+          <w:rFonts w:ascii="Arial" w:hAnsi="Arial" w:cs="Arial"/>
+          <w:color w:val="000000" w:themeColor="text1"/>
+          <w:sz w:val="24"/>
+          <w:szCs w:val="24"/>
+        </w:rPr>
+        <w:t xml:space="preserve"> (Podría tener): Requerimientos deseables de bajo impacto que se implementarán si hay disponibilidad de tiempo y recursos (ej. reportes sanitarios avanzados).</w:t>
       </w:r>
     </w:p>
     <w:p>
@@ -4230,7 +4706,47 @@
           <w:sz w:val="24"/>
           <w:szCs w:val="24"/>
         </w:rPr>
-        <w:t>• Won't Have (No se tendrá por ahora): Requerimientos excluidos del MVP por no ser viables o no ser prioritarios para la Dirección de Ingresos (ej. pagos automáticos en línea).</w:t>
+        <w:t xml:space="preserve">• </w:t>
+      </w:r>
+      <w:proofErr w:type="spellStart"/>
+      <w:r>
+        <w:rPr>
+          <w:rFonts w:ascii="Arial" w:hAnsi="Arial" w:cs="Arial"/>
+          <w:color w:val="000000" w:themeColor="text1"/>
+          <w:sz w:val="24"/>
+          <w:szCs w:val="24"/>
+        </w:rPr>
+        <w:t>Won't</w:t>
+      </w:r>
+      <w:proofErr w:type="spellEnd"/>
+      <w:r>
+        <w:rPr>
+          <w:rFonts w:ascii="Arial" w:hAnsi="Arial" w:cs="Arial"/>
+          <w:color w:val="000000" w:themeColor="text1"/>
+          <w:sz w:val="24"/>
+          <w:szCs w:val="24"/>
+        </w:rPr>
+        <w:t xml:space="preserve"> </w:t>
+      </w:r>
+      <w:proofErr w:type="spellStart"/>
+      <w:r>
+        <w:rPr>
+          <w:rFonts w:ascii="Arial" w:hAnsi="Arial" w:cs="Arial"/>
+          <w:color w:val="000000" w:themeColor="text1"/>
+          <w:sz w:val="24"/>
+          <w:szCs w:val="24"/>
+        </w:rPr>
+        <w:t>Have</w:t>
+      </w:r>
+      <w:proofErr w:type="spellEnd"/>
+      <w:r>
+        <w:rPr>
+          <w:rFonts w:ascii="Arial" w:hAnsi="Arial" w:cs="Arial"/>
+          <w:color w:val="000000" w:themeColor="text1"/>
+          <w:sz w:val="24"/>
+          <w:szCs w:val="24"/>
+        </w:rPr>
+        <w:t xml:space="preserve"> (No se tendrá por ahora): Requerimientos excluidos del MVP por no ser viables o no ser prioritarios para la Dirección de Ingresos (ej. pagos automáticos en línea).</w:t>
       </w:r>
     </w:p>
     <w:p>
@@ -4591,15 +5107,37 @@
                 <w:szCs w:val="24"/>
               </w:rPr>
             </w:pPr>
-            <w:r>
-              <w:rPr>
-                <w:rFonts w:ascii="Arial" w:hAnsi="Arial" w:cs="Arial"/>
-                <w:color w:val="000000" w:themeColor="text1"/>
-                <w:sz w:val="24"/>
-                <w:szCs w:val="24"/>
-              </w:rPr>
-              <w:t>Must Have</w:t>
-            </w:r>
+            <w:proofErr w:type="spellStart"/>
+            <w:r>
+              <w:rPr>
+                <w:rFonts w:ascii="Arial" w:hAnsi="Arial" w:cs="Arial"/>
+                <w:color w:val="000000" w:themeColor="text1"/>
+                <w:sz w:val="24"/>
+                <w:szCs w:val="24"/>
+              </w:rPr>
+              <w:t>Must</w:t>
+            </w:r>
+            <w:proofErr w:type="spellEnd"/>
+            <w:r>
+              <w:rPr>
+                <w:rFonts w:ascii="Arial" w:hAnsi="Arial" w:cs="Arial"/>
+                <w:color w:val="000000" w:themeColor="text1"/>
+                <w:sz w:val="24"/>
+                <w:szCs w:val="24"/>
+              </w:rPr>
+              <w:t xml:space="preserve"> </w:t>
+            </w:r>
+            <w:proofErr w:type="spellStart"/>
+            <w:r>
+              <w:rPr>
+                <w:rFonts w:ascii="Arial" w:hAnsi="Arial" w:cs="Arial"/>
+                <w:color w:val="000000" w:themeColor="text1"/>
+                <w:sz w:val="24"/>
+                <w:szCs w:val="24"/>
+              </w:rPr>
+              <w:t>Have</w:t>
+            </w:r>
+            <w:proofErr w:type="spellEnd"/>
           </w:p>
         </w:tc>
         <w:tc>
@@ -4749,15 +5287,37 @@
                 <w:szCs w:val="24"/>
               </w:rPr>
             </w:pPr>
-            <w:r>
-              <w:rPr>
-                <w:rFonts w:ascii="Arial" w:hAnsi="Arial" w:cs="Arial"/>
-                <w:color w:val="000000" w:themeColor="text1"/>
-                <w:sz w:val="24"/>
-                <w:szCs w:val="24"/>
-              </w:rPr>
-              <w:t>Must Have</w:t>
-            </w:r>
+            <w:proofErr w:type="spellStart"/>
+            <w:r>
+              <w:rPr>
+                <w:rFonts w:ascii="Arial" w:hAnsi="Arial" w:cs="Arial"/>
+                <w:color w:val="000000" w:themeColor="text1"/>
+                <w:sz w:val="24"/>
+                <w:szCs w:val="24"/>
+              </w:rPr>
+              <w:t>Must</w:t>
+            </w:r>
+            <w:proofErr w:type="spellEnd"/>
+            <w:r>
+              <w:rPr>
+                <w:rFonts w:ascii="Arial" w:hAnsi="Arial" w:cs="Arial"/>
+                <w:color w:val="000000" w:themeColor="text1"/>
+                <w:sz w:val="24"/>
+                <w:szCs w:val="24"/>
+              </w:rPr>
+              <w:t xml:space="preserve"> </w:t>
+            </w:r>
+            <w:proofErr w:type="spellStart"/>
+            <w:r>
+              <w:rPr>
+                <w:rFonts w:ascii="Arial" w:hAnsi="Arial" w:cs="Arial"/>
+                <w:color w:val="000000" w:themeColor="text1"/>
+                <w:sz w:val="24"/>
+                <w:szCs w:val="24"/>
+              </w:rPr>
+              <w:t>Have</w:t>
+            </w:r>
+            <w:proofErr w:type="spellEnd"/>
           </w:p>
         </w:tc>
         <w:tc>
@@ -4907,15 +5467,37 @@
                 <w:szCs w:val="24"/>
               </w:rPr>
             </w:pPr>
-            <w:r>
-              <w:rPr>
-                <w:rFonts w:ascii="Arial" w:hAnsi="Arial" w:cs="Arial"/>
-                <w:color w:val="000000" w:themeColor="text1"/>
-                <w:sz w:val="24"/>
-                <w:szCs w:val="24"/>
-              </w:rPr>
-              <w:t>Should Have</w:t>
-            </w:r>
+            <w:proofErr w:type="spellStart"/>
+            <w:r>
+              <w:rPr>
+                <w:rFonts w:ascii="Arial" w:hAnsi="Arial" w:cs="Arial"/>
+                <w:color w:val="000000" w:themeColor="text1"/>
+                <w:sz w:val="24"/>
+                <w:szCs w:val="24"/>
+              </w:rPr>
+              <w:t>Should</w:t>
+            </w:r>
+            <w:proofErr w:type="spellEnd"/>
+            <w:r>
+              <w:rPr>
+                <w:rFonts w:ascii="Arial" w:hAnsi="Arial" w:cs="Arial"/>
+                <w:color w:val="000000" w:themeColor="text1"/>
+                <w:sz w:val="24"/>
+                <w:szCs w:val="24"/>
+              </w:rPr>
+              <w:t xml:space="preserve"> </w:t>
+            </w:r>
+            <w:proofErr w:type="spellStart"/>
+            <w:r>
+              <w:rPr>
+                <w:rFonts w:ascii="Arial" w:hAnsi="Arial" w:cs="Arial"/>
+                <w:color w:val="000000" w:themeColor="text1"/>
+                <w:sz w:val="24"/>
+                <w:szCs w:val="24"/>
+              </w:rPr>
+              <w:t>Have</w:t>
+            </w:r>
+            <w:proofErr w:type="spellEnd"/>
           </w:p>
         </w:tc>
         <w:tc>
@@ -5066,15 +5648,37 @@
                 <w:szCs w:val="24"/>
               </w:rPr>
             </w:pPr>
-            <w:r>
-              <w:rPr>
-                <w:rFonts w:ascii="Arial" w:hAnsi="Arial" w:cs="Arial"/>
-                <w:color w:val="000000" w:themeColor="text1"/>
-                <w:sz w:val="24"/>
-                <w:szCs w:val="24"/>
-              </w:rPr>
-              <w:t>Must Have</w:t>
-            </w:r>
+            <w:proofErr w:type="spellStart"/>
+            <w:r>
+              <w:rPr>
+                <w:rFonts w:ascii="Arial" w:hAnsi="Arial" w:cs="Arial"/>
+                <w:color w:val="000000" w:themeColor="text1"/>
+                <w:sz w:val="24"/>
+                <w:szCs w:val="24"/>
+              </w:rPr>
+              <w:t>Must</w:t>
+            </w:r>
+            <w:proofErr w:type="spellEnd"/>
+            <w:r>
+              <w:rPr>
+                <w:rFonts w:ascii="Arial" w:hAnsi="Arial" w:cs="Arial"/>
+                <w:color w:val="000000" w:themeColor="text1"/>
+                <w:sz w:val="24"/>
+                <w:szCs w:val="24"/>
+              </w:rPr>
+              <w:t xml:space="preserve"> </w:t>
+            </w:r>
+            <w:proofErr w:type="spellStart"/>
+            <w:r>
+              <w:rPr>
+                <w:rFonts w:ascii="Arial" w:hAnsi="Arial" w:cs="Arial"/>
+                <w:color w:val="000000" w:themeColor="text1"/>
+                <w:sz w:val="24"/>
+                <w:szCs w:val="24"/>
+              </w:rPr>
+              <w:t>Have</w:t>
+            </w:r>
+            <w:proofErr w:type="spellEnd"/>
           </w:p>
         </w:tc>
         <w:tc>
@@ -5224,15 +5828,37 @@
                 <w:szCs w:val="24"/>
               </w:rPr>
             </w:pPr>
-            <w:r>
-              <w:rPr>
-                <w:rFonts w:ascii="Arial" w:hAnsi="Arial" w:cs="Arial"/>
-                <w:color w:val="000000" w:themeColor="text1"/>
-                <w:sz w:val="24"/>
-                <w:szCs w:val="24"/>
-              </w:rPr>
-              <w:t>Must Have</w:t>
-            </w:r>
+            <w:proofErr w:type="spellStart"/>
+            <w:r>
+              <w:rPr>
+                <w:rFonts w:ascii="Arial" w:hAnsi="Arial" w:cs="Arial"/>
+                <w:color w:val="000000" w:themeColor="text1"/>
+                <w:sz w:val="24"/>
+                <w:szCs w:val="24"/>
+              </w:rPr>
+              <w:t>Must</w:t>
+            </w:r>
+            <w:proofErr w:type="spellEnd"/>
+            <w:r>
+              <w:rPr>
+                <w:rFonts w:ascii="Arial" w:hAnsi="Arial" w:cs="Arial"/>
+                <w:color w:val="000000" w:themeColor="text1"/>
+                <w:sz w:val="24"/>
+                <w:szCs w:val="24"/>
+              </w:rPr>
+              <w:t xml:space="preserve"> </w:t>
+            </w:r>
+            <w:proofErr w:type="spellStart"/>
+            <w:r>
+              <w:rPr>
+                <w:rFonts w:ascii="Arial" w:hAnsi="Arial" w:cs="Arial"/>
+                <w:color w:val="000000" w:themeColor="text1"/>
+                <w:sz w:val="24"/>
+                <w:szCs w:val="24"/>
+              </w:rPr>
+              <w:t>Have</w:t>
+            </w:r>
+            <w:proofErr w:type="spellEnd"/>
           </w:p>
         </w:tc>
         <w:tc>
@@ -5382,15 +6008,37 @@
                 <w:szCs w:val="24"/>
               </w:rPr>
             </w:pPr>
-            <w:r>
-              <w:rPr>
-                <w:rFonts w:ascii="Arial" w:hAnsi="Arial" w:cs="Arial"/>
-                <w:color w:val="000000" w:themeColor="text1"/>
-                <w:sz w:val="24"/>
-                <w:szCs w:val="24"/>
-              </w:rPr>
-              <w:t>Must Have</w:t>
-            </w:r>
+            <w:proofErr w:type="spellStart"/>
+            <w:r>
+              <w:rPr>
+                <w:rFonts w:ascii="Arial" w:hAnsi="Arial" w:cs="Arial"/>
+                <w:color w:val="000000" w:themeColor="text1"/>
+                <w:sz w:val="24"/>
+                <w:szCs w:val="24"/>
+              </w:rPr>
+              <w:t>Must</w:t>
+            </w:r>
+            <w:proofErr w:type="spellEnd"/>
+            <w:r>
+              <w:rPr>
+                <w:rFonts w:ascii="Arial" w:hAnsi="Arial" w:cs="Arial"/>
+                <w:color w:val="000000" w:themeColor="text1"/>
+                <w:sz w:val="24"/>
+                <w:szCs w:val="24"/>
+              </w:rPr>
+              <w:t xml:space="preserve"> </w:t>
+            </w:r>
+            <w:proofErr w:type="spellStart"/>
+            <w:r>
+              <w:rPr>
+                <w:rFonts w:ascii="Arial" w:hAnsi="Arial" w:cs="Arial"/>
+                <w:color w:val="000000" w:themeColor="text1"/>
+                <w:sz w:val="24"/>
+                <w:szCs w:val="24"/>
+              </w:rPr>
+              <w:t>Have</w:t>
+            </w:r>
+            <w:proofErr w:type="spellEnd"/>
           </w:p>
         </w:tc>
         <w:tc>
@@ -5540,15 +6188,37 @@
                 <w:szCs w:val="24"/>
               </w:rPr>
             </w:pPr>
-            <w:r>
-              <w:rPr>
-                <w:rFonts w:ascii="Arial" w:hAnsi="Arial" w:cs="Arial"/>
-                <w:color w:val="000000" w:themeColor="text1"/>
-                <w:sz w:val="24"/>
-                <w:szCs w:val="24"/>
-              </w:rPr>
-              <w:t>Must Have</w:t>
-            </w:r>
+            <w:proofErr w:type="spellStart"/>
+            <w:r>
+              <w:rPr>
+                <w:rFonts w:ascii="Arial" w:hAnsi="Arial" w:cs="Arial"/>
+                <w:color w:val="000000" w:themeColor="text1"/>
+                <w:sz w:val="24"/>
+                <w:szCs w:val="24"/>
+              </w:rPr>
+              <w:t>Must</w:t>
+            </w:r>
+            <w:proofErr w:type="spellEnd"/>
+            <w:r>
+              <w:rPr>
+                <w:rFonts w:ascii="Arial" w:hAnsi="Arial" w:cs="Arial"/>
+                <w:color w:val="000000" w:themeColor="text1"/>
+                <w:sz w:val="24"/>
+                <w:szCs w:val="24"/>
+              </w:rPr>
+              <w:t xml:space="preserve"> </w:t>
+            </w:r>
+            <w:proofErr w:type="spellStart"/>
+            <w:r>
+              <w:rPr>
+                <w:rFonts w:ascii="Arial" w:hAnsi="Arial" w:cs="Arial"/>
+                <w:color w:val="000000" w:themeColor="text1"/>
+                <w:sz w:val="24"/>
+                <w:szCs w:val="24"/>
+              </w:rPr>
+              <w:t>Have</w:t>
+            </w:r>
+            <w:proofErr w:type="spellEnd"/>
           </w:p>
         </w:tc>
         <w:tc>
@@ -5698,15 +6368,37 @@
                 <w:szCs w:val="24"/>
               </w:rPr>
             </w:pPr>
-            <w:r>
-              <w:rPr>
-                <w:rFonts w:ascii="Arial" w:hAnsi="Arial" w:cs="Arial"/>
-                <w:color w:val="000000" w:themeColor="text1"/>
-                <w:sz w:val="24"/>
-                <w:szCs w:val="24"/>
-              </w:rPr>
-              <w:t>Must Have</w:t>
-            </w:r>
+            <w:proofErr w:type="spellStart"/>
+            <w:r>
+              <w:rPr>
+                <w:rFonts w:ascii="Arial" w:hAnsi="Arial" w:cs="Arial"/>
+                <w:color w:val="000000" w:themeColor="text1"/>
+                <w:sz w:val="24"/>
+                <w:szCs w:val="24"/>
+              </w:rPr>
+              <w:t>Must</w:t>
+            </w:r>
+            <w:proofErr w:type="spellEnd"/>
+            <w:r>
+              <w:rPr>
+                <w:rFonts w:ascii="Arial" w:hAnsi="Arial" w:cs="Arial"/>
+                <w:color w:val="000000" w:themeColor="text1"/>
+                <w:sz w:val="24"/>
+                <w:szCs w:val="24"/>
+              </w:rPr>
+              <w:t xml:space="preserve"> </w:t>
+            </w:r>
+            <w:proofErr w:type="spellStart"/>
+            <w:r>
+              <w:rPr>
+                <w:rFonts w:ascii="Arial" w:hAnsi="Arial" w:cs="Arial"/>
+                <w:color w:val="000000" w:themeColor="text1"/>
+                <w:sz w:val="24"/>
+                <w:szCs w:val="24"/>
+              </w:rPr>
+              <w:t>Have</w:t>
+            </w:r>
+            <w:proofErr w:type="spellEnd"/>
           </w:p>
         </w:tc>
         <w:tc>
@@ -5856,15 +6548,37 @@
                 <w:szCs w:val="24"/>
               </w:rPr>
             </w:pPr>
-            <w:r>
-              <w:rPr>
-                <w:rFonts w:ascii="Arial" w:hAnsi="Arial" w:cs="Arial"/>
-                <w:color w:val="000000" w:themeColor="text1"/>
-                <w:sz w:val="24"/>
-                <w:szCs w:val="24"/>
-              </w:rPr>
-              <w:t>Should Have</w:t>
-            </w:r>
+            <w:proofErr w:type="spellStart"/>
+            <w:r>
+              <w:rPr>
+                <w:rFonts w:ascii="Arial" w:hAnsi="Arial" w:cs="Arial"/>
+                <w:color w:val="000000" w:themeColor="text1"/>
+                <w:sz w:val="24"/>
+                <w:szCs w:val="24"/>
+              </w:rPr>
+              <w:t>Should</w:t>
+            </w:r>
+            <w:proofErr w:type="spellEnd"/>
+            <w:r>
+              <w:rPr>
+                <w:rFonts w:ascii="Arial" w:hAnsi="Arial" w:cs="Arial"/>
+                <w:color w:val="000000" w:themeColor="text1"/>
+                <w:sz w:val="24"/>
+                <w:szCs w:val="24"/>
+              </w:rPr>
+              <w:t xml:space="preserve"> </w:t>
+            </w:r>
+            <w:proofErr w:type="spellStart"/>
+            <w:r>
+              <w:rPr>
+                <w:rFonts w:ascii="Arial" w:hAnsi="Arial" w:cs="Arial"/>
+                <w:color w:val="000000" w:themeColor="text1"/>
+                <w:sz w:val="24"/>
+                <w:szCs w:val="24"/>
+              </w:rPr>
+              <w:t>Have</w:t>
+            </w:r>
+            <w:proofErr w:type="spellEnd"/>
           </w:p>
         </w:tc>
         <w:tc>
@@ -6014,15 +6728,37 @@
                 <w:szCs w:val="24"/>
               </w:rPr>
             </w:pPr>
-            <w:r>
-              <w:rPr>
-                <w:rFonts w:ascii="Arial" w:hAnsi="Arial" w:cs="Arial"/>
-                <w:color w:val="000000" w:themeColor="text1"/>
-                <w:sz w:val="24"/>
-                <w:szCs w:val="24"/>
-              </w:rPr>
-              <w:t>Must Have</w:t>
-            </w:r>
+            <w:proofErr w:type="spellStart"/>
+            <w:r>
+              <w:rPr>
+                <w:rFonts w:ascii="Arial" w:hAnsi="Arial" w:cs="Arial"/>
+                <w:color w:val="000000" w:themeColor="text1"/>
+                <w:sz w:val="24"/>
+                <w:szCs w:val="24"/>
+              </w:rPr>
+              <w:t>Must</w:t>
+            </w:r>
+            <w:proofErr w:type="spellEnd"/>
+            <w:r>
+              <w:rPr>
+                <w:rFonts w:ascii="Arial" w:hAnsi="Arial" w:cs="Arial"/>
+                <w:color w:val="000000" w:themeColor="text1"/>
+                <w:sz w:val="24"/>
+                <w:szCs w:val="24"/>
+              </w:rPr>
+              <w:t xml:space="preserve"> </w:t>
+            </w:r>
+            <w:proofErr w:type="spellStart"/>
+            <w:r>
+              <w:rPr>
+                <w:rFonts w:ascii="Arial" w:hAnsi="Arial" w:cs="Arial"/>
+                <w:color w:val="000000" w:themeColor="text1"/>
+                <w:sz w:val="24"/>
+                <w:szCs w:val="24"/>
+              </w:rPr>
+              <w:t>Have</w:t>
+            </w:r>
+            <w:proofErr w:type="spellEnd"/>
           </w:p>
         </w:tc>
         <w:tc>
@@ -6172,15 +6908,37 @@
                 <w:szCs w:val="24"/>
               </w:rPr>
             </w:pPr>
-            <w:r>
-              <w:rPr>
-                <w:rFonts w:ascii="Arial" w:hAnsi="Arial" w:cs="Arial"/>
-                <w:color w:val="000000" w:themeColor="text1"/>
-                <w:sz w:val="24"/>
-                <w:szCs w:val="24"/>
-              </w:rPr>
-              <w:t>Should Have</w:t>
-            </w:r>
+            <w:proofErr w:type="spellStart"/>
+            <w:r>
+              <w:rPr>
+                <w:rFonts w:ascii="Arial" w:hAnsi="Arial" w:cs="Arial"/>
+                <w:color w:val="000000" w:themeColor="text1"/>
+                <w:sz w:val="24"/>
+                <w:szCs w:val="24"/>
+              </w:rPr>
+              <w:t>Should</w:t>
+            </w:r>
+            <w:proofErr w:type="spellEnd"/>
+            <w:r>
+              <w:rPr>
+                <w:rFonts w:ascii="Arial" w:hAnsi="Arial" w:cs="Arial"/>
+                <w:color w:val="000000" w:themeColor="text1"/>
+                <w:sz w:val="24"/>
+                <w:szCs w:val="24"/>
+              </w:rPr>
+              <w:t xml:space="preserve"> </w:t>
+            </w:r>
+            <w:proofErr w:type="spellStart"/>
+            <w:r>
+              <w:rPr>
+                <w:rFonts w:ascii="Arial" w:hAnsi="Arial" w:cs="Arial"/>
+                <w:color w:val="000000" w:themeColor="text1"/>
+                <w:sz w:val="24"/>
+                <w:szCs w:val="24"/>
+              </w:rPr>
+              <w:t>Have</w:t>
+            </w:r>
+            <w:proofErr w:type="spellEnd"/>
           </w:p>
         </w:tc>
         <w:tc>
@@ -6330,15 +7088,37 @@
                 <w:szCs w:val="24"/>
               </w:rPr>
             </w:pPr>
-            <w:r>
-              <w:rPr>
-                <w:rFonts w:ascii="Arial" w:hAnsi="Arial" w:cs="Arial"/>
-                <w:color w:val="000000" w:themeColor="text1"/>
-                <w:sz w:val="24"/>
-                <w:szCs w:val="24"/>
-              </w:rPr>
-              <w:t>Should Have</w:t>
-            </w:r>
+            <w:proofErr w:type="spellStart"/>
+            <w:r>
+              <w:rPr>
+                <w:rFonts w:ascii="Arial" w:hAnsi="Arial" w:cs="Arial"/>
+                <w:color w:val="000000" w:themeColor="text1"/>
+                <w:sz w:val="24"/>
+                <w:szCs w:val="24"/>
+              </w:rPr>
+              <w:t>Should</w:t>
+            </w:r>
+            <w:proofErr w:type="spellEnd"/>
+            <w:r>
+              <w:rPr>
+                <w:rFonts w:ascii="Arial" w:hAnsi="Arial" w:cs="Arial"/>
+                <w:color w:val="000000" w:themeColor="text1"/>
+                <w:sz w:val="24"/>
+                <w:szCs w:val="24"/>
+              </w:rPr>
+              <w:t xml:space="preserve"> </w:t>
+            </w:r>
+            <w:proofErr w:type="spellStart"/>
+            <w:r>
+              <w:rPr>
+                <w:rFonts w:ascii="Arial" w:hAnsi="Arial" w:cs="Arial"/>
+                <w:color w:val="000000" w:themeColor="text1"/>
+                <w:sz w:val="24"/>
+                <w:szCs w:val="24"/>
+              </w:rPr>
+              <w:t>Have</w:t>
+            </w:r>
+            <w:proofErr w:type="spellEnd"/>
           </w:p>
         </w:tc>
         <w:tc>
@@ -6499,15 +7279,37 @@
                 <w:szCs w:val="24"/>
               </w:rPr>
             </w:pPr>
-            <w:r>
-              <w:rPr>
-                <w:rFonts w:ascii="Arial" w:hAnsi="Arial" w:cs="Arial"/>
-                <w:color w:val="000000" w:themeColor="text1"/>
-                <w:sz w:val="24"/>
-                <w:szCs w:val="24"/>
-              </w:rPr>
-              <w:t>Should Have</w:t>
-            </w:r>
+            <w:proofErr w:type="spellStart"/>
+            <w:r>
+              <w:rPr>
+                <w:rFonts w:ascii="Arial" w:hAnsi="Arial" w:cs="Arial"/>
+                <w:color w:val="000000" w:themeColor="text1"/>
+                <w:sz w:val="24"/>
+                <w:szCs w:val="24"/>
+              </w:rPr>
+              <w:t>Should</w:t>
+            </w:r>
+            <w:proofErr w:type="spellEnd"/>
+            <w:r>
+              <w:rPr>
+                <w:rFonts w:ascii="Arial" w:hAnsi="Arial" w:cs="Arial"/>
+                <w:color w:val="000000" w:themeColor="text1"/>
+                <w:sz w:val="24"/>
+                <w:szCs w:val="24"/>
+              </w:rPr>
+              <w:t xml:space="preserve"> </w:t>
+            </w:r>
+            <w:proofErr w:type="spellStart"/>
+            <w:r>
+              <w:rPr>
+                <w:rFonts w:ascii="Arial" w:hAnsi="Arial" w:cs="Arial"/>
+                <w:color w:val="000000" w:themeColor="text1"/>
+                <w:sz w:val="24"/>
+                <w:szCs w:val="24"/>
+              </w:rPr>
+              <w:t>Have</w:t>
+            </w:r>
+            <w:proofErr w:type="spellEnd"/>
           </w:p>
         </w:tc>
         <w:tc>
@@ -6657,15 +7459,37 @@
                 <w:szCs w:val="24"/>
               </w:rPr>
             </w:pPr>
-            <w:r>
-              <w:rPr>
-                <w:rFonts w:ascii="Arial" w:hAnsi="Arial" w:cs="Arial"/>
-                <w:color w:val="000000" w:themeColor="text1"/>
-                <w:sz w:val="24"/>
-                <w:szCs w:val="24"/>
-              </w:rPr>
-              <w:t>Must Have</w:t>
-            </w:r>
+            <w:proofErr w:type="spellStart"/>
+            <w:r>
+              <w:rPr>
+                <w:rFonts w:ascii="Arial" w:hAnsi="Arial" w:cs="Arial"/>
+                <w:color w:val="000000" w:themeColor="text1"/>
+                <w:sz w:val="24"/>
+                <w:szCs w:val="24"/>
+              </w:rPr>
+              <w:t>Must</w:t>
+            </w:r>
+            <w:proofErr w:type="spellEnd"/>
+            <w:r>
+              <w:rPr>
+                <w:rFonts w:ascii="Arial" w:hAnsi="Arial" w:cs="Arial"/>
+                <w:color w:val="000000" w:themeColor="text1"/>
+                <w:sz w:val="24"/>
+                <w:szCs w:val="24"/>
+              </w:rPr>
+              <w:t xml:space="preserve"> </w:t>
+            </w:r>
+            <w:proofErr w:type="spellStart"/>
+            <w:r>
+              <w:rPr>
+                <w:rFonts w:ascii="Arial" w:hAnsi="Arial" w:cs="Arial"/>
+                <w:color w:val="000000" w:themeColor="text1"/>
+                <w:sz w:val="24"/>
+                <w:szCs w:val="24"/>
+              </w:rPr>
+              <w:t>Have</w:t>
+            </w:r>
+            <w:proofErr w:type="spellEnd"/>
           </w:p>
         </w:tc>
         <w:tc>
@@ -6815,15 +7639,37 @@
                 <w:szCs w:val="24"/>
               </w:rPr>
             </w:pPr>
-            <w:r>
-              <w:rPr>
-                <w:rFonts w:ascii="Arial" w:hAnsi="Arial" w:cs="Arial"/>
-                <w:color w:val="000000" w:themeColor="text1"/>
-                <w:sz w:val="24"/>
-                <w:szCs w:val="24"/>
-              </w:rPr>
-              <w:t>Should Have</w:t>
-            </w:r>
+            <w:proofErr w:type="spellStart"/>
+            <w:r>
+              <w:rPr>
+                <w:rFonts w:ascii="Arial" w:hAnsi="Arial" w:cs="Arial"/>
+                <w:color w:val="000000" w:themeColor="text1"/>
+                <w:sz w:val="24"/>
+                <w:szCs w:val="24"/>
+              </w:rPr>
+              <w:t>Should</w:t>
+            </w:r>
+            <w:proofErr w:type="spellEnd"/>
+            <w:r>
+              <w:rPr>
+                <w:rFonts w:ascii="Arial" w:hAnsi="Arial" w:cs="Arial"/>
+                <w:color w:val="000000" w:themeColor="text1"/>
+                <w:sz w:val="24"/>
+                <w:szCs w:val="24"/>
+              </w:rPr>
+              <w:t xml:space="preserve"> </w:t>
+            </w:r>
+            <w:proofErr w:type="spellStart"/>
+            <w:r>
+              <w:rPr>
+                <w:rFonts w:ascii="Arial" w:hAnsi="Arial" w:cs="Arial"/>
+                <w:color w:val="000000" w:themeColor="text1"/>
+                <w:sz w:val="24"/>
+                <w:szCs w:val="24"/>
+              </w:rPr>
+              <w:t>Have</w:t>
+            </w:r>
+            <w:proofErr w:type="spellEnd"/>
           </w:p>
         </w:tc>
         <w:tc>
@@ -6973,15 +7819,37 @@
                 <w:szCs w:val="24"/>
               </w:rPr>
             </w:pPr>
-            <w:r>
-              <w:rPr>
-                <w:rFonts w:ascii="Arial" w:hAnsi="Arial" w:cs="Arial"/>
-                <w:color w:val="000000" w:themeColor="text1"/>
-                <w:sz w:val="24"/>
-                <w:szCs w:val="24"/>
-              </w:rPr>
-              <w:t>Could Have</w:t>
-            </w:r>
+            <w:proofErr w:type="spellStart"/>
+            <w:r>
+              <w:rPr>
+                <w:rFonts w:ascii="Arial" w:hAnsi="Arial" w:cs="Arial"/>
+                <w:color w:val="000000" w:themeColor="text1"/>
+                <w:sz w:val="24"/>
+                <w:szCs w:val="24"/>
+              </w:rPr>
+              <w:t>Could</w:t>
+            </w:r>
+            <w:proofErr w:type="spellEnd"/>
+            <w:r>
+              <w:rPr>
+                <w:rFonts w:ascii="Arial" w:hAnsi="Arial" w:cs="Arial"/>
+                <w:color w:val="000000" w:themeColor="text1"/>
+                <w:sz w:val="24"/>
+                <w:szCs w:val="24"/>
+              </w:rPr>
+              <w:t xml:space="preserve"> </w:t>
+            </w:r>
+            <w:proofErr w:type="spellStart"/>
+            <w:r>
+              <w:rPr>
+                <w:rFonts w:ascii="Arial" w:hAnsi="Arial" w:cs="Arial"/>
+                <w:color w:val="000000" w:themeColor="text1"/>
+                <w:sz w:val="24"/>
+                <w:szCs w:val="24"/>
+              </w:rPr>
+              <w:t>Have</w:t>
+            </w:r>
+            <w:proofErr w:type="spellEnd"/>
           </w:p>
         </w:tc>
         <w:tc>
@@ -7109,7 +7977,61 @@
           <w:sz w:val="24"/>
           <w:szCs w:val="24"/>
         </w:rPr>
-        <w:t>Uso de Leaflet.js y OpenStreetMap: Se descarta el uso de Google Maps API para evitar costos recurrentes de licenciamiento. Leaflet.js es una biblioteca de JavaScript extremadamente ligera y gratuita que se integrará en el frontend del sistema web.</w:t>
+        <w:t xml:space="preserve">Uso de Leaflet.js y </w:t>
+      </w:r>
+      <w:proofErr w:type="spellStart"/>
+      <w:r>
+        <w:rPr>
+          <w:rFonts w:ascii="Arial" w:hAnsi="Arial" w:cs="Arial"/>
+          <w:sz w:val="24"/>
+          <w:szCs w:val="24"/>
+        </w:rPr>
+        <w:t>OpenStreetMap</w:t>
+      </w:r>
+      <w:proofErr w:type="spellEnd"/>
+      <w:r>
+        <w:rPr>
+          <w:rFonts w:ascii="Arial" w:hAnsi="Arial" w:cs="Arial"/>
+          <w:sz w:val="24"/>
+          <w:szCs w:val="24"/>
+        </w:rPr>
+        <w:t xml:space="preserve">: Se descarta el uso de Google </w:t>
+      </w:r>
+      <w:proofErr w:type="spellStart"/>
+      <w:r>
+        <w:rPr>
+          <w:rFonts w:ascii="Arial" w:hAnsi="Arial" w:cs="Arial"/>
+          <w:sz w:val="24"/>
+          <w:szCs w:val="24"/>
+        </w:rPr>
+        <w:t>Maps</w:t>
+      </w:r>
+      <w:proofErr w:type="spellEnd"/>
+      <w:r>
+        <w:rPr>
+          <w:rFonts w:ascii="Arial" w:hAnsi="Arial" w:cs="Arial"/>
+          <w:sz w:val="24"/>
+          <w:szCs w:val="24"/>
+        </w:rPr>
+        <w:t xml:space="preserve"> API para evitar costos recurrentes de licenciamiento. Leaflet.js es una biblioteca de JavaScript extremadamente ligera y gratuita que se integrará en el </w:t>
+      </w:r>
+      <w:proofErr w:type="spellStart"/>
+      <w:r>
+        <w:rPr>
+          <w:rFonts w:ascii="Arial" w:hAnsi="Arial" w:cs="Arial"/>
+          <w:sz w:val="24"/>
+          <w:szCs w:val="24"/>
+        </w:rPr>
+        <w:t>frontend</w:t>
+      </w:r>
+      <w:proofErr w:type="spellEnd"/>
+      <w:r>
+        <w:rPr>
+          <w:rFonts w:ascii="Arial" w:hAnsi="Arial" w:cs="Arial"/>
+          <w:sz w:val="24"/>
+          <w:szCs w:val="24"/>
+        </w:rPr>
+        <w:t xml:space="preserve"> del sistema web.</w:t>
       </w:r>
     </w:p>
     <w:p>
@@ -7190,7 +8112,47 @@
           <w:sz w:val="24"/>
           <w:szCs w:val="24"/>
         </w:rPr>
-        <w:t>Esta estrategia permite clasificar RF-GEO como Should Have, programando su desarrollo técnico para el Sprint 5 y garantizando su entrega en el MVP.</w:t>
+        <w:t xml:space="preserve">Esta estrategia permite clasificar RF-GEO como </w:t>
+      </w:r>
+      <w:proofErr w:type="spellStart"/>
+      <w:r>
+        <w:rPr>
+          <w:rFonts w:ascii="Arial" w:hAnsi="Arial" w:cs="Arial"/>
+          <w:color w:val="000000" w:themeColor="text1"/>
+          <w:sz w:val="24"/>
+          <w:szCs w:val="24"/>
+        </w:rPr>
+        <w:t>Should</w:t>
+      </w:r>
+      <w:proofErr w:type="spellEnd"/>
+      <w:r>
+        <w:rPr>
+          <w:rFonts w:ascii="Arial" w:hAnsi="Arial" w:cs="Arial"/>
+          <w:color w:val="000000" w:themeColor="text1"/>
+          <w:sz w:val="24"/>
+          <w:szCs w:val="24"/>
+        </w:rPr>
+        <w:t xml:space="preserve"> </w:t>
+      </w:r>
+      <w:proofErr w:type="spellStart"/>
+      <w:r>
+        <w:rPr>
+          <w:rFonts w:ascii="Arial" w:hAnsi="Arial" w:cs="Arial"/>
+          <w:color w:val="000000" w:themeColor="text1"/>
+          <w:sz w:val="24"/>
+          <w:szCs w:val="24"/>
+        </w:rPr>
+        <w:t>Have</w:t>
+      </w:r>
+      <w:proofErr w:type="spellEnd"/>
+      <w:r>
+        <w:rPr>
+          <w:rFonts w:ascii="Arial" w:hAnsi="Arial" w:cs="Arial"/>
+          <w:color w:val="000000" w:themeColor="text1"/>
+          <w:sz w:val="24"/>
+          <w:szCs w:val="24"/>
+        </w:rPr>
+        <w:t>, programando su desarrollo técnico para el Sprint 5 y garantizando su entrega en el MVP.</w:t>
       </w:r>
     </w:p>
     <w:p>
@@ -7291,7 +8253,27 @@
           <w:sz w:val="24"/>
           <w:szCs w:val="24"/>
         </w:rPr>
-        <w:t>Este documento establece la línea base del cronograma del proyecto para un ciclo total de 6 meses (24 semanas), estructurado en 12 Sprints de 2 semanas de duración cada uno. El cronograma integra el desarrollo técnico incremental de Scrum con los hitos de control tradicionales, e incorpora de manera coherente los eventos críticos del proyecto (solicitud de geolocalización, renuncia de desarrolladores y cambios regulatorios).</w:t>
+        <w:t xml:space="preserve">Este documento establece la línea base del cronograma del proyecto para un ciclo total de 6 meses (24 semanas), estructurado en 12 </w:t>
+      </w:r>
+      <w:proofErr w:type="spellStart"/>
+      <w:r>
+        <w:rPr>
+          <w:rFonts w:ascii="Arial" w:hAnsi="Arial" w:cs="Arial"/>
+          <w:color w:val="000000" w:themeColor="text1"/>
+          <w:sz w:val="24"/>
+          <w:szCs w:val="24"/>
+        </w:rPr>
+        <w:t>Sprints</w:t>
+      </w:r>
+      <w:proofErr w:type="spellEnd"/>
+      <w:r>
+        <w:rPr>
+          <w:rFonts w:ascii="Arial" w:hAnsi="Arial" w:cs="Arial"/>
+          <w:color w:val="000000" w:themeColor="text1"/>
+          <w:sz w:val="24"/>
+          <w:szCs w:val="24"/>
+        </w:rPr>
+        <w:t xml:space="preserve"> de 2 semanas de duración cada uno. El cronograma integra el desarrollo técnico incremental de Scrum con los hitos de control tradicionales, e incorpora de manera coherente los eventos críticos del proyecto (solicitud de geolocalización, renuncia de desarrolladores y cambios regulatorios).</w:t>
       </w:r>
     </w:p>
     <w:p>
@@ -7325,7 +8307,27 @@
           <w:sz w:val="24"/>
           <w:szCs w:val="24"/>
         </w:rPr>
-        <w:t>Calendario de Sprints y Entregas</w:t>
+        <w:t xml:space="preserve">Calendario de </w:t>
+      </w:r>
+      <w:proofErr w:type="spellStart"/>
+      <w:r>
+        <w:rPr>
+          <w:rFonts w:ascii="Arial" w:hAnsi="Arial" w:cs="Arial"/>
+          <w:color w:val="000000" w:themeColor="text1"/>
+          <w:sz w:val="24"/>
+          <w:szCs w:val="24"/>
+        </w:rPr>
+        <w:t>Sprints</w:t>
+      </w:r>
+      <w:proofErr w:type="spellEnd"/>
+      <w:r>
+        <w:rPr>
+          <w:rFonts w:ascii="Arial" w:hAnsi="Arial" w:cs="Arial"/>
+          <w:color w:val="000000" w:themeColor="text1"/>
+          <w:sz w:val="24"/>
+          <w:szCs w:val="24"/>
+        </w:rPr>
+        <w:t xml:space="preserve"> y Entregas</w:t>
       </w:r>
     </w:p>
     <w:p>
@@ -7503,7 +8505,27 @@
                 <w:szCs w:val="24"/>
               </w:rPr>
               <w:lastRenderedPageBreak/>
-              <w:t>Sprint 1 (Sem. 1-2)</w:t>
+              <w:t>Sprint 1 (</w:t>
+            </w:r>
+            <w:proofErr w:type="spellStart"/>
+            <w:r>
+              <w:rPr>
+                <w:rFonts w:ascii="Arial" w:hAnsi="Arial" w:cs="Arial"/>
+                <w:color w:val="000000" w:themeColor="text1"/>
+                <w:sz w:val="24"/>
+                <w:szCs w:val="24"/>
+              </w:rPr>
+              <w:t>Sem</w:t>
+            </w:r>
+            <w:proofErr w:type="spellEnd"/>
+            <w:r>
+              <w:rPr>
+                <w:rFonts w:ascii="Arial" w:hAnsi="Arial" w:cs="Arial"/>
+                <w:color w:val="000000" w:themeColor="text1"/>
+                <w:sz w:val="24"/>
+                <w:szCs w:val="24"/>
+              </w:rPr>
+              <w:t>. 1-2)</w:t>
             </w:r>
           </w:p>
         </w:tc>
@@ -7555,7 +8577,27 @@
                 <w:sz w:val="24"/>
                 <w:szCs w:val="24"/>
               </w:rPr>
-              <w:t>Metodología, Solicitud, Inception y Matriz de Priorización.</w:t>
+              <w:t xml:space="preserve">Metodología, Solicitud, </w:t>
+            </w:r>
+            <w:proofErr w:type="spellStart"/>
+            <w:r>
+              <w:rPr>
+                <w:rFonts w:ascii="Arial" w:hAnsi="Arial" w:cs="Arial"/>
+                <w:color w:val="000000" w:themeColor="text1"/>
+                <w:sz w:val="24"/>
+                <w:szCs w:val="24"/>
+              </w:rPr>
+              <w:t>Inception</w:t>
+            </w:r>
+            <w:proofErr w:type="spellEnd"/>
+            <w:r>
+              <w:rPr>
+                <w:rFonts w:ascii="Arial" w:hAnsi="Arial" w:cs="Arial"/>
+                <w:color w:val="000000" w:themeColor="text1"/>
+                <w:sz w:val="24"/>
+                <w:szCs w:val="24"/>
+              </w:rPr>
+              <w:t xml:space="preserve"> y Matriz de Priorización.</w:t>
             </w:r>
           </w:p>
         </w:tc>
@@ -7581,7 +8623,27 @@
                 <w:sz w:val="24"/>
                 <w:szCs w:val="24"/>
               </w:rPr>
-              <w:t>Reunión de kickoff con la Alcaldía.</w:t>
+              <w:t xml:space="preserve">Reunión de </w:t>
+            </w:r>
+            <w:proofErr w:type="spellStart"/>
+            <w:r>
+              <w:rPr>
+                <w:rFonts w:ascii="Arial" w:hAnsi="Arial" w:cs="Arial"/>
+                <w:color w:val="000000" w:themeColor="text1"/>
+                <w:sz w:val="24"/>
+                <w:szCs w:val="24"/>
+              </w:rPr>
+              <w:t>kickoff</w:t>
+            </w:r>
+            <w:proofErr w:type="spellEnd"/>
+            <w:r>
+              <w:rPr>
+                <w:rFonts w:ascii="Arial" w:hAnsi="Arial" w:cs="Arial"/>
+                <w:color w:val="000000" w:themeColor="text1"/>
+                <w:sz w:val="24"/>
+                <w:szCs w:val="24"/>
+              </w:rPr>
+              <w:t xml:space="preserve"> con la Alcaldía.</w:t>
             </w:r>
           </w:p>
         </w:tc>
@@ -7609,7 +8671,27 @@
                 <w:sz w:val="24"/>
                 <w:szCs w:val="24"/>
               </w:rPr>
-              <w:t>Sprint 2 (Sem. 3-4)</w:t>
+              <w:t>Sprint 2 (</w:t>
+            </w:r>
+            <w:proofErr w:type="spellStart"/>
+            <w:r>
+              <w:rPr>
+                <w:rFonts w:ascii="Arial" w:hAnsi="Arial" w:cs="Arial"/>
+                <w:color w:val="000000" w:themeColor="text1"/>
+                <w:sz w:val="24"/>
+                <w:szCs w:val="24"/>
+              </w:rPr>
+              <w:t>Sem</w:t>
+            </w:r>
+            <w:proofErr w:type="spellEnd"/>
+            <w:r>
+              <w:rPr>
+                <w:rFonts w:ascii="Arial" w:hAnsi="Arial" w:cs="Arial"/>
+                <w:color w:val="000000" w:themeColor="text1"/>
+                <w:sz w:val="24"/>
+                <w:szCs w:val="24"/>
+              </w:rPr>
+              <w:t>. 3-4)</w:t>
             </w:r>
           </w:p>
         </w:tc>
@@ -7715,7 +8797,27 @@
                 <w:sz w:val="24"/>
                 <w:szCs w:val="24"/>
               </w:rPr>
-              <w:t>Sprint 3 (Sem. 5-6)</w:t>
+              <w:t>Sprint 3 (</w:t>
+            </w:r>
+            <w:proofErr w:type="spellStart"/>
+            <w:r>
+              <w:rPr>
+                <w:rFonts w:ascii="Arial" w:hAnsi="Arial" w:cs="Arial"/>
+                <w:color w:val="000000" w:themeColor="text1"/>
+                <w:sz w:val="24"/>
+                <w:szCs w:val="24"/>
+              </w:rPr>
+              <w:t>Sem</w:t>
+            </w:r>
+            <w:proofErr w:type="spellEnd"/>
+            <w:r>
+              <w:rPr>
+                <w:rFonts w:ascii="Arial" w:hAnsi="Arial" w:cs="Arial"/>
+                <w:color w:val="000000" w:themeColor="text1"/>
+                <w:sz w:val="24"/>
+                <w:szCs w:val="24"/>
+              </w:rPr>
+              <w:t>. 5-6)</w:t>
             </w:r>
           </w:p>
         </w:tc>
@@ -7821,7 +8923,27 @@
                 <w:sz w:val="24"/>
                 <w:szCs w:val="24"/>
               </w:rPr>
-              <w:t>Sprint 4 (Sem. 7-8)</w:t>
+              <w:t>Sprint 4 (</w:t>
+            </w:r>
+            <w:proofErr w:type="spellStart"/>
+            <w:r>
+              <w:rPr>
+                <w:rFonts w:ascii="Arial" w:hAnsi="Arial" w:cs="Arial"/>
+                <w:color w:val="000000" w:themeColor="text1"/>
+                <w:sz w:val="24"/>
+                <w:szCs w:val="24"/>
+              </w:rPr>
+              <w:t>Sem</w:t>
+            </w:r>
+            <w:proofErr w:type="spellEnd"/>
+            <w:r>
+              <w:rPr>
+                <w:rFonts w:ascii="Arial" w:hAnsi="Arial" w:cs="Arial"/>
+                <w:color w:val="000000" w:themeColor="text1"/>
+                <w:sz w:val="24"/>
+                <w:szCs w:val="24"/>
+              </w:rPr>
+              <w:t>. 7-8)</w:t>
             </w:r>
           </w:p>
         </w:tc>
@@ -7927,7 +9049,27 @@
                 <w:sz w:val="24"/>
                 <w:szCs w:val="24"/>
               </w:rPr>
-              <w:t>Sprint 5 (Sem. 9-10)</w:t>
+              <w:t>Sprint 5 (</w:t>
+            </w:r>
+            <w:proofErr w:type="spellStart"/>
+            <w:r>
+              <w:rPr>
+                <w:rFonts w:ascii="Arial" w:hAnsi="Arial" w:cs="Arial"/>
+                <w:color w:val="000000" w:themeColor="text1"/>
+                <w:sz w:val="24"/>
+                <w:szCs w:val="24"/>
+              </w:rPr>
+              <w:t>Sem</w:t>
+            </w:r>
+            <w:proofErr w:type="spellEnd"/>
+            <w:r>
+              <w:rPr>
+                <w:rFonts w:ascii="Arial" w:hAnsi="Arial" w:cs="Arial"/>
+                <w:color w:val="000000" w:themeColor="text1"/>
+                <w:sz w:val="24"/>
+                <w:szCs w:val="24"/>
+              </w:rPr>
+              <w:t>. 9-10)</w:t>
             </w:r>
           </w:p>
         </w:tc>
@@ -8033,7 +9175,27 @@
                 <w:sz w:val="24"/>
                 <w:szCs w:val="24"/>
               </w:rPr>
-              <w:t>Sprint 6 (Sem. 11-12)</w:t>
+              <w:t>Sprint 6 (</w:t>
+            </w:r>
+            <w:proofErr w:type="spellStart"/>
+            <w:r>
+              <w:rPr>
+                <w:rFonts w:ascii="Arial" w:hAnsi="Arial" w:cs="Arial"/>
+                <w:color w:val="000000" w:themeColor="text1"/>
+                <w:sz w:val="24"/>
+                <w:szCs w:val="24"/>
+              </w:rPr>
+              <w:t>Sem</w:t>
+            </w:r>
+            <w:proofErr w:type="spellEnd"/>
+            <w:r>
+              <w:rPr>
+                <w:rFonts w:ascii="Arial" w:hAnsi="Arial" w:cs="Arial"/>
+                <w:color w:val="000000" w:themeColor="text1"/>
+                <w:sz w:val="24"/>
+                <w:szCs w:val="24"/>
+              </w:rPr>
+              <w:t>. 11-12)</w:t>
             </w:r>
           </w:p>
         </w:tc>
@@ -8140,7 +9302,27 @@
                 <w:szCs w:val="24"/>
               </w:rPr>
               <w:lastRenderedPageBreak/>
-              <w:t>Sprint 7 (Sem. 13-14)</w:t>
+              <w:t>Sprint 7 (</w:t>
+            </w:r>
+            <w:proofErr w:type="spellStart"/>
+            <w:r>
+              <w:rPr>
+                <w:rFonts w:ascii="Arial" w:hAnsi="Arial" w:cs="Arial"/>
+                <w:color w:val="000000" w:themeColor="text1"/>
+                <w:sz w:val="24"/>
+                <w:szCs w:val="24"/>
+              </w:rPr>
+              <w:t>Sem</w:t>
+            </w:r>
+            <w:proofErr w:type="spellEnd"/>
+            <w:r>
+              <w:rPr>
+                <w:rFonts w:ascii="Arial" w:hAnsi="Arial" w:cs="Arial"/>
+                <w:color w:val="000000" w:themeColor="text1"/>
+                <w:sz w:val="24"/>
+                <w:szCs w:val="24"/>
+              </w:rPr>
+              <w:t>. 13-14)</w:t>
             </w:r>
           </w:p>
         </w:tc>
@@ -8246,7 +9428,27 @@
                 <w:sz w:val="24"/>
                 <w:szCs w:val="24"/>
               </w:rPr>
-              <w:t>Sprint 8 (Sem. 15-16)</w:t>
+              <w:t>Sprint 8 (</w:t>
+            </w:r>
+            <w:proofErr w:type="spellStart"/>
+            <w:r>
+              <w:rPr>
+                <w:rFonts w:ascii="Arial" w:hAnsi="Arial" w:cs="Arial"/>
+                <w:color w:val="000000" w:themeColor="text1"/>
+                <w:sz w:val="24"/>
+                <w:szCs w:val="24"/>
+              </w:rPr>
+              <w:t>Sem</w:t>
+            </w:r>
+            <w:proofErr w:type="spellEnd"/>
+            <w:r>
+              <w:rPr>
+                <w:rFonts w:ascii="Arial" w:hAnsi="Arial" w:cs="Arial"/>
+                <w:color w:val="000000" w:themeColor="text1"/>
+                <w:sz w:val="24"/>
+                <w:szCs w:val="24"/>
+              </w:rPr>
+              <w:t>. 15-16)</w:t>
             </w:r>
           </w:p>
         </w:tc>
@@ -8352,7 +9554,27 @@
                 <w:sz w:val="24"/>
                 <w:szCs w:val="24"/>
               </w:rPr>
-              <w:t>Sprint 9 (Sem. 17-18)</w:t>
+              <w:t>Sprint 9 (</w:t>
+            </w:r>
+            <w:proofErr w:type="spellStart"/>
+            <w:r>
+              <w:rPr>
+                <w:rFonts w:ascii="Arial" w:hAnsi="Arial" w:cs="Arial"/>
+                <w:color w:val="000000" w:themeColor="text1"/>
+                <w:sz w:val="24"/>
+                <w:szCs w:val="24"/>
+              </w:rPr>
+              <w:t>Sem</w:t>
+            </w:r>
+            <w:proofErr w:type="spellEnd"/>
+            <w:r>
+              <w:rPr>
+                <w:rFonts w:ascii="Arial" w:hAnsi="Arial" w:cs="Arial"/>
+                <w:color w:val="000000" w:themeColor="text1"/>
+                <w:sz w:val="24"/>
+                <w:szCs w:val="24"/>
+              </w:rPr>
+              <w:t>. 17-18)</w:t>
             </w:r>
           </w:p>
         </w:tc>
@@ -8404,7 +9626,27 @@
                 <w:sz w:val="24"/>
                 <w:szCs w:val="24"/>
               </w:rPr>
-              <w:t>Integración técnica de Leaflet.js y OpenStreetMap en la plataforma.</w:t>
+              <w:t xml:space="preserve">Integración técnica de Leaflet.js y </w:t>
+            </w:r>
+            <w:proofErr w:type="spellStart"/>
+            <w:r>
+              <w:rPr>
+                <w:rFonts w:ascii="Arial" w:hAnsi="Arial" w:cs="Arial"/>
+                <w:color w:val="000000" w:themeColor="text1"/>
+                <w:sz w:val="24"/>
+                <w:szCs w:val="24"/>
+              </w:rPr>
+              <w:t>OpenStreetMap</w:t>
+            </w:r>
+            <w:proofErr w:type="spellEnd"/>
+            <w:r>
+              <w:rPr>
+                <w:rFonts w:ascii="Arial" w:hAnsi="Arial" w:cs="Arial"/>
+                <w:color w:val="000000" w:themeColor="text1"/>
+                <w:sz w:val="24"/>
+                <w:szCs w:val="24"/>
+              </w:rPr>
+              <w:t xml:space="preserve"> en la plataforma.</w:t>
             </w:r>
           </w:p>
         </w:tc>
@@ -8458,7 +9700,27 @@
                 <w:sz w:val="24"/>
                 <w:szCs w:val="24"/>
               </w:rPr>
-              <w:t>Sprint 10 (Sem. 19-20)</w:t>
+              <w:t>Sprint 10 (</w:t>
+            </w:r>
+            <w:proofErr w:type="spellStart"/>
+            <w:r>
+              <w:rPr>
+                <w:rFonts w:ascii="Arial" w:hAnsi="Arial" w:cs="Arial"/>
+                <w:color w:val="000000" w:themeColor="text1"/>
+                <w:sz w:val="24"/>
+                <w:szCs w:val="24"/>
+              </w:rPr>
+              <w:t>Sem</w:t>
+            </w:r>
+            <w:proofErr w:type="spellEnd"/>
+            <w:r>
+              <w:rPr>
+                <w:rFonts w:ascii="Arial" w:hAnsi="Arial" w:cs="Arial"/>
+                <w:color w:val="000000" w:themeColor="text1"/>
+                <w:sz w:val="24"/>
+                <w:szCs w:val="24"/>
+              </w:rPr>
+              <w:t>. 19-20)</w:t>
             </w:r>
           </w:p>
         </w:tc>
@@ -8564,7 +9826,27 @@
                 <w:sz w:val="24"/>
                 <w:szCs w:val="24"/>
               </w:rPr>
-              <w:t>Sprint 11 (Sem. 21-22)</w:t>
+              <w:t>Sprint 11 (</w:t>
+            </w:r>
+            <w:proofErr w:type="spellStart"/>
+            <w:r>
+              <w:rPr>
+                <w:rFonts w:ascii="Arial" w:hAnsi="Arial" w:cs="Arial"/>
+                <w:color w:val="000000" w:themeColor="text1"/>
+                <w:sz w:val="24"/>
+                <w:szCs w:val="24"/>
+              </w:rPr>
+              <w:t>Sem</w:t>
+            </w:r>
+            <w:proofErr w:type="spellEnd"/>
+            <w:r>
+              <w:rPr>
+                <w:rFonts w:ascii="Arial" w:hAnsi="Arial" w:cs="Arial"/>
+                <w:color w:val="000000" w:themeColor="text1"/>
+                <w:sz w:val="24"/>
+                <w:szCs w:val="24"/>
+              </w:rPr>
+              <w:t>. 21-22)</w:t>
             </w:r>
           </w:p>
         </w:tc>
@@ -8670,7 +9952,27 @@
                 <w:sz w:val="24"/>
                 <w:szCs w:val="24"/>
               </w:rPr>
-              <w:t>Sprint 12 (Sem. 23-24)</w:t>
+              <w:t>Sprint 12 (</w:t>
+            </w:r>
+            <w:proofErr w:type="spellStart"/>
+            <w:r>
+              <w:rPr>
+                <w:rFonts w:ascii="Arial" w:hAnsi="Arial" w:cs="Arial"/>
+                <w:color w:val="000000" w:themeColor="text1"/>
+                <w:sz w:val="24"/>
+                <w:szCs w:val="24"/>
+              </w:rPr>
+              <w:t>Sem</w:t>
+            </w:r>
+            <w:proofErr w:type="spellEnd"/>
+            <w:r>
+              <w:rPr>
+                <w:rFonts w:ascii="Arial" w:hAnsi="Arial" w:cs="Arial"/>
+                <w:color w:val="000000" w:themeColor="text1"/>
+                <w:sz w:val="24"/>
+                <w:szCs w:val="24"/>
+              </w:rPr>
+              <w:t>. 23-24)</w:t>
             </w:r>
           </w:p>
         </w:tc>
@@ -8841,7 +10143,47 @@
           <w:szCs w:val="24"/>
         </w:rPr>
         <w:br/>
-        <w:t>La Alcaldía de Sucre solicita formalmente agregar la geolocalización de puestos. El equipo inicia el proceso formal de gestión del cambio (solicitud, análisis de impacto y costo-beneficio). Para evitar desvíos en el plazo de 6 meses y presupuesto de 70,000 Bs., se aprueba una solución optimizada (Leaflet.js + OpenStreetMap sin costo de licenciamiento, geolocalización nativa HTML5 y planos SVG) que reduce el esfuerzo y programa su desarrollo formal en los Sprints 9 y 10.</w:t>
+        <w:t xml:space="preserve">La Alcaldía de Sucre solicita formalmente agregar la geolocalización de puestos. El equipo inicia el proceso formal de gestión del cambio (solicitud, análisis de impacto y costo-beneficio). Para evitar desvíos en el plazo de 6 meses y presupuesto de 70,000 Bs., se aprueba una solución optimizada (Leaflet.js + </w:t>
+      </w:r>
+      <w:proofErr w:type="spellStart"/>
+      <w:r>
+        <w:rPr>
+          <w:rFonts w:ascii="Arial" w:hAnsi="Arial" w:cs="Arial"/>
+          <w:color w:val="000000" w:themeColor="text1"/>
+          <w:sz w:val="24"/>
+          <w:szCs w:val="24"/>
+        </w:rPr>
+        <w:t>OpenStreetMap</w:t>
+      </w:r>
+      <w:proofErr w:type="spellEnd"/>
+      <w:r>
+        <w:rPr>
+          <w:rFonts w:ascii="Arial" w:hAnsi="Arial" w:cs="Arial"/>
+          <w:color w:val="000000" w:themeColor="text1"/>
+          <w:sz w:val="24"/>
+          <w:szCs w:val="24"/>
+        </w:rPr>
+        <w:t xml:space="preserve"> sin costo de licenciamiento, geolocalización nativa HTML5 y planos SVG) que reduce el esfuerzo y programa su desarrollo formal en los </w:t>
+      </w:r>
+      <w:proofErr w:type="spellStart"/>
+      <w:r>
+        <w:rPr>
+          <w:rFonts w:ascii="Arial" w:hAnsi="Arial" w:cs="Arial"/>
+          <w:color w:val="000000" w:themeColor="text1"/>
+          <w:sz w:val="24"/>
+          <w:szCs w:val="24"/>
+        </w:rPr>
+        <w:t>Sprints</w:t>
+      </w:r>
+      <w:proofErr w:type="spellEnd"/>
+      <w:r>
+        <w:rPr>
+          <w:rFonts w:ascii="Arial" w:hAnsi="Arial" w:cs="Arial"/>
+          <w:color w:val="000000" w:themeColor="text1"/>
+          <w:sz w:val="24"/>
+          <w:szCs w:val="24"/>
+        </w:rPr>
+        <w:t xml:space="preserve"> 9 y 10.</w:t>
       </w:r>
       <w:r>
         <w:rPr>
@@ -8870,7 +10212,27 @@
           <w:szCs w:val="24"/>
         </w:rPr>
         <w:br/>
-        <w:t>La renuncia de dos desarrolladores se materializa al final del Sprint 6. Se activa el plan de contingencia de riesgos: reestimación de la velocidad del equipo (se reduce la capacidad en un 30%), redistribución de tareas críticas de base de datos a los desarrolladores restantes, y priorización de requerimientos. El uso de la solución de geolocalización de bajo esfuerzo (Leaflet.js) en los Sprints 9 y 10 mitiga la pérdida de capacidad, manteniendo viable la fecha de entrega del MVP en la semana 24.</w:t>
+        <w:t xml:space="preserve">La renuncia de dos desarrolladores se materializa al final del Sprint 6. Se activa el plan de contingencia de riesgos: reestimación de la velocidad del equipo (se reduce la capacidad en un 30%), redistribución de tareas críticas de base de datos a los desarrolladores restantes, y priorización de requerimientos. El uso de la solución de geolocalización de bajo esfuerzo (Leaflet.js) en los </w:t>
+      </w:r>
+      <w:proofErr w:type="spellStart"/>
+      <w:r>
+        <w:rPr>
+          <w:rFonts w:ascii="Arial" w:hAnsi="Arial" w:cs="Arial"/>
+          <w:color w:val="000000" w:themeColor="text1"/>
+          <w:sz w:val="24"/>
+          <w:szCs w:val="24"/>
+        </w:rPr>
+        <w:t>Sprints</w:t>
+      </w:r>
+      <w:proofErr w:type="spellEnd"/>
+      <w:r>
+        <w:rPr>
+          <w:rFonts w:ascii="Arial" w:hAnsi="Arial" w:cs="Arial"/>
+          <w:color w:val="000000" w:themeColor="text1"/>
+          <w:sz w:val="24"/>
+          <w:szCs w:val="24"/>
+        </w:rPr>
+        <w:t xml:space="preserve"> 9 y 10 mitiga la pérdida de capacidad, manteniendo viable la fecha de entrega del MVP en la semana 24.</w:t>
       </w:r>
       <w:r>
         <w:rPr>
@@ -8899,7 +10261,87 @@
           <w:szCs w:val="24"/>
         </w:rPr>
         <w:br/>
-        <w:t>Al inicio del Sprint 7, entra en vigencia una nueva normativa municipal sobre licencias de salubridad. Se realiza una sesión de Backlog Refinement con el Product Owner para ajustar las reglas de negocio en la base de datos (RF-4.1) sin alterar el cronograma, ya que el módulo de licencias sanitarias inicia su desarrollo precisamente en este sprint (Sprints 7 y 8).</w:t>
+        <w:t xml:space="preserve">Al inicio del Sprint 7, entra en vigencia una nueva normativa municipal sobre licencias de salubridad. Se realiza una sesión de Backlog </w:t>
+      </w:r>
+      <w:proofErr w:type="spellStart"/>
+      <w:r>
+        <w:rPr>
+          <w:rFonts w:ascii="Arial" w:hAnsi="Arial" w:cs="Arial"/>
+          <w:color w:val="000000" w:themeColor="text1"/>
+          <w:sz w:val="24"/>
+          <w:szCs w:val="24"/>
+        </w:rPr>
+        <w:t>Refinement</w:t>
+      </w:r>
+      <w:proofErr w:type="spellEnd"/>
+      <w:r>
+        <w:rPr>
+          <w:rFonts w:ascii="Arial" w:hAnsi="Arial" w:cs="Arial"/>
+          <w:color w:val="000000" w:themeColor="text1"/>
+          <w:sz w:val="24"/>
+          <w:szCs w:val="24"/>
+        </w:rPr>
+        <w:t xml:space="preserve"> con el </w:t>
+      </w:r>
+      <w:proofErr w:type="spellStart"/>
+      <w:r>
+        <w:rPr>
+          <w:rFonts w:ascii="Arial" w:hAnsi="Arial" w:cs="Arial"/>
+          <w:color w:val="000000" w:themeColor="text1"/>
+          <w:sz w:val="24"/>
+          <w:szCs w:val="24"/>
+        </w:rPr>
+        <w:t>Product</w:t>
+      </w:r>
+      <w:proofErr w:type="spellEnd"/>
+      <w:r>
+        <w:rPr>
+          <w:rFonts w:ascii="Arial" w:hAnsi="Arial" w:cs="Arial"/>
+          <w:color w:val="000000" w:themeColor="text1"/>
+          <w:sz w:val="24"/>
+          <w:szCs w:val="24"/>
+        </w:rPr>
+        <w:t xml:space="preserve"> </w:t>
+      </w:r>
+      <w:proofErr w:type="spellStart"/>
+      <w:r>
+        <w:rPr>
+          <w:rFonts w:ascii="Arial" w:hAnsi="Arial" w:cs="Arial"/>
+          <w:color w:val="000000" w:themeColor="text1"/>
+          <w:sz w:val="24"/>
+          <w:szCs w:val="24"/>
+        </w:rPr>
+        <w:t>Owner</w:t>
+      </w:r>
+      <w:proofErr w:type="spellEnd"/>
+      <w:r>
+        <w:rPr>
+          <w:rFonts w:ascii="Arial" w:hAnsi="Arial" w:cs="Arial"/>
+          <w:color w:val="000000" w:themeColor="text1"/>
+          <w:sz w:val="24"/>
+          <w:szCs w:val="24"/>
+        </w:rPr>
+        <w:t xml:space="preserve"> para ajustar las reglas de negocio en la base de datos (RF-4.1) sin alterar el cronograma, ya que el módulo de licencias sanitarias inicia su desarrollo precisamente en este sprint (</w:t>
+      </w:r>
+      <w:proofErr w:type="spellStart"/>
+      <w:r>
+        <w:rPr>
+          <w:rFonts w:ascii="Arial" w:hAnsi="Arial" w:cs="Arial"/>
+          <w:color w:val="000000" w:themeColor="text1"/>
+          <w:sz w:val="24"/>
+          <w:szCs w:val="24"/>
+        </w:rPr>
+        <w:t>Sprints</w:t>
+      </w:r>
+      <w:proofErr w:type="spellEnd"/>
+      <w:r>
+        <w:rPr>
+          <w:rFonts w:ascii="Arial" w:hAnsi="Arial" w:cs="Arial"/>
+          <w:color w:val="000000" w:themeColor="text1"/>
+          <w:sz w:val="24"/>
+          <w:szCs w:val="24"/>
+        </w:rPr>
+        <w:t xml:space="preserve"> 7 y 8).</w:t>
       </w:r>
     </w:p>
     <w:p>
@@ -9142,7 +10584,47 @@
                 <w:sz w:val="24"/>
                 <w:szCs w:val="24"/>
               </w:rPr>
-              <w:t>Jefe de Proyecto, Scrum Master/Frontend, Desarrollador Backend, Analista QA.</w:t>
+              <w:t>Jefe de Proyecto, Scrum Master/</w:t>
+            </w:r>
+            <w:proofErr w:type="spellStart"/>
+            <w:r>
+              <w:rPr>
+                <w:rFonts w:ascii="Arial" w:hAnsi="Arial" w:cs="Arial"/>
+                <w:color w:val="000000" w:themeColor="text1"/>
+                <w:sz w:val="24"/>
+                <w:szCs w:val="24"/>
+              </w:rPr>
+              <w:t>Frontend</w:t>
+            </w:r>
+            <w:proofErr w:type="spellEnd"/>
+            <w:r>
+              <w:rPr>
+                <w:rFonts w:ascii="Arial" w:hAnsi="Arial" w:cs="Arial"/>
+                <w:color w:val="000000" w:themeColor="text1"/>
+                <w:sz w:val="24"/>
+                <w:szCs w:val="24"/>
+              </w:rPr>
+              <w:t xml:space="preserve">, Desarrollador </w:t>
+            </w:r>
+            <w:proofErr w:type="spellStart"/>
+            <w:r>
+              <w:rPr>
+                <w:rFonts w:ascii="Arial" w:hAnsi="Arial" w:cs="Arial"/>
+                <w:color w:val="000000" w:themeColor="text1"/>
+                <w:sz w:val="24"/>
+                <w:szCs w:val="24"/>
+              </w:rPr>
+              <w:t>Backend</w:t>
+            </w:r>
+            <w:proofErr w:type="spellEnd"/>
+            <w:r>
+              <w:rPr>
+                <w:rFonts w:ascii="Arial" w:hAnsi="Arial" w:cs="Arial"/>
+                <w:color w:val="000000" w:themeColor="text1"/>
+                <w:sz w:val="24"/>
+                <w:szCs w:val="24"/>
+              </w:rPr>
+              <w:t>, Analista QA.</w:t>
             </w:r>
           </w:p>
         </w:tc>
@@ -9640,14 +11122,25 @@
                 <w:szCs w:val="24"/>
               </w:rPr>
             </w:pPr>
-            <w:r>
-              <w:rPr>
-                <w:rFonts w:ascii="Arial" w:hAnsi="Arial" w:cs="Arial"/>
-                <w:color w:val="000000" w:themeColor="text1"/>
-                <w:sz w:val="24"/>
-                <w:szCs w:val="24"/>
-              </w:rPr>
-              <w:t>TOTAL PRESUPUESTO</w:t>
+            <w:proofErr w:type="gramStart"/>
+            <w:r>
+              <w:rPr>
+                <w:rFonts w:ascii="Arial" w:hAnsi="Arial" w:cs="Arial"/>
+                <w:color w:val="000000" w:themeColor="text1"/>
+                <w:sz w:val="24"/>
+                <w:szCs w:val="24"/>
+              </w:rPr>
+              <w:t>TOTAL</w:t>
+            </w:r>
+            <w:proofErr w:type="gramEnd"/>
+            <w:r>
+              <w:rPr>
+                <w:rFonts w:ascii="Arial" w:hAnsi="Arial" w:cs="Arial"/>
+                <w:color w:val="000000" w:themeColor="text1"/>
+                <w:sz w:val="24"/>
+                <w:szCs w:val="24"/>
+              </w:rPr>
+              <w:t xml:space="preserve"> PRESUPUESTO</w:t>
             </w:r>
           </w:p>
         </w:tc>
@@ -9938,14 +11431,45 @@
                 <w:szCs w:val="24"/>
               </w:rPr>
             </w:pPr>
-            <w:r>
-              <w:rPr>
-                <w:rFonts w:ascii="Arial" w:hAnsi="Arial" w:cs="Arial"/>
-                <w:color w:val="000000" w:themeColor="text1"/>
-                <w:sz w:val="24"/>
-                <w:szCs w:val="24"/>
-              </w:rPr>
-              <w:t>Kickoff, Inception, SRS, Prototipos responsivos y Plan de Proyecto.</w:t>
+            <w:proofErr w:type="spellStart"/>
+            <w:r>
+              <w:rPr>
+                <w:rFonts w:ascii="Arial" w:hAnsi="Arial" w:cs="Arial"/>
+                <w:color w:val="000000" w:themeColor="text1"/>
+                <w:sz w:val="24"/>
+                <w:szCs w:val="24"/>
+              </w:rPr>
+              <w:t>Kickoff</w:t>
+            </w:r>
+            <w:proofErr w:type="spellEnd"/>
+            <w:r>
+              <w:rPr>
+                <w:rFonts w:ascii="Arial" w:hAnsi="Arial" w:cs="Arial"/>
+                <w:color w:val="000000" w:themeColor="text1"/>
+                <w:sz w:val="24"/>
+                <w:szCs w:val="24"/>
+              </w:rPr>
+              <w:t xml:space="preserve">, </w:t>
+            </w:r>
+            <w:proofErr w:type="spellStart"/>
+            <w:r>
+              <w:rPr>
+                <w:rFonts w:ascii="Arial" w:hAnsi="Arial" w:cs="Arial"/>
+                <w:color w:val="000000" w:themeColor="text1"/>
+                <w:sz w:val="24"/>
+                <w:szCs w:val="24"/>
+              </w:rPr>
+              <w:t>Inception</w:t>
+            </w:r>
+            <w:proofErr w:type="spellEnd"/>
+            <w:r>
+              <w:rPr>
+                <w:rFonts w:ascii="Arial" w:hAnsi="Arial" w:cs="Arial"/>
+                <w:color w:val="000000" w:themeColor="text1"/>
+                <w:sz w:val="24"/>
+                <w:szCs w:val="24"/>
+              </w:rPr>
+              <w:t>, SRS, Prototipos responsivos y Plan de Proyecto.</w:t>
             </w:r>
           </w:p>
         </w:tc>
@@ -10393,14 +11917,25 @@
                 <w:szCs w:val="24"/>
               </w:rPr>
             </w:pPr>
-            <w:r>
-              <w:rPr>
-                <w:rFonts w:ascii="Arial" w:hAnsi="Arial" w:cs="Arial"/>
-                <w:color w:val="000000" w:themeColor="text1"/>
-                <w:sz w:val="24"/>
-                <w:szCs w:val="24"/>
-              </w:rPr>
-              <w:t>TOTAL ACUMULADO</w:t>
+            <w:proofErr w:type="gramStart"/>
+            <w:r>
+              <w:rPr>
+                <w:rFonts w:ascii="Arial" w:hAnsi="Arial" w:cs="Arial"/>
+                <w:color w:val="000000" w:themeColor="text1"/>
+                <w:sz w:val="24"/>
+                <w:szCs w:val="24"/>
+              </w:rPr>
+              <w:t>TOTAL</w:t>
+            </w:r>
+            <w:proofErr w:type="gramEnd"/>
+            <w:r>
+              <w:rPr>
+                <w:rFonts w:ascii="Arial" w:hAnsi="Arial" w:cs="Arial"/>
+                <w:color w:val="000000" w:themeColor="text1"/>
+                <w:sz w:val="24"/>
+                <w:szCs w:val="24"/>
+              </w:rPr>
+              <w:t xml:space="preserve"> ACUMULADO</w:t>
             </w:r>
           </w:p>
         </w:tc>
@@ -10520,7 +12055,27 @@
           <w:sz w:val="24"/>
           <w:szCs w:val="24"/>
         </w:rPr>
-        <w:t>La incorporación de geolocalización se financió utilizando la Reserva de Contingencia (7,000 Bs.) para cubrir las horas extra de desarrollo del equipo restante. Gracias al uso de tecnologías gratuitas (Leaflet.js y OpenStreetMap), no se incurrió en costos extras por licenciamiento de software, manteniendo la línea base financiera en 70,000 Bs.</w:t>
+        <w:t xml:space="preserve">La incorporación de geolocalización se financió utilizando la Reserva de Contingencia (7,000 Bs.) para cubrir las horas extra de desarrollo del equipo restante. Gracias al uso de tecnologías gratuitas (Leaflet.js y </w:t>
+      </w:r>
+      <w:proofErr w:type="spellStart"/>
+      <w:r>
+        <w:rPr>
+          <w:rFonts w:ascii="Arial" w:hAnsi="Arial" w:cs="Arial"/>
+          <w:color w:val="000000" w:themeColor="text1"/>
+          <w:sz w:val="24"/>
+          <w:szCs w:val="24"/>
+        </w:rPr>
+        <w:t>OpenStreetMap</w:t>
+      </w:r>
+      <w:proofErr w:type="spellEnd"/>
+      <w:r>
+        <w:rPr>
+          <w:rFonts w:ascii="Arial" w:hAnsi="Arial" w:cs="Arial"/>
+          <w:color w:val="000000" w:themeColor="text1"/>
+          <w:sz w:val="24"/>
+          <w:szCs w:val="24"/>
+        </w:rPr>
+        <w:t>), no se incurrió en costos extras por licenciamiento de software, manteniendo la línea base financiera en 70,000 Bs.</w:t>
       </w:r>
     </w:p>
     <w:p>
@@ -10574,7 +12129,27 @@
           <w:sz w:val="24"/>
           <w:szCs w:val="24"/>
         </w:rPr>
-        <w:t xml:space="preserve">Tras la renuncia del desarrollador backend y el analista de pruebas (QA), los saldos de presupuesto mensual correspondientes a sus honorarios no devengados para los meses 4, 5 y 6 fueron reasignados. Se destinó una parte para cubrir incentivos por sobreesfuerzo al SM y PM (quienes absorbieron parte de la carga técnica) y el resto se utilizó para contratar soporte temporal de QA </w:t>
+        <w:t xml:space="preserve">Tras la renuncia del desarrollador </w:t>
+      </w:r>
+      <w:proofErr w:type="spellStart"/>
+      <w:r>
+        <w:rPr>
+          <w:rFonts w:ascii="Arial" w:hAnsi="Arial" w:cs="Arial"/>
+          <w:color w:val="000000" w:themeColor="text1"/>
+          <w:sz w:val="24"/>
+          <w:szCs w:val="24"/>
+        </w:rPr>
+        <w:t>backend</w:t>
+      </w:r>
+      <w:proofErr w:type="spellEnd"/>
+      <w:r>
+        <w:rPr>
+          <w:rFonts w:ascii="Arial" w:hAnsi="Arial" w:cs="Arial"/>
+          <w:color w:val="000000" w:themeColor="text1"/>
+          <w:sz w:val="24"/>
+          <w:szCs w:val="24"/>
+        </w:rPr>
+        <w:t xml:space="preserve"> y el analista de pruebas (QA), los saldos de presupuesto mensual correspondientes a sus honorarios no devengados para los meses 4, 5 y 6 fueron reasignados. Se destinó una parte para cubrir incentivos por sobreesfuerzo al SM y PM (quienes absorbieron parte de la carga técnica) y el resto se utilizó para contratar soporte temporal de QA </w:t>
       </w:r>
       <w:r>
         <w:rPr>
@@ -10586,6 +12161,2056 @@
         <w:lastRenderedPageBreak/>
         <w:t>externo por horas durante la fase final de pruebas del Sprint 11, garantizando que el costo de recursos humanos no excediera los 52,500 Bs. presupuestados.</w:t>
       </w:r>
+    </w:p>
+    <w:p>
+      <w:pPr>
+        <w:spacing w:line="360" w:lineRule="auto"/>
+        <w:jc w:val="both"/>
+        <w:rPr>
+          <w:rFonts w:ascii="Arial" w:hAnsi="Arial" w:cs="Arial"/>
+          <w:color w:val="000000" w:themeColor="text1"/>
+          <w:sz w:val="24"/>
+          <w:szCs w:val="24"/>
+        </w:rPr>
+      </w:pPr>
+    </w:p>
+    <w:p>
+      <w:pPr>
+        <w:pStyle w:val="Ttulo1"/>
+        <w:rPr>
+          <w:color w:val="000000" w:themeColor="text1"/>
+        </w:rPr>
+      </w:pPr>
+      <w:r>
+        <w:rPr>
+          <w:color w:val="000000" w:themeColor="text1"/>
+        </w:rPr>
+        <w:t>PLAN DE RECURSOS DEL PROYECTO</w:t>
+      </w:r>
+    </w:p>
+    <w:p>
+      <w:pPr>
+        <w:spacing w:after="240" w:line="360" w:lineRule="auto"/>
+        <w:rPr>
+          <w:rFonts w:ascii="Arial" w:hAnsi="Arial" w:cs="Arial"/>
+          <w:color w:val="000000" w:themeColor="text1"/>
+        </w:rPr>
+      </w:pPr>
+    </w:p>
+    <w:p>
+      <w:pPr>
+        <w:pStyle w:val="Ttulo2"/>
+        <w:spacing w:line="360" w:lineRule="auto"/>
+        <w:rPr>
+          <w:rFonts w:ascii="Arial" w:hAnsi="Arial" w:cs="Arial"/>
+          <w:color w:val="000000" w:themeColor="text1"/>
+        </w:rPr>
+      </w:pPr>
+      <w:r>
+        <w:rPr>
+          <w:rFonts w:ascii="Arial" w:hAnsi="Arial" w:cs="Arial"/>
+          <w:color w:val="000000" w:themeColor="text1"/>
+        </w:rPr>
+        <w:t>Introducción</w:t>
+      </w:r>
+    </w:p>
+    <w:p/>
+    <w:p>
+      <w:pPr>
+        <w:spacing w:line="360" w:lineRule="auto"/>
+        <w:rPr>
+          <w:rFonts w:ascii="Arial" w:hAnsi="Arial" w:cs="Arial"/>
+          <w:color w:val="000000" w:themeColor="text1"/>
+        </w:rPr>
+      </w:pPr>
+      <w:r>
+        <w:rPr>
+          <w:rFonts w:ascii="Arial" w:hAnsi="Arial" w:cs="Arial"/>
+          <w:color w:val="000000" w:themeColor="text1"/>
+        </w:rPr>
+        <w:t>Este documento define la estructura y asignación de recursos humanos y físicos del proyecto para el desarrollo del MVP. El plan original contempla un equipo de 4 personas. Adicionalmente, se incluye el plan de reestructuración de recursos diseñado para afrontar la contingencia del personal técnico a partir de la semana 12.</w:t>
+      </w:r>
+    </w:p>
+    <w:p>
+      <w:pPr>
+        <w:pStyle w:val="Ttulo2"/>
+        <w:spacing w:line="360" w:lineRule="auto"/>
+        <w:rPr>
+          <w:rFonts w:ascii="Arial" w:hAnsi="Arial" w:cs="Arial"/>
+          <w:color w:val="000000" w:themeColor="text1"/>
+        </w:rPr>
+      </w:pPr>
+      <w:r>
+        <w:rPr>
+          <w:rFonts w:ascii="Arial" w:hAnsi="Arial" w:cs="Arial"/>
+          <w:color w:val="000000" w:themeColor="text1"/>
+        </w:rPr>
+        <w:t>Asignación de Recursos Humanos Inicial</w:t>
+      </w:r>
+    </w:p>
+    <w:p/>
+    <w:p>
+      <w:pPr>
+        <w:spacing w:line="360" w:lineRule="auto"/>
+        <w:rPr>
+          <w:rFonts w:ascii="Arial" w:hAnsi="Arial" w:cs="Arial"/>
+          <w:color w:val="000000" w:themeColor="text1"/>
+        </w:rPr>
+      </w:pPr>
+      <w:r>
+        <w:rPr>
+          <w:rFonts w:ascii="Arial" w:hAnsi="Arial" w:cs="Arial"/>
+          <w:color w:val="000000" w:themeColor="text1"/>
+        </w:rPr>
+        <w:t>Distribución original de responsabilidades, dedicación horaria y costos del personal técnico:</w:t>
+      </w:r>
+    </w:p>
+    <w:tbl>
+      <w:tblPr>
+        <w:tblStyle w:val="Tablaconcuadrcula"/>
+        <w:tblW w:w="0" w:type="auto"/>
+        <w:tblLook w:val="04A0" w:firstRow="1" w:lastRow="0" w:firstColumn="1" w:lastColumn="0" w:noHBand="0" w:noVBand="1"/>
+      </w:tblPr>
+      <w:tblGrid>
+        <w:gridCol w:w="1756"/>
+        <w:gridCol w:w="2076"/>
+        <w:gridCol w:w="1677"/>
+        <w:gridCol w:w="1588"/>
+        <w:gridCol w:w="1533"/>
+      </w:tblGrid>
+      <w:tr>
+        <w:tc>
+          <w:tcPr>
+            <w:tcW w:w="1872" w:type="dxa"/>
+          </w:tcPr>
+          <w:p>
+            <w:pPr>
+              <w:spacing w:line="360" w:lineRule="auto"/>
+              <w:rPr>
+                <w:rFonts w:ascii="Arial" w:hAnsi="Arial" w:cs="Arial"/>
+                <w:color w:val="000000" w:themeColor="text1"/>
+              </w:rPr>
+            </w:pPr>
+            <w:r>
+              <w:rPr>
+                <w:rFonts w:ascii="Arial" w:hAnsi="Arial" w:cs="Arial"/>
+                <w:color w:val="000000" w:themeColor="text1"/>
+              </w:rPr>
+              <w:t>Rol</w:t>
+            </w:r>
+          </w:p>
+        </w:tc>
+        <w:tc>
+          <w:tcPr>
+            <w:tcW w:w="1872" w:type="dxa"/>
+          </w:tcPr>
+          <w:p>
+            <w:pPr>
+              <w:spacing w:line="360" w:lineRule="auto"/>
+              <w:rPr>
+                <w:rFonts w:ascii="Arial" w:hAnsi="Arial" w:cs="Arial"/>
+                <w:color w:val="000000" w:themeColor="text1"/>
+              </w:rPr>
+            </w:pPr>
+            <w:r>
+              <w:rPr>
+                <w:rFonts w:ascii="Arial" w:hAnsi="Arial" w:cs="Arial"/>
+                <w:color w:val="000000" w:themeColor="text1"/>
+              </w:rPr>
+              <w:t>Responsabilidades Clave</w:t>
+            </w:r>
+          </w:p>
+        </w:tc>
+        <w:tc>
+          <w:tcPr>
+            <w:tcW w:w="1872" w:type="dxa"/>
+          </w:tcPr>
+          <w:p>
+            <w:pPr>
+              <w:spacing w:line="360" w:lineRule="auto"/>
+              <w:rPr>
+                <w:rFonts w:ascii="Arial" w:hAnsi="Arial" w:cs="Arial"/>
+                <w:color w:val="000000" w:themeColor="text1"/>
+              </w:rPr>
+            </w:pPr>
+            <w:r>
+              <w:rPr>
+                <w:rFonts w:ascii="Arial" w:hAnsi="Arial" w:cs="Arial"/>
+                <w:color w:val="000000" w:themeColor="text1"/>
+              </w:rPr>
+              <w:t>Dedicación</w:t>
+            </w:r>
+          </w:p>
+        </w:tc>
+        <w:tc>
+          <w:tcPr>
+            <w:tcW w:w="1872" w:type="dxa"/>
+          </w:tcPr>
+          <w:p>
+            <w:pPr>
+              <w:spacing w:line="360" w:lineRule="auto"/>
+              <w:rPr>
+                <w:rFonts w:ascii="Arial" w:hAnsi="Arial" w:cs="Arial"/>
+                <w:color w:val="000000" w:themeColor="text1"/>
+              </w:rPr>
+            </w:pPr>
+            <w:r>
+              <w:rPr>
+                <w:rFonts w:ascii="Arial" w:hAnsi="Arial" w:cs="Arial"/>
+                <w:color w:val="000000" w:themeColor="text1"/>
+              </w:rPr>
+              <w:t>Costo Mensual</w:t>
+            </w:r>
+          </w:p>
+        </w:tc>
+        <w:tc>
+          <w:tcPr>
+            <w:tcW w:w="1872" w:type="dxa"/>
+          </w:tcPr>
+          <w:p>
+            <w:pPr>
+              <w:spacing w:line="360" w:lineRule="auto"/>
+              <w:rPr>
+                <w:rFonts w:ascii="Arial" w:hAnsi="Arial" w:cs="Arial"/>
+                <w:color w:val="000000" w:themeColor="text1"/>
+              </w:rPr>
+            </w:pPr>
+            <w:r>
+              <w:rPr>
+                <w:rFonts w:ascii="Arial" w:hAnsi="Arial" w:cs="Arial"/>
+                <w:color w:val="000000" w:themeColor="text1"/>
+              </w:rPr>
+              <w:t xml:space="preserve">Total (12 </w:t>
+            </w:r>
+            <w:proofErr w:type="spellStart"/>
+            <w:r>
+              <w:rPr>
+                <w:rFonts w:ascii="Arial" w:hAnsi="Arial" w:cs="Arial"/>
+                <w:color w:val="000000" w:themeColor="text1"/>
+              </w:rPr>
+              <w:t>sem</w:t>
+            </w:r>
+            <w:proofErr w:type="spellEnd"/>
+            <w:r>
+              <w:rPr>
+                <w:rFonts w:ascii="Arial" w:hAnsi="Arial" w:cs="Arial"/>
+                <w:color w:val="000000" w:themeColor="text1"/>
+              </w:rPr>
+              <w:t>)</w:t>
+            </w:r>
+          </w:p>
+        </w:tc>
+      </w:tr>
+      <w:tr>
+        <w:tc>
+          <w:tcPr>
+            <w:tcW w:w="1872" w:type="dxa"/>
+          </w:tcPr>
+          <w:p>
+            <w:pPr>
+              <w:spacing w:line="360" w:lineRule="auto"/>
+              <w:rPr>
+                <w:rFonts w:ascii="Arial" w:hAnsi="Arial" w:cs="Arial"/>
+                <w:color w:val="000000" w:themeColor="text1"/>
+              </w:rPr>
+            </w:pPr>
+            <w:r>
+              <w:rPr>
+                <w:rFonts w:ascii="Arial" w:hAnsi="Arial" w:cs="Arial"/>
+                <w:color w:val="000000" w:themeColor="text1"/>
+              </w:rPr>
+              <w:t>Jefe de Proyecto</w:t>
+            </w:r>
+          </w:p>
+        </w:tc>
+        <w:tc>
+          <w:tcPr>
+            <w:tcW w:w="1872" w:type="dxa"/>
+          </w:tcPr>
+          <w:p>
+            <w:pPr>
+              <w:spacing w:line="360" w:lineRule="auto"/>
+              <w:rPr>
+                <w:rFonts w:ascii="Arial" w:hAnsi="Arial" w:cs="Arial"/>
+                <w:color w:val="000000" w:themeColor="text1"/>
+              </w:rPr>
+            </w:pPr>
+            <w:r>
+              <w:rPr>
+                <w:rFonts w:ascii="Arial" w:hAnsi="Arial" w:cs="Arial"/>
+                <w:color w:val="000000" w:themeColor="text1"/>
+              </w:rPr>
+              <w:t>Gobernanza tradicional, reportes, riesgos y control de cambios.</w:t>
+            </w:r>
+          </w:p>
+        </w:tc>
+        <w:tc>
+          <w:tcPr>
+            <w:tcW w:w="1872" w:type="dxa"/>
+          </w:tcPr>
+          <w:p>
+            <w:pPr>
+              <w:spacing w:line="360" w:lineRule="auto"/>
+              <w:rPr>
+                <w:rFonts w:ascii="Arial" w:hAnsi="Arial" w:cs="Arial"/>
+                <w:color w:val="000000" w:themeColor="text1"/>
+              </w:rPr>
+            </w:pPr>
+            <w:r>
+              <w:rPr>
+                <w:rFonts w:ascii="Arial" w:hAnsi="Arial" w:cs="Arial"/>
+                <w:color w:val="000000" w:themeColor="text1"/>
+              </w:rPr>
+              <w:t xml:space="preserve">10 </w:t>
+            </w:r>
+            <w:proofErr w:type="spellStart"/>
+            <w:r>
+              <w:rPr>
+                <w:rFonts w:ascii="Arial" w:hAnsi="Arial" w:cs="Arial"/>
+                <w:color w:val="000000" w:themeColor="text1"/>
+              </w:rPr>
+              <w:t>hrs</w:t>
+            </w:r>
+            <w:proofErr w:type="spellEnd"/>
+            <w:r>
+              <w:rPr>
+                <w:rFonts w:ascii="Arial" w:hAnsi="Arial" w:cs="Arial"/>
+                <w:color w:val="000000" w:themeColor="text1"/>
+              </w:rPr>
+              <w:t>/</w:t>
+            </w:r>
+            <w:proofErr w:type="spellStart"/>
+            <w:r>
+              <w:rPr>
+                <w:rFonts w:ascii="Arial" w:hAnsi="Arial" w:cs="Arial"/>
+                <w:color w:val="000000" w:themeColor="text1"/>
+              </w:rPr>
+              <w:t>sem</w:t>
+            </w:r>
+            <w:proofErr w:type="spellEnd"/>
+          </w:p>
+        </w:tc>
+        <w:tc>
+          <w:tcPr>
+            <w:tcW w:w="1872" w:type="dxa"/>
+          </w:tcPr>
+          <w:p>
+            <w:pPr>
+              <w:spacing w:line="360" w:lineRule="auto"/>
+              <w:rPr>
+                <w:rFonts w:ascii="Arial" w:hAnsi="Arial" w:cs="Arial"/>
+                <w:color w:val="000000" w:themeColor="text1"/>
+              </w:rPr>
+            </w:pPr>
+            <w:r>
+              <w:rPr>
+                <w:rFonts w:ascii="Arial" w:hAnsi="Arial" w:cs="Arial"/>
+                <w:color w:val="000000" w:themeColor="text1"/>
+              </w:rPr>
+              <w:t>1,750 Bs.</w:t>
+            </w:r>
+          </w:p>
+        </w:tc>
+        <w:tc>
+          <w:tcPr>
+            <w:tcW w:w="1872" w:type="dxa"/>
+          </w:tcPr>
+          <w:p>
+            <w:pPr>
+              <w:spacing w:line="360" w:lineRule="auto"/>
+              <w:rPr>
+                <w:rFonts w:ascii="Arial" w:hAnsi="Arial" w:cs="Arial"/>
+                <w:color w:val="000000" w:themeColor="text1"/>
+              </w:rPr>
+            </w:pPr>
+            <w:r>
+              <w:rPr>
+                <w:rFonts w:ascii="Arial" w:hAnsi="Arial" w:cs="Arial"/>
+                <w:color w:val="000000" w:themeColor="text1"/>
+              </w:rPr>
+              <w:t>5,250 Bs.</w:t>
+            </w:r>
+          </w:p>
+        </w:tc>
+      </w:tr>
+      <w:tr>
+        <w:tc>
+          <w:tcPr>
+            <w:tcW w:w="1872" w:type="dxa"/>
+          </w:tcPr>
+          <w:p>
+            <w:pPr>
+              <w:spacing w:line="360" w:lineRule="auto"/>
+              <w:rPr>
+                <w:rFonts w:ascii="Arial" w:hAnsi="Arial" w:cs="Arial"/>
+                <w:color w:val="000000" w:themeColor="text1"/>
+              </w:rPr>
+            </w:pPr>
+            <w:r>
+              <w:rPr>
+                <w:rFonts w:ascii="Arial" w:hAnsi="Arial" w:cs="Arial"/>
+                <w:color w:val="000000" w:themeColor="text1"/>
+              </w:rPr>
+              <w:t xml:space="preserve">Scrum Master / </w:t>
+            </w:r>
+            <w:proofErr w:type="spellStart"/>
+            <w:r>
+              <w:rPr>
+                <w:rFonts w:ascii="Arial" w:hAnsi="Arial" w:cs="Arial"/>
+                <w:color w:val="000000" w:themeColor="text1"/>
+              </w:rPr>
+              <w:t>Frontend</w:t>
+            </w:r>
+            <w:proofErr w:type="spellEnd"/>
+          </w:p>
+        </w:tc>
+        <w:tc>
+          <w:tcPr>
+            <w:tcW w:w="1872" w:type="dxa"/>
+          </w:tcPr>
+          <w:p>
+            <w:pPr>
+              <w:spacing w:line="360" w:lineRule="auto"/>
+              <w:rPr>
+                <w:rFonts w:ascii="Arial" w:hAnsi="Arial" w:cs="Arial"/>
+                <w:color w:val="000000" w:themeColor="text1"/>
+              </w:rPr>
+            </w:pPr>
+            <w:r>
+              <w:rPr>
+                <w:rFonts w:ascii="Arial" w:hAnsi="Arial" w:cs="Arial"/>
+                <w:color w:val="000000" w:themeColor="text1"/>
+              </w:rPr>
+              <w:t>Facilitación de Scrum, desarrollo de interfaz responsiva móvil.</w:t>
+            </w:r>
+          </w:p>
+        </w:tc>
+        <w:tc>
+          <w:tcPr>
+            <w:tcW w:w="1872" w:type="dxa"/>
+          </w:tcPr>
+          <w:p>
+            <w:pPr>
+              <w:spacing w:line="360" w:lineRule="auto"/>
+              <w:rPr>
+                <w:rFonts w:ascii="Arial" w:hAnsi="Arial" w:cs="Arial"/>
+                <w:color w:val="000000" w:themeColor="text1"/>
+              </w:rPr>
+            </w:pPr>
+            <w:r>
+              <w:rPr>
+                <w:rFonts w:ascii="Arial" w:hAnsi="Arial" w:cs="Arial"/>
+                <w:color w:val="000000" w:themeColor="text1"/>
+              </w:rPr>
+              <w:t xml:space="preserve">20 </w:t>
+            </w:r>
+            <w:proofErr w:type="spellStart"/>
+            <w:r>
+              <w:rPr>
+                <w:rFonts w:ascii="Arial" w:hAnsi="Arial" w:cs="Arial"/>
+                <w:color w:val="000000" w:themeColor="text1"/>
+              </w:rPr>
+              <w:t>hrs</w:t>
+            </w:r>
+            <w:proofErr w:type="spellEnd"/>
+            <w:r>
+              <w:rPr>
+                <w:rFonts w:ascii="Arial" w:hAnsi="Arial" w:cs="Arial"/>
+                <w:color w:val="000000" w:themeColor="text1"/>
+              </w:rPr>
+              <w:t>/</w:t>
+            </w:r>
+            <w:proofErr w:type="spellStart"/>
+            <w:r>
+              <w:rPr>
+                <w:rFonts w:ascii="Arial" w:hAnsi="Arial" w:cs="Arial"/>
+                <w:color w:val="000000" w:themeColor="text1"/>
+              </w:rPr>
+              <w:t>sem</w:t>
+            </w:r>
+            <w:proofErr w:type="spellEnd"/>
+          </w:p>
+        </w:tc>
+        <w:tc>
+          <w:tcPr>
+            <w:tcW w:w="1872" w:type="dxa"/>
+          </w:tcPr>
+          <w:p>
+            <w:pPr>
+              <w:spacing w:line="360" w:lineRule="auto"/>
+              <w:rPr>
+                <w:rFonts w:ascii="Arial" w:hAnsi="Arial" w:cs="Arial"/>
+                <w:color w:val="000000" w:themeColor="text1"/>
+              </w:rPr>
+            </w:pPr>
+            <w:r>
+              <w:rPr>
+                <w:rFonts w:ascii="Arial" w:hAnsi="Arial" w:cs="Arial"/>
+                <w:color w:val="000000" w:themeColor="text1"/>
+              </w:rPr>
+              <w:t>2,916 Bs.</w:t>
+            </w:r>
+          </w:p>
+        </w:tc>
+        <w:tc>
+          <w:tcPr>
+            <w:tcW w:w="1872" w:type="dxa"/>
+          </w:tcPr>
+          <w:p>
+            <w:pPr>
+              <w:spacing w:line="360" w:lineRule="auto"/>
+              <w:rPr>
+                <w:rFonts w:ascii="Arial" w:hAnsi="Arial" w:cs="Arial"/>
+                <w:color w:val="000000" w:themeColor="text1"/>
+              </w:rPr>
+            </w:pPr>
+            <w:r>
+              <w:rPr>
+                <w:rFonts w:ascii="Arial" w:hAnsi="Arial" w:cs="Arial"/>
+                <w:color w:val="000000" w:themeColor="text1"/>
+              </w:rPr>
+              <w:t>8,750 Bs.</w:t>
+            </w:r>
+          </w:p>
+        </w:tc>
+      </w:tr>
+      <w:tr>
+        <w:tc>
+          <w:tcPr>
+            <w:tcW w:w="1872" w:type="dxa"/>
+          </w:tcPr>
+          <w:p>
+            <w:pPr>
+              <w:spacing w:line="360" w:lineRule="auto"/>
+              <w:rPr>
+                <w:rFonts w:ascii="Arial" w:hAnsi="Arial" w:cs="Arial"/>
+                <w:color w:val="000000" w:themeColor="text1"/>
+              </w:rPr>
+            </w:pPr>
+            <w:r>
+              <w:rPr>
+                <w:rFonts w:ascii="Arial" w:hAnsi="Arial" w:cs="Arial"/>
+                <w:color w:val="000000" w:themeColor="text1"/>
+              </w:rPr>
+              <w:t xml:space="preserve">Desarrollador </w:t>
+            </w:r>
+            <w:proofErr w:type="spellStart"/>
+            <w:r>
+              <w:rPr>
+                <w:rFonts w:ascii="Arial" w:hAnsi="Arial" w:cs="Arial"/>
+                <w:color w:val="000000" w:themeColor="text1"/>
+              </w:rPr>
+              <w:t>Backend</w:t>
+            </w:r>
+            <w:proofErr w:type="spellEnd"/>
+          </w:p>
+        </w:tc>
+        <w:tc>
+          <w:tcPr>
+            <w:tcW w:w="1872" w:type="dxa"/>
+          </w:tcPr>
+          <w:p>
+            <w:pPr>
+              <w:spacing w:line="360" w:lineRule="auto"/>
+              <w:rPr>
+                <w:rFonts w:ascii="Arial" w:hAnsi="Arial" w:cs="Arial"/>
+                <w:color w:val="000000" w:themeColor="text1"/>
+              </w:rPr>
+            </w:pPr>
+            <w:r>
+              <w:rPr>
+                <w:rFonts w:ascii="Arial" w:hAnsi="Arial" w:cs="Arial"/>
+                <w:color w:val="000000" w:themeColor="text1"/>
+              </w:rPr>
+              <w:t xml:space="preserve">Desarrollo de API REST, base de </w:t>
+            </w:r>
+            <w:r>
+              <w:rPr>
+                <w:rFonts w:ascii="Arial" w:hAnsi="Arial" w:cs="Arial"/>
+                <w:color w:val="000000" w:themeColor="text1"/>
+              </w:rPr>
+              <w:lastRenderedPageBreak/>
+              <w:t>datos relacional y lógica de cobros.</w:t>
+            </w:r>
+          </w:p>
+        </w:tc>
+        <w:tc>
+          <w:tcPr>
+            <w:tcW w:w="1872" w:type="dxa"/>
+          </w:tcPr>
+          <w:p>
+            <w:pPr>
+              <w:spacing w:line="360" w:lineRule="auto"/>
+              <w:rPr>
+                <w:rFonts w:ascii="Arial" w:hAnsi="Arial" w:cs="Arial"/>
+                <w:color w:val="000000" w:themeColor="text1"/>
+              </w:rPr>
+            </w:pPr>
+            <w:r>
+              <w:rPr>
+                <w:rFonts w:ascii="Arial" w:hAnsi="Arial" w:cs="Arial"/>
+                <w:color w:val="000000" w:themeColor="text1"/>
+              </w:rPr>
+              <w:lastRenderedPageBreak/>
+              <w:t xml:space="preserve">30 </w:t>
+            </w:r>
+            <w:proofErr w:type="spellStart"/>
+            <w:r>
+              <w:rPr>
+                <w:rFonts w:ascii="Arial" w:hAnsi="Arial" w:cs="Arial"/>
+                <w:color w:val="000000" w:themeColor="text1"/>
+              </w:rPr>
+              <w:t>hrs</w:t>
+            </w:r>
+            <w:proofErr w:type="spellEnd"/>
+            <w:r>
+              <w:rPr>
+                <w:rFonts w:ascii="Arial" w:hAnsi="Arial" w:cs="Arial"/>
+                <w:color w:val="000000" w:themeColor="text1"/>
+              </w:rPr>
+              <w:t>/</w:t>
+            </w:r>
+            <w:proofErr w:type="spellStart"/>
+            <w:r>
+              <w:rPr>
+                <w:rFonts w:ascii="Arial" w:hAnsi="Arial" w:cs="Arial"/>
+                <w:color w:val="000000" w:themeColor="text1"/>
+              </w:rPr>
+              <w:t>sem</w:t>
+            </w:r>
+            <w:proofErr w:type="spellEnd"/>
+          </w:p>
+        </w:tc>
+        <w:tc>
+          <w:tcPr>
+            <w:tcW w:w="1872" w:type="dxa"/>
+          </w:tcPr>
+          <w:p>
+            <w:pPr>
+              <w:spacing w:line="360" w:lineRule="auto"/>
+              <w:rPr>
+                <w:rFonts w:ascii="Arial" w:hAnsi="Arial" w:cs="Arial"/>
+                <w:color w:val="000000" w:themeColor="text1"/>
+              </w:rPr>
+            </w:pPr>
+            <w:r>
+              <w:rPr>
+                <w:rFonts w:ascii="Arial" w:hAnsi="Arial" w:cs="Arial"/>
+                <w:color w:val="000000" w:themeColor="text1"/>
+              </w:rPr>
+              <w:t>3,500 Bs.</w:t>
+            </w:r>
+          </w:p>
+        </w:tc>
+        <w:tc>
+          <w:tcPr>
+            <w:tcW w:w="1872" w:type="dxa"/>
+          </w:tcPr>
+          <w:p>
+            <w:pPr>
+              <w:spacing w:line="360" w:lineRule="auto"/>
+              <w:rPr>
+                <w:rFonts w:ascii="Arial" w:hAnsi="Arial" w:cs="Arial"/>
+                <w:color w:val="000000" w:themeColor="text1"/>
+              </w:rPr>
+            </w:pPr>
+            <w:r>
+              <w:rPr>
+                <w:rFonts w:ascii="Arial" w:hAnsi="Arial" w:cs="Arial"/>
+                <w:color w:val="000000" w:themeColor="text1"/>
+              </w:rPr>
+              <w:t>10,500 Bs.</w:t>
+            </w:r>
+          </w:p>
+        </w:tc>
+      </w:tr>
+      <w:tr>
+        <w:tc>
+          <w:tcPr>
+            <w:tcW w:w="1872" w:type="dxa"/>
+          </w:tcPr>
+          <w:p>
+            <w:pPr>
+              <w:spacing w:line="360" w:lineRule="auto"/>
+              <w:rPr>
+                <w:rFonts w:ascii="Arial" w:hAnsi="Arial" w:cs="Arial"/>
+                <w:color w:val="000000" w:themeColor="text1"/>
+              </w:rPr>
+            </w:pPr>
+            <w:r>
+              <w:rPr>
+                <w:rFonts w:ascii="Arial" w:hAnsi="Arial" w:cs="Arial"/>
+                <w:color w:val="000000" w:themeColor="text1"/>
+              </w:rPr>
+              <w:t>Analista QA</w:t>
+            </w:r>
+          </w:p>
+        </w:tc>
+        <w:tc>
+          <w:tcPr>
+            <w:tcW w:w="1872" w:type="dxa"/>
+          </w:tcPr>
+          <w:p>
+            <w:pPr>
+              <w:spacing w:line="360" w:lineRule="auto"/>
+              <w:rPr>
+                <w:rFonts w:ascii="Arial" w:hAnsi="Arial" w:cs="Arial"/>
+                <w:color w:val="000000" w:themeColor="text1"/>
+              </w:rPr>
+            </w:pPr>
+            <w:r>
+              <w:rPr>
+                <w:rFonts w:ascii="Arial" w:hAnsi="Arial" w:cs="Arial"/>
+                <w:color w:val="000000" w:themeColor="text1"/>
+              </w:rPr>
+              <w:t>Pruebas funcionales, control de calidad y casos de prueba sanitarios.</w:t>
+            </w:r>
+          </w:p>
+        </w:tc>
+        <w:tc>
+          <w:tcPr>
+            <w:tcW w:w="1872" w:type="dxa"/>
+          </w:tcPr>
+          <w:p>
+            <w:pPr>
+              <w:spacing w:line="360" w:lineRule="auto"/>
+              <w:rPr>
+                <w:rFonts w:ascii="Arial" w:hAnsi="Arial" w:cs="Arial"/>
+                <w:color w:val="000000" w:themeColor="text1"/>
+              </w:rPr>
+            </w:pPr>
+            <w:r>
+              <w:rPr>
+                <w:rFonts w:ascii="Arial" w:hAnsi="Arial" w:cs="Arial"/>
+                <w:color w:val="000000" w:themeColor="text1"/>
+              </w:rPr>
+              <w:t xml:space="preserve">15 </w:t>
+            </w:r>
+            <w:proofErr w:type="spellStart"/>
+            <w:r>
+              <w:rPr>
+                <w:rFonts w:ascii="Arial" w:hAnsi="Arial" w:cs="Arial"/>
+                <w:color w:val="000000" w:themeColor="text1"/>
+              </w:rPr>
+              <w:t>hrs</w:t>
+            </w:r>
+            <w:proofErr w:type="spellEnd"/>
+            <w:r>
+              <w:rPr>
+                <w:rFonts w:ascii="Arial" w:hAnsi="Arial" w:cs="Arial"/>
+                <w:color w:val="000000" w:themeColor="text1"/>
+              </w:rPr>
+              <w:t>/</w:t>
+            </w:r>
+            <w:proofErr w:type="spellStart"/>
+            <w:r>
+              <w:rPr>
+                <w:rFonts w:ascii="Arial" w:hAnsi="Arial" w:cs="Arial"/>
+                <w:color w:val="000000" w:themeColor="text1"/>
+              </w:rPr>
+              <w:t>sem</w:t>
+            </w:r>
+            <w:proofErr w:type="spellEnd"/>
+          </w:p>
+        </w:tc>
+        <w:tc>
+          <w:tcPr>
+            <w:tcW w:w="1872" w:type="dxa"/>
+          </w:tcPr>
+          <w:p>
+            <w:pPr>
+              <w:spacing w:line="360" w:lineRule="auto"/>
+              <w:rPr>
+                <w:rFonts w:ascii="Arial" w:hAnsi="Arial" w:cs="Arial"/>
+                <w:color w:val="000000" w:themeColor="text1"/>
+              </w:rPr>
+            </w:pPr>
+            <w:r>
+              <w:rPr>
+                <w:rFonts w:ascii="Arial" w:hAnsi="Arial" w:cs="Arial"/>
+                <w:color w:val="000000" w:themeColor="text1"/>
+              </w:rPr>
+              <w:t>1,166 Bs.</w:t>
+            </w:r>
+          </w:p>
+        </w:tc>
+        <w:tc>
+          <w:tcPr>
+            <w:tcW w:w="1872" w:type="dxa"/>
+          </w:tcPr>
+          <w:p>
+            <w:pPr>
+              <w:spacing w:line="360" w:lineRule="auto"/>
+              <w:rPr>
+                <w:rFonts w:ascii="Arial" w:hAnsi="Arial" w:cs="Arial"/>
+                <w:color w:val="000000" w:themeColor="text1"/>
+              </w:rPr>
+            </w:pPr>
+            <w:r>
+              <w:rPr>
+                <w:rFonts w:ascii="Arial" w:hAnsi="Arial" w:cs="Arial"/>
+                <w:color w:val="000000" w:themeColor="text1"/>
+              </w:rPr>
+              <w:t>3,500 Bs.</w:t>
+            </w:r>
+          </w:p>
+        </w:tc>
+      </w:tr>
+      <w:tr>
+        <w:tc>
+          <w:tcPr>
+            <w:tcW w:w="1872" w:type="dxa"/>
+          </w:tcPr>
+          <w:p>
+            <w:pPr>
+              <w:spacing w:line="360" w:lineRule="auto"/>
+              <w:rPr>
+                <w:rFonts w:ascii="Arial" w:hAnsi="Arial" w:cs="Arial"/>
+                <w:color w:val="000000" w:themeColor="text1"/>
+              </w:rPr>
+            </w:pPr>
+            <w:r>
+              <w:rPr>
+                <w:rFonts w:ascii="Arial" w:hAnsi="Arial" w:cs="Arial"/>
+                <w:color w:val="000000" w:themeColor="text1"/>
+              </w:rPr>
+              <w:t>TOTAL</w:t>
+            </w:r>
+          </w:p>
+        </w:tc>
+        <w:tc>
+          <w:tcPr>
+            <w:tcW w:w="1872" w:type="dxa"/>
+          </w:tcPr>
+          <w:p>
+            <w:pPr>
+              <w:spacing w:line="360" w:lineRule="auto"/>
+              <w:rPr>
+                <w:rFonts w:ascii="Arial" w:hAnsi="Arial" w:cs="Arial"/>
+                <w:color w:val="000000" w:themeColor="text1"/>
+              </w:rPr>
+            </w:pPr>
+            <w:proofErr w:type="gramStart"/>
+            <w:r>
+              <w:rPr>
+                <w:rFonts w:ascii="Arial" w:hAnsi="Arial" w:cs="Arial"/>
+                <w:color w:val="000000" w:themeColor="text1"/>
+              </w:rPr>
+              <w:t>Total</w:t>
+            </w:r>
+            <w:proofErr w:type="gramEnd"/>
+            <w:r>
+              <w:rPr>
+                <w:rFonts w:ascii="Arial" w:hAnsi="Arial" w:cs="Arial"/>
+                <w:color w:val="000000" w:themeColor="text1"/>
+              </w:rPr>
+              <w:t xml:space="preserve"> de recursos humanos para la primera mitad del proyecto.</w:t>
+            </w:r>
+          </w:p>
+        </w:tc>
+        <w:tc>
+          <w:tcPr>
+            <w:tcW w:w="1872" w:type="dxa"/>
+          </w:tcPr>
+          <w:p>
+            <w:pPr>
+              <w:spacing w:line="360" w:lineRule="auto"/>
+              <w:rPr>
+                <w:rFonts w:ascii="Arial" w:hAnsi="Arial" w:cs="Arial"/>
+                <w:color w:val="000000" w:themeColor="text1"/>
+              </w:rPr>
+            </w:pPr>
+            <w:r>
+              <w:rPr>
+                <w:rFonts w:ascii="Arial" w:hAnsi="Arial" w:cs="Arial"/>
+                <w:color w:val="000000" w:themeColor="text1"/>
+              </w:rPr>
+              <w:t xml:space="preserve">75 </w:t>
+            </w:r>
+            <w:proofErr w:type="spellStart"/>
+            <w:r>
+              <w:rPr>
+                <w:rFonts w:ascii="Arial" w:hAnsi="Arial" w:cs="Arial"/>
+                <w:color w:val="000000" w:themeColor="text1"/>
+              </w:rPr>
+              <w:t>hrs</w:t>
+            </w:r>
+            <w:proofErr w:type="spellEnd"/>
+            <w:r>
+              <w:rPr>
+                <w:rFonts w:ascii="Arial" w:hAnsi="Arial" w:cs="Arial"/>
+                <w:color w:val="000000" w:themeColor="text1"/>
+              </w:rPr>
+              <w:t>/</w:t>
+            </w:r>
+            <w:proofErr w:type="spellStart"/>
+            <w:r>
+              <w:rPr>
+                <w:rFonts w:ascii="Arial" w:hAnsi="Arial" w:cs="Arial"/>
+                <w:color w:val="000000" w:themeColor="text1"/>
+              </w:rPr>
+              <w:t>sem</w:t>
+            </w:r>
+            <w:proofErr w:type="spellEnd"/>
+          </w:p>
+        </w:tc>
+        <w:tc>
+          <w:tcPr>
+            <w:tcW w:w="1872" w:type="dxa"/>
+          </w:tcPr>
+          <w:p>
+            <w:pPr>
+              <w:spacing w:line="360" w:lineRule="auto"/>
+              <w:rPr>
+                <w:rFonts w:ascii="Arial" w:hAnsi="Arial" w:cs="Arial"/>
+                <w:color w:val="000000" w:themeColor="text1"/>
+              </w:rPr>
+            </w:pPr>
+            <w:r>
+              <w:rPr>
+                <w:rFonts w:ascii="Arial" w:hAnsi="Arial" w:cs="Arial"/>
+                <w:color w:val="000000" w:themeColor="text1"/>
+              </w:rPr>
+              <w:t>9,332 Bs.</w:t>
+            </w:r>
+          </w:p>
+        </w:tc>
+        <w:tc>
+          <w:tcPr>
+            <w:tcW w:w="1872" w:type="dxa"/>
+          </w:tcPr>
+          <w:p>
+            <w:pPr>
+              <w:spacing w:line="360" w:lineRule="auto"/>
+              <w:rPr>
+                <w:rFonts w:ascii="Arial" w:hAnsi="Arial" w:cs="Arial"/>
+                <w:color w:val="000000" w:themeColor="text1"/>
+              </w:rPr>
+            </w:pPr>
+            <w:r>
+              <w:rPr>
+                <w:rFonts w:ascii="Arial" w:hAnsi="Arial" w:cs="Arial"/>
+                <w:color w:val="000000" w:themeColor="text1"/>
+              </w:rPr>
+              <w:t>28,000 Bs.</w:t>
+            </w:r>
+          </w:p>
+        </w:tc>
+      </w:tr>
+    </w:tbl>
+    <w:p>
+      <w:pPr>
+        <w:pStyle w:val="Ttulo2"/>
+        <w:numPr>
+          <w:ilvl w:val="0"/>
+          <w:numId w:val="0"/>
+        </w:numPr>
+        <w:spacing w:line="360" w:lineRule="auto"/>
+        <w:ind w:left="576" w:hanging="576"/>
+        <w:rPr>
+          <w:rFonts w:ascii="Arial" w:hAnsi="Arial" w:cs="Arial"/>
+          <w:color w:val="000000" w:themeColor="text1"/>
+        </w:rPr>
+      </w:pPr>
+    </w:p>
+    <w:p>
+      <w:pPr>
+        <w:pStyle w:val="Ttulo2"/>
+        <w:spacing w:line="360" w:lineRule="auto"/>
+        <w:rPr>
+          <w:rFonts w:ascii="Arial" w:hAnsi="Arial" w:cs="Arial"/>
+          <w:color w:val="000000" w:themeColor="text1"/>
+        </w:rPr>
+      </w:pPr>
+      <w:r>
+        <w:rPr>
+          <w:rFonts w:ascii="Arial" w:hAnsi="Arial" w:cs="Arial"/>
+          <w:color w:val="000000" w:themeColor="text1"/>
+        </w:rPr>
+        <w:t>Plan de Reestructuración por Renuncia de Personal</w:t>
+      </w:r>
+    </w:p>
+    <w:p/>
+    <w:p>
+      <w:pPr>
+        <w:spacing w:line="360" w:lineRule="auto"/>
+        <w:rPr>
+          <w:rFonts w:ascii="Arial" w:hAnsi="Arial" w:cs="Arial"/>
+          <w:color w:val="000000" w:themeColor="text1"/>
+        </w:rPr>
+      </w:pPr>
+      <w:r>
+        <w:rPr>
+          <w:rFonts w:ascii="Arial" w:hAnsi="Arial" w:cs="Arial"/>
+          <w:color w:val="000000" w:themeColor="text1"/>
+        </w:rPr>
+        <w:t xml:space="preserve">A mitad del proyecto (semana 12), se materializa la renuncia del Desarrollador </w:t>
+      </w:r>
+      <w:proofErr w:type="spellStart"/>
+      <w:r>
+        <w:rPr>
+          <w:rFonts w:ascii="Arial" w:hAnsi="Arial" w:cs="Arial"/>
+          <w:color w:val="000000" w:themeColor="text1"/>
+        </w:rPr>
+        <w:t>Backend</w:t>
+      </w:r>
+      <w:proofErr w:type="spellEnd"/>
+      <w:r>
+        <w:rPr>
+          <w:rFonts w:ascii="Arial" w:hAnsi="Arial" w:cs="Arial"/>
+          <w:color w:val="000000" w:themeColor="text1"/>
+        </w:rPr>
+        <w:t xml:space="preserve"> y del Analista QA. Para mantener la viabilidad del MVP de 6 meses y cumplir con la geolocalización, se activa el siguiente plan de reestructuración:</w:t>
+      </w:r>
+    </w:p>
+    <w:p>
+      <w:pPr>
+        <w:pStyle w:val="Listaconvietas"/>
+        <w:spacing w:line="360" w:lineRule="auto"/>
+        <w:rPr>
+          <w:rFonts w:ascii="Arial" w:hAnsi="Arial" w:cs="Arial"/>
+          <w:color w:val="000000" w:themeColor="text1"/>
+        </w:rPr>
+      </w:pPr>
+      <w:r>
+        <w:rPr>
+          <w:rFonts w:ascii="Arial" w:hAnsi="Arial" w:cs="Arial"/>
+          <w:color w:val="000000" w:themeColor="text1"/>
+        </w:rPr>
+        <w:t xml:space="preserve">•Redistribución del Desarrollo Técnico: El Scrum Master/Desarrollador </w:t>
+      </w:r>
+      <w:proofErr w:type="spellStart"/>
+      <w:r>
+        <w:rPr>
+          <w:rFonts w:ascii="Arial" w:hAnsi="Arial" w:cs="Arial"/>
+          <w:color w:val="000000" w:themeColor="text1"/>
+        </w:rPr>
+        <w:t>Frontend</w:t>
+      </w:r>
+      <w:proofErr w:type="spellEnd"/>
+      <w:r>
+        <w:rPr>
+          <w:rFonts w:ascii="Arial" w:hAnsi="Arial" w:cs="Arial"/>
+          <w:color w:val="000000" w:themeColor="text1"/>
+        </w:rPr>
+        <w:t xml:space="preserve"> absorbe el desarrollo </w:t>
+      </w:r>
+      <w:proofErr w:type="spellStart"/>
+      <w:r>
+        <w:rPr>
+          <w:rFonts w:ascii="Arial" w:hAnsi="Arial" w:cs="Arial"/>
+          <w:color w:val="000000" w:themeColor="text1"/>
+        </w:rPr>
+        <w:t>backend</w:t>
+      </w:r>
+      <w:proofErr w:type="spellEnd"/>
+      <w:r>
+        <w:rPr>
+          <w:rFonts w:ascii="Arial" w:hAnsi="Arial" w:cs="Arial"/>
+          <w:color w:val="000000" w:themeColor="text1"/>
+        </w:rPr>
+        <w:t xml:space="preserve"> y la integración de geolocalización. El uso de Leaflet.js y la API nativa de geolocalización de HTML5 (que requiere muy poco código) permite absorber la carga sin retrasar el desarrollo.</w:t>
+      </w:r>
+    </w:p>
+    <w:p>
+      <w:pPr>
+        <w:pStyle w:val="Listaconvietas"/>
+        <w:spacing w:line="360" w:lineRule="auto"/>
+        <w:rPr>
+          <w:rFonts w:ascii="Arial" w:hAnsi="Arial" w:cs="Arial"/>
+          <w:color w:val="000000" w:themeColor="text1"/>
+        </w:rPr>
+      </w:pPr>
+      <w:r>
+        <w:rPr>
+          <w:rFonts w:ascii="Arial" w:hAnsi="Arial" w:cs="Arial"/>
+          <w:color w:val="000000" w:themeColor="text1"/>
+        </w:rPr>
+        <w:t xml:space="preserve">Redistribución de Pruebas (QA): El </w:t>
+      </w:r>
+      <w:proofErr w:type="gramStart"/>
+      <w:r>
+        <w:rPr>
+          <w:rFonts w:ascii="Arial" w:hAnsi="Arial" w:cs="Arial"/>
+          <w:color w:val="000000" w:themeColor="text1"/>
+        </w:rPr>
+        <w:t>Jefe</w:t>
+      </w:r>
+      <w:proofErr w:type="gramEnd"/>
+      <w:r>
+        <w:rPr>
+          <w:rFonts w:ascii="Arial" w:hAnsi="Arial" w:cs="Arial"/>
+          <w:color w:val="000000" w:themeColor="text1"/>
+        </w:rPr>
+        <w:t xml:space="preserve"> de Proyecto asume la coordinación de las pruebas funcionales preliminares y el soporte al </w:t>
+      </w:r>
+      <w:proofErr w:type="spellStart"/>
+      <w:r>
+        <w:rPr>
+          <w:rFonts w:ascii="Arial" w:hAnsi="Arial" w:cs="Arial"/>
+          <w:color w:val="000000" w:themeColor="text1"/>
+        </w:rPr>
+        <w:t>Product</w:t>
+      </w:r>
+      <w:proofErr w:type="spellEnd"/>
+      <w:r>
+        <w:rPr>
+          <w:rFonts w:ascii="Arial" w:hAnsi="Arial" w:cs="Arial"/>
+          <w:color w:val="000000" w:themeColor="text1"/>
+        </w:rPr>
+        <w:t xml:space="preserve"> </w:t>
+      </w:r>
+      <w:proofErr w:type="spellStart"/>
+      <w:r>
+        <w:rPr>
+          <w:rFonts w:ascii="Arial" w:hAnsi="Arial" w:cs="Arial"/>
+          <w:color w:val="000000" w:themeColor="text1"/>
+        </w:rPr>
+        <w:t>Owner</w:t>
+      </w:r>
+      <w:proofErr w:type="spellEnd"/>
+      <w:r>
+        <w:rPr>
+          <w:rFonts w:ascii="Arial" w:hAnsi="Arial" w:cs="Arial"/>
+          <w:color w:val="000000" w:themeColor="text1"/>
+        </w:rPr>
+        <w:t xml:space="preserve"> en la validación de requerimientos.</w:t>
+      </w:r>
+    </w:p>
+    <w:p>
+      <w:pPr>
+        <w:pStyle w:val="Listaconvietas"/>
+        <w:spacing w:line="360" w:lineRule="auto"/>
+        <w:rPr>
+          <w:rFonts w:ascii="Arial" w:hAnsi="Arial" w:cs="Arial"/>
+          <w:color w:val="000000" w:themeColor="text1"/>
+        </w:rPr>
+      </w:pPr>
+      <w:r>
+        <w:rPr>
+          <w:rFonts w:ascii="Arial" w:hAnsi="Arial" w:cs="Arial"/>
+          <w:color w:val="000000" w:themeColor="text1"/>
+        </w:rPr>
+        <w:t>Soporte QA Freelance Externo: Se reasigna parte del presupuesto de los desarrolladores salientes para contratar un analista QA freelance por horas durante las fases críticas del Sprint 11 y 12 (pruebas de integración final y aceptación del cliente).</w:t>
+      </w:r>
+    </w:p>
+    <w:p>
+      <w:pPr>
+        <w:pStyle w:val="Listaconvietas"/>
+        <w:spacing w:line="360" w:lineRule="auto"/>
+        <w:rPr>
+          <w:rFonts w:ascii="Arial" w:hAnsi="Arial" w:cs="Arial"/>
+          <w:color w:val="000000" w:themeColor="text1"/>
+        </w:rPr>
+      </w:pPr>
+      <w:r>
+        <w:rPr>
+          <w:rFonts w:ascii="Arial" w:hAnsi="Arial" w:cs="Arial"/>
+          <w:color w:val="000000" w:themeColor="text1"/>
+        </w:rPr>
+        <w:t>Compensación de Esfuerzo: Los fondos restantes de los sueldos no devengados se destinan a bonificaciones por sobreesfuerzo para el equipo remanente (</w:t>
+      </w:r>
+      <w:proofErr w:type="gramStart"/>
+      <w:r>
+        <w:rPr>
+          <w:rFonts w:ascii="Arial" w:hAnsi="Arial" w:cs="Arial"/>
+          <w:color w:val="000000" w:themeColor="text1"/>
+        </w:rPr>
+        <w:t>Jefe</w:t>
+      </w:r>
+      <w:proofErr w:type="gramEnd"/>
+      <w:r>
+        <w:rPr>
+          <w:rFonts w:ascii="Arial" w:hAnsi="Arial" w:cs="Arial"/>
+          <w:color w:val="000000" w:themeColor="text1"/>
+        </w:rPr>
+        <w:t xml:space="preserve"> de Proyecto y Scrum Master) para compensar el incremento de la carga horaria.</w:t>
+      </w:r>
+    </w:p>
+    <w:p>
+      <w:pPr>
+        <w:pStyle w:val="Listaconvietas"/>
+        <w:numPr>
+          <w:ilvl w:val="0"/>
+          <w:numId w:val="0"/>
+        </w:numPr>
+        <w:spacing w:line="360" w:lineRule="auto"/>
+        <w:ind w:left="360" w:hanging="360"/>
+        <w:rPr>
+          <w:rFonts w:ascii="Arial" w:hAnsi="Arial" w:cs="Arial"/>
+          <w:color w:val="000000" w:themeColor="text1"/>
+        </w:rPr>
+      </w:pPr>
+    </w:p>
+    <w:p>
+      <w:pPr>
+        <w:pStyle w:val="Ttulo2"/>
+        <w:spacing w:line="360" w:lineRule="auto"/>
+        <w:rPr>
+          <w:rFonts w:ascii="Arial" w:hAnsi="Arial" w:cs="Arial"/>
+          <w:color w:val="000000" w:themeColor="text1"/>
+        </w:rPr>
+      </w:pPr>
+      <w:r>
+        <w:rPr>
+          <w:rFonts w:ascii="Arial" w:hAnsi="Arial" w:cs="Arial"/>
+          <w:color w:val="000000" w:themeColor="text1"/>
+        </w:rPr>
+        <w:t>Tabla de Distribución de Personal Reestructurado</w:t>
+      </w:r>
+    </w:p>
+    <w:p/>
+    <w:tbl>
+      <w:tblPr>
+        <w:tblStyle w:val="Tablaconcuadrcula"/>
+        <w:tblW w:w="0" w:type="auto"/>
+        <w:tblLook w:val="04A0" w:firstRow="1" w:lastRow="0" w:firstColumn="1" w:lastColumn="0" w:noHBand="0" w:noVBand="1"/>
+      </w:tblPr>
+      <w:tblGrid>
+        <w:gridCol w:w="2183"/>
+        <w:gridCol w:w="2100"/>
+        <w:gridCol w:w="2056"/>
+        <w:gridCol w:w="2291"/>
+      </w:tblGrid>
+      <w:tr>
+        <w:tc>
+          <w:tcPr>
+            <w:tcW w:w="2340" w:type="dxa"/>
+          </w:tcPr>
+          <w:p>
+            <w:pPr>
+              <w:spacing w:line="360" w:lineRule="auto"/>
+              <w:rPr>
+                <w:rFonts w:ascii="Arial" w:hAnsi="Arial" w:cs="Arial"/>
+                <w:color w:val="000000" w:themeColor="text1"/>
+              </w:rPr>
+            </w:pPr>
+            <w:r>
+              <w:rPr>
+                <w:rFonts w:ascii="Arial" w:hAnsi="Arial" w:cs="Arial"/>
+                <w:color w:val="000000" w:themeColor="text1"/>
+              </w:rPr>
+              <w:t>Rol / Recurso</w:t>
+            </w:r>
+          </w:p>
+        </w:tc>
+        <w:tc>
+          <w:tcPr>
+            <w:tcW w:w="2340" w:type="dxa"/>
+          </w:tcPr>
+          <w:p>
+            <w:pPr>
+              <w:spacing w:line="360" w:lineRule="auto"/>
+              <w:rPr>
+                <w:rFonts w:ascii="Arial" w:hAnsi="Arial" w:cs="Arial"/>
+                <w:color w:val="000000" w:themeColor="text1"/>
+              </w:rPr>
+            </w:pPr>
+            <w:r>
+              <w:rPr>
+                <w:rFonts w:ascii="Arial" w:hAnsi="Arial" w:cs="Arial"/>
+                <w:color w:val="000000" w:themeColor="text1"/>
+              </w:rPr>
+              <w:t>Ajuste de Carga de Trabajo</w:t>
+            </w:r>
+          </w:p>
+        </w:tc>
+        <w:tc>
+          <w:tcPr>
+            <w:tcW w:w="2340" w:type="dxa"/>
+          </w:tcPr>
+          <w:p>
+            <w:pPr>
+              <w:spacing w:line="360" w:lineRule="auto"/>
+              <w:rPr>
+                <w:rFonts w:ascii="Arial" w:hAnsi="Arial" w:cs="Arial"/>
+                <w:color w:val="000000" w:themeColor="text1"/>
+              </w:rPr>
+            </w:pPr>
+            <w:r>
+              <w:rPr>
+                <w:rFonts w:ascii="Arial" w:hAnsi="Arial" w:cs="Arial"/>
+                <w:color w:val="000000" w:themeColor="text1"/>
+              </w:rPr>
+              <w:t>Dedicación Ajustada</w:t>
+            </w:r>
+          </w:p>
+        </w:tc>
+        <w:tc>
+          <w:tcPr>
+            <w:tcW w:w="2340" w:type="dxa"/>
+          </w:tcPr>
+          <w:p>
+            <w:pPr>
+              <w:spacing w:line="360" w:lineRule="auto"/>
+              <w:rPr>
+                <w:rFonts w:ascii="Arial" w:hAnsi="Arial" w:cs="Arial"/>
+                <w:color w:val="000000" w:themeColor="text1"/>
+              </w:rPr>
+            </w:pPr>
+            <w:r>
+              <w:rPr>
+                <w:rFonts w:ascii="Arial" w:hAnsi="Arial" w:cs="Arial"/>
+                <w:color w:val="000000" w:themeColor="text1"/>
+              </w:rPr>
+              <w:t>Total (Meses 4-6)</w:t>
+            </w:r>
+          </w:p>
+        </w:tc>
+      </w:tr>
+      <w:tr>
+        <w:tc>
+          <w:tcPr>
+            <w:tcW w:w="2340" w:type="dxa"/>
+          </w:tcPr>
+          <w:p>
+            <w:pPr>
+              <w:spacing w:line="360" w:lineRule="auto"/>
+              <w:rPr>
+                <w:rFonts w:ascii="Arial" w:hAnsi="Arial" w:cs="Arial"/>
+                <w:color w:val="000000" w:themeColor="text1"/>
+              </w:rPr>
+            </w:pPr>
+            <w:r>
+              <w:rPr>
+                <w:rFonts w:ascii="Arial" w:hAnsi="Arial" w:cs="Arial"/>
+                <w:color w:val="000000" w:themeColor="text1"/>
+              </w:rPr>
+              <w:t>Jefe de Proyecto</w:t>
+            </w:r>
+          </w:p>
+        </w:tc>
+        <w:tc>
+          <w:tcPr>
+            <w:tcW w:w="2340" w:type="dxa"/>
+          </w:tcPr>
+          <w:p>
+            <w:pPr>
+              <w:spacing w:line="360" w:lineRule="auto"/>
+              <w:rPr>
+                <w:rFonts w:ascii="Arial" w:hAnsi="Arial" w:cs="Arial"/>
+                <w:color w:val="000000" w:themeColor="text1"/>
+              </w:rPr>
+            </w:pPr>
+            <w:r>
+              <w:rPr>
+                <w:rFonts w:ascii="Arial" w:hAnsi="Arial" w:cs="Arial"/>
+                <w:color w:val="000000" w:themeColor="text1"/>
+              </w:rPr>
+              <w:t>Asume coordinación de QA y revisión de normativa municipal.</w:t>
+            </w:r>
+          </w:p>
+        </w:tc>
+        <w:tc>
+          <w:tcPr>
+            <w:tcW w:w="2340" w:type="dxa"/>
+          </w:tcPr>
+          <w:p>
+            <w:pPr>
+              <w:spacing w:line="360" w:lineRule="auto"/>
+              <w:rPr>
+                <w:rFonts w:ascii="Arial" w:hAnsi="Arial" w:cs="Arial"/>
+                <w:color w:val="000000" w:themeColor="text1"/>
+              </w:rPr>
+            </w:pPr>
+            <w:r>
+              <w:rPr>
+                <w:rFonts w:ascii="Arial" w:hAnsi="Arial" w:cs="Arial"/>
+                <w:color w:val="000000" w:themeColor="text1"/>
+              </w:rPr>
+              <w:t xml:space="preserve">20 </w:t>
+            </w:r>
+            <w:proofErr w:type="spellStart"/>
+            <w:r>
+              <w:rPr>
+                <w:rFonts w:ascii="Arial" w:hAnsi="Arial" w:cs="Arial"/>
+                <w:color w:val="000000" w:themeColor="text1"/>
+              </w:rPr>
+              <w:t>hrs</w:t>
+            </w:r>
+            <w:proofErr w:type="spellEnd"/>
+            <w:r>
+              <w:rPr>
+                <w:rFonts w:ascii="Arial" w:hAnsi="Arial" w:cs="Arial"/>
+                <w:color w:val="000000" w:themeColor="text1"/>
+              </w:rPr>
+              <w:t>/</w:t>
+            </w:r>
+            <w:proofErr w:type="spellStart"/>
+            <w:r>
+              <w:rPr>
+                <w:rFonts w:ascii="Arial" w:hAnsi="Arial" w:cs="Arial"/>
+                <w:color w:val="000000" w:themeColor="text1"/>
+              </w:rPr>
+              <w:t>sem</w:t>
+            </w:r>
+            <w:proofErr w:type="spellEnd"/>
+          </w:p>
+        </w:tc>
+        <w:tc>
+          <w:tcPr>
+            <w:tcW w:w="2340" w:type="dxa"/>
+          </w:tcPr>
+          <w:p>
+            <w:pPr>
+              <w:spacing w:line="360" w:lineRule="auto"/>
+              <w:rPr>
+                <w:rFonts w:ascii="Arial" w:hAnsi="Arial" w:cs="Arial"/>
+                <w:color w:val="000000" w:themeColor="text1"/>
+              </w:rPr>
+            </w:pPr>
+            <w:r>
+              <w:rPr>
+                <w:rFonts w:ascii="Arial" w:hAnsi="Arial" w:cs="Arial"/>
+                <w:color w:val="000000" w:themeColor="text1"/>
+              </w:rPr>
+              <w:t>5,250 Bs. (Incluye bonificación)</w:t>
+            </w:r>
+          </w:p>
+        </w:tc>
+      </w:tr>
+      <w:tr>
+        <w:tc>
+          <w:tcPr>
+            <w:tcW w:w="2340" w:type="dxa"/>
+          </w:tcPr>
+          <w:p>
+            <w:pPr>
+              <w:spacing w:line="360" w:lineRule="auto"/>
+              <w:rPr>
+                <w:rFonts w:ascii="Arial" w:hAnsi="Arial" w:cs="Arial"/>
+                <w:color w:val="000000" w:themeColor="text1"/>
+              </w:rPr>
+            </w:pPr>
+            <w:r>
+              <w:rPr>
+                <w:rFonts w:ascii="Arial" w:hAnsi="Arial" w:cs="Arial"/>
+                <w:color w:val="000000" w:themeColor="text1"/>
+              </w:rPr>
+              <w:t xml:space="preserve">Scrum Master / </w:t>
+            </w:r>
+            <w:proofErr w:type="spellStart"/>
+            <w:r>
+              <w:rPr>
+                <w:rFonts w:ascii="Arial" w:hAnsi="Arial" w:cs="Arial"/>
+                <w:color w:val="000000" w:themeColor="text1"/>
+              </w:rPr>
+              <w:t>Frontend</w:t>
+            </w:r>
+            <w:proofErr w:type="spellEnd"/>
+          </w:p>
+        </w:tc>
+        <w:tc>
+          <w:tcPr>
+            <w:tcW w:w="2340" w:type="dxa"/>
+          </w:tcPr>
+          <w:p>
+            <w:pPr>
+              <w:spacing w:line="360" w:lineRule="auto"/>
+              <w:rPr>
+                <w:rFonts w:ascii="Arial" w:hAnsi="Arial" w:cs="Arial"/>
+                <w:color w:val="000000" w:themeColor="text1"/>
+              </w:rPr>
+            </w:pPr>
+            <w:r>
+              <w:rPr>
+                <w:rFonts w:ascii="Arial" w:hAnsi="Arial" w:cs="Arial"/>
+                <w:color w:val="000000" w:themeColor="text1"/>
+              </w:rPr>
+              <w:t xml:space="preserve">Absorbe desarrollo </w:t>
+            </w:r>
+            <w:proofErr w:type="spellStart"/>
+            <w:r>
+              <w:rPr>
+                <w:rFonts w:ascii="Arial" w:hAnsi="Arial" w:cs="Arial"/>
+                <w:color w:val="000000" w:themeColor="text1"/>
+              </w:rPr>
+              <w:t>backend</w:t>
+            </w:r>
+            <w:proofErr w:type="spellEnd"/>
+            <w:r>
+              <w:rPr>
+                <w:rFonts w:ascii="Arial" w:hAnsi="Arial" w:cs="Arial"/>
+                <w:color w:val="000000" w:themeColor="text1"/>
+              </w:rPr>
+              <w:t xml:space="preserve"> e integración de Leaflet.js.</w:t>
+            </w:r>
+          </w:p>
+        </w:tc>
+        <w:tc>
+          <w:tcPr>
+            <w:tcW w:w="2340" w:type="dxa"/>
+          </w:tcPr>
+          <w:p>
+            <w:pPr>
+              <w:spacing w:line="360" w:lineRule="auto"/>
+              <w:rPr>
+                <w:rFonts w:ascii="Arial" w:hAnsi="Arial" w:cs="Arial"/>
+                <w:color w:val="000000" w:themeColor="text1"/>
+              </w:rPr>
+            </w:pPr>
+            <w:r>
+              <w:rPr>
+                <w:rFonts w:ascii="Arial" w:hAnsi="Arial" w:cs="Arial"/>
+                <w:color w:val="000000" w:themeColor="text1"/>
+              </w:rPr>
+              <w:t xml:space="preserve">40 </w:t>
+            </w:r>
+            <w:proofErr w:type="spellStart"/>
+            <w:r>
+              <w:rPr>
+                <w:rFonts w:ascii="Arial" w:hAnsi="Arial" w:cs="Arial"/>
+                <w:color w:val="000000" w:themeColor="text1"/>
+              </w:rPr>
+              <w:t>hrs</w:t>
+            </w:r>
+            <w:proofErr w:type="spellEnd"/>
+            <w:r>
+              <w:rPr>
+                <w:rFonts w:ascii="Arial" w:hAnsi="Arial" w:cs="Arial"/>
+                <w:color w:val="000000" w:themeColor="text1"/>
+              </w:rPr>
+              <w:t>/</w:t>
+            </w:r>
+            <w:proofErr w:type="spellStart"/>
+            <w:r>
+              <w:rPr>
+                <w:rFonts w:ascii="Arial" w:hAnsi="Arial" w:cs="Arial"/>
+                <w:color w:val="000000" w:themeColor="text1"/>
+              </w:rPr>
+              <w:t>sem</w:t>
+            </w:r>
+            <w:proofErr w:type="spellEnd"/>
+          </w:p>
+        </w:tc>
+        <w:tc>
+          <w:tcPr>
+            <w:tcW w:w="2340" w:type="dxa"/>
+          </w:tcPr>
+          <w:p>
+            <w:pPr>
+              <w:spacing w:line="360" w:lineRule="auto"/>
+              <w:rPr>
+                <w:rFonts w:ascii="Arial" w:hAnsi="Arial" w:cs="Arial"/>
+                <w:color w:val="000000" w:themeColor="text1"/>
+              </w:rPr>
+            </w:pPr>
+            <w:r>
+              <w:rPr>
+                <w:rFonts w:ascii="Arial" w:hAnsi="Arial" w:cs="Arial"/>
+                <w:color w:val="000000" w:themeColor="text1"/>
+              </w:rPr>
+              <w:t>13,750 Bs. (Incluye bonificación)</w:t>
+            </w:r>
+          </w:p>
+        </w:tc>
+      </w:tr>
+      <w:tr>
+        <w:tc>
+          <w:tcPr>
+            <w:tcW w:w="2340" w:type="dxa"/>
+          </w:tcPr>
+          <w:p>
+            <w:pPr>
+              <w:spacing w:line="360" w:lineRule="auto"/>
+              <w:rPr>
+                <w:rFonts w:ascii="Arial" w:hAnsi="Arial" w:cs="Arial"/>
+                <w:color w:val="000000" w:themeColor="text1"/>
+              </w:rPr>
+            </w:pPr>
+            <w:r>
+              <w:rPr>
+                <w:rFonts w:ascii="Arial" w:hAnsi="Arial" w:cs="Arial"/>
+                <w:color w:val="000000" w:themeColor="text1"/>
+              </w:rPr>
+              <w:t>QA Freelance Externo</w:t>
+            </w:r>
+          </w:p>
+        </w:tc>
+        <w:tc>
+          <w:tcPr>
+            <w:tcW w:w="2340" w:type="dxa"/>
+          </w:tcPr>
+          <w:p>
+            <w:pPr>
+              <w:spacing w:line="360" w:lineRule="auto"/>
+              <w:rPr>
+                <w:rFonts w:ascii="Arial" w:hAnsi="Arial" w:cs="Arial"/>
+                <w:color w:val="000000" w:themeColor="text1"/>
+              </w:rPr>
+            </w:pPr>
+            <w:r>
+              <w:rPr>
+                <w:rFonts w:ascii="Arial" w:hAnsi="Arial" w:cs="Arial"/>
+                <w:color w:val="000000" w:themeColor="text1"/>
+              </w:rPr>
+              <w:t>Contratación temporal por horas para pruebas de integración y aceptación.</w:t>
+            </w:r>
+          </w:p>
+        </w:tc>
+        <w:tc>
+          <w:tcPr>
+            <w:tcW w:w="2340" w:type="dxa"/>
+          </w:tcPr>
+          <w:p>
+            <w:pPr>
+              <w:spacing w:line="360" w:lineRule="auto"/>
+              <w:rPr>
+                <w:rFonts w:ascii="Arial" w:hAnsi="Arial" w:cs="Arial"/>
+                <w:color w:val="000000" w:themeColor="text1"/>
+              </w:rPr>
+            </w:pPr>
+            <w:r>
+              <w:rPr>
+                <w:rFonts w:ascii="Arial" w:hAnsi="Arial" w:cs="Arial"/>
+                <w:color w:val="000000" w:themeColor="text1"/>
+              </w:rPr>
+              <w:t>Por entregable</w:t>
+            </w:r>
+          </w:p>
+        </w:tc>
+        <w:tc>
+          <w:tcPr>
+            <w:tcW w:w="2340" w:type="dxa"/>
+          </w:tcPr>
+          <w:p>
+            <w:pPr>
+              <w:spacing w:line="360" w:lineRule="auto"/>
+              <w:rPr>
+                <w:rFonts w:ascii="Arial" w:hAnsi="Arial" w:cs="Arial"/>
+                <w:color w:val="000000" w:themeColor="text1"/>
+              </w:rPr>
+            </w:pPr>
+            <w:r>
+              <w:rPr>
+                <w:rFonts w:ascii="Arial" w:hAnsi="Arial" w:cs="Arial"/>
+                <w:color w:val="000000" w:themeColor="text1"/>
+              </w:rPr>
+              <w:t>3,500 Bs. (Contrato por horas)</w:t>
+            </w:r>
+          </w:p>
+        </w:tc>
+      </w:tr>
+      <w:tr>
+        <w:tc>
+          <w:tcPr>
+            <w:tcW w:w="2340" w:type="dxa"/>
+          </w:tcPr>
+          <w:p>
+            <w:pPr>
+              <w:spacing w:line="360" w:lineRule="auto"/>
+              <w:rPr>
+                <w:rFonts w:ascii="Arial" w:hAnsi="Arial" w:cs="Arial"/>
+                <w:color w:val="000000" w:themeColor="text1"/>
+              </w:rPr>
+            </w:pPr>
+            <w:r>
+              <w:rPr>
+                <w:rFonts w:ascii="Arial" w:hAnsi="Arial" w:cs="Arial"/>
+                <w:color w:val="000000" w:themeColor="text1"/>
+              </w:rPr>
+              <w:t>Desarrolladores Salientes</w:t>
+            </w:r>
+          </w:p>
+        </w:tc>
+        <w:tc>
+          <w:tcPr>
+            <w:tcW w:w="2340" w:type="dxa"/>
+          </w:tcPr>
+          <w:p>
+            <w:pPr>
+              <w:spacing w:line="360" w:lineRule="auto"/>
+              <w:rPr>
+                <w:rFonts w:ascii="Arial" w:hAnsi="Arial" w:cs="Arial"/>
+                <w:color w:val="000000" w:themeColor="text1"/>
+              </w:rPr>
+            </w:pPr>
+            <w:r>
+              <w:rPr>
+                <w:rFonts w:ascii="Arial" w:hAnsi="Arial" w:cs="Arial"/>
+                <w:color w:val="000000" w:themeColor="text1"/>
+              </w:rPr>
+              <w:t>Liberación de presupuesto no devengado tras renuncia.</w:t>
+            </w:r>
+          </w:p>
+        </w:tc>
+        <w:tc>
+          <w:tcPr>
+            <w:tcW w:w="2340" w:type="dxa"/>
+          </w:tcPr>
+          <w:p>
+            <w:pPr>
+              <w:spacing w:line="360" w:lineRule="auto"/>
+              <w:rPr>
+                <w:rFonts w:ascii="Arial" w:hAnsi="Arial" w:cs="Arial"/>
+                <w:color w:val="000000" w:themeColor="text1"/>
+              </w:rPr>
+            </w:pPr>
+            <w:r>
+              <w:rPr>
+                <w:rFonts w:ascii="Arial" w:hAnsi="Arial" w:cs="Arial"/>
+                <w:color w:val="000000" w:themeColor="text1"/>
+              </w:rPr>
+              <w:t xml:space="preserve">0 </w:t>
+            </w:r>
+            <w:proofErr w:type="spellStart"/>
+            <w:r>
+              <w:rPr>
+                <w:rFonts w:ascii="Arial" w:hAnsi="Arial" w:cs="Arial"/>
+                <w:color w:val="000000" w:themeColor="text1"/>
+              </w:rPr>
+              <w:t>hrs</w:t>
+            </w:r>
+            <w:proofErr w:type="spellEnd"/>
+            <w:r>
+              <w:rPr>
+                <w:rFonts w:ascii="Arial" w:hAnsi="Arial" w:cs="Arial"/>
+                <w:color w:val="000000" w:themeColor="text1"/>
+              </w:rPr>
+              <w:t>/</w:t>
+            </w:r>
+            <w:proofErr w:type="spellStart"/>
+            <w:r>
+              <w:rPr>
+                <w:rFonts w:ascii="Arial" w:hAnsi="Arial" w:cs="Arial"/>
+                <w:color w:val="000000" w:themeColor="text1"/>
+              </w:rPr>
+              <w:t>sem</w:t>
+            </w:r>
+            <w:proofErr w:type="spellEnd"/>
+          </w:p>
+        </w:tc>
+        <w:tc>
+          <w:tcPr>
+            <w:tcW w:w="2340" w:type="dxa"/>
+          </w:tcPr>
+          <w:p>
+            <w:pPr>
+              <w:spacing w:line="360" w:lineRule="auto"/>
+              <w:rPr>
+                <w:rFonts w:ascii="Arial" w:hAnsi="Arial" w:cs="Arial"/>
+                <w:color w:val="000000" w:themeColor="text1"/>
+              </w:rPr>
+            </w:pPr>
+            <w:r>
+              <w:rPr>
+                <w:rFonts w:ascii="Arial" w:hAnsi="Arial" w:cs="Arial"/>
+                <w:color w:val="000000" w:themeColor="text1"/>
+              </w:rPr>
+              <w:t>2,000 Bs. (Saldo retenido/congelado)</w:t>
+            </w:r>
+          </w:p>
+        </w:tc>
+      </w:tr>
+      <w:tr>
+        <w:tc>
+          <w:tcPr>
+            <w:tcW w:w="2340" w:type="dxa"/>
+          </w:tcPr>
+          <w:p>
+            <w:pPr>
+              <w:spacing w:line="360" w:lineRule="auto"/>
+              <w:rPr>
+                <w:rFonts w:ascii="Arial" w:hAnsi="Arial" w:cs="Arial"/>
+                <w:color w:val="000000" w:themeColor="text1"/>
+              </w:rPr>
+            </w:pPr>
+            <w:proofErr w:type="gramStart"/>
+            <w:r>
+              <w:rPr>
+                <w:rFonts w:ascii="Arial" w:hAnsi="Arial" w:cs="Arial"/>
+                <w:color w:val="000000" w:themeColor="text1"/>
+              </w:rPr>
+              <w:t>TOTAL</w:t>
+            </w:r>
+            <w:proofErr w:type="gramEnd"/>
+            <w:r>
+              <w:rPr>
+                <w:rFonts w:ascii="Arial" w:hAnsi="Arial" w:cs="Arial"/>
+                <w:color w:val="000000" w:themeColor="text1"/>
+              </w:rPr>
+              <w:t xml:space="preserve"> PERSONAL</w:t>
+            </w:r>
+          </w:p>
+        </w:tc>
+        <w:tc>
+          <w:tcPr>
+            <w:tcW w:w="2340" w:type="dxa"/>
+          </w:tcPr>
+          <w:p>
+            <w:pPr>
+              <w:spacing w:line="360" w:lineRule="auto"/>
+              <w:rPr>
+                <w:rFonts w:ascii="Arial" w:hAnsi="Arial" w:cs="Arial"/>
+                <w:color w:val="000000" w:themeColor="text1"/>
+              </w:rPr>
+            </w:pPr>
+            <w:proofErr w:type="gramStart"/>
+            <w:r>
+              <w:rPr>
+                <w:rFonts w:ascii="Arial" w:hAnsi="Arial" w:cs="Arial"/>
+                <w:color w:val="000000" w:themeColor="text1"/>
+              </w:rPr>
+              <w:t>Total</w:t>
+            </w:r>
+            <w:proofErr w:type="gramEnd"/>
+            <w:r>
+              <w:rPr>
+                <w:rFonts w:ascii="Arial" w:hAnsi="Arial" w:cs="Arial"/>
+                <w:color w:val="000000" w:themeColor="text1"/>
+              </w:rPr>
+              <w:t xml:space="preserve"> acumulado de personal técnico para la segunda mitad del proyecto.</w:t>
+            </w:r>
+          </w:p>
+        </w:tc>
+        <w:tc>
+          <w:tcPr>
+            <w:tcW w:w="2340" w:type="dxa"/>
+          </w:tcPr>
+          <w:p>
+            <w:pPr>
+              <w:spacing w:line="360" w:lineRule="auto"/>
+              <w:rPr>
+                <w:rFonts w:ascii="Arial" w:hAnsi="Arial" w:cs="Arial"/>
+                <w:color w:val="000000" w:themeColor="text1"/>
+              </w:rPr>
+            </w:pPr>
+            <w:r>
+              <w:rPr>
+                <w:rFonts w:ascii="Arial" w:hAnsi="Arial" w:cs="Arial"/>
+                <w:color w:val="000000" w:themeColor="text1"/>
+              </w:rPr>
+              <w:t xml:space="preserve">60 </w:t>
+            </w:r>
+            <w:proofErr w:type="spellStart"/>
+            <w:r>
+              <w:rPr>
+                <w:rFonts w:ascii="Arial" w:hAnsi="Arial" w:cs="Arial"/>
+                <w:color w:val="000000" w:themeColor="text1"/>
+              </w:rPr>
+              <w:t>hrs</w:t>
+            </w:r>
+            <w:proofErr w:type="spellEnd"/>
+            <w:r>
+              <w:rPr>
+                <w:rFonts w:ascii="Arial" w:hAnsi="Arial" w:cs="Arial"/>
+                <w:color w:val="000000" w:themeColor="text1"/>
+              </w:rPr>
+              <w:t>/</w:t>
+            </w:r>
+            <w:proofErr w:type="spellStart"/>
+            <w:r>
+              <w:rPr>
+                <w:rFonts w:ascii="Arial" w:hAnsi="Arial" w:cs="Arial"/>
+                <w:color w:val="000000" w:themeColor="text1"/>
+              </w:rPr>
+              <w:t>sem</w:t>
+            </w:r>
+            <w:proofErr w:type="spellEnd"/>
+          </w:p>
+        </w:tc>
+        <w:tc>
+          <w:tcPr>
+            <w:tcW w:w="2340" w:type="dxa"/>
+          </w:tcPr>
+          <w:p>
+            <w:pPr>
+              <w:spacing w:line="360" w:lineRule="auto"/>
+              <w:rPr>
+                <w:rFonts w:ascii="Arial" w:hAnsi="Arial" w:cs="Arial"/>
+                <w:color w:val="000000" w:themeColor="text1"/>
+              </w:rPr>
+            </w:pPr>
+            <w:r>
+              <w:rPr>
+                <w:rFonts w:ascii="Arial" w:hAnsi="Arial" w:cs="Arial"/>
+                <w:color w:val="000000" w:themeColor="text1"/>
+              </w:rPr>
+              <w:t>24,500 Bs.</w:t>
+            </w:r>
+          </w:p>
+        </w:tc>
+      </w:tr>
+    </w:tbl>
+    <w:p>
+      <w:pPr>
+        <w:pStyle w:val="Ttulo2"/>
+        <w:numPr>
+          <w:ilvl w:val="0"/>
+          <w:numId w:val="0"/>
+        </w:numPr>
+        <w:spacing w:line="360" w:lineRule="auto"/>
+        <w:ind w:left="576" w:hanging="576"/>
+        <w:rPr>
+          <w:rFonts w:ascii="Arial" w:hAnsi="Arial" w:cs="Arial"/>
+          <w:color w:val="000000" w:themeColor="text1"/>
+        </w:rPr>
+      </w:pPr>
+    </w:p>
+    <w:p/>
+    <w:p/>
+    <w:p/>
+    <w:p>
+      <w:pPr>
+        <w:pStyle w:val="Ttulo2"/>
+        <w:spacing w:line="360" w:lineRule="auto"/>
+        <w:rPr>
+          <w:rFonts w:ascii="Arial" w:hAnsi="Arial" w:cs="Arial"/>
+          <w:color w:val="000000" w:themeColor="text1"/>
+        </w:rPr>
+      </w:pPr>
+      <w:r>
+        <w:rPr>
+          <w:rFonts w:ascii="Arial" w:hAnsi="Arial" w:cs="Arial"/>
+          <w:color w:val="000000" w:themeColor="text1"/>
+        </w:rPr>
+        <w:t>Recursos Físicos e Infraestructura</w:t>
+      </w:r>
+    </w:p>
+    <w:p/>
+    <w:p>
+      <w:pPr>
+        <w:spacing w:line="360" w:lineRule="auto"/>
+        <w:rPr>
+          <w:rFonts w:ascii="Arial" w:hAnsi="Arial" w:cs="Arial"/>
+          <w:color w:val="000000" w:themeColor="text1"/>
+        </w:rPr>
+      </w:pPr>
+      <w:r>
+        <w:rPr>
+          <w:rFonts w:ascii="Arial" w:hAnsi="Arial" w:cs="Arial"/>
+          <w:color w:val="000000" w:themeColor="text1"/>
+        </w:rPr>
+        <w:t>Recursos de hardware, software y servicios requeridos para el soporte de la plataforma:</w:t>
+      </w:r>
+    </w:p>
+    <w:p>
+      <w:pPr>
+        <w:pStyle w:val="Listaconvietas"/>
+        <w:spacing w:line="360" w:lineRule="auto"/>
+        <w:rPr>
+          <w:rFonts w:ascii="Arial" w:hAnsi="Arial" w:cs="Arial"/>
+          <w:color w:val="000000" w:themeColor="text1"/>
+        </w:rPr>
+      </w:pPr>
+      <w:r>
+        <w:rPr>
+          <w:rFonts w:ascii="Arial" w:hAnsi="Arial" w:cs="Arial"/>
+          <w:color w:val="000000" w:themeColor="text1"/>
+        </w:rPr>
+        <w:t xml:space="preserve">Infraestructura Cloud: Servidor VPS virtual de 2 </w:t>
+      </w:r>
+      <w:proofErr w:type="spellStart"/>
+      <w:r>
+        <w:rPr>
+          <w:rFonts w:ascii="Arial" w:hAnsi="Arial" w:cs="Arial"/>
+          <w:color w:val="000000" w:themeColor="text1"/>
+        </w:rPr>
+        <w:t>cores</w:t>
+      </w:r>
+      <w:proofErr w:type="spellEnd"/>
+      <w:r>
+        <w:rPr>
+          <w:rFonts w:ascii="Arial" w:hAnsi="Arial" w:cs="Arial"/>
+          <w:color w:val="000000" w:themeColor="text1"/>
+        </w:rPr>
+        <w:t xml:space="preserve"> y 4GB de RAM con sistema operativo Linux para el despliegue del MVP.</w:t>
+      </w:r>
+    </w:p>
+    <w:p>
+      <w:pPr>
+        <w:pStyle w:val="Listaconvietas"/>
+        <w:spacing w:line="360" w:lineRule="auto"/>
+        <w:rPr>
+          <w:rFonts w:ascii="Arial" w:hAnsi="Arial" w:cs="Arial"/>
+          <w:color w:val="000000" w:themeColor="text1"/>
+        </w:rPr>
+      </w:pPr>
+      <w:r>
+        <w:rPr>
+          <w:rFonts w:ascii="Arial" w:hAnsi="Arial" w:cs="Arial"/>
+          <w:color w:val="000000" w:themeColor="text1"/>
+        </w:rPr>
+        <w:t>Base de Datos: Motor de base de datos relacional para el control transaccional de recaudaciones.</w:t>
+      </w:r>
+    </w:p>
+    <w:p>
+      <w:pPr>
+        <w:pStyle w:val="Listaconvietas"/>
+        <w:spacing w:line="360" w:lineRule="auto"/>
+        <w:rPr>
+          <w:rFonts w:ascii="Arial" w:hAnsi="Arial" w:cs="Arial"/>
+          <w:color w:val="000000" w:themeColor="text1"/>
+        </w:rPr>
+      </w:pPr>
+      <w:r>
+        <w:rPr>
+          <w:rFonts w:ascii="Arial" w:hAnsi="Arial" w:cs="Arial"/>
+          <w:color w:val="000000" w:themeColor="text1"/>
+        </w:rPr>
+        <w:t xml:space="preserve">Dominio y SSL: Dominio oficial `.gob.bo` gestionado con la Alcaldía y certificados de encriptación SSL </w:t>
+      </w:r>
+      <w:proofErr w:type="spellStart"/>
+      <w:r>
+        <w:rPr>
+          <w:rFonts w:ascii="Arial" w:hAnsi="Arial" w:cs="Arial"/>
+          <w:color w:val="000000" w:themeColor="text1"/>
+        </w:rPr>
+        <w:t>Let's</w:t>
+      </w:r>
+      <w:proofErr w:type="spellEnd"/>
+      <w:r>
+        <w:rPr>
+          <w:rFonts w:ascii="Arial" w:hAnsi="Arial" w:cs="Arial"/>
+          <w:color w:val="000000" w:themeColor="text1"/>
+        </w:rPr>
+        <w:t xml:space="preserve"> </w:t>
+      </w:r>
+      <w:proofErr w:type="spellStart"/>
+      <w:r>
+        <w:rPr>
+          <w:rFonts w:ascii="Arial" w:hAnsi="Arial" w:cs="Arial"/>
+          <w:color w:val="000000" w:themeColor="text1"/>
+        </w:rPr>
+        <w:t>Encrypt</w:t>
+      </w:r>
+      <w:proofErr w:type="spellEnd"/>
+      <w:r>
+        <w:rPr>
+          <w:rFonts w:ascii="Arial" w:hAnsi="Arial" w:cs="Arial"/>
+          <w:color w:val="000000" w:themeColor="text1"/>
+        </w:rPr>
+        <w:t xml:space="preserve"> (gratuitos).</w:t>
+      </w:r>
+    </w:p>
+    <w:p>
+      <w:pPr>
+        <w:pStyle w:val="Listaconvietas"/>
+        <w:spacing w:line="360" w:lineRule="auto"/>
+        <w:rPr>
+          <w:rFonts w:ascii="Arial" w:hAnsi="Arial" w:cs="Arial"/>
+          <w:color w:val="000000" w:themeColor="text1"/>
+        </w:rPr>
+      </w:pPr>
+      <w:r>
+        <w:rPr>
+          <w:rFonts w:ascii="Arial" w:hAnsi="Arial" w:cs="Arial"/>
+          <w:color w:val="000000" w:themeColor="text1"/>
+        </w:rPr>
+        <w:t>Herramientas de Desarrollo: Cuentas gratuitas en Jira y GitHub para la colaboración de los recursos restantes.</w:t>
+      </w:r>
+    </w:p>
+    <w:p>
+      <w:pPr>
+        <w:spacing w:line="360" w:lineRule="auto"/>
+        <w:jc w:val="both"/>
+        <w:rPr>
+          <w:rFonts w:ascii="Arial" w:hAnsi="Arial" w:cs="Arial"/>
+          <w:color w:val="000000" w:themeColor="text1"/>
+          <w:sz w:val="24"/>
+          <w:szCs w:val="24"/>
+        </w:rPr>
+      </w:pPr>
     </w:p>
     <w:sectPr>
       <w:pgSz w:w="12240" w:h="15840"/>

--- a/gestion de proyecto de software.docx
+++ b/gestion de proyecto de software.docx
@@ -14200,6 +14200,962 @@
         <w:t>Herramientas de Desarrollo: Cuentas gratuitas en Jira y GitHub para la colaboración de los recursos restantes.</w:t>
       </w:r>
     </w:p>
+    <w:p>
+      <w:pPr>
+        <w:spacing w:line="360" w:lineRule="auto"/>
+        <w:jc w:val="both"/>
+        <w:rPr>
+          <w:rFonts w:ascii="Arial" w:hAnsi="Arial" w:cs="Arial"/>
+          <w:color w:val="000000" w:themeColor="text1"/>
+          <w:sz w:val="24"/>
+          <w:szCs w:val="24"/>
+        </w:rPr>
+      </w:pPr>
+    </w:p>
+    <w:p>
+      <w:pPr>
+        <w:pStyle w:val="Ttulo2"/>
+        <w:rPr>
+          <w:color w:val="000000" w:themeColor="text1"/>
+        </w:rPr>
+      </w:pPr>
+      <w:r>
+        <w:rPr>
+          <w:color w:val="000000" w:themeColor="text1"/>
+        </w:rPr>
+        <w:t>MATRIZ DE REGISTRO DE RIESGOS</w:t>
+      </w:r>
+    </w:p>
+    <w:p>
+      <w:pPr>
+        <w:rPr>
+          <w:rFonts w:ascii="Arial" w:hAnsi="Arial" w:cs="Arial"/>
+          <w:sz w:val="24"/>
+          <w:szCs w:val="24"/>
+        </w:rPr>
+      </w:pPr>
+    </w:p>
+    <w:p>
+      <w:pPr>
+        <w:rPr>
+          <w:rFonts w:ascii="Arial" w:hAnsi="Arial" w:cs="Arial"/>
+          <w:sz w:val="24"/>
+          <w:szCs w:val="24"/>
+        </w:rPr>
+      </w:pPr>
+      <w:r>
+        <w:rPr>
+          <w:rFonts w:ascii="Arial" w:hAnsi="Arial" w:cs="Arial"/>
+          <w:sz w:val="24"/>
+          <w:szCs w:val="24"/>
+        </w:rPr>
+        <w:t>Lista de los riesgos iniciales identificados para el desarrollo del MVP:</w:t>
+      </w:r>
+    </w:p>
+    <w:tbl>
+      <w:tblPr>
+        <w:tblStyle w:val="Tablaconcuadrcula"/>
+        <w:tblW w:w="0" w:type="auto"/>
+        <w:tblLook w:val="04A0" w:firstRow="1" w:lastRow="0" w:firstColumn="1" w:lastColumn="0" w:noHBand="0" w:noVBand="1"/>
+      </w:tblPr>
+      <w:tblGrid>
+        <w:gridCol w:w="1381"/>
+        <w:gridCol w:w="1651"/>
+        <w:gridCol w:w="1338"/>
+        <w:gridCol w:w="934"/>
+        <w:gridCol w:w="1618"/>
+        <w:gridCol w:w="1708"/>
+      </w:tblGrid>
+      <w:tr>
+        <w:tc>
+          <w:tcPr>
+            <w:tcW w:w="1560" w:type="dxa"/>
+          </w:tcPr>
+          <w:p>
+            <w:pPr>
+              <w:rPr>
+                <w:rFonts w:ascii="Arial" w:hAnsi="Arial" w:cs="Arial"/>
+                <w:sz w:val="24"/>
+                <w:szCs w:val="24"/>
+              </w:rPr>
+            </w:pPr>
+            <w:r>
+              <w:rPr>
+                <w:rFonts w:ascii="Arial" w:hAnsi="Arial" w:cs="Arial"/>
+                <w:sz w:val="24"/>
+                <w:szCs w:val="24"/>
+              </w:rPr>
+              <w:t>ID / Riesgo</w:t>
+            </w:r>
+          </w:p>
+        </w:tc>
+        <w:tc>
+          <w:tcPr>
+            <w:tcW w:w="1560" w:type="dxa"/>
+          </w:tcPr>
+          <w:p>
+            <w:pPr>
+              <w:rPr>
+                <w:rFonts w:ascii="Arial" w:hAnsi="Arial" w:cs="Arial"/>
+                <w:sz w:val="24"/>
+                <w:szCs w:val="24"/>
+              </w:rPr>
+            </w:pPr>
+            <w:r>
+              <w:rPr>
+                <w:rFonts w:ascii="Arial" w:hAnsi="Arial" w:cs="Arial"/>
+                <w:sz w:val="24"/>
+                <w:szCs w:val="24"/>
+              </w:rPr>
+              <w:t>Descripción</w:t>
+            </w:r>
+          </w:p>
+        </w:tc>
+        <w:tc>
+          <w:tcPr>
+            <w:tcW w:w="1560" w:type="dxa"/>
+          </w:tcPr>
+          <w:p>
+            <w:pPr>
+              <w:rPr>
+                <w:rFonts w:ascii="Arial" w:hAnsi="Arial" w:cs="Arial"/>
+                <w:sz w:val="24"/>
+                <w:szCs w:val="24"/>
+              </w:rPr>
+            </w:pPr>
+            <w:r>
+              <w:rPr>
+                <w:rFonts w:ascii="Arial" w:hAnsi="Arial" w:cs="Arial"/>
+                <w:sz w:val="24"/>
+                <w:szCs w:val="24"/>
+              </w:rPr>
+              <w:t>Probabilidad</w:t>
+            </w:r>
+          </w:p>
+        </w:tc>
+        <w:tc>
+          <w:tcPr>
+            <w:tcW w:w="1560" w:type="dxa"/>
+          </w:tcPr>
+          <w:p>
+            <w:pPr>
+              <w:rPr>
+                <w:rFonts w:ascii="Arial" w:hAnsi="Arial" w:cs="Arial"/>
+                <w:sz w:val="24"/>
+                <w:szCs w:val="24"/>
+              </w:rPr>
+            </w:pPr>
+            <w:r>
+              <w:rPr>
+                <w:rFonts w:ascii="Arial" w:hAnsi="Arial" w:cs="Arial"/>
+                <w:sz w:val="24"/>
+                <w:szCs w:val="24"/>
+              </w:rPr>
+              <w:t>Impacto</w:t>
+            </w:r>
+          </w:p>
+        </w:tc>
+        <w:tc>
+          <w:tcPr>
+            <w:tcW w:w="1560" w:type="dxa"/>
+          </w:tcPr>
+          <w:p>
+            <w:pPr>
+              <w:rPr>
+                <w:rFonts w:ascii="Arial" w:hAnsi="Arial" w:cs="Arial"/>
+                <w:sz w:val="24"/>
+                <w:szCs w:val="24"/>
+              </w:rPr>
+            </w:pPr>
+            <w:r>
+              <w:rPr>
+                <w:rFonts w:ascii="Arial" w:hAnsi="Arial" w:cs="Arial"/>
+                <w:sz w:val="24"/>
+                <w:szCs w:val="24"/>
+              </w:rPr>
+              <w:t>Plan de Mitigación (Preventivo)</w:t>
+            </w:r>
+          </w:p>
+        </w:tc>
+        <w:tc>
+          <w:tcPr>
+            <w:tcW w:w="1560" w:type="dxa"/>
+          </w:tcPr>
+          <w:p>
+            <w:pPr>
+              <w:rPr>
+                <w:rFonts w:ascii="Arial" w:hAnsi="Arial" w:cs="Arial"/>
+                <w:sz w:val="24"/>
+                <w:szCs w:val="24"/>
+              </w:rPr>
+            </w:pPr>
+            <w:r>
+              <w:rPr>
+                <w:rFonts w:ascii="Arial" w:hAnsi="Arial" w:cs="Arial"/>
+                <w:sz w:val="24"/>
+                <w:szCs w:val="24"/>
+              </w:rPr>
+              <w:t>Plan de Contingencia (Reactivo)</w:t>
+            </w:r>
+          </w:p>
+        </w:tc>
+      </w:tr>
+      <w:tr>
+        <w:tc>
+          <w:tcPr>
+            <w:tcW w:w="1560" w:type="dxa"/>
+          </w:tcPr>
+          <w:p>
+            <w:pPr>
+              <w:rPr>
+                <w:rFonts w:ascii="Arial" w:hAnsi="Arial" w:cs="Arial"/>
+                <w:sz w:val="24"/>
+                <w:szCs w:val="24"/>
+              </w:rPr>
+            </w:pPr>
+            <w:r>
+              <w:rPr>
+                <w:rFonts w:ascii="Arial" w:hAnsi="Arial" w:cs="Arial"/>
+                <w:sz w:val="24"/>
+                <w:szCs w:val="24"/>
+              </w:rPr>
+              <w:t>R-01: Rotación de personal clave</w:t>
+            </w:r>
+          </w:p>
+        </w:tc>
+        <w:tc>
+          <w:tcPr>
+            <w:tcW w:w="1560" w:type="dxa"/>
+          </w:tcPr>
+          <w:p>
+            <w:pPr>
+              <w:rPr>
+                <w:rFonts w:ascii="Arial" w:hAnsi="Arial" w:cs="Arial"/>
+                <w:sz w:val="24"/>
+                <w:szCs w:val="24"/>
+              </w:rPr>
+            </w:pPr>
+            <w:r>
+              <w:rPr>
+                <w:rFonts w:ascii="Arial" w:hAnsi="Arial" w:cs="Arial"/>
+                <w:sz w:val="24"/>
+                <w:szCs w:val="24"/>
+              </w:rPr>
+              <w:t>Renuncia de desarrolladores clave durante el desarrollo del MVP.</w:t>
+            </w:r>
+          </w:p>
+        </w:tc>
+        <w:tc>
+          <w:tcPr>
+            <w:tcW w:w="1560" w:type="dxa"/>
+          </w:tcPr>
+          <w:p>
+            <w:pPr>
+              <w:rPr>
+                <w:rFonts w:ascii="Arial" w:hAnsi="Arial" w:cs="Arial"/>
+                <w:sz w:val="24"/>
+                <w:szCs w:val="24"/>
+              </w:rPr>
+            </w:pPr>
+            <w:r>
+              <w:rPr>
+                <w:rFonts w:ascii="Arial" w:hAnsi="Arial" w:cs="Arial"/>
+                <w:sz w:val="24"/>
+                <w:szCs w:val="24"/>
+              </w:rPr>
+              <w:t>Media</w:t>
+            </w:r>
+          </w:p>
+        </w:tc>
+        <w:tc>
+          <w:tcPr>
+            <w:tcW w:w="1560" w:type="dxa"/>
+          </w:tcPr>
+          <w:p>
+            <w:pPr>
+              <w:rPr>
+                <w:rFonts w:ascii="Arial" w:hAnsi="Arial" w:cs="Arial"/>
+                <w:sz w:val="24"/>
+                <w:szCs w:val="24"/>
+              </w:rPr>
+            </w:pPr>
+            <w:r>
+              <w:rPr>
+                <w:rFonts w:ascii="Arial" w:hAnsi="Arial" w:cs="Arial"/>
+                <w:sz w:val="24"/>
+                <w:szCs w:val="24"/>
+              </w:rPr>
+              <w:t>Alto</w:t>
+            </w:r>
+          </w:p>
+        </w:tc>
+        <w:tc>
+          <w:tcPr>
+            <w:tcW w:w="1560" w:type="dxa"/>
+          </w:tcPr>
+          <w:p>
+            <w:pPr>
+              <w:rPr>
+                <w:rFonts w:ascii="Arial" w:hAnsi="Arial" w:cs="Arial"/>
+                <w:sz w:val="24"/>
+                <w:szCs w:val="24"/>
+              </w:rPr>
+            </w:pPr>
+            <w:r>
+              <w:rPr>
+                <w:rFonts w:ascii="Arial" w:hAnsi="Arial" w:cs="Arial"/>
+                <w:sz w:val="24"/>
+                <w:szCs w:val="24"/>
+              </w:rPr>
+              <w:t>Documentación de código diaria, uso de estándares y conocimiento compartido del backlog.</w:t>
+            </w:r>
+          </w:p>
+        </w:tc>
+        <w:tc>
+          <w:tcPr>
+            <w:tcW w:w="1560" w:type="dxa"/>
+          </w:tcPr>
+          <w:p>
+            <w:pPr>
+              <w:rPr>
+                <w:rFonts w:ascii="Arial" w:hAnsi="Arial" w:cs="Arial"/>
+                <w:sz w:val="24"/>
+                <w:szCs w:val="24"/>
+              </w:rPr>
+            </w:pPr>
+            <w:r>
+              <w:rPr>
+                <w:rFonts w:ascii="Arial" w:hAnsi="Arial" w:cs="Arial"/>
+                <w:sz w:val="24"/>
+                <w:szCs w:val="24"/>
+              </w:rPr>
+              <w:t>Reestimación de la velocidad del equipo (-30%), reasignación de tareas al SM/PM y contratación de QA freelance por horas.</w:t>
+            </w:r>
+          </w:p>
+        </w:tc>
+      </w:tr>
+      <w:tr>
+        <w:tc>
+          <w:tcPr>
+            <w:tcW w:w="1560" w:type="dxa"/>
+          </w:tcPr>
+          <w:p>
+            <w:pPr>
+              <w:rPr>
+                <w:rFonts w:ascii="Arial" w:hAnsi="Arial" w:cs="Arial"/>
+                <w:sz w:val="24"/>
+                <w:szCs w:val="24"/>
+              </w:rPr>
+            </w:pPr>
+            <w:r>
+              <w:rPr>
+                <w:rFonts w:ascii="Arial" w:hAnsi="Arial" w:cs="Arial"/>
+                <w:sz w:val="24"/>
+                <w:szCs w:val="24"/>
+              </w:rPr>
+              <w:t>R-02: Cambios normativos licencias</w:t>
+            </w:r>
+          </w:p>
+        </w:tc>
+        <w:tc>
+          <w:tcPr>
+            <w:tcW w:w="1560" w:type="dxa"/>
+          </w:tcPr>
+          <w:p>
+            <w:pPr>
+              <w:rPr>
+                <w:rFonts w:ascii="Arial" w:hAnsi="Arial" w:cs="Arial"/>
+                <w:sz w:val="24"/>
+                <w:szCs w:val="24"/>
+              </w:rPr>
+            </w:pPr>
+            <w:r>
+              <w:rPr>
+                <w:rFonts w:ascii="Arial" w:hAnsi="Arial" w:cs="Arial"/>
+                <w:sz w:val="24"/>
+                <w:szCs w:val="24"/>
+              </w:rPr>
+              <w:t xml:space="preserve">Modificaciones en la normativa municipal sobre </w:t>
+            </w:r>
+            <w:r>
+              <w:rPr>
+                <w:rFonts w:ascii="Arial" w:hAnsi="Arial" w:cs="Arial"/>
+                <w:sz w:val="24"/>
+                <w:szCs w:val="24"/>
+              </w:rPr>
+              <w:lastRenderedPageBreak/>
+              <w:t>licencias sanitarias a mitad de proyecto.</w:t>
+            </w:r>
+          </w:p>
+        </w:tc>
+        <w:tc>
+          <w:tcPr>
+            <w:tcW w:w="1560" w:type="dxa"/>
+          </w:tcPr>
+          <w:p>
+            <w:pPr>
+              <w:rPr>
+                <w:rFonts w:ascii="Arial" w:hAnsi="Arial" w:cs="Arial"/>
+                <w:sz w:val="24"/>
+                <w:szCs w:val="24"/>
+              </w:rPr>
+            </w:pPr>
+            <w:r>
+              <w:rPr>
+                <w:rFonts w:ascii="Arial" w:hAnsi="Arial" w:cs="Arial"/>
+                <w:sz w:val="24"/>
+                <w:szCs w:val="24"/>
+              </w:rPr>
+              <w:lastRenderedPageBreak/>
+              <w:t>Media</w:t>
+            </w:r>
+          </w:p>
+        </w:tc>
+        <w:tc>
+          <w:tcPr>
+            <w:tcW w:w="1560" w:type="dxa"/>
+          </w:tcPr>
+          <w:p>
+            <w:pPr>
+              <w:rPr>
+                <w:rFonts w:ascii="Arial" w:hAnsi="Arial" w:cs="Arial"/>
+                <w:sz w:val="24"/>
+                <w:szCs w:val="24"/>
+              </w:rPr>
+            </w:pPr>
+            <w:r>
+              <w:rPr>
+                <w:rFonts w:ascii="Arial" w:hAnsi="Arial" w:cs="Arial"/>
+                <w:sz w:val="24"/>
+                <w:szCs w:val="24"/>
+              </w:rPr>
+              <w:t>Medio</w:t>
+            </w:r>
+          </w:p>
+        </w:tc>
+        <w:tc>
+          <w:tcPr>
+            <w:tcW w:w="1560" w:type="dxa"/>
+          </w:tcPr>
+          <w:p>
+            <w:pPr>
+              <w:rPr>
+                <w:rFonts w:ascii="Arial" w:hAnsi="Arial" w:cs="Arial"/>
+                <w:sz w:val="24"/>
+                <w:szCs w:val="24"/>
+              </w:rPr>
+            </w:pPr>
+            <w:r>
+              <w:rPr>
+                <w:rFonts w:ascii="Arial" w:hAnsi="Arial" w:cs="Arial"/>
+                <w:sz w:val="24"/>
+                <w:szCs w:val="24"/>
+              </w:rPr>
+              <w:t xml:space="preserve">Reuniones de sincronización semanales con la </w:t>
+            </w:r>
+            <w:r>
+              <w:rPr>
+                <w:rFonts w:ascii="Arial" w:hAnsi="Arial" w:cs="Arial"/>
+                <w:sz w:val="24"/>
+                <w:szCs w:val="24"/>
+              </w:rPr>
+              <w:lastRenderedPageBreak/>
+              <w:t>Dirección de Ingresos.</w:t>
+            </w:r>
+          </w:p>
+        </w:tc>
+        <w:tc>
+          <w:tcPr>
+            <w:tcW w:w="1560" w:type="dxa"/>
+          </w:tcPr>
+          <w:p>
+            <w:pPr>
+              <w:rPr>
+                <w:rFonts w:ascii="Arial" w:hAnsi="Arial" w:cs="Arial"/>
+                <w:sz w:val="24"/>
+                <w:szCs w:val="24"/>
+              </w:rPr>
+            </w:pPr>
+            <w:r>
+              <w:rPr>
+                <w:rFonts w:ascii="Arial" w:hAnsi="Arial" w:cs="Arial"/>
+                <w:sz w:val="24"/>
+                <w:szCs w:val="24"/>
+              </w:rPr>
+              <w:lastRenderedPageBreak/>
+              <w:t xml:space="preserve">Programar el módulo de licencias sanitarias al final del </w:t>
+            </w:r>
+            <w:r>
+              <w:rPr>
+                <w:rFonts w:ascii="Arial" w:hAnsi="Arial" w:cs="Arial"/>
+                <w:sz w:val="24"/>
+                <w:szCs w:val="24"/>
+              </w:rPr>
+              <w:lastRenderedPageBreak/>
+              <w:t>cronograma (</w:t>
+            </w:r>
+            <w:proofErr w:type="spellStart"/>
+            <w:r>
+              <w:rPr>
+                <w:rFonts w:ascii="Arial" w:hAnsi="Arial" w:cs="Arial"/>
+                <w:sz w:val="24"/>
+                <w:szCs w:val="24"/>
+              </w:rPr>
+              <w:t>Sprints</w:t>
+            </w:r>
+            <w:proofErr w:type="spellEnd"/>
+            <w:r>
+              <w:rPr>
+                <w:rFonts w:ascii="Arial" w:hAnsi="Arial" w:cs="Arial"/>
+                <w:sz w:val="24"/>
+                <w:szCs w:val="24"/>
+              </w:rPr>
+              <w:t xml:space="preserve"> 7-8) para absorber las normativas vigentes.</w:t>
+            </w:r>
+          </w:p>
+        </w:tc>
+      </w:tr>
+      <w:tr>
+        <w:tc>
+          <w:tcPr>
+            <w:tcW w:w="1560" w:type="dxa"/>
+          </w:tcPr>
+          <w:p>
+            <w:pPr>
+              <w:rPr>
+                <w:rFonts w:ascii="Arial" w:hAnsi="Arial" w:cs="Arial"/>
+                <w:sz w:val="24"/>
+                <w:szCs w:val="24"/>
+              </w:rPr>
+            </w:pPr>
+            <w:r>
+              <w:rPr>
+                <w:rFonts w:ascii="Arial" w:hAnsi="Arial" w:cs="Arial"/>
+                <w:sz w:val="24"/>
+                <w:szCs w:val="24"/>
+              </w:rPr>
+              <w:lastRenderedPageBreak/>
+              <w:t>R-03: Desviación de alcance</w:t>
+            </w:r>
+          </w:p>
+        </w:tc>
+        <w:tc>
+          <w:tcPr>
+            <w:tcW w:w="1560" w:type="dxa"/>
+          </w:tcPr>
+          <w:p>
+            <w:pPr>
+              <w:rPr>
+                <w:rFonts w:ascii="Arial" w:hAnsi="Arial" w:cs="Arial"/>
+                <w:sz w:val="24"/>
+                <w:szCs w:val="24"/>
+              </w:rPr>
+            </w:pPr>
+            <w:r>
+              <w:rPr>
+                <w:rFonts w:ascii="Arial" w:hAnsi="Arial" w:cs="Arial"/>
+                <w:sz w:val="24"/>
+                <w:szCs w:val="24"/>
+              </w:rPr>
+              <w:t>Solicitud de nuevos requerimientos no contemplados (ej. geolocalización en la semana 10).</w:t>
+            </w:r>
+          </w:p>
+        </w:tc>
+        <w:tc>
+          <w:tcPr>
+            <w:tcW w:w="1560" w:type="dxa"/>
+          </w:tcPr>
+          <w:p>
+            <w:pPr>
+              <w:rPr>
+                <w:rFonts w:ascii="Arial" w:hAnsi="Arial" w:cs="Arial"/>
+                <w:sz w:val="24"/>
+                <w:szCs w:val="24"/>
+              </w:rPr>
+            </w:pPr>
+            <w:r>
+              <w:rPr>
+                <w:rFonts w:ascii="Arial" w:hAnsi="Arial" w:cs="Arial"/>
+                <w:sz w:val="24"/>
+                <w:szCs w:val="24"/>
+              </w:rPr>
+              <w:t>Alta</w:t>
+            </w:r>
+          </w:p>
+        </w:tc>
+        <w:tc>
+          <w:tcPr>
+            <w:tcW w:w="1560" w:type="dxa"/>
+          </w:tcPr>
+          <w:p>
+            <w:pPr>
+              <w:rPr>
+                <w:rFonts w:ascii="Arial" w:hAnsi="Arial" w:cs="Arial"/>
+                <w:sz w:val="24"/>
+                <w:szCs w:val="24"/>
+              </w:rPr>
+            </w:pPr>
+            <w:r>
+              <w:rPr>
+                <w:rFonts w:ascii="Arial" w:hAnsi="Arial" w:cs="Arial"/>
+                <w:sz w:val="24"/>
+                <w:szCs w:val="24"/>
+              </w:rPr>
+              <w:t>Alto</w:t>
+            </w:r>
+          </w:p>
+        </w:tc>
+        <w:tc>
+          <w:tcPr>
+            <w:tcW w:w="1560" w:type="dxa"/>
+          </w:tcPr>
+          <w:p>
+            <w:pPr>
+              <w:rPr>
+                <w:rFonts w:ascii="Arial" w:hAnsi="Arial" w:cs="Arial"/>
+                <w:sz w:val="24"/>
+                <w:szCs w:val="24"/>
+              </w:rPr>
+            </w:pPr>
+            <w:r>
+              <w:rPr>
+                <w:rFonts w:ascii="Arial" w:hAnsi="Arial" w:cs="Arial"/>
+                <w:sz w:val="24"/>
+                <w:szCs w:val="24"/>
+              </w:rPr>
+              <w:t xml:space="preserve">Definición rigurosa de límites de alcance en el </w:t>
+            </w:r>
+            <w:proofErr w:type="spellStart"/>
+            <w:r>
+              <w:rPr>
+                <w:rFonts w:ascii="Arial" w:hAnsi="Arial" w:cs="Arial"/>
+                <w:sz w:val="24"/>
+                <w:szCs w:val="24"/>
+              </w:rPr>
+              <w:t>Inception</w:t>
+            </w:r>
+            <w:proofErr w:type="spellEnd"/>
+            <w:r>
+              <w:rPr>
+                <w:rFonts w:ascii="Arial" w:hAnsi="Arial" w:cs="Arial"/>
+                <w:sz w:val="24"/>
+                <w:szCs w:val="24"/>
+              </w:rPr>
+              <w:t xml:space="preserve"> y uso de proceso de control de cambios.</w:t>
+            </w:r>
+          </w:p>
+        </w:tc>
+        <w:tc>
+          <w:tcPr>
+            <w:tcW w:w="1560" w:type="dxa"/>
+          </w:tcPr>
+          <w:p>
+            <w:pPr>
+              <w:rPr>
+                <w:rFonts w:ascii="Arial" w:hAnsi="Arial" w:cs="Arial"/>
+                <w:sz w:val="24"/>
+                <w:szCs w:val="24"/>
+              </w:rPr>
+            </w:pPr>
+            <w:r>
+              <w:rPr>
+                <w:rFonts w:ascii="Arial" w:hAnsi="Arial" w:cs="Arial"/>
+                <w:sz w:val="24"/>
+                <w:szCs w:val="24"/>
+              </w:rPr>
+              <w:t xml:space="preserve">Analizar impacto técnico y financiero y proponer solución de bajo esfuerzo (Leaflet.js + </w:t>
+            </w:r>
+            <w:proofErr w:type="spellStart"/>
+            <w:r>
+              <w:rPr>
+                <w:rFonts w:ascii="Arial" w:hAnsi="Arial" w:cs="Arial"/>
+                <w:sz w:val="24"/>
+                <w:szCs w:val="24"/>
+              </w:rPr>
+              <w:t>OpenStreetMap</w:t>
+            </w:r>
+            <w:proofErr w:type="spellEnd"/>
+            <w:r>
+              <w:rPr>
+                <w:rFonts w:ascii="Arial" w:hAnsi="Arial" w:cs="Arial"/>
+                <w:sz w:val="24"/>
+                <w:szCs w:val="24"/>
+              </w:rPr>
+              <w:t>) financiada con reserva de contingencias.</w:t>
+            </w:r>
+          </w:p>
+        </w:tc>
+      </w:tr>
+      <w:tr>
+        <w:tc>
+          <w:tcPr>
+            <w:tcW w:w="1560" w:type="dxa"/>
+          </w:tcPr>
+          <w:p>
+            <w:pPr>
+              <w:rPr>
+                <w:rFonts w:ascii="Arial" w:hAnsi="Arial" w:cs="Arial"/>
+                <w:sz w:val="24"/>
+                <w:szCs w:val="24"/>
+              </w:rPr>
+            </w:pPr>
+            <w:r>
+              <w:rPr>
+                <w:rFonts w:ascii="Arial" w:hAnsi="Arial" w:cs="Arial"/>
+                <w:sz w:val="24"/>
+                <w:szCs w:val="24"/>
+              </w:rPr>
+              <w:t>R-04: Resistencia al cambio</w:t>
+            </w:r>
+          </w:p>
+        </w:tc>
+        <w:tc>
+          <w:tcPr>
+            <w:tcW w:w="1560" w:type="dxa"/>
+          </w:tcPr>
+          <w:p>
+            <w:pPr>
+              <w:rPr>
+                <w:rFonts w:ascii="Arial" w:hAnsi="Arial" w:cs="Arial"/>
+                <w:sz w:val="24"/>
+                <w:szCs w:val="24"/>
+              </w:rPr>
+            </w:pPr>
+            <w:r>
+              <w:rPr>
+                <w:rFonts w:ascii="Arial" w:hAnsi="Arial" w:cs="Arial"/>
+                <w:sz w:val="24"/>
+                <w:szCs w:val="24"/>
+              </w:rPr>
+              <w:t>Rechazo del sistema por parte de cobradores y administradores de mercados acostumbrados al papel.</w:t>
+            </w:r>
+          </w:p>
+        </w:tc>
+        <w:tc>
+          <w:tcPr>
+            <w:tcW w:w="1560" w:type="dxa"/>
+          </w:tcPr>
+          <w:p>
+            <w:pPr>
+              <w:rPr>
+                <w:rFonts w:ascii="Arial" w:hAnsi="Arial" w:cs="Arial"/>
+                <w:sz w:val="24"/>
+                <w:szCs w:val="24"/>
+              </w:rPr>
+            </w:pPr>
+            <w:r>
+              <w:rPr>
+                <w:rFonts w:ascii="Arial" w:hAnsi="Arial" w:cs="Arial"/>
+                <w:sz w:val="24"/>
+                <w:szCs w:val="24"/>
+              </w:rPr>
+              <w:t>Alta</w:t>
+            </w:r>
+          </w:p>
+        </w:tc>
+        <w:tc>
+          <w:tcPr>
+            <w:tcW w:w="1560" w:type="dxa"/>
+          </w:tcPr>
+          <w:p>
+            <w:pPr>
+              <w:rPr>
+                <w:rFonts w:ascii="Arial" w:hAnsi="Arial" w:cs="Arial"/>
+                <w:sz w:val="24"/>
+                <w:szCs w:val="24"/>
+              </w:rPr>
+            </w:pPr>
+            <w:r>
+              <w:rPr>
+                <w:rFonts w:ascii="Arial" w:hAnsi="Arial" w:cs="Arial"/>
+                <w:sz w:val="24"/>
+                <w:szCs w:val="24"/>
+              </w:rPr>
+              <w:t>Medio</w:t>
+            </w:r>
+          </w:p>
+        </w:tc>
+        <w:tc>
+          <w:tcPr>
+            <w:tcW w:w="1560" w:type="dxa"/>
+          </w:tcPr>
+          <w:p>
+            <w:pPr>
+              <w:rPr>
+                <w:rFonts w:ascii="Arial" w:hAnsi="Arial" w:cs="Arial"/>
+                <w:sz w:val="24"/>
+                <w:szCs w:val="24"/>
+              </w:rPr>
+            </w:pPr>
+            <w:r>
+              <w:rPr>
+                <w:rFonts w:ascii="Arial" w:hAnsi="Arial" w:cs="Arial"/>
+                <w:sz w:val="24"/>
+                <w:szCs w:val="24"/>
+              </w:rPr>
+              <w:t>Diseño responsivo centrado en el usuario con interfaces de pantalla táctil de un solo toque.</w:t>
+            </w:r>
+          </w:p>
+        </w:tc>
+        <w:tc>
+          <w:tcPr>
+            <w:tcW w:w="1560" w:type="dxa"/>
+          </w:tcPr>
+          <w:p>
+            <w:pPr>
+              <w:rPr>
+                <w:rFonts w:ascii="Arial" w:hAnsi="Arial" w:cs="Arial"/>
+                <w:sz w:val="24"/>
+                <w:szCs w:val="24"/>
+              </w:rPr>
+            </w:pPr>
+            <w:r>
+              <w:rPr>
+                <w:rFonts w:ascii="Arial" w:hAnsi="Arial" w:cs="Arial"/>
+                <w:sz w:val="24"/>
+                <w:szCs w:val="24"/>
+              </w:rPr>
+              <w:t>Planificar talleres presenciales interactivos de capacitación en los propios mercados en el Sprint 12.</w:t>
+            </w:r>
+          </w:p>
+        </w:tc>
+      </w:tr>
+      <w:tr>
+        <w:tc>
+          <w:tcPr>
+            <w:tcW w:w="1560" w:type="dxa"/>
+          </w:tcPr>
+          <w:p>
+            <w:pPr>
+              <w:rPr>
+                <w:rFonts w:ascii="Arial" w:hAnsi="Arial" w:cs="Arial"/>
+                <w:sz w:val="24"/>
+                <w:szCs w:val="24"/>
+              </w:rPr>
+            </w:pPr>
+            <w:r>
+              <w:rPr>
+                <w:rFonts w:ascii="Arial" w:hAnsi="Arial" w:cs="Arial"/>
+                <w:sz w:val="24"/>
+                <w:szCs w:val="24"/>
+              </w:rPr>
+              <w:t>R-05: Conectividad inestable</w:t>
+            </w:r>
+          </w:p>
+        </w:tc>
+        <w:tc>
+          <w:tcPr>
+            <w:tcW w:w="1560" w:type="dxa"/>
+          </w:tcPr>
+          <w:p>
+            <w:pPr>
+              <w:rPr>
+                <w:rFonts w:ascii="Arial" w:hAnsi="Arial" w:cs="Arial"/>
+                <w:sz w:val="24"/>
+                <w:szCs w:val="24"/>
+              </w:rPr>
+            </w:pPr>
+            <w:r>
+              <w:rPr>
+                <w:rFonts w:ascii="Arial" w:hAnsi="Arial" w:cs="Arial"/>
+                <w:sz w:val="24"/>
+                <w:szCs w:val="24"/>
+              </w:rPr>
+              <w:t>Falta de señal móvil de internet en los recintos de los mercados durante la cobranza en campo.</w:t>
+            </w:r>
+          </w:p>
+        </w:tc>
+        <w:tc>
+          <w:tcPr>
+            <w:tcW w:w="1560" w:type="dxa"/>
+          </w:tcPr>
+          <w:p>
+            <w:pPr>
+              <w:rPr>
+                <w:rFonts w:ascii="Arial" w:hAnsi="Arial" w:cs="Arial"/>
+                <w:sz w:val="24"/>
+                <w:szCs w:val="24"/>
+              </w:rPr>
+            </w:pPr>
+            <w:r>
+              <w:rPr>
+                <w:rFonts w:ascii="Arial" w:hAnsi="Arial" w:cs="Arial"/>
+                <w:sz w:val="24"/>
+                <w:szCs w:val="24"/>
+              </w:rPr>
+              <w:t>Alta</w:t>
+            </w:r>
+          </w:p>
+        </w:tc>
+        <w:tc>
+          <w:tcPr>
+            <w:tcW w:w="1560" w:type="dxa"/>
+          </w:tcPr>
+          <w:p>
+            <w:pPr>
+              <w:rPr>
+                <w:rFonts w:ascii="Arial" w:hAnsi="Arial" w:cs="Arial"/>
+                <w:sz w:val="24"/>
+                <w:szCs w:val="24"/>
+              </w:rPr>
+            </w:pPr>
+            <w:r>
+              <w:rPr>
+                <w:rFonts w:ascii="Arial" w:hAnsi="Arial" w:cs="Arial"/>
+                <w:sz w:val="24"/>
+                <w:szCs w:val="24"/>
+              </w:rPr>
+              <w:t>Medio</w:t>
+            </w:r>
+          </w:p>
+        </w:tc>
+        <w:tc>
+          <w:tcPr>
+            <w:tcW w:w="1560" w:type="dxa"/>
+          </w:tcPr>
+          <w:p>
+            <w:pPr>
+              <w:rPr>
+                <w:rFonts w:ascii="Arial" w:hAnsi="Arial" w:cs="Arial"/>
+                <w:sz w:val="24"/>
+                <w:szCs w:val="24"/>
+              </w:rPr>
+            </w:pPr>
+            <w:r>
+              <w:rPr>
+                <w:rFonts w:ascii="Arial" w:hAnsi="Arial" w:cs="Arial"/>
+                <w:sz w:val="24"/>
+                <w:szCs w:val="24"/>
+              </w:rPr>
+              <w:t>Optimizar la aplicación para transferir datos mínimos en formato JSON comprimido.</w:t>
+            </w:r>
+          </w:p>
+        </w:tc>
+        <w:tc>
+          <w:tcPr>
+            <w:tcW w:w="1560" w:type="dxa"/>
+          </w:tcPr>
+          <w:p>
+            <w:pPr>
+              <w:rPr>
+                <w:rFonts w:ascii="Arial" w:hAnsi="Arial" w:cs="Arial"/>
+                <w:sz w:val="24"/>
+                <w:szCs w:val="24"/>
+              </w:rPr>
+            </w:pPr>
+            <w:r>
+              <w:rPr>
+                <w:rFonts w:ascii="Arial" w:hAnsi="Arial" w:cs="Arial"/>
+                <w:sz w:val="24"/>
+                <w:szCs w:val="24"/>
+              </w:rPr>
+              <w:t>Implementar base de datos local en el navegador (Local Storage) para permitir cobranza offline y sincronización automática al detectar señal.</w:t>
+            </w:r>
+          </w:p>
+        </w:tc>
+      </w:tr>
+    </w:tbl>
+    <w:p/>
     <w:p>
       <w:pPr>
         <w:spacing w:line="360" w:lineRule="auto"/>

--- a/gestion de proyecto de software.docx
+++ b/gestion de proyecto de software.docx
@@ -15156,6 +15156,1096 @@
       </w:tr>
     </w:tbl>
     <w:p/>
+    <w:p>
+      <w:pPr>
+        <w:pStyle w:val="Ttulo1"/>
+        <w:jc w:val="both"/>
+        <w:rPr>
+          <w:rFonts w:ascii="Arial" w:hAnsi="Arial" w:cs="Arial"/>
+          <w:color w:val="000000" w:themeColor="text1"/>
+          <w:sz w:val="24"/>
+          <w:szCs w:val="24"/>
+        </w:rPr>
+      </w:pPr>
+      <w:r>
+        <w:rPr>
+          <w:rFonts w:ascii="Arial" w:hAnsi="Arial" w:cs="Arial"/>
+          <w:color w:val="000000" w:themeColor="text1"/>
+          <w:sz w:val="24"/>
+          <w:szCs w:val="24"/>
+        </w:rPr>
+        <w:lastRenderedPageBreak/>
+        <w:t>INFORMES DE AVANCE SEMANAL</w:t>
+      </w:r>
+    </w:p>
+    <w:p>
+      <w:pPr>
+        <w:spacing w:after="240"/>
+        <w:jc w:val="both"/>
+        <w:rPr>
+          <w:rFonts w:ascii="Arial" w:hAnsi="Arial" w:cs="Arial"/>
+          <w:color w:val="000000" w:themeColor="text1"/>
+          <w:sz w:val="24"/>
+          <w:szCs w:val="24"/>
+        </w:rPr>
+      </w:pPr>
+    </w:p>
+    <w:p>
+      <w:pPr>
+        <w:pStyle w:val="Ttulo2"/>
+        <w:jc w:val="both"/>
+        <w:rPr>
+          <w:rFonts w:ascii="Arial" w:hAnsi="Arial" w:cs="Arial"/>
+          <w:color w:val="000000" w:themeColor="text1"/>
+          <w:sz w:val="24"/>
+          <w:szCs w:val="24"/>
+        </w:rPr>
+      </w:pPr>
+      <w:r>
+        <w:rPr>
+          <w:rFonts w:ascii="Arial" w:hAnsi="Arial" w:cs="Arial"/>
+          <w:color w:val="000000" w:themeColor="text1"/>
+          <w:sz w:val="24"/>
+          <w:szCs w:val="24"/>
+        </w:rPr>
+        <w:t xml:space="preserve"> Plantilla de Informe de Avance Semanal</w:t>
+      </w:r>
+    </w:p>
+    <w:p>
+      <w:pPr>
+        <w:jc w:val="both"/>
+        <w:rPr>
+          <w:rFonts w:ascii="Arial" w:hAnsi="Arial" w:cs="Arial"/>
+          <w:color w:val="000000" w:themeColor="text1"/>
+          <w:sz w:val="24"/>
+          <w:szCs w:val="24"/>
+        </w:rPr>
+      </w:pPr>
+      <w:r>
+        <w:rPr>
+          <w:rFonts w:ascii="Arial" w:hAnsi="Arial" w:cs="Arial"/>
+          <w:color w:val="000000" w:themeColor="text1"/>
+          <w:sz w:val="24"/>
+          <w:szCs w:val="24"/>
+        </w:rPr>
+        <w:t>La estructura del informe semanal consta de los siguientes apartados clave:</w:t>
+      </w:r>
+    </w:p>
+    <w:p>
+      <w:pPr>
+        <w:pStyle w:val="Listaconvietas"/>
+        <w:jc w:val="both"/>
+        <w:rPr>
+          <w:rFonts w:ascii="Arial" w:hAnsi="Arial" w:cs="Arial"/>
+          <w:color w:val="000000" w:themeColor="text1"/>
+          <w:sz w:val="24"/>
+          <w:szCs w:val="24"/>
+        </w:rPr>
+      </w:pPr>
+      <w:r>
+        <w:rPr>
+          <w:rFonts w:ascii="Arial" w:hAnsi="Arial" w:cs="Arial"/>
+          <w:color w:val="000000" w:themeColor="text1"/>
+          <w:sz w:val="24"/>
+          <w:szCs w:val="24"/>
+        </w:rPr>
+        <w:t>I. Resumen del Estado del Proyecto: Estado general (Verde - A tiempo, Amarillo - En riesgo, Rojo - Retrasado).</w:t>
+      </w:r>
+    </w:p>
+    <w:p>
+      <w:pPr>
+        <w:pStyle w:val="Listaconvietas"/>
+        <w:jc w:val="both"/>
+        <w:rPr>
+          <w:rFonts w:ascii="Arial" w:hAnsi="Arial" w:cs="Arial"/>
+          <w:color w:val="000000" w:themeColor="text1"/>
+          <w:sz w:val="24"/>
+          <w:szCs w:val="24"/>
+        </w:rPr>
+      </w:pPr>
+      <w:r>
+        <w:rPr>
+          <w:rFonts w:ascii="Arial" w:hAnsi="Arial" w:cs="Arial"/>
+          <w:color w:val="000000" w:themeColor="text1"/>
+          <w:sz w:val="24"/>
+          <w:szCs w:val="24"/>
+        </w:rPr>
+        <w:t>II. Progreso Físico y Financiero: Porcentaje de avance planificado vs. real y presupuesto devengado.</w:t>
+      </w:r>
+    </w:p>
+    <w:p>
+      <w:pPr>
+        <w:pStyle w:val="Listaconvietas"/>
+        <w:jc w:val="both"/>
+        <w:rPr>
+          <w:rFonts w:ascii="Arial" w:hAnsi="Arial" w:cs="Arial"/>
+          <w:color w:val="000000" w:themeColor="text1"/>
+          <w:sz w:val="24"/>
+          <w:szCs w:val="24"/>
+        </w:rPr>
+      </w:pPr>
+      <w:r>
+        <w:rPr>
+          <w:rFonts w:ascii="Arial" w:hAnsi="Arial" w:cs="Arial"/>
+          <w:color w:val="000000" w:themeColor="text1"/>
+          <w:sz w:val="24"/>
+          <w:szCs w:val="24"/>
+        </w:rPr>
+        <w:t>III. Actividades Completadas: Hitos y tareas completadas en la semana de reporte.</w:t>
+      </w:r>
+    </w:p>
+    <w:p>
+      <w:pPr>
+        <w:pStyle w:val="Listaconvietas"/>
+        <w:jc w:val="both"/>
+        <w:rPr>
+          <w:rFonts w:ascii="Arial" w:hAnsi="Arial" w:cs="Arial"/>
+          <w:color w:val="000000" w:themeColor="text1"/>
+          <w:sz w:val="24"/>
+          <w:szCs w:val="24"/>
+        </w:rPr>
+      </w:pPr>
+      <w:r>
+        <w:rPr>
+          <w:rFonts w:ascii="Arial" w:hAnsi="Arial" w:cs="Arial"/>
+          <w:color w:val="000000" w:themeColor="text1"/>
+          <w:sz w:val="24"/>
+          <w:szCs w:val="24"/>
+        </w:rPr>
+        <w:t>IV. Actividades Planificadas para la Siguiente Semana: Tareas programadas en el backlog inmediato.</w:t>
+      </w:r>
+    </w:p>
+    <w:p>
+      <w:pPr>
+        <w:pStyle w:val="Listaconvietas"/>
+        <w:jc w:val="both"/>
+        <w:rPr>
+          <w:rFonts w:ascii="Arial" w:hAnsi="Arial" w:cs="Arial"/>
+          <w:color w:val="000000" w:themeColor="text1"/>
+          <w:sz w:val="24"/>
+          <w:szCs w:val="24"/>
+        </w:rPr>
+      </w:pPr>
+      <w:r>
+        <w:rPr>
+          <w:rFonts w:ascii="Arial" w:hAnsi="Arial" w:cs="Arial"/>
+          <w:color w:val="000000" w:themeColor="text1"/>
+          <w:sz w:val="24"/>
+          <w:szCs w:val="24"/>
+        </w:rPr>
+        <w:t>V. Estado de Riesgos e Incidencias: Registro de riesgos materializados o nuevos requerimientos y planes de acción.</w:t>
+      </w:r>
+    </w:p>
+    <w:p>
+      <w:pPr>
+        <w:pStyle w:val="Listaconvietas"/>
+        <w:numPr>
+          <w:ilvl w:val="0"/>
+          <w:numId w:val="0"/>
+        </w:numPr>
+        <w:jc w:val="both"/>
+        <w:rPr>
+          <w:rFonts w:ascii="Arial" w:hAnsi="Arial" w:cs="Arial"/>
+          <w:color w:val="000000" w:themeColor="text1"/>
+          <w:sz w:val="24"/>
+          <w:szCs w:val="24"/>
+        </w:rPr>
+      </w:pPr>
+    </w:p>
+    <w:p>
+      <w:pPr>
+        <w:pStyle w:val="Ttulo2"/>
+        <w:jc w:val="both"/>
+        <w:rPr>
+          <w:rFonts w:ascii="Arial" w:hAnsi="Arial" w:cs="Arial"/>
+          <w:color w:val="000000" w:themeColor="text1"/>
+          <w:sz w:val="24"/>
+          <w:szCs w:val="24"/>
+        </w:rPr>
+      </w:pPr>
+      <w:r>
+        <w:rPr>
+          <w:rFonts w:ascii="Arial" w:hAnsi="Arial" w:cs="Arial"/>
+          <w:color w:val="000000" w:themeColor="text1"/>
+          <w:sz w:val="24"/>
+          <w:szCs w:val="24"/>
+        </w:rPr>
+        <w:t>Informe de Avance Semanal</w:t>
+      </w:r>
+    </w:p>
+    <w:p>
+      <w:pPr>
+        <w:jc w:val="both"/>
+      </w:pPr>
+    </w:p>
+    <w:tbl>
+      <w:tblPr>
+        <w:tblStyle w:val="Tablaconcuadrcula"/>
+        <w:tblW w:w="0" w:type="auto"/>
+        <w:tblLook w:val="04A0" w:firstRow="1" w:lastRow="0" w:firstColumn="1" w:lastColumn="0" w:noHBand="0" w:noVBand="1"/>
+      </w:tblPr>
+      <w:tblGrid>
+        <w:gridCol w:w="4299"/>
+        <w:gridCol w:w="4331"/>
+      </w:tblGrid>
+      <w:tr>
+        <w:tc>
+          <w:tcPr>
+            <w:tcW w:w="4680" w:type="dxa"/>
+          </w:tcPr>
+          <w:p>
+            <w:pPr>
+              <w:jc w:val="both"/>
+              <w:rPr>
+                <w:rFonts w:ascii="Arial" w:hAnsi="Arial" w:cs="Arial"/>
+                <w:color w:val="000000" w:themeColor="text1"/>
+                <w:sz w:val="24"/>
+                <w:szCs w:val="24"/>
+              </w:rPr>
+            </w:pPr>
+            <w:r>
+              <w:rPr>
+                <w:rFonts w:ascii="Arial" w:hAnsi="Arial" w:cs="Arial"/>
+                <w:b/>
+                <w:color w:val="000000" w:themeColor="text1"/>
+                <w:sz w:val="24"/>
+                <w:szCs w:val="24"/>
+              </w:rPr>
+              <w:t>Periodo de Reporte</w:t>
+            </w:r>
+          </w:p>
+        </w:tc>
+        <w:tc>
+          <w:tcPr>
+            <w:tcW w:w="4680" w:type="dxa"/>
+          </w:tcPr>
+          <w:p>
+            <w:pPr>
+              <w:jc w:val="both"/>
+              <w:rPr>
+                <w:rFonts w:ascii="Arial" w:hAnsi="Arial" w:cs="Arial"/>
+                <w:color w:val="000000" w:themeColor="text1"/>
+                <w:sz w:val="24"/>
+                <w:szCs w:val="24"/>
+              </w:rPr>
+            </w:pPr>
+            <w:r>
+              <w:rPr>
+                <w:rFonts w:ascii="Arial" w:hAnsi="Arial" w:cs="Arial"/>
+                <w:color w:val="000000" w:themeColor="text1"/>
+                <w:sz w:val="24"/>
+                <w:szCs w:val="24"/>
+              </w:rPr>
+              <w:t xml:space="preserve">Semana 10 (24 de </w:t>
+            </w:r>
+            <w:proofErr w:type="gramStart"/>
+            <w:r>
+              <w:rPr>
+                <w:rFonts w:ascii="Arial" w:hAnsi="Arial" w:cs="Arial"/>
+                <w:color w:val="000000" w:themeColor="text1"/>
+                <w:sz w:val="24"/>
+                <w:szCs w:val="24"/>
+              </w:rPr>
+              <w:t>Agosto</w:t>
+            </w:r>
+            <w:proofErr w:type="gramEnd"/>
+            <w:r>
+              <w:rPr>
+                <w:rFonts w:ascii="Arial" w:hAnsi="Arial" w:cs="Arial"/>
+                <w:color w:val="000000" w:themeColor="text1"/>
+                <w:sz w:val="24"/>
+                <w:szCs w:val="24"/>
+              </w:rPr>
+              <w:t xml:space="preserve"> al 28 de Agosto de 2026)</w:t>
+            </w:r>
+          </w:p>
+        </w:tc>
+      </w:tr>
+      <w:tr>
+        <w:tc>
+          <w:tcPr>
+            <w:tcW w:w="4680" w:type="dxa"/>
+          </w:tcPr>
+          <w:p>
+            <w:pPr>
+              <w:jc w:val="both"/>
+              <w:rPr>
+                <w:rFonts w:ascii="Arial" w:hAnsi="Arial" w:cs="Arial"/>
+                <w:color w:val="000000" w:themeColor="text1"/>
+                <w:sz w:val="24"/>
+                <w:szCs w:val="24"/>
+              </w:rPr>
+            </w:pPr>
+            <w:r>
+              <w:rPr>
+                <w:rFonts w:ascii="Arial" w:hAnsi="Arial" w:cs="Arial"/>
+                <w:b/>
+                <w:color w:val="000000" w:themeColor="text1"/>
+                <w:sz w:val="24"/>
+                <w:szCs w:val="24"/>
+              </w:rPr>
+              <w:t>Estado del Proyecto</w:t>
+            </w:r>
+          </w:p>
+        </w:tc>
+        <w:tc>
+          <w:tcPr>
+            <w:tcW w:w="4680" w:type="dxa"/>
+          </w:tcPr>
+          <w:p>
+            <w:pPr>
+              <w:jc w:val="both"/>
+              <w:rPr>
+                <w:rFonts w:ascii="Arial" w:hAnsi="Arial" w:cs="Arial"/>
+                <w:color w:val="000000" w:themeColor="text1"/>
+                <w:sz w:val="24"/>
+                <w:szCs w:val="24"/>
+              </w:rPr>
+            </w:pPr>
+            <w:r>
+              <w:rPr>
+                <w:rFonts w:ascii="Arial" w:hAnsi="Arial" w:cs="Arial"/>
+                <w:color w:val="000000" w:themeColor="text1"/>
+                <w:sz w:val="24"/>
+                <w:szCs w:val="24"/>
+              </w:rPr>
+              <w:t>VERDE (En fecha) - Bajo proceso de cambio de alcance</w:t>
+            </w:r>
+          </w:p>
+        </w:tc>
+      </w:tr>
+      <w:tr>
+        <w:tc>
+          <w:tcPr>
+            <w:tcW w:w="4680" w:type="dxa"/>
+          </w:tcPr>
+          <w:p>
+            <w:pPr>
+              <w:jc w:val="both"/>
+              <w:rPr>
+                <w:rFonts w:ascii="Arial" w:hAnsi="Arial" w:cs="Arial"/>
+                <w:color w:val="000000" w:themeColor="text1"/>
+                <w:sz w:val="24"/>
+                <w:szCs w:val="24"/>
+              </w:rPr>
+            </w:pPr>
+            <w:r>
+              <w:rPr>
+                <w:rFonts w:ascii="Arial" w:hAnsi="Arial" w:cs="Arial"/>
+                <w:b/>
+                <w:color w:val="000000" w:themeColor="text1"/>
+                <w:sz w:val="24"/>
+                <w:szCs w:val="24"/>
+              </w:rPr>
+              <w:t>Progreso Físico / Financiero</w:t>
+            </w:r>
+          </w:p>
+        </w:tc>
+        <w:tc>
+          <w:tcPr>
+            <w:tcW w:w="4680" w:type="dxa"/>
+          </w:tcPr>
+          <w:p>
+            <w:pPr>
+              <w:jc w:val="both"/>
+              <w:rPr>
+                <w:rFonts w:ascii="Arial" w:hAnsi="Arial" w:cs="Arial"/>
+                <w:color w:val="000000" w:themeColor="text1"/>
+                <w:sz w:val="24"/>
+                <w:szCs w:val="24"/>
+              </w:rPr>
+            </w:pPr>
+            <w:r>
+              <w:rPr>
+                <w:rFonts w:ascii="Arial" w:hAnsi="Arial" w:cs="Arial"/>
+                <w:color w:val="000000" w:themeColor="text1"/>
+                <w:sz w:val="24"/>
+                <w:szCs w:val="24"/>
+              </w:rPr>
+              <w:t>Planificado: 42.0% | Real: 42.0% | Presupuesto Devengado: 28,000 Bs.</w:t>
+            </w:r>
+          </w:p>
+        </w:tc>
+      </w:tr>
+      <w:tr>
+        <w:tc>
+          <w:tcPr>
+            <w:tcW w:w="4680" w:type="dxa"/>
+          </w:tcPr>
+          <w:p>
+            <w:pPr>
+              <w:jc w:val="both"/>
+              <w:rPr>
+                <w:rFonts w:ascii="Arial" w:hAnsi="Arial" w:cs="Arial"/>
+                <w:color w:val="000000" w:themeColor="text1"/>
+                <w:sz w:val="24"/>
+                <w:szCs w:val="24"/>
+              </w:rPr>
+            </w:pPr>
+            <w:r>
+              <w:rPr>
+                <w:rFonts w:ascii="Arial" w:hAnsi="Arial" w:cs="Arial"/>
+                <w:b/>
+                <w:color w:val="000000" w:themeColor="text1"/>
+                <w:sz w:val="24"/>
+                <w:szCs w:val="24"/>
+              </w:rPr>
+              <w:t>Entregables Completados</w:t>
+            </w:r>
+          </w:p>
+        </w:tc>
+        <w:tc>
+          <w:tcPr>
+            <w:tcW w:w="4680" w:type="dxa"/>
+          </w:tcPr>
+          <w:p>
+            <w:pPr>
+              <w:jc w:val="both"/>
+              <w:rPr>
+                <w:rFonts w:ascii="Arial" w:hAnsi="Arial" w:cs="Arial"/>
+                <w:color w:val="000000" w:themeColor="text1"/>
+                <w:sz w:val="24"/>
+                <w:szCs w:val="24"/>
+              </w:rPr>
+            </w:pPr>
+            <w:r>
+              <w:rPr>
+                <w:rFonts w:ascii="Arial" w:hAnsi="Arial" w:cs="Arial"/>
+                <w:color w:val="000000" w:themeColor="text1"/>
+                <w:sz w:val="24"/>
+                <w:szCs w:val="24"/>
+              </w:rPr>
+              <w:t>Base de datos relacional instalada, registro y módulo de consulta de Puestos y Comerciantes.</w:t>
+            </w:r>
+          </w:p>
+        </w:tc>
+      </w:tr>
+      <w:tr>
+        <w:tc>
+          <w:tcPr>
+            <w:tcW w:w="4680" w:type="dxa"/>
+          </w:tcPr>
+          <w:p>
+            <w:pPr>
+              <w:jc w:val="both"/>
+              <w:rPr>
+                <w:rFonts w:ascii="Arial" w:hAnsi="Arial" w:cs="Arial"/>
+                <w:color w:val="000000" w:themeColor="text1"/>
+                <w:sz w:val="24"/>
+                <w:szCs w:val="24"/>
+              </w:rPr>
+            </w:pPr>
+            <w:r>
+              <w:rPr>
+                <w:rFonts w:ascii="Arial" w:hAnsi="Arial" w:cs="Arial"/>
+                <w:b/>
+                <w:color w:val="000000" w:themeColor="text1"/>
+                <w:sz w:val="24"/>
+                <w:szCs w:val="24"/>
+              </w:rPr>
+              <w:t>Actividades Siguiente Semana</w:t>
+            </w:r>
+          </w:p>
+        </w:tc>
+        <w:tc>
+          <w:tcPr>
+            <w:tcW w:w="4680" w:type="dxa"/>
+          </w:tcPr>
+          <w:p>
+            <w:pPr>
+              <w:jc w:val="both"/>
+              <w:rPr>
+                <w:rFonts w:ascii="Arial" w:hAnsi="Arial" w:cs="Arial"/>
+                <w:color w:val="000000" w:themeColor="text1"/>
+                <w:sz w:val="24"/>
+                <w:szCs w:val="24"/>
+              </w:rPr>
+            </w:pPr>
+            <w:r>
+              <w:rPr>
+                <w:rFonts w:ascii="Arial" w:hAnsi="Arial" w:cs="Arial"/>
+                <w:color w:val="000000" w:themeColor="text1"/>
+                <w:sz w:val="24"/>
+                <w:szCs w:val="24"/>
+              </w:rPr>
+              <w:t>Inicio del desarrollo de la interfaz de Cobro de Tarifas (RF-3.1).</w:t>
+            </w:r>
+          </w:p>
+        </w:tc>
+      </w:tr>
+      <w:tr>
+        <w:tc>
+          <w:tcPr>
+            <w:tcW w:w="4680" w:type="dxa"/>
+          </w:tcPr>
+          <w:p>
+            <w:pPr>
+              <w:jc w:val="both"/>
+              <w:rPr>
+                <w:rFonts w:ascii="Arial" w:hAnsi="Arial" w:cs="Arial"/>
+                <w:color w:val="000000" w:themeColor="text1"/>
+                <w:sz w:val="24"/>
+                <w:szCs w:val="24"/>
+              </w:rPr>
+            </w:pPr>
+            <w:r>
+              <w:rPr>
+                <w:rFonts w:ascii="Arial" w:hAnsi="Arial" w:cs="Arial"/>
+                <w:b/>
+                <w:color w:val="000000" w:themeColor="text1"/>
+                <w:sz w:val="24"/>
+                <w:szCs w:val="24"/>
+              </w:rPr>
+              <w:t>Riesgos e Incidencias (Semana 10)</w:t>
+            </w:r>
+          </w:p>
+        </w:tc>
+        <w:tc>
+          <w:tcPr>
+            <w:tcW w:w="4680" w:type="dxa"/>
+          </w:tcPr>
+          <w:p>
+            <w:pPr>
+              <w:jc w:val="both"/>
+              <w:rPr>
+                <w:rFonts w:ascii="Arial" w:hAnsi="Arial" w:cs="Arial"/>
+                <w:color w:val="000000" w:themeColor="text1"/>
+                <w:sz w:val="24"/>
+                <w:szCs w:val="24"/>
+              </w:rPr>
+            </w:pPr>
+            <w:r>
+              <w:rPr>
+                <w:rFonts w:ascii="Arial" w:hAnsi="Arial" w:cs="Arial"/>
+                <w:color w:val="000000" w:themeColor="text1"/>
+                <w:sz w:val="24"/>
+                <w:szCs w:val="24"/>
+              </w:rPr>
+              <w:t xml:space="preserve">Incidencia: La Alcaldía de Sucre solicita agregar el módulo de geolocalización de puestos (RF-GEO). Acción: Se inicia el proceso formal de gestión de cambios (Control de Cambios #01). Se elabora el análisis de impacto técnico y financiero, recomendando una solución de bajo esfuerzo (Leaflet.js + </w:t>
+            </w:r>
+            <w:proofErr w:type="spellStart"/>
+            <w:r>
+              <w:rPr>
+                <w:rFonts w:ascii="Arial" w:hAnsi="Arial" w:cs="Arial"/>
+                <w:color w:val="000000" w:themeColor="text1"/>
+                <w:sz w:val="24"/>
+                <w:szCs w:val="24"/>
+              </w:rPr>
+              <w:t>OpenStreetMap</w:t>
+            </w:r>
+            <w:proofErr w:type="spellEnd"/>
+            <w:r>
+              <w:rPr>
+                <w:rFonts w:ascii="Arial" w:hAnsi="Arial" w:cs="Arial"/>
+                <w:color w:val="000000" w:themeColor="text1"/>
+                <w:sz w:val="24"/>
+                <w:szCs w:val="24"/>
+              </w:rPr>
+              <w:t>) para ser evaluada por el Comité.</w:t>
+            </w:r>
+          </w:p>
+        </w:tc>
+      </w:tr>
+    </w:tbl>
+    <w:p>
+      <w:pPr>
+        <w:spacing w:after="240"/>
+        <w:jc w:val="both"/>
+        <w:rPr>
+          <w:rFonts w:ascii="Arial" w:hAnsi="Arial" w:cs="Arial"/>
+          <w:color w:val="000000" w:themeColor="text1"/>
+          <w:sz w:val="24"/>
+          <w:szCs w:val="24"/>
+        </w:rPr>
+      </w:pPr>
+    </w:p>
+    <w:p>
+      <w:pPr>
+        <w:pStyle w:val="Ttulo2"/>
+        <w:jc w:val="both"/>
+        <w:rPr>
+          <w:rFonts w:ascii="Arial" w:hAnsi="Arial" w:cs="Arial"/>
+          <w:color w:val="000000" w:themeColor="text1"/>
+          <w:sz w:val="24"/>
+          <w:szCs w:val="24"/>
+        </w:rPr>
+      </w:pPr>
+      <w:r>
+        <w:rPr>
+          <w:rFonts w:ascii="Arial" w:hAnsi="Arial" w:cs="Arial"/>
+          <w:color w:val="000000" w:themeColor="text1"/>
+          <w:sz w:val="24"/>
+          <w:szCs w:val="24"/>
+        </w:rPr>
+        <w:lastRenderedPageBreak/>
+        <w:t xml:space="preserve">Informe de Avance </w:t>
+      </w:r>
+      <w:proofErr w:type="spellStart"/>
+      <w:r>
+        <w:rPr>
+          <w:rFonts w:ascii="Arial" w:hAnsi="Arial" w:cs="Arial"/>
+          <w:color w:val="000000" w:themeColor="text1"/>
+          <w:sz w:val="24"/>
+          <w:szCs w:val="24"/>
+        </w:rPr>
+        <w:t>Semanal</w:t>
+      </w:r>
+      <w:r>
+        <w:rPr>
+          <w:rFonts w:ascii="Arial" w:hAnsi="Arial" w:cs="Arial"/>
+          <w:color w:val="000000" w:themeColor="text1"/>
+          <w:sz w:val="24"/>
+          <w:szCs w:val="24"/>
+        </w:rPr>
+        <w:t>g</w:t>
+      </w:r>
+      <w:proofErr w:type="spellEnd"/>
+    </w:p>
+    <w:p>
+      <w:pPr>
+        <w:jc w:val="both"/>
+      </w:pPr>
+    </w:p>
+    <w:tbl>
+      <w:tblPr>
+        <w:tblStyle w:val="Tablaconcuadrcula"/>
+        <w:tblW w:w="0" w:type="auto"/>
+        <w:tblLook w:val="04A0" w:firstRow="1" w:lastRow="0" w:firstColumn="1" w:lastColumn="0" w:noHBand="0" w:noVBand="1"/>
+      </w:tblPr>
+      <w:tblGrid>
+        <w:gridCol w:w="4283"/>
+        <w:gridCol w:w="4347"/>
+      </w:tblGrid>
+      <w:tr>
+        <w:tc>
+          <w:tcPr>
+            <w:tcW w:w="4680" w:type="dxa"/>
+          </w:tcPr>
+          <w:p>
+            <w:pPr>
+              <w:jc w:val="both"/>
+              <w:rPr>
+                <w:rFonts w:ascii="Arial" w:hAnsi="Arial" w:cs="Arial"/>
+                <w:color w:val="000000" w:themeColor="text1"/>
+                <w:sz w:val="24"/>
+                <w:szCs w:val="24"/>
+              </w:rPr>
+            </w:pPr>
+            <w:r>
+              <w:rPr>
+                <w:rFonts w:ascii="Arial" w:hAnsi="Arial" w:cs="Arial"/>
+                <w:b/>
+                <w:color w:val="000000" w:themeColor="text1"/>
+                <w:sz w:val="24"/>
+                <w:szCs w:val="24"/>
+              </w:rPr>
+              <w:t>Periodo de Reporte</w:t>
+            </w:r>
+          </w:p>
+        </w:tc>
+        <w:tc>
+          <w:tcPr>
+            <w:tcW w:w="4680" w:type="dxa"/>
+          </w:tcPr>
+          <w:p>
+            <w:pPr>
+              <w:jc w:val="both"/>
+              <w:rPr>
+                <w:rFonts w:ascii="Arial" w:hAnsi="Arial" w:cs="Arial"/>
+                <w:color w:val="000000" w:themeColor="text1"/>
+                <w:sz w:val="24"/>
+                <w:szCs w:val="24"/>
+              </w:rPr>
+            </w:pPr>
+            <w:r>
+              <w:rPr>
+                <w:rFonts w:ascii="Arial" w:hAnsi="Arial" w:cs="Arial"/>
+                <w:color w:val="000000" w:themeColor="text1"/>
+                <w:sz w:val="24"/>
+                <w:szCs w:val="24"/>
+              </w:rPr>
+              <w:t xml:space="preserve">Semana 12 (7 de </w:t>
+            </w:r>
+            <w:proofErr w:type="gramStart"/>
+            <w:r>
+              <w:rPr>
+                <w:rFonts w:ascii="Arial" w:hAnsi="Arial" w:cs="Arial"/>
+                <w:color w:val="000000" w:themeColor="text1"/>
+                <w:sz w:val="24"/>
+                <w:szCs w:val="24"/>
+              </w:rPr>
+              <w:t>Septiembre</w:t>
+            </w:r>
+            <w:proofErr w:type="gramEnd"/>
+            <w:r>
+              <w:rPr>
+                <w:rFonts w:ascii="Arial" w:hAnsi="Arial" w:cs="Arial"/>
+                <w:color w:val="000000" w:themeColor="text1"/>
+                <w:sz w:val="24"/>
+                <w:szCs w:val="24"/>
+              </w:rPr>
+              <w:t xml:space="preserve"> al 11 de Septiembre de 2026)</w:t>
+            </w:r>
+          </w:p>
+        </w:tc>
+      </w:tr>
+      <w:tr>
+        <w:tc>
+          <w:tcPr>
+            <w:tcW w:w="4680" w:type="dxa"/>
+          </w:tcPr>
+          <w:p>
+            <w:pPr>
+              <w:jc w:val="both"/>
+              <w:rPr>
+                <w:rFonts w:ascii="Arial" w:hAnsi="Arial" w:cs="Arial"/>
+                <w:color w:val="000000" w:themeColor="text1"/>
+                <w:sz w:val="24"/>
+                <w:szCs w:val="24"/>
+              </w:rPr>
+            </w:pPr>
+            <w:r>
+              <w:rPr>
+                <w:rFonts w:ascii="Arial" w:hAnsi="Arial" w:cs="Arial"/>
+                <w:b/>
+                <w:color w:val="000000" w:themeColor="text1"/>
+                <w:sz w:val="24"/>
+                <w:szCs w:val="24"/>
+              </w:rPr>
+              <w:t>Estado del Proyecto</w:t>
+            </w:r>
+          </w:p>
+        </w:tc>
+        <w:tc>
+          <w:tcPr>
+            <w:tcW w:w="4680" w:type="dxa"/>
+          </w:tcPr>
+          <w:p>
+            <w:pPr>
+              <w:jc w:val="both"/>
+              <w:rPr>
+                <w:rFonts w:ascii="Arial" w:hAnsi="Arial" w:cs="Arial"/>
+                <w:color w:val="000000" w:themeColor="text1"/>
+                <w:sz w:val="24"/>
+                <w:szCs w:val="24"/>
+              </w:rPr>
+            </w:pPr>
+            <w:r>
+              <w:rPr>
+                <w:rFonts w:ascii="Arial" w:hAnsi="Arial" w:cs="Arial"/>
+                <w:color w:val="000000" w:themeColor="text1"/>
+                <w:sz w:val="24"/>
+                <w:szCs w:val="24"/>
+              </w:rPr>
+              <w:t>AMARILLO (En riesgo - por contingencia de personal)</w:t>
+            </w:r>
+          </w:p>
+        </w:tc>
+      </w:tr>
+      <w:tr>
+        <w:tc>
+          <w:tcPr>
+            <w:tcW w:w="4680" w:type="dxa"/>
+          </w:tcPr>
+          <w:p>
+            <w:pPr>
+              <w:jc w:val="both"/>
+              <w:rPr>
+                <w:rFonts w:ascii="Arial" w:hAnsi="Arial" w:cs="Arial"/>
+                <w:color w:val="000000" w:themeColor="text1"/>
+                <w:sz w:val="24"/>
+                <w:szCs w:val="24"/>
+              </w:rPr>
+            </w:pPr>
+            <w:r>
+              <w:rPr>
+                <w:rFonts w:ascii="Arial" w:hAnsi="Arial" w:cs="Arial"/>
+                <w:b/>
+                <w:color w:val="000000" w:themeColor="text1"/>
+                <w:sz w:val="24"/>
+                <w:szCs w:val="24"/>
+              </w:rPr>
+              <w:t>Progreso Físico / Financiero</w:t>
+            </w:r>
+          </w:p>
+        </w:tc>
+        <w:tc>
+          <w:tcPr>
+            <w:tcW w:w="4680" w:type="dxa"/>
+          </w:tcPr>
+          <w:p>
+            <w:pPr>
+              <w:jc w:val="both"/>
+              <w:rPr>
+                <w:rFonts w:ascii="Arial" w:hAnsi="Arial" w:cs="Arial"/>
+                <w:color w:val="000000" w:themeColor="text1"/>
+                <w:sz w:val="24"/>
+                <w:szCs w:val="24"/>
+              </w:rPr>
+            </w:pPr>
+            <w:r>
+              <w:rPr>
+                <w:rFonts w:ascii="Arial" w:hAnsi="Arial" w:cs="Arial"/>
+                <w:color w:val="000000" w:themeColor="text1"/>
+                <w:sz w:val="24"/>
+                <w:szCs w:val="24"/>
+              </w:rPr>
+              <w:t>Planificado: 50.0% | Real: 48.0% | Presupuesto Devengado: 33,600 Bs.</w:t>
+            </w:r>
+          </w:p>
+        </w:tc>
+      </w:tr>
+      <w:tr>
+        <w:tc>
+          <w:tcPr>
+            <w:tcW w:w="4680" w:type="dxa"/>
+          </w:tcPr>
+          <w:p>
+            <w:pPr>
+              <w:jc w:val="both"/>
+              <w:rPr>
+                <w:rFonts w:ascii="Arial" w:hAnsi="Arial" w:cs="Arial"/>
+                <w:color w:val="000000" w:themeColor="text1"/>
+                <w:sz w:val="24"/>
+                <w:szCs w:val="24"/>
+              </w:rPr>
+            </w:pPr>
+            <w:r>
+              <w:rPr>
+                <w:rFonts w:ascii="Arial" w:hAnsi="Arial" w:cs="Arial"/>
+                <w:b/>
+                <w:color w:val="000000" w:themeColor="text1"/>
+                <w:sz w:val="24"/>
+                <w:szCs w:val="24"/>
+              </w:rPr>
+              <w:t>Entregables Completados</w:t>
+            </w:r>
+          </w:p>
+        </w:tc>
+        <w:tc>
+          <w:tcPr>
+            <w:tcW w:w="4680" w:type="dxa"/>
+          </w:tcPr>
+          <w:p>
+            <w:pPr>
+              <w:jc w:val="both"/>
+              <w:rPr>
+                <w:rFonts w:ascii="Arial" w:hAnsi="Arial" w:cs="Arial"/>
+                <w:color w:val="000000" w:themeColor="text1"/>
+                <w:sz w:val="24"/>
+                <w:szCs w:val="24"/>
+              </w:rPr>
+            </w:pPr>
+            <w:r>
+              <w:rPr>
+                <w:rFonts w:ascii="Arial" w:hAnsi="Arial" w:cs="Arial"/>
+                <w:color w:val="000000" w:themeColor="text1"/>
+                <w:sz w:val="24"/>
+                <w:szCs w:val="24"/>
+              </w:rPr>
+              <w:t>Módulo de cobro de tarifas diarias/mensuales, generación de recibo digital y alertas automáticas de morosidad.</w:t>
+            </w:r>
+          </w:p>
+        </w:tc>
+      </w:tr>
+      <w:tr>
+        <w:tc>
+          <w:tcPr>
+            <w:tcW w:w="4680" w:type="dxa"/>
+          </w:tcPr>
+          <w:p>
+            <w:pPr>
+              <w:jc w:val="both"/>
+              <w:rPr>
+                <w:rFonts w:ascii="Arial" w:hAnsi="Arial" w:cs="Arial"/>
+                <w:color w:val="000000" w:themeColor="text1"/>
+                <w:sz w:val="24"/>
+                <w:szCs w:val="24"/>
+              </w:rPr>
+            </w:pPr>
+            <w:r>
+              <w:rPr>
+                <w:rFonts w:ascii="Arial" w:hAnsi="Arial" w:cs="Arial"/>
+                <w:b/>
+                <w:color w:val="000000" w:themeColor="text1"/>
+                <w:sz w:val="24"/>
+                <w:szCs w:val="24"/>
+              </w:rPr>
+              <w:t>Actividades Siguiente Semana</w:t>
+            </w:r>
+          </w:p>
+        </w:tc>
+        <w:tc>
+          <w:tcPr>
+            <w:tcW w:w="4680" w:type="dxa"/>
+          </w:tcPr>
+          <w:p>
+            <w:pPr>
+              <w:jc w:val="both"/>
+              <w:rPr>
+                <w:rFonts w:ascii="Arial" w:hAnsi="Arial" w:cs="Arial"/>
+                <w:color w:val="000000" w:themeColor="text1"/>
+                <w:sz w:val="24"/>
+                <w:szCs w:val="24"/>
+              </w:rPr>
+            </w:pPr>
+            <w:r>
+              <w:rPr>
+                <w:rFonts w:ascii="Arial" w:hAnsi="Arial" w:cs="Arial"/>
+                <w:color w:val="000000" w:themeColor="text1"/>
+                <w:sz w:val="24"/>
+                <w:szCs w:val="24"/>
+              </w:rPr>
+              <w:t xml:space="preserve">Backlog </w:t>
+            </w:r>
+            <w:proofErr w:type="spellStart"/>
+            <w:r>
+              <w:rPr>
+                <w:rFonts w:ascii="Arial" w:hAnsi="Arial" w:cs="Arial"/>
+                <w:color w:val="000000" w:themeColor="text1"/>
+                <w:sz w:val="24"/>
+                <w:szCs w:val="24"/>
+              </w:rPr>
+              <w:t>Refinement</w:t>
+            </w:r>
+            <w:proofErr w:type="spellEnd"/>
+            <w:r>
+              <w:rPr>
+                <w:rFonts w:ascii="Arial" w:hAnsi="Arial" w:cs="Arial"/>
+                <w:color w:val="000000" w:themeColor="text1"/>
+                <w:sz w:val="24"/>
+                <w:szCs w:val="24"/>
+              </w:rPr>
+              <w:t xml:space="preserve"> del módulo de licencias sanitarias para incorporar cambios regulatorios.</w:t>
+            </w:r>
+          </w:p>
+        </w:tc>
+      </w:tr>
+      <w:tr>
+        <w:tc>
+          <w:tcPr>
+            <w:tcW w:w="4680" w:type="dxa"/>
+          </w:tcPr>
+          <w:p>
+            <w:pPr>
+              <w:jc w:val="both"/>
+              <w:rPr>
+                <w:rFonts w:ascii="Arial" w:hAnsi="Arial" w:cs="Arial"/>
+                <w:color w:val="000000" w:themeColor="text1"/>
+                <w:sz w:val="24"/>
+                <w:szCs w:val="24"/>
+              </w:rPr>
+            </w:pPr>
+            <w:r>
+              <w:rPr>
+                <w:rFonts w:ascii="Arial" w:hAnsi="Arial" w:cs="Arial"/>
+                <w:b/>
+                <w:color w:val="000000" w:themeColor="text1"/>
+                <w:sz w:val="24"/>
+                <w:szCs w:val="24"/>
+              </w:rPr>
+              <w:t>Riesgos e Incidencias (Semana 12)</w:t>
+            </w:r>
+          </w:p>
+        </w:tc>
+        <w:tc>
+          <w:tcPr>
+            <w:tcW w:w="4680" w:type="dxa"/>
+          </w:tcPr>
+          <w:p>
+            <w:pPr>
+              <w:jc w:val="both"/>
+              <w:rPr>
+                <w:rFonts w:ascii="Arial" w:hAnsi="Arial" w:cs="Arial"/>
+                <w:color w:val="000000" w:themeColor="text1"/>
+                <w:sz w:val="24"/>
+                <w:szCs w:val="24"/>
+              </w:rPr>
+            </w:pPr>
+            <w:r>
+              <w:rPr>
+                <w:rFonts w:ascii="Arial" w:hAnsi="Arial" w:cs="Arial"/>
+                <w:color w:val="000000" w:themeColor="text1"/>
+                <w:sz w:val="24"/>
+                <w:szCs w:val="24"/>
+              </w:rPr>
+              <w:t xml:space="preserve">Incidencia (Crítica): Renuncia del desarrollador </w:t>
+            </w:r>
+            <w:proofErr w:type="spellStart"/>
+            <w:r>
+              <w:rPr>
+                <w:rFonts w:ascii="Arial" w:hAnsi="Arial" w:cs="Arial"/>
+                <w:color w:val="000000" w:themeColor="text1"/>
+                <w:sz w:val="24"/>
+                <w:szCs w:val="24"/>
+              </w:rPr>
+              <w:t>backend</w:t>
+            </w:r>
+            <w:proofErr w:type="spellEnd"/>
+            <w:r>
+              <w:rPr>
+                <w:rFonts w:ascii="Arial" w:hAnsi="Arial" w:cs="Arial"/>
+                <w:color w:val="000000" w:themeColor="text1"/>
+                <w:sz w:val="24"/>
+                <w:szCs w:val="24"/>
+              </w:rPr>
+              <w:t xml:space="preserve"> y analista de QA (riesgo R-01 materializado). Acción: Activación del plan de contingencia de recursos humanos. El Scrum Master asume tareas de </w:t>
+            </w:r>
+            <w:proofErr w:type="spellStart"/>
+            <w:r>
+              <w:rPr>
+                <w:rFonts w:ascii="Arial" w:hAnsi="Arial" w:cs="Arial"/>
+                <w:color w:val="000000" w:themeColor="text1"/>
+                <w:sz w:val="24"/>
+                <w:szCs w:val="24"/>
+              </w:rPr>
+              <w:t>backend</w:t>
+            </w:r>
+            <w:proofErr w:type="spellEnd"/>
+            <w:r>
+              <w:rPr>
+                <w:rFonts w:ascii="Arial" w:hAnsi="Arial" w:cs="Arial"/>
+                <w:color w:val="000000" w:themeColor="text1"/>
+                <w:sz w:val="24"/>
+                <w:szCs w:val="24"/>
+              </w:rPr>
+              <w:t xml:space="preserve">, el </w:t>
+            </w:r>
+            <w:proofErr w:type="gramStart"/>
+            <w:r>
+              <w:rPr>
+                <w:rFonts w:ascii="Arial" w:hAnsi="Arial" w:cs="Arial"/>
+                <w:color w:val="000000" w:themeColor="text1"/>
+                <w:sz w:val="24"/>
+                <w:szCs w:val="24"/>
+              </w:rPr>
+              <w:t>Jefe</w:t>
+            </w:r>
+            <w:proofErr w:type="gramEnd"/>
+            <w:r>
+              <w:rPr>
+                <w:rFonts w:ascii="Arial" w:hAnsi="Arial" w:cs="Arial"/>
+                <w:color w:val="000000" w:themeColor="text1"/>
+                <w:sz w:val="24"/>
+                <w:szCs w:val="24"/>
+              </w:rPr>
+              <w:t xml:space="preserve"> de Proyecto asume la coordinación de pruebas funcionales y se programa la contratación por horas de QA externo para el Sprint 11. Se reduce la velocidad del equipo en un 30% en Jira. La fecha de entrega en la semana 24 se mantiene viable.</w:t>
+            </w:r>
+          </w:p>
+        </w:tc>
+      </w:tr>
+    </w:tbl>
+    <w:p>
+      <w:pPr>
+        <w:jc w:val="both"/>
+        <w:rPr>
+          <w:rFonts w:ascii="Arial" w:hAnsi="Arial" w:cs="Arial"/>
+          <w:color w:val="000000" w:themeColor="text1"/>
+          <w:sz w:val="24"/>
+          <w:szCs w:val="24"/>
+        </w:rPr>
+      </w:pPr>
+    </w:p>
     <w:p>
       <w:pPr>
         <w:spacing w:line="360" w:lineRule="auto"/>

--- a/gestion de proyecto de software.docx
+++ b/gestion de proyecto de software.docx
@@ -15389,6 +15389,9 @@
         <w:gridCol w:w="4331"/>
       </w:tblGrid>
       <w:tr>
+        <w:trPr>
+          <w:trHeight w:val="646"/>
+        </w:trPr>
         <w:tc>
           <w:tcPr>
             <w:tcW w:w="4680" w:type="dxa"/>
@@ -15462,6 +15465,9 @@
         </w:tc>
       </w:tr>
       <w:tr>
+        <w:trPr>
+          <w:trHeight w:val="698"/>
+        </w:trPr>
         <w:tc>
           <w:tcPr>
             <w:tcW w:w="4680" w:type="dxa"/>
@@ -15515,6 +15521,9 @@
         </w:tc>
       </w:tr>
       <w:tr>
+        <w:trPr>
+          <w:trHeight w:val="848"/>
+        </w:trPr>
         <w:tc>
           <w:tcPr>
             <w:tcW w:w="4680" w:type="dxa"/>
@@ -15568,6 +15577,9 @@
         </w:tc>
       </w:tr>
       <w:tr>
+        <w:trPr>
+          <w:trHeight w:val="1118"/>
+        </w:trPr>
         <w:tc>
           <w:tcPr>
             <w:tcW w:w="4680" w:type="dxa"/>
@@ -15621,6 +15633,9 @@
         </w:tc>
       </w:tr>
       <w:tr>
+        <w:trPr>
+          <w:trHeight w:val="836"/>
+        </w:trPr>
         <w:tc>
           <w:tcPr>
             <w:tcW w:w="4680" w:type="dxa"/>
@@ -15721,7 +15736,17 @@
                 <w:sz w:val="24"/>
                 <w:szCs w:val="24"/>
               </w:rPr>
-              <w:t xml:space="preserve">Incidencia: La Alcaldía de Sucre solicita agregar el módulo de geolocalización de puestos (RF-GEO). Acción: Se inicia el proceso formal de gestión de cambios (Control de Cambios #01). Se elabora el análisis de impacto técnico y financiero, recomendando una solución de bajo esfuerzo (Leaflet.js + </w:t>
+              <w:t xml:space="preserve">Incidencia: La Alcaldía de Sucre solicita agregar el módulo de geolocalización de puestos (RF-GEO). Acción: Se inicia el proceso formal de gestión de cambios (Control de Cambios #01). Se elabora el análisis de impacto técnico y financiero, recomendando una solución de bajo </w:t>
+            </w:r>
+            <w:r>
+              <w:rPr>
+                <w:rFonts w:ascii="Arial" w:hAnsi="Arial" w:cs="Arial"/>
+                <w:color w:val="000000" w:themeColor="text1"/>
+                <w:sz w:val="24"/>
+                <w:szCs w:val="24"/>
+              </w:rPr>
+              <w:lastRenderedPageBreak/>
+              <w:t xml:space="preserve">esfuerzo (Leaflet.js + </w:t>
             </w:r>
             <w:proofErr w:type="spellStart"/>
             <w:r>
@@ -15777,7 +15802,6 @@
           <w:sz w:val="24"/>
           <w:szCs w:val="24"/>
         </w:rPr>
-        <w:lastRenderedPageBreak/>
         <w:t xml:space="preserve">Informe de Avance </w:t>
       </w:r>
       <w:proofErr w:type="spellStart"/>
@@ -15817,6 +15841,9 @@
         <w:gridCol w:w="4347"/>
       </w:tblGrid>
       <w:tr>
+        <w:trPr>
+          <w:trHeight w:val="740"/>
+        </w:trPr>
         <w:tc>
           <w:tcPr>
             <w:tcW w:w="4680" w:type="dxa"/>
@@ -15890,6 +15917,9 @@
         </w:tc>
       </w:tr>
       <w:tr>
+        <w:trPr>
+          <w:trHeight w:val="709"/>
+        </w:trPr>
         <w:tc>
           <w:tcPr>
             <w:tcW w:w="4680" w:type="dxa"/>
@@ -15943,6 +15973,9 @@
         </w:tc>
       </w:tr>
       <w:tr>
+        <w:trPr>
+          <w:trHeight w:val="690"/>
+        </w:trPr>
         <w:tc>
           <w:tcPr>
             <w:tcW w:w="4680" w:type="dxa"/>
@@ -15996,6 +16029,9 @@
         </w:tc>
       </w:tr>
       <w:tr>
+        <w:trPr>
+          <w:trHeight w:val="1267"/>
+        </w:trPr>
         <w:tc>
           <w:tcPr>
             <w:tcW w:w="4680" w:type="dxa"/>
@@ -16049,6 +16085,9 @@
         </w:tc>
       </w:tr>
       <w:tr>
+        <w:trPr>
+          <w:trHeight w:val="973"/>
+        </w:trPr>
         <w:tc>
           <w:tcPr>
             <w:tcW w:w="4680" w:type="dxa"/>
@@ -16237,6 +16276,2410 @@
     </w:tbl>
     <w:p>
       <w:pPr>
+        <w:jc w:val="both"/>
+        <w:rPr>
+          <w:rFonts w:ascii="Arial" w:hAnsi="Arial" w:cs="Arial"/>
+          <w:color w:val="000000" w:themeColor="text1"/>
+          <w:sz w:val="24"/>
+          <w:szCs w:val="24"/>
+        </w:rPr>
+      </w:pPr>
+    </w:p>
+    <w:p>
+      <w:pPr>
+        <w:spacing w:line="360" w:lineRule="auto"/>
+        <w:jc w:val="both"/>
+        <w:rPr>
+          <w:rFonts w:ascii="Arial" w:hAnsi="Arial" w:cs="Arial"/>
+          <w:color w:val="000000" w:themeColor="text1"/>
+          <w:sz w:val="24"/>
+          <w:szCs w:val="24"/>
+        </w:rPr>
+      </w:pPr>
+    </w:p>
+    <w:p>
+      <w:pPr>
+        <w:spacing w:line="360" w:lineRule="auto"/>
+        <w:jc w:val="both"/>
+        <w:rPr>
+          <w:rFonts w:ascii="Arial" w:hAnsi="Arial" w:cs="Arial"/>
+          <w:color w:val="000000" w:themeColor="text1"/>
+          <w:sz w:val="24"/>
+          <w:szCs w:val="24"/>
+        </w:rPr>
+      </w:pPr>
+    </w:p>
+    <w:p>
+      <w:pPr>
+        <w:spacing w:line="360" w:lineRule="auto"/>
+        <w:jc w:val="both"/>
+        <w:rPr>
+          <w:rFonts w:ascii="Arial" w:hAnsi="Arial" w:cs="Arial"/>
+          <w:color w:val="000000" w:themeColor="text1"/>
+          <w:sz w:val="24"/>
+          <w:szCs w:val="24"/>
+        </w:rPr>
+      </w:pPr>
+    </w:p>
+    <w:p>
+      <w:pPr>
+        <w:spacing w:line="360" w:lineRule="auto"/>
+        <w:jc w:val="both"/>
+        <w:rPr>
+          <w:rFonts w:ascii="Arial" w:hAnsi="Arial" w:cs="Arial"/>
+          <w:color w:val="000000" w:themeColor="text1"/>
+          <w:sz w:val="24"/>
+          <w:szCs w:val="24"/>
+        </w:rPr>
+      </w:pPr>
+    </w:p>
+    <w:p>
+      <w:pPr>
+        <w:pStyle w:val="Ttulo1"/>
+      </w:pPr>
+      <w:r>
+        <w:rPr>
+          <w:color w:val="000000" w:themeColor="text1"/>
+        </w:rPr>
+        <w:lastRenderedPageBreak/>
+        <w:t>TABLERO DE SEGUIMIENTO KPI</w:t>
+      </w:r>
+    </w:p>
+    <w:p>
+      <w:pPr>
+        <w:pStyle w:val="Ttulo2"/>
+        <w:rPr>
+          <w:color w:val="000000" w:themeColor="text1"/>
+        </w:rPr>
+      </w:pPr>
+      <w:r>
+        <w:rPr>
+          <w:color w:val="000000" w:themeColor="text1"/>
+        </w:rPr>
+        <w:t xml:space="preserve">Introducción y Propósito del Tablero de </w:t>
+      </w:r>
+      <w:proofErr w:type="spellStart"/>
+      <w:r>
+        <w:rPr>
+          <w:color w:val="000000" w:themeColor="text1"/>
+        </w:rPr>
+        <w:t>KPIs</w:t>
+      </w:r>
+      <w:proofErr w:type="spellEnd"/>
+    </w:p>
+    <w:p>
+      <w:pPr>
+        <w:spacing w:after="120" w:line="360" w:lineRule="auto"/>
+        <w:jc w:val="both"/>
+        <w:rPr>
+          <w:rFonts w:ascii="Arial" w:hAnsi="Arial" w:cs="Arial"/>
+          <w:color w:val="000000" w:themeColor="text1"/>
+          <w:sz w:val="24"/>
+          <w:szCs w:val="24"/>
+        </w:rPr>
+      </w:pPr>
+      <w:r>
+        <w:rPr>
+          <w:rFonts w:ascii="Arial" w:hAnsi="Arial" w:cs="Arial"/>
+          <w:color w:val="000000" w:themeColor="text1"/>
+          <w:sz w:val="24"/>
+          <w:szCs w:val="24"/>
+        </w:rPr>
+        <w:t xml:space="preserve">El Tablero de Seguimiento KPI es la herramienta diseñada para monitorear el desempeño del proyecto del </w:t>
+      </w:r>
+      <w:r>
+        <w:rPr>
+          <w:rFonts w:ascii="Arial" w:hAnsi="Arial" w:cs="Arial"/>
+          <w:b/>
+          <w:color w:val="000000" w:themeColor="text1"/>
+          <w:sz w:val="24"/>
+          <w:szCs w:val="24"/>
+        </w:rPr>
+        <w:t xml:space="preserve">Sistema de Gestión para Mercados Municipales </w:t>
+      </w:r>
+      <w:r>
+        <w:rPr>
+          <w:rFonts w:ascii="Arial" w:hAnsi="Arial" w:cs="Arial"/>
+          <w:color w:val="000000" w:themeColor="text1"/>
+          <w:sz w:val="24"/>
+          <w:szCs w:val="24"/>
+        </w:rPr>
+        <w:t>(Mercado Central, Mercado Campesino y Mercado Negro). Permite unificar el control del desarrollo de software (Scrum) con la gobernanza financiera e institucional (PMBOK), proporcionando visibilidad a la Dirección de Ingresos de la Alcaldía de Sucre.</w:t>
+      </w:r>
+    </w:p>
+    <w:p>
+      <w:pPr>
+        <w:pStyle w:val="Ttulo2"/>
+        <w:rPr>
+          <w:color w:val="000000" w:themeColor="text1"/>
+        </w:rPr>
+      </w:pPr>
+      <w:r>
+        <w:rPr>
+          <w:color w:val="000000" w:themeColor="text1"/>
+        </w:rPr>
+        <w:t>Fichas Técnicas de Indicadores Clave</w:t>
+      </w:r>
+    </w:p>
+    <w:p/>
+    <w:tbl>
+      <w:tblPr>
+        <w:tblStyle w:val="Tablaconcuadrcula"/>
+        <w:tblW w:w="0" w:type="auto"/>
+        <w:jc w:val="center"/>
+        <w:tblLook w:val="04A0" w:firstRow="1" w:lastRow="0" w:firstColumn="1" w:lastColumn="0" w:noHBand="0" w:noVBand="1"/>
+      </w:tblPr>
+      <w:tblGrid>
+        <w:gridCol w:w="1084"/>
+        <w:gridCol w:w="1271"/>
+        <w:gridCol w:w="1271"/>
+        <w:gridCol w:w="1309"/>
+        <w:gridCol w:w="1162"/>
+        <w:gridCol w:w="1240"/>
+        <w:gridCol w:w="1293"/>
+      </w:tblGrid>
+      <w:tr>
+        <w:trPr>
+          <w:jc w:val="center"/>
+        </w:trPr>
+        <w:tc>
+          <w:tcPr>
+            <w:tcW w:w="1337" w:type="dxa"/>
+          </w:tcPr>
+          <w:p>
+            <w:pPr>
+              <w:spacing w:line="360" w:lineRule="auto"/>
+              <w:jc w:val="both"/>
+              <w:rPr>
+                <w:rFonts w:ascii="Arial" w:hAnsi="Arial" w:cs="Arial"/>
+                <w:color w:val="000000" w:themeColor="text1"/>
+                <w:sz w:val="16"/>
+                <w:szCs w:val="16"/>
+              </w:rPr>
+            </w:pPr>
+            <w:r>
+              <w:rPr>
+                <w:rFonts w:ascii="Arial" w:hAnsi="Arial" w:cs="Arial"/>
+                <w:b/>
+                <w:color w:val="000000" w:themeColor="text1"/>
+                <w:sz w:val="16"/>
+                <w:szCs w:val="16"/>
+              </w:rPr>
+              <w:t>ID</w:t>
+            </w:r>
+          </w:p>
+        </w:tc>
+        <w:tc>
+          <w:tcPr>
+            <w:tcW w:w="1337" w:type="dxa"/>
+          </w:tcPr>
+          <w:p>
+            <w:pPr>
+              <w:spacing w:line="360" w:lineRule="auto"/>
+              <w:jc w:val="both"/>
+              <w:rPr>
+                <w:rFonts w:ascii="Arial" w:hAnsi="Arial" w:cs="Arial"/>
+                <w:color w:val="000000" w:themeColor="text1"/>
+                <w:sz w:val="16"/>
+                <w:szCs w:val="16"/>
+              </w:rPr>
+            </w:pPr>
+            <w:r>
+              <w:rPr>
+                <w:rFonts w:ascii="Arial" w:hAnsi="Arial" w:cs="Arial"/>
+                <w:b/>
+                <w:color w:val="000000" w:themeColor="text1"/>
+                <w:sz w:val="16"/>
+                <w:szCs w:val="16"/>
+              </w:rPr>
+              <w:t>Nombre de KPI</w:t>
+            </w:r>
+          </w:p>
+        </w:tc>
+        <w:tc>
+          <w:tcPr>
+            <w:tcW w:w="1337" w:type="dxa"/>
+          </w:tcPr>
+          <w:p>
+            <w:pPr>
+              <w:spacing w:line="360" w:lineRule="auto"/>
+              <w:jc w:val="both"/>
+              <w:rPr>
+                <w:rFonts w:ascii="Arial" w:hAnsi="Arial" w:cs="Arial"/>
+                <w:color w:val="000000" w:themeColor="text1"/>
+                <w:sz w:val="16"/>
+                <w:szCs w:val="16"/>
+              </w:rPr>
+            </w:pPr>
+            <w:r>
+              <w:rPr>
+                <w:rFonts w:ascii="Arial" w:hAnsi="Arial" w:cs="Arial"/>
+                <w:b/>
+                <w:color w:val="000000" w:themeColor="text1"/>
+                <w:sz w:val="16"/>
+                <w:szCs w:val="16"/>
+              </w:rPr>
+              <w:t>Área</w:t>
+            </w:r>
+          </w:p>
+        </w:tc>
+        <w:tc>
+          <w:tcPr>
+            <w:tcW w:w="1337" w:type="dxa"/>
+          </w:tcPr>
+          <w:p>
+            <w:pPr>
+              <w:spacing w:line="360" w:lineRule="auto"/>
+              <w:jc w:val="both"/>
+              <w:rPr>
+                <w:rFonts w:ascii="Arial" w:hAnsi="Arial" w:cs="Arial"/>
+                <w:color w:val="000000" w:themeColor="text1"/>
+                <w:sz w:val="16"/>
+                <w:szCs w:val="16"/>
+              </w:rPr>
+            </w:pPr>
+            <w:r>
+              <w:rPr>
+                <w:rFonts w:ascii="Arial" w:hAnsi="Arial" w:cs="Arial"/>
+                <w:b/>
+                <w:color w:val="000000" w:themeColor="text1"/>
+                <w:sz w:val="16"/>
+                <w:szCs w:val="16"/>
+              </w:rPr>
+              <w:t>Fórmula de Métrica</w:t>
+            </w:r>
+          </w:p>
+        </w:tc>
+        <w:tc>
+          <w:tcPr>
+            <w:tcW w:w="1337" w:type="dxa"/>
+          </w:tcPr>
+          <w:p>
+            <w:pPr>
+              <w:spacing w:line="360" w:lineRule="auto"/>
+              <w:jc w:val="both"/>
+              <w:rPr>
+                <w:rFonts w:ascii="Arial" w:hAnsi="Arial" w:cs="Arial"/>
+                <w:color w:val="000000" w:themeColor="text1"/>
+                <w:sz w:val="16"/>
+                <w:szCs w:val="16"/>
+              </w:rPr>
+            </w:pPr>
+            <w:r>
+              <w:rPr>
+                <w:rFonts w:ascii="Arial" w:hAnsi="Arial" w:cs="Arial"/>
+                <w:b/>
+                <w:color w:val="000000" w:themeColor="text1"/>
+                <w:sz w:val="16"/>
+                <w:szCs w:val="16"/>
+              </w:rPr>
+              <w:t>Meta</w:t>
+            </w:r>
+          </w:p>
+        </w:tc>
+        <w:tc>
+          <w:tcPr>
+            <w:tcW w:w="1337" w:type="dxa"/>
+          </w:tcPr>
+          <w:p>
+            <w:pPr>
+              <w:spacing w:line="360" w:lineRule="auto"/>
+              <w:jc w:val="both"/>
+              <w:rPr>
+                <w:rFonts w:ascii="Arial" w:hAnsi="Arial" w:cs="Arial"/>
+                <w:color w:val="000000" w:themeColor="text1"/>
+                <w:sz w:val="16"/>
+                <w:szCs w:val="16"/>
+              </w:rPr>
+            </w:pPr>
+            <w:r>
+              <w:rPr>
+                <w:rFonts w:ascii="Arial" w:hAnsi="Arial" w:cs="Arial"/>
+                <w:b/>
+                <w:color w:val="000000" w:themeColor="text1"/>
+                <w:sz w:val="16"/>
+                <w:szCs w:val="16"/>
+              </w:rPr>
+              <w:t>Frecuencia</w:t>
+            </w:r>
+          </w:p>
+        </w:tc>
+        <w:tc>
+          <w:tcPr>
+            <w:tcW w:w="1337" w:type="dxa"/>
+          </w:tcPr>
+          <w:p>
+            <w:pPr>
+              <w:spacing w:line="360" w:lineRule="auto"/>
+              <w:jc w:val="both"/>
+              <w:rPr>
+                <w:rFonts w:ascii="Arial" w:hAnsi="Arial" w:cs="Arial"/>
+                <w:color w:val="000000" w:themeColor="text1"/>
+                <w:sz w:val="16"/>
+                <w:szCs w:val="16"/>
+              </w:rPr>
+            </w:pPr>
+            <w:r>
+              <w:rPr>
+                <w:rFonts w:ascii="Arial" w:hAnsi="Arial" w:cs="Arial"/>
+                <w:b/>
+                <w:color w:val="000000" w:themeColor="text1"/>
+                <w:sz w:val="16"/>
+                <w:szCs w:val="16"/>
+              </w:rPr>
+              <w:t>Responsable</w:t>
+            </w:r>
+          </w:p>
+        </w:tc>
+      </w:tr>
+      <w:tr>
+        <w:trPr>
+          <w:jc w:val="center"/>
+        </w:trPr>
+        <w:tc>
+          <w:tcPr>
+            <w:tcW w:w="1337" w:type="dxa"/>
+          </w:tcPr>
+          <w:p>
+            <w:pPr>
+              <w:spacing w:line="360" w:lineRule="auto"/>
+              <w:jc w:val="both"/>
+              <w:rPr>
+                <w:rFonts w:ascii="Arial" w:hAnsi="Arial" w:cs="Arial"/>
+                <w:color w:val="000000" w:themeColor="text1"/>
+                <w:sz w:val="16"/>
+                <w:szCs w:val="16"/>
+              </w:rPr>
+            </w:pPr>
+            <w:r>
+              <w:rPr>
+                <w:rFonts w:ascii="Arial" w:hAnsi="Arial" w:cs="Arial"/>
+                <w:b/>
+                <w:color w:val="000000" w:themeColor="text1"/>
+                <w:sz w:val="16"/>
+                <w:szCs w:val="16"/>
+              </w:rPr>
+              <w:t>PM-REC</w:t>
+            </w:r>
+          </w:p>
+        </w:tc>
+        <w:tc>
+          <w:tcPr>
+            <w:tcW w:w="1337" w:type="dxa"/>
+          </w:tcPr>
+          <w:p>
+            <w:pPr>
+              <w:spacing w:line="360" w:lineRule="auto"/>
+              <w:jc w:val="both"/>
+              <w:rPr>
+                <w:rFonts w:ascii="Arial" w:hAnsi="Arial" w:cs="Arial"/>
+                <w:color w:val="000000" w:themeColor="text1"/>
+                <w:sz w:val="16"/>
+                <w:szCs w:val="16"/>
+              </w:rPr>
+            </w:pPr>
+            <w:r>
+              <w:rPr>
+                <w:rFonts w:ascii="Arial" w:hAnsi="Arial" w:cs="Arial"/>
+                <w:color w:val="000000" w:themeColor="text1"/>
+                <w:sz w:val="16"/>
+                <w:szCs w:val="16"/>
+              </w:rPr>
+              <w:t>Porcentaje de Morosidad</w:t>
+            </w:r>
+          </w:p>
+        </w:tc>
+        <w:tc>
+          <w:tcPr>
+            <w:tcW w:w="1337" w:type="dxa"/>
+          </w:tcPr>
+          <w:p>
+            <w:pPr>
+              <w:spacing w:line="360" w:lineRule="auto"/>
+              <w:jc w:val="both"/>
+              <w:rPr>
+                <w:rFonts w:ascii="Arial" w:hAnsi="Arial" w:cs="Arial"/>
+                <w:color w:val="000000" w:themeColor="text1"/>
+                <w:sz w:val="16"/>
+                <w:szCs w:val="16"/>
+              </w:rPr>
+            </w:pPr>
+            <w:r>
+              <w:rPr>
+                <w:rFonts w:ascii="Arial" w:hAnsi="Arial" w:cs="Arial"/>
+                <w:color w:val="000000" w:themeColor="text1"/>
+                <w:sz w:val="16"/>
+                <w:szCs w:val="16"/>
+              </w:rPr>
+              <w:t>Recaudación</w:t>
+            </w:r>
+          </w:p>
+        </w:tc>
+        <w:tc>
+          <w:tcPr>
+            <w:tcW w:w="1337" w:type="dxa"/>
+          </w:tcPr>
+          <w:p>
+            <w:pPr>
+              <w:spacing w:line="360" w:lineRule="auto"/>
+              <w:jc w:val="both"/>
+              <w:rPr>
+                <w:rFonts w:ascii="Arial" w:hAnsi="Arial" w:cs="Arial"/>
+                <w:color w:val="000000" w:themeColor="text1"/>
+                <w:sz w:val="16"/>
+                <w:szCs w:val="16"/>
+              </w:rPr>
+            </w:pPr>
+            <w:r>
+              <w:rPr>
+                <w:rFonts w:ascii="Arial" w:hAnsi="Arial" w:cs="Arial"/>
+                <w:color w:val="000000" w:themeColor="text1"/>
+                <w:sz w:val="16"/>
+                <w:szCs w:val="16"/>
+              </w:rPr>
+              <w:t>(Comerciantes con deuda / Total comerciantes) * 100</w:t>
+            </w:r>
+          </w:p>
+        </w:tc>
+        <w:tc>
+          <w:tcPr>
+            <w:tcW w:w="1337" w:type="dxa"/>
+          </w:tcPr>
+          <w:p>
+            <w:pPr>
+              <w:spacing w:line="360" w:lineRule="auto"/>
+              <w:jc w:val="both"/>
+              <w:rPr>
+                <w:rFonts w:ascii="Arial" w:hAnsi="Arial" w:cs="Arial"/>
+                <w:color w:val="000000" w:themeColor="text1"/>
+                <w:sz w:val="16"/>
+                <w:szCs w:val="16"/>
+              </w:rPr>
+            </w:pPr>
+            <w:r>
+              <w:rPr>
+                <w:rFonts w:ascii="Arial" w:hAnsi="Arial" w:cs="Arial"/>
+                <w:color w:val="000000" w:themeColor="text1"/>
+                <w:sz w:val="16"/>
+                <w:szCs w:val="16"/>
+              </w:rPr>
+              <w:t>&lt; 15%</w:t>
+            </w:r>
+          </w:p>
+        </w:tc>
+        <w:tc>
+          <w:tcPr>
+            <w:tcW w:w="1337" w:type="dxa"/>
+          </w:tcPr>
+          <w:p>
+            <w:pPr>
+              <w:spacing w:line="360" w:lineRule="auto"/>
+              <w:jc w:val="both"/>
+              <w:rPr>
+                <w:rFonts w:ascii="Arial" w:hAnsi="Arial" w:cs="Arial"/>
+                <w:color w:val="000000" w:themeColor="text1"/>
+                <w:sz w:val="16"/>
+                <w:szCs w:val="16"/>
+              </w:rPr>
+            </w:pPr>
+            <w:r>
+              <w:rPr>
+                <w:rFonts w:ascii="Arial" w:hAnsi="Arial" w:cs="Arial"/>
+                <w:color w:val="000000" w:themeColor="text1"/>
+                <w:sz w:val="16"/>
+                <w:szCs w:val="16"/>
+              </w:rPr>
+              <w:t>Mensual</w:t>
+            </w:r>
+          </w:p>
+        </w:tc>
+        <w:tc>
+          <w:tcPr>
+            <w:tcW w:w="1337" w:type="dxa"/>
+          </w:tcPr>
+          <w:p>
+            <w:pPr>
+              <w:spacing w:line="360" w:lineRule="auto"/>
+              <w:jc w:val="both"/>
+              <w:rPr>
+                <w:rFonts w:ascii="Arial" w:hAnsi="Arial" w:cs="Arial"/>
+                <w:color w:val="000000" w:themeColor="text1"/>
+                <w:sz w:val="16"/>
+                <w:szCs w:val="16"/>
+              </w:rPr>
+            </w:pPr>
+            <w:r>
+              <w:rPr>
+                <w:rFonts w:ascii="Arial" w:hAnsi="Arial" w:cs="Arial"/>
+                <w:color w:val="000000" w:themeColor="text1"/>
+                <w:sz w:val="16"/>
+                <w:szCs w:val="16"/>
+              </w:rPr>
+              <w:t>Cobradores / Ingresos</w:t>
+            </w:r>
+          </w:p>
+        </w:tc>
+      </w:tr>
+      <w:tr>
+        <w:trPr>
+          <w:jc w:val="center"/>
+        </w:trPr>
+        <w:tc>
+          <w:tcPr>
+            <w:tcW w:w="1337" w:type="dxa"/>
+          </w:tcPr>
+          <w:p>
+            <w:pPr>
+              <w:spacing w:line="360" w:lineRule="auto"/>
+              <w:jc w:val="both"/>
+              <w:rPr>
+                <w:rFonts w:ascii="Arial" w:hAnsi="Arial" w:cs="Arial"/>
+                <w:color w:val="000000" w:themeColor="text1"/>
+                <w:sz w:val="16"/>
+                <w:szCs w:val="16"/>
+              </w:rPr>
+            </w:pPr>
+            <w:r>
+              <w:rPr>
+                <w:rFonts w:ascii="Arial" w:hAnsi="Arial" w:cs="Arial"/>
+                <w:b/>
+                <w:color w:val="000000" w:themeColor="text1"/>
+                <w:sz w:val="16"/>
+                <w:szCs w:val="16"/>
+              </w:rPr>
+              <w:t>CDR-REC</w:t>
+            </w:r>
+          </w:p>
+        </w:tc>
+        <w:tc>
+          <w:tcPr>
+            <w:tcW w:w="1337" w:type="dxa"/>
+          </w:tcPr>
+          <w:p>
+            <w:pPr>
+              <w:spacing w:line="360" w:lineRule="auto"/>
+              <w:jc w:val="both"/>
+              <w:rPr>
+                <w:rFonts w:ascii="Arial" w:hAnsi="Arial" w:cs="Arial"/>
+                <w:color w:val="000000" w:themeColor="text1"/>
+                <w:sz w:val="16"/>
+                <w:szCs w:val="16"/>
+              </w:rPr>
+            </w:pPr>
+            <w:r>
+              <w:rPr>
+                <w:rFonts w:ascii="Arial" w:hAnsi="Arial" w:cs="Arial"/>
+                <w:color w:val="000000" w:themeColor="text1"/>
+                <w:sz w:val="16"/>
+                <w:szCs w:val="16"/>
+              </w:rPr>
+              <w:t>Cobros Diarios Registrados</w:t>
+            </w:r>
+          </w:p>
+        </w:tc>
+        <w:tc>
+          <w:tcPr>
+            <w:tcW w:w="1337" w:type="dxa"/>
+          </w:tcPr>
+          <w:p>
+            <w:pPr>
+              <w:spacing w:line="360" w:lineRule="auto"/>
+              <w:jc w:val="both"/>
+              <w:rPr>
+                <w:rFonts w:ascii="Arial" w:hAnsi="Arial" w:cs="Arial"/>
+                <w:color w:val="000000" w:themeColor="text1"/>
+                <w:sz w:val="16"/>
+                <w:szCs w:val="16"/>
+              </w:rPr>
+            </w:pPr>
+            <w:r>
+              <w:rPr>
+                <w:rFonts w:ascii="Arial" w:hAnsi="Arial" w:cs="Arial"/>
+                <w:color w:val="000000" w:themeColor="text1"/>
+                <w:sz w:val="16"/>
+                <w:szCs w:val="16"/>
+              </w:rPr>
+              <w:t>Recaudación</w:t>
+            </w:r>
+          </w:p>
+        </w:tc>
+        <w:tc>
+          <w:tcPr>
+            <w:tcW w:w="1337" w:type="dxa"/>
+          </w:tcPr>
+          <w:p>
+            <w:pPr>
+              <w:spacing w:line="360" w:lineRule="auto"/>
+              <w:jc w:val="both"/>
+              <w:rPr>
+                <w:rFonts w:ascii="Arial" w:hAnsi="Arial" w:cs="Arial"/>
+                <w:color w:val="000000" w:themeColor="text1"/>
+                <w:sz w:val="16"/>
+                <w:szCs w:val="16"/>
+              </w:rPr>
+            </w:pPr>
+            <w:r>
+              <w:rPr>
+                <w:rFonts w:ascii="Arial" w:hAnsi="Arial" w:cs="Arial"/>
+                <w:color w:val="000000" w:themeColor="text1"/>
+                <w:sz w:val="16"/>
+                <w:szCs w:val="16"/>
+              </w:rPr>
+              <w:t>(Cobros en sistema / Puestos activos a cobrar) * 100</w:t>
+            </w:r>
+          </w:p>
+        </w:tc>
+        <w:tc>
+          <w:tcPr>
+            <w:tcW w:w="1337" w:type="dxa"/>
+          </w:tcPr>
+          <w:p>
+            <w:pPr>
+              <w:spacing w:line="360" w:lineRule="auto"/>
+              <w:jc w:val="both"/>
+              <w:rPr>
+                <w:rFonts w:ascii="Arial" w:hAnsi="Arial" w:cs="Arial"/>
+                <w:color w:val="000000" w:themeColor="text1"/>
+                <w:sz w:val="16"/>
+                <w:szCs w:val="16"/>
+              </w:rPr>
+            </w:pPr>
+            <w:r>
+              <w:rPr>
+                <w:rFonts w:ascii="Arial" w:hAnsi="Arial" w:cs="Arial"/>
+                <w:color w:val="000000" w:themeColor="text1"/>
+                <w:sz w:val="16"/>
+                <w:szCs w:val="16"/>
+              </w:rPr>
+              <w:t>&gt; 95%</w:t>
+            </w:r>
+          </w:p>
+        </w:tc>
+        <w:tc>
+          <w:tcPr>
+            <w:tcW w:w="1337" w:type="dxa"/>
+          </w:tcPr>
+          <w:p>
+            <w:pPr>
+              <w:spacing w:line="360" w:lineRule="auto"/>
+              <w:jc w:val="both"/>
+              <w:rPr>
+                <w:rFonts w:ascii="Arial" w:hAnsi="Arial" w:cs="Arial"/>
+                <w:color w:val="000000" w:themeColor="text1"/>
+                <w:sz w:val="16"/>
+                <w:szCs w:val="16"/>
+              </w:rPr>
+            </w:pPr>
+            <w:r>
+              <w:rPr>
+                <w:rFonts w:ascii="Arial" w:hAnsi="Arial" w:cs="Arial"/>
+                <w:color w:val="000000" w:themeColor="text1"/>
+                <w:sz w:val="16"/>
+                <w:szCs w:val="16"/>
+              </w:rPr>
+              <w:t>Diario</w:t>
+            </w:r>
+          </w:p>
+        </w:tc>
+        <w:tc>
+          <w:tcPr>
+            <w:tcW w:w="1337" w:type="dxa"/>
+          </w:tcPr>
+          <w:p>
+            <w:pPr>
+              <w:spacing w:line="360" w:lineRule="auto"/>
+              <w:jc w:val="both"/>
+              <w:rPr>
+                <w:rFonts w:ascii="Arial" w:hAnsi="Arial" w:cs="Arial"/>
+                <w:color w:val="000000" w:themeColor="text1"/>
+                <w:sz w:val="16"/>
+                <w:szCs w:val="16"/>
+              </w:rPr>
+            </w:pPr>
+            <w:r>
+              <w:rPr>
+                <w:rFonts w:ascii="Arial" w:hAnsi="Arial" w:cs="Arial"/>
+                <w:color w:val="000000" w:themeColor="text1"/>
+                <w:sz w:val="16"/>
+                <w:szCs w:val="16"/>
+              </w:rPr>
+              <w:t>Cobradores de Campo</w:t>
+            </w:r>
+          </w:p>
+        </w:tc>
+      </w:tr>
+      <w:tr>
+        <w:trPr>
+          <w:jc w:val="center"/>
+        </w:trPr>
+        <w:tc>
+          <w:tcPr>
+            <w:tcW w:w="1337" w:type="dxa"/>
+          </w:tcPr>
+          <w:p>
+            <w:pPr>
+              <w:spacing w:line="360" w:lineRule="auto"/>
+              <w:jc w:val="both"/>
+              <w:rPr>
+                <w:rFonts w:ascii="Arial" w:hAnsi="Arial" w:cs="Arial"/>
+                <w:color w:val="000000" w:themeColor="text1"/>
+                <w:sz w:val="16"/>
+                <w:szCs w:val="16"/>
+              </w:rPr>
+            </w:pPr>
+            <w:r>
+              <w:rPr>
+                <w:rFonts w:ascii="Arial" w:hAnsi="Arial" w:cs="Arial"/>
+                <w:b/>
+                <w:color w:val="000000" w:themeColor="text1"/>
+                <w:sz w:val="16"/>
+                <w:szCs w:val="16"/>
+              </w:rPr>
+              <w:t>VS-DEV</w:t>
+            </w:r>
+          </w:p>
+        </w:tc>
+        <w:tc>
+          <w:tcPr>
+            <w:tcW w:w="1337" w:type="dxa"/>
+          </w:tcPr>
+          <w:p>
+            <w:pPr>
+              <w:spacing w:line="360" w:lineRule="auto"/>
+              <w:jc w:val="both"/>
+              <w:rPr>
+                <w:rFonts w:ascii="Arial" w:hAnsi="Arial" w:cs="Arial"/>
+                <w:color w:val="000000" w:themeColor="text1"/>
+                <w:sz w:val="16"/>
+                <w:szCs w:val="16"/>
+              </w:rPr>
+            </w:pPr>
+            <w:r>
+              <w:rPr>
+                <w:rFonts w:ascii="Arial" w:hAnsi="Arial" w:cs="Arial"/>
+                <w:color w:val="000000" w:themeColor="text1"/>
+                <w:sz w:val="16"/>
+                <w:szCs w:val="16"/>
+              </w:rPr>
+              <w:t>Velocidad de Sprint</w:t>
+            </w:r>
+          </w:p>
+        </w:tc>
+        <w:tc>
+          <w:tcPr>
+            <w:tcW w:w="1337" w:type="dxa"/>
+          </w:tcPr>
+          <w:p>
+            <w:pPr>
+              <w:spacing w:line="360" w:lineRule="auto"/>
+              <w:jc w:val="both"/>
+              <w:rPr>
+                <w:rFonts w:ascii="Arial" w:hAnsi="Arial" w:cs="Arial"/>
+                <w:color w:val="000000" w:themeColor="text1"/>
+                <w:sz w:val="16"/>
+                <w:szCs w:val="16"/>
+              </w:rPr>
+            </w:pPr>
+            <w:r>
+              <w:rPr>
+                <w:rFonts w:ascii="Arial" w:hAnsi="Arial" w:cs="Arial"/>
+                <w:color w:val="000000" w:themeColor="text1"/>
+                <w:sz w:val="16"/>
+                <w:szCs w:val="16"/>
+              </w:rPr>
+              <w:t>Desarrollo</w:t>
+            </w:r>
+          </w:p>
+        </w:tc>
+        <w:tc>
+          <w:tcPr>
+            <w:tcW w:w="1337" w:type="dxa"/>
+          </w:tcPr>
+          <w:p>
+            <w:pPr>
+              <w:spacing w:line="360" w:lineRule="auto"/>
+              <w:jc w:val="both"/>
+              <w:rPr>
+                <w:rFonts w:ascii="Arial" w:hAnsi="Arial" w:cs="Arial"/>
+                <w:color w:val="000000" w:themeColor="text1"/>
+                <w:sz w:val="16"/>
+                <w:szCs w:val="16"/>
+              </w:rPr>
+            </w:pPr>
+            <w:proofErr w:type="spellStart"/>
+            <w:r>
+              <w:rPr>
+                <w:rFonts w:ascii="Arial" w:hAnsi="Arial" w:cs="Arial"/>
+                <w:color w:val="000000" w:themeColor="text1"/>
+                <w:sz w:val="16"/>
+                <w:szCs w:val="16"/>
+              </w:rPr>
+              <w:t>Story</w:t>
+            </w:r>
+            <w:proofErr w:type="spellEnd"/>
+            <w:r>
+              <w:rPr>
+                <w:rFonts w:ascii="Arial" w:hAnsi="Arial" w:cs="Arial"/>
+                <w:color w:val="000000" w:themeColor="text1"/>
+                <w:sz w:val="16"/>
+                <w:szCs w:val="16"/>
+              </w:rPr>
+              <w:t xml:space="preserve"> </w:t>
+            </w:r>
+            <w:proofErr w:type="spellStart"/>
+            <w:r>
+              <w:rPr>
+                <w:rFonts w:ascii="Arial" w:hAnsi="Arial" w:cs="Arial"/>
+                <w:color w:val="000000" w:themeColor="text1"/>
+                <w:sz w:val="16"/>
+                <w:szCs w:val="16"/>
+              </w:rPr>
+              <w:t>Points</w:t>
+            </w:r>
+            <w:proofErr w:type="spellEnd"/>
+            <w:r>
+              <w:rPr>
+                <w:rFonts w:ascii="Arial" w:hAnsi="Arial" w:cs="Arial"/>
+                <w:color w:val="000000" w:themeColor="text1"/>
+                <w:sz w:val="16"/>
+                <w:szCs w:val="16"/>
+              </w:rPr>
+              <w:t xml:space="preserve"> completados / </w:t>
+            </w:r>
+            <w:proofErr w:type="spellStart"/>
+            <w:r>
+              <w:rPr>
+                <w:rFonts w:ascii="Arial" w:hAnsi="Arial" w:cs="Arial"/>
+                <w:color w:val="000000" w:themeColor="text1"/>
+                <w:sz w:val="16"/>
+                <w:szCs w:val="16"/>
+              </w:rPr>
+              <w:t>Story</w:t>
+            </w:r>
+            <w:proofErr w:type="spellEnd"/>
+            <w:r>
+              <w:rPr>
+                <w:rFonts w:ascii="Arial" w:hAnsi="Arial" w:cs="Arial"/>
+                <w:color w:val="000000" w:themeColor="text1"/>
+                <w:sz w:val="16"/>
+                <w:szCs w:val="16"/>
+              </w:rPr>
+              <w:t xml:space="preserve"> </w:t>
+            </w:r>
+            <w:proofErr w:type="spellStart"/>
+            <w:r>
+              <w:rPr>
+                <w:rFonts w:ascii="Arial" w:hAnsi="Arial" w:cs="Arial"/>
+                <w:color w:val="000000" w:themeColor="text1"/>
+                <w:sz w:val="16"/>
+                <w:szCs w:val="16"/>
+              </w:rPr>
+              <w:t>Points</w:t>
+            </w:r>
+            <w:proofErr w:type="spellEnd"/>
+            <w:r>
+              <w:rPr>
+                <w:rFonts w:ascii="Arial" w:hAnsi="Arial" w:cs="Arial"/>
+                <w:color w:val="000000" w:themeColor="text1"/>
+                <w:sz w:val="16"/>
+                <w:szCs w:val="16"/>
+              </w:rPr>
+              <w:t xml:space="preserve"> planificados</w:t>
+            </w:r>
+          </w:p>
+        </w:tc>
+        <w:tc>
+          <w:tcPr>
+            <w:tcW w:w="1337" w:type="dxa"/>
+          </w:tcPr>
+          <w:p>
+            <w:pPr>
+              <w:spacing w:line="360" w:lineRule="auto"/>
+              <w:jc w:val="both"/>
+              <w:rPr>
+                <w:rFonts w:ascii="Arial" w:hAnsi="Arial" w:cs="Arial"/>
+                <w:color w:val="000000" w:themeColor="text1"/>
+                <w:sz w:val="16"/>
+                <w:szCs w:val="16"/>
+              </w:rPr>
+            </w:pPr>
+            <w:r>
+              <w:rPr>
+                <w:rFonts w:ascii="Arial" w:hAnsi="Arial" w:cs="Arial"/>
+                <w:color w:val="000000" w:themeColor="text1"/>
+                <w:sz w:val="16"/>
+                <w:szCs w:val="16"/>
+              </w:rPr>
+              <w:t>&gt;= 85%</w:t>
+            </w:r>
+          </w:p>
+        </w:tc>
+        <w:tc>
+          <w:tcPr>
+            <w:tcW w:w="1337" w:type="dxa"/>
+          </w:tcPr>
+          <w:p>
+            <w:pPr>
+              <w:spacing w:line="360" w:lineRule="auto"/>
+              <w:jc w:val="both"/>
+              <w:rPr>
+                <w:rFonts w:ascii="Arial" w:hAnsi="Arial" w:cs="Arial"/>
+                <w:color w:val="000000" w:themeColor="text1"/>
+                <w:sz w:val="16"/>
+                <w:szCs w:val="16"/>
+              </w:rPr>
+            </w:pPr>
+            <w:r>
+              <w:rPr>
+                <w:rFonts w:ascii="Arial" w:hAnsi="Arial" w:cs="Arial"/>
+                <w:color w:val="000000" w:themeColor="text1"/>
+                <w:sz w:val="16"/>
+                <w:szCs w:val="16"/>
+              </w:rPr>
+              <w:t>Sprint</w:t>
+            </w:r>
+          </w:p>
+        </w:tc>
+        <w:tc>
+          <w:tcPr>
+            <w:tcW w:w="1337" w:type="dxa"/>
+          </w:tcPr>
+          <w:p>
+            <w:pPr>
+              <w:spacing w:line="360" w:lineRule="auto"/>
+              <w:jc w:val="both"/>
+              <w:rPr>
+                <w:rFonts w:ascii="Arial" w:hAnsi="Arial" w:cs="Arial"/>
+                <w:color w:val="000000" w:themeColor="text1"/>
+                <w:sz w:val="16"/>
+                <w:szCs w:val="16"/>
+              </w:rPr>
+            </w:pPr>
+            <w:r>
+              <w:rPr>
+                <w:rFonts w:ascii="Arial" w:hAnsi="Arial" w:cs="Arial"/>
+                <w:color w:val="000000" w:themeColor="text1"/>
+                <w:sz w:val="16"/>
+                <w:szCs w:val="16"/>
+              </w:rPr>
+              <w:t>Scrum Master</w:t>
+            </w:r>
+          </w:p>
+        </w:tc>
+      </w:tr>
+      <w:tr>
+        <w:trPr>
+          <w:jc w:val="center"/>
+        </w:trPr>
+        <w:tc>
+          <w:tcPr>
+            <w:tcW w:w="1337" w:type="dxa"/>
+          </w:tcPr>
+          <w:p>
+            <w:pPr>
+              <w:spacing w:line="360" w:lineRule="auto"/>
+              <w:jc w:val="both"/>
+              <w:rPr>
+                <w:rFonts w:ascii="Arial" w:hAnsi="Arial" w:cs="Arial"/>
+                <w:color w:val="000000" w:themeColor="text1"/>
+                <w:sz w:val="16"/>
+                <w:szCs w:val="16"/>
+              </w:rPr>
+            </w:pPr>
+            <w:r>
+              <w:rPr>
+                <w:rFonts w:ascii="Arial" w:hAnsi="Arial" w:cs="Arial"/>
+                <w:b/>
+                <w:color w:val="000000" w:themeColor="text1"/>
+                <w:sz w:val="16"/>
+                <w:szCs w:val="16"/>
+              </w:rPr>
+              <w:t>PBD-DEV</w:t>
+            </w:r>
+          </w:p>
+        </w:tc>
+        <w:tc>
+          <w:tcPr>
+            <w:tcW w:w="1337" w:type="dxa"/>
+          </w:tcPr>
+          <w:p>
+            <w:pPr>
+              <w:spacing w:line="360" w:lineRule="auto"/>
+              <w:jc w:val="both"/>
+              <w:rPr>
+                <w:rFonts w:ascii="Arial" w:hAnsi="Arial" w:cs="Arial"/>
+                <w:color w:val="000000" w:themeColor="text1"/>
+                <w:sz w:val="16"/>
+                <w:szCs w:val="16"/>
+              </w:rPr>
+            </w:pPr>
+            <w:r>
+              <w:rPr>
+                <w:rFonts w:ascii="Arial" w:hAnsi="Arial" w:cs="Arial"/>
+                <w:color w:val="000000" w:themeColor="text1"/>
+                <w:sz w:val="16"/>
+                <w:szCs w:val="16"/>
+              </w:rPr>
+              <w:t xml:space="preserve">Progreso de </w:t>
+            </w:r>
+            <w:proofErr w:type="spellStart"/>
+            <w:r>
+              <w:rPr>
+                <w:rFonts w:ascii="Arial" w:hAnsi="Arial" w:cs="Arial"/>
+                <w:color w:val="000000" w:themeColor="text1"/>
+                <w:sz w:val="16"/>
+                <w:szCs w:val="16"/>
+              </w:rPr>
+              <w:t>Burn-down</w:t>
+            </w:r>
+            <w:proofErr w:type="spellEnd"/>
+          </w:p>
+        </w:tc>
+        <w:tc>
+          <w:tcPr>
+            <w:tcW w:w="1337" w:type="dxa"/>
+          </w:tcPr>
+          <w:p>
+            <w:pPr>
+              <w:spacing w:line="360" w:lineRule="auto"/>
+              <w:jc w:val="both"/>
+              <w:rPr>
+                <w:rFonts w:ascii="Arial" w:hAnsi="Arial" w:cs="Arial"/>
+                <w:color w:val="000000" w:themeColor="text1"/>
+                <w:sz w:val="16"/>
+                <w:szCs w:val="16"/>
+              </w:rPr>
+            </w:pPr>
+            <w:r>
+              <w:rPr>
+                <w:rFonts w:ascii="Arial" w:hAnsi="Arial" w:cs="Arial"/>
+                <w:color w:val="000000" w:themeColor="text1"/>
+                <w:sz w:val="16"/>
+                <w:szCs w:val="16"/>
+              </w:rPr>
+              <w:t>Desarrollo</w:t>
+            </w:r>
+          </w:p>
+        </w:tc>
+        <w:tc>
+          <w:tcPr>
+            <w:tcW w:w="1337" w:type="dxa"/>
+          </w:tcPr>
+          <w:p>
+            <w:pPr>
+              <w:spacing w:line="360" w:lineRule="auto"/>
+              <w:jc w:val="both"/>
+              <w:rPr>
+                <w:rFonts w:ascii="Arial" w:hAnsi="Arial" w:cs="Arial"/>
+                <w:color w:val="000000" w:themeColor="text1"/>
+                <w:sz w:val="16"/>
+                <w:szCs w:val="16"/>
+              </w:rPr>
+            </w:pPr>
+            <w:r>
+              <w:rPr>
+                <w:rFonts w:ascii="Arial" w:hAnsi="Arial" w:cs="Arial"/>
+                <w:color w:val="000000" w:themeColor="text1"/>
+                <w:sz w:val="16"/>
+                <w:szCs w:val="16"/>
+              </w:rPr>
+              <w:t>Esfuerzo diario pendiente vs. Capacidad ideal</w:t>
+            </w:r>
+          </w:p>
+        </w:tc>
+        <w:tc>
+          <w:tcPr>
+            <w:tcW w:w="1337" w:type="dxa"/>
+          </w:tcPr>
+          <w:p>
+            <w:pPr>
+              <w:spacing w:line="360" w:lineRule="auto"/>
+              <w:jc w:val="both"/>
+              <w:rPr>
+                <w:rFonts w:ascii="Arial" w:hAnsi="Arial" w:cs="Arial"/>
+                <w:color w:val="000000" w:themeColor="text1"/>
+                <w:sz w:val="16"/>
+                <w:szCs w:val="16"/>
+              </w:rPr>
+            </w:pPr>
+            <w:proofErr w:type="spellStart"/>
+            <w:r>
+              <w:rPr>
+                <w:rFonts w:ascii="Arial" w:hAnsi="Arial" w:cs="Arial"/>
+                <w:color w:val="000000" w:themeColor="text1"/>
+                <w:sz w:val="16"/>
+                <w:szCs w:val="16"/>
+              </w:rPr>
+              <w:t>Desv</w:t>
+            </w:r>
+            <w:proofErr w:type="spellEnd"/>
+            <w:r>
+              <w:rPr>
+                <w:rFonts w:ascii="Arial" w:hAnsi="Arial" w:cs="Arial"/>
+                <w:color w:val="000000" w:themeColor="text1"/>
+                <w:sz w:val="16"/>
+                <w:szCs w:val="16"/>
+              </w:rPr>
+              <w:t>. &lt; 10%</w:t>
+            </w:r>
+          </w:p>
+        </w:tc>
+        <w:tc>
+          <w:tcPr>
+            <w:tcW w:w="1337" w:type="dxa"/>
+          </w:tcPr>
+          <w:p>
+            <w:pPr>
+              <w:spacing w:line="360" w:lineRule="auto"/>
+              <w:jc w:val="both"/>
+              <w:rPr>
+                <w:rFonts w:ascii="Arial" w:hAnsi="Arial" w:cs="Arial"/>
+                <w:color w:val="000000" w:themeColor="text1"/>
+                <w:sz w:val="16"/>
+                <w:szCs w:val="16"/>
+              </w:rPr>
+            </w:pPr>
+            <w:r>
+              <w:rPr>
+                <w:rFonts w:ascii="Arial" w:hAnsi="Arial" w:cs="Arial"/>
+                <w:color w:val="000000" w:themeColor="text1"/>
+                <w:sz w:val="16"/>
+                <w:szCs w:val="16"/>
+              </w:rPr>
+              <w:t>Diario</w:t>
+            </w:r>
+          </w:p>
+        </w:tc>
+        <w:tc>
+          <w:tcPr>
+            <w:tcW w:w="1337" w:type="dxa"/>
+          </w:tcPr>
+          <w:p>
+            <w:pPr>
+              <w:spacing w:line="360" w:lineRule="auto"/>
+              <w:jc w:val="both"/>
+              <w:rPr>
+                <w:rFonts w:ascii="Arial" w:hAnsi="Arial" w:cs="Arial"/>
+                <w:color w:val="000000" w:themeColor="text1"/>
+                <w:sz w:val="16"/>
+                <w:szCs w:val="16"/>
+              </w:rPr>
+            </w:pPr>
+            <w:r>
+              <w:rPr>
+                <w:rFonts w:ascii="Arial" w:hAnsi="Arial" w:cs="Arial"/>
+                <w:color w:val="000000" w:themeColor="text1"/>
+                <w:sz w:val="16"/>
+                <w:szCs w:val="16"/>
+              </w:rPr>
+              <w:t>Equipo Técnico</w:t>
+            </w:r>
+          </w:p>
+        </w:tc>
+      </w:tr>
+      <w:tr>
+        <w:trPr>
+          <w:jc w:val="center"/>
+        </w:trPr>
+        <w:tc>
+          <w:tcPr>
+            <w:tcW w:w="1337" w:type="dxa"/>
+          </w:tcPr>
+          <w:p>
+            <w:pPr>
+              <w:spacing w:line="360" w:lineRule="auto"/>
+              <w:jc w:val="both"/>
+              <w:rPr>
+                <w:rFonts w:ascii="Arial" w:hAnsi="Arial" w:cs="Arial"/>
+                <w:color w:val="000000" w:themeColor="text1"/>
+                <w:sz w:val="16"/>
+                <w:szCs w:val="16"/>
+              </w:rPr>
+            </w:pPr>
+            <w:r>
+              <w:rPr>
+                <w:rFonts w:ascii="Arial" w:hAnsi="Arial" w:cs="Arial"/>
+                <w:b/>
+                <w:color w:val="000000" w:themeColor="text1"/>
+                <w:sz w:val="16"/>
+                <w:szCs w:val="16"/>
+              </w:rPr>
+              <w:t>LVV-SAN</w:t>
+            </w:r>
+          </w:p>
+        </w:tc>
+        <w:tc>
+          <w:tcPr>
+            <w:tcW w:w="1337" w:type="dxa"/>
+          </w:tcPr>
+          <w:p>
+            <w:pPr>
+              <w:spacing w:line="360" w:lineRule="auto"/>
+              <w:jc w:val="both"/>
+              <w:rPr>
+                <w:rFonts w:ascii="Arial" w:hAnsi="Arial" w:cs="Arial"/>
+                <w:color w:val="000000" w:themeColor="text1"/>
+                <w:sz w:val="16"/>
+                <w:szCs w:val="16"/>
+              </w:rPr>
+            </w:pPr>
+            <w:r>
+              <w:rPr>
+                <w:rFonts w:ascii="Arial" w:hAnsi="Arial" w:cs="Arial"/>
+                <w:color w:val="000000" w:themeColor="text1"/>
+                <w:sz w:val="16"/>
+                <w:szCs w:val="16"/>
+              </w:rPr>
+              <w:t>Licencias Sanitarias Vigentes</w:t>
+            </w:r>
+          </w:p>
+        </w:tc>
+        <w:tc>
+          <w:tcPr>
+            <w:tcW w:w="1337" w:type="dxa"/>
+          </w:tcPr>
+          <w:p>
+            <w:pPr>
+              <w:spacing w:line="360" w:lineRule="auto"/>
+              <w:jc w:val="both"/>
+              <w:rPr>
+                <w:rFonts w:ascii="Arial" w:hAnsi="Arial" w:cs="Arial"/>
+                <w:color w:val="000000" w:themeColor="text1"/>
+                <w:sz w:val="16"/>
+                <w:szCs w:val="16"/>
+              </w:rPr>
+            </w:pPr>
+            <w:r>
+              <w:rPr>
+                <w:rFonts w:ascii="Arial" w:hAnsi="Arial" w:cs="Arial"/>
+                <w:color w:val="000000" w:themeColor="text1"/>
+                <w:sz w:val="16"/>
+                <w:szCs w:val="16"/>
+              </w:rPr>
+              <w:t>Control Sanitario</w:t>
+            </w:r>
+          </w:p>
+        </w:tc>
+        <w:tc>
+          <w:tcPr>
+            <w:tcW w:w="1337" w:type="dxa"/>
+          </w:tcPr>
+          <w:p>
+            <w:pPr>
+              <w:spacing w:line="360" w:lineRule="auto"/>
+              <w:jc w:val="both"/>
+              <w:rPr>
+                <w:rFonts w:ascii="Arial" w:hAnsi="Arial" w:cs="Arial"/>
+                <w:color w:val="000000" w:themeColor="text1"/>
+                <w:sz w:val="16"/>
+                <w:szCs w:val="16"/>
+              </w:rPr>
+            </w:pPr>
+            <w:r>
+              <w:rPr>
+                <w:rFonts w:ascii="Arial" w:hAnsi="Arial" w:cs="Arial"/>
+                <w:color w:val="000000" w:themeColor="text1"/>
+                <w:sz w:val="16"/>
+                <w:szCs w:val="16"/>
+              </w:rPr>
+              <w:t>(Licencias vigentes / Total puestos alimentos) * 100</w:t>
+            </w:r>
+          </w:p>
+        </w:tc>
+        <w:tc>
+          <w:tcPr>
+            <w:tcW w:w="1337" w:type="dxa"/>
+          </w:tcPr>
+          <w:p>
+            <w:pPr>
+              <w:spacing w:line="360" w:lineRule="auto"/>
+              <w:jc w:val="both"/>
+              <w:rPr>
+                <w:rFonts w:ascii="Arial" w:hAnsi="Arial" w:cs="Arial"/>
+                <w:color w:val="000000" w:themeColor="text1"/>
+                <w:sz w:val="16"/>
+                <w:szCs w:val="16"/>
+              </w:rPr>
+            </w:pPr>
+            <w:r>
+              <w:rPr>
+                <w:rFonts w:ascii="Arial" w:hAnsi="Arial" w:cs="Arial"/>
+                <w:color w:val="000000" w:themeColor="text1"/>
+                <w:sz w:val="16"/>
+                <w:szCs w:val="16"/>
+              </w:rPr>
+              <w:t>&gt;= 90%</w:t>
+            </w:r>
+          </w:p>
+        </w:tc>
+        <w:tc>
+          <w:tcPr>
+            <w:tcW w:w="1337" w:type="dxa"/>
+          </w:tcPr>
+          <w:p>
+            <w:pPr>
+              <w:spacing w:line="360" w:lineRule="auto"/>
+              <w:jc w:val="both"/>
+              <w:rPr>
+                <w:rFonts w:ascii="Arial" w:hAnsi="Arial" w:cs="Arial"/>
+                <w:color w:val="000000" w:themeColor="text1"/>
+                <w:sz w:val="16"/>
+                <w:szCs w:val="16"/>
+              </w:rPr>
+            </w:pPr>
+            <w:r>
+              <w:rPr>
+                <w:rFonts w:ascii="Arial" w:hAnsi="Arial" w:cs="Arial"/>
+                <w:color w:val="000000" w:themeColor="text1"/>
+                <w:sz w:val="16"/>
+                <w:szCs w:val="16"/>
+              </w:rPr>
+              <w:t>Quincenal</w:t>
+            </w:r>
+          </w:p>
+        </w:tc>
+        <w:tc>
+          <w:tcPr>
+            <w:tcW w:w="1337" w:type="dxa"/>
+          </w:tcPr>
+          <w:p>
+            <w:pPr>
+              <w:spacing w:line="360" w:lineRule="auto"/>
+              <w:jc w:val="both"/>
+              <w:rPr>
+                <w:rFonts w:ascii="Arial" w:hAnsi="Arial" w:cs="Arial"/>
+                <w:color w:val="000000" w:themeColor="text1"/>
+                <w:sz w:val="16"/>
+                <w:szCs w:val="16"/>
+              </w:rPr>
+            </w:pPr>
+            <w:r>
+              <w:rPr>
+                <w:rFonts w:ascii="Arial" w:hAnsi="Arial" w:cs="Arial"/>
+                <w:color w:val="000000" w:themeColor="text1"/>
+                <w:sz w:val="16"/>
+                <w:szCs w:val="16"/>
+              </w:rPr>
+              <w:t>Inspector Sanitario</w:t>
+            </w:r>
+          </w:p>
+        </w:tc>
+      </w:tr>
+      <w:tr>
+        <w:trPr>
+          <w:jc w:val="center"/>
+        </w:trPr>
+        <w:tc>
+          <w:tcPr>
+            <w:tcW w:w="1337" w:type="dxa"/>
+          </w:tcPr>
+          <w:p>
+            <w:pPr>
+              <w:spacing w:line="360" w:lineRule="auto"/>
+              <w:jc w:val="both"/>
+              <w:rPr>
+                <w:rFonts w:ascii="Arial" w:hAnsi="Arial" w:cs="Arial"/>
+                <w:color w:val="000000" w:themeColor="text1"/>
+                <w:sz w:val="16"/>
+                <w:szCs w:val="16"/>
+              </w:rPr>
+            </w:pPr>
+            <w:r>
+              <w:rPr>
+                <w:rFonts w:ascii="Arial" w:hAnsi="Arial" w:cs="Arial"/>
+                <w:b/>
+                <w:color w:val="000000" w:themeColor="text1"/>
+                <w:sz w:val="16"/>
+                <w:szCs w:val="16"/>
+              </w:rPr>
+              <w:t>ISR-SAN</w:t>
+            </w:r>
+          </w:p>
+        </w:tc>
+        <w:tc>
+          <w:tcPr>
+            <w:tcW w:w="1337" w:type="dxa"/>
+          </w:tcPr>
+          <w:p>
+            <w:pPr>
+              <w:spacing w:line="360" w:lineRule="auto"/>
+              <w:jc w:val="both"/>
+              <w:rPr>
+                <w:rFonts w:ascii="Arial" w:hAnsi="Arial" w:cs="Arial"/>
+                <w:color w:val="000000" w:themeColor="text1"/>
+                <w:sz w:val="16"/>
+                <w:szCs w:val="16"/>
+              </w:rPr>
+            </w:pPr>
+            <w:r>
+              <w:rPr>
+                <w:rFonts w:ascii="Arial" w:hAnsi="Arial" w:cs="Arial"/>
+                <w:color w:val="000000" w:themeColor="text1"/>
+                <w:sz w:val="16"/>
+                <w:szCs w:val="16"/>
+              </w:rPr>
+              <w:t>Inspecciones Semanales</w:t>
+            </w:r>
+          </w:p>
+        </w:tc>
+        <w:tc>
+          <w:tcPr>
+            <w:tcW w:w="1337" w:type="dxa"/>
+          </w:tcPr>
+          <w:p>
+            <w:pPr>
+              <w:spacing w:line="360" w:lineRule="auto"/>
+              <w:jc w:val="both"/>
+              <w:rPr>
+                <w:rFonts w:ascii="Arial" w:hAnsi="Arial" w:cs="Arial"/>
+                <w:color w:val="000000" w:themeColor="text1"/>
+                <w:sz w:val="16"/>
+                <w:szCs w:val="16"/>
+              </w:rPr>
+            </w:pPr>
+            <w:r>
+              <w:rPr>
+                <w:rFonts w:ascii="Arial" w:hAnsi="Arial" w:cs="Arial"/>
+                <w:color w:val="000000" w:themeColor="text1"/>
+                <w:sz w:val="16"/>
+                <w:szCs w:val="16"/>
+              </w:rPr>
+              <w:t>Control Sanitario</w:t>
+            </w:r>
+          </w:p>
+        </w:tc>
+        <w:tc>
+          <w:tcPr>
+            <w:tcW w:w="1337" w:type="dxa"/>
+          </w:tcPr>
+          <w:p>
+            <w:pPr>
+              <w:spacing w:line="360" w:lineRule="auto"/>
+              <w:jc w:val="both"/>
+              <w:rPr>
+                <w:rFonts w:ascii="Arial" w:hAnsi="Arial" w:cs="Arial"/>
+                <w:color w:val="000000" w:themeColor="text1"/>
+                <w:sz w:val="16"/>
+                <w:szCs w:val="16"/>
+              </w:rPr>
+            </w:pPr>
+            <w:r>
+              <w:rPr>
+                <w:rFonts w:ascii="Arial" w:hAnsi="Arial" w:cs="Arial"/>
+                <w:color w:val="000000" w:themeColor="text1"/>
+                <w:sz w:val="16"/>
+                <w:szCs w:val="16"/>
+              </w:rPr>
+              <w:t>Cantidad de inspecciones sanitarias en sistema</w:t>
+            </w:r>
+          </w:p>
+        </w:tc>
+        <w:tc>
+          <w:tcPr>
+            <w:tcW w:w="1337" w:type="dxa"/>
+          </w:tcPr>
+          <w:p>
+            <w:pPr>
+              <w:spacing w:line="360" w:lineRule="auto"/>
+              <w:jc w:val="both"/>
+              <w:rPr>
+                <w:rFonts w:ascii="Arial" w:hAnsi="Arial" w:cs="Arial"/>
+                <w:color w:val="000000" w:themeColor="text1"/>
+                <w:sz w:val="16"/>
+                <w:szCs w:val="16"/>
+              </w:rPr>
+            </w:pPr>
+            <w:r>
+              <w:rPr>
+                <w:rFonts w:ascii="Arial" w:hAnsi="Arial" w:cs="Arial"/>
+                <w:color w:val="000000" w:themeColor="text1"/>
+                <w:sz w:val="16"/>
+                <w:szCs w:val="16"/>
+              </w:rPr>
+              <w:t xml:space="preserve">&gt;= 30 </w:t>
+            </w:r>
+            <w:proofErr w:type="spellStart"/>
+            <w:r>
+              <w:rPr>
+                <w:rFonts w:ascii="Arial" w:hAnsi="Arial" w:cs="Arial"/>
+                <w:color w:val="000000" w:themeColor="text1"/>
+                <w:sz w:val="16"/>
+                <w:szCs w:val="16"/>
+              </w:rPr>
+              <w:t>ins</w:t>
+            </w:r>
+            <w:proofErr w:type="spellEnd"/>
+            <w:r>
+              <w:rPr>
+                <w:rFonts w:ascii="Arial" w:hAnsi="Arial" w:cs="Arial"/>
+                <w:color w:val="000000" w:themeColor="text1"/>
+                <w:sz w:val="16"/>
+                <w:szCs w:val="16"/>
+              </w:rPr>
+              <w:t>.</w:t>
+            </w:r>
+          </w:p>
+        </w:tc>
+        <w:tc>
+          <w:tcPr>
+            <w:tcW w:w="1337" w:type="dxa"/>
+          </w:tcPr>
+          <w:p>
+            <w:pPr>
+              <w:spacing w:line="360" w:lineRule="auto"/>
+              <w:jc w:val="both"/>
+              <w:rPr>
+                <w:rFonts w:ascii="Arial" w:hAnsi="Arial" w:cs="Arial"/>
+                <w:color w:val="000000" w:themeColor="text1"/>
+                <w:sz w:val="16"/>
+                <w:szCs w:val="16"/>
+              </w:rPr>
+            </w:pPr>
+            <w:r>
+              <w:rPr>
+                <w:rFonts w:ascii="Arial" w:hAnsi="Arial" w:cs="Arial"/>
+                <w:color w:val="000000" w:themeColor="text1"/>
+                <w:sz w:val="16"/>
+                <w:szCs w:val="16"/>
+              </w:rPr>
+              <w:t>Semanal</w:t>
+            </w:r>
+          </w:p>
+        </w:tc>
+        <w:tc>
+          <w:tcPr>
+            <w:tcW w:w="1337" w:type="dxa"/>
+          </w:tcPr>
+          <w:p>
+            <w:pPr>
+              <w:spacing w:line="360" w:lineRule="auto"/>
+              <w:jc w:val="both"/>
+              <w:rPr>
+                <w:rFonts w:ascii="Arial" w:hAnsi="Arial" w:cs="Arial"/>
+                <w:color w:val="000000" w:themeColor="text1"/>
+                <w:sz w:val="16"/>
+                <w:szCs w:val="16"/>
+              </w:rPr>
+            </w:pPr>
+            <w:r>
+              <w:rPr>
+                <w:rFonts w:ascii="Arial" w:hAnsi="Arial" w:cs="Arial"/>
+                <w:color w:val="000000" w:themeColor="text1"/>
+                <w:sz w:val="16"/>
+                <w:szCs w:val="16"/>
+              </w:rPr>
+              <w:t>Inspector Sanitario</w:t>
+            </w:r>
+          </w:p>
+        </w:tc>
+      </w:tr>
+      <w:tr>
+        <w:trPr>
+          <w:jc w:val="center"/>
+        </w:trPr>
+        <w:tc>
+          <w:tcPr>
+            <w:tcW w:w="1337" w:type="dxa"/>
+          </w:tcPr>
+          <w:p>
+            <w:pPr>
+              <w:spacing w:line="360" w:lineRule="auto"/>
+              <w:jc w:val="both"/>
+              <w:rPr>
+                <w:rFonts w:ascii="Arial" w:hAnsi="Arial" w:cs="Arial"/>
+                <w:color w:val="000000" w:themeColor="text1"/>
+                <w:sz w:val="16"/>
+                <w:szCs w:val="16"/>
+              </w:rPr>
+            </w:pPr>
+            <w:r>
+              <w:rPr>
+                <w:rFonts w:ascii="Arial" w:hAnsi="Arial" w:cs="Arial"/>
+                <w:b/>
+                <w:color w:val="000000" w:themeColor="text1"/>
+                <w:sz w:val="16"/>
+                <w:szCs w:val="16"/>
+              </w:rPr>
+              <w:lastRenderedPageBreak/>
+              <w:t>EV-GOB</w:t>
+            </w:r>
+          </w:p>
+        </w:tc>
+        <w:tc>
+          <w:tcPr>
+            <w:tcW w:w="1337" w:type="dxa"/>
+          </w:tcPr>
+          <w:p>
+            <w:pPr>
+              <w:spacing w:line="360" w:lineRule="auto"/>
+              <w:jc w:val="both"/>
+              <w:rPr>
+                <w:rFonts w:ascii="Arial" w:hAnsi="Arial" w:cs="Arial"/>
+                <w:color w:val="000000" w:themeColor="text1"/>
+                <w:sz w:val="16"/>
+                <w:szCs w:val="16"/>
+              </w:rPr>
+            </w:pPr>
+            <w:r>
+              <w:rPr>
+                <w:rFonts w:ascii="Arial" w:hAnsi="Arial" w:cs="Arial"/>
+                <w:color w:val="000000" w:themeColor="text1"/>
+                <w:sz w:val="16"/>
+                <w:szCs w:val="16"/>
+              </w:rPr>
+              <w:t>Valor Ganado (EVM)</w:t>
+            </w:r>
+          </w:p>
+        </w:tc>
+        <w:tc>
+          <w:tcPr>
+            <w:tcW w:w="1337" w:type="dxa"/>
+          </w:tcPr>
+          <w:p>
+            <w:pPr>
+              <w:spacing w:line="360" w:lineRule="auto"/>
+              <w:jc w:val="both"/>
+              <w:rPr>
+                <w:rFonts w:ascii="Arial" w:hAnsi="Arial" w:cs="Arial"/>
+                <w:color w:val="000000" w:themeColor="text1"/>
+                <w:sz w:val="16"/>
+                <w:szCs w:val="16"/>
+              </w:rPr>
+            </w:pPr>
+            <w:r>
+              <w:rPr>
+                <w:rFonts w:ascii="Arial" w:hAnsi="Arial" w:cs="Arial"/>
+                <w:color w:val="000000" w:themeColor="text1"/>
+                <w:sz w:val="16"/>
+                <w:szCs w:val="16"/>
+              </w:rPr>
+              <w:t>Gobernanza</w:t>
+            </w:r>
+          </w:p>
+        </w:tc>
+        <w:tc>
+          <w:tcPr>
+            <w:tcW w:w="1337" w:type="dxa"/>
+          </w:tcPr>
+          <w:p>
+            <w:pPr>
+              <w:spacing w:line="360" w:lineRule="auto"/>
+              <w:jc w:val="both"/>
+              <w:rPr>
+                <w:rFonts w:ascii="Arial" w:hAnsi="Arial" w:cs="Arial"/>
+                <w:color w:val="000000" w:themeColor="text1"/>
+                <w:sz w:val="16"/>
+                <w:szCs w:val="16"/>
+              </w:rPr>
+            </w:pPr>
+            <w:r>
+              <w:rPr>
+                <w:rFonts w:ascii="Arial" w:hAnsi="Arial" w:cs="Arial"/>
+                <w:color w:val="000000" w:themeColor="text1"/>
+                <w:sz w:val="16"/>
+                <w:szCs w:val="16"/>
+              </w:rPr>
+              <w:t>Porcentaje de avance físico * Presupuesto BAC</w:t>
+            </w:r>
+          </w:p>
+        </w:tc>
+        <w:tc>
+          <w:tcPr>
+            <w:tcW w:w="1337" w:type="dxa"/>
+          </w:tcPr>
+          <w:p>
+            <w:pPr>
+              <w:spacing w:line="360" w:lineRule="auto"/>
+              <w:jc w:val="both"/>
+              <w:rPr>
+                <w:rFonts w:ascii="Arial" w:hAnsi="Arial" w:cs="Arial"/>
+                <w:color w:val="000000" w:themeColor="text1"/>
+                <w:sz w:val="16"/>
+                <w:szCs w:val="16"/>
+              </w:rPr>
+            </w:pPr>
+            <w:r>
+              <w:rPr>
+                <w:rFonts w:ascii="Arial" w:hAnsi="Arial" w:cs="Arial"/>
+                <w:color w:val="000000" w:themeColor="text1"/>
+                <w:sz w:val="16"/>
+                <w:szCs w:val="16"/>
+              </w:rPr>
+              <w:t>Alineado a Hitos</w:t>
+            </w:r>
+          </w:p>
+        </w:tc>
+        <w:tc>
+          <w:tcPr>
+            <w:tcW w:w="1337" w:type="dxa"/>
+          </w:tcPr>
+          <w:p>
+            <w:pPr>
+              <w:spacing w:line="360" w:lineRule="auto"/>
+              <w:jc w:val="both"/>
+              <w:rPr>
+                <w:rFonts w:ascii="Arial" w:hAnsi="Arial" w:cs="Arial"/>
+                <w:color w:val="000000" w:themeColor="text1"/>
+                <w:sz w:val="16"/>
+                <w:szCs w:val="16"/>
+              </w:rPr>
+            </w:pPr>
+            <w:r>
+              <w:rPr>
+                <w:rFonts w:ascii="Arial" w:hAnsi="Arial" w:cs="Arial"/>
+                <w:color w:val="000000" w:themeColor="text1"/>
+                <w:sz w:val="16"/>
+                <w:szCs w:val="16"/>
+              </w:rPr>
+              <w:t>Mensual</w:t>
+            </w:r>
+          </w:p>
+        </w:tc>
+        <w:tc>
+          <w:tcPr>
+            <w:tcW w:w="1337" w:type="dxa"/>
+          </w:tcPr>
+          <w:p>
+            <w:pPr>
+              <w:spacing w:line="360" w:lineRule="auto"/>
+              <w:jc w:val="both"/>
+              <w:rPr>
+                <w:rFonts w:ascii="Arial" w:hAnsi="Arial" w:cs="Arial"/>
+                <w:color w:val="000000" w:themeColor="text1"/>
+                <w:sz w:val="16"/>
+                <w:szCs w:val="16"/>
+              </w:rPr>
+            </w:pPr>
+            <w:r>
+              <w:rPr>
+                <w:rFonts w:ascii="Arial" w:hAnsi="Arial" w:cs="Arial"/>
+                <w:color w:val="000000" w:themeColor="text1"/>
+                <w:sz w:val="16"/>
+                <w:szCs w:val="16"/>
+              </w:rPr>
+              <w:t>Jefe de Proyecto (PM)</w:t>
+            </w:r>
+          </w:p>
+        </w:tc>
+      </w:tr>
+      <w:tr>
+        <w:trPr>
+          <w:jc w:val="center"/>
+        </w:trPr>
+        <w:tc>
+          <w:tcPr>
+            <w:tcW w:w="1337" w:type="dxa"/>
+          </w:tcPr>
+          <w:p>
+            <w:pPr>
+              <w:spacing w:line="360" w:lineRule="auto"/>
+              <w:jc w:val="both"/>
+              <w:rPr>
+                <w:rFonts w:ascii="Arial" w:hAnsi="Arial" w:cs="Arial"/>
+                <w:color w:val="000000" w:themeColor="text1"/>
+                <w:sz w:val="16"/>
+                <w:szCs w:val="16"/>
+              </w:rPr>
+            </w:pPr>
+            <w:r>
+              <w:rPr>
+                <w:rFonts w:ascii="Arial" w:hAnsi="Arial" w:cs="Arial"/>
+                <w:b/>
+                <w:color w:val="000000" w:themeColor="text1"/>
+                <w:sz w:val="16"/>
+                <w:szCs w:val="16"/>
+              </w:rPr>
+              <w:t>CPI-GOB</w:t>
+            </w:r>
+          </w:p>
+        </w:tc>
+        <w:tc>
+          <w:tcPr>
+            <w:tcW w:w="1337" w:type="dxa"/>
+          </w:tcPr>
+          <w:p>
+            <w:pPr>
+              <w:spacing w:line="360" w:lineRule="auto"/>
+              <w:jc w:val="both"/>
+              <w:rPr>
+                <w:rFonts w:ascii="Arial" w:hAnsi="Arial" w:cs="Arial"/>
+                <w:color w:val="000000" w:themeColor="text1"/>
+                <w:sz w:val="16"/>
+                <w:szCs w:val="16"/>
+              </w:rPr>
+            </w:pPr>
+            <w:r>
+              <w:rPr>
+                <w:rFonts w:ascii="Arial" w:hAnsi="Arial" w:cs="Arial"/>
+                <w:color w:val="000000" w:themeColor="text1"/>
+                <w:sz w:val="16"/>
+                <w:szCs w:val="16"/>
+              </w:rPr>
+              <w:t>Índice de Costos (CPI)</w:t>
+            </w:r>
+          </w:p>
+        </w:tc>
+        <w:tc>
+          <w:tcPr>
+            <w:tcW w:w="1337" w:type="dxa"/>
+          </w:tcPr>
+          <w:p>
+            <w:pPr>
+              <w:spacing w:line="360" w:lineRule="auto"/>
+              <w:jc w:val="both"/>
+              <w:rPr>
+                <w:rFonts w:ascii="Arial" w:hAnsi="Arial" w:cs="Arial"/>
+                <w:color w:val="000000" w:themeColor="text1"/>
+                <w:sz w:val="16"/>
+                <w:szCs w:val="16"/>
+              </w:rPr>
+            </w:pPr>
+            <w:r>
+              <w:rPr>
+                <w:rFonts w:ascii="Arial" w:hAnsi="Arial" w:cs="Arial"/>
+                <w:color w:val="000000" w:themeColor="text1"/>
+                <w:sz w:val="16"/>
+                <w:szCs w:val="16"/>
+              </w:rPr>
+              <w:t>Gobernanza</w:t>
+            </w:r>
+          </w:p>
+        </w:tc>
+        <w:tc>
+          <w:tcPr>
+            <w:tcW w:w="1337" w:type="dxa"/>
+          </w:tcPr>
+          <w:p>
+            <w:pPr>
+              <w:spacing w:line="360" w:lineRule="auto"/>
+              <w:jc w:val="both"/>
+              <w:rPr>
+                <w:rFonts w:ascii="Arial" w:hAnsi="Arial" w:cs="Arial"/>
+                <w:color w:val="000000" w:themeColor="text1"/>
+                <w:sz w:val="16"/>
+                <w:szCs w:val="16"/>
+              </w:rPr>
+            </w:pPr>
+            <w:r>
+              <w:rPr>
+                <w:rFonts w:ascii="Arial" w:hAnsi="Arial" w:cs="Arial"/>
+                <w:color w:val="000000" w:themeColor="text1"/>
+                <w:sz w:val="16"/>
+                <w:szCs w:val="16"/>
+              </w:rPr>
+              <w:t>Valor Ganado (EV) / Costo Real (AC)</w:t>
+            </w:r>
+          </w:p>
+        </w:tc>
+        <w:tc>
+          <w:tcPr>
+            <w:tcW w:w="1337" w:type="dxa"/>
+          </w:tcPr>
+          <w:p>
+            <w:pPr>
+              <w:spacing w:line="360" w:lineRule="auto"/>
+              <w:jc w:val="both"/>
+              <w:rPr>
+                <w:rFonts w:ascii="Arial" w:hAnsi="Arial" w:cs="Arial"/>
+                <w:color w:val="000000" w:themeColor="text1"/>
+                <w:sz w:val="16"/>
+                <w:szCs w:val="16"/>
+              </w:rPr>
+            </w:pPr>
+            <w:r>
+              <w:rPr>
+                <w:rFonts w:ascii="Arial" w:hAnsi="Arial" w:cs="Arial"/>
+                <w:color w:val="000000" w:themeColor="text1"/>
+                <w:sz w:val="16"/>
+                <w:szCs w:val="16"/>
+              </w:rPr>
+              <w:t>&gt;= 0.95</w:t>
+            </w:r>
+          </w:p>
+        </w:tc>
+        <w:tc>
+          <w:tcPr>
+            <w:tcW w:w="1337" w:type="dxa"/>
+          </w:tcPr>
+          <w:p>
+            <w:pPr>
+              <w:spacing w:line="360" w:lineRule="auto"/>
+              <w:jc w:val="both"/>
+              <w:rPr>
+                <w:rFonts w:ascii="Arial" w:hAnsi="Arial" w:cs="Arial"/>
+                <w:color w:val="000000" w:themeColor="text1"/>
+                <w:sz w:val="16"/>
+                <w:szCs w:val="16"/>
+              </w:rPr>
+            </w:pPr>
+            <w:r>
+              <w:rPr>
+                <w:rFonts w:ascii="Arial" w:hAnsi="Arial" w:cs="Arial"/>
+                <w:color w:val="000000" w:themeColor="text1"/>
+                <w:sz w:val="16"/>
+                <w:szCs w:val="16"/>
+              </w:rPr>
+              <w:t>Mensual</w:t>
+            </w:r>
+          </w:p>
+        </w:tc>
+        <w:tc>
+          <w:tcPr>
+            <w:tcW w:w="1337" w:type="dxa"/>
+          </w:tcPr>
+          <w:p>
+            <w:pPr>
+              <w:spacing w:line="360" w:lineRule="auto"/>
+              <w:jc w:val="both"/>
+              <w:rPr>
+                <w:rFonts w:ascii="Arial" w:hAnsi="Arial" w:cs="Arial"/>
+                <w:color w:val="000000" w:themeColor="text1"/>
+                <w:sz w:val="16"/>
+                <w:szCs w:val="16"/>
+              </w:rPr>
+            </w:pPr>
+            <w:r>
+              <w:rPr>
+                <w:rFonts w:ascii="Arial" w:hAnsi="Arial" w:cs="Arial"/>
+                <w:color w:val="000000" w:themeColor="text1"/>
+                <w:sz w:val="16"/>
+                <w:szCs w:val="16"/>
+              </w:rPr>
+              <w:t>Jefe de Proyecto (PM)</w:t>
+            </w:r>
+          </w:p>
+        </w:tc>
+      </w:tr>
+      <w:tr>
+        <w:trPr>
+          <w:jc w:val="center"/>
+        </w:trPr>
+        <w:tc>
+          <w:tcPr>
+            <w:tcW w:w="1337" w:type="dxa"/>
+          </w:tcPr>
+          <w:p>
+            <w:pPr>
+              <w:spacing w:line="360" w:lineRule="auto"/>
+              <w:jc w:val="both"/>
+              <w:rPr>
+                <w:rFonts w:ascii="Arial" w:hAnsi="Arial" w:cs="Arial"/>
+                <w:color w:val="000000" w:themeColor="text1"/>
+                <w:sz w:val="16"/>
+                <w:szCs w:val="16"/>
+              </w:rPr>
+            </w:pPr>
+            <w:r>
+              <w:rPr>
+                <w:rFonts w:ascii="Arial" w:hAnsi="Arial" w:cs="Arial"/>
+                <w:b/>
+                <w:color w:val="000000" w:themeColor="text1"/>
+                <w:sz w:val="16"/>
+                <w:szCs w:val="16"/>
+              </w:rPr>
+              <w:t>SPI-GOB</w:t>
+            </w:r>
+          </w:p>
+        </w:tc>
+        <w:tc>
+          <w:tcPr>
+            <w:tcW w:w="1337" w:type="dxa"/>
+          </w:tcPr>
+          <w:p>
+            <w:pPr>
+              <w:spacing w:line="360" w:lineRule="auto"/>
+              <w:jc w:val="both"/>
+              <w:rPr>
+                <w:rFonts w:ascii="Arial" w:hAnsi="Arial" w:cs="Arial"/>
+                <w:color w:val="000000" w:themeColor="text1"/>
+                <w:sz w:val="16"/>
+                <w:szCs w:val="16"/>
+              </w:rPr>
+            </w:pPr>
+            <w:r>
+              <w:rPr>
+                <w:rFonts w:ascii="Arial" w:hAnsi="Arial" w:cs="Arial"/>
+                <w:color w:val="000000" w:themeColor="text1"/>
+                <w:sz w:val="16"/>
+                <w:szCs w:val="16"/>
+              </w:rPr>
+              <w:t>Índice del Cronograma (SPI)</w:t>
+            </w:r>
+          </w:p>
+        </w:tc>
+        <w:tc>
+          <w:tcPr>
+            <w:tcW w:w="1337" w:type="dxa"/>
+          </w:tcPr>
+          <w:p>
+            <w:pPr>
+              <w:spacing w:line="360" w:lineRule="auto"/>
+              <w:jc w:val="both"/>
+              <w:rPr>
+                <w:rFonts w:ascii="Arial" w:hAnsi="Arial" w:cs="Arial"/>
+                <w:color w:val="000000" w:themeColor="text1"/>
+                <w:sz w:val="16"/>
+                <w:szCs w:val="16"/>
+              </w:rPr>
+            </w:pPr>
+            <w:r>
+              <w:rPr>
+                <w:rFonts w:ascii="Arial" w:hAnsi="Arial" w:cs="Arial"/>
+                <w:color w:val="000000" w:themeColor="text1"/>
+                <w:sz w:val="16"/>
+                <w:szCs w:val="16"/>
+              </w:rPr>
+              <w:t>Gobernanza</w:t>
+            </w:r>
+          </w:p>
+        </w:tc>
+        <w:tc>
+          <w:tcPr>
+            <w:tcW w:w="1337" w:type="dxa"/>
+          </w:tcPr>
+          <w:p>
+            <w:pPr>
+              <w:spacing w:line="360" w:lineRule="auto"/>
+              <w:jc w:val="both"/>
+              <w:rPr>
+                <w:rFonts w:ascii="Arial" w:hAnsi="Arial" w:cs="Arial"/>
+                <w:color w:val="000000" w:themeColor="text1"/>
+                <w:sz w:val="16"/>
+                <w:szCs w:val="16"/>
+              </w:rPr>
+            </w:pPr>
+            <w:r>
+              <w:rPr>
+                <w:rFonts w:ascii="Arial" w:hAnsi="Arial" w:cs="Arial"/>
+                <w:color w:val="000000" w:themeColor="text1"/>
+                <w:sz w:val="16"/>
+                <w:szCs w:val="16"/>
+              </w:rPr>
+              <w:t>Valor Ganado (EV) / Valor Planificado (PV)</w:t>
+            </w:r>
+          </w:p>
+        </w:tc>
+        <w:tc>
+          <w:tcPr>
+            <w:tcW w:w="1337" w:type="dxa"/>
+          </w:tcPr>
+          <w:p>
+            <w:pPr>
+              <w:spacing w:line="360" w:lineRule="auto"/>
+              <w:jc w:val="both"/>
+              <w:rPr>
+                <w:rFonts w:ascii="Arial" w:hAnsi="Arial" w:cs="Arial"/>
+                <w:color w:val="000000" w:themeColor="text1"/>
+                <w:sz w:val="16"/>
+                <w:szCs w:val="16"/>
+              </w:rPr>
+            </w:pPr>
+            <w:r>
+              <w:rPr>
+                <w:rFonts w:ascii="Arial" w:hAnsi="Arial" w:cs="Arial"/>
+                <w:color w:val="000000" w:themeColor="text1"/>
+                <w:sz w:val="16"/>
+                <w:szCs w:val="16"/>
+              </w:rPr>
+              <w:t>&gt;= 0.90</w:t>
+            </w:r>
+          </w:p>
+        </w:tc>
+        <w:tc>
+          <w:tcPr>
+            <w:tcW w:w="1337" w:type="dxa"/>
+          </w:tcPr>
+          <w:p>
+            <w:pPr>
+              <w:spacing w:line="360" w:lineRule="auto"/>
+              <w:jc w:val="both"/>
+              <w:rPr>
+                <w:rFonts w:ascii="Arial" w:hAnsi="Arial" w:cs="Arial"/>
+                <w:color w:val="000000" w:themeColor="text1"/>
+                <w:sz w:val="16"/>
+                <w:szCs w:val="16"/>
+              </w:rPr>
+            </w:pPr>
+            <w:r>
+              <w:rPr>
+                <w:rFonts w:ascii="Arial" w:hAnsi="Arial" w:cs="Arial"/>
+                <w:color w:val="000000" w:themeColor="text1"/>
+                <w:sz w:val="16"/>
+                <w:szCs w:val="16"/>
+              </w:rPr>
+              <w:t>Mensual</w:t>
+            </w:r>
+          </w:p>
+        </w:tc>
+        <w:tc>
+          <w:tcPr>
+            <w:tcW w:w="1337" w:type="dxa"/>
+          </w:tcPr>
+          <w:p>
+            <w:pPr>
+              <w:spacing w:line="360" w:lineRule="auto"/>
+              <w:jc w:val="both"/>
+              <w:rPr>
+                <w:rFonts w:ascii="Arial" w:hAnsi="Arial" w:cs="Arial"/>
+                <w:color w:val="000000" w:themeColor="text1"/>
+                <w:sz w:val="16"/>
+                <w:szCs w:val="16"/>
+              </w:rPr>
+            </w:pPr>
+            <w:r>
+              <w:rPr>
+                <w:rFonts w:ascii="Arial" w:hAnsi="Arial" w:cs="Arial"/>
+                <w:color w:val="000000" w:themeColor="text1"/>
+                <w:sz w:val="16"/>
+                <w:szCs w:val="16"/>
+              </w:rPr>
+              <w:t>Jefe de Proyecto (PM)</w:t>
+            </w:r>
+          </w:p>
+        </w:tc>
+      </w:tr>
+    </w:tbl>
+    <w:p>
+      <w:pPr>
+        <w:spacing w:after="240" w:line="360" w:lineRule="auto"/>
+        <w:jc w:val="both"/>
+        <w:rPr>
+          <w:rFonts w:ascii="Arial" w:hAnsi="Arial" w:cs="Arial"/>
+          <w:color w:val="000000" w:themeColor="text1"/>
+          <w:sz w:val="24"/>
+          <w:szCs w:val="24"/>
+        </w:rPr>
+      </w:pPr>
+    </w:p>
+    <w:p>
+      <w:pPr>
+        <w:pStyle w:val="Ttulo2"/>
+        <w:rPr>
+          <w:color w:val="000000" w:themeColor="text1"/>
+        </w:rPr>
+      </w:pPr>
+      <w:r>
+        <w:rPr>
+          <w:color w:val="000000" w:themeColor="text1"/>
+        </w:rPr>
+        <w:t>Descripción Operativa de Indicadores</w:t>
+      </w:r>
+    </w:p>
+    <w:p>
+      <w:pPr>
+        <w:spacing w:after="120" w:line="360" w:lineRule="auto"/>
+        <w:jc w:val="both"/>
+        <w:rPr>
+          <w:rFonts w:ascii="Arial" w:hAnsi="Arial" w:cs="Arial"/>
+          <w:color w:val="000000" w:themeColor="text1"/>
+          <w:sz w:val="24"/>
+          <w:szCs w:val="24"/>
+        </w:rPr>
+      </w:pPr>
+      <w:r>
+        <w:rPr>
+          <w:rFonts w:ascii="Arial" w:hAnsi="Arial" w:cs="Arial"/>
+          <w:b/>
+          <w:color w:val="000000" w:themeColor="text1"/>
+          <w:sz w:val="24"/>
+          <w:szCs w:val="24"/>
+        </w:rPr>
+        <w:t xml:space="preserve">- Módulo de Recaudación: </w:t>
+      </w:r>
+      <w:r>
+        <w:rPr>
+          <w:rFonts w:ascii="Arial" w:hAnsi="Arial" w:cs="Arial"/>
+          <w:color w:val="000000" w:themeColor="text1"/>
+          <w:sz w:val="24"/>
+          <w:szCs w:val="24"/>
+        </w:rPr>
+        <w:t>El Porcentaje de Morosidad (PM-REC) y los Cobros Diarios (CDR-REC) evalúan la eficiencia del cobro digital frente al control manual original. Buscan reducir la morosidad al &lt; 15% y asegurar que el 95% de los cobros programados se registren diariamente.</w:t>
+      </w:r>
+    </w:p>
+    <w:p>
+      <w:pPr>
+        <w:spacing w:after="120" w:line="360" w:lineRule="auto"/>
+        <w:jc w:val="both"/>
+        <w:rPr>
+          <w:rFonts w:ascii="Arial" w:hAnsi="Arial" w:cs="Arial"/>
+          <w:color w:val="000000" w:themeColor="text1"/>
+          <w:sz w:val="24"/>
+          <w:szCs w:val="24"/>
+        </w:rPr>
+      </w:pPr>
+      <w:r>
+        <w:rPr>
+          <w:rFonts w:ascii="Arial" w:hAnsi="Arial" w:cs="Arial"/>
+          <w:b/>
+          <w:color w:val="000000" w:themeColor="text1"/>
+          <w:sz w:val="24"/>
+          <w:szCs w:val="24"/>
+        </w:rPr>
+        <w:t xml:space="preserve">- Módulo de Desarrollo: </w:t>
+      </w:r>
+      <w:r>
+        <w:rPr>
+          <w:rFonts w:ascii="Arial" w:hAnsi="Arial" w:cs="Arial"/>
+          <w:color w:val="000000" w:themeColor="text1"/>
+          <w:sz w:val="24"/>
+          <w:szCs w:val="24"/>
+        </w:rPr>
+        <w:t xml:space="preserve">La Velocidad de Sprint (VS-DEV) mide la entrega real de </w:t>
+      </w:r>
+      <w:proofErr w:type="spellStart"/>
+      <w:r>
+        <w:rPr>
+          <w:rFonts w:ascii="Arial" w:hAnsi="Arial" w:cs="Arial"/>
+          <w:color w:val="000000" w:themeColor="text1"/>
+          <w:sz w:val="24"/>
+          <w:szCs w:val="24"/>
+        </w:rPr>
+        <w:t>Story</w:t>
+      </w:r>
+      <w:proofErr w:type="spellEnd"/>
+      <w:r>
+        <w:rPr>
+          <w:rFonts w:ascii="Arial" w:hAnsi="Arial" w:cs="Arial"/>
+          <w:color w:val="000000" w:themeColor="text1"/>
+          <w:sz w:val="24"/>
+          <w:szCs w:val="24"/>
+        </w:rPr>
+        <w:t xml:space="preserve"> </w:t>
+      </w:r>
+      <w:proofErr w:type="spellStart"/>
+      <w:r>
+        <w:rPr>
+          <w:rFonts w:ascii="Arial" w:hAnsi="Arial" w:cs="Arial"/>
+          <w:color w:val="000000" w:themeColor="text1"/>
+          <w:sz w:val="24"/>
+          <w:szCs w:val="24"/>
+        </w:rPr>
+        <w:t>Points</w:t>
+      </w:r>
+      <w:proofErr w:type="spellEnd"/>
+      <w:r>
+        <w:rPr>
+          <w:rFonts w:ascii="Arial" w:hAnsi="Arial" w:cs="Arial"/>
+          <w:color w:val="000000" w:themeColor="text1"/>
+          <w:sz w:val="24"/>
+          <w:szCs w:val="24"/>
+        </w:rPr>
+        <w:t xml:space="preserve"> frente a lo planificado. Tras la renuncia de dos desarrolladores en la Semana 12, la velocidad del equipo se reajustó de 35 a 24.5 </w:t>
+      </w:r>
+      <w:proofErr w:type="spellStart"/>
+      <w:r>
+        <w:rPr>
+          <w:rFonts w:ascii="Arial" w:hAnsi="Arial" w:cs="Arial"/>
+          <w:color w:val="000000" w:themeColor="text1"/>
+          <w:sz w:val="24"/>
+          <w:szCs w:val="24"/>
+        </w:rPr>
+        <w:t>Story</w:t>
+      </w:r>
+      <w:proofErr w:type="spellEnd"/>
+      <w:r>
+        <w:rPr>
+          <w:rFonts w:ascii="Arial" w:hAnsi="Arial" w:cs="Arial"/>
+          <w:color w:val="000000" w:themeColor="text1"/>
+          <w:sz w:val="24"/>
+          <w:szCs w:val="24"/>
+        </w:rPr>
+        <w:t xml:space="preserve"> </w:t>
+      </w:r>
+      <w:proofErr w:type="spellStart"/>
+      <w:r>
+        <w:rPr>
+          <w:rFonts w:ascii="Arial" w:hAnsi="Arial" w:cs="Arial"/>
+          <w:color w:val="000000" w:themeColor="text1"/>
+          <w:sz w:val="24"/>
+          <w:szCs w:val="24"/>
+        </w:rPr>
+        <w:t>Points</w:t>
+      </w:r>
+      <w:proofErr w:type="spellEnd"/>
+      <w:r>
+        <w:rPr>
+          <w:rFonts w:ascii="Arial" w:hAnsi="Arial" w:cs="Arial"/>
+          <w:color w:val="000000" w:themeColor="text1"/>
+          <w:sz w:val="24"/>
+          <w:szCs w:val="24"/>
+        </w:rPr>
+        <w:t xml:space="preserve"> quincenales, meta que se monitorea de cerca mediante este KPI.</w:t>
+      </w:r>
+    </w:p>
+    <w:p>
+      <w:pPr>
+        <w:spacing w:after="120" w:line="360" w:lineRule="auto"/>
+        <w:jc w:val="both"/>
+        <w:rPr>
+          <w:rFonts w:ascii="Arial" w:hAnsi="Arial" w:cs="Arial"/>
+          <w:color w:val="000000" w:themeColor="text1"/>
+          <w:sz w:val="24"/>
+          <w:szCs w:val="24"/>
+        </w:rPr>
+      </w:pPr>
+      <w:r>
+        <w:rPr>
+          <w:rFonts w:ascii="Arial" w:hAnsi="Arial" w:cs="Arial"/>
+          <w:b/>
+          <w:color w:val="000000" w:themeColor="text1"/>
+          <w:sz w:val="24"/>
+          <w:szCs w:val="24"/>
+        </w:rPr>
+        <w:t xml:space="preserve">- Módulo Control Sanitario: </w:t>
+      </w:r>
+      <w:r>
+        <w:rPr>
+          <w:rFonts w:ascii="Arial" w:hAnsi="Arial" w:cs="Arial"/>
+          <w:color w:val="000000" w:themeColor="text1"/>
+          <w:sz w:val="24"/>
+          <w:szCs w:val="24"/>
+        </w:rPr>
+        <w:t>Las Licencias Vigentes (LVV-SAN) y las Inspecciones Semanales (ISR-SAN) aseguran la adecuación a las normativas de salubridad de alimentos de los puestos comerciales, alertando de forma automática 30 días antes del vencimiento.</w:t>
+      </w:r>
+    </w:p>
+    <w:p>
+      <w:pPr>
+        <w:spacing w:after="120" w:line="360" w:lineRule="auto"/>
+        <w:jc w:val="both"/>
+        <w:rPr>
+          <w:rFonts w:ascii="Arial" w:hAnsi="Arial" w:cs="Arial"/>
+          <w:color w:val="000000" w:themeColor="text1"/>
+          <w:sz w:val="24"/>
+          <w:szCs w:val="24"/>
+        </w:rPr>
+      </w:pPr>
+      <w:r>
+        <w:rPr>
+          <w:rFonts w:ascii="Arial" w:hAnsi="Arial" w:cs="Arial"/>
+          <w:b/>
+          <w:color w:val="000000" w:themeColor="text1"/>
+          <w:sz w:val="24"/>
+          <w:szCs w:val="24"/>
+        </w:rPr>
+        <w:t xml:space="preserve">- Módulo de Gobernanza (EVM): </w:t>
+      </w:r>
+      <w:r>
+        <w:rPr>
+          <w:rFonts w:ascii="Arial" w:hAnsi="Arial" w:cs="Arial"/>
+          <w:color w:val="000000" w:themeColor="text1"/>
+          <w:sz w:val="24"/>
+          <w:szCs w:val="24"/>
+        </w:rPr>
+        <w:t>La gestión del presupuesto (70,000 Bs) se monitorea mensualmente mediante los índices de desempeño del valor ganado CPI (Costos) y SPI (Cronograma), buscando valores de CPI &gt;= 0.95 y SPI &gt;= 0.90 para detectar a tiempo desviaciones financieras y de plazos.</w:t>
+      </w:r>
+    </w:p>
+    <w:p>
+      <w:pPr>
+        <w:spacing w:after="120"/>
+      </w:pPr>
+      <w:r>
+        <w:t>.</w:t>
+      </w:r>
+    </w:p>
+    <w:p>
+      <w:pPr>
+        <w:spacing w:line="360" w:lineRule="auto"/>
         <w:jc w:val="both"/>
         <w:rPr>
           <w:rFonts w:ascii="Arial" w:hAnsi="Arial" w:cs="Arial"/>
@@ -16783,7 +19226,7 @@
   <w:abstractNum w:abstractNumId="12" w15:restartNumberingAfterBreak="0">
     <w:nsid w:val="19620A18"/>
     <w:multiLevelType w:val="multilevel"/>
-    <w:tmpl w:val="0C0A0025"/>
+    <w:tmpl w:val="7F24228C"/>
     <w:lvl w:ilvl="0">
       <w:start w:val="1"/>
       <w:numFmt w:val="decimal"/>
@@ -16793,6 +19236,9 @@
       <w:pPr>
         <w:ind w:left="432" w:hanging="432"/>
       </w:pPr>
+      <w:rPr>
+        <w:color w:val="000000" w:themeColor="text1"/>
+      </w:rPr>
     </w:lvl>
     <w:lvl w:ilvl="1">
       <w:start w:val="1"/>
